--- a/src/Layers/W1/BaseApp/Sales/Customer/StandardStatementBody.docx
+++ b/src/Layers/W1/BaseApp/Sales/Customer/StandardStatementBody.docx
@@ -1,25 +1,26 @@
 
 <file path=word/document.xml><?xml version="1.0" encoding="utf-8"?>
-<w:document xmlns:wpc="http://schemas.microsoft.com/office/word/2010/wordprocessingCanvas" xmlns:cx="http://schemas.microsoft.com/office/drawing/2014/chartex" xmlns:cx1="http://schemas.microsoft.com/office/drawing/2015/9/8/chartex" xmlns:cx2="http://schemas.microsoft.com/office/drawing/2015/10/21/chartex" xmlns:cx3="http://schemas.microsoft.com/office/drawing/2016/5/9/chartex" xmlns:cx4="http://schemas.microsoft.com/office/drawing/2016/5/10/chartex" xmlns:cx5="http://schemas.microsoft.com/office/drawing/2016/5/11/chartex" xmlns:cx6="http://schemas.microsoft.com/office/drawing/2016/5/12/chartex" xmlns:cx7="http://schemas.microsoft.com/office/drawing/2016/5/13/chartex" xmlns:cx8="http://schemas.microsoft.com/office/drawing/2016/5/14/chartex" xmlns:mc="http://schemas.openxmlformats.org/markup-compatibility/2006" xmlns:aink="http://schemas.microsoft.com/office/drawing/2016/ink" xmlns:am3d="http://schemas.microsoft.com/office/drawing/2017/model3d" xmlns:o="urn:schemas-microsoft-com:office:office" xmlns:oel="http://schemas.microsoft.com/office/2019/extlst" xmlns:r="http://schemas.openxmlformats.org/officeDocument/2006/relationships" xmlns:m="http://schemas.openxmlformats.org/officeDocument/2006/math" xmlns:v="urn:schemas-microsoft-com:vml" xmlns:wp14="http://schemas.microsoft.com/office/word/2010/wordprocessingDrawing" xmlns:wp="http://schemas.openxmlformats.org/drawingml/2006/wordprocessingDrawing" xmlns:w10="urn:schemas-microsoft-com:office:word" xmlns:w="http://schemas.openxmlformats.org/wordprocessingml/2006/main" xmlns:w14="http://schemas.microsoft.com/office/word/2010/wordml" xmlns:w15="http://schemas.microsoft.com/office/word/2012/wordml" xmlns:w16cex="http://schemas.microsoft.com/office/word/2018/wordml/cex" xmlns:w16cid="http://schemas.microsoft.com/office/word/2016/wordml/cid" xmlns:w16="http://schemas.microsoft.com/office/word/2018/wordml" xmlns:w16du="http://schemas.microsoft.com/office/word/2023/wordml/word16du" xmlns:w16sdtdh="http://schemas.microsoft.com/office/word/2020/wordml/sdtdatahash" xmlns:w16sdtfl="http://schemas.microsoft.com/office/word/2024/wordml/sdtformatlock" xmlns:w16se="http://schemas.microsoft.com/office/word/2015/wordml/symex" xmlns:wpg="http://schemas.microsoft.com/office/word/2010/wordprocessingGroup" xmlns:wpi="http://schemas.microsoft.com/office/word/2010/wordprocessingInk" xmlns:wne="http://schemas.microsoft.com/office/word/2006/wordml" xmlns:wps="http://schemas.microsoft.com/office/word/2010/wordprocessingShape" mc:Ignorable="w14 w15 w16se w16cid w16 w16cex w16sdtdh w16sdtfl w16du wp14">
+<w:document xmlns:wpc="http://schemas.microsoft.com/office/word/2010/wordprocessingCanvas" xmlns:cx="http://schemas.microsoft.com/office/drawing/2014/chartex" xmlns:cx1="http://schemas.microsoft.com/office/drawing/2015/9/8/chartex" xmlns:cx2="http://schemas.microsoft.com/office/drawing/2015/10/21/chartex" xmlns:cx3="http://schemas.microsoft.com/office/drawing/2016/5/9/chartex" xmlns:cx4="http://schemas.microsoft.com/office/drawing/2016/5/10/chartex" xmlns:cx5="http://schemas.microsoft.com/office/drawing/2016/5/11/chartex" xmlns:cx6="http://schemas.microsoft.com/office/drawing/2016/5/12/chartex" xmlns:cx7="http://schemas.microsoft.com/office/drawing/2016/5/13/chartex" xmlns:cx8="http://schemas.microsoft.com/office/drawing/2016/5/14/chartex" xmlns:mc="http://schemas.openxmlformats.org/markup-compatibility/2006" xmlns:aink="http://schemas.microsoft.com/office/drawing/2016/ink" xmlns:am3d="http://schemas.microsoft.com/office/drawing/2017/model3d" xmlns:o="urn:schemas-microsoft-com:office:office" xmlns:oel="http://schemas.microsoft.com/office/2019/extlst" xmlns:r="http://schemas.openxmlformats.org/officeDocument/2006/relationships" xmlns:m="http://schemas.openxmlformats.org/officeDocument/2006/math" xmlns:v="urn:schemas-microsoft-com:vml" xmlns:wp14="http://schemas.microsoft.com/office/word/2010/wordprocessingDrawing" xmlns:wp="http://schemas.openxmlformats.org/drawingml/2006/wordprocessingDrawing" xmlns:w10="urn:schemas-microsoft-com:office:word" xmlns:w="http://schemas.openxmlformats.org/wordprocessingml/2006/main" xmlns:w14="http://schemas.microsoft.com/office/word/2010/wordml" xmlns:w15="http://schemas.microsoft.com/office/word/2012/wordml" xmlns:w16cei="http://schemas.microsoft.com/office/word/2026/wordml/cei" xmlns:w16cex="http://schemas.microsoft.com/office/word/2018/wordml/cex" xmlns:w16cid="http://schemas.microsoft.com/office/word/2016/wordml/cid" xmlns:w16="http://schemas.microsoft.com/office/word/2018/wordml" xmlns:w16du="http://schemas.microsoft.com/office/word/2023/wordml/word16du" xmlns:w16sdtdh="http://schemas.microsoft.com/office/word/2020/wordml/sdtdatahash" xmlns:w16sdtfl="http://schemas.microsoft.com/office/word/2024/wordml/sdtformatlock" xmlns:w16se="http://schemas.microsoft.com/office/word/2015/wordml/symex" xmlns:wpg="http://schemas.microsoft.com/office/word/2010/wordprocessingGroup" xmlns:wpi="http://schemas.microsoft.com/office/word/2010/wordprocessingInk" xmlns:wne="http://schemas.microsoft.com/office/word/2006/wordml" xmlns:wps="http://schemas.microsoft.com/office/word/2010/wordprocessingShape" mc:Ignorable="w14 w15 w16se w16cid w16 w16cex w16sdtdh w16sdtfl w16du wp14">
   <w:body>
     <w:tbl>
       <w:tblPr>
-        <w:tblStyle w:val="TableGrid"/>
-        <w:tblW w:w="4995" w:type="pct"/>
+        <w:tblStyle w:val="BCBlockTable"/>
+        <w:tblW w:w="5000" w:type="pct"/>
         <w:tblBorders>
-          <w:top w:val="none" w:color="auto" w:sz="0" w:space="0"/>
-          <w:left w:val="none" w:color="auto" w:sz="0" w:space="0"/>
-          <w:bottom w:val="none" w:color="auto" w:sz="0" w:space="0"/>
-          <w:right w:val="none" w:color="auto" w:sz="0" w:space="0"/>
-          <w:insideH w:val="none" w:color="auto" w:sz="0" w:space="0"/>
-          <w:insideV w:val="none" w:color="auto" w:sz="0" w:space="0"/>
+          <w:top w:val="none" w:sz="0" w:space="0" w:color="auto"/>
+          <w:left w:val="none" w:sz="0" w:space="0" w:color="auto"/>
+          <w:bottom w:val="none" w:sz="0" w:space="0" w:color="auto"/>
+          <w:right w:val="none" w:sz="0" w:space="0" w:color="auto"/>
+          <w:insideH w:val="none" w:sz="0" w:space="0" w:color="auto"/>
+          <w:insideV w:val="none" w:sz="0" w:space="0" w:color="auto"/>
         </w:tblBorders>
         <w:tblCellMar>
           <w:left w:w="0" w:type="dxa"/>
           <w:right w:w="0" w:type="dxa"/>
         </w:tblCellMar>
-        <w:tblLook w:val="04A0" w:firstRow="1" w:lastRow="0" w:firstColumn="1" w:lastColumn="0" w:noHBand="0" w:noVBand="1"/>
+        <w:tblLook w:val="0620" w:firstRow="1" w:lastRow="0" w:firstColumn="0" w:lastColumn="0" w:noHBand="1" w:noVBand="1"/>
         <w:tblCaption w:val="Address Block"/>
+        <w:tblDescription w:val="Layout table. Used for positioning, not for tabular data."/>
       </w:tblPr>
       <w:tblGrid>
         <w:gridCol w:w="2621"/>
@@ -29,25 +30,19 @@
       <w:tr>
         <w:trPr>
           <w:cnfStyle w:val="100000000000" w:firstRow="1" w:lastRow="0" w:firstColumn="0" w:lastColumn="0" w:oddVBand="0" w:evenVBand="0" w:oddHBand="0" w:evenHBand="0" w:firstRowFirstColumn="0" w:firstRowLastColumn="0" w:lastRowFirstColumn="0" w:lastRowLastColumn="0"/>
+          <w:cantSplit/>
           <w:trHeight w:val="254"/>
         </w:trPr>
         <w:sdt>
           <w:sdtPr>
-            <w:rPr>
-              <w:rStyle w:val="Strong"/>
-              <w:rFonts w:ascii="Segoe UI Semibold" w:hAnsi="Segoe UI Semibold" w:cs="Segoe UI Semibold"/>
-              <w:b w:val="0"/>
-              <w:bCs w:val="0"/>
-              <w:sz w:val="22"/>
-              <w:szCs w:val="22"/>
-            </w:rPr>
+            <w:rPr/>
             <w:alias w:val="CustAddr1"/>
             <w:tag w:val="#BC:InsertDataItem,DataItems/Customer/Integer/CustAddr1"/>
             <w:id w:val="83577837"/>
             <w:placeholder>
               <w:docPart w:val="DefaultPlaceholder_-1854013440"/>
             </w:placeholder>
-            <w:dataBinding w:prefixMappings="xmlns:ns0='urn:microsoft-dynamics-nav/reports/Standard_Statement/1316/'" w:xpath="/ns0:NavWordReportXmlPart[1]/ns0:Customer[1]/ns0:Integer[1]/ns0:CustAddr1[1]" w:storeItemID="{00000000-0000-0000-0000-000000000000}"/>
+            <w:dataBinding w:prefixMappings="&lt;xmlns:ns0='urn:microsoft-dynamics-nav/reports/Standard_Statement/1316/' " w:xpath="/ns0:NavWordReportXmlPart[1]/ns0:Customer[1]/ns0:Integer[1]/ns0:CustAddr1[1]" w:storeItemID="{00000000-0000-0000-0000-000000000000}"/>
             <w15:color w:val="808080"/>
             <w:text/>
           </w:sdtPr>
@@ -58,26 +53,10 @@
               </w:tcPr>
               <w:p>
                 <w:pPr>
-                  <w:pStyle w:val="Heading2"/>
+                  <w:pStyle w:val="BCLabel"/>
                   <w:spacing w:before="0" w:after="0" w:line="276" w:lineRule="auto"/>
-                  <w:rPr>
-                    <w:rStyle w:val="Strong"/>
-                    <w:rFonts w:ascii="Segoe UI Semibold" w:hAnsi="Segoe UI Semibold" w:cs="Segoe UI Semibold"/>
-                    <w:b w:val="0"/>
-                    <w:bCs w:val="0"/>
-                    <w:sz w:val="22"/>
-                    <w:szCs w:val="22"/>
-                  </w:rPr>
                 </w:pPr>
                 <w:r>
-                  <w:rPr>
-                    <w:rStyle w:val="Strong"/>
-                    <w:rFonts w:ascii="Segoe UI Semibold" w:hAnsi="Segoe UI Semibold" w:cs="Segoe UI Semibold"/>
-                    <w:b w:val="0"/>
-                    <w:bCs w:val="0"/>
-                    <w:sz w:val="22"/>
-                    <w:szCs w:val="22"/>
-                  </w:rPr>
                   <w:t>CustAddr1</w:t>
                 </w:r>
               </w:p>
@@ -90,16 +69,8 @@
           </w:tcPr>
           <w:p>
             <w:pPr>
-              <w:pStyle w:val="Heading2"/>
+              <w:pStyle w:val="BCLabel"/>
               <w:spacing w:before="0" w:after="0" w:line="276" w:lineRule="auto"/>
-              <w:rPr>
-                <w:rStyle w:val="Strong"/>
-                <w:rFonts w:ascii="Segoe UI Semibold" w:hAnsi="Segoe UI Semibold" w:cs="Segoe UI Semibold"/>
-                <w:b w:val="0"/>
-                <w:bCs w:val="0"/>
-                <w:sz w:val="22"/>
-                <w:szCs w:val="22"/>
-              </w:rPr>
             </w:pPr>
           </w:p>
         </w:tc>
@@ -109,59 +80,28 @@
           </w:tcPr>
           <w:p>
             <w:pPr>
-              <w:pStyle w:val="Heading2"/>
+              <w:pStyle w:val="BCLabelNumber"/>
               <w:spacing w:before="0" w:after="0" w:line="276" w:lineRule="auto"/>
               <w:jc w:val="right"/>
-              <w:rPr>
-                <w:rStyle w:val="Strong"/>
-                <w:rFonts w:ascii="Segoe UI Semibold" w:hAnsi="Segoe UI Semibold" w:cs="Segoe UI Semibold"/>
-                <w:b w:val="0"/>
-                <w:bCs w:val="0"/>
-                <w:sz w:val="22"/>
-                <w:szCs w:val="22"/>
-              </w:rPr>
             </w:pPr>
             <w:r>
-              <w:rPr>
-                <w:rStyle w:val="Strong"/>
-                <w:rFonts w:ascii="Segoe UI Semibold" w:hAnsi="Segoe UI Semibold" w:cs="Segoe UI Semibold"/>
-                <w:b w:val="0"/>
-                <w:bCs w:val="0"/>
-                <w:sz w:val="22"/>
-                <w:szCs w:val="22"/>
-              </w:rPr>
               <w:tab/>
             </w:r>
             <w:sdt>
               <w:sdtPr>
-                <w:rPr>
-                  <w:rStyle w:val="Strong"/>
-                  <w:rFonts w:ascii="Segoe UI Semibold" w:hAnsi="Segoe UI Semibold" w:cs="Segoe UI Semibold"/>
-                  <w:b w:val="0"/>
-                  <w:bCs w:val="0"/>
-                  <w:sz w:val="22"/>
-                  <w:szCs w:val="22"/>
-                </w:rPr>
+                <w:rPr/>
                 <w:alias w:val="CompanyAddr1"/>
                 <w:tag w:val="#BC:InsertDataItem,DataItems/Customer/Integer/CompanyAddr1"/>
                 <w:id w:val="-1845630489"/>
                 <w:placeholder>
                   <w:docPart w:val="DefaultPlaceholder_-1854013440"/>
                 </w:placeholder>
-                <w:dataBinding w:prefixMappings="xmlns:ns0='urn:microsoft-dynamics-nav/reports/Standard_Statement/1316/'" w:xpath="/ns0:NavWordReportXmlPart[1]/ns0:Customer[1]/ns0:Integer[1]/ns0:CompanyAddr1[1]" w:storeItemID="{00000000-0000-0000-0000-000000000000}"/>
+                <w:dataBinding w:prefixMappings="&lt;xmlns:ns0='urn:microsoft-dynamics-nav/reports/Standard_Statement/1316/' " w:xpath="/ns0:NavWordReportXmlPart[1]/ns0:Customer[1]/ns0:Integer[1]/ns0:CompanyAddr1[1]" w:storeItemID="{00000000-0000-0000-0000-000000000000}"/>
                 <w15:color w:val="808080"/>
                 <w:text/>
               </w:sdtPr>
               <w:sdtContent>
                 <w:r>
-                  <w:rPr>
-                    <w:rStyle w:val="Strong"/>
-                    <w:rFonts w:ascii="Segoe UI Semibold" w:hAnsi="Segoe UI Semibold" w:cs="Segoe UI Semibold"/>
-                    <w:b w:val="0"/>
-                    <w:bCs w:val="0"/>
-                    <w:sz w:val="22"/>
-                    <w:szCs w:val="22"/>
-                  </w:rPr>
                   <w:t>CompanyAddr1</w:t>
                 </w:r>
               </w:sdtContent>
@@ -171,22 +111,19 @@
       </w:tr>
       <w:tr>
         <w:trPr>
+          <w:cantSplit/>
           <w:trHeight w:val="242"/>
         </w:trPr>
         <w:sdt>
           <w:sdtPr>
-            <w:rPr>
-              <w:rFonts w:cs="Segoe UI Semibold"/>
-              <w:sz w:val="22"/>
-              <w:szCs w:val="22"/>
-            </w:rPr>
+            <w:rPr/>
             <w:alias w:val="CustAddr2"/>
             <w:tag w:val="#BC:InsertDataItem,DataItems/Customer/Integer/CustAddr2"/>
             <w:id w:val="2081714954"/>
             <w:placeholder>
               <w:docPart w:val="DefaultPlaceholder_-1854013440"/>
             </w:placeholder>
-            <w:dataBinding w:prefixMappings="xmlns:ns0='urn:microsoft-dynamics-nav/reports/Standard_Statement/1316/'" w:xpath="/ns0:NavWordReportXmlPart[1]/ns0:Customer[1]/ns0:Integer[1]/ns0:CustAddr2[1]" w:storeItemID="{00000000-0000-0000-0000-000000000000}"/>
+            <w:dataBinding w:prefixMappings="&lt;xmlns:ns0='urn:microsoft-dynamics-nav/reports/Standard_Statement/1316/' " w:xpath="/ns0:NavWordReportXmlPart[1]/ns0:Customer[1]/ns0:Integer[1]/ns0:CustAddr2[1]" w:storeItemID="{00000000-0000-0000-0000-000000000000}"/>
             <w15:color w:val="808080"/>
             <w:text/>
           </w:sdtPr>
@@ -197,18 +134,9 @@
               </w:tcPr>
               <w:p>
                 <w:pPr>
-                  <w:rPr>
-                    <w:rFonts w:cs="Segoe UI Semibold" w:asciiTheme="minorHAnsi" w:hAnsiTheme="minorHAnsi"/>
-                    <w:sz w:val="22"/>
-                    <w:szCs w:val="22"/>
-                  </w:rPr>
+                  <w:pStyle w:val="NoSpacing"/>
                 </w:pPr>
                 <w:r>
-                  <w:rPr>
-                    <w:rFonts w:cs="Segoe UI Semibold" w:asciiTheme="minorHAnsi" w:hAnsiTheme="minorHAnsi"/>
-                    <w:sz w:val="22"/>
-                    <w:szCs w:val="22"/>
-                  </w:rPr>
                   <w:t>CustAddr2</w:t>
                 </w:r>
               </w:p>
@@ -221,28 +149,20 @@
           </w:tcPr>
           <w:p>
             <w:pPr>
-              <w:rPr>
-                <w:rFonts w:cs="Segoe UI Semibold" w:asciiTheme="minorHAnsi" w:hAnsiTheme="minorHAnsi"/>
-                <w:sz w:val="22"/>
-                <w:szCs w:val="22"/>
-              </w:rPr>
+              <w:pStyle w:val="NoSpacing"/>
             </w:pPr>
           </w:p>
         </w:tc>
         <w:sdt>
           <w:sdtPr>
-            <w:rPr>
-              <w:rFonts w:cs="Segoe UI Semibold"/>
-              <w:sz w:val="22"/>
-              <w:szCs w:val="22"/>
-            </w:rPr>
+            <w:rPr/>
             <w:alias w:val="CompanyAddr2"/>
             <w:tag w:val="#BC:InsertDataItem,DataItems/Customer/Integer/CompanyAddr2"/>
             <w:id w:val="1033242591"/>
             <w:placeholder>
               <w:docPart w:val="DefaultPlaceholder_-1854013440"/>
             </w:placeholder>
-            <w:dataBinding w:prefixMappings="xmlns:ns0='urn:microsoft-dynamics-nav/reports/Standard_Statement/1316/'" w:xpath="/ns0:NavWordReportXmlPart[1]/ns0:Customer[1]/ns0:Integer[1]/ns0:CompanyAddr2[1]" w:storeItemID="{00000000-0000-0000-0000-000000000000}"/>
+            <w:dataBinding w:prefixMappings="&lt;xmlns:ns0='urn:microsoft-dynamics-nav/reports/Standard_Statement/1316/' " w:xpath="/ns0:NavWordReportXmlPart[1]/ns0:Customer[1]/ns0:Integer[1]/ns0:CompanyAddr2[1]" w:storeItemID="{00000000-0000-0000-0000-000000000000}"/>
             <w15:color w:val="808080"/>
             <w:text/>
           </w:sdtPr>
@@ -253,19 +173,10 @@
               </w:tcPr>
               <w:p>
                 <w:pPr>
+                  <w:pStyle w:val="BCNumber"/>
                   <w:jc w:val="right"/>
-                  <w:rPr>
-                    <w:rFonts w:cs="Segoe UI Semibold" w:asciiTheme="minorHAnsi" w:hAnsiTheme="minorHAnsi"/>
-                    <w:sz w:val="22"/>
-                    <w:szCs w:val="22"/>
-                  </w:rPr>
                 </w:pPr>
                 <w:r>
-                  <w:rPr>
-                    <w:rFonts w:cs="Segoe UI Semibold" w:asciiTheme="minorHAnsi" w:hAnsiTheme="minorHAnsi"/>
-                    <w:sz w:val="22"/>
-                    <w:szCs w:val="22"/>
-                  </w:rPr>
                   <w:t>CompanyAddr2</w:t>
                 </w:r>
               </w:p>
@@ -275,22 +186,19 @@
       </w:tr>
       <w:tr>
         <w:trPr>
+          <w:cantSplit/>
           <w:trHeight w:val="242"/>
         </w:trPr>
         <w:sdt>
           <w:sdtPr>
-            <w:rPr>
-              <w:rFonts w:cs="Segoe UI Semibold"/>
-              <w:sz w:val="22"/>
-              <w:szCs w:val="22"/>
-            </w:rPr>
+            <w:rPr/>
             <w:alias w:val="CustAddr3"/>
             <w:tag w:val="#BC:InsertDataItem,DataItems/Customer/Integer/CustAddr3"/>
             <w:id w:val="-1019233878"/>
             <w:placeholder>
               <w:docPart w:val="DefaultPlaceholder_-1854013440"/>
             </w:placeholder>
-            <w:dataBinding w:prefixMappings="xmlns:ns0='urn:microsoft-dynamics-nav/reports/Standard_Statement/1316/'" w:xpath="/ns0:NavWordReportXmlPart[1]/ns0:Customer[1]/ns0:Integer[1]/ns0:CustAddr3[1]" w:storeItemID="{00000000-0000-0000-0000-000000000000}"/>
+            <w:dataBinding w:prefixMappings="&lt;xmlns:ns0='urn:microsoft-dynamics-nav/reports/Standard_Statement/1316/' " w:xpath="/ns0:NavWordReportXmlPart[1]/ns0:Customer[1]/ns0:Integer[1]/ns0:CustAddr3[1]" w:storeItemID="{00000000-0000-0000-0000-000000000000}"/>
             <w15:color w:val="808080"/>
             <w:text/>
           </w:sdtPr>
@@ -301,18 +209,9 @@
               </w:tcPr>
               <w:p>
                 <w:pPr>
-                  <w:rPr>
-                    <w:rFonts w:cs="Segoe UI Semibold" w:asciiTheme="minorHAnsi" w:hAnsiTheme="minorHAnsi"/>
-                    <w:sz w:val="22"/>
-                    <w:szCs w:val="22"/>
-                  </w:rPr>
+                  <w:pStyle w:val="NoSpacing"/>
                 </w:pPr>
                 <w:r>
-                  <w:rPr>
-                    <w:rFonts w:cs="Segoe UI Semibold" w:asciiTheme="minorHAnsi" w:hAnsiTheme="minorHAnsi"/>
-                    <w:sz w:val="22"/>
-                    <w:szCs w:val="22"/>
-                  </w:rPr>
                   <w:t>CustAddr3</w:t>
                 </w:r>
               </w:p>
@@ -325,28 +224,20 @@
           </w:tcPr>
           <w:p>
             <w:pPr>
-              <w:rPr>
-                <w:rFonts w:cs="Segoe UI Semibold" w:asciiTheme="minorHAnsi" w:hAnsiTheme="minorHAnsi"/>
-                <w:sz w:val="22"/>
-                <w:szCs w:val="22"/>
-              </w:rPr>
+              <w:pStyle w:val="NoSpacing"/>
             </w:pPr>
           </w:p>
         </w:tc>
         <w:sdt>
           <w:sdtPr>
-            <w:rPr>
-              <w:rFonts w:cs="Segoe UI Semibold"/>
-              <w:sz w:val="22"/>
-              <w:szCs w:val="22"/>
-            </w:rPr>
+            <w:rPr/>
             <w:alias w:val="CompanyAddr3"/>
             <w:tag w:val="#BC:InsertDataItem,DataItems/Customer/Integer/CompanyAddr3"/>
             <w:id w:val="-676041863"/>
             <w:placeholder>
               <w:docPart w:val="DefaultPlaceholder_-1854013440"/>
             </w:placeholder>
-            <w:dataBinding w:prefixMappings="xmlns:ns0='urn:microsoft-dynamics-nav/reports/Standard_Statement/1316/'" w:xpath="/ns0:NavWordReportXmlPart[1]/ns0:Customer[1]/ns0:Integer[1]/ns0:CompanyAddr3[1]" w:storeItemID="{00000000-0000-0000-0000-000000000000}"/>
+            <w:dataBinding w:prefixMappings="&lt;xmlns:ns0='urn:microsoft-dynamics-nav/reports/Standard_Statement/1316/' " w:xpath="/ns0:NavWordReportXmlPart[1]/ns0:Customer[1]/ns0:Integer[1]/ns0:CompanyAddr3[1]" w:storeItemID="{00000000-0000-0000-0000-000000000000}"/>
             <w15:color w:val="808080"/>
             <w:text/>
           </w:sdtPr>
@@ -357,19 +248,10 @@
               </w:tcPr>
               <w:p>
                 <w:pPr>
+                  <w:pStyle w:val="BCNumber"/>
                   <w:jc w:val="right"/>
-                  <w:rPr>
-                    <w:rFonts w:cs="Segoe UI Semibold" w:asciiTheme="minorHAnsi" w:hAnsiTheme="minorHAnsi"/>
-                    <w:sz w:val="22"/>
-                    <w:szCs w:val="22"/>
-                  </w:rPr>
                 </w:pPr>
                 <w:r>
-                  <w:rPr>
-                    <w:rFonts w:cs="Segoe UI Semibold" w:asciiTheme="minorHAnsi" w:hAnsiTheme="minorHAnsi"/>
-                    <w:sz w:val="22"/>
-                    <w:szCs w:val="22"/>
-                  </w:rPr>
                   <w:t>CompanyAddr3</w:t>
                 </w:r>
               </w:p>
@@ -379,22 +261,19 @@
       </w:tr>
       <w:tr>
         <w:trPr>
+          <w:cantSplit/>
           <w:trHeight w:val="242"/>
         </w:trPr>
         <w:sdt>
           <w:sdtPr>
-            <w:rPr>
-              <w:rFonts w:cs="Segoe UI Semibold"/>
-              <w:sz w:val="22"/>
-              <w:szCs w:val="22"/>
-            </w:rPr>
+            <w:rPr/>
             <w:alias w:val="CustAddr4"/>
             <w:tag w:val="#BC:InsertDataItem,DataItems/Customer/Integer/CustAddr4"/>
             <w:id w:val="930164719"/>
             <w:placeholder>
               <w:docPart w:val="DefaultPlaceholder_-1854013440"/>
             </w:placeholder>
-            <w:dataBinding w:prefixMappings="xmlns:ns0='urn:microsoft-dynamics-nav/reports/Standard_Statement/1316/'" w:xpath="/ns0:NavWordReportXmlPart[1]/ns0:Customer[1]/ns0:Integer[1]/ns0:CustAddr4[1]" w:storeItemID="{00000000-0000-0000-0000-000000000000}"/>
+            <w:dataBinding w:prefixMappings="&lt;xmlns:ns0='urn:microsoft-dynamics-nav/reports/Standard_Statement/1316/' " w:xpath="/ns0:NavWordReportXmlPart[1]/ns0:Customer[1]/ns0:Integer[1]/ns0:CustAddr4[1]" w:storeItemID="{00000000-0000-0000-0000-000000000000}"/>
             <w15:color w:val="808080"/>
             <w:text/>
           </w:sdtPr>
@@ -405,18 +284,9 @@
               </w:tcPr>
               <w:p>
                 <w:pPr>
-                  <w:rPr>
-                    <w:rFonts w:cs="Segoe UI Semibold" w:asciiTheme="minorHAnsi" w:hAnsiTheme="minorHAnsi"/>
-                    <w:sz w:val="22"/>
-                    <w:szCs w:val="22"/>
-                  </w:rPr>
+                  <w:pStyle w:val="NoSpacing"/>
                 </w:pPr>
                 <w:r>
-                  <w:rPr>
-                    <w:rFonts w:cs="Segoe UI Semibold" w:asciiTheme="minorHAnsi" w:hAnsiTheme="minorHAnsi"/>
-                    <w:sz w:val="22"/>
-                    <w:szCs w:val="22"/>
-                  </w:rPr>
                   <w:t>CustAddr4</w:t>
                 </w:r>
               </w:p>
@@ -429,28 +299,20 @@
           </w:tcPr>
           <w:p>
             <w:pPr>
-              <w:rPr>
-                <w:rFonts w:cs="Segoe UI Semibold" w:asciiTheme="minorHAnsi" w:hAnsiTheme="minorHAnsi"/>
-                <w:sz w:val="22"/>
-                <w:szCs w:val="22"/>
-              </w:rPr>
+              <w:pStyle w:val="NoSpacing"/>
             </w:pPr>
           </w:p>
         </w:tc>
         <w:sdt>
           <w:sdtPr>
-            <w:rPr>
-              <w:rFonts w:cs="Segoe UI Semibold"/>
-              <w:sz w:val="22"/>
-              <w:szCs w:val="22"/>
-            </w:rPr>
+            <w:rPr/>
             <w:alias w:val="CompanyAddr4"/>
             <w:tag w:val="#BC:InsertDataItem,DataItems/Customer/Integer/CompanyAddr4"/>
             <w:id w:val="-1308619520"/>
             <w:placeholder>
               <w:docPart w:val="DefaultPlaceholder_-1854013440"/>
             </w:placeholder>
-            <w:dataBinding w:prefixMappings="xmlns:ns0='urn:microsoft-dynamics-nav/reports/Standard_Statement/1316/'" w:xpath="/ns0:NavWordReportXmlPart[1]/ns0:Customer[1]/ns0:Integer[1]/ns0:CompanyAddr4[1]" w:storeItemID="{00000000-0000-0000-0000-000000000000}"/>
+            <w:dataBinding w:prefixMappings="&lt;xmlns:ns0='urn:microsoft-dynamics-nav/reports/Standard_Statement/1316/' " w:xpath="/ns0:NavWordReportXmlPart[1]/ns0:Customer[1]/ns0:Integer[1]/ns0:CompanyAddr4[1]" w:storeItemID="{00000000-0000-0000-0000-000000000000}"/>
             <w15:color w:val="808080"/>
             <w:text/>
           </w:sdtPr>
@@ -461,19 +323,10 @@
               </w:tcPr>
               <w:p>
                 <w:pPr>
+                  <w:pStyle w:val="BCNumber"/>
                   <w:jc w:val="right"/>
-                  <w:rPr>
-                    <w:rFonts w:cs="Segoe UI Semibold" w:asciiTheme="minorHAnsi" w:hAnsiTheme="minorHAnsi"/>
-                    <w:sz w:val="22"/>
-                    <w:szCs w:val="22"/>
-                  </w:rPr>
                 </w:pPr>
                 <w:r>
-                  <w:rPr>
-                    <w:rFonts w:cs="Segoe UI Semibold" w:asciiTheme="minorHAnsi" w:hAnsiTheme="minorHAnsi"/>
-                    <w:sz w:val="22"/>
-                    <w:szCs w:val="22"/>
-                  </w:rPr>
                   <w:t>CompanyAddr4</w:t>
                 </w:r>
               </w:p>
@@ -483,22 +336,19 @@
       </w:tr>
       <w:tr>
         <w:trPr>
+          <w:cantSplit/>
           <w:trHeight w:val="242"/>
         </w:trPr>
         <w:sdt>
           <w:sdtPr>
-            <w:rPr>
-              <w:rFonts w:cs="Segoe UI Semibold"/>
-              <w:sz w:val="22"/>
-              <w:szCs w:val="22"/>
-            </w:rPr>
+            <w:rPr/>
             <w:alias w:val="CustAddr5"/>
             <w:tag w:val="#BC:InsertDataItem,DataItems/Customer/Integer/CustAddr5"/>
             <w:id w:val="-329989747"/>
             <w:placeholder>
               <w:docPart w:val="DefaultPlaceholder_-1854013440"/>
             </w:placeholder>
-            <w:dataBinding w:prefixMappings="xmlns:ns0='urn:microsoft-dynamics-nav/reports/Standard_Statement/1316/'" w:xpath="/ns0:NavWordReportXmlPart[1]/ns0:Customer[1]/ns0:Integer[1]/ns0:CustAddr5[1]" w:storeItemID="{00000000-0000-0000-0000-000000000000}"/>
+            <w:dataBinding w:prefixMappings="&lt;xmlns:ns0='urn:microsoft-dynamics-nav/reports/Standard_Statement/1316/' " w:xpath="/ns0:NavWordReportXmlPart[1]/ns0:Customer[1]/ns0:Integer[1]/ns0:CustAddr5[1]" w:storeItemID="{00000000-0000-0000-0000-000000000000}"/>
             <w15:color w:val="808080"/>
             <w:text/>
           </w:sdtPr>
@@ -509,18 +359,9 @@
               </w:tcPr>
               <w:p>
                 <w:pPr>
-                  <w:rPr>
-                    <w:rFonts w:cs="Segoe UI Semibold" w:asciiTheme="minorHAnsi" w:hAnsiTheme="minorHAnsi"/>
-                    <w:sz w:val="22"/>
-                    <w:szCs w:val="22"/>
-                  </w:rPr>
+                  <w:pStyle w:val="NoSpacing"/>
                 </w:pPr>
                 <w:r>
-                  <w:rPr>
-                    <w:rFonts w:cs="Segoe UI Semibold" w:asciiTheme="minorHAnsi" w:hAnsiTheme="minorHAnsi"/>
-                    <w:sz w:val="22"/>
-                    <w:szCs w:val="22"/>
-                  </w:rPr>
                   <w:t>CustAddr5</w:t>
                 </w:r>
               </w:p>
@@ -533,28 +374,20 @@
           </w:tcPr>
           <w:p>
             <w:pPr>
-              <w:rPr>
-                <w:rFonts w:cs="Segoe UI Semibold" w:asciiTheme="minorHAnsi" w:hAnsiTheme="minorHAnsi"/>
-                <w:sz w:val="22"/>
-                <w:szCs w:val="22"/>
-              </w:rPr>
+              <w:pStyle w:val="NoSpacing"/>
             </w:pPr>
           </w:p>
         </w:tc>
         <w:sdt>
           <w:sdtPr>
-            <w:rPr>
-              <w:rFonts w:cs="Segoe UI Semibold"/>
-              <w:sz w:val="22"/>
-              <w:szCs w:val="22"/>
-            </w:rPr>
+            <w:rPr/>
             <w:alias w:val="CompanyAddr5"/>
             <w:tag w:val="#BC:InsertDataItem,DataItems/Customer/Integer/CompanyAddr5"/>
             <w:id w:val="-939601292"/>
             <w:placeholder>
               <w:docPart w:val="DefaultPlaceholder_-1854013440"/>
             </w:placeholder>
-            <w:dataBinding w:prefixMappings="xmlns:ns0='urn:microsoft-dynamics-nav/reports/Standard_Statement/1316/'" w:xpath="/ns0:NavWordReportXmlPart[1]/ns0:Customer[1]/ns0:Integer[1]/ns0:CompanyAddr5[1]" w:storeItemID="{00000000-0000-0000-0000-000000000000}"/>
+            <w:dataBinding w:prefixMappings="&lt;xmlns:ns0='urn:microsoft-dynamics-nav/reports/Standard_Statement/1316/' " w:xpath="/ns0:NavWordReportXmlPart[1]/ns0:Customer[1]/ns0:Integer[1]/ns0:CompanyAddr5[1]" w:storeItemID="{00000000-0000-0000-0000-000000000000}"/>
             <w15:color w:val="808080"/>
             <w:text/>
           </w:sdtPr>
@@ -565,19 +398,10 @@
               </w:tcPr>
               <w:p>
                 <w:pPr>
+                  <w:pStyle w:val="BCNumber"/>
                   <w:jc w:val="right"/>
-                  <w:rPr>
-                    <w:rFonts w:cs="Segoe UI Semibold" w:asciiTheme="minorHAnsi" w:hAnsiTheme="minorHAnsi"/>
-                    <w:sz w:val="22"/>
-                    <w:szCs w:val="22"/>
-                  </w:rPr>
                 </w:pPr>
                 <w:r>
-                  <w:rPr>
-                    <w:rFonts w:cs="Segoe UI Semibold" w:asciiTheme="minorHAnsi" w:hAnsiTheme="minorHAnsi"/>
-                    <w:sz w:val="22"/>
-                    <w:szCs w:val="22"/>
-                  </w:rPr>
                   <w:t>CompanyAddr5</w:t>
                 </w:r>
               </w:p>
@@ -587,82 +411,65 @@
       </w:tr>
     </w:tbl>
     <w:p>
-      <w:pPr>
-        <w:rPr>
-          <w:sz w:val="22"/>
-          <w:szCs w:val="22"/>
-        </w:rPr>
-      </w:pPr>
+      <w:pPr/>
     </w:p>
     <w:tbl>
       <w:tblPr>
-        <w:tblStyle w:val="TableGrid"/>
-        <w:tblW w:w="10498" w:type="dxa"/>
+        <w:tblStyle w:val="BCBlockTable"/>
+        <w:tblW w:w="5000" w:type="pct"/>
         <w:tblBorders>
-          <w:top w:val="none" w:color="auto" w:sz="0" w:space="0"/>
-          <w:left w:val="none" w:color="auto" w:sz="0" w:space="0"/>
-          <w:bottom w:val="none" w:color="auto" w:sz="0" w:space="0"/>
-          <w:right w:val="none" w:color="auto" w:sz="0" w:space="0"/>
-          <w:insideH w:val="none" w:color="auto" w:sz="0" w:space="0"/>
-          <w:insideV w:val="none" w:color="auto" w:sz="0" w:space="0"/>
+          <w:top w:val="none" w:sz="0" w:space="0" w:color="auto"/>
+          <w:left w:val="none" w:sz="0" w:space="0" w:color="auto"/>
+          <w:bottom w:val="none" w:sz="0" w:space="0" w:color="auto"/>
+          <w:right w:val="none" w:sz="0" w:space="0" w:color="auto"/>
+          <w:insideH w:val="none" w:sz="0" w:space="0" w:color="auto"/>
+          <w:insideV w:val="none" w:sz="0" w:space="0" w:color="auto"/>
         </w:tblBorders>
-        <w:tblLayout w:type="fixed"/>
         <w:tblCellMar>
           <w:left w:w="0" w:type="dxa"/>
           <w:right w:w="0" w:type="dxa"/>
         </w:tblCellMar>
-        <w:tblLook w:val="04A0" w:firstRow="1" w:lastRow="0" w:firstColumn="1" w:lastColumn="0" w:noHBand="0" w:noVBand="1"/>
+        <w:tblLook w:val="0620" w:firstRow="1" w:lastRow="0" w:firstColumn="0" w:lastColumn="0" w:noHBand="1" w:noVBand="1"/>
+        <w:tblCaption w:val="Table 2"/>
+        <w:tblDescription w:val="Layout table. Used for positioning, not for tabular data."/>
       </w:tblPr>
       <w:tblGrid>
         <w:gridCol w:w="2624"/>
-        <w:gridCol w:w="2625"/>
         <w:gridCol w:w="2624"/>
-        <w:gridCol w:w="2625"/>
+        <w:gridCol w:w="2624"/>
+        <w:gridCol w:w="2624"/>
       </w:tblGrid>
       <w:tr>
         <w:trPr>
           <w:cnfStyle w:val="100000000000" w:firstRow="1" w:lastRow="0" w:firstColumn="0" w:lastColumn="0" w:oddVBand="0" w:evenVBand="0" w:oddHBand="0" w:evenHBand="0" w:firstRowFirstColumn="0" w:firstRowLastColumn="0" w:lastRowFirstColumn="0" w:lastRowLastColumn="0"/>
+          <w:cantSplit/>
           <w:trHeight w:val="254"/>
         </w:trPr>
         <w:sdt>
           <w:sdtPr>
-            <w:rPr>
-              <w:rFonts w:ascii="Segoe UI Semibold" w:hAnsi="Segoe UI Semibold" w:cs="Segoe UI Semibold"/>
-              <w:sz w:val="22"/>
-              <w:szCs w:val="22"/>
-            </w:rPr>
+            <w:rPr/>
             <w:alias w:val="DocDateCaption"/>
             <w:tag w:val="#BC:InsertDataItem,DataItems/Customer/Integer/DocDateCaption"/>
             <w:id w:val="1320771894"/>
             <w:placeholder>
               <w:docPart w:val="DefaultPlaceholder_-1854013440"/>
             </w:placeholder>
-            <w:dataBinding w:prefixMappings="xmlns:ns0='urn:microsoft-dynamics-nav/reports/Standard_Statement/1316/'" w:xpath="/ns0:NavWordReportXmlPart[1]/ns0:Customer[1]/ns0:Integer[1]/ns0:DocDateCaption[1]" w:storeItemID="{00000000-0000-0000-0000-000000000000}"/>
+            <w:dataBinding w:prefixMappings="&lt;xmlns:ns0='urn:microsoft-dynamics-nav/reports/Standard_Statement/1316/' " w:xpath="/ns0:NavWordReportXmlPart[1]/ns0:Customer[1]/ns0:Integer[1]/ns0:DocDateCaption[1]" w:storeItemID="{00000000-0000-0000-0000-000000000000}"/>
             <w15:color w:val="808080"/>
             <w:text/>
           </w:sdtPr>
           <w:sdtContent>
             <w:tc>
               <w:tcPr>
-                <w:tcW w:w="2624" w:type="dxa"/>
+                <w:tcW w:w="1250" w:type="pct"/>
               </w:tcPr>
               <w:p>
                 <w:pPr>
-                  <w:pStyle w:val="Heading2"/>
+                  <w:pStyle w:val="BCLabel"/>
                   <w:spacing w:before="0" w:after="0" w:line="276" w:lineRule="auto"/>
-                  <w:rPr>
-                    <w:rFonts w:ascii="Segoe UI Semibold" w:hAnsi="Segoe UI Semibold" w:cs="Segoe UI Semibold"/>
-                    <w:sz w:val="22"/>
-                    <w:szCs w:val="22"/>
-                  </w:rPr>
                 </w:pPr>
                 <w:proofErr w:type="spellStart"/>
                 <w:r>
-                  <w:rPr>
-                    <w:rFonts w:ascii="Segoe UI Semibold" w:hAnsi="Segoe UI Semibold" w:cs="Segoe UI Semibold"/>
-                    <w:sz w:val="22"/>
-                    <w:szCs w:val="22"/>
-                  </w:rPr>
                   <w:t>DocDateCaption</w:t>
                 </w:r>
                 <w:proofErr w:type="spellEnd"/>
@@ -672,43 +479,29 @@
         </w:sdt>
         <w:sdt>
           <w:sdtPr>
-            <w:rPr>
-              <w:rFonts w:ascii="Segoe UI Semibold" w:hAnsi="Segoe UI Semibold" w:cs="Segoe UI Semibold"/>
-              <w:sz w:val="22"/>
-              <w:szCs w:val="22"/>
-            </w:rPr>
+            <w:rPr/>
             <w:alias w:val="StatementCaption"/>
             <w:tag w:val="#BC:InsertDataItem,DataItems/Customer/Integer/StatementCaption"/>
             <w:id w:val="-301934491"/>
             <w:placeholder>
               <w:docPart w:val="DefaultPlaceholder_-1854013440"/>
             </w:placeholder>
-            <w:dataBinding w:prefixMappings="xmlns:ns0='urn:microsoft-dynamics-nav/reports/Standard_Statement/1316/'" w:xpath="/ns0:NavWordReportXmlPart[1]/ns0:Customer[1]/ns0:Integer[1]/ns0:StatementCaption[1]" w:storeItemID="{00000000-0000-0000-0000-000000000000}"/>
+            <w:dataBinding w:prefixMappings="&lt;xmlns:ns0='urn:microsoft-dynamics-nav/reports/Standard_Statement/1316/' " w:xpath="/ns0:NavWordReportXmlPart[1]/ns0:Customer[1]/ns0:Integer[1]/ns0:StatementCaption[1]" w:storeItemID="{00000000-0000-0000-0000-000000000000}"/>
             <w15:color w:val="808080"/>
             <w:text/>
           </w:sdtPr>
           <w:sdtContent>
             <w:tc>
               <w:tcPr>
-                <w:tcW w:w="2625" w:type="dxa"/>
+                <w:tcW w:w="1250" w:type="pct"/>
               </w:tcPr>
               <w:p>
                 <w:pPr>
-                  <w:pStyle w:val="Heading2"/>
+                  <w:pStyle w:val="BCLabel"/>
                   <w:spacing w:before="0" w:after="0" w:line="276" w:lineRule="auto"/>
-                  <w:rPr>
-                    <w:rFonts w:ascii="Segoe UI Semibold" w:hAnsi="Segoe UI Semibold" w:cs="Segoe UI Semibold"/>
-                    <w:sz w:val="22"/>
-                    <w:szCs w:val="22"/>
-                  </w:rPr>
                 </w:pPr>
                 <w:proofErr w:type="spellStart"/>
                 <w:r>
-                  <w:rPr>
-                    <w:rFonts w:ascii="Segoe UI Semibold" w:hAnsi="Segoe UI Semibold" w:cs="Segoe UI Semibold"/>
-                    <w:sz w:val="22"/>
-                    <w:szCs w:val="22"/>
-                  </w:rPr>
                   <w:t>StatementCaption</w:t>
                 </w:r>
                 <w:proofErr w:type="spellEnd"/>
@@ -718,43 +511,29 @@
         </w:sdt>
         <w:sdt>
           <w:sdtPr>
-            <w:rPr>
-              <w:rFonts w:ascii="Segoe UI Semibold" w:hAnsi="Segoe UI Semibold" w:cs="Segoe UI Semibold"/>
-              <w:sz w:val="22"/>
-              <w:szCs w:val="22"/>
-            </w:rPr>
+            <w:rPr/>
             <w:alias w:val="StartDateCaption"/>
             <w:tag w:val="#BC:InsertDataItem,DataItems/Customer/Integer/StartDateCaption"/>
             <w:id w:val="930320317"/>
             <w:placeholder>
               <w:docPart w:val="DefaultPlaceholder_-1854013440"/>
             </w:placeholder>
-            <w:dataBinding w:prefixMappings="xmlns:ns0='urn:microsoft-dynamics-nav/reports/Standard_Statement/1316/'" w:xpath="/ns0:NavWordReportXmlPart[1]/ns0:Customer[1]/ns0:Integer[1]/ns0:StartDateCaption[1]" w:storeItemID="{00000000-0000-0000-0000-000000000000}"/>
+            <w:dataBinding w:prefixMappings="&lt;xmlns:ns0='urn:microsoft-dynamics-nav/reports/Standard_Statement/1316/' " w:xpath="/ns0:NavWordReportXmlPart[1]/ns0:Customer[1]/ns0:Integer[1]/ns0:StartDateCaption[1]" w:storeItemID="{00000000-0000-0000-0000-000000000000}"/>
             <w15:color w:val="808080"/>
             <w:text/>
           </w:sdtPr>
           <w:sdtContent>
             <w:tc>
               <w:tcPr>
-                <w:tcW w:w="2624" w:type="dxa"/>
+                <w:tcW w:w="1250" w:type="pct"/>
               </w:tcPr>
               <w:p>
                 <w:pPr>
-                  <w:pStyle w:val="Heading2"/>
+                  <w:pStyle w:val="BCLabel"/>
                   <w:spacing w:before="0" w:after="0" w:line="276" w:lineRule="auto"/>
-                  <w:rPr>
-                    <w:rFonts w:ascii="Segoe UI Semibold" w:hAnsi="Segoe UI Semibold" w:cs="Segoe UI Semibold"/>
-                    <w:sz w:val="22"/>
-                    <w:szCs w:val="22"/>
-                  </w:rPr>
                 </w:pPr>
                 <w:proofErr w:type="spellStart"/>
                 <w:r>
-                  <w:rPr>
-                    <w:rFonts w:ascii="Segoe UI Semibold" w:hAnsi="Segoe UI Semibold" w:cs="Segoe UI Semibold"/>
-                    <w:sz w:val="22"/>
-                    <w:szCs w:val="22"/>
-                  </w:rPr>
                   <w:t>StartDateCaption</w:t>
                 </w:r>
                 <w:proofErr w:type="spellEnd"/>
@@ -764,43 +543,29 @@
         </w:sdt>
         <w:sdt>
           <w:sdtPr>
-            <w:rPr>
-              <w:rFonts w:ascii="Segoe UI Semibold" w:hAnsi="Segoe UI Semibold" w:cs="Segoe UI Semibold"/>
-              <w:sz w:val="22"/>
-              <w:szCs w:val="22"/>
-            </w:rPr>
+            <w:rPr/>
             <w:alias w:val="EndDateCaption"/>
             <w:tag w:val="#BC:InsertDataItem,DataItems/Customer/Integer/EndDateCaption"/>
             <w:id w:val="-650991091"/>
             <w:placeholder>
               <w:docPart w:val="DefaultPlaceholder_-1854013440"/>
             </w:placeholder>
-            <w:dataBinding w:prefixMappings="xmlns:ns0='urn:microsoft-dynamics-nav/reports/Standard_Statement/1316/'" w:xpath="/ns0:NavWordReportXmlPart[1]/ns0:Customer[1]/ns0:Integer[1]/ns0:EndDateCaption[1]" w:storeItemID="{00000000-0000-0000-0000-000000000000}"/>
+            <w:dataBinding w:prefixMappings="&lt;xmlns:ns0='urn:microsoft-dynamics-nav/reports/Standard_Statement/1316/' " w:xpath="/ns0:NavWordReportXmlPart[1]/ns0:Customer[1]/ns0:Integer[1]/ns0:EndDateCaption[1]" w:storeItemID="{00000000-0000-0000-0000-000000000000}"/>
             <w15:color w:val="808080"/>
             <w:text/>
           </w:sdtPr>
           <w:sdtContent>
             <w:tc>
               <w:tcPr>
-                <w:tcW w:w="2625" w:type="dxa"/>
+                <w:tcW w:w="1250" w:type="pct"/>
               </w:tcPr>
               <w:p>
                 <w:pPr>
-                  <w:pStyle w:val="Heading2"/>
+                  <w:pStyle w:val="BCLabel"/>
                   <w:spacing w:before="0" w:after="0" w:line="276" w:lineRule="auto"/>
-                  <w:rPr>
-                    <w:rFonts w:ascii="Segoe UI Semibold" w:hAnsi="Segoe UI Semibold" w:cs="Segoe UI Semibold"/>
-                    <w:sz w:val="22"/>
-                    <w:szCs w:val="22"/>
-                  </w:rPr>
                 </w:pPr>
                 <w:proofErr w:type="spellStart"/>
                 <w:r>
-                  <w:rPr>
-                    <w:rFonts w:ascii="Segoe UI Semibold" w:hAnsi="Segoe UI Semibold" w:cs="Segoe UI Semibold"/>
-                    <w:sz w:val="22"/>
-                    <w:szCs w:val="22"/>
-                  </w:rPr>
                   <w:t>EndDateCaption</w:t>
                 </w:r>
                 <w:proofErr w:type="spellEnd"/>
@@ -811,48 +576,33 @@
       </w:tr>
       <w:tr>
         <w:trPr>
+          <w:cantSplit/>
           <w:trHeight w:val="242"/>
         </w:trPr>
         <w:sdt>
           <w:sdtPr>
-            <w:rPr>
-              <w:rFonts w:cs="Segoe UI"/>
-              <w:color w:val="242424"/>
-              <w:sz w:val="22"/>
-              <w:szCs w:val="22"/>
-            </w:rPr>
+            <w:rPr/>
             <w:alias w:val="TodayFormatted"/>
             <w:tag w:val="#BC:InsertDataItem,DataItems/Customer/Integer/TodayFormatted"/>
             <w:id w:val="-1277555790"/>
             <w:placeholder>
               <w:docPart w:val="DefaultPlaceholder_-1854013440"/>
             </w:placeholder>
-            <w:dataBinding w:prefixMappings="xmlns:ns0='urn:microsoft-dynamics-nav/reports/Standard_Statement/1316/'" w:xpath="/ns0:NavWordReportXmlPart[1]/ns0:Customer[1]/ns0:Integer[1]/ns0:TodayFormatted[1]" w:storeItemID="{00000000-0000-0000-0000-000000000000}"/>
+            <w:dataBinding w:prefixMappings="&lt;xmlns:ns0='urn:microsoft-dynamics-nav/reports/Standard_Statement/1316/' " w:xpath="/ns0:NavWordReportXmlPart[1]/ns0:Customer[1]/ns0:Integer[1]/ns0:TodayFormatted[1]" w:storeItemID="{00000000-0000-0000-0000-000000000000}"/>
             <w15:color w:val="808080"/>
             <w:text/>
           </w:sdtPr>
           <w:sdtContent>
             <w:tc>
               <w:tcPr>
-                <w:tcW w:w="2624" w:type="dxa"/>
+                <w:tcW w:w="1250" w:type="pct"/>
               </w:tcPr>
               <w:p>
                 <w:pPr>
-                  <w:rPr>
-                    <w:rFonts w:cs="Segoe UI" w:asciiTheme="minorHAnsi" w:hAnsiTheme="minorHAnsi"/>
-                    <w:color w:val="242424"/>
-                    <w:sz w:val="22"/>
-                    <w:szCs w:val="22"/>
-                  </w:rPr>
+                  <w:pStyle w:val="NoSpacing"/>
                 </w:pPr>
                 <w:proofErr w:type="spellStart"/>
                 <w:r>
-                  <w:rPr>
-                    <w:rFonts w:cs="Segoe UI" w:asciiTheme="minorHAnsi" w:hAnsiTheme="minorHAnsi"/>
-                    <w:color w:val="242424"/>
-                    <w:sz w:val="22"/>
-                    <w:szCs w:val="22"/>
-                  </w:rPr>
                   <w:t>TodayFormatted</w:t>
                 </w:r>
                 <w:proofErr w:type="spellEnd"/>
@@ -862,44 +612,28 @@
         </w:sdt>
         <w:sdt>
           <w:sdtPr>
-            <w:rPr>
-              <w:rFonts w:cs="Segoe UI"/>
-              <w:color w:val="242424"/>
-              <w:sz w:val="22"/>
-              <w:szCs w:val="22"/>
-            </w:rPr>
+            <w:rPr/>
             <w:alias w:val="LastStatmntNo_Cust"/>
             <w:tag w:val="#BC:InsertDataItem,DataItems/Customer/Integer/LastStatmntNo_Cust"/>
             <w:id w:val="-459568493"/>
             <w:placeholder>
               <w:docPart w:val="DefaultPlaceholder_-1854013440"/>
             </w:placeholder>
-            <w:dataBinding w:prefixMappings="xmlns:ns0='urn:microsoft-dynamics-nav/reports/Standard_Statement/1316/'" w:xpath="/ns0:NavWordReportXmlPart[1]/ns0:Customer[1]/ns0:Integer[1]/ns0:LastStatmntNo_Cust[1]" w:storeItemID="{00000000-0000-0000-0000-000000000000}"/>
+            <w:dataBinding w:prefixMappings="&lt;xmlns:ns0='urn:microsoft-dynamics-nav/reports/Standard_Statement/1316/' " w:xpath="/ns0:NavWordReportXmlPart[1]/ns0:Customer[1]/ns0:Integer[1]/ns0:LastStatmntNo_Cust[1]" w:storeItemID="{00000000-0000-0000-0000-000000000000}"/>
             <w15:color w:val="808080"/>
             <w:text/>
           </w:sdtPr>
           <w:sdtContent>
             <w:tc>
               <w:tcPr>
-                <w:tcW w:w="2625" w:type="dxa"/>
+                <w:tcW w:w="1250" w:type="pct"/>
               </w:tcPr>
               <w:p>
                 <w:pPr>
-                  <w:rPr>
-                    <w:rFonts w:cs="Segoe UI" w:asciiTheme="minorHAnsi" w:hAnsiTheme="minorHAnsi"/>
-                    <w:color w:val="242424"/>
-                    <w:sz w:val="22"/>
-                    <w:szCs w:val="22"/>
-                  </w:rPr>
+                  <w:pStyle w:val="NoSpacing"/>
                 </w:pPr>
                 <w:proofErr w:type="spellStart"/>
                 <w:r>
-                  <w:rPr>
-                    <w:rFonts w:cs="Segoe UI" w:asciiTheme="minorHAnsi" w:hAnsiTheme="minorHAnsi"/>
-                    <w:color w:val="242424"/>
-                    <w:sz w:val="22"/>
-                    <w:szCs w:val="22"/>
-                  </w:rPr>
                   <w:t>LastStatmntNo_Cust</w:t>
                 </w:r>
                 <w:proofErr w:type="spellEnd"/>
@@ -909,43 +643,27 @@
         </w:sdt>
         <w:sdt>
           <w:sdtPr>
-            <w:rPr>
-              <w:rFonts w:cs="Segoe UI"/>
-              <w:color w:val="242424"/>
-              <w:sz w:val="22"/>
-              <w:szCs w:val="22"/>
-            </w:rPr>
+            <w:rPr/>
             <w:alias w:val="StartDate"/>
             <w:tag w:val="#BC:InsertDataItem,DataItems/Customer/Integer/StartDate"/>
             <w:id w:val="-291896741"/>
             <w:placeholder>
               <w:docPart w:val="DefaultPlaceholder_-1854013440"/>
             </w:placeholder>
-            <w:dataBinding w:prefixMappings="xmlns:ns0='urn:microsoft-dynamics-nav/reports/Standard_Statement/1316/'" w:xpath="/ns0:NavWordReportXmlPart[1]/ns0:Customer[1]/ns0:Integer[1]/ns0:StartDate[1]" w:storeItemID="{00000000-0000-0000-0000-000000000000}"/>
+            <w:dataBinding w:prefixMappings="&lt;xmlns:ns0='urn:microsoft-dynamics-nav/reports/Standard_Statement/1316/' " w:xpath="/ns0:NavWordReportXmlPart[1]/ns0:Customer[1]/ns0:Integer[1]/ns0:StartDate[1]" w:storeItemID="{00000000-0000-0000-0000-000000000000}"/>
             <w15:color w:val="808080"/>
             <w:text/>
           </w:sdtPr>
           <w:sdtContent>
             <w:tc>
               <w:tcPr>
-                <w:tcW w:w="2624" w:type="dxa"/>
+                <w:tcW w:w="1250" w:type="pct"/>
               </w:tcPr>
               <w:p>
                 <w:pPr>
-                  <w:rPr>
-                    <w:rFonts w:cs="Segoe UI" w:asciiTheme="minorHAnsi" w:hAnsiTheme="minorHAnsi"/>
-                    <w:color w:val="242424"/>
-                    <w:sz w:val="22"/>
-                    <w:szCs w:val="22"/>
-                  </w:rPr>
+                  <w:pStyle w:val="NoSpacing"/>
                 </w:pPr>
                 <w:r>
-                  <w:rPr>
-                    <w:rFonts w:cs="Segoe UI" w:asciiTheme="minorHAnsi" w:hAnsiTheme="minorHAnsi"/>
-                    <w:color w:val="242424"/>
-                    <w:sz w:val="22"/>
-                    <w:szCs w:val="22"/>
-                  </w:rPr>
                   <w:t>StartDate</w:t>
                 </w:r>
               </w:p>
@@ -954,44 +672,28 @@
         </w:sdt>
         <w:sdt>
           <w:sdtPr>
-            <w:rPr>
-              <w:rFonts w:cs="Segoe UI"/>
-              <w:color w:val="242424"/>
-              <w:sz w:val="22"/>
-              <w:szCs w:val="22"/>
-            </w:rPr>
+            <w:rPr/>
             <w:alias w:val="EndDate"/>
             <w:tag w:val="#BC:InsertDataItem,DataItems/Customer/Integer/EndDate"/>
             <w:id w:val="1634132682"/>
             <w:placeholder>
               <w:docPart w:val="DefaultPlaceholder_-1854013440"/>
             </w:placeholder>
-            <w:dataBinding w:prefixMappings="xmlns:ns0='urn:microsoft-dynamics-nav/reports/Standard_Statement/1316/'" w:xpath="/ns0:NavWordReportXmlPart[1]/ns0:Customer[1]/ns0:Integer[1]/ns0:EndDate[1]" w:storeItemID="{00000000-0000-0000-0000-000000000000}"/>
+            <w:dataBinding w:prefixMappings="&lt;xmlns:ns0='urn:microsoft-dynamics-nav/reports/Standard_Statement/1316/' " w:xpath="/ns0:NavWordReportXmlPart[1]/ns0:Customer[1]/ns0:Integer[1]/ns0:EndDate[1]" w:storeItemID="{00000000-0000-0000-0000-000000000000}"/>
             <w15:color w:val="808080"/>
             <w:text/>
           </w:sdtPr>
           <w:sdtContent>
             <w:tc>
               <w:tcPr>
-                <w:tcW w:w="2625" w:type="dxa"/>
+                <w:tcW w:w="1250" w:type="pct"/>
               </w:tcPr>
               <w:p>
                 <w:pPr>
-                  <w:rPr>
-                    <w:rFonts w:cs="Segoe UI" w:asciiTheme="minorHAnsi" w:hAnsiTheme="minorHAnsi"/>
-                    <w:color w:val="242424"/>
-                    <w:sz w:val="22"/>
-                    <w:szCs w:val="22"/>
-                  </w:rPr>
+                  <w:pStyle w:val="NoSpacing"/>
                 </w:pPr>
                 <w:proofErr w:type="spellStart"/>
                 <w:r>
-                  <w:rPr>
-                    <w:rFonts w:cs="Segoe UI" w:asciiTheme="minorHAnsi" w:hAnsiTheme="minorHAnsi"/>
-                    <w:color w:val="242424"/>
-                    <w:sz w:val="22"/>
-                    <w:szCs w:val="22"/>
-                  </w:rPr>
                   <w:t>EndDate</w:t>
                 </w:r>
                 <w:proofErr w:type="spellEnd"/>
@@ -1002,81 +704,61 @@
       </w:tr>
     </w:tbl>
     <w:p>
-      <w:pPr>
-        <w:rPr>
-          <w:sz w:val="22"/>
-          <w:szCs w:val="22"/>
-        </w:rPr>
-      </w:pPr>
+      <w:pPr/>
     </w:p>
     <w:tbl>
       <w:tblPr>
-        <w:tblStyle w:val="PlainTable4"/>
-        <w:tblW w:w="10498" w:type="dxa"/>
-        <w:tblLayout w:type="fixed"/>
-        <w:tblLook w:val="04A0" w:firstRow="1" w:lastRow="0" w:firstColumn="1" w:lastColumn="0" w:noHBand="0" w:noVBand="1"/>
+        <w:tblStyle w:val="BCDataTable"/>
+        <w:tblW w:w="5000" w:type="pct"/>
+        <w:tblLook w:val="0460" w:firstRow="1" w:lastRow="1" w:firstColumn="0" w:lastColumn="0" w:noHBand="0" w:noVBand="1"/>
+        <w:tblCaption w:val="Table 3"/>
+        <w:tblDescription w:val="Document lines. Column headers in the first row."/>
       </w:tblPr>
       <w:tblGrid>
-        <w:gridCol w:w="1427"/>
+        <w:gridCol w:w="1428"/>
         <w:gridCol w:w="1623"/>
-        <w:gridCol w:w="1719"/>
-        <w:gridCol w:w="480"/>
-        <w:gridCol w:w="820"/>
+        <w:gridCol w:w="1720"/>
+        <w:gridCol w:w="481"/>
+        <w:gridCol w:w="821"/>
         <w:gridCol w:w="1608"/>
         <w:gridCol w:w="1556"/>
-        <w:gridCol w:w="1265"/>
+        <w:gridCol w:w="1262"/>
       </w:tblGrid>
       <w:tr>
         <w:trPr>
           <w:cnfStyle w:val="100000000000" w:firstRow="1" w:lastRow="0" w:firstColumn="0" w:lastColumn="0" w:oddVBand="0" w:evenVBand="0" w:oddHBand="0" w:evenHBand="0" w:firstRowFirstColumn="0" w:firstRowLastColumn="0" w:lastRowFirstColumn="0" w:lastRowLastColumn="0"/>
+          <w:cantSplit/>
           <w:trHeight w:val="490"/>
+          <w:tblHeader/>
         </w:trPr>
         <w:sdt>
           <w:sdtPr>
-            <w:rPr>
-              <w:rFonts w:ascii="Segoe UI Semibold" w:hAnsi="Segoe UI Semibold" w:eastAsia="Times New Roman" w:cs="Segoe UI Semibold"/>
-              <w:sz w:val="22"/>
-              <w:szCs w:val="22"/>
-            </w:rPr>
+            <w:rPr/>
             <w:alias w:val="#Nav: /Customer/Integer/PostDate_DtldCustLedgEntriesCaption"/>
             <w:tag w:val="#Nav: Standard_Statement/1316"/>
             <w:id w:val="-1521241388"/>
             <w:placeholder>
               <w:docPart w:val="84AD6FFC37814341BA32EE98935F22F2"/>
             </w:placeholder>
-            <w:dataBinding w:prefixMappings="xmlns:ns0='urn:microsoft-dynamics-nav/reports/Standard_Statement/1316/'" w:xpath="/ns0:NavWordReportXmlPart[1]/ns0:Customer[1]/ns0:Integer[1]/ns0:PostDate_DtldCustLedgEntriesCaption[1]" w:storeItemID="{E88124C9-8BD3-486B-8F5D-721907E0A112}"/>
+            <w:dataBinding w:prefixMappings="&lt;xmlns:ns0='urn:microsoft-dynamics-nav/reports/Standard_Statement/1316/' " w:xpath="/ns0:NavWordReportXmlPart[1]/ns0:Customer[1]/ns0:Integer[1]/ns0:PostDate_DtldCustLedgEntriesCaption[1]" w:storeItemID="{E88124C9-8BD3-486B-8F5D-721907E0A112}"/>
             <w:text/>
           </w:sdtPr>
           <w:sdtContent>
             <w:tc>
               <w:tcPr>
                 <w:cnfStyle w:val="001000000000" w:firstRow="0" w:lastRow="0" w:firstColumn="1" w:lastColumn="0" w:oddVBand="0" w:evenVBand="0" w:oddHBand="0" w:evenHBand="0" w:firstRowFirstColumn="0" w:firstRowLastColumn="0" w:lastRowFirstColumn="0" w:lastRowLastColumn="0"/>
-                <w:tcW w:w="1345" w:type="dxa"/>
+                <w:tcW w:w="680" w:type="pct"/>
                 <w:tcBorders>
-                  <w:bottom w:val="single" w:color="auto" w:sz="4" w:space="0"/>
+                  <w:bottom w:val="single" w:sz="4" w:space="0" w:color="auto"/>
                 </w:tcBorders>
               </w:tcPr>
               <w:p>
                 <w:pPr>
-                  <w:pStyle w:val="Heading2"/>
+                  <w:pStyle w:val="BCLabel"/>
                   <w:spacing w:before="0" w:after="0" w:line="276" w:lineRule="auto"/>
-                  <w:rPr>
-                    <w:rFonts w:ascii="Segoe UI Semibold" w:hAnsi="Segoe UI Semibold" w:eastAsia="Times New Roman" w:cs="Segoe UI Semibold"/>
-                    <w:b w:val="0"/>
-                    <w:bCs w:val="0"/>
-                    <w:sz w:val="22"/>
-                    <w:szCs w:val="22"/>
-                  </w:rPr>
                 </w:pPr>
                 <w:proofErr w:type="spellStart"/>
                 <w:r>
-                  <w:rPr>
-                    <w:rFonts w:ascii="Segoe UI Semibold" w:hAnsi="Segoe UI Semibold" w:eastAsia="Times New Roman" w:cs="Segoe UI Semibold"/>
-                    <w:b w:val="0"/>
-                    <w:bCs w:val="0"/>
-                    <w:sz w:val="22"/>
-                    <w:szCs w:val="22"/>
-                  </w:rPr>
                   <w:t>PostDate_DtldCustLedgEntriesCaption</w:t>
                 </w:r>
                 <w:proofErr w:type="spellEnd"/>
@@ -1086,50 +768,32 @@
         </w:sdt>
         <w:sdt>
           <w:sdtPr>
-            <w:rPr>
-              <w:rFonts w:ascii="Segoe UI Semibold" w:hAnsi="Segoe UI Semibold" w:eastAsia="Times New Roman" w:cs="Segoe UI Semibold"/>
-              <w:sz w:val="22"/>
-              <w:szCs w:val="22"/>
-            </w:rPr>
+            <w:rPr/>
             <w:alias w:val="#Nav: /Customer/Integer/DocNo_DtldCustLedgEntriesCaption"/>
             <w:tag w:val="#Nav: Standard_Statement/1316"/>
             <w:id w:val="-575826100"/>
             <w:placeholder>
               <w:docPart w:val="84AD6FFC37814341BA32EE98935F22F2"/>
             </w:placeholder>
-            <w:dataBinding w:prefixMappings="xmlns:ns0='urn:microsoft-dynamics-nav/reports/Standard_Statement/1316/'" w:xpath="/ns0:NavWordReportXmlPart[1]/ns0:Customer[1]/ns0:Integer[1]/ns0:DocNo_DtldCustLedgEntriesCaption[1]" w:storeItemID="{E88124C9-8BD3-486B-8F5D-721907E0A112}"/>
+            <w:dataBinding w:prefixMappings="&lt;xmlns:ns0='urn:microsoft-dynamics-nav/reports/Standard_Statement/1316/' " w:xpath="/ns0:NavWordReportXmlPart[1]/ns0:Customer[1]/ns0:Integer[1]/ns0:DocNo_DtldCustLedgEntriesCaption[1]" w:storeItemID="{E88124C9-8BD3-486B-8F5D-721907E0A112}"/>
             <w:text/>
           </w:sdtPr>
           <w:sdtContent>
             <w:tc>
               <w:tcPr>
-                <w:tcW w:w="1530" w:type="dxa"/>
+                <w:tcW w:w="773" w:type="pct"/>
                 <w:tcBorders>
-                  <w:bottom w:val="single" w:color="auto" w:sz="4" w:space="0"/>
+                  <w:bottom w:val="single" w:sz="4" w:space="0" w:color="auto"/>
                 </w:tcBorders>
               </w:tcPr>
               <w:p>
                 <w:pPr>
-                  <w:pStyle w:val="Heading2"/>
+                  <w:pStyle w:val="BCLabel"/>
                   <w:spacing w:before="0" w:after="0" w:line="276" w:lineRule="auto"/>
                   <w:cnfStyle w:val="100000000000" w:firstRow="1" w:lastRow="0" w:firstColumn="0" w:lastColumn="0" w:oddVBand="0" w:evenVBand="0" w:oddHBand="0" w:evenHBand="0" w:firstRowFirstColumn="0" w:firstRowLastColumn="0" w:lastRowFirstColumn="0" w:lastRowLastColumn="0"/>
-                  <w:rPr>
-                    <w:rFonts w:ascii="Segoe UI Semibold" w:hAnsi="Segoe UI Semibold" w:eastAsia="Times New Roman" w:cs="Segoe UI Semibold"/>
-                    <w:b w:val="0"/>
-                    <w:bCs w:val="0"/>
-                    <w:sz w:val="22"/>
-                    <w:szCs w:val="22"/>
-                  </w:rPr>
                 </w:pPr>
                 <w:proofErr w:type="spellStart"/>
                 <w:r>
-                  <w:rPr>
-                    <w:rFonts w:ascii="Segoe UI Semibold" w:hAnsi="Segoe UI Semibold" w:eastAsia="Times New Roman" w:cs="Segoe UI Semibold"/>
-                    <w:b w:val="0"/>
-                    <w:bCs w:val="0"/>
-                    <w:sz w:val="22"/>
-                    <w:szCs w:val="22"/>
-                  </w:rPr>
                   <w:t>DocNo_DtldCustLedgEntriesCaption</w:t>
                 </w:r>
                 <w:proofErr w:type="spellEnd"/>
@@ -1139,49 +803,31 @@
         </w:sdt>
         <w:sdt>
           <w:sdtPr>
-            <w:rPr>
-              <w:rFonts w:ascii="Segoe UI Semibold" w:hAnsi="Segoe UI Semibold" w:eastAsia="Times New Roman" w:cs="Segoe UI Semibold"/>
-              <w:sz w:val="22"/>
-              <w:szCs w:val="22"/>
-            </w:rPr>
+            <w:rPr/>
             <w:alias w:val="#Nav: /Customer/Integer/Desc_CustLedgEntry2Caption"/>
             <w:tag w:val="#Nav: Standard_Statement/1316"/>
             <w:id w:val="-1635870280"/>
             <w:placeholder>
               <w:docPart w:val="84AD6FFC37814341BA32EE98935F22F2"/>
             </w:placeholder>
-            <w:dataBinding w:prefixMappings="xmlns:ns0='urn:microsoft-dynamics-nav/reports/Standard_Statement/1316/'" w:xpath="/ns0:NavWordReportXmlPart[1]/ns0:Customer[1]/ns0:Integer[1]/ns0:Desc_CustLedgEntry2Caption[1]" w:storeItemID="{E88124C9-8BD3-486B-8F5D-721907E0A112}"/>
+            <w:dataBinding w:prefixMappings="&lt;xmlns:ns0='urn:microsoft-dynamics-nav/reports/Standard_Statement/1316/' " w:xpath="/ns0:NavWordReportXmlPart[1]/ns0:Customer[1]/ns0:Integer[1]/ns0:Desc_CustLedgEntry2Caption[1]" w:storeItemID="{E88124C9-8BD3-486B-8F5D-721907E0A112}"/>
             <w:text/>
           </w:sdtPr>
           <w:sdtContent>
             <w:tc>
               <w:tcPr>
-                <w:tcW w:w="1620" w:type="dxa"/>
+                <w:tcW w:w="819" w:type="pct"/>
                 <w:tcBorders>
-                  <w:bottom w:val="single" w:color="auto" w:sz="4" w:space="0"/>
+                  <w:bottom w:val="single" w:sz="4" w:space="0" w:color="auto"/>
                 </w:tcBorders>
               </w:tcPr>
               <w:p>
                 <w:pPr>
-                  <w:pStyle w:val="Heading2"/>
+                  <w:pStyle w:val="BCLabel"/>
                   <w:spacing w:before="0" w:after="0" w:line="276" w:lineRule="auto"/>
                   <w:cnfStyle w:val="100000000000" w:firstRow="1" w:lastRow="0" w:firstColumn="0" w:lastColumn="0" w:oddVBand="0" w:evenVBand="0" w:oddHBand="0" w:evenHBand="0" w:firstRowFirstColumn="0" w:firstRowLastColumn="0" w:lastRowFirstColumn="0" w:lastRowLastColumn="0"/>
-                  <w:rPr>
-                    <w:rFonts w:ascii="Segoe UI Semibold" w:hAnsi="Segoe UI Semibold" w:eastAsia="Times New Roman" w:cs="Segoe UI Semibold"/>
-                    <w:b w:val="0"/>
-                    <w:bCs w:val="0"/>
-                    <w:sz w:val="22"/>
-                    <w:szCs w:val="22"/>
-                  </w:rPr>
                 </w:pPr>
                 <w:r>
-                  <w:rPr>
-                    <w:rFonts w:ascii="Segoe UI Semibold" w:hAnsi="Segoe UI Semibold" w:eastAsia="Times New Roman" w:cs="Segoe UI Semibold"/>
-                    <w:b w:val="0"/>
-                    <w:bCs w:val="0"/>
-                    <w:sz w:val="22"/>
-                    <w:szCs w:val="22"/>
-                  </w:rPr>
                   <w:t>Desc_CustLedgEntry2Caption</w:t>
                 </w:r>
               </w:p>
@@ -1190,50 +836,32 @@
         </w:sdt>
         <w:sdt>
           <w:sdtPr>
-            <w:rPr>
-              <w:rFonts w:ascii="Segoe UI Semibold" w:hAnsi="Segoe UI Semibold" w:eastAsia="Times New Roman" w:cs="Segoe UI Semibold"/>
-              <w:sz w:val="22"/>
-              <w:szCs w:val="22"/>
-            </w:rPr>
+            <w:rPr/>
             <w:alias w:val="#Nav: /Customer/Integer/DueDate_CustLedgEntry2Caption"/>
             <w:tag w:val="#Nav: Standard_Statement/1316"/>
             <w:id w:val="2044021084"/>
             <w:placeholder>
               <w:docPart w:val="84AD6FFC37814341BA32EE98935F22F2"/>
             </w:placeholder>
-            <w:dataBinding w:prefixMappings="xmlns:ns0='urn:microsoft-dynamics-nav/reports/Standard_Statement/1316/'" w:xpath="/ns0:NavWordReportXmlPart[1]/ns0:Customer[1]/ns0:Integer[1]/ns0:DueDate_CustLedgEntry2Caption[1]" w:storeItemID="{E88124C9-8BD3-486B-8F5D-721907E0A112}"/>
+            <w:dataBinding w:prefixMappings="&lt;xmlns:ns0='urn:microsoft-dynamics-nav/reports/Standard_Statement/1316/' " w:xpath="/ns0:NavWordReportXmlPart[1]/ns0:Customer[1]/ns0:Integer[1]/ns0:DueDate_CustLedgEntry2Caption[1]" w:storeItemID="{E88124C9-8BD3-486B-8F5D-721907E0A112}"/>
             <w:text/>
           </w:sdtPr>
           <w:sdtContent>
             <w:tc>
               <w:tcPr>
-                <w:tcW w:w="1225" w:type="dxa"/>
+                <w:tcW w:w="620" w:type="pct"/>
                 <w:gridSpan w:val="2"/>
                 <w:tcBorders>
-                  <w:bottom w:val="single" w:color="auto" w:sz="4" w:space="0"/>
+                  <w:bottom w:val="single" w:sz="4" w:space="0" w:color="auto"/>
                 </w:tcBorders>
               </w:tcPr>
               <w:p>
                 <w:pPr>
-                  <w:pStyle w:val="Heading2"/>
+                  <w:pStyle w:val="BCLabel"/>
                   <w:spacing w:before="0" w:after="0" w:line="276" w:lineRule="auto"/>
                   <w:cnfStyle w:val="100000000000" w:firstRow="1" w:lastRow="0" w:firstColumn="0" w:lastColumn="0" w:oddVBand="0" w:evenVBand="0" w:oddHBand="0" w:evenHBand="0" w:firstRowFirstColumn="0" w:firstRowLastColumn="0" w:lastRowFirstColumn="0" w:lastRowLastColumn="0"/>
-                  <w:rPr>
-                    <w:rFonts w:ascii="Segoe UI Semibold" w:hAnsi="Segoe UI Semibold" w:eastAsia="Times New Roman" w:cs="Segoe UI Semibold"/>
-                    <w:b w:val="0"/>
-                    <w:bCs w:val="0"/>
-                    <w:sz w:val="22"/>
-                    <w:szCs w:val="22"/>
-                  </w:rPr>
                 </w:pPr>
                 <w:r>
-                  <w:rPr>
-                    <w:rFonts w:ascii="Segoe UI Semibold" w:hAnsi="Segoe UI Semibold" w:eastAsia="Times New Roman" w:cs="Segoe UI Semibold"/>
-                    <w:b w:val="0"/>
-                    <w:bCs w:val="0"/>
-                    <w:sz w:val="22"/>
-                    <w:szCs w:val="22"/>
-                  </w:rPr>
                   <w:t>DueDate_CustLedgEntry2Caption</w:t>
                 </w:r>
               </w:p>
@@ -1242,50 +870,32 @@
         </w:sdt>
         <w:sdt>
           <w:sdtPr>
-            <w:rPr>
-              <w:rFonts w:ascii="Segoe UI Semibold" w:hAnsi="Segoe UI Semibold" w:eastAsia="Times New Roman" w:cs="Segoe UI Semibold"/>
-              <w:sz w:val="22"/>
-              <w:szCs w:val="22"/>
-            </w:rPr>
+            <w:rPr/>
             <w:alias w:val="#Nav: /Customer/Integer/OriginalAmt_CustLedgEntry2Caption"/>
             <w:tag w:val="#Nav: Standard_Statement/1316"/>
             <w:id w:val="-1713727012"/>
             <w:placeholder>
               <w:docPart w:val="84AD6FFC37814341BA32EE98935F22F2"/>
             </w:placeholder>
-            <w:dataBinding w:prefixMappings="xmlns:ns0='urn:microsoft-dynamics-nav/reports/Standard_Statement/1316/'" w:xpath="/ns0:NavWordReportXmlPart[1]/ns0:Customer[1]/ns0:Integer[1]/ns0:OriginalAmt_CustLedgEntry2Caption[1]" w:storeItemID="{E88124C9-8BD3-486B-8F5D-721907E0A112}"/>
+            <w:dataBinding w:prefixMappings="&lt;xmlns:ns0='urn:microsoft-dynamics-nav/reports/Standard_Statement/1316/' " w:xpath="/ns0:NavWordReportXmlPart[1]/ns0:Customer[1]/ns0:Integer[1]/ns0:OriginalAmt_CustLedgEntry2Caption[1]" w:storeItemID="{E88124C9-8BD3-486B-8F5D-721907E0A112}"/>
             <w:text/>
           </w:sdtPr>
           <w:sdtContent>
             <w:tc>
               <w:tcPr>
-                <w:tcW w:w="1516" w:type="dxa"/>
+                <w:tcW w:w="766" w:type="pct"/>
                 <w:tcBorders>
-                  <w:bottom w:val="single" w:color="auto" w:sz="4" w:space="0"/>
+                  <w:bottom w:val="single" w:sz="4" w:space="0" w:color="auto"/>
                 </w:tcBorders>
               </w:tcPr>
               <w:p>
                 <w:pPr>
-                  <w:pStyle w:val="Heading2"/>
+                  <w:pStyle w:val="BCLabelNumber"/>
                   <w:spacing w:before="0" w:after="0" w:line="276" w:lineRule="auto"/>
                   <w:jc w:val="right"/>
                   <w:cnfStyle w:val="100000000000" w:firstRow="1" w:lastRow="0" w:firstColumn="0" w:lastColumn="0" w:oddVBand="0" w:evenVBand="0" w:oddHBand="0" w:evenHBand="0" w:firstRowFirstColumn="0" w:firstRowLastColumn="0" w:lastRowFirstColumn="0" w:lastRowLastColumn="0"/>
-                  <w:rPr>
-                    <w:rFonts w:ascii="Segoe UI Semibold" w:hAnsi="Segoe UI Semibold" w:eastAsia="Times New Roman" w:cs="Segoe UI Semibold"/>
-                    <w:b w:val="0"/>
-                    <w:bCs w:val="0"/>
-                    <w:sz w:val="22"/>
-                    <w:szCs w:val="22"/>
-                  </w:rPr>
                 </w:pPr>
                 <w:r>
-                  <w:rPr>
-                    <w:rFonts w:ascii="Segoe UI Semibold" w:hAnsi="Segoe UI Semibold" w:eastAsia="Times New Roman" w:cs="Segoe UI Semibold"/>
-                    <w:b w:val="0"/>
-                    <w:bCs w:val="0"/>
-                    <w:sz w:val="22"/>
-                    <w:szCs w:val="22"/>
-                  </w:rPr>
                   <w:t>OriginalAmt_CustLedgEntry2Caption</w:t>
                 </w:r>
               </w:p>
@@ -1294,50 +904,32 @@
         </w:sdt>
         <w:sdt>
           <w:sdtPr>
-            <w:rPr>
-              <w:rFonts w:ascii="Segoe UI Semibold" w:hAnsi="Segoe UI Semibold" w:eastAsia="Times New Roman" w:cs="Segoe UI Semibold"/>
-              <w:sz w:val="22"/>
-              <w:szCs w:val="22"/>
-            </w:rPr>
+            <w:rPr/>
             <w:alias w:val="#Nav: /Customer/Integer/RemainAmtCustLedgEntry2Caption"/>
             <w:tag w:val="#Nav: Standard_Statement/1316"/>
             <w:id w:val="-578204483"/>
             <w:placeholder>
               <w:docPart w:val="84AD6FFC37814341BA32EE98935F22F2"/>
             </w:placeholder>
-            <w:dataBinding w:prefixMappings="xmlns:ns0='urn:microsoft-dynamics-nav/reports/Standard_Statement/1316/'" w:xpath="/ns0:NavWordReportXmlPart[1]/ns0:Customer[1]/ns0:Integer[1]/ns0:RemainAmtCustLedgEntry2Caption[1]" w:storeItemID="{E88124C9-8BD3-486B-8F5D-721907E0A112}"/>
+            <w:dataBinding w:prefixMappings="&lt;xmlns:ns0='urn:microsoft-dynamics-nav/reports/Standard_Statement/1316/' " w:xpath="/ns0:NavWordReportXmlPart[1]/ns0:Customer[1]/ns0:Integer[1]/ns0:RemainAmtCustLedgEntry2Caption[1]" w:storeItemID="{E88124C9-8BD3-486B-8F5D-721907E0A112}"/>
             <w:text/>
           </w:sdtPr>
           <w:sdtContent>
             <w:tc>
               <w:tcPr>
-                <w:tcW w:w="1467" w:type="dxa"/>
+                <w:tcW w:w="741" w:type="pct"/>
                 <w:tcBorders>
-                  <w:bottom w:val="single" w:color="auto" w:sz="4" w:space="0"/>
+                  <w:bottom w:val="single" w:sz="4" w:space="0" w:color="auto"/>
                 </w:tcBorders>
               </w:tcPr>
               <w:p>
                 <w:pPr>
-                  <w:pStyle w:val="Heading2"/>
+                  <w:pStyle w:val="BCLabelNumber"/>
                   <w:spacing w:before="0" w:after="0" w:line="276" w:lineRule="auto"/>
                   <w:jc w:val="right"/>
                   <w:cnfStyle w:val="100000000000" w:firstRow="1" w:lastRow="0" w:firstColumn="0" w:lastColumn="0" w:oddVBand="0" w:evenVBand="0" w:oddHBand="0" w:evenHBand="0" w:firstRowFirstColumn="0" w:firstRowLastColumn="0" w:lastRowFirstColumn="0" w:lastRowLastColumn="0"/>
-                  <w:rPr>
-                    <w:rFonts w:ascii="Segoe UI Semibold" w:hAnsi="Segoe UI Semibold" w:eastAsia="Times New Roman" w:cs="Segoe UI Semibold"/>
-                    <w:b w:val="0"/>
-                    <w:bCs w:val="0"/>
-                    <w:sz w:val="22"/>
-                    <w:szCs w:val="22"/>
-                  </w:rPr>
                 </w:pPr>
                 <w:r>
-                  <w:rPr>
-                    <w:rFonts w:ascii="Segoe UI Semibold" w:hAnsi="Segoe UI Semibold" w:eastAsia="Times New Roman" w:cs="Segoe UI Semibold"/>
-                    <w:b w:val="0"/>
-                    <w:bCs w:val="0"/>
-                    <w:sz w:val="22"/>
-                    <w:szCs w:val="22"/>
-                  </w:rPr>
                   <w:t>RemainAmtCustLedgEntry2Caption</w:t>
                 </w:r>
               </w:p>
@@ -1346,51 +938,33 @@
         </w:sdt>
         <w:sdt>
           <w:sdtPr>
-            <w:rPr>
-              <w:rFonts w:ascii="Segoe UI Semibold" w:hAnsi="Segoe UI Semibold" w:eastAsia="Times New Roman" w:cs="Segoe UI Semibold"/>
-              <w:sz w:val="22"/>
-              <w:szCs w:val="22"/>
-            </w:rPr>
+            <w:rPr/>
             <w:alias w:val="#Nav: /Customer/Integer/CustBalanceCaption"/>
             <w:tag w:val="#Nav: Standard_Statement/1316"/>
             <w:id w:val="1422530791"/>
             <w:placeholder>
               <w:docPart w:val="84AD6FFC37814341BA32EE98935F22F2"/>
             </w:placeholder>
-            <w:dataBinding w:prefixMappings="xmlns:ns0='urn:microsoft-dynamics-nav/reports/Standard_Statement/1316/'" w:xpath="/ns0:NavWordReportXmlPart[1]/ns0:Customer[1]/ns0:Integer[1]/ns0:CustBalanceCaption[1]" w:storeItemID="{E88124C9-8BD3-486B-8F5D-721907E0A112}"/>
+            <w:dataBinding w:prefixMappings="&lt;xmlns:ns0='urn:microsoft-dynamics-nav/reports/Standard_Statement/1316/' " w:xpath="/ns0:NavWordReportXmlPart[1]/ns0:Customer[1]/ns0:Integer[1]/ns0:CustBalanceCaption[1]" w:storeItemID="{E88124C9-8BD3-486B-8F5D-721907E0A112}"/>
             <w:text/>
           </w:sdtPr>
           <w:sdtContent>
             <w:tc>
               <w:tcPr>
-                <w:tcW w:w="1192" w:type="dxa"/>
+                <w:tcW w:w="601" w:type="pct"/>
                 <w:tcBorders>
-                  <w:bottom w:val="single" w:color="auto" w:sz="4" w:space="0"/>
+                  <w:bottom w:val="single" w:sz="4" w:space="0" w:color="auto"/>
                 </w:tcBorders>
               </w:tcPr>
               <w:p>
                 <w:pPr>
-                  <w:pStyle w:val="Heading2"/>
+                  <w:pStyle w:val="BCLabelNumber"/>
                   <w:spacing w:before="0" w:after="0" w:line="276" w:lineRule="auto"/>
                   <w:jc w:val="right"/>
                   <w:cnfStyle w:val="100000000000" w:firstRow="1" w:lastRow="0" w:firstColumn="0" w:lastColumn="0" w:oddVBand="0" w:evenVBand="0" w:oddHBand="0" w:evenHBand="0" w:firstRowFirstColumn="0" w:firstRowLastColumn="0" w:lastRowFirstColumn="0" w:lastRowLastColumn="0"/>
-                  <w:rPr>
-                    <w:rFonts w:ascii="Segoe UI Semibold" w:hAnsi="Segoe UI Semibold" w:eastAsia="Times New Roman" w:cs="Segoe UI Semibold"/>
-                    <w:b w:val="0"/>
-                    <w:bCs w:val="0"/>
-                    <w:sz w:val="22"/>
-                    <w:szCs w:val="22"/>
-                  </w:rPr>
                 </w:pPr>
                 <w:proofErr w:type="spellStart"/>
                 <w:r>
-                  <w:rPr>
-                    <w:rFonts w:ascii="Segoe UI Semibold" w:hAnsi="Segoe UI Semibold" w:eastAsia="Times New Roman" w:cs="Segoe UI Semibold"/>
-                    <w:b w:val="0"/>
-                    <w:bCs w:val="0"/>
-                    <w:sz w:val="22"/>
-                    <w:szCs w:val="22"/>
-                  </w:rPr>
                   <w:t>CustBalanceCaption</w:t>
                 </w:r>
                 <w:proofErr w:type="spellEnd"/>
@@ -1402,45 +976,24 @@
       <w:sdt>
         <w:sdtPr>
           <w:rPr>
-            <w:rFonts w:eastAsia="Times New Roman" w:cs="Segoe UI" w:asciiTheme="majorHAnsi" w:hAnsiTheme="majorHAnsi"/>
-            <w:b w:val="0"/>
-            <w:bCs w:val="0"/>
-            <w:color w:val="0F4761" w:themeColor="accent1" w:themeShade="BF"/>
-            <w:kern w:val="0"/>
-            <w:sz w:val="22"/>
-            <w:szCs w:val="22"/>
             <w:lang w:val="en-US" w:eastAsia="en-US"/>
-            <w14:ligatures w14:val="none"/>
           </w:rPr>
           <w:alias w:val="#Nav: /Customer/Integer/CurrencyLoop"/>
           <w:tag w:val="#Nav: Standard_Statement/1316"/>
           <w:id w:val="1014504409"/>
-          <w15:dataBinding w:prefixMappings="xmlns:ns0='urn:microsoft-dynamics-nav/reports/Standard_Statement/1316/'" w:xpath="/ns0:NavWordReportXmlPart[1]/ns0:Customer[1]/ns0:Integer[1]/ns0:CurrencyLoop" w:storeItemID="{E88124C9-8BD3-486B-8F5D-721907E0A112}"/>
+          <w15:dataBinding w:prefixMappings="&lt;xmlns:ns0='urn:microsoft-dynamics-nav/reports/Standard_Statement/1316/' " w:xpath="/ns0:NavWordReportXmlPart[1]/ns0:Customer[1]/ns0:Integer[1]/ns0:CurrencyLoop" w:storeItemID="{E88124C9-8BD3-486B-8F5D-721907E0A112}"/>
           <w15:repeatingSection/>
         </w:sdtPr>
         <w:sdtEndPr>
           <w:rPr>
-            <w:rFonts w:ascii="Segoe UI Semibold" w:hAnsi="Segoe UI Semibold" w:cs="Segoe UI Semibold"/>
-            <w:b/>
-            <w:bCs/>
-            <w:kern w:val="2"/>
             <w:lang w:eastAsia="ja-JP"/>
-            <w14:ligatures w14:val="standardContextual"/>
           </w:rPr>
         </w:sdtEndPr>
         <w:sdtContent>
           <w:sdt>
             <w:sdtPr>
               <w:rPr>
-                <w:rFonts w:eastAsia="Times New Roman" w:cs="Segoe UI" w:asciiTheme="majorHAnsi" w:hAnsiTheme="majorHAnsi"/>
-                <w:b w:val="0"/>
-                <w:bCs w:val="0"/>
-                <w:color w:val="0F4761" w:themeColor="accent1" w:themeShade="BF"/>
-                <w:kern w:val="0"/>
-                <w:sz w:val="22"/>
-                <w:szCs w:val="22"/>
                 <w:lang w:val="en-US" w:eastAsia="en-US"/>
-                <w14:ligatures w14:val="none"/>
               </w:rPr>
               <w:id w:val="-350651914"/>
               <w:placeholder>
@@ -1450,52 +1003,37 @@
             </w:sdtPr>
             <w:sdtEndPr>
               <w:rPr>
-                <w:rFonts w:ascii="Segoe UI Semibold" w:hAnsi="Segoe UI Semibold" w:cs="Segoe UI Semibold"/>
-                <w:b/>
-                <w:bCs/>
-                <w:kern w:val="2"/>
                 <w:lang w:eastAsia="ja-JP"/>
-                <w14:ligatures w14:val="standardContextual"/>
               </w:rPr>
             </w:sdtEndPr>
             <w:sdtContent>
               <w:tr>
                 <w:trPr>
                   <w:cnfStyle w:val="000000100000" w:firstRow="0" w:lastRow="0" w:firstColumn="0" w:lastColumn="0" w:oddVBand="0" w:evenVBand="0" w:oddHBand="1" w:evenHBand="0" w:firstRowFirstColumn="0" w:firstRowLastColumn="0" w:lastRowFirstColumn="0" w:lastRowLastColumn="0"/>
+                  <w:cantSplit/>
                   <w:trHeight w:val="490"/>
                 </w:trPr>
                 <w:tc>
                   <w:tcPr>
                     <w:cnfStyle w:val="001000000000" w:firstRow="0" w:lastRow="0" w:firstColumn="1" w:lastColumn="0" w:oddVBand="0" w:evenVBand="0" w:oddHBand="0" w:evenHBand="0" w:firstRowFirstColumn="0" w:firstRowLastColumn="0" w:lastRowFirstColumn="0" w:lastRowLastColumn="0"/>
-                    <w:tcW w:w="4947" w:type="dxa"/>
+                    <w:tcW w:w="2501" w:type="pct"/>
                     <w:gridSpan w:val="4"/>
                     <w:tcBorders>
-                      <w:top w:val="single" w:color="auto" w:sz="4" w:space="0"/>
+                      <w:top w:val="single" w:sz="4" w:space="0" w:color="auto"/>
                     </w:tcBorders>
                     <w:vAlign w:val="center"/>
                   </w:tcPr>
                   <w:p>
                     <w:pPr>
+                      <w:pStyle w:val="NoSpacing"/>
                       <w:rPr>
-                        <w:rFonts w:eastAsia="Times New Roman" w:cs="Segoe UI"/>
-                        <w:b w:val="0"/>
-                        <w:bCs w:val="0"/>
-                        <w:kern w:val="0"/>
-                        <w:sz w:val="22"/>
-                        <w:szCs w:val="22"/>
                         <w:lang w:val="en-US" w:eastAsia="en-US"/>
-                        <w14:ligatures w14:val="none"/>
                       </w:rPr>
                     </w:pPr>
                     <w:sdt>
                       <w:sdtPr>
                         <w:rPr>
-                          <w:rFonts w:eastAsia="Times New Roman" w:cs="Segoe UI"/>
-                          <w:kern w:val="0"/>
-                          <w:sz w:val="22"/>
-                          <w:szCs w:val="22"/>
                           <w:lang w:val="en-US" w:eastAsia="en-US"/>
-                          <w14:ligatures w14:val="none"/>
                         </w:rPr>
                         <w:alias w:val="#Nav: /Customer/Integer/CurrencyLoop/CustLedgEntryHdr/Currency2Code_CustLedgEntryHdr"/>
                         <w:tag w:val="#Nav: Standard_Statement/1316"/>
@@ -1503,20 +1041,13 @@
                         <w:placeholder>
                           <w:docPart w:val="C975CCE6ED3B406DBFB350118C77D777"/>
                         </w:placeholder>
-                        <w:dataBinding w:prefixMappings="xmlns:ns0='urn:microsoft-dynamics-nav/reports/Standard_Statement/1316/'" w:xpath="/ns0:NavWordReportXmlPart[1]/ns0:Customer[1]/ns0:Integer[1]/ns0:CurrencyLoop[1]/ns0:CustLedgEntryHdr[1]/ns0:Currency2Code_CustLedgEntryHdr[1]" w:storeItemID="{E88124C9-8BD3-486B-8F5D-721907E0A112}"/>
+                        <w:dataBinding w:prefixMappings="&lt;xmlns:ns0='urn:microsoft-dynamics-nav/reports/Standard_Statement/1316/' " w:xpath="/ns0:NavWordReportXmlPart[1]/ns0:Customer[1]/ns0:Integer[1]/ns0:CurrencyLoop[1]/ns0:CustLedgEntryHdr[1]/ns0:Currency2Code_CustLedgEntryHdr[1]" w:storeItemID="{E88124C9-8BD3-486B-8F5D-721907E0A112}"/>
                         <w:text/>
                       </w:sdtPr>
                       <w:sdtContent>
                         <w:r>
                           <w:rPr>
-                            <w:rFonts w:eastAsia="Times New Roman" w:cs="Segoe UI"/>
-                            <w:b w:val="0"/>
-                            <w:bCs w:val="0"/>
-                            <w:kern w:val="0"/>
-                            <w:sz w:val="22"/>
-                            <w:szCs w:val="22"/>
                             <w:lang w:val="en-US" w:eastAsia="en-US"/>
-                            <w14:ligatures w14:val="none"/>
                           </w:rPr>
                           <w:t>Currency2Code_CustLedgEntryHdr</w:t>
                         </w:r>
@@ -1527,12 +1058,7 @@
                 <w:sdt>
                   <w:sdtPr>
                     <w:rPr>
-                      <w:rFonts w:eastAsia="Times New Roman" w:cs="Segoe UI"/>
-                      <w:kern w:val="0"/>
-                      <w:sz w:val="22"/>
-                      <w:szCs w:val="22"/>
                       <w:lang w:val="en-US" w:eastAsia="en-US"/>
-                      <w14:ligatures w14:val="none"/>
                     </w:rPr>
                     <w:alias w:val="#Nav: /Customer/Integer/CurrencyLoop/CustLedgEntryHdr/StartBalance"/>
                     <w:tag w:val="#Nav: Standard_Statement/1316"/>
@@ -1540,41 +1066,32 @@
                     <w:placeholder>
                       <w:docPart w:val="B5FE8A5B18884D838A561AFD71D945C8"/>
                     </w:placeholder>
-                    <w:dataBinding w:prefixMappings="xmlns:ns0='urn:microsoft-dynamics-nav/reports/Standard_Statement/1316/'" w:xpath="/ns0:NavWordReportXmlPart[1]/ns0:Customer[1]/ns0:Integer[1]/ns0:CurrencyLoop[1]/ns0:CustLedgEntryHdr[1]/ns0:StartBalance[1]" w:storeItemID="{E88124C9-8BD3-486B-8F5D-721907E0A112}"/>
+                    <w:dataBinding w:prefixMappings="&lt;xmlns:ns0='urn:microsoft-dynamics-nav/reports/Standard_Statement/1316/' " w:xpath="/ns0:NavWordReportXmlPart[1]/ns0:Customer[1]/ns0:Integer[1]/ns0:CurrencyLoop[1]/ns0:CustLedgEntryHdr[1]/ns0:StartBalance[1]" w:storeItemID="{E88124C9-8BD3-486B-8F5D-721907E0A112}"/>
                     <w:text/>
                   </w:sdtPr>
                   <w:sdtContent>
                     <w:tc>
                       <w:tcPr>
-                        <w:tcW w:w="4948" w:type="dxa"/>
+                        <w:tcW w:w="2499" w:type="pct"/>
                         <w:gridSpan w:val="4"/>
                         <w:tcBorders>
-                          <w:top w:val="single" w:color="auto" w:sz="4" w:space="0"/>
+                          <w:top w:val="single" w:sz="4" w:space="0" w:color="auto"/>
                         </w:tcBorders>
                         <w:vAlign w:val="center"/>
                       </w:tcPr>
                       <w:p>
                         <w:pPr>
+                          <w:pStyle w:val="BCNumber"/>
                           <w:jc w:val="right"/>
                           <w:cnfStyle w:val="000000100000" w:firstRow="0" w:lastRow="0" w:firstColumn="0" w:lastColumn="0" w:oddVBand="0" w:evenVBand="0" w:oddHBand="1" w:evenHBand="0" w:firstRowFirstColumn="0" w:firstRowLastColumn="0" w:lastRowFirstColumn="0" w:lastRowLastColumn="0"/>
                           <w:rPr>
-                            <w:rFonts w:ascii="Segoe UI" w:hAnsi="Segoe UI" w:eastAsia="Times New Roman" w:cs="Segoe UI"/>
-                            <w:kern w:val="0"/>
-                            <w:sz w:val="22"/>
-                            <w:szCs w:val="22"/>
                             <w:lang w:val="en-US" w:eastAsia="en-US"/>
-                            <w14:ligatures w14:val="none"/>
                           </w:rPr>
                         </w:pPr>
                         <w:proofErr w:type="spellStart"/>
                         <w:r>
                           <w:rPr>
-                            <w:rFonts w:eastAsia="Times New Roman" w:cs="Segoe UI"/>
-                            <w:kern w:val="0"/>
-                            <w:sz w:val="22"/>
-                            <w:szCs w:val="22"/>
                             <w:lang w:val="en-US" w:eastAsia="en-US"/>
-                            <w14:ligatures w14:val="none"/>
                           </w:rPr>
                           <w:t>StartBalance</w:t>
                         </w:r>
@@ -1587,28 +1104,18 @@
               <w:sdt>
                 <w:sdtPr>
                   <w:rPr>
-                    <w:rFonts w:cs="Arial"/>
-                    <w:b w:val="0"/>
-                    <w:bCs w:val="0"/>
-                    <w:sz w:val="22"/>
-                    <w:szCs w:val="22"/>
                     <w:lang w:val="en-US" w:eastAsia="en-US"/>
                   </w:rPr>
                   <w:alias w:val="#Nav: /Customer/Integer/CurrencyLoop/CustLedgEntryHdr/DtldCustLedgEntries"/>
                   <w:tag w:val="#Nav: Standard_Statement/1316"/>
                   <w:id w:val="-772240811"/>
-                  <w15:dataBinding w:prefixMappings="xmlns:ns0='urn:microsoft-dynamics-nav/reports/Standard_Statement/1316/'" w:xpath="/ns0:NavWordReportXmlPart[1]/ns0:Customer[1]/ns0:Integer[1]/ns0:CurrencyLoop[1]/ns0:CustLedgEntryHdr[1]/ns0:DtldCustLedgEntries" w:storeItemID="{E88124C9-8BD3-486B-8F5D-721907E0A112}"/>
+                  <w15:dataBinding w:prefixMappings="&lt;xmlns:ns0='urn:microsoft-dynamics-nav/reports/Standard_Statement/1316/' " w:xpath="/ns0:NavWordReportXmlPart[1]/ns0:Customer[1]/ns0:Integer[1]/ns0:CurrencyLoop[1]/ns0:CustLedgEntryHdr[1]/ns0:DtldCustLedgEntries" w:storeItemID="{E88124C9-8BD3-486B-8F5D-721907E0A112}"/>
                   <w15:repeatingSection/>
                 </w:sdtPr>
                 <w:sdtContent>
                   <w:sdt>
                     <w:sdtPr>
                       <w:rPr>
-                        <w:rFonts w:cs="Arial"/>
-                        <w:b w:val="0"/>
-                        <w:bCs w:val="0"/>
-                        <w:sz w:val="22"/>
-                        <w:szCs w:val="22"/>
                         <w:lang w:val="en-US" w:eastAsia="en-US"/>
                       </w:rPr>
                       <w:id w:val="-472604601"/>
@@ -1620,16 +1127,12 @@
                     <w:sdtContent>
                       <w:tr>
                         <w:trPr>
+                          <w:cantSplit/>
                           <w:trHeight w:val="490"/>
                         </w:trPr>
                         <w:sdt>
                           <w:sdtPr>
                             <w:rPr>
-                              <w:rFonts w:cs="Arial"/>
-                              <w:b w:val="0"/>
-                              <w:bCs w:val="0"/>
-                              <w:sz w:val="22"/>
-                              <w:szCs w:val="22"/>
                               <w:lang w:val="en-US" w:eastAsia="en-US"/>
                             </w:rPr>
                             <w:alias w:val="#Nav: /Customer/Integer/CurrencyLoop/CustLedgEntryHdr/DtldCustLedgEntries/PostDate_DtldCustLedgEntries"/>
@@ -1638,39 +1141,26 @@
                             <w:placeholder>
                               <w:docPart w:val="84AD6FFC37814341BA32EE98935F22F2"/>
                             </w:placeholder>
-                            <w:dataBinding w:prefixMappings="xmlns:ns0='urn:microsoft-dynamics-nav/reports/Standard_Statement/1316/'" w:xpath="/ns0:NavWordReportXmlPart[1]/ns0:Customer[1]/ns0:Integer[1]/ns0:CurrencyLoop[1]/ns0:CustLedgEntryHdr[1]/ns0:DtldCustLedgEntries[1]/ns0:PostDate_DtldCustLedgEntries[1]" w:storeItemID="{E88124C9-8BD3-486B-8F5D-721907E0A112}"/>
+                            <w:dataBinding w:prefixMappings="&lt;xmlns:ns0='urn:microsoft-dynamics-nav/reports/Standard_Statement/1316/' " w:xpath="/ns0:NavWordReportXmlPart[1]/ns0:Customer[1]/ns0:Integer[1]/ns0:CurrencyLoop[1]/ns0:CustLedgEntryHdr[1]/ns0:DtldCustLedgEntries[1]/ns0:PostDate_DtldCustLedgEntries[1]" w:storeItemID="{E88124C9-8BD3-486B-8F5D-721907E0A112}"/>
                             <w:text/>
                           </w:sdtPr>
-                          <w:sdtEndPr>
-                            <w:rPr>
-                              <w:b/>
-                              <w:bCs/>
-                            </w:rPr>
-                          </w:sdtEndPr>
                           <w:sdtContent>
                             <w:tc>
                               <w:tcPr>
                                 <w:cnfStyle w:val="001000000000" w:firstRow="0" w:lastRow="0" w:firstColumn="1" w:lastColumn="0" w:oddVBand="0" w:evenVBand="0" w:oddHBand="0" w:evenHBand="0" w:firstRowFirstColumn="0" w:firstRowLastColumn="0" w:lastRowFirstColumn="0" w:lastRowLastColumn="0"/>
-                                <w:tcW w:w="1345" w:type="dxa"/>
+                                <w:tcW w:w="680" w:type="pct"/>
                                 <w:vAlign w:val="center"/>
                               </w:tcPr>
                               <w:p>
                                 <w:pPr>
+                                  <w:pStyle w:val="NoSpacing"/>
                                   <w:rPr>
-                                    <w:rFonts w:cs="Arial"/>
-                                    <w:sz w:val="22"/>
-                                    <w:szCs w:val="22"/>
                                     <w:lang w:val="en-US" w:eastAsia="en-US"/>
                                   </w:rPr>
                                 </w:pPr>
                                 <w:proofErr w:type="spellStart"/>
                                 <w:r>
                                   <w:rPr>
-                                    <w:rFonts w:cs="Arial"/>
-                                    <w:b w:val="0"/>
-                                    <w:bCs w:val="0"/>
-                                    <w:sz w:val="22"/>
-                                    <w:szCs w:val="22"/>
                                     <w:lang w:val="en-US" w:eastAsia="en-US"/>
                                   </w:rPr>
                                   <w:t>PostDate_DtldCustLedgEntries</w:t>
@@ -1683,9 +1173,6 @@
                         <w:sdt>
                           <w:sdtPr>
                             <w:rPr>
-                              <w:rFonts w:cs="Arial"/>
-                              <w:sz w:val="22"/>
-                              <w:szCs w:val="22"/>
                               <w:lang w:val="en-US" w:eastAsia="en-US"/>
                             </w:rPr>
                             <w:alias w:val="#Nav: /Customer/Integer/CurrencyLoop/CustLedgEntryHdr/DtldCustLedgEntries/DocNo_DtldCustLedgEntries"/>
@@ -1694,31 +1181,26 @@
                             <w:placeholder>
                               <w:docPart w:val="84AD6FFC37814341BA32EE98935F22F2"/>
                             </w:placeholder>
-                            <w:dataBinding w:prefixMappings="xmlns:ns0='urn:microsoft-dynamics-nav/reports/Standard_Statement/1316/'" w:xpath="/ns0:NavWordReportXmlPart[1]/ns0:Customer[1]/ns0:Integer[1]/ns0:CurrencyLoop[1]/ns0:CustLedgEntryHdr[1]/ns0:DtldCustLedgEntries[1]/ns0:DocNo_DtldCustLedgEntries[1]" w:storeItemID="{E88124C9-8BD3-486B-8F5D-721907E0A112}"/>
+                            <w:dataBinding w:prefixMappings="&lt;xmlns:ns0='urn:microsoft-dynamics-nav/reports/Standard_Statement/1316/' " w:xpath="/ns0:NavWordReportXmlPart[1]/ns0:Customer[1]/ns0:Integer[1]/ns0:CurrencyLoop[1]/ns0:CustLedgEntryHdr[1]/ns0:DtldCustLedgEntries[1]/ns0:DocNo_DtldCustLedgEntries[1]" w:storeItemID="{E88124C9-8BD3-486B-8F5D-721907E0A112}"/>
                             <w:text/>
                           </w:sdtPr>
                           <w:sdtContent>
                             <w:tc>
                               <w:tcPr>
-                                <w:tcW w:w="1530" w:type="dxa"/>
+                                <w:tcW w:w="773" w:type="pct"/>
                                 <w:vAlign w:val="center"/>
                               </w:tcPr>
                               <w:p>
                                 <w:pPr>
+                                  <w:pStyle w:val="NoSpacing"/>
                                   <w:cnfStyle w:val="000000000000" w:firstRow="0" w:lastRow="0" w:firstColumn="0" w:lastColumn="0" w:oddVBand="0" w:evenVBand="0" w:oddHBand="0" w:evenHBand="0" w:firstRowFirstColumn="0" w:firstRowLastColumn="0" w:lastRowFirstColumn="0" w:lastRowLastColumn="0"/>
                                   <w:rPr>
-                                    <w:rFonts w:cs="Arial"/>
-                                    <w:sz w:val="22"/>
-                                    <w:szCs w:val="22"/>
                                     <w:lang w:val="en-US" w:eastAsia="en-US"/>
                                   </w:rPr>
                                 </w:pPr>
                                 <w:proofErr w:type="spellStart"/>
                                 <w:r>
                                   <w:rPr>
-                                    <w:rFonts w:cs="Arial"/>
-                                    <w:sz w:val="22"/>
-                                    <w:szCs w:val="22"/>
                                     <w:lang w:val="en-US" w:eastAsia="en-US"/>
                                   </w:rPr>
                                   <w:t>DocNo_DtldCustLedgEntries</w:t>
@@ -1731,9 +1213,6 @@
                         <w:sdt>
                           <w:sdtPr>
                             <w:rPr>
-                              <w:rFonts w:cs="Arial"/>
-                              <w:sz w:val="22"/>
-                              <w:szCs w:val="22"/>
                               <w:lang w:val="en-US" w:eastAsia="en-US"/>
                             </w:rPr>
                             <w:alias w:val="#Nav: /Customer/Integer/CurrencyLoop/CustLedgEntryHdr/DtldCustLedgEntries/Description"/>
@@ -1742,30 +1221,25 @@
                             <w:placeholder>
                               <w:docPart w:val="84AD6FFC37814341BA32EE98935F22F2"/>
                             </w:placeholder>
-                            <w:dataBinding w:prefixMappings="xmlns:ns0='urn:microsoft-dynamics-nav/reports/Standard_Statement/1316/'" w:xpath="/ns0:NavWordReportXmlPart[1]/ns0:Customer[1]/ns0:Integer[1]/ns0:CurrencyLoop[1]/ns0:CustLedgEntryHdr[1]/ns0:DtldCustLedgEntries[1]/ns0:Description[1]" w:storeItemID="{E88124C9-8BD3-486B-8F5D-721907E0A112}"/>
+                            <w:dataBinding w:prefixMappings="&lt;xmlns:ns0='urn:microsoft-dynamics-nav/reports/Standard_Statement/1316/' " w:xpath="/ns0:NavWordReportXmlPart[1]/ns0:Customer[1]/ns0:Integer[1]/ns0:CurrencyLoop[1]/ns0:CustLedgEntryHdr[1]/ns0:DtldCustLedgEntries[1]/ns0:Description[1]" w:storeItemID="{E88124C9-8BD3-486B-8F5D-721907E0A112}"/>
                             <w:text/>
                           </w:sdtPr>
                           <w:sdtContent>
                             <w:tc>
                               <w:tcPr>
-                                <w:tcW w:w="1620" w:type="dxa"/>
+                                <w:tcW w:w="819" w:type="pct"/>
                                 <w:vAlign w:val="center"/>
                               </w:tcPr>
                               <w:p>
                                 <w:pPr>
+                                  <w:pStyle w:val="NoSpacing"/>
                                   <w:cnfStyle w:val="000000000000" w:firstRow="0" w:lastRow="0" w:firstColumn="0" w:lastColumn="0" w:oddVBand="0" w:evenVBand="0" w:oddHBand="0" w:evenHBand="0" w:firstRowFirstColumn="0" w:firstRowLastColumn="0" w:lastRowFirstColumn="0" w:lastRowLastColumn="0"/>
                                   <w:rPr>
-                                    <w:rFonts w:cs="Arial"/>
-                                    <w:sz w:val="22"/>
-                                    <w:szCs w:val="22"/>
                                     <w:lang w:val="en-US" w:eastAsia="en-US"/>
                                   </w:rPr>
                                 </w:pPr>
                                 <w:r>
                                   <w:rPr>
-                                    <w:rFonts w:cs="Arial"/>
-                                    <w:sz w:val="22"/>
-                                    <w:szCs w:val="22"/>
                                     <w:lang w:val="en-US" w:eastAsia="en-US"/>
                                   </w:rPr>
                                   <w:t>Description</w:t>
@@ -1776,25 +1250,20 @@
                         </w:sdt>
                         <w:tc>
                           <w:tcPr>
-                            <w:tcW w:w="1225" w:type="dxa"/>
+                            <w:tcW w:w="620" w:type="pct"/>
                             <w:gridSpan w:val="2"/>
                             <w:vAlign w:val="center"/>
                           </w:tcPr>
                           <w:p>
                             <w:pPr>
+                              <w:pStyle w:val="NoSpacing"/>
                               <w:cnfStyle w:val="000000000000" w:firstRow="0" w:lastRow="0" w:firstColumn="0" w:lastColumn="0" w:oddVBand="0" w:evenVBand="0" w:oddHBand="0" w:evenHBand="0" w:firstRowFirstColumn="0" w:firstRowLastColumn="0" w:lastRowFirstColumn="0" w:lastRowLastColumn="0"/>
                               <w:rPr>
-                                <w:rFonts w:cs="Arial"/>
-                                <w:sz w:val="22"/>
-                                <w:szCs w:val="22"/>
                                 <w:lang w:val="en-US" w:eastAsia="en-US"/>
                               </w:rPr>
                             </w:pPr>
                             <w:r>
                               <w:rPr>
-                                <w:rFonts w:cs="Arial"/>
-                                <w:sz w:val="22"/>
-                                <w:szCs w:val="22"/>
                                 <w:lang w:val="en-US" w:eastAsia="en-US"/>
                               </w:rPr>
                               <w:t xml:space="preserve"> </w:t>
@@ -1802,9 +1271,6 @@
                             <w:sdt>
                               <w:sdtPr>
                                 <w:rPr>
-                                  <w:rFonts w:cs="Arial"/>
-                                  <w:sz w:val="22"/>
-                                  <w:szCs w:val="22"/>
                                   <w:lang w:val="en-US" w:eastAsia="en-US"/>
                                 </w:rPr>
                                 <w:alias w:val="#Nav: /Customer/Integer/CurrencyLoop/CustLedgEntryHdr/DtldCustLedgEntries/DueDate_DtldCustLedgEntries"/>
@@ -1813,16 +1279,13 @@
                                 <w:placeholder>
                                   <w:docPart w:val="84AD6FFC37814341BA32EE98935F22F2"/>
                                 </w:placeholder>
-                                <w:dataBinding w:prefixMappings="xmlns:ns0='urn:microsoft-dynamics-nav/reports/Standard_Statement/1316/'" w:xpath="/ns0:NavWordReportXmlPart[1]/ns0:Customer[1]/ns0:Integer[1]/ns0:CurrencyLoop[1]/ns0:CustLedgEntryHdr[1]/ns0:DtldCustLedgEntries[1]/ns0:DueDate_DtldCustLedgEntries[1]" w:storeItemID="{E88124C9-8BD3-486B-8F5D-721907E0A112}"/>
+                                <w:dataBinding w:prefixMappings="&lt;xmlns:ns0='urn:microsoft-dynamics-nav/reports/Standard_Statement/1316/' " w:xpath="/ns0:NavWordReportXmlPart[1]/ns0:Customer[1]/ns0:Integer[1]/ns0:CurrencyLoop[1]/ns0:CustLedgEntryHdr[1]/ns0:DtldCustLedgEntries[1]/ns0:DueDate_DtldCustLedgEntries[1]" w:storeItemID="{E88124C9-8BD3-486B-8F5D-721907E0A112}"/>
                                 <w:text/>
                               </w:sdtPr>
                               <w:sdtContent>
                                 <w:proofErr w:type="spellStart"/>
                                 <w:r>
                                   <w:rPr>
-                                    <w:rFonts w:cs="Arial"/>
-                                    <w:sz w:val="22"/>
-                                    <w:szCs w:val="22"/>
                                     <w:lang w:val="en-US" w:eastAsia="en-US"/>
                                   </w:rPr>
                                   <w:t>DueDate_DtldCustLedgEntries</w:t>
@@ -1835,9 +1298,6 @@
                         <w:sdt>
                           <w:sdtPr>
                             <w:rPr>
-                              <w:rFonts w:cs="Arial"/>
-                              <w:sz w:val="22"/>
-                              <w:szCs w:val="22"/>
                               <w:lang w:val="en-US" w:eastAsia="en-US"/>
                             </w:rPr>
                             <w:alias w:val="#Nav: /Customer/Integer/CurrencyLoop/CustLedgEntryHdr/DtldCustLedgEntries/Amt_DtldCustLedgEntries"/>
@@ -1846,32 +1306,27 @@
                             <w:placeholder>
                               <w:docPart w:val="84AD6FFC37814341BA32EE98935F22F2"/>
                             </w:placeholder>
-                            <w:dataBinding w:prefixMappings="xmlns:ns0='urn:microsoft-dynamics-nav/reports/Standard_Statement/1316/'" w:xpath="/ns0:NavWordReportXmlPart[1]/ns0:Customer[1]/ns0:Integer[1]/ns0:CurrencyLoop[1]/ns0:CustLedgEntryHdr[1]/ns0:DtldCustLedgEntries[1]/ns0:Amt_DtldCustLedgEntries[1]" w:storeItemID="{E88124C9-8BD3-486B-8F5D-721907E0A112}"/>
+                            <w:dataBinding w:prefixMappings="&lt;xmlns:ns0='urn:microsoft-dynamics-nav/reports/Standard_Statement/1316/' " w:xpath="/ns0:NavWordReportXmlPart[1]/ns0:Customer[1]/ns0:Integer[1]/ns0:CurrencyLoop[1]/ns0:CustLedgEntryHdr[1]/ns0:DtldCustLedgEntries[1]/ns0:Amt_DtldCustLedgEntries[1]" w:storeItemID="{E88124C9-8BD3-486B-8F5D-721907E0A112}"/>
                             <w:text/>
                           </w:sdtPr>
                           <w:sdtContent>
                             <w:tc>
                               <w:tcPr>
-                                <w:tcW w:w="1516" w:type="dxa"/>
+                                <w:tcW w:w="766" w:type="pct"/>
                                 <w:vAlign w:val="center"/>
                               </w:tcPr>
                               <w:p>
                                 <w:pPr>
+                                  <w:pStyle w:val="BCNumber"/>
                                   <w:jc w:val="right"/>
                                   <w:cnfStyle w:val="000000000000" w:firstRow="0" w:lastRow="0" w:firstColumn="0" w:lastColumn="0" w:oddVBand="0" w:evenVBand="0" w:oddHBand="0" w:evenHBand="0" w:firstRowFirstColumn="0" w:firstRowLastColumn="0" w:lastRowFirstColumn="0" w:lastRowLastColumn="0"/>
                                   <w:rPr>
-                                    <w:rFonts w:cs="Arial"/>
-                                    <w:sz w:val="22"/>
-                                    <w:szCs w:val="22"/>
                                     <w:lang w:val="en-US" w:eastAsia="en-US"/>
                                   </w:rPr>
                                 </w:pPr>
                                 <w:proofErr w:type="spellStart"/>
                                 <w:r>
                                   <w:rPr>
-                                    <w:rFonts w:cs="Arial"/>
-                                    <w:sz w:val="22"/>
-                                    <w:szCs w:val="22"/>
                                     <w:lang w:val="en-US" w:eastAsia="en-US"/>
                                   </w:rPr>
                                   <w:t>Amt_DtldCustLedgEntries</w:t>
@@ -1884,9 +1339,6 @@
                         <w:sdt>
                           <w:sdtPr>
                             <w:rPr>
-                              <w:rFonts w:cs="Arial"/>
-                              <w:sz w:val="22"/>
-                              <w:szCs w:val="22"/>
                               <w:lang w:val="en-US" w:eastAsia="en-US"/>
                             </w:rPr>
                             <w:alias w:val="#Nav: /Customer/Integer/CurrencyLoop/CustLedgEntryHdr/DtldCustLedgEntries/RemainAmt_DtldCustLedgEntries"/>
@@ -1895,32 +1347,27 @@
                             <w:placeholder>
                               <w:docPart w:val="84AD6FFC37814341BA32EE98935F22F2"/>
                             </w:placeholder>
-                            <w:dataBinding w:prefixMappings="xmlns:ns0='urn:microsoft-dynamics-nav/reports/Standard_Statement/1316/'" w:xpath="/ns0:NavWordReportXmlPart[1]/ns0:Customer[1]/ns0:Integer[1]/ns0:CurrencyLoop[1]/ns0:CustLedgEntryHdr[1]/ns0:DtldCustLedgEntries[1]/ns0:RemainAmt_DtldCustLedgEntries[1]" w:storeItemID="{E88124C9-8BD3-486B-8F5D-721907E0A112}"/>
+                            <w:dataBinding w:prefixMappings="&lt;xmlns:ns0='urn:microsoft-dynamics-nav/reports/Standard_Statement/1316/' " w:xpath="/ns0:NavWordReportXmlPart[1]/ns0:Customer[1]/ns0:Integer[1]/ns0:CurrencyLoop[1]/ns0:CustLedgEntryHdr[1]/ns0:DtldCustLedgEntries[1]/ns0:RemainAmt_DtldCustLedgEntries[1]" w:storeItemID="{E88124C9-8BD3-486B-8F5D-721907E0A112}"/>
                             <w:text/>
                           </w:sdtPr>
                           <w:sdtContent>
                             <w:tc>
                               <w:tcPr>
-                                <w:tcW w:w="1467" w:type="dxa"/>
+                                <w:tcW w:w="741" w:type="pct"/>
                                 <w:vAlign w:val="center"/>
                               </w:tcPr>
                               <w:p>
                                 <w:pPr>
+                                  <w:pStyle w:val="BCNumber"/>
                                   <w:jc w:val="right"/>
                                   <w:cnfStyle w:val="000000000000" w:firstRow="0" w:lastRow="0" w:firstColumn="0" w:lastColumn="0" w:oddVBand="0" w:evenVBand="0" w:oddHBand="0" w:evenHBand="0" w:firstRowFirstColumn="0" w:firstRowLastColumn="0" w:lastRowFirstColumn="0" w:lastRowLastColumn="0"/>
                                   <w:rPr>
-                                    <w:rFonts w:cs="Arial"/>
-                                    <w:sz w:val="22"/>
-                                    <w:szCs w:val="22"/>
                                     <w:lang w:val="en-US" w:eastAsia="en-US"/>
                                   </w:rPr>
                                 </w:pPr>
                                 <w:proofErr w:type="spellStart"/>
                                 <w:r>
                                   <w:rPr>
-                                    <w:rFonts w:cs="Arial"/>
-                                    <w:sz w:val="22"/>
-                                    <w:szCs w:val="22"/>
                                     <w:lang w:val="en-US" w:eastAsia="en-US"/>
                                   </w:rPr>
                                   <w:t>RemainAmt_DtldCustLedgEntries</w:t>
@@ -1933,9 +1380,6 @@
                         <w:sdt>
                           <w:sdtPr>
                             <w:rPr>
-                              <w:rFonts w:cs="Arial"/>
-                              <w:sz w:val="22"/>
-                              <w:szCs w:val="22"/>
                               <w:lang w:val="en-US" w:eastAsia="en-US"/>
                             </w:rPr>
                             <w:alias w:val="#Nav: /Customer/Integer/CurrencyLoop/CustLedgEntryHdr/DtldCustLedgEntries/CustBalance"/>
@@ -1944,32 +1388,27 @@
                             <w:placeholder>
                               <w:docPart w:val="84AD6FFC37814341BA32EE98935F22F2"/>
                             </w:placeholder>
-                            <w:dataBinding w:prefixMappings="xmlns:ns0='urn:microsoft-dynamics-nav/reports/Standard_Statement/1316/'" w:xpath="/ns0:NavWordReportXmlPart[1]/ns0:Customer[1]/ns0:Integer[1]/ns0:CurrencyLoop[1]/ns0:CustLedgEntryHdr[1]/ns0:DtldCustLedgEntries[1]/ns0:CustBalance[1]" w:storeItemID="{E88124C9-8BD3-486B-8F5D-721907E0A112}"/>
+                            <w:dataBinding w:prefixMappings="&lt;xmlns:ns0='urn:microsoft-dynamics-nav/reports/Standard_Statement/1316/' " w:xpath="/ns0:NavWordReportXmlPart[1]/ns0:Customer[1]/ns0:Integer[1]/ns0:CurrencyLoop[1]/ns0:CustLedgEntryHdr[1]/ns0:DtldCustLedgEntries[1]/ns0:CustBalance[1]" w:storeItemID="{E88124C9-8BD3-486B-8F5D-721907E0A112}"/>
                             <w:text/>
                           </w:sdtPr>
                           <w:sdtContent>
                             <w:tc>
                               <w:tcPr>
-                                <w:tcW w:w="1192" w:type="dxa"/>
+                                <w:tcW w:w="601" w:type="pct"/>
                                 <w:vAlign w:val="center"/>
                               </w:tcPr>
                               <w:p>
                                 <w:pPr>
+                                  <w:pStyle w:val="BCNumber"/>
                                   <w:jc w:val="right"/>
                                   <w:cnfStyle w:val="000000000000" w:firstRow="0" w:lastRow="0" w:firstColumn="0" w:lastColumn="0" w:oddVBand="0" w:evenVBand="0" w:oddHBand="0" w:evenHBand="0" w:firstRowFirstColumn="0" w:firstRowLastColumn="0" w:lastRowFirstColumn="0" w:lastRowLastColumn="0"/>
                                   <w:rPr>
-                                    <w:rFonts w:cs="Arial"/>
-                                    <w:sz w:val="22"/>
-                                    <w:szCs w:val="22"/>
                                     <w:lang w:val="en-US" w:eastAsia="en-US"/>
                                   </w:rPr>
                                 </w:pPr>
                                 <w:proofErr w:type="spellStart"/>
                                 <w:r>
                                   <w:rPr>
-                                    <w:rFonts w:cs="Arial"/>
-                                    <w:sz w:val="22"/>
-                                    <w:szCs w:val="22"/>
                                     <w:lang w:val="en-US" w:eastAsia="en-US"/>
                                   </w:rPr>
                                   <w:t>CustBalance</w:t>
@@ -1985,11 +1424,6 @@
                   <w:sdt>
                     <w:sdtPr>
                       <w:rPr>
-                        <w:rFonts w:cs="Arial"/>
-                        <w:b w:val="0"/>
-                        <w:bCs w:val="0"/>
-                        <w:sz w:val="22"/>
-                        <w:szCs w:val="22"/>
                         <w:lang w:val="en-US" w:eastAsia="en-US"/>
                       </w:rPr>
                       <w:id w:val="316846196"/>
@@ -2002,22 +1436,21 @@
                       <w:tr>
                         <w:trPr>
                           <w:cnfStyle w:val="000000100000" w:firstRow="0" w:lastRow="0" w:firstColumn="0" w:lastColumn="0" w:oddVBand="0" w:evenVBand="0" w:oddHBand="1" w:evenHBand="0" w:firstRowFirstColumn="0" w:firstRowLastColumn="0" w:lastRowFirstColumn="0" w:lastRowLastColumn="0"/>
+                          <w:cantSplit/>
                           <w:trHeight w:val="245"/>
                         </w:trPr>
                         <w:tc>
                           <w:tcPr>
                             <w:cnfStyle w:val="001000000000" w:firstRow="0" w:lastRow="0" w:firstColumn="1" w:lastColumn="0" w:oddVBand="0" w:evenVBand="0" w:oddHBand="0" w:evenHBand="0" w:firstRowFirstColumn="0" w:firstRowLastColumn="0" w:lastRowFirstColumn="0" w:lastRowLastColumn="0"/>
-                            <w:tcW w:w="1345" w:type="dxa"/>
+                            <w:tcW w:w="680" w:type="pct"/>
                             <w:tcBorders>
-                              <w:bottom w:val="single" w:color="auto" w:sz="4" w:space="0"/>
+                              <w:bottom w:val="single" w:sz="4" w:space="0" w:color="auto"/>
                             </w:tcBorders>
                           </w:tcPr>
                           <w:p>
                             <w:pPr>
+                              <w:pStyle w:val="NoSpacing"/>
                               <w:rPr>
-                                <w:rFonts w:cs="Arial"/>
-                                <w:sz w:val="22"/>
-                                <w:szCs w:val="22"/>
                                 <w:lang w:val="en-US" w:eastAsia="en-US"/>
                               </w:rPr>
                             </w:pPr>
@@ -2025,18 +1458,16 @@
                         </w:tc>
                         <w:tc>
                           <w:tcPr>
-                            <w:tcW w:w="1530" w:type="dxa"/>
+                            <w:tcW w:w="773" w:type="pct"/>
                             <w:tcBorders>
-                              <w:bottom w:val="single" w:color="auto" w:sz="4" w:space="0"/>
+                              <w:bottom w:val="single" w:sz="4" w:space="0" w:color="auto"/>
                             </w:tcBorders>
                           </w:tcPr>
                           <w:p>
                             <w:pPr>
+                              <w:pStyle w:val="NoSpacing"/>
                               <w:cnfStyle w:val="000000100000" w:firstRow="0" w:lastRow="0" w:firstColumn="0" w:lastColumn="0" w:oddVBand="0" w:evenVBand="0" w:oddHBand="1" w:evenHBand="0" w:firstRowFirstColumn="0" w:firstRowLastColumn="0" w:lastRowFirstColumn="0" w:lastRowLastColumn="0"/>
                               <w:rPr>
-                                <w:rFonts w:cs="Arial"/>
-                                <w:sz w:val="22"/>
-                                <w:szCs w:val="22"/>
                                 <w:lang w:val="en-US" w:eastAsia="en-US"/>
                               </w:rPr>
                             </w:pPr>
@@ -2044,18 +1475,16 @@
                         </w:tc>
                         <w:tc>
                           <w:tcPr>
-                            <w:tcW w:w="1620" w:type="dxa"/>
+                            <w:tcW w:w="819" w:type="pct"/>
                             <w:tcBorders>
-                              <w:bottom w:val="single" w:color="auto" w:sz="4" w:space="0"/>
+                              <w:bottom w:val="single" w:sz="4" w:space="0" w:color="auto"/>
                             </w:tcBorders>
                           </w:tcPr>
                           <w:p>
                             <w:pPr>
+                              <w:pStyle w:val="NoSpacing"/>
                               <w:cnfStyle w:val="000000100000" w:firstRow="0" w:lastRow="0" w:firstColumn="0" w:lastColumn="0" w:oddVBand="0" w:evenVBand="0" w:oddHBand="1" w:evenHBand="0" w:firstRowFirstColumn="0" w:firstRowLastColumn="0" w:lastRowFirstColumn="0" w:lastRowLastColumn="0"/>
                               <w:rPr>
-                                <w:rFonts w:cs="Arial"/>
-                                <w:sz w:val="22"/>
-                                <w:szCs w:val="22"/>
                                 <w:lang w:val="en-US" w:eastAsia="en-US"/>
                               </w:rPr>
                             </w:pPr>
@@ -2063,19 +1492,17 @@
                         </w:tc>
                         <w:tc>
                           <w:tcPr>
-                            <w:tcW w:w="1225" w:type="dxa"/>
+                            <w:tcW w:w="620" w:type="pct"/>
                             <w:gridSpan w:val="2"/>
                             <w:tcBorders>
-                              <w:bottom w:val="single" w:color="auto" w:sz="4" w:space="0"/>
+                              <w:bottom w:val="single" w:sz="4" w:space="0" w:color="auto"/>
                             </w:tcBorders>
                           </w:tcPr>
                           <w:p>
                             <w:pPr>
+                              <w:pStyle w:val="NoSpacing"/>
                               <w:cnfStyle w:val="000000100000" w:firstRow="0" w:lastRow="0" w:firstColumn="0" w:lastColumn="0" w:oddVBand="0" w:evenVBand="0" w:oddHBand="1" w:evenHBand="0" w:firstRowFirstColumn="0" w:firstRowLastColumn="0" w:lastRowFirstColumn="0" w:lastRowLastColumn="0"/>
                               <w:rPr>
-                                <w:rFonts w:cs="Arial"/>
-                                <w:sz w:val="22"/>
-                                <w:szCs w:val="22"/>
                                 <w:lang w:val="en-US" w:eastAsia="en-US"/>
                               </w:rPr>
                             </w:pPr>
@@ -2083,18 +1510,16 @@
                         </w:tc>
                         <w:tc>
                           <w:tcPr>
-                            <w:tcW w:w="1516" w:type="dxa"/>
+                            <w:tcW w:w="766" w:type="pct"/>
                             <w:tcBorders>
-                              <w:bottom w:val="single" w:color="auto" w:sz="4" w:space="0"/>
+                              <w:bottom w:val="single" w:sz="4" w:space="0" w:color="auto"/>
                             </w:tcBorders>
                           </w:tcPr>
                           <w:p>
                             <w:pPr>
+                              <w:pStyle w:val="NoSpacing"/>
                               <w:cnfStyle w:val="000000100000" w:firstRow="0" w:lastRow="0" w:firstColumn="0" w:lastColumn="0" w:oddVBand="0" w:evenVBand="0" w:oddHBand="1" w:evenHBand="0" w:firstRowFirstColumn="0" w:firstRowLastColumn="0" w:lastRowFirstColumn="0" w:lastRowLastColumn="0"/>
                               <w:rPr>
-                                <w:rFonts w:cs="Arial"/>
-                                <w:sz w:val="22"/>
-                                <w:szCs w:val="22"/>
                                 <w:lang w:val="en-US" w:eastAsia="en-US"/>
                               </w:rPr>
                             </w:pPr>
@@ -2102,18 +1527,16 @@
                         </w:tc>
                         <w:tc>
                           <w:tcPr>
-                            <w:tcW w:w="1467" w:type="dxa"/>
+                            <w:tcW w:w="741" w:type="pct"/>
                             <w:tcBorders>
-                              <w:bottom w:val="single" w:color="auto" w:sz="4" w:space="0"/>
+                              <w:bottom w:val="single" w:sz="4" w:space="0" w:color="auto"/>
                             </w:tcBorders>
                           </w:tcPr>
                           <w:p>
                             <w:pPr>
+                              <w:pStyle w:val="NoSpacing"/>
                               <w:cnfStyle w:val="000000100000" w:firstRow="0" w:lastRow="0" w:firstColumn="0" w:lastColumn="0" w:oddVBand="0" w:evenVBand="0" w:oddHBand="1" w:evenHBand="0" w:firstRowFirstColumn="0" w:firstRowLastColumn="0" w:lastRowFirstColumn="0" w:lastRowLastColumn="0"/>
                               <w:rPr>
-                                <w:rFonts w:cs="Arial"/>
-                                <w:sz w:val="22"/>
-                                <w:szCs w:val="22"/>
                                 <w:lang w:val="en-US" w:eastAsia="en-US"/>
                               </w:rPr>
                             </w:pPr>
@@ -2121,18 +1544,16 @@
                         </w:tc>
                         <w:tc>
                           <w:tcPr>
-                            <w:tcW w:w="1192" w:type="dxa"/>
+                            <w:tcW w:w="601" w:type="pct"/>
                             <w:tcBorders>
-                              <w:bottom w:val="single" w:color="auto" w:sz="4" w:space="0"/>
+                              <w:bottom w:val="single" w:sz="4" w:space="0" w:color="auto"/>
                             </w:tcBorders>
                           </w:tcPr>
                           <w:p>
                             <w:pPr>
+                              <w:pStyle w:val="NoSpacing"/>
                               <w:cnfStyle w:val="000000100000" w:firstRow="0" w:lastRow="0" w:firstColumn="0" w:lastColumn="0" w:oddVBand="0" w:evenVBand="0" w:oddHBand="1" w:evenHBand="0" w:firstRowFirstColumn="0" w:firstRowLastColumn="0" w:lastRowFirstColumn="0" w:lastRowLastColumn="0"/>
                               <w:rPr>
-                                <w:rFonts w:cs="Arial"/>
-                                <w:sz w:val="22"/>
-                                <w:szCs w:val="22"/>
                                 <w:lang w:val="en-US" w:eastAsia="en-US"/>
                               </w:rPr>
                             </w:pPr>
@@ -2145,125 +1566,82 @@
               </w:sdt>
               <w:tr>
                 <w:trPr>
+                  <w:cantSplit/>
                   <w:trHeight w:val="480"/>
                 </w:trPr>
                 <w:tc>
                   <w:tcPr>
                     <w:cnfStyle w:val="001000000000" w:firstRow="0" w:lastRow="0" w:firstColumn="1" w:lastColumn="0" w:oddVBand="0" w:evenVBand="0" w:oddHBand="0" w:evenHBand="0" w:firstRowFirstColumn="0" w:firstRowLastColumn="0" w:lastRowFirstColumn="0" w:lastRowLastColumn="0"/>
-                    <w:tcW w:w="5720" w:type="dxa"/>
+                    <w:tcW w:w="2892" w:type="pct"/>
                     <w:gridSpan w:val="5"/>
                     <w:tcBorders>
-                      <w:top w:val="single" w:color="auto" w:sz="4" w:space="0"/>
-                      <w:bottom w:val="single" w:color="auto" w:sz="4" w:space="0"/>
+                      <w:top w:val="single" w:sz="4" w:space="0" w:color="auto"/>
+                      <w:bottom w:val="single" w:sz="4" w:space="0" w:color="auto"/>
                     </w:tcBorders>
                     <w:shd w:val="clear" w:color="FFFFFF" w:fill="FFFFFF"/>
                   </w:tcPr>
                   <w:p>
                     <w:pPr>
-                      <w:spacing w:before="288" w:beforeLines="120" w:after="288" w:afterLines="120"/>
+                      <w:pStyle w:val="NoSpacing"/>
+                      <w:spacing w:beforeLines="120" w:before="288" w:afterLines="120" w:after="288"/>
                       <w:rPr>
-                        <w:rFonts w:ascii="Segoe UI" w:hAnsi="Segoe UI" w:eastAsia="Times New Roman" w:cs="Segoe UI"/>
-                        <w:kern w:val="0"/>
-                        <w:sz w:val="22"/>
-                        <w:szCs w:val="22"/>
                         <w:lang w:val="en-US" w:eastAsia="en-US"/>
-                        <w14:ligatures w14:val="none"/>
                       </w:rPr>
                     </w:pPr>
                   </w:p>
                 </w:tc>
                 <w:tc>
                   <w:tcPr>
-                    <w:tcW w:w="2983" w:type="dxa"/>
+                    <w:tcW w:w="1507" w:type="pct"/>
                     <w:gridSpan w:val="2"/>
                     <w:tcBorders>
-                      <w:top w:val="single" w:color="auto" w:sz="4" w:space="0"/>
-                      <w:bottom w:val="single" w:color="auto" w:sz="4" w:space="0"/>
+                      <w:top w:val="single" w:sz="4" w:space="0" w:color="auto"/>
+                      <w:bottom w:val="single" w:sz="4" w:space="0" w:color="auto"/>
                     </w:tcBorders>
                     <w:shd w:val="clear" w:color="FFFFFF" w:fill="FFFFFF"/>
                   </w:tcPr>
                   <w:p>
                     <w:pPr>
-                      <w:pStyle w:val="Heading2"/>
-                      <w:spacing w:before="288" w:beforeLines="120" w:after="288" w:afterLines="120"/>
+                      <w:pStyle w:val="BCLabelNumber"/>
+                      <w:spacing w:beforeLines="120" w:before="288" w:afterLines="120" w:after="288"/>
                       <w:jc w:val="right"/>
                       <w:cnfStyle w:val="000000000000" w:firstRow="0" w:lastRow="0" w:firstColumn="0" w:lastColumn="0" w:oddVBand="0" w:evenVBand="0" w:oddHBand="0" w:evenHBand="0" w:firstRowFirstColumn="0" w:firstRowLastColumn="0" w:lastRowFirstColumn="0" w:lastRowLastColumn="0"/>
-                      <w:rPr>
-                        <w:rFonts w:ascii="Segoe UI Semibold" w:hAnsi="Segoe UI Semibold" w:eastAsia="Times New Roman" w:cs="Segoe UI Semibold"/>
-                        <w:b/>
-                        <w:bCs/>
-                        <w:sz w:val="22"/>
-                        <w:szCs w:val="22"/>
-                      </w:rPr>
                     </w:pPr>
                     <w:sdt>
                       <w:sdtPr>
-                        <w:rPr>
-                          <w:rFonts w:ascii="Segoe UI Semibold" w:hAnsi="Segoe UI Semibold" w:eastAsia="Times New Roman" w:cs="Segoe UI Semibold"/>
-                          <w:b/>
-                          <w:bCs/>
-                          <w:sz w:val="22"/>
-                          <w:szCs w:val="22"/>
-                        </w:rPr>
+                        <w:rPr/>
                         <w:alias w:val="#Nav: /Customer/Integer/CurrencyLoop/Total_Caption2"/>
                         <w:tag w:val="#Nav: Standard_Statement/1316"/>
                         <w:id w:val="-862592733"/>
                         <w:placeholder>
                           <w:docPart w:val="B5FE8A5B18884D838A561AFD71D945C8"/>
                         </w:placeholder>
-                        <w:dataBinding w:prefixMappings="xmlns:ns0='urn:microsoft-dynamics-nav/reports/Standard_Statement/1316/'" w:xpath="/ns0:NavWordReportXmlPart[1]/ns0:Customer[1]/ns0:Integer[1]/ns0:CurrencyLoop[1]/ns0:Total_Caption2[1]" w:storeItemID="{E88124C9-8BD3-486B-8F5D-721907E0A112}"/>
+                        <w:dataBinding w:prefixMappings="&lt;xmlns:ns0='urn:microsoft-dynamics-nav/reports/Standard_Statement/1316/' " w:xpath="/ns0:NavWordReportXmlPart[1]/ns0:Customer[1]/ns0:Integer[1]/ns0:CurrencyLoop[1]/ns0:Total_Caption2[1]" w:storeItemID="{E88124C9-8BD3-486B-8F5D-721907E0A112}"/>
                         <w:text/>
                       </w:sdtPr>
                       <w:sdtContent>
                         <w:r>
-                          <w:rPr>
-                            <w:rFonts w:ascii="Segoe UI Semibold" w:hAnsi="Segoe UI Semibold" w:eastAsia="Times New Roman" w:cs="Segoe UI Semibold"/>
-                            <w:b/>
-                            <w:bCs/>
-                            <w:sz w:val="22"/>
-                            <w:szCs w:val="22"/>
-                          </w:rPr>
                           <w:t>Total_Caption2</w:t>
                         </w:r>
                       </w:sdtContent>
                     </w:sdt>
                     <w:r>
-                      <w:rPr>
-                        <w:rFonts w:ascii="Segoe UI Semibold" w:hAnsi="Segoe UI Semibold" w:eastAsia="Times New Roman" w:cs="Segoe UI Semibold"/>
-                        <w:b/>
-                        <w:bCs/>
-                        <w:sz w:val="22"/>
-                        <w:szCs w:val="22"/>
-                      </w:rPr>
                       <w:t xml:space="preserve"> </w:t>
                     </w:r>
                     <w:sdt>
                       <w:sdtPr>
-                        <w:rPr>
-                          <w:rFonts w:ascii="Segoe UI Semibold" w:hAnsi="Segoe UI Semibold" w:eastAsia="Times New Roman" w:cs="Segoe UI Semibold"/>
-                          <w:b/>
-                          <w:bCs/>
-                          <w:sz w:val="22"/>
-                          <w:szCs w:val="22"/>
-                        </w:rPr>
+                        <w:rPr/>
                         <w:alias w:val="#Nav: /Customer/Integer/CurrencyLoop/CustLedgEntryFooter/CurrencyCode3_CustLedgEntryFooter"/>
                         <w:tag w:val="#Nav: Standard_Statement/1316"/>
                         <w:id w:val="-799453354"/>
                         <w:placeholder>
                           <w:docPart w:val="CABB2D0B818B459AB96EDC2AB4D9F0F7"/>
                         </w:placeholder>
-                        <w:dataBinding w:prefixMappings="xmlns:ns0='urn:microsoft-dynamics-nav/reports/Standard_Statement/1316/'" w:xpath="/ns0:NavWordReportXmlPart[1]/ns0:Customer[1]/ns0:Integer[1]/ns0:CurrencyLoop[1]/ns0:CustLedgEntryFooter[1]/ns0:CurrencyCode3_CustLedgEntryFooter[1]" w:storeItemID="{E88124C9-8BD3-486B-8F5D-721907E0A112}"/>
+                        <w:dataBinding w:prefixMappings="&lt;xmlns:ns0='urn:microsoft-dynamics-nav/reports/Standard_Statement/1316/' " w:xpath="/ns0:NavWordReportXmlPart[1]/ns0:Customer[1]/ns0:Integer[1]/ns0:CurrencyLoop[1]/ns0:CustLedgEntryFooter[1]/ns0:CurrencyCode3_CustLedgEntryFooter[1]" w:storeItemID="{E88124C9-8BD3-486B-8F5D-721907E0A112}"/>
                         <w:text/>
                       </w:sdtPr>
                       <w:sdtContent>
                         <w:r>
-                          <w:rPr>
-                            <w:rFonts w:ascii="Segoe UI Semibold" w:hAnsi="Segoe UI Semibold" w:eastAsia="Times New Roman" w:cs="Segoe UI Semibold"/>
-                            <w:b/>
-                            <w:bCs/>
-                            <w:sz w:val="22"/>
-                            <w:szCs w:val="22"/>
-                          </w:rPr>
                           <w:t>CurrencyCode3_CustLedgEntryFooter</w:t>
                         </w:r>
                       </w:sdtContent>
@@ -2272,55 +1650,35 @@
                 </w:tc>
                 <w:sdt>
                   <w:sdtPr>
-                    <w:rPr>
-                      <w:rFonts w:ascii="Segoe UI Semibold" w:hAnsi="Segoe UI Semibold" w:eastAsia="Times New Roman" w:cs="Segoe UI Semibold"/>
-                      <w:b/>
-                      <w:bCs/>
-                      <w:sz w:val="22"/>
-                      <w:szCs w:val="22"/>
-                    </w:rPr>
+                    <w:rPr/>
                     <w:alias w:val="#Nav: /Customer/Integer/CurrencyLoop/CustLedgEntryFooter/CustBalance_CustLedgEntryHdrFooter"/>
                     <w:tag w:val="#Nav: Standard_Statement/1316"/>
                     <w:id w:val="-831756158"/>
                     <w:placeholder>
                       <w:docPart w:val="B5FE8A5B18884D838A561AFD71D945C8"/>
                     </w:placeholder>
-                    <w:dataBinding w:prefixMappings="xmlns:ns0='urn:microsoft-dynamics-nav/reports/Standard_Statement/1316/'" w:xpath="/ns0:NavWordReportXmlPart[1]/ns0:Customer[1]/ns0:Integer[1]/ns0:CurrencyLoop[1]/ns0:CustLedgEntryFooter[1]/ns0:CustBalance_CustLedgEntryHdrFooter[1]" w:storeItemID="{E88124C9-8BD3-486B-8F5D-721907E0A112}"/>
+                    <w:dataBinding w:prefixMappings="&lt;xmlns:ns0='urn:microsoft-dynamics-nav/reports/Standard_Statement/1316/' " w:xpath="/ns0:NavWordReportXmlPart[1]/ns0:Customer[1]/ns0:Integer[1]/ns0:CurrencyLoop[1]/ns0:CustLedgEntryFooter[1]/ns0:CustBalance_CustLedgEntryHdrFooter[1]" w:storeItemID="{E88124C9-8BD3-486B-8F5D-721907E0A112}"/>
                     <w:text/>
                   </w:sdtPr>
                   <w:sdtContent>
                     <w:tc>
                       <w:tcPr>
-                        <w:tcW w:w="1192" w:type="dxa"/>
+                        <w:tcW w:w="601" w:type="pct"/>
                         <w:tcBorders>
-                          <w:top w:val="single" w:color="auto" w:sz="4" w:space="0"/>
-                          <w:bottom w:val="single" w:color="auto" w:sz="4" w:space="0"/>
+                          <w:top w:val="single" w:sz="4" w:space="0" w:color="auto"/>
+                          <w:bottom w:val="single" w:sz="4" w:space="0" w:color="auto"/>
                         </w:tcBorders>
                         <w:shd w:val="clear" w:color="FFFFFF" w:fill="FFFFFF"/>
                       </w:tcPr>
                       <w:p>
                         <w:pPr>
-                          <w:pStyle w:val="Heading2"/>
-                          <w:spacing w:before="288" w:beforeLines="120" w:after="288" w:afterLines="120"/>
+                          <w:pStyle w:val="BCLabelNumber"/>
+                          <w:spacing w:beforeLines="120" w:before="288" w:afterLines="120" w:after="288"/>
                           <w:jc w:val="right"/>
                           <w:cnfStyle w:val="000000000000" w:firstRow="0" w:lastRow="0" w:firstColumn="0" w:lastColumn="0" w:oddVBand="0" w:evenVBand="0" w:oddHBand="0" w:evenHBand="0" w:firstRowFirstColumn="0" w:firstRowLastColumn="0" w:lastRowFirstColumn="0" w:lastRowLastColumn="0"/>
-                          <w:rPr>
-                            <w:rFonts w:ascii="Segoe UI Semibold" w:hAnsi="Segoe UI Semibold" w:eastAsia="Times New Roman" w:cs="Segoe UI Semibold"/>
-                            <w:b/>
-                            <w:bCs/>
-                            <w:sz w:val="22"/>
-                            <w:szCs w:val="22"/>
-                          </w:rPr>
                         </w:pPr>
                         <w:proofErr w:type="spellStart"/>
                         <w:r>
-                          <w:rPr>
-                            <w:rFonts w:ascii="Segoe UI Semibold" w:hAnsi="Segoe UI Semibold" w:eastAsia="Times New Roman" w:cs="Segoe UI Semibold"/>
-                            <w:b/>
-                            <w:bCs/>
-                            <w:sz w:val="22"/>
-                            <w:szCs w:val="22"/>
-                          </w:rPr>
                           <w:t>CustBalance_CustLedgEntryHdrFooter</w:t>
                         </w:r>
                         <w:proofErr w:type="spellEnd"/>
@@ -2338,12 +1696,7 @@
       <w:pPr>
         <w:spacing w:after="0" w:line="240" w:lineRule="auto"/>
         <w:rPr>
-          <w:rFonts w:ascii="Segoe UI" w:hAnsi="Segoe UI" w:eastAsia="Times New Roman" w:cs="Segoe UI"/>
-          <w:kern w:val="0"/>
-          <w:sz w:val="22"/>
-          <w:szCs w:val="22"/>
           <w:lang w:val="en-US" w:eastAsia="en-US"/>
-          <w14:ligatures w14:val="none"/>
         </w:rPr>
       </w:pPr>
     </w:p>
@@ -2351,56 +1704,40 @@
       <w:pPr>
         <w:spacing w:after="0" w:line="240" w:lineRule="auto"/>
         <w:rPr>
-          <w:rFonts w:ascii="Segoe UI" w:hAnsi="Segoe UI" w:eastAsia="Times New Roman" w:cs="Segoe UI"/>
-          <w:kern w:val="0"/>
-          <w:sz w:val="22"/>
-          <w:szCs w:val="22"/>
           <w:lang w:val="en-US" w:eastAsia="en-US"/>
-          <w14:ligatures w14:val="none"/>
         </w:rPr>
       </w:pPr>
     </w:p>
     <w:tbl>
       <w:tblPr>
-        <w:tblStyle w:val="PlainTable4"/>
-        <w:tblW w:w="10498" w:type="dxa"/>
-        <w:tblLayout w:type="fixed"/>
-        <w:tblLook w:val="04A0" w:firstRow="1" w:lastRow="0" w:firstColumn="1" w:lastColumn="0" w:noHBand="0" w:noVBand="1"/>
+        <w:tblStyle w:val="BCDataTable"/>
+        <w:tblW w:w="5000" w:type="pct"/>
+        <w:tblLook w:val="0460" w:firstRow="1" w:lastRow="1" w:firstColumn="0" w:lastColumn="0" w:noHBand="0" w:noVBand="1"/>
+        <w:tblCaption w:val="Table 4"/>
+        <w:tblDescription w:val="Document lines. Column headers in the first row."/>
       </w:tblPr>
       <w:tblGrid>
-        <w:gridCol w:w="1427"/>
+        <w:gridCol w:w="1428"/>
         <w:gridCol w:w="1623"/>
-        <w:gridCol w:w="1719"/>
+        <w:gridCol w:w="1720"/>
         <w:gridCol w:w="1241"/>
-        <w:gridCol w:w="2101"/>
+        <w:gridCol w:w="2102"/>
         <w:gridCol w:w="1146"/>
-        <w:gridCol w:w="1241"/>
+        <w:gridCol w:w="1239"/>
       </w:tblGrid>
       <w:sdt>
         <w:sdtPr>
-          <w:rPr>
-            <w:rFonts w:ascii="Segoe UI Semibold" w:hAnsi="Segoe UI Semibold" w:eastAsia="Times New Roman" w:cs="Segoe UI Semibold"/>
-            <w:b w:val="0"/>
-            <w:bCs w:val="0"/>
-            <w:sz w:val="22"/>
-            <w:szCs w:val="22"/>
-          </w:rPr>
+          <w:rPr/>
           <w:alias w:val="#Nav: /Customer/Integer/CurrencyLoop/OverdueVisible"/>
           <w:tag w:val="#Nav: Standard_Statement/1316"/>
           <w:id w:val="-1945292196"/>
-          <w15:dataBinding w:prefixMappings="xmlns:ns0='urn:microsoft-dynamics-nav/reports/Standard_Statement/1316/'" w:xpath="/ns0:NavWordReportXmlPart[1]/ns0:Customer[1]/ns0:Integer[1]/ns0:CurrencyLoop[1]/ns0:OverdueVisible" w:storeItemID="{E88124C9-8BD3-486B-8F5D-721907E0A112}"/>
+          <w15:dataBinding w:prefixMappings="&lt;xmlns:ns0='urn:microsoft-dynamics-nav/reports/Standard_Statement/1316/' " w:xpath="/ns0:NavWordReportXmlPart[1]/ns0:Customer[1]/ns0:Integer[1]/ns0:CurrencyLoop[1]/ns0:OverdueVisible" w:storeItemID="{E88124C9-8BD3-486B-8F5D-721907E0A112}"/>
           <w15:repeatingSection/>
         </w:sdtPr>
         <w:sdtContent>
           <w:sdt>
             <w:sdtPr>
-              <w:rPr>
-                <w:rFonts w:ascii="Segoe UI Semibold" w:hAnsi="Segoe UI Semibold" w:eastAsia="Times New Roman" w:cs="Segoe UI Semibold"/>
-                <w:b w:val="0"/>
-                <w:bCs w:val="0"/>
-                <w:sz w:val="22"/>
-                <w:szCs w:val="22"/>
-              </w:rPr>
+              <w:rPr/>
               <w:id w:val="42419390"/>
               <w:placeholder>
                 <w:docPart w:val="3D6F7F45BD8848ABB194A7DF7B100451"/>
@@ -2411,60 +1748,36 @@
               <w:tr>
                 <w:trPr>
                   <w:cnfStyle w:val="100000000000" w:firstRow="1" w:lastRow="0" w:firstColumn="0" w:lastColumn="0" w:oddVBand="0" w:evenVBand="0" w:oddHBand="0" w:evenHBand="0" w:firstRowFirstColumn="0" w:firstRowLastColumn="0" w:lastRowFirstColumn="0" w:lastRowLastColumn="0"/>
+                  <w:cantSplit/>
                   <w:trHeight w:val="480"/>
+                  <w:tblHeader/>
                 </w:trPr>
                 <w:sdt>
                   <w:sdtPr>
-                    <w:rPr>
-                      <w:rFonts w:ascii="Segoe UI Semibold" w:hAnsi="Segoe UI Semibold" w:eastAsia="Times New Roman" w:cs="Segoe UI Semibold"/>
-                      <w:b w:val="0"/>
-                      <w:bCs w:val="0"/>
-                      <w:sz w:val="22"/>
-                      <w:szCs w:val="22"/>
-                    </w:rPr>
+                    <w:rPr/>
                     <w:alias w:val="#Nav: /Customer/Integer/CurrencyLoop/OverdueVisible/PostDate_DtldCustLedgEntriesCaption2"/>
                     <w:tag w:val="#Nav: Standard_Statement/1316"/>
                     <w:id w:val="-1343390162"/>
                     <w:placeholder>
                       <w:docPart w:val="B5FE8A5B18884D838A561AFD71D945C8"/>
                     </w:placeholder>
-                    <w:dataBinding w:prefixMappings="xmlns:ns0='urn:microsoft-dynamics-nav/reports/Standard_Statement/1316/'" w:xpath="/ns0:NavWordReportXmlPart[1]/ns0:Customer[1]/ns0:Integer[1]/ns0:CurrencyLoop[1]/ns0:OverdueVisible[1]/ns0:PostDate_DtldCustLedgEntriesCaption2[1]" w:storeItemID="{E88124C9-8BD3-486B-8F5D-721907E0A112}"/>
+                    <w:dataBinding w:prefixMappings="&lt;xmlns:ns0='urn:microsoft-dynamics-nav/reports/Standard_Statement/1316/' " w:xpath="/ns0:NavWordReportXmlPart[1]/ns0:Customer[1]/ns0:Integer[1]/ns0:CurrencyLoop[1]/ns0:OverdueVisible[1]/ns0:PostDate_DtldCustLedgEntriesCaption2[1]" w:storeItemID="{E88124C9-8BD3-486B-8F5D-721907E0A112}"/>
                     <w:text/>
                   </w:sdtPr>
-                  <w:sdtEndPr>
-                    <w:rPr>
-                      <w:b/>
-                      <w:bCs/>
-                    </w:rPr>
-                  </w:sdtEndPr>
                   <w:sdtContent>
                     <w:tc>
                       <w:tcPr>
                         <w:cnfStyle w:val="001000000000" w:firstRow="0" w:lastRow="0" w:firstColumn="1" w:lastColumn="0" w:oddVBand="0" w:evenVBand="0" w:oddHBand="0" w:evenHBand="0" w:firstRowFirstColumn="0" w:firstRowLastColumn="0" w:lastRowFirstColumn="0" w:lastRowLastColumn="0"/>
-                        <w:tcW w:w="1345" w:type="dxa"/>
+                        <w:tcW w:w="680" w:type="pct"/>
                         <w:tcBorders>
-                          <w:bottom w:val="single" w:color="auto" w:sz="4" w:space="0"/>
+                          <w:bottom w:val="single" w:sz="4" w:space="0" w:color="auto"/>
                         </w:tcBorders>
                       </w:tcPr>
                       <w:p>
                         <w:pPr>
-                          <w:pStyle w:val="Heading2"/>
-                          <w:rPr>
-                            <w:rFonts w:ascii="Segoe UI Semibold" w:hAnsi="Segoe UI Semibold" w:eastAsia="Times New Roman" w:cs="Segoe UI Semibold"/>
-                            <w:b w:val="0"/>
-                            <w:bCs w:val="0"/>
-                            <w:sz w:val="22"/>
-                            <w:szCs w:val="22"/>
-                          </w:rPr>
+                          <w:pStyle w:val="BCLabel"/>
                         </w:pPr>
                         <w:r>
-                          <w:rPr>
-                            <w:rFonts w:ascii="Segoe UI Semibold" w:hAnsi="Segoe UI Semibold" w:eastAsia="Times New Roman" w:cs="Segoe UI Semibold"/>
-                            <w:b w:val="0"/>
-                            <w:bCs w:val="0"/>
-                            <w:sz w:val="22"/>
-                            <w:szCs w:val="22"/>
-                          </w:rPr>
                           <w:t>PostDate_DtldCustLedgEntriesCaption2</w:t>
                         </w:r>
                       </w:p>
@@ -2473,48 +1786,30 @@
                 </w:sdt>
                 <w:sdt>
                   <w:sdtPr>
-                    <w:rPr>
-                      <w:rFonts w:ascii="Segoe UI Semibold" w:hAnsi="Segoe UI Semibold" w:eastAsia="Times New Roman" w:cs="Segoe UI Semibold"/>
-                      <w:sz w:val="22"/>
-                      <w:szCs w:val="22"/>
-                    </w:rPr>
+                    <w:rPr/>
                     <w:alias w:val="#Nav: /Customer/Integer/CurrencyLoop/OverdueVisible/DocNo_DtldCustLedgEntriesCaption2"/>
                     <w:tag w:val="#Nav: Standard_Statement/1316"/>
                     <w:id w:val="919139622"/>
                     <w:placeholder>
                       <w:docPart w:val="B5FE8A5B18884D838A561AFD71D945C8"/>
                     </w:placeholder>
-                    <w:dataBinding w:prefixMappings="xmlns:ns0='urn:microsoft-dynamics-nav/reports/Standard_Statement/1316/'" w:xpath="/ns0:NavWordReportXmlPart[1]/ns0:Customer[1]/ns0:Integer[1]/ns0:CurrencyLoop[1]/ns0:OverdueVisible[1]/ns0:DocNo_DtldCustLedgEntriesCaption2[1]" w:storeItemID="{E88124C9-8BD3-486B-8F5D-721907E0A112}"/>
+                    <w:dataBinding w:prefixMappings="&lt;xmlns:ns0='urn:microsoft-dynamics-nav/reports/Standard_Statement/1316/' " w:xpath="/ns0:NavWordReportXmlPart[1]/ns0:Customer[1]/ns0:Integer[1]/ns0:CurrencyLoop[1]/ns0:OverdueVisible[1]/ns0:DocNo_DtldCustLedgEntriesCaption2[1]" w:storeItemID="{E88124C9-8BD3-486B-8F5D-721907E0A112}"/>
                     <w:text/>
                   </w:sdtPr>
                   <w:sdtContent>
                     <w:tc>
                       <w:tcPr>
-                        <w:tcW w:w="1530" w:type="dxa"/>
+                        <w:tcW w:w="773" w:type="pct"/>
                         <w:tcBorders>
-                          <w:bottom w:val="single" w:color="auto" w:sz="4" w:space="0"/>
+                          <w:bottom w:val="single" w:sz="4" w:space="0" w:color="auto"/>
                         </w:tcBorders>
                       </w:tcPr>
                       <w:p>
                         <w:pPr>
-                          <w:pStyle w:val="Heading2"/>
+                          <w:pStyle w:val="BCLabel"/>
                           <w:cnfStyle w:val="100000000000" w:firstRow="1" w:lastRow="0" w:firstColumn="0" w:lastColumn="0" w:oddVBand="0" w:evenVBand="0" w:oddHBand="0" w:evenHBand="0" w:firstRowFirstColumn="0" w:firstRowLastColumn="0" w:lastRowFirstColumn="0" w:lastRowLastColumn="0"/>
-                          <w:rPr>
-                            <w:rFonts w:ascii="Segoe UI Semibold" w:hAnsi="Segoe UI Semibold" w:eastAsia="Times New Roman" w:cs="Segoe UI Semibold"/>
-                            <w:b w:val="0"/>
-                            <w:bCs w:val="0"/>
-                            <w:sz w:val="22"/>
-                            <w:szCs w:val="22"/>
-                          </w:rPr>
                         </w:pPr>
                         <w:r>
-                          <w:rPr>
-                            <w:rFonts w:ascii="Segoe UI Semibold" w:hAnsi="Segoe UI Semibold" w:eastAsia="Times New Roman" w:cs="Segoe UI Semibold"/>
-                            <w:b w:val="0"/>
-                            <w:bCs w:val="0"/>
-                            <w:sz w:val="22"/>
-                            <w:szCs w:val="22"/>
-                          </w:rPr>
                           <w:t>DocNo_DtldCustLedgEntriesCaption2</w:t>
                         </w:r>
                       </w:p>
@@ -2523,48 +1818,30 @@
                 </w:sdt>
                 <w:sdt>
                   <w:sdtPr>
-                    <w:rPr>
-                      <w:rFonts w:ascii="Segoe UI Semibold" w:hAnsi="Segoe UI Semibold" w:eastAsia="Times New Roman" w:cs="Segoe UI Semibold"/>
-                      <w:sz w:val="22"/>
-                      <w:szCs w:val="22"/>
-                    </w:rPr>
+                    <w:rPr/>
                     <w:alias w:val="#Nav: /Customer/Integer/CurrencyLoop/OverdueVisible/Desc_CustLedgEntry2Caption2"/>
                     <w:tag w:val="#Nav: Standard_Statement/1316"/>
                     <w:id w:val="-1973196731"/>
                     <w:placeholder>
                       <w:docPart w:val="B5FE8A5B18884D838A561AFD71D945C8"/>
                     </w:placeholder>
-                    <w:dataBinding w:prefixMappings="xmlns:ns0='urn:microsoft-dynamics-nav/reports/Standard_Statement/1316/'" w:xpath="/ns0:NavWordReportXmlPart[1]/ns0:Customer[1]/ns0:Integer[1]/ns0:CurrencyLoop[1]/ns0:OverdueVisible[1]/ns0:Desc_CustLedgEntry2Caption2[1]" w:storeItemID="{E88124C9-8BD3-486B-8F5D-721907E0A112}"/>
+                    <w:dataBinding w:prefixMappings="&lt;xmlns:ns0='urn:microsoft-dynamics-nav/reports/Standard_Statement/1316/' " w:xpath="/ns0:NavWordReportXmlPart[1]/ns0:Customer[1]/ns0:Integer[1]/ns0:CurrencyLoop[1]/ns0:OverdueVisible[1]/ns0:Desc_CustLedgEntry2Caption2[1]" w:storeItemID="{E88124C9-8BD3-486B-8F5D-721907E0A112}"/>
                     <w:text/>
                   </w:sdtPr>
                   <w:sdtContent>
                     <w:tc>
                       <w:tcPr>
-                        <w:tcW w:w="1620" w:type="dxa"/>
+                        <w:tcW w:w="819" w:type="pct"/>
                         <w:tcBorders>
-                          <w:bottom w:val="single" w:color="auto" w:sz="4" w:space="0"/>
+                          <w:bottom w:val="single" w:sz="4" w:space="0" w:color="auto"/>
                         </w:tcBorders>
                       </w:tcPr>
                       <w:p>
                         <w:pPr>
-                          <w:pStyle w:val="Heading2"/>
+                          <w:pStyle w:val="BCLabel"/>
                           <w:cnfStyle w:val="100000000000" w:firstRow="1" w:lastRow="0" w:firstColumn="0" w:lastColumn="0" w:oddVBand="0" w:evenVBand="0" w:oddHBand="0" w:evenHBand="0" w:firstRowFirstColumn="0" w:firstRowLastColumn="0" w:lastRowFirstColumn="0" w:lastRowLastColumn="0"/>
-                          <w:rPr>
-                            <w:rFonts w:ascii="Segoe UI Semibold" w:hAnsi="Segoe UI Semibold" w:eastAsia="Times New Roman" w:cs="Segoe UI Semibold"/>
-                            <w:b w:val="0"/>
-                            <w:bCs w:val="0"/>
-                            <w:sz w:val="22"/>
-                            <w:szCs w:val="22"/>
-                          </w:rPr>
                         </w:pPr>
                         <w:r>
-                          <w:rPr>
-                            <w:rFonts w:ascii="Segoe UI Semibold" w:hAnsi="Segoe UI Semibold" w:eastAsia="Times New Roman" w:cs="Segoe UI Semibold"/>
-                            <w:b w:val="0"/>
-                            <w:bCs w:val="0"/>
-                            <w:sz w:val="22"/>
-                            <w:szCs w:val="22"/>
-                          </w:rPr>
                           <w:t>Desc_CustLedgEntry2Caption2</w:t>
                         </w:r>
                       </w:p>
@@ -2573,48 +1850,30 @@
                 </w:sdt>
                 <w:sdt>
                   <w:sdtPr>
-                    <w:rPr>
-                      <w:rFonts w:ascii="Segoe UI Semibold" w:hAnsi="Segoe UI Semibold" w:eastAsia="Times New Roman" w:cs="Segoe UI Semibold"/>
-                      <w:sz w:val="22"/>
-                      <w:szCs w:val="22"/>
-                    </w:rPr>
+                    <w:rPr/>
                     <w:alias w:val="#Nav: /Customer/Integer/CurrencyLoop/OverdueVisible/DueDate_CustLedgEntry2Caption2"/>
                     <w:tag w:val="#Nav: Standard_Statement/1316"/>
                     <w:id w:val="2068072881"/>
                     <w:placeholder>
                       <w:docPart w:val="B5FE8A5B18884D838A561AFD71D945C8"/>
                     </w:placeholder>
-                    <w:dataBinding w:prefixMappings="xmlns:ns0='urn:microsoft-dynamics-nav/reports/Standard_Statement/1316/'" w:xpath="/ns0:NavWordReportXmlPart[1]/ns0:Customer[1]/ns0:Integer[1]/ns0:CurrencyLoop[1]/ns0:OverdueVisible[1]/ns0:DueDate_CustLedgEntry2Caption2[1]" w:storeItemID="{E88124C9-8BD3-486B-8F5D-721907E0A112}"/>
+                    <w:dataBinding w:prefixMappings="&lt;xmlns:ns0='urn:microsoft-dynamics-nav/reports/Standard_Statement/1316/' " w:xpath="/ns0:NavWordReportXmlPart[1]/ns0:Customer[1]/ns0:Integer[1]/ns0:CurrencyLoop[1]/ns0:OverdueVisible[1]/ns0:DueDate_CustLedgEntry2Caption2[1]" w:storeItemID="{E88124C9-8BD3-486B-8F5D-721907E0A112}"/>
                     <w:text/>
                   </w:sdtPr>
                   <w:sdtContent>
                     <w:tc>
                       <w:tcPr>
-                        <w:tcW w:w="1170" w:type="dxa"/>
+                        <w:tcW w:w="591" w:type="pct"/>
                         <w:tcBorders>
-                          <w:bottom w:val="single" w:color="auto" w:sz="4" w:space="0"/>
+                          <w:bottom w:val="single" w:sz="4" w:space="0" w:color="auto"/>
                         </w:tcBorders>
                       </w:tcPr>
                       <w:p>
                         <w:pPr>
-                          <w:pStyle w:val="Heading2"/>
+                          <w:pStyle w:val="BCLabel"/>
                           <w:cnfStyle w:val="100000000000" w:firstRow="1" w:lastRow="0" w:firstColumn="0" w:lastColumn="0" w:oddVBand="0" w:evenVBand="0" w:oddHBand="0" w:evenHBand="0" w:firstRowFirstColumn="0" w:firstRowLastColumn="0" w:lastRowFirstColumn="0" w:lastRowLastColumn="0"/>
-                          <w:rPr>
-                            <w:rFonts w:ascii="Segoe UI Semibold" w:hAnsi="Segoe UI Semibold" w:eastAsia="Times New Roman" w:cs="Segoe UI Semibold"/>
-                            <w:b w:val="0"/>
-                            <w:bCs w:val="0"/>
-                            <w:sz w:val="22"/>
-                            <w:szCs w:val="22"/>
-                          </w:rPr>
                         </w:pPr>
                         <w:r>
-                          <w:rPr>
-                            <w:rFonts w:ascii="Segoe UI Semibold" w:hAnsi="Segoe UI Semibold" w:eastAsia="Times New Roman" w:cs="Segoe UI Semibold"/>
-                            <w:b w:val="0"/>
-                            <w:bCs w:val="0"/>
-                            <w:sz w:val="22"/>
-                            <w:szCs w:val="22"/>
-                          </w:rPr>
                           <w:t>DueDate_CustLedgEntry2Caption2</w:t>
                         </w:r>
                       </w:p>
@@ -2623,49 +1882,31 @@
                 </w:sdt>
                 <w:sdt>
                   <w:sdtPr>
-                    <w:rPr>
-                      <w:rFonts w:ascii="Segoe UI Semibold" w:hAnsi="Segoe UI Semibold" w:eastAsia="Times New Roman" w:cs="Segoe UI Semibold"/>
-                      <w:sz w:val="22"/>
-                      <w:szCs w:val="22"/>
-                    </w:rPr>
+                    <w:rPr/>
                     <w:alias w:val="#Nav: /Customer/Integer/CurrencyLoop/OverdueVisible/OriginalAmt_CustLedgEntry2Caption2"/>
                     <w:tag w:val="#Nav: Standard_Statement/1316"/>
                     <w:id w:val="1032545067"/>
                     <w:placeholder>
                       <w:docPart w:val="B5FE8A5B18884D838A561AFD71D945C8"/>
                     </w:placeholder>
-                    <w:dataBinding w:prefixMappings="xmlns:ns0='urn:microsoft-dynamics-nav/reports/Standard_Statement/1316/'" w:xpath="/ns0:NavWordReportXmlPart[1]/ns0:Customer[1]/ns0:Integer[1]/ns0:CurrencyLoop[1]/ns0:OverdueVisible[1]/ns0:OriginalAmt_CustLedgEntry2Caption2[1]" w:storeItemID="{E88124C9-8BD3-486B-8F5D-721907E0A112}"/>
+                    <w:dataBinding w:prefixMappings="&lt;xmlns:ns0='urn:microsoft-dynamics-nav/reports/Standard_Statement/1316/' " w:xpath="/ns0:NavWordReportXmlPart[1]/ns0:Customer[1]/ns0:Integer[1]/ns0:CurrencyLoop[1]/ns0:OverdueVisible[1]/ns0:OriginalAmt_CustLedgEntry2Caption2[1]" w:storeItemID="{E88124C9-8BD3-486B-8F5D-721907E0A112}"/>
                     <w:text/>
                   </w:sdtPr>
                   <w:sdtContent>
                     <w:tc>
                       <w:tcPr>
-                        <w:tcW w:w="1980" w:type="dxa"/>
+                        <w:tcW w:w="1001" w:type="pct"/>
                         <w:tcBorders>
-                          <w:bottom w:val="single" w:color="auto" w:sz="4" w:space="0"/>
+                          <w:bottom w:val="single" w:sz="4" w:space="0" w:color="auto"/>
                         </w:tcBorders>
                       </w:tcPr>
                       <w:p>
                         <w:pPr>
-                          <w:pStyle w:val="Heading2"/>
+                          <w:pStyle w:val="BCLabelNumber"/>
                           <w:jc w:val="right"/>
                           <w:cnfStyle w:val="100000000000" w:firstRow="1" w:lastRow="0" w:firstColumn="0" w:lastColumn="0" w:oddVBand="0" w:evenVBand="0" w:oddHBand="0" w:evenHBand="0" w:firstRowFirstColumn="0" w:firstRowLastColumn="0" w:lastRowFirstColumn="0" w:lastRowLastColumn="0"/>
-                          <w:rPr>
-                            <w:rFonts w:ascii="Segoe UI Semibold" w:hAnsi="Segoe UI Semibold" w:eastAsia="Times New Roman" w:cs="Segoe UI Semibold"/>
-                            <w:b w:val="0"/>
-                            <w:bCs w:val="0"/>
-                            <w:sz w:val="22"/>
-                            <w:szCs w:val="22"/>
-                          </w:rPr>
                         </w:pPr>
                         <w:r>
-                          <w:rPr>
-                            <w:rFonts w:ascii="Segoe UI Semibold" w:hAnsi="Segoe UI Semibold" w:eastAsia="Times New Roman" w:cs="Segoe UI Semibold"/>
-                            <w:b w:val="0"/>
-                            <w:bCs w:val="0"/>
-                            <w:sz w:val="22"/>
-                            <w:szCs w:val="22"/>
-                          </w:rPr>
                           <w:t>OriginalAmt_CustLedgEntry2Caption2</w:t>
                         </w:r>
                       </w:p>
@@ -2674,50 +1915,32 @@
                 </w:sdt>
                 <w:sdt>
                   <w:sdtPr>
-                    <w:rPr>
-                      <w:rFonts w:ascii="Segoe UI Semibold" w:hAnsi="Segoe UI Semibold" w:eastAsia="Times New Roman" w:cs="Segoe UI Semibold"/>
-                      <w:sz w:val="22"/>
-                      <w:szCs w:val="22"/>
-                    </w:rPr>
+                    <w:rPr/>
                     <w:alias w:val="#Nav: /Customer/Integer/CurrencyLoop/OverdueVisible/RemainAmtCustLedgEntry2Caption2"/>
                     <w:tag w:val="#Nav: Standard_Statement/1316"/>
                     <w:id w:val="-561246524"/>
                     <w:placeholder>
                       <w:docPart w:val="B5FE8A5B18884D838A561AFD71D945C8"/>
                     </w:placeholder>
-                    <w:dataBinding w:prefixMappings="xmlns:ns0='urn:microsoft-dynamics-nav/reports/Standard_Statement/1316/'" w:xpath="/ns0:NavWordReportXmlPart[1]/ns0:Customer[1]/ns0:Integer[1]/ns0:CurrencyLoop[1]/ns0:OverdueVisible[1]/ns0:RemainAmtCustLedgEntry2Caption2[1]" w:storeItemID="{E88124C9-8BD3-486B-8F5D-721907E0A112}"/>
+                    <w:dataBinding w:prefixMappings="&lt;xmlns:ns0='urn:microsoft-dynamics-nav/reports/Standard_Statement/1316/' " w:xpath="/ns0:NavWordReportXmlPart[1]/ns0:Customer[1]/ns0:Integer[1]/ns0:CurrencyLoop[1]/ns0:OverdueVisible[1]/ns0:RemainAmtCustLedgEntry2Caption2[1]" w:storeItemID="{E88124C9-8BD3-486B-8F5D-721907E0A112}"/>
                     <w:text/>
                   </w:sdtPr>
                   <w:sdtContent>
                     <w:tc>
                       <w:tcPr>
-                        <w:tcW w:w="2250" w:type="dxa"/>
+                        <w:tcW w:w="1136" w:type="pct"/>
                         <w:gridSpan w:val="2"/>
                         <w:tcBorders>
-                          <w:bottom w:val="single" w:color="auto" w:sz="4" w:space="0"/>
+                          <w:bottom w:val="single" w:sz="4" w:space="0" w:color="auto"/>
                         </w:tcBorders>
                       </w:tcPr>
                       <w:p>
                         <w:pPr>
-                          <w:pStyle w:val="Heading2"/>
+                          <w:pStyle w:val="BCLabelNumber"/>
                           <w:jc w:val="right"/>
                           <w:cnfStyle w:val="100000000000" w:firstRow="1" w:lastRow="0" w:firstColumn="0" w:lastColumn="0" w:oddVBand="0" w:evenVBand="0" w:oddHBand="0" w:evenHBand="0" w:firstRowFirstColumn="0" w:firstRowLastColumn="0" w:lastRowFirstColumn="0" w:lastRowLastColumn="0"/>
-                          <w:rPr>
-                            <w:rFonts w:ascii="Segoe UI Semibold" w:hAnsi="Segoe UI Semibold" w:eastAsia="Times New Roman" w:cs="Segoe UI Semibold"/>
-                            <w:b w:val="0"/>
-                            <w:bCs w:val="0"/>
-                            <w:sz w:val="22"/>
-                            <w:szCs w:val="22"/>
-                          </w:rPr>
                         </w:pPr>
                         <w:r>
-                          <w:rPr>
-                            <w:rFonts w:ascii="Segoe UI Semibold" w:hAnsi="Segoe UI Semibold" w:eastAsia="Times New Roman" w:cs="Segoe UI Semibold"/>
-                            <w:b w:val="0"/>
-                            <w:bCs w:val="0"/>
-                            <w:sz w:val="22"/>
-                            <w:szCs w:val="22"/>
-                          </w:rPr>
                           <w:t>RemainAmtCustLedgEntry2Caption2</w:t>
                         </w:r>
                       </w:p>
@@ -2732,45 +1955,24 @@
       <w:sdt>
         <w:sdtPr>
           <w:rPr>
-            <w:rFonts w:eastAsia="Times New Roman" w:cs="Segoe UI" w:asciiTheme="majorHAnsi" w:hAnsiTheme="majorHAnsi"/>
-            <w:b w:val="0"/>
-            <w:bCs w:val="0"/>
-            <w:color w:val="0F4761" w:themeColor="accent1" w:themeShade="BF"/>
-            <w:kern w:val="0"/>
-            <w:sz w:val="22"/>
-            <w:szCs w:val="22"/>
             <w:lang w:val="en-US" w:eastAsia="en-US"/>
-            <w14:ligatures w14:val="none"/>
           </w:rPr>
           <w:alias w:val="#Nav: /Customer/Integer/CurrencyLoop"/>
           <w:tag w:val="#Nav: Standard_Statement/1316"/>
           <w:id w:val="-1488938559"/>
-          <w15:dataBinding w:prefixMappings="xmlns:ns0='urn:microsoft-dynamics-nav/reports/Standard_Statement/1316/'" w:xpath="/ns0:NavWordReportXmlPart[1]/ns0:Customer[1]/ns0:Integer[1]/ns0:CurrencyLoop" w:storeItemID="{E88124C9-8BD3-486B-8F5D-721907E0A112}"/>
+          <w15:dataBinding w:prefixMappings="&lt;xmlns:ns0='urn:microsoft-dynamics-nav/reports/Standard_Statement/1316/' " w:xpath="/ns0:NavWordReportXmlPart[1]/ns0:Customer[1]/ns0:Integer[1]/ns0:CurrencyLoop" w:storeItemID="{E88124C9-8BD3-486B-8F5D-721907E0A112}"/>
           <w15:repeatingSection/>
         </w:sdtPr>
         <w:sdtEndPr>
           <w:rPr>
-            <w:rFonts w:ascii="Segoe UI Semibold" w:hAnsi="Segoe UI Semibold" w:cs="Segoe UI Semibold"/>
-            <w:b/>
-            <w:bCs/>
-            <w:kern w:val="2"/>
             <w:lang w:eastAsia="ja-JP"/>
-            <w14:ligatures w14:val="standardContextual"/>
           </w:rPr>
         </w:sdtEndPr>
         <w:sdtContent>
           <w:sdt>
             <w:sdtPr>
               <w:rPr>
-                <w:rFonts w:eastAsia="Times New Roman" w:cs="Segoe UI" w:asciiTheme="majorHAnsi" w:hAnsiTheme="majorHAnsi"/>
-                <w:b w:val="0"/>
-                <w:bCs w:val="0"/>
-                <w:color w:val="0F4761" w:themeColor="accent1" w:themeShade="BF"/>
-                <w:kern w:val="0"/>
-                <w:sz w:val="22"/>
-                <w:szCs w:val="22"/>
                 <w:lang w:val="en-US" w:eastAsia="en-US"/>
-                <w14:ligatures w14:val="none"/>
               </w:rPr>
               <w:id w:val="-981379417"/>
               <w:placeholder>
@@ -2780,57 +1982,31 @@
             </w:sdtPr>
             <w:sdtEndPr>
               <w:rPr>
-                <w:rFonts w:ascii="Segoe UI Semibold" w:hAnsi="Segoe UI Semibold" w:cs="Segoe UI Semibold"/>
-                <w:b/>
-                <w:bCs/>
-                <w:kern w:val="2"/>
                 <w:lang w:eastAsia="ja-JP"/>
-                <w14:ligatures w14:val="standardContextual"/>
               </w:rPr>
             </w:sdtEndPr>
             <w:sdtContent>
               <w:sdt>
                 <w:sdtPr>
                   <w:rPr>
-                    <w:rFonts w:eastAsia="Times New Roman" w:cs="Segoe UI" w:asciiTheme="majorHAnsi" w:hAnsiTheme="majorHAnsi"/>
-                    <w:b w:val="0"/>
-                    <w:bCs w:val="0"/>
-                    <w:color w:val="0F4761" w:themeColor="accent1" w:themeShade="BF"/>
-                    <w:kern w:val="0"/>
-                    <w:sz w:val="22"/>
-                    <w:szCs w:val="22"/>
                     <w:lang w:val="en-US" w:eastAsia="en-US"/>
-                    <w14:ligatures w14:val="none"/>
                   </w:rPr>
                   <w:alias w:val="#Nav: /Customer/Integer/CurrencyLoop/OverdueVisible"/>
                   <w:tag w:val="#Nav: Standard_Statement/1316"/>
                   <w:id w:val="-1783570720"/>
-                  <w15:dataBinding w:prefixMappings="xmlns:ns0='urn:microsoft-dynamics-nav/reports/Standard_Statement/1316/'" w:xpath="/ns0:NavWordReportXmlPart[1]/ns0:Customer[1]/ns0:Integer[1]/ns0:CurrencyLoop[1]/ns0:OverdueVisible" w:storeItemID="{E88124C9-8BD3-486B-8F5D-721907E0A112}"/>
+                  <w15:dataBinding w:prefixMappings="&lt;xmlns:ns0='urn:microsoft-dynamics-nav/reports/Standard_Statement/1316/' " w:xpath="/ns0:NavWordReportXmlPart[1]/ns0:Customer[1]/ns0:Integer[1]/ns0:CurrencyLoop[1]/ns0:OverdueVisible" w:storeItemID="{E88124C9-8BD3-486B-8F5D-721907E0A112}"/>
                   <w15:repeatingSection/>
                 </w:sdtPr>
                 <w:sdtEndPr>
                   <w:rPr>
-                    <w:rFonts w:ascii="Segoe UI Semibold" w:hAnsi="Segoe UI Semibold" w:cs="Segoe UI Semibold"/>
-                    <w:b/>
-                    <w:bCs/>
-                    <w:kern w:val="2"/>
                     <w:lang w:eastAsia="ja-JP"/>
-                    <w14:ligatures w14:val="standardContextual"/>
                   </w:rPr>
                 </w:sdtEndPr>
                 <w:sdtContent>
                   <w:sdt>
                     <w:sdtPr>
                       <w:rPr>
-                        <w:rFonts w:eastAsia="Times New Roman" w:cs="Segoe UI" w:asciiTheme="majorHAnsi" w:hAnsiTheme="majorHAnsi"/>
-                        <w:b w:val="0"/>
-                        <w:bCs w:val="0"/>
-                        <w:color w:val="0F4761" w:themeColor="accent1" w:themeShade="BF"/>
-                        <w:kern w:val="0"/>
-                        <w:sz w:val="22"/>
-                        <w:szCs w:val="22"/>
                         <w:lang w:val="en-US" w:eastAsia="en-US"/>
-                        <w14:ligatures w14:val="none"/>
                       </w:rPr>
                       <w:id w:val="-2052139911"/>
                       <w:placeholder>
@@ -2840,32 +2016,20 @@
                     </w:sdtPr>
                     <w:sdtEndPr>
                       <w:rPr>
-                        <w:rFonts w:ascii="Segoe UI Semibold" w:hAnsi="Segoe UI Semibold" w:cs="Segoe UI Semibold"/>
-                        <w:b/>
-                        <w:bCs/>
-                        <w:kern w:val="2"/>
                         <w:lang w:eastAsia="ja-JP"/>
-                        <w14:ligatures w14:val="standardContextual"/>
                       </w:rPr>
                     </w:sdtEndPr>
                     <w:sdtContent>
                       <w:tr>
                         <w:trPr>
                           <w:cnfStyle w:val="000000100000" w:firstRow="0" w:lastRow="0" w:firstColumn="0" w:lastColumn="0" w:oddVBand="0" w:evenVBand="0" w:oddHBand="1" w:evenHBand="0" w:firstRowFirstColumn="0" w:firstRowLastColumn="0" w:lastRowFirstColumn="0" w:lastRowLastColumn="0"/>
+                          <w:cantSplit/>
                           <w:trHeight w:val="480"/>
                         </w:trPr>
                         <w:sdt>
                           <w:sdtPr>
                             <w:rPr>
-                              <w:rFonts w:eastAsia="Times New Roman" w:cs="Segoe UI" w:asciiTheme="majorHAnsi" w:hAnsiTheme="majorHAnsi"/>
-                              <w:b w:val="0"/>
-                              <w:bCs w:val="0"/>
-                              <w:color w:val="0F4761" w:themeColor="accent1" w:themeShade="BF"/>
-                              <w:kern w:val="0"/>
-                              <w:sz w:val="22"/>
-                              <w:szCs w:val="22"/>
                               <w:lang w:val="en-US" w:eastAsia="en-US"/>
-                              <w14:ligatures w14:val="none"/>
                             </w:rPr>
                             <w:alias w:val="#Nav: /Customer/Integer/CurrencyLoop/OverdueVisible/OverDueEntries"/>
                             <w:tag w:val="#Nav: Standard_Statement/1316"/>
@@ -2873,53 +2037,33 @@
                             <w:placeholder>
                               <w:docPart w:val="B5FE8A5B18884D838A561AFD71D945C8"/>
                             </w:placeholder>
-                            <w:dataBinding w:prefixMappings="xmlns:ns0='urn:microsoft-dynamics-nav/reports/Standard_Statement/1316/'" w:xpath="/ns0:NavWordReportXmlPart[1]/ns0:Customer[1]/ns0:Integer[1]/ns0:CurrencyLoop[1]/ns0:OverdueVisible[1]/ns0:OverDueEntries[1]" w:storeItemID="{E88124C9-8BD3-486B-8F5D-721907E0A112}"/>
+                            <w:dataBinding w:prefixMappings="&lt;xmlns:ns0='urn:microsoft-dynamics-nav/reports/Standard_Statement/1316/' " w:xpath="/ns0:NavWordReportXmlPart[1]/ns0:Customer[1]/ns0:Integer[1]/ns0:CurrencyLoop[1]/ns0:OverdueVisible[1]/ns0:OverDueEntries[1]" w:storeItemID="{E88124C9-8BD3-486B-8F5D-721907E0A112}"/>
                             <w:text/>
                           </w:sdtPr>
-                          <w:sdtEndPr>
-                            <w:rPr>
-                              <w:rFonts w:asciiTheme="minorHAnsi" w:hAnsiTheme="minorHAnsi"/>
-                              <w:b/>
-                              <w:bCs/>
-                              <w:color w:val="auto"/>
-                            </w:rPr>
-                          </w:sdtEndPr>
+                          <w:sdtEndPr/>
                           <w:sdtContent>
                             <w:tc>
                               <w:tcPr>
                                 <w:cnfStyle w:val="001000000000" w:firstRow="0" w:lastRow="0" w:firstColumn="1" w:lastColumn="0" w:oddVBand="0" w:evenVBand="0" w:oddHBand="0" w:evenHBand="0" w:firstRowFirstColumn="0" w:firstRowLastColumn="0" w:lastRowFirstColumn="0" w:lastRowLastColumn="0"/>
-                                <w:tcW w:w="9895" w:type="dxa"/>
+                                <w:tcW w:w="5000" w:type="pct"/>
                                 <w:gridSpan w:val="7"/>
                                 <w:tcBorders>
-                                  <w:top w:val="single" w:color="auto" w:sz="4" w:space="0"/>
+                                  <w:top w:val="single" w:sz="4" w:space="0" w:color="auto"/>
                                 </w:tcBorders>
                                 <w:shd w:val="clear" w:color="F2F2F2" w:fill="F2F2F2"/>
                                 <w:vAlign w:val="center"/>
                               </w:tcPr>
                               <w:p>
                                 <w:pPr>
+                                  <w:pStyle w:val="NoSpacing"/>
                                   <w:rPr>
-                                    <w:rFonts w:eastAsia="Times New Roman" w:cs="Segoe UI"/>
-                                    <w:b w:val="0"/>
-                                    <w:bCs w:val="0"/>
-                                    <w:kern w:val="0"/>
-                                    <w:sz w:val="22"/>
-                                    <w:szCs w:val="22"/>
                                     <w:lang w:val="en-US" w:eastAsia="en-US"/>
-                                    <w14:ligatures w14:val="none"/>
                                   </w:rPr>
                                 </w:pPr>
                                 <w:proofErr w:type="spellStart"/>
                                 <w:r>
                                   <w:rPr>
-                                    <w:rFonts w:eastAsia="Times New Roman" w:cs="Segoe UI"/>
-                                    <w:b w:val="0"/>
-                                    <w:bCs w:val="0"/>
-                                    <w:kern w:val="0"/>
-                                    <w:sz w:val="22"/>
-                                    <w:szCs w:val="22"/>
                                     <w:lang w:val="en-US" w:eastAsia="en-US"/>
-                                    <w14:ligatures w14:val="none"/>
                                   </w:rPr>
                                   <w:t>OverDueEntries</w:t>
                                 </w:r>
@@ -2932,33 +2076,19 @@
                       <w:sdt>
                         <w:sdtPr>
                           <w:rPr>
-                            <w:rFonts w:eastAsia="Times New Roman" w:cs="Segoe UI"/>
-                            <w:b w:val="0"/>
-                            <w:bCs w:val="0"/>
-                            <w:kern w:val="0"/>
-                            <w:sz w:val="22"/>
-                            <w:szCs w:val="22"/>
                             <w:lang w:val="en-US" w:eastAsia="en-US"/>
-                            <w14:ligatures w14:val="none"/>
                           </w:rPr>
                           <w:alias w:val="#Nav: /Customer/Integer/CurrencyLoop/OverdueVisible/CustLedgEntry2"/>
                           <w:tag w:val="#Nav: Standard_Statement/1316"/>
                           <w:id w:val="2012786416"/>
-                          <w15:dataBinding w:prefixMappings="xmlns:ns0='urn:microsoft-dynamics-nav/reports/Standard_Statement/1316/'" w:xpath="/ns0:NavWordReportXmlPart[1]/ns0:Customer[1]/ns0:Integer[1]/ns0:CurrencyLoop[1]/ns0:OverdueVisible[1]/ns0:CustLedgEntry2" w:storeItemID="{E88124C9-8BD3-486B-8F5D-721907E0A112}"/>
+                          <w15:dataBinding w:prefixMappings="&lt;xmlns:ns0='urn:microsoft-dynamics-nav/reports/Standard_Statement/1316/' " w:xpath="/ns0:NavWordReportXmlPart[1]/ns0:Customer[1]/ns0:Integer[1]/ns0:CurrencyLoop[1]/ns0:OverdueVisible[1]/ns0:CustLedgEntry2" w:storeItemID="{E88124C9-8BD3-486B-8F5D-721907E0A112}"/>
                           <w15:repeatingSection/>
                         </w:sdtPr>
                         <w:sdtContent>
                           <w:sdt>
                             <w:sdtPr>
                               <w:rPr>
-                                <w:rFonts w:eastAsia="Times New Roman" w:cs="Segoe UI"/>
-                                <w:b w:val="0"/>
-                                <w:bCs w:val="0"/>
-                                <w:kern w:val="0"/>
-                                <w:sz w:val="22"/>
-                                <w:szCs w:val="22"/>
                                 <w:lang w:val="en-US" w:eastAsia="en-US"/>
-                                <w14:ligatures w14:val="none"/>
                               </w:rPr>
                               <w:id w:val="-1283029708"/>
                               <w:placeholder>
@@ -2969,19 +2099,13 @@
                             <w:sdtContent>
                               <w:tr>
                                 <w:trPr>
+                                  <w:cantSplit/>
                                   <w:trHeight w:val="480"/>
                                 </w:trPr>
                                 <w:sdt>
                                   <w:sdtPr>
                                     <w:rPr>
-                                      <w:rFonts w:eastAsia="Times New Roman" w:cs="Segoe UI"/>
-                                      <w:b w:val="0"/>
-                                      <w:bCs w:val="0"/>
-                                      <w:kern w:val="0"/>
-                                      <w:sz w:val="22"/>
-                                      <w:szCs w:val="22"/>
                                       <w:lang w:val="en-US" w:eastAsia="en-US"/>
-                                      <w14:ligatures w14:val="none"/>
                                     </w:rPr>
                                     <w:alias w:val="#Nav: /Customer/Integer/CurrencyLoop/OverdueVisible/CustLedgEntry2/PostDate_CustLedgEntry2"/>
                                     <w:tag w:val="#Nav: Standard_Statement/1316"/>
@@ -2989,42 +2113,25 @@
                                     <w:placeholder>
                                       <w:docPart w:val="B5FE8A5B18884D838A561AFD71D945C8"/>
                                     </w:placeholder>
-                                    <w:dataBinding w:prefixMappings="xmlns:ns0='urn:microsoft-dynamics-nav/reports/Standard_Statement/1316/'" w:xpath="/ns0:NavWordReportXmlPart[1]/ns0:Customer[1]/ns0:Integer[1]/ns0:CurrencyLoop[1]/ns0:OverdueVisible[1]/ns0:CustLedgEntry2[1]/ns0:PostDate_CustLedgEntry2[1]" w:storeItemID="{E88124C9-8BD3-486B-8F5D-721907E0A112}"/>
+                                    <w:dataBinding w:prefixMappings="&lt;xmlns:ns0='urn:microsoft-dynamics-nav/reports/Standard_Statement/1316/' " w:xpath="/ns0:NavWordReportXmlPart[1]/ns0:Customer[1]/ns0:Integer[1]/ns0:CurrencyLoop[1]/ns0:OverdueVisible[1]/ns0:CustLedgEntry2[1]/ns0:PostDate_CustLedgEntry2[1]" w:storeItemID="{E88124C9-8BD3-486B-8F5D-721907E0A112}"/>
                                     <w:text/>
                                   </w:sdtPr>
-                                  <w:sdtEndPr>
-                                    <w:rPr>
-                                      <w:b/>
-                                      <w:bCs/>
-                                    </w:rPr>
-                                  </w:sdtEndPr>
                                   <w:sdtContent>
                                     <w:tc>
                                       <w:tcPr>
                                         <w:cnfStyle w:val="001000000000" w:firstRow="0" w:lastRow="0" w:firstColumn="1" w:lastColumn="0" w:oddVBand="0" w:evenVBand="0" w:oddHBand="0" w:evenHBand="0" w:firstRowFirstColumn="0" w:firstRowLastColumn="0" w:lastRowFirstColumn="0" w:lastRowLastColumn="0"/>
-                                        <w:tcW w:w="1345" w:type="dxa"/>
+                                        <w:tcW w:w="680" w:type="pct"/>
                                       </w:tcPr>
                                       <w:p>
                                         <w:pPr>
+                                          <w:pStyle w:val="NoSpacing"/>
                                           <w:rPr>
-                                            <w:rFonts w:eastAsia="Times New Roman" w:cs="Segoe UI"/>
-                                            <w:kern w:val="0"/>
-                                            <w:sz w:val="22"/>
-                                            <w:szCs w:val="22"/>
                                             <w:lang w:val="en-US" w:eastAsia="en-US"/>
-                                            <w14:ligatures w14:val="none"/>
                                           </w:rPr>
                                         </w:pPr>
                                         <w:r>
                                           <w:rPr>
-                                            <w:rFonts w:eastAsia="Times New Roman" w:cs="Segoe UI"/>
-                                            <w:b w:val="0"/>
-                                            <w:bCs w:val="0"/>
-                                            <w:kern w:val="0"/>
-                                            <w:sz w:val="22"/>
-                                            <w:szCs w:val="22"/>
                                             <w:lang w:val="en-US" w:eastAsia="en-US"/>
-                                            <w14:ligatures w14:val="none"/>
                                           </w:rPr>
                                           <w:t>PostDate_CustLedgEntry2</w:t>
                                         </w:r>
@@ -3035,12 +2142,7 @@
                                 <w:sdt>
                                   <w:sdtPr>
                                     <w:rPr>
-                                      <w:rFonts w:eastAsia="Times New Roman" w:cs="Segoe UI"/>
-                                      <w:kern w:val="0"/>
-                                      <w:sz w:val="22"/>
-                                      <w:szCs w:val="22"/>
                                       <w:lang w:val="en-US" w:eastAsia="en-US"/>
-                                      <w14:ligatures w14:val="none"/>
                                     </w:rPr>
                                     <w:alias w:val="#Nav: /Customer/Integer/CurrencyLoop/OverdueVisible/CustLedgEntry2/DocNo_CustLedgEntry2"/>
                                     <w:tag w:val="#Nav: Standard_Statement/1316"/>
@@ -3048,34 +2150,25 @@
                                     <w:placeholder>
                                       <w:docPart w:val="B5FE8A5B18884D838A561AFD71D945C8"/>
                                     </w:placeholder>
-                                    <w:dataBinding w:prefixMappings="xmlns:ns0='urn:microsoft-dynamics-nav/reports/Standard_Statement/1316/'" w:xpath="/ns0:NavWordReportXmlPart[1]/ns0:Customer[1]/ns0:Integer[1]/ns0:CurrencyLoop[1]/ns0:OverdueVisible[1]/ns0:CustLedgEntry2[1]/ns0:DocNo_CustLedgEntry2[1]" w:storeItemID="{E88124C9-8BD3-486B-8F5D-721907E0A112}"/>
+                                    <w:dataBinding w:prefixMappings="&lt;xmlns:ns0='urn:microsoft-dynamics-nav/reports/Standard_Statement/1316/' " w:xpath="/ns0:NavWordReportXmlPart[1]/ns0:Customer[1]/ns0:Integer[1]/ns0:CurrencyLoop[1]/ns0:OverdueVisible[1]/ns0:CustLedgEntry2[1]/ns0:DocNo_CustLedgEntry2[1]" w:storeItemID="{E88124C9-8BD3-486B-8F5D-721907E0A112}"/>
                                     <w:text/>
                                   </w:sdtPr>
                                   <w:sdtContent>
                                     <w:tc>
                                       <w:tcPr>
-                                        <w:tcW w:w="1530" w:type="dxa"/>
+                                        <w:tcW w:w="773" w:type="pct"/>
                                       </w:tcPr>
                                       <w:p>
                                         <w:pPr>
+                                          <w:pStyle w:val="NoSpacing"/>
                                           <w:cnfStyle w:val="000000000000" w:firstRow="0" w:lastRow="0" w:firstColumn="0" w:lastColumn="0" w:oddVBand="0" w:evenVBand="0" w:oddHBand="0" w:evenHBand="0" w:firstRowFirstColumn="0" w:firstRowLastColumn="0" w:lastRowFirstColumn="0" w:lastRowLastColumn="0"/>
                                           <w:rPr>
-                                            <w:rFonts w:eastAsia="Times New Roman" w:cs="Segoe UI"/>
-                                            <w:kern w:val="0"/>
-                                            <w:sz w:val="22"/>
-                                            <w:szCs w:val="22"/>
                                             <w:lang w:val="en-US" w:eastAsia="en-US"/>
-                                            <w14:ligatures w14:val="none"/>
                                           </w:rPr>
                                         </w:pPr>
                                         <w:r>
                                           <w:rPr>
-                                            <w:rFonts w:eastAsia="Times New Roman" w:cs="Segoe UI"/>
-                                            <w:kern w:val="0"/>
-                                            <w:sz w:val="22"/>
-                                            <w:szCs w:val="22"/>
                                             <w:lang w:val="en-US" w:eastAsia="en-US"/>
-                                            <w14:ligatures w14:val="none"/>
                                           </w:rPr>
                                           <w:t>DocNo_CustLedgEntry2</w:t>
                                         </w:r>
@@ -3086,12 +2179,7 @@
                                 <w:sdt>
                                   <w:sdtPr>
                                     <w:rPr>
-                                      <w:rFonts w:eastAsia="Times New Roman" w:cs="Segoe UI"/>
-                                      <w:kern w:val="0"/>
-                                      <w:sz w:val="22"/>
-                                      <w:szCs w:val="22"/>
                                       <w:lang w:val="en-US" w:eastAsia="en-US"/>
-                                      <w14:ligatures w14:val="none"/>
                                     </w:rPr>
                                     <w:alias w:val="#Nav: /Customer/Integer/CurrencyLoop/OverdueVisible/CustLedgEntry2/Desc_CustLedgEntry2"/>
                                     <w:tag w:val="#Nav: Standard_Statement/1316"/>
@@ -3099,34 +2187,25 @@
                                     <w:placeholder>
                                       <w:docPart w:val="B5FE8A5B18884D838A561AFD71D945C8"/>
                                     </w:placeholder>
-                                    <w:dataBinding w:prefixMappings="xmlns:ns0='urn:microsoft-dynamics-nav/reports/Standard_Statement/1316/'" w:xpath="/ns0:NavWordReportXmlPart[1]/ns0:Customer[1]/ns0:Integer[1]/ns0:CurrencyLoop[1]/ns0:OverdueVisible[1]/ns0:CustLedgEntry2[1]/ns0:Desc_CustLedgEntry2[1]" w:storeItemID="{E88124C9-8BD3-486B-8F5D-721907E0A112}"/>
+                                    <w:dataBinding w:prefixMappings="&lt;xmlns:ns0='urn:microsoft-dynamics-nav/reports/Standard_Statement/1316/' " w:xpath="/ns0:NavWordReportXmlPart[1]/ns0:Customer[1]/ns0:Integer[1]/ns0:CurrencyLoop[1]/ns0:OverdueVisible[1]/ns0:CustLedgEntry2[1]/ns0:Desc_CustLedgEntry2[1]" w:storeItemID="{E88124C9-8BD3-486B-8F5D-721907E0A112}"/>
                                     <w:text/>
                                   </w:sdtPr>
                                   <w:sdtContent>
                                     <w:tc>
                                       <w:tcPr>
-                                        <w:tcW w:w="1620" w:type="dxa"/>
+                                        <w:tcW w:w="819" w:type="pct"/>
                                       </w:tcPr>
                                       <w:p>
                                         <w:pPr>
+                                          <w:pStyle w:val="NoSpacing"/>
                                           <w:cnfStyle w:val="000000000000" w:firstRow="0" w:lastRow="0" w:firstColumn="0" w:lastColumn="0" w:oddVBand="0" w:evenVBand="0" w:oddHBand="0" w:evenHBand="0" w:firstRowFirstColumn="0" w:firstRowLastColumn="0" w:lastRowFirstColumn="0" w:lastRowLastColumn="0"/>
                                           <w:rPr>
-                                            <w:rFonts w:eastAsia="Times New Roman" w:cs="Segoe UI"/>
-                                            <w:kern w:val="0"/>
-                                            <w:sz w:val="22"/>
-                                            <w:szCs w:val="22"/>
                                             <w:lang w:val="en-US" w:eastAsia="en-US"/>
-                                            <w14:ligatures w14:val="none"/>
                                           </w:rPr>
                                         </w:pPr>
                                         <w:r>
                                           <w:rPr>
-                                            <w:rFonts w:eastAsia="Times New Roman" w:cs="Segoe UI"/>
-                                            <w:kern w:val="0"/>
-                                            <w:sz w:val="22"/>
-                                            <w:szCs w:val="22"/>
                                             <w:lang w:val="en-US" w:eastAsia="en-US"/>
-                                            <w14:ligatures w14:val="none"/>
                                           </w:rPr>
                                           <w:t>Desc_CustLedgEntry2</w:t>
                                         </w:r>
@@ -3137,12 +2216,7 @@
                                 <w:sdt>
                                   <w:sdtPr>
                                     <w:rPr>
-                                      <w:rFonts w:eastAsia="Times New Roman" w:cs="Segoe UI"/>
-                                      <w:kern w:val="0"/>
-                                      <w:sz w:val="22"/>
-                                      <w:szCs w:val="22"/>
                                       <w:lang w:val="en-US" w:eastAsia="en-US"/>
-                                      <w14:ligatures w14:val="none"/>
                                     </w:rPr>
                                     <w:alias w:val="#Nav: /Customer/Integer/CurrencyLoop/OverdueVisible/CustLedgEntry2/DueDate_CustLedgEntry2"/>
                                     <w:tag w:val="#Nav: Standard_Statement/1316"/>
@@ -3150,34 +2224,25 @@
                                     <w:placeholder>
                                       <w:docPart w:val="B5FE8A5B18884D838A561AFD71D945C8"/>
                                     </w:placeholder>
-                                    <w:dataBinding w:prefixMappings="xmlns:ns0='urn:microsoft-dynamics-nav/reports/Standard_Statement/1316/'" w:xpath="/ns0:NavWordReportXmlPart[1]/ns0:Customer[1]/ns0:Integer[1]/ns0:CurrencyLoop[1]/ns0:OverdueVisible[1]/ns0:CustLedgEntry2[1]/ns0:DueDate_CustLedgEntry2[1]" w:storeItemID="{E88124C9-8BD3-486B-8F5D-721907E0A112}"/>
+                                    <w:dataBinding w:prefixMappings="&lt;xmlns:ns0='urn:microsoft-dynamics-nav/reports/Standard_Statement/1316/' " w:xpath="/ns0:NavWordReportXmlPart[1]/ns0:Customer[1]/ns0:Integer[1]/ns0:CurrencyLoop[1]/ns0:OverdueVisible[1]/ns0:CustLedgEntry2[1]/ns0:DueDate_CustLedgEntry2[1]" w:storeItemID="{E88124C9-8BD3-486B-8F5D-721907E0A112}"/>
                                     <w:text/>
                                   </w:sdtPr>
                                   <w:sdtContent>
                                     <w:tc>
                                       <w:tcPr>
-                                        <w:tcW w:w="1170" w:type="dxa"/>
+                                        <w:tcW w:w="591" w:type="pct"/>
                                       </w:tcPr>
                                       <w:p>
                                         <w:pPr>
+                                          <w:pStyle w:val="NoSpacing"/>
                                           <w:cnfStyle w:val="000000000000" w:firstRow="0" w:lastRow="0" w:firstColumn="0" w:lastColumn="0" w:oddVBand="0" w:evenVBand="0" w:oddHBand="0" w:evenHBand="0" w:firstRowFirstColumn="0" w:firstRowLastColumn="0" w:lastRowFirstColumn="0" w:lastRowLastColumn="0"/>
                                           <w:rPr>
-                                            <w:rFonts w:eastAsia="Times New Roman" w:cs="Segoe UI"/>
-                                            <w:kern w:val="0"/>
-                                            <w:sz w:val="22"/>
-                                            <w:szCs w:val="22"/>
                                             <w:lang w:val="en-US" w:eastAsia="en-US"/>
-                                            <w14:ligatures w14:val="none"/>
                                           </w:rPr>
                                         </w:pPr>
                                         <w:r>
                                           <w:rPr>
-                                            <w:rFonts w:eastAsia="Times New Roman" w:cs="Segoe UI"/>
-                                            <w:kern w:val="0"/>
-                                            <w:sz w:val="22"/>
-                                            <w:szCs w:val="22"/>
                                             <w:lang w:val="en-US" w:eastAsia="en-US"/>
-                                            <w14:ligatures w14:val="none"/>
                                           </w:rPr>
                                           <w:t>DueDate_CustLedgEntry2</w:t>
                                         </w:r>
@@ -3188,12 +2253,7 @@
                                 <w:sdt>
                                   <w:sdtPr>
                                     <w:rPr>
-                                      <w:rFonts w:eastAsia="Times New Roman" w:cs="Segoe UI"/>
-                                      <w:kern w:val="0"/>
-                                      <w:sz w:val="22"/>
-                                      <w:szCs w:val="22"/>
                                       <w:lang w:val="en-US" w:eastAsia="en-US"/>
-                                      <w14:ligatures w14:val="none"/>
                                     </w:rPr>
                                     <w:alias w:val="#Nav: /Customer/Integer/CurrencyLoop/OverdueVisible/CustLedgEntry2/OriginalAmt_CustLedgEntry2"/>
                                     <w:tag w:val="#Nav: Standard_Statement/1316"/>
@@ -3201,35 +2261,26 @@
                                     <w:placeholder>
                                       <w:docPart w:val="B5FE8A5B18884D838A561AFD71D945C8"/>
                                     </w:placeholder>
-                                    <w:dataBinding w:prefixMappings="xmlns:ns0='urn:microsoft-dynamics-nav/reports/Standard_Statement/1316/'" w:xpath="/ns0:NavWordReportXmlPart[1]/ns0:Customer[1]/ns0:Integer[1]/ns0:CurrencyLoop[1]/ns0:OverdueVisible[1]/ns0:CustLedgEntry2[1]/ns0:OriginalAmt_CustLedgEntry2[1]" w:storeItemID="{E88124C9-8BD3-486B-8F5D-721907E0A112}"/>
+                                    <w:dataBinding w:prefixMappings="&lt;xmlns:ns0='urn:microsoft-dynamics-nav/reports/Standard_Statement/1316/' " w:xpath="/ns0:NavWordReportXmlPart[1]/ns0:Customer[1]/ns0:Integer[1]/ns0:CurrencyLoop[1]/ns0:OverdueVisible[1]/ns0:CustLedgEntry2[1]/ns0:OriginalAmt_CustLedgEntry2[1]" w:storeItemID="{E88124C9-8BD3-486B-8F5D-721907E0A112}"/>
                                     <w:text/>
                                   </w:sdtPr>
                                   <w:sdtContent>
                                     <w:tc>
                                       <w:tcPr>
-                                        <w:tcW w:w="1980" w:type="dxa"/>
+                                        <w:tcW w:w="1001" w:type="pct"/>
                                       </w:tcPr>
                                       <w:p>
                                         <w:pPr>
+                                          <w:pStyle w:val="BCNumber"/>
                                           <w:jc w:val="right"/>
                                           <w:cnfStyle w:val="000000000000" w:firstRow="0" w:lastRow="0" w:firstColumn="0" w:lastColumn="0" w:oddVBand="0" w:evenVBand="0" w:oddHBand="0" w:evenHBand="0" w:firstRowFirstColumn="0" w:firstRowLastColumn="0" w:lastRowFirstColumn="0" w:lastRowLastColumn="0"/>
                                           <w:rPr>
-                                            <w:rFonts w:eastAsia="Times New Roman" w:cs="Segoe UI"/>
-                                            <w:kern w:val="0"/>
-                                            <w:sz w:val="22"/>
-                                            <w:szCs w:val="22"/>
                                             <w:lang w:val="en-US" w:eastAsia="en-US"/>
-                                            <w14:ligatures w14:val="none"/>
                                           </w:rPr>
                                         </w:pPr>
                                         <w:r>
                                           <w:rPr>
-                                            <w:rFonts w:eastAsia="Times New Roman" w:cs="Segoe UI"/>
-                                            <w:kern w:val="0"/>
-                                            <w:sz w:val="22"/>
-                                            <w:szCs w:val="22"/>
                                             <w:lang w:val="en-US" w:eastAsia="en-US"/>
-                                            <w14:ligatures w14:val="none"/>
                                           </w:rPr>
                                           <w:t>OriginalAmt_CustLedgEntry2</w:t>
                                         </w:r>
@@ -3240,12 +2291,7 @@
                                 <w:sdt>
                                   <w:sdtPr>
                                     <w:rPr>
-                                      <w:rFonts w:eastAsia="Times New Roman" w:cs="Segoe UI"/>
-                                      <w:kern w:val="0"/>
-                                      <w:sz w:val="22"/>
-                                      <w:szCs w:val="22"/>
                                       <w:lang w:val="en-US" w:eastAsia="en-US"/>
-                                      <w14:ligatures w14:val="none"/>
                                     </w:rPr>
                                     <w:alias w:val="#Nav: /Customer/Integer/CurrencyLoop/OverdueVisible/CustLedgEntry2/RemainAmt_CustLedgEntry2"/>
                                     <w:tag w:val="#Nav: Standard_Statement/1316"/>
@@ -3253,36 +2299,27 @@
                                     <w:placeholder>
                                       <w:docPart w:val="B5FE8A5B18884D838A561AFD71D945C8"/>
                                     </w:placeholder>
-                                    <w:dataBinding w:prefixMappings="xmlns:ns0='urn:microsoft-dynamics-nav/reports/Standard_Statement/1316/'" w:xpath="/ns0:NavWordReportXmlPart[1]/ns0:Customer[1]/ns0:Integer[1]/ns0:CurrencyLoop[1]/ns0:OverdueVisible[1]/ns0:CustLedgEntry2[1]/ns0:RemainAmt_CustLedgEntry2[1]" w:storeItemID="{E88124C9-8BD3-486B-8F5D-721907E0A112}"/>
+                                    <w:dataBinding w:prefixMappings="&lt;xmlns:ns0='urn:microsoft-dynamics-nav/reports/Standard_Statement/1316/' " w:xpath="/ns0:NavWordReportXmlPart[1]/ns0:Customer[1]/ns0:Integer[1]/ns0:CurrencyLoop[1]/ns0:OverdueVisible[1]/ns0:CustLedgEntry2[1]/ns0:RemainAmt_CustLedgEntry2[1]" w:storeItemID="{E88124C9-8BD3-486B-8F5D-721907E0A112}"/>
                                     <w:text/>
                                   </w:sdtPr>
                                   <w:sdtContent>
                                     <w:tc>
                                       <w:tcPr>
-                                        <w:tcW w:w="2250" w:type="dxa"/>
+                                        <w:tcW w:w="1136" w:type="pct"/>
                                         <w:gridSpan w:val="2"/>
                                       </w:tcPr>
                                       <w:p>
                                         <w:pPr>
+                                          <w:pStyle w:val="BCNumber"/>
                                           <w:jc w:val="right"/>
                                           <w:cnfStyle w:val="000000000000" w:firstRow="0" w:lastRow="0" w:firstColumn="0" w:lastColumn="0" w:oddVBand="0" w:evenVBand="0" w:oddHBand="0" w:evenHBand="0" w:firstRowFirstColumn="0" w:firstRowLastColumn="0" w:lastRowFirstColumn="0" w:lastRowLastColumn="0"/>
                                           <w:rPr>
-                                            <w:rFonts w:eastAsia="Times New Roman" w:cs="Segoe UI"/>
-                                            <w:kern w:val="0"/>
-                                            <w:sz w:val="22"/>
-                                            <w:szCs w:val="22"/>
                                             <w:lang w:val="en-US" w:eastAsia="en-US"/>
-                                            <w14:ligatures w14:val="none"/>
                                           </w:rPr>
                                         </w:pPr>
                                         <w:r>
                                           <w:rPr>
-                                            <w:rFonts w:eastAsia="Times New Roman" w:cs="Segoe UI"/>
-                                            <w:kern w:val="0"/>
-                                            <w:sz w:val="22"/>
-                                            <w:szCs w:val="22"/>
                                             <w:lang w:val="en-US" w:eastAsia="en-US"/>
-                                            <w14:ligatures w14:val="none"/>
                                           </w:rPr>
                                           <w:t>RemainAmt_CustLedgEntry2</w:t>
                                         </w:r>
@@ -3296,14 +2333,7 @@
                           <w:sdt>
                             <w:sdtPr>
                               <w:rPr>
-                                <w:rFonts w:eastAsia="Times New Roman" w:cs="Segoe UI"/>
-                                <w:b w:val="0"/>
-                                <w:bCs w:val="0"/>
-                                <w:kern w:val="0"/>
-                                <w:sz w:val="22"/>
-                                <w:szCs w:val="22"/>
                                 <w:lang w:val="en-US" w:eastAsia="en-US"/>
-                                <w14:ligatures w14:val="none"/>
                               </w:rPr>
                               <w:id w:val="-486321905"/>
                               <w:placeholder>
@@ -3315,137 +2345,114 @@
                               <w:tr>
                                 <w:trPr>
                                   <w:cnfStyle w:val="000000100000" w:firstRow="0" w:lastRow="0" w:firstColumn="0" w:lastColumn="0" w:oddVBand="0" w:evenVBand="0" w:oddHBand="1" w:evenHBand="0" w:firstRowFirstColumn="0" w:firstRowLastColumn="0" w:lastRowFirstColumn="0" w:lastRowLastColumn="0"/>
+                                  <w:cantSplit/>
                                   <w:trHeight w:val="240"/>
                                 </w:trPr>
                                 <w:tc>
                                   <w:tcPr>
                                     <w:cnfStyle w:val="001000000000" w:firstRow="0" w:lastRow="0" w:firstColumn="1" w:lastColumn="0" w:oddVBand="0" w:evenVBand="0" w:oddHBand="0" w:evenHBand="0" w:firstRowFirstColumn="0" w:firstRowLastColumn="0" w:lastRowFirstColumn="0" w:lastRowLastColumn="0"/>
-                                    <w:tcW w:w="1345" w:type="dxa"/>
+                                    <w:tcW w:w="680" w:type="pct"/>
                                     <w:tcBorders>
-                                      <w:bottom w:val="single" w:color="auto" w:sz="4" w:space="0"/>
+                                      <w:bottom w:val="single" w:sz="4" w:space="0" w:color="auto"/>
                                     </w:tcBorders>
                                     <w:shd w:val="clear" w:color="F2F2F2" w:fill="F2F2F2"/>
                                   </w:tcPr>
                                   <w:p>
                                     <w:pPr>
+                                      <w:pStyle w:val="NoSpacing"/>
                                       <w:rPr>
-                                        <w:rFonts w:eastAsia="Times New Roman" w:cs="Segoe UI"/>
-                                        <w:kern w:val="0"/>
-                                        <w:sz w:val="22"/>
-                                        <w:szCs w:val="22"/>
                                         <w:lang w:val="en-US" w:eastAsia="en-US"/>
-                                        <w14:ligatures w14:val="none"/>
                                       </w:rPr>
                                     </w:pPr>
                                   </w:p>
                                 </w:tc>
                                 <w:tc>
                                   <w:tcPr>
-                                    <w:tcW w:w="1530" w:type="dxa"/>
+                                    <w:tcW w:w="773" w:type="pct"/>
                                     <w:tcBorders>
-                                      <w:bottom w:val="single" w:color="auto" w:sz="4" w:space="0"/>
+                                      <w:bottom w:val="single" w:sz="4" w:space="0" w:color="auto"/>
                                     </w:tcBorders>
                                     <w:shd w:val="clear" w:color="F2F2F2" w:fill="F2F2F2"/>
                                   </w:tcPr>
                                   <w:p>
                                     <w:pPr>
+                                      <w:pStyle w:val="NoSpacing"/>
                                       <w:cnfStyle w:val="000000100000" w:firstRow="0" w:lastRow="0" w:firstColumn="0" w:lastColumn="0" w:oddVBand="0" w:evenVBand="0" w:oddHBand="1" w:evenHBand="0" w:firstRowFirstColumn="0" w:firstRowLastColumn="0" w:lastRowFirstColumn="0" w:lastRowLastColumn="0"/>
                                       <w:rPr>
-                                        <w:rFonts w:eastAsia="Times New Roman" w:cs="Segoe UI"/>
-                                        <w:kern w:val="0"/>
-                                        <w:sz w:val="22"/>
-                                        <w:szCs w:val="22"/>
                                         <w:lang w:val="en-US" w:eastAsia="en-US"/>
-                                        <w14:ligatures w14:val="none"/>
                                       </w:rPr>
                                     </w:pPr>
                                   </w:p>
                                 </w:tc>
                                 <w:tc>
                                   <w:tcPr>
-                                    <w:tcW w:w="1620" w:type="dxa"/>
+                                    <w:tcW w:w="819" w:type="pct"/>
                                     <w:tcBorders>
-                                      <w:bottom w:val="single" w:color="auto" w:sz="4" w:space="0"/>
+                                      <w:bottom w:val="single" w:sz="4" w:space="0" w:color="auto"/>
                                     </w:tcBorders>
                                     <w:shd w:val="clear" w:color="F2F2F2" w:fill="F2F2F2"/>
                                   </w:tcPr>
                                   <w:p>
                                     <w:pPr>
+                                      <w:pStyle w:val="NoSpacing"/>
                                       <w:cnfStyle w:val="000000100000" w:firstRow="0" w:lastRow="0" w:firstColumn="0" w:lastColumn="0" w:oddVBand="0" w:evenVBand="0" w:oddHBand="1" w:evenHBand="0" w:firstRowFirstColumn="0" w:firstRowLastColumn="0" w:lastRowFirstColumn="0" w:lastRowLastColumn="0"/>
                                       <w:rPr>
-                                        <w:rFonts w:eastAsia="Times New Roman" w:cs="Segoe UI"/>
-                                        <w:kern w:val="0"/>
-                                        <w:sz w:val="22"/>
-                                        <w:szCs w:val="22"/>
                                         <w:lang w:val="en-US" w:eastAsia="en-US"/>
-                                        <w14:ligatures w14:val="none"/>
                                       </w:rPr>
                                     </w:pPr>
                                   </w:p>
                                 </w:tc>
                                 <w:tc>
                                   <w:tcPr>
-                                    <w:tcW w:w="1170" w:type="dxa"/>
+                                    <w:tcW w:w="591" w:type="pct"/>
                                     <w:tcBorders>
-                                      <w:bottom w:val="single" w:color="auto" w:sz="4" w:space="0"/>
+                                      <w:bottom w:val="single" w:sz="4" w:space="0" w:color="auto"/>
                                     </w:tcBorders>
                                     <w:shd w:val="clear" w:color="F2F2F2" w:fill="F2F2F2"/>
                                   </w:tcPr>
                                   <w:p>
                                     <w:pPr>
+                                      <w:pStyle w:val="NoSpacing"/>
                                       <w:cnfStyle w:val="000000100000" w:firstRow="0" w:lastRow="0" w:firstColumn="0" w:lastColumn="0" w:oddVBand="0" w:evenVBand="0" w:oddHBand="1" w:evenHBand="0" w:firstRowFirstColumn="0" w:firstRowLastColumn="0" w:lastRowFirstColumn="0" w:lastRowLastColumn="0"/>
                                       <w:rPr>
-                                        <w:rFonts w:eastAsia="Times New Roman" w:cs="Segoe UI"/>
-                                        <w:kern w:val="0"/>
-                                        <w:sz w:val="22"/>
-                                        <w:szCs w:val="22"/>
                                         <w:lang w:val="en-US" w:eastAsia="en-US"/>
-                                        <w14:ligatures w14:val="none"/>
                                       </w:rPr>
                                     </w:pPr>
                                   </w:p>
                                 </w:tc>
                                 <w:tc>
                                   <w:tcPr>
-                                    <w:tcW w:w="1980" w:type="dxa"/>
+                                    <w:tcW w:w="1001" w:type="pct"/>
                                     <w:tcBorders>
-                                      <w:bottom w:val="single" w:color="auto" w:sz="4" w:space="0"/>
+                                      <w:bottom w:val="single" w:sz="4" w:space="0" w:color="auto"/>
                                     </w:tcBorders>
                                     <w:shd w:val="clear" w:color="F2F2F2" w:fill="F2F2F2"/>
                                   </w:tcPr>
                                   <w:p>
                                     <w:pPr>
+                                      <w:pStyle w:val="NoSpacing"/>
                                       <w:cnfStyle w:val="000000100000" w:firstRow="0" w:lastRow="0" w:firstColumn="0" w:lastColumn="0" w:oddVBand="0" w:evenVBand="0" w:oddHBand="1" w:evenHBand="0" w:firstRowFirstColumn="0" w:firstRowLastColumn="0" w:lastRowFirstColumn="0" w:lastRowLastColumn="0"/>
                                       <w:rPr>
-                                        <w:rFonts w:eastAsia="Times New Roman" w:cs="Segoe UI"/>
-                                        <w:kern w:val="0"/>
-                                        <w:sz w:val="22"/>
-                                        <w:szCs w:val="22"/>
                                         <w:lang w:val="en-US" w:eastAsia="en-US"/>
-                                        <w14:ligatures w14:val="none"/>
                                       </w:rPr>
                                     </w:pPr>
                                   </w:p>
                                 </w:tc>
                                 <w:tc>
                                   <w:tcPr>
-                                    <w:tcW w:w="2250" w:type="dxa"/>
+                                    <w:tcW w:w="1136" w:type="pct"/>
                                     <w:gridSpan w:val="2"/>
                                     <w:tcBorders>
-                                      <w:bottom w:val="single" w:color="auto" w:sz="4" w:space="0"/>
+                                      <w:bottom w:val="single" w:sz="4" w:space="0" w:color="auto"/>
                                     </w:tcBorders>
                                     <w:shd w:val="clear" w:color="F2F2F2" w:fill="F2F2F2"/>
                                   </w:tcPr>
                                   <w:p>
                                     <w:pPr>
+                                      <w:pStyle w:val="NoSpacing"/>
                                       <w:cnfStyle w:val="000000100000" w:firstRow="0" w:lastRow="0" w:firstColumn="0" w:lastColumn="0" w:oddVBand="0" w:evenVBand="0" w:oddHBand="1" w:evenHBand="0" w:firstRowFirstColumn="0" w:firstRowLastColumn="0" w:lastRowFirstColumn="0" w:lastRowLastColumn="0"/>
                                       <w:rPr>
-                                        <w:rFonts w:eastAsia="Times New Roman" w:cs="Segoe UI"/>
-                                        <w:kern w:val="0"/>
-                                        <w:sz w:val="22"/>
-                                        <w:szCs w:val="22"/>
                                         <w:lang w:val="en-US" w:eastAsia="en-US"/>
-                                        <w14:ligatures w14:val="none"/>
                                       </w:rPr>
                                     </w:pPr>
                                   </w:p>
@@ -3457,135 +2464,82 @@
                       </w:sdt>
                       <w:tr>
                         <w:trPr>
+                          <w:cantSplit/>
                           <w:trHeight w:val="480"/>
                         </w:trPr>
                         <w:tc>
                           <w:tcPr>
                             <w:cnfStyle w:val="001000000000" w:firstRow="0" w:lastRow="0" w:firstColumn="1" w:lastColumn="0" w:oddVBand="0" w:evenVBand="0" w:oddHBand="0" w:evenHBand="0" w:firstRowFirstColumn="0" w:firstRowLastColumn="0" w:lastRowFirstColumn="0" w:lastRowLastColumn="0"/>
-                            <w:tcW w:w="2875" w:type="dxa"/>
+                            <w:tcW w:w="1453" w:type="pct"/>
                             <w:gridSpan w:val="2"/>
                             <w:tcBorders>
-                              <w:top w:val="single" w:color="auto" w:sz="4" w:space="0"/>
-                              <w:bottom w:val="single" w:color="auto" w:sz="4" w:space="0"/>
+                              <w:top w:val="single" w:sz="4" w:space="0" w:color="auto"/>
+                              <w:bottom w:val="single" w:sz="4" w:space="0" w:color="auto"/>
                             </w:tcBorders>
                             <w:shd w:val="clear" w:color="FFFFFF" w:fill="FFFFFF"/>
                           </w:tcPr>
                           <w:p>
                             <w:pPr>
-                              <w:pStyle w:val="Heading2"/>
+                              <w:pStyle w:val="BCLabel"/>
                               <w:spacing w:before="288" w:after="0"/>
-                              <w:rPr>
-                                <w:rFonts w:ascii="Segoe UI Semibold" w:hAnsi="Segoe UI Semibold" w:eastAsia="Times New Roman" w:cs="Segoe UI Semibold"/>
-                                <w:b w:val="0"/>
-                                <w:bCs w:val="0"/>
-                                <w:sz w:val="22"/>
-                                <w:szCs w:val="22"/>
-                              </w:rPr>
                             </w:pPr>
                           </w:p>
                         </w:tc>
                         <w:tc>
                           <w:tcPr>
-                            <w:tcW w:w="5850" w:type="dxa"/>
+                            <w:tcW w:w="2957" w:type="pct"/>
                             <w:gridSpan w:val="4"/>
                             <w:tcBorders>
-                              <w:top w:val="single" w:color="auto" w:sz="4" w:space="0"/>
-                              <w:bottom w:val="single" w:color="auto" w:sz="4" w:space="0"/>
+                              <w:top w:val="single" w:sz="4" w:space="0" w:color="auto"/>
+                              <w:bottom w:val="single" w:sz="4" w:space="0" w:color="auto"/>
                             </w:tcBorders>
                             <w:shd w:val="clear" w:color="FFFFFF" w:fill="FFFFFF"/>
                           </w:tcPr>
                           <w:p>
                             <w:pPr>
-                              <w:pStyle w:val="Heading2"/>
+                              <w:pStyle w:val="BCLabelNumber"/>
                               <w:spacing w:before="288" w:after="0"/>
                               <w:jc w:val="right"/>
                               <w:cnfStyle w:val="000000000000" w:firstRow="0" w:lastRow="0" w:firstColumn="0" w:lastColumn="0" w:oddVBand="0" w:evenVBand="0" w:oddHBand="0" w:evenHBand="0" w:firstRowFirstColumn="0" w:firstRowLastColumn="0" w:lastRowFirstColumn="0" w:lastRowLastColumn="0"/>
-                              <w:rPr>
-                                <w:rFonts w:ascii="Segoe UI Semibold" w:hAnsi="Segoe UI Semibold" w:eastAsia="Times New Roman" w:cs="Segoe UI Semibold"/>
-                                <w:b/>
-                                <w:bCs/>
-                                <w:sz w:val="22"/>
-                                <w:szCs w:val="22"/>
-                              </w:rPr>
                             </w:pPr>
                             <w:r>
-                              <w:rPr>
-                                <w:rFonts w:ascii="Segoe UI Semibold" w:hAnsi="Segoe UI Semibold" w:eastAsia="Times New Roman" w:cs="Segoe UI Semibold"/>
-                                <w:b/>
-                                <w:bCs/>
-                                <w:sz w:val="22"/>
-                                <w:szCs w:val="22"/>
-                              </w:rPr>
                               <w:t xml:space="preserve"> </w:t>
                             </w:r>
                             <w:sdt>
                               <w:sdtPr>
-                                <w:rPr>
-                                  <w:rFonts w:ascii="Segoe UI Semibold" w:hAnsi="Segoe UI Semibold" w:eastAsia="Times New Roman" w:cs="Segoe UI Semibold"/>
-                                  <w:b/>
-                                  <w:bCs/>
-                                  <w:sz w:val="22"/>
-                                  <w:szCs w:val="22"/>
-                                </w:rPr>
+                                <w:rPr/>
                                 <w:alias w:val="#Nav: /Customer/Integer/CurrencyLoop/OverdueVisible/Total_Caption3"/>
                                 <w:tag w:val="#Nav: Standard_Statement/1316"/>
                                 <w:id w:val="301891210"/>
                                 <w:placeholder>
                                   <w:docPart w:val="B5FE8A5B18884D838A561AFD71D945C8"/>
                                 </w:placeholder>
-                                <w:dataBinding w:prefixMappings="xmlns:ns0='urn:microsoft-dynamics-nav/reports/Standard_Statement/1316/'" w:xpath="/ns0:NavWordReportXmlPart[1]/ns0:Customer[1]/ns0:Integer[1]/ns0:CurrencyLoop[1]/ns0:OverdueVisible[1]/ns0:Total_Caption3[1]" w:storeItemID="{E88124C9-8BD3-486B-8F5D-721907E0A112}"/>
+                                <w:dataBinding w:prefixMappings="&lt;xmlns:ns0='urn:microsoft-dynamics-nav/reports/Standard_Statement/1316/' " w:xpath="/ns0:NavWordReportXmlPart[1]/ns0:Customer[1]/ns0:Integer[1]/ns0:CurrencyLoop[1]/ns0:OverdueVisible[1]/ns0:Total_Caption3[1]" w:storeItemID="{E88124C9-8BD3-486B-8F5D-721907E0A112}"/>
                                 <w:text/>
                               </w:sdtPr>
                               <w:sdtContent>
                                 <w:r>
-                                  <w:rPr>
-                                    <w:rFonts w:ascii="Segoe UI Semibold" w:hAnsi="Segoe UI Semibold" w:eastAsia="Times New Roman" w:cs="Segoe UI Semibold"/>
-                                    <w:b/>
-                                    <w:bCs/>
-                                    <w:sz w:val="22"/>
-                                    <w:szCs w:val="22"/>
-                                  </w:rPr>
                                   <w:t>Total_Caption3</w:t>
                                 </w:r>
                               </w:sdtContent>
                             </w:sdt>
                             <w:r>
-                              <w:rPr>
-                                <w:rFonts w:ascii="Segoe UI Semibold" w:hAnsi="Segoe UI Semibold" w:eastAsia="Times New Roman" w:cs="Segoe UI Semibold"/>
-                                <w:b/>
-                                <w:bCs/>
-                                <w:sz w:val="22"/>
-                                <w:szCs w:val="22"/>
-                              </w:rPr>
                               <w:t xml:space="preserve"> </w:t>
                             </w:r>
                             <w:sdt>
                               <w:sdtPr>
-                                <w:rPr>
-                                  <w:rFonts w:ascii="Segoe UI Semibold" w:hAnsi="Segoe UI Semibold" w:eastAsia="Times New Roman" w:cs="Segoe UI Semibold"/>
-                                  <w:b/>
-                                  <w:bCs/>
-                                  <w:sz w:val="22"/>
-                                  <w:szCs w:val="22"/>
-                                </w:rPr>
+                                <w:rPr/>
                                 <w:alias w:val="#Nav: /Customer/Integer/CurrencyLoop/OverdueVisible/CurrencyCode3_CustLedgEntry2"/>
                                 <w:tag w:val="#Nav: Standard_Statement/1316"/>
                                 <w:id w:val="-1505823757"/>
                                 <w:placeholder>
                                   <w:docPart w:val="B5FE8A5B18884D838A561AFD71D945C8"/>
                                 </w:placeholder>
-                                <w:dataBinding w:prefixMappings="xmlns:ns0='urn:microsoft-dynamics-nav/reports/Standard_Statement/1316/'" w:xpath="/ns0:NavWordReportXmlPart[1]/ns0:Customer[1]/ns0:Integer[1]/ns0:CurrencyLoop[1]/ns0:OverdueVisible[1]/ns0:CurrencyCode3_CustLedgEntry2[1]" w:storeItemID="{E88124C9-8BD3-486B-8F5D-721907E0A112}"/>
+                                <w:dataBinding w:prefixMappings="&lt;xmlns:ns0='urn:microsoft-dynamics-nav/reports/Standard_Statement/1316/' " w:xpath="/ns0:NavWordReportXmlPart[1]/ns0:Customer[1]/ns0:Integer[1]/ns0:CurrencyLoop[1]/ns0:OverdueVisible[1]/ns0:CurrencyCode3_CustLedgEntry2[1]" w:storeItemID="{E88124C9-8BD3-486B-8F5D-721907E0A112}"/>
                                 <w:text/>
                               </w:sdtPr>
                               <w:sdtContent>
                                 <w:r>
-                                  <w:rPr>
-                                    <w:rFonts w:ascii="Segoe UI Semibold" w:hAnsi="Segoe UI Semibold" w:eastAsia="Times New Roman" w:cs="Segoe UI Semibold"/>
-                                    <w:b/>
-                                    <w:bCs/>
-                                    <w:sz w:val="22"/>
-                                    <w:szCs w:val="22"/>
-                                  </w:rPr>
                                   <w:t>CurrencyCode3_CustLedgEntry2</w:t>
                                 </w:r>
                               </w:sdtContent>
@@ -3594,55 +2548,35 @@
                         </w:tc>
                         <w:sdt>
                           <w:sdtPr>
-                            <w:rPr>
-                              <w:rFonts w:ascii="Segoe UI Semibold" w:hAnsi="Segoe UI Semibold" w:eastAsia="Times New Roman" w:cs="Segoe UI Semibold"/>
-                              <w:b/>
-                              <w:bCs/>
-                              <w:sz w:val="22"/>
-                              <w:szCs w:val="22"/>
-                            </w:rPr>
+                            <w:rPr/>
                             <w:alias w:val="#Nav: /Customer/Integer/CurrencyLoop/OverdueVisible/OverdueEntryFooder/OverdueBalance"/>
                             <w:tag w:val="#Nav: Standard_Statement/1316"/>
                             <w:id w:val="-1330047758"/>
                             <w:placeholder>
                               <w:docPart w:val="B5FE8A5B18884D838A561AFD71D945C8"/>
                             </w:placeholder>
-                            <w:dataBinding w:prefixMappings="xmlns:ns0='urn:microsoft-dynamics-nav/reports/Standard_Statement/1316/'" w:xpath="/ns0:NavWordReportXmlPart[1]/ns0:Customer[1]/ns0:Integer[1]/ns0:CurrencyLoop[1]/ns0:OverdueVisible[1]/ns0:OverdueEntryFooder[1]/ns0:OverdueBalance[1]" w:storeItemID="{E88124C9-8BD3-486B-8F5D-721907E0A112}"/>
+                            <w:dataBinding w:prefixMappings="&lt;xmlns:ns0='urn:microsoft-dynamics-nav/reports/Standard_Statement/1316/' " w:xpath="/ns0:NavWordReportXmlPart[1]/ns0:Customer[1]/ns0:Integer[1]/ns0:CurrencyLoop[1]/ns0:OverdueVisible[1]/ns0:OverdueEntryFooder[1]/ns0:OverdueBalance[1]" w:storeItemID="{E88124C9-8BD3-486B-8F5D-721907E0A112}"/>
                             <w:text/>
                           </w:sdtPr>
                           <w:sdtContent>
                             <w:tc>
                               <w:tcPr>
-                                <w:tcW w:w="1170" w:type="dxa"/>
+                                <w:tcW w:w="590" w:type="pct"/>
                                 <w:tcBorders>
-                                  <w:top w:val="single" w:color="auto" w:sz="4" w:space="0"/>
-                                  <w:bottom w:val="single" w:color="auto" w:sz="4" w:space="0"/>
+                                  <w:top w:val="single" w:sz="4" w:space="0" w:color="auto"/>
+                                  <w:bottom w:val="single" w:sz="4" w:space="0" w:color="auto"/>
                                 </w:tcBorders>
                                 <w:shd w:val="clear" w:color="FFFFFF" w:fill="FFFFFF"/>
                               </w:tcPr>
                               <w:p>
                                 <w:pPr>
-                                  <w:pStyle w:val="Heading2"/>
+                                  <w:pStyle w:val="BCLabelNumber"/>
                                   <w:spacing w:before="288" w:after="0"/>
                                   <w:jc w:val="right"/>
                                   <w:cnfStyle w:val="000000000000" w:firstRow="0" w:lastRow="0" w:firstColumn="0" w:lastColumn="0" w:oddVBand="0" w:evenVBand="0" w:oddHBand="0" w:evenHBand="0" w:firstRowFirstColumn="0" w:firstRowLastColumn="0" w:lastRowFirstColumn="0" w:lastRowLastColumn="0"/>
-                                  <w:rPr>
-                                    <w:rFonts w:ascii="Segoe UI Semibold" w:hAnsi="Segoe UI Semibold" w:eastAsia="Times New Roman" w:cs="Segoe UI Semibold"/>
-                                    <w:b/>
-                                    <w:bCs/>
-                                    <w:sz w:val="22"/>
-                                    <w:szCs w:val="22"/>
-                                  </w:rPr>
                                 </w:pPr>
                                 <w:proofErr w:type="spellStart"/>
                                 <w:r>
-                                  <w:rPr>
-                                    <w:rFonts w:ascii="Segoe UI Semibold" w:hAnsi="Segoe UI Semibold" w:eastAsia="Times New Roman" w:cs="Segoe UI Semibold"/>
-                                    <w:b/>
-                                    <w:bCs/>
-                                    <w:sz w:val="22"/>
-                                    <w:szCs w:val="22"/>
-                                  </w:rPr>
                                   <w:t>OverdueBalance</w:t>
                                 </w:r>
                                 <w:proofErr w:type="spellEnd"/>
@@ -3662,25 +2596,17 @@
     </w:tbl>
     <w:sdt>
       <w:sdtPr>
-        <w:rPr>
-          <w:rFonts w:ascii="Segoe UI Semibold" w:hAnsi="Segoe UI Semibold" w:eastAsia="Times New Roman" w:cs="Segoe UI Semibold"/>
-          <w:sz w:val="22"/>
-          <w:szCs w:val="22"/>
-        </w:rPr>
+        <w:rPr/>
         <w:alias w:val="#Nav: /Customer/Integer/AgingBandVisible"/>
         <w:tag w:val="#Nav: Standard_Statement/1316"/>
         <w:id w:val="1363945228"/>
-        <w15:dataBinding w:prefixMappings="xmlns:ns0='urn:microsoft-dynamics-nav/reports/Standard_Statement/1316/'" w:xpath="/ns0:NavWordReportXmlPart[1]/ns0:Customer[1]/ns0:Integer[1]/ns0:AgingBandVisible" w:storeItemID="{E88124C9-8BD3-486B-8F5D-721907E0A112}"/>
+        <w15:dataBinding w:prefixMappings="&lt;xmlns:ns0='urn:microsoft-dynamics-nav/reports/Standard_Statement/1316/' " w:xpath="/ns0:NavWordReportXmlPart[1]/ns0:Customer[1]/ns0:Integer[1]/ns0:AgingBandVisible" w:storeItemID="{E88124C9-8BD3-486B-8F5D-721907E0A112}"/>
         <w15:repeatingSection/>
       </w:sdtPr>
       <w:sdtContent>
         <w:sdt>
           <w:sdtPr>
-            <w:rPr>
-              <w:rFonts w:ascii="Segoe UI Semibold" w:hAnsi="Segoe UI Semibold" w:eastAsia="Times New Roman" w:cs="Segoe UI Semibold"/>
-              <w:sz w:val="22"/>
-              <w:szCs w:val="22"/>
-            </w:rPr>
+            <w:rPr/>
             <w:id w:val="-810322144"/>
             <w:placeholder>
               <w:docPart w:val="3D6F7F45BD8848ABB194A7DF7B100451"/>
@@ -3690,37 +2616,23 @@
           <w:sdtContent>
             <w:sdt>
               <w:sdtPr>
-                <w:rPr>
-                  <w:rFonts w:ascii="Segoe UI Semibold" w:hAnsi="Segoe UI Semibold" w:eastAsia="Times New Roman" w:cs="Segoe UI Semibold"/>
-                  <w:sz w:val="22"/>
-                  <w:szCs w:val="22"/>
-                </w:rPr>
+                <w:rPr/>
                 <w:alias w:val="#Nav: /Customer/Integer/AgingBandVisible/AgingBandLoop/AgingBandEndingDate"/>
                 <w:tag w:val="#Nav: Standard_Statement/1316"/>
                 <w:id w:val="-1456399055"/>
                 <w:placeholder>
                   <w:docPart w:val="B5FE8A5B18884D838A561AFD71D945C8"/>
                 </w:placeholder>
-                <w:dataBinding w:prefixMappings="xmlns:ns0='urn:microsoft-dynamics-nav/reports/Standard_Statement/1316/'" w:xpath="/ns0:NavWordReportXmlPart[1]/ns0:Customer[1]/ns0:Integer[1]/ns0:AgingBandVisible[1]/ns0:AgingBandLoop[1]/ns0:AgingBandEndingDate[1]" w:storeItemID="{E88124C9-8BD3-486B-8F5D-721907E0A112}"/>
+                <w:dataBinding w:prefixMappings="&lt;xmlns:ns0='urn:microsoft-dynamics-nav/reports/Standard_Statement/1316/' " w:xpath="/ns0:NavWordReportXmlPart[1]/ns0:Customer[1]/ns0:Integer[1]/ns0:AgingBandVisible[1]/ns0:AgingBandLoop[1]/ns0:AgingBandEndingDate[1]" w:storeItemID="{E88124C9-8BD3-486B-8F5D-721907E0A112}"/>
                 <w:text/>
               </w:sdtPr>
               <w:sdtContent>
                 <w:p>
                   <w:pPr>
                     <w:pStyle w:val="Heading2"/>
-                    <w:rPr>
-                      <w:rFonts w:ascii="Segoe UI Semibold" w:hAnsi="Segoe UI Semibold" w:eastAsia="Times New Roman" w:cs="Segoe UI Semibold"/>
-                      <w:sz w:val="22"/>
-                      <w:szCs w:val="22"/>
-                    </w:rPr>
                   </w:pPr>
                   <w:proofErr w:type="spellStart"/>
                   <w:r>
-                    <w:rPr>
-                      <w:rFonts w:ascii="Segoe UI Semibold" w:hAnsi="Segoe UI Semibold" w:eastAsia="Times New Roman" w:cs="Segoe UI Semibold"/>
-                      <w:sz w:val="22"/>
-                      <w:szCs w:val="22"/>
-                    </w:rPr>
                     <w:t>AgingBandEndingDate</w:t>
                   </w:r>
                   <w:proofErr w:type="spellEnd"/>
@@ -3733,44 +2645,33 @@
     </w:sdt>
     <w:tbl>
       <w:tblPr>
-        <w:tblStyle w:val="PlainTable4"/>
-        <w:tblW w:w="10498" w:type="dxa"/>
-        <w:tblLayout w:type="fixed"/>
-        <w:tblLook w:val="04A0" w:firstRow="1" w:lastRow="0" w:firstColumn="1" w:lastColumn="0" w:noHBand="0" w:noVBand="1"/>
+        <w:tblStyle w:val="BCDataTable"/>
+        <w:tblW w:w="5000" w:type="pct"/>
+        <w:tblLook w:val="0460" w:firstRow="1" w:lastRow="1" w:firstColumn="0" w:lastColumn="0" w:noHBand="0" w:noVBand="1"/>
+        <w:tblCaption w:val="Table 5"/>
+        <w:tblDescription w:val="Document lines. Column headers in the first row."/>
       </w:tblPr>
       <w:tblGrid>
-        <w:gridCol w:w="1139"/>
-        <w:gridCol w:w="1815"/>
-        <w:gridCol w:w="1910"/>
+        <w:gridCol w:w="1138"/>
+        <w:gridCol w:w="1814"/>
+        <w:gridCol w:w="1911"/>
         <w:gridCol w:w="2005"/>
-        <w:gridCol w:w="1719"/>
-        <w:gridCol w:w="1910"/>
+        <w:gridCol w:w="1720"/>
+        <w:gridCol w:w="1911"/>
       </w:tblGrid>
       <w:sdt>
         <w:sdtPr>
-          <w:rPr>
-            <w:rFonts w:ascii="Segoe UI Semibold" w:hAnsi="Segoe UI Semibold" w:eastAsia="Times New Roman" w:cs="Segoe UI Semibold"/>
-            <w:b w:val="0"/>
-            <w:bCs w:val="0"/>
-            <w:sz w:val="22"/>
-            <w:szCs w:val="22"/>
-          </w:rPr>
+          <w:rPr/>
           <w:alias w:val="#Nav: /Customer/Integer/AgingBandVisible"/>
           <w:tag w:val="#Nav: Standard_Statement/1316"/>
           <w:id w:val="-38051641"/>
-          <w15:dataBinding w:prefixMappings="xmlns:ns0='urn:microsoft-dynamics-nav/reports/Standard_Statement/1316/'" w:xpath="/ns0:NavWordReportXmlPart[1]/ns0:Customer[1]/ns0:Integer[1]/ns0:AgingBandVisible" w:storeItemID="{E88124C9-8BD3-486B-8F5D-721907E0A112}"/>
+          <w15:dataBinding w:prefixMappings="&lt;xmlns:ns0='urn:microsoft-dynamics-nav/reports/Standard_Statement/1316/' " w:xpath="/ns0:NavWordReportXmlPart[1]/ns0:Customer[1]/ns0:Integer[1]/ns0:AgingBandVisible" w:storeItemID="{E88124C9-8BD3-486B-8F5D-721907E0A112}"/>
           <w15:repeatingSection/>
         </w:sdtPr>
         <w:sdtContent>
           <w:sdt>
             <w:sdtPr>
-              <w:rPr>
-                <w:rFonts w:ascii="Segoe UI Semibold" w:hAnsi="Segoe UI Semibold" w:eastAsia="Times New Roman" w:cs="Segoe UI Semibold"/>
-                <w:b w:val="0"/>
-                <w:bCs w:val="0"/>
-                <w:sz w:val="22"/>
-                <w:szCs w:val="22"/>
-              </w:rPr>
+              <w:rPr/>
               <w:id w:val="1376348379"/>
               <w:placeholder>
                 <w:docPart w:val="3D6F7F45BD8848ABB194A7DF7B100451"/>
@@ -3781,73 +2682,50 @@
               <w:tr>
                 <w:trPr>
                   <w:cnfStyle w:val="100000000000" w:firstRow="1" w:lastRow="0" w:firstColumn="0" w:lastColumn="0" w:oddVBand="0" w:evenVBand="0" w:oddHBand="0" w:evenHBand="0" w:firstRowFirstColumn="0" w:firstRowLastColumn="0" w:lastRowFirstColumn="0" w:lastRowLastColumn="0"/>
+                  <w:cantSplit/>
                   <w:trHeight w:val="480"/>
+                  <w:tblHeader/>
                 </w:trPr>
                 <w:tc>
                   <w:tcPr>
                     <w:cnfStyle w:val="001000000000" w:firstRow="0" w:lastRow="0" w:firstColumn="1" w:lastColumn="0" w:oddVBand="0" w:evenVBand="0" w:oddHBand="0" w:evenHBand="0" w:firstRowFirstColumn="0" w:firstRowLastColumn="0" w:lastRowFirstColumn="0" w:lastRowLastColumn="0"/>
-                    <w:tcW w:w="1074" w:type="dxa"/>
+                    <w:tcW w:w="542" w:type="pct"/>
                     <w:tcBorders>
-                      <w:bottom w:val="single" w:color="auto" w:sz="4" w:space="0"/>
+                      <w:bottom w:val="single" w:sz="4" w:space="0" w:color="auto"/>
                     </w:tcBorders>
                   </w:tcPr>
                   <w:p>
                     <w:pPr>
-                      <w:pStyle w:val="Heading2"/>
-                      <w:rPr>
-                        <w:rFonts w:ascii="Segoe UI Semibold" w:hAnsi="Segoe UI Semibold" w:eastAsia="Times New Roman" w:cs="Segoe UI Semibold"/>
-                        <w:b w:val="0"/>
-                        <w:bCs w:val="0"/>
-                        <w:sz w:val="22"/>
-                        <w:szCs w:val="22"/>
-                      </w:rPr>
+                      <w:pStyle w:val="BCLabel"/>
                     </w:pPr>
                   </w:p>
                 </w:tc>
                 <w:tc>
                   <w:tcPr>
-                    <w:tcW w:w="1711" w:type="dxa"/>
+                    <w:tcW w:w="864" w:type="pct"/>
                     <w:tcBorders>
-                      <w:bottom w:val="single" w:color="auto" w:sz="4" w:space="0"/>
+                      <w:bottom w:val="single" w:sz="4" w:space="0" w:color="auto"/>
                     </w:tcBorders>
                   </w:tcPr>
                   <w:sdt>
                     <w:sdtPr>
-                      <w:rPr>
-                        <w:rFonts w:ascii="Segoe UI Semibold" w:hAnsi="Segoe UI Semibold" w:eastAsia="Times New Roman" w:cs="Segoe UI Semibold"/>
-                        <w:sz w:val="22"/>
-                        <w:szCs w:val="22"/>
-                      </w:rPr>
+                      <w:rPr/>
                       <w:alias w:val="#Nav: /Customer/Integer/AgingBandVisible/AgingBandLoop/AgingDate41"/>
                       <w:tag w:val="#Nav: Standard_Statement/1316"/>
                       <w:id w:val="-1406606911"/>
                       <w:placeholder>
                         <w:docPart w:val="C6EEB5C3515C41C0931F8FC228B8B01D"/>
                       </w:placeholder>
-                      <w:dataBinding w:prefixMappings="xmlns:ns0='urn:microsoft-dynamics-nav/reports/Standard_Statement/1316/'" w:xpath="/ns0:NavWordReportXmlPart[1]/ns0:Customer[1]/ns0:Integer[1]/ns0:AgingBandVisible[1]/ns0:AgingBandLoop[1]/ns0:AgingDate41[1]" w:storeItemID="{E88124C9-8BD3-486B-8F5D-721907E0A112}"/>
+                      <w:dataBinding w:prefixMappings="&lt;xmlns:ns0='urn:microsoft-dynamics-nav/reports/Standard_Statement/1316/' " w:xpath="/ns0:NavWordReportXmlPart[1]/ns0:Customer[1]/ns0:Integer[1]/ns0:AgingBandVisible[1]/ns0:AgingBandLoop[1]/ns0:AgingDate41[1]" w:storeItemID="{E88124C9-8BD3-486B-8F5D-721907E0A112}"/>
                       <w:text/>
                     </w:sdtPr>
                     <w:sdtContent>
                       <w:p>
                         <w:pPr>
-                          <w:pStyle w:val="Heading2"/>
+                          <w:pStyle w:val="BCLabel"/>
                           <w:cnfStyle w:val="100000000000" w:firstRow="1" w:lastRow="0" w:firstColumn="0" w:lastColumn="0" w:oddVBand="0" w:evenVBand="0" w:oddHBand="0" w:evenHBand="0" w:firstRowFirstColumn="0" w:firstRowLastColumn="0" w:lastRowFirstColumn="0" w:lastRowLastColumn="0"/>
-                          <w:rPr>
-                            <w:rFonts w:ascii="Segoe UI Semibold" w:hAnsi="Segoe UI Semibold" w:eastAsia="Times New Roman" w:cs="Segoe UI Semibold"/>
-                            <w:b w:val="0"/>
-                            <w:bCs w:val="0"/>
-                            <w:sz w:val="22"/>
-                            <w:szCs w:val="22"/>
-                          </w:rPr>
                         </w:pPr>
                         <w:r>
-                          <w:rPr>
-                            <w:rFonts w:ascii="Segoe UI Semibold" w:hAnsi="Segoe UI Semibold" w:eastAsia="Times New Roman" w:cs="Segoe UI Semibold"/>
-                            <w:b w:val="0"/>
-                            <w:bCs w:val="0"/>
-                            <w:sz w:val="22"/>
-                            <w:szCs w:val="22"/>
-                          </w:rPr>
                           <w:t>AgingDate41</w:t>
                         </w:r>
                       </w:p>
@@ -3855,41 +2733,23 @@
                   </w:sdt>
                   <w:sdt>
                     <w:sdtPr>
-                      <w:rPr>
-                        <w:rFonts w:ascii="Segoe UI Semibold" w:hAnsi="Segoe UI Semibold" w:eastAsia="Times New Roman" w:cs="Segoe UI Semibold"/>
-                        <w:sz w:val="22"/>
-                        <w:szCs w:val="22"/>
-                      </w:rPr>
+                      <w:rPr/>
                       <w:alias w:val="#Nav: /Customer/Integer/AgingBandVisible/AgingBandLoop/AgingDate5"/>
                       <w:tag w:val="#Nav: Standard_Statement/1316"/>
                       <w:id w:val="-653370629"/>
                       <w:placeholder>
                         <w:docPart w:val="C6EEB5C3515C41C0931F8FC228B8B01D"/>
                       </w:placeholder>
-                      <w:dataBinding w:prefixMappings="xmlns:ns0='urn:microsoft-dynamics-nav/reports/Standard_Statement/1316/'" w:xpath="/ns0:NavWordReportXmlPart[1]/ns0:Customer[1]/ns0:Integer[1]/ns0:AgingBandVisible[1]/ns0:AgingBandLoop[1]/ns0:AgingDate5[1]" w:storeItemID="{E88124C9-8BD3-486B-8F5D-721907E0A112}"/>
+                      <w:dataBinding w:prefixMappings="&lt;xmlns:ns0='urn:microsoft-dynamics-nav/reports/Standard_Statement/1316/' " w:xpath="/ns0:NavWordReportXmlPart[1]/ns0:Customer[1]/ns0:Integer[1]/ns0:AgingBandVisible[1]/ns0:AgingBandLoop[1]/ns0:AgingDate5[1]" w:storeItemID="{E88124C9-8BD3-486B-8F5D-721907E0A112}"/>
                       <w:text/>
                     </w:sdtPr>
                     <w:sdtContent>
                       <w:p>
                         <w:pPr>
-                          <w:pStyle w:val="Heading2"/>
+                          <w:pStyle w:val="BCLabel"/>
                           <w:cnfStyle w:val="100000000000" w:firstRow="1" w:lastRow="0" w:firstColumn="0" w:lastColumn="0" w:oddVBand="0" w:evenVBand="0" w:oddHBand="0" w:evenHBand="0" w:firstRowFirstColumn="0" w:firstRowLastColumn="0" w:lastRowFirstColumn="0" w:lastRowLastColumn="0"/>
-                          <w:rPr>
-                            <w:rFonts w:ascii="Segoe UI Semibold" w:hAnsi="Segoe UI Semibold" w:eastAsia="Times New Roman" w:cs="Segoe UI Semibold"/>
-                            <w:b w:val="0"/>
-                            <w:bCs w:val="0"/>
-                            <w:sz w:val="22"/>
-                            <w:szCs w:val="22"/>
-                          </w:rPr>
                         </w:pPr>
                         <w:r>
-                          <w:rPr>
-                            <w:rFonts w:ascii="Segoe UI Semibold" w:hAnsi="Segoe UI Semibold" w:eastAsia="Times New Roman" w:cs="Segoe UI Semibold"/>
-                            <w:b w:val="0"/>
-                            <w:bCs w:val="0"/>
-                            <w:sz w:val="22"/>
-                            <w:szCs w:val="22"/>
-                          </w:rPr>
                           <w:t>AgingDate5</w:t>
                         </w:r>
                       </w:p>
@@ -3898,48 +2758,30 @@
                 </w:tc>
                 <w:tc>
                   <w:tcPr>
-                    <w:tcW w:w="1800" w:type="dxa"/>
+                    <w:tcW w:w="910" w:type="pct"/>
                     <w:tcBorders>
-                      <w:bottom w:val="single" w:color="auto" w:sz="4" w:space="0"/>
+                      <w:bottom w:val="single" w:sz="4" w:space="0" w:color="auto"/>
                     </w:tcBorders>
                   </w:tcPr>
                   <w:sdt>
                     <w:sdtPr>
-                      <w:rPr>
-                        <w:rFonts w:ascii="Segoe UI Semibold" w:hAnsi="Segoe UI Semibold" w:eastAsia="Times New Roman" w:cs="Segoe UI Semibold"/>
-                        <w:sz w:val="22"/>
-                        <w:szCs w:val="22"/>
-                      </w:rPr>
+                      <w:rPr/>
                       <w:alias w:val="#Nav: /Customer/Integer/AgingBandVisible/AgingBandLoop/AgingDate31"/>
                       <w:tag w:val="#Nav: Standard_Statement/1316"/>
                       <w:id w:val="1515878199"/>
                       <w:placeholder>
                         <w:docPart w:val="C6EEB5C3515C41C0931F8FC228B8B01D"/>
                       </w:placeholder>
-                      <w:dataBinding w:prefixMappings="xmlns:ns0='urn:microsoft-dynamics-nav/reports/Standard_Statement/1316/'" w:xpath="/ns0:NavWordReportXmlPart[1]/ns0:Customer[1]/ns0:Integer[1]/ns0:AgingBandVisible[1]/ns0:AgingBandLoop[1]/ns0:AgingDate31[1]" w:storeItemID="{E88124C9-8BD3-486B-8F5D-721907E0A112}"/>
+                      <w:dataBinding w:prefixMappings="&lt;xmlns:ns0='urn:microsoft-dynamics-nav/reports/Standard_Statement/1316/' " w:xpath="/ns0:NavWordReportXmlPart[1]/ns0:Customer[1]/ns0:Integer[1]/ns0:AgingBandVisible[1]/ns0:AgingBandLoop[1]/ns0:AgingDate31[1]" w:storeItemID="{E88124C9-8BD3-486B-8F5D-721907E0A112}"/>
                       <w:text/>
                     </w:sdtPr>
                     <w:sdtContent>
                       <w:p>
                         <w:pPr>
-                          <w:pStyle w:val="Heading2"/>
+                          <w:pStyle w:val="BCLabel"/>
                           <w:cnfStyle w:val="100000000000" w:firstRow="1" w:lastRow="0" w:firstColumn="0" w:lastColumn="0" w:oddVBand="0" w:evenVBand="0" w:oddHBand="0" w:evenHBand="0" w:firstRowFirstColumn="0" w:firstRowLastColumn="0" w:lastRowFirstColumn="0" w:lastRowLastColumn="0"/>
-                          <w:rPr>
-                            <w:rFonts w:ascii="Segoe UI Semibold" w:hAnsi="Segoe UI Semibold" w:eastAsia="Times New Roman" w:cs="Segoe UI Semibold"/>
-                            <w:b w:val="0"/>
-                            <w:bCs w:val="0"/>
-                            <w:sz w:val="22"/>
-                            <w:szCs w:val="22"/>
-                          </w:rPr>
                         </w:pPr>
                         <w:r>
-                          <w:rPr>
-                            <w:rFonts w:ascii="Segoe UI Semibold" w:hAnsi="Segoe UI Semibold" w:eastAsia="Times New Roman" w:cs="Segoe UI Semibold"/>
-                            <w:b w:val="0"/>
-                            <w:bCs w:val="0"/>
-                            <w:sz w:val="22"/>
-                            <w:szCs w:val="22"/>
-                          </w:rPr>
                           <w:t>AgingDate31</w:t>
                         </w:r>
                       </w:p>
@@ -3947,41 +2789,23 @@
                   </w:sdt>
                   <w:sdt>
                     <w:sdtPr>
-                      <w:rPr>
-                        <w:rFonts w:ascii="Segoe UI Semibold" w:hAnsi="Segoe UI Semibold" w:eastAsia="Times New Roman" w:cs="Segoe UI Semibold"/>
-                        <w:sz w:val="22"/>
-                        <w:szCs w:val="22"/>
-                      </w:rPr>
+                      <w:rPr/>
                       <w:alias w:val="#Nav: /Customer/Integer/AgingBandVisible/AgingBandLoop/AgingDate4"/>
                       <w:tag w:val="#Nav: Standard_Statement/1316"/>
                       <w:id w:val="503014985"/>
                       <w:placeholder>
                         <w:docPart w:val="C6EEB5C3515C41C0931F8FC228B8B01D"/>
                       </w:placeholder>
-                      <w:dataBinding w:prefixMappings="xmlns:ns0='urn:microsoft-dynamics-nav/reports/Standard_Statement/1316/'" w:xpath="/ns0:NavWordReportXmlPart[1]/ns0:Customer[1]/ns0:Integer[1]/ns0:AgingBandVisible[1]/ns0:AgingBandLoop[1]/ns0:AgingDate4[1]" w:storeItemID="{E88124C9-8BD3-486B-8F5D-721907E0A112}"/>
+                      <w:dataBinding w:prefixMappings="&lt;xmlns:ns0='urn:microsoft-dynamics-nav/reports/Standard_Statement/1316/' " w:xpath="/ns0:NavWordReportXmlPart[1]/ns0:Customer[1]/ns0:Integer[1]/ns0:AgingBandVisible[1]/ns0:AgingBandLoop[1]/ns0:AgingDate4[1]" w:storeItemID="{E88124C9-8BD3-486B-8F5D-721907E0A112}"/>
                       <w:text/>
                     </w:sdtPr>
                     <w:sdtContent>
                       <w:p>
                         <w:pPr>
-                          <w:pStyle w:val="Heading2"/>
+                          <w:pStyle w:val="BCLabel"/>
                           <w:cnfStyle w:val="100000000000" w:firstRow="1" w:lastRow="0" w:firstColumn="0" w:lastColumn="0" w:oddVBand="0" w:evenVBand="0" w:oddHBand="0" w:evenHBand="0" w:firstRowFirstColumn="0" w:firstRowLastColumn="0" w:lastRowFirstColumn="0" w:lastRowLastColumn="0"/>
-                          <w:rPr>
-                            <w:rFonts w:ascii="Segoe UI Semibold" w:hAnsi="Segoe UI Semibold" w:eastAsia="Times New Roman" w:cs="Segoe UI Semibold"/>
-                            <w:b w:val="0"/>
-                            <w:bCs w:val="0"/>
-                            <w:sz w:val="22"/>
-                            <w:szCs w:val="22"/>
-                          </w:rPr>
                         </w:pPr>
                         <w:r>
-                          <w:rPr>
-                            <w:rFonts w:ascii="Segoe UI Semibold" w:hAnsi="Segoe UI Semibold" w:eastAsia="Times New Roman" w:cs="Segoe UI Semibold"/>
-                            <w:b w:val="0"/>
-                            <w:bCs w:val="0"/>
-                            <w:sz w:val="22"/>
-                            <w:szCs w:val="22"/>
-                          </w:rPr>
                           <w:t>AgingDate4</w:t>
                         </w:r>
                       </w:p>
@@ -3990,48 +2814,30 @@
                 </w:tc>
                 <w:tc>
                   <w:tcPr>
-                    <w:tcW w:w="1890" w:type="dxa"/>
+                    <w:tcW w:w="955" w:type="pct"/>
                     <w:tcBorders>
-                      <w:bottom w:val="single" w:color="auto" w:sz="4" w:space="0"/>
+                      <w:bottom w:val="single" w:sz="4" w:space="0" w:color="auto"/>
                     </w:tcBorders>
                   </w:tcPr>
                   <w:sdt>
                     <w:sdtPr>
-                      <w:rPr>
-                        <w:rFonts w:ascii="Segoe UI Semibold" w:hAnsi="Segoe UI Semibold" w:eastAsia="Times New Roman" w:cs="Segoe UI Semibold"/>
-                        <w:sz w:val="22"/>
-                        <w:szCs w:val="22"/>
-                      </w:rPr>
+                      <w:rPr/>
                       <w:alias w:val="#Nav: /Customer/Integer/AgingBandVisible/AgingBandLoop/AgingDate21"/>
                       <w:tag w:val="#Nav: Standard_Statement/1316"/>
                       <w:id w:val="2000923207"/>
                       <w:placeholder>
                         <w:docPart w:val="C6EEB5C3515C41C0931F8FC228B8B01D"/>
                       </w:placeholder>
-                      <w:dataBinding w:prefixMappings="xmlns:ns0='urn:microsoft-dynamics-nav/reports/Standard_Statement/1316/'" w:xpath="/ns0:NavWordReportXmlPart[1]/ns0:Customer[1]/ns0:Integer[1]/ns0:AgingBandVisible[1]/ns0:AgingBandLoop[1]/ns0:AgingDate21[1]" w:storeItemID="{E88124C9-8BD3-486B-8F5D-721907E0A112}"/>
+                      <w:dataBinding w:prefixMappings="&lt;xmlns:ns0='urn:microsoft-dynamics-nav/reports/Standard_Statement/1316/' " w:xpath="/ns0:NavWordReportXmlPart[1]/ns0:Customer[1]/ns0:Integer[1]/ns0:AgingBandVisible[1]/ns0:AgingBandLoop[1]/ns0:AgingDate21[1]" w:storeItemID="{E88124C9-8BD3-486B-8F5D-721907E0A112}"/>
                       <w:text/>
                     </w:sdtPr>
                     <w:sdtContent>
                       <w:p>
                         <w:pPr>
-                          <w:pStyle w:val="Heading2"/>
+                          <w:pStyle w:val="BCLabel"/>
                           <w:cnfStyle w:val="100000000000" w:firstRow="1" w:lastRow="0" w:firstColumn="0" w:lastColumn="0" w:oddVBand="0" w:evenVBand="0" w:oddHBand="0" w:evenHBand="0" w:firstRowFirstColumn="0" w:firstRowLastColumn="0" w:lastRowFirstColumn="0" w:lastRowLastColumn="0"/>
-                          <w:rPr>
-                            <w:rFonts w:ascii="Segoe UI Semibold" w:hAnsi="Segoe UI Semibold" w:eastAsia="Times New Roman" w:cs="Segoe UI Semibold"/>
-                            <w:b w:val="0"/>
-                            <w:bCs w:val="0"/>
-                            <w:sz w:val="22"/>
-                            <w:szCs w:val="22"/>
-                          </w:rPr>
                         </w:pPr>
                         <w:r>
-                          <w:rPr>
-                            <w:rFonts w:ascii="Segoe UI Semibold" w:hAnsi="Segoe UI Semibold" w:eastAsia="Times New Roman" w:cs="Segoe UI Semibold"/>
-                            <w:b w:val="0"/>
-                            <w:bCs w:val="0"/>
-                            <w:sz w:val="22"/>
-                            <w:szCs w:val="22"/>
-                          </w:rPr>
                           <w:t>AgingDate21</w:t>
                         </w:r>
                       </w:p>
@@ -4039,41 +2845,23 @@
                   </w:sdt>
                   <w:sdt>
                     <w:sdtPr>
-                      <w:rPr>
-                        <w:rFonts w:ascii="Segoe UI Semibold" w:hAnsi="Segoe UI Semibold" w:eastAsia="Times New Roman" w:cs="Segoe UI Semibold"/>
-                        <w:sz w:val="22"/>
-                        <w:szCs w:val="22"/>
-                      </w:rPr>
+                      <w:rPr/>
                       <w:alias w:val="#Nav: /Customer/Integer/AgingBandVisible/AgingBandLoop/AgingDate3"/>
                       <w:tag w:val="#Nav: Standard_Statement/1316"/>
                       <w:id w:val="-869538741"/>
                       <w:placeholder>
                         <w:docPart w:val="C6EEB5C3515C41C0931F8FC228B8B01D"/>
                       </w:placeholder>
-                      <w:dataBinding w:prefixMappings="xmlns:ns0='urn:microsoft-dynamics-nav/reports/Standard_Statement/1316/'" w:xpath="/ns0:NavWordReportXmlPart[1]/ns0:Customer[1]/ns0:Integer[1]/ns0:AgingBandVisible[1]/ns0:AgingBandLoop[1]/ns0:AgingDate3[1]" w:storeItemID="{E88124C9-8BD3-486B-8F5D-721907E0A112}"/>
+                      <w:dataBinding w:prefixMappings="&lt;xmlns:ns0='urn:microsoft-dynamics-nav/reports/Standard_Statement/1316/' " w:xpath="/ns0:NavWordReportXmlPart[1]/ns0:Customer[1]/ns0:Integer[1]/ns0:AgingBandVisible[1]/ns0:AgingBandLoop[1]/ns0:AgingDate3[1]" w:storeItemID="{E88124C9-8BD3-486B-8F5D-721907E0A112}"/>
                       <w:text/>
                     </w:sdtPr>
                     <w:sdtContent>
                       <w:p>
                         <w:pPr>
-                          <w:pStyle w:val="Heading2"/>
+                          <w:pStyle w:val="BCLabel"/>
                           <w:cnfStyle w:val="100000000000" w:firstRow="1" w:lastRow="0" w:firstColumn="0" w:lastColumn="0" w:oddVBand="0" w:evenVBand="0" w:oddHBand="0" w:evenHBand="0" w:firstRowFirstColumn="0" w:firstRowLastColumn="0" w:lastRowFirstColumn="0" w:lastRowLastColumn="0"/>
-                          <w:rPr>
-                            <w:rFonts w:ascii="Segoe UI Semibold" w:hAnsi="Segoe UI Semibold" w:eastAsia="Times New Roman" w:cs="Segoe UI Semibold"/>
-                            <w:b w:val="0"/>
-                            <w:bCs w:val="0"/>
-                            <w:sz w:val="22"/>
-                            <w:szCs w:val="22"/>
-                          </w:rPr>
                         </w:pPr>
                         <w:r>
-                          <w:rPr>
-                            <w:rFonts w:ascii="Segoe UI Semibold" w:hAnsi="Segoe UI Semibold" w:eastAsia="Times New Roman" w:cs="Segoe UI Semibold"/>
-                            <w:b w:val="0"/>
-                            <w:bCs w:val="0"/>
-                            <w:sz w:val="22"/>
-                            <w:szCs w:val="22"/>
-                          </w:rPr>
                           <w:t>AgingDate3</w:t>
                         </w:r>
                       </w:p>
@@ -4082,48 +2870,30 @@
                 </w:tc>
                 <w:tc>
                   <w:tcPr>
-                    <w:tcW w:w="1620" w:type="dxa"/>
+                    <w:tcW w:w="819" w:type="pct"/>
                     <w:tcBorders>
-                      <w:bottom w:val="single" w:color="auto" w:sz="4" w:space="0"/>
+                      <w:bottom w:val="single" w:sz="4" w:space="0" w:color="auto"/>
                     </w:tcBorders>
                   </w:tcPr>
                   <w:sdt>
                     <w:sdtPr>
-                      <w:rPr>
-                        <w:rFonts w:ascii="Segoe UI Semibold" w:hAnsi="Segoe UI Semibold" w:eastAsia="Times New Roman" w:cs="Segoe UI Semibold"/>
-                        <w:sz w:val="22"/>
-                        <w:szCs w:val="22"/>
-                      </w:rPr>
+                      <w:rPr/>
                       <w:alias w:val="#Nav: /Customer/Integer/AgingBandVisible/AgingBandLoop/AgingDate1"/>
                       <w:tag w:val="#Nav: Standard_Statement/1316"/>
                       <w:id w:val="1015430542"/>
                       <w:placeholder>
                         <w:docPart w:val="9519E1AE821C4C0BB201DF51B8E7AE7E"/>
                       </w:placeholder>
-                      <w:dataBinding w:prefixMappings="xmlns:ns0='urn:microsoft-dynamics-nav/reports/Standard_Statement/1316/'" w:xpath="/ns0:NavWordReportXmlPart[1]/ns0:Customer[1]/ns0:Integer[1]/ns0:AgingBandVisible[1]/ns0:AgingBandLoop[1]/ns0:AgingDate1[1]" w:storeItemID="{E88124C9-8BD3-486B-8F5D-721907E0A112}"/>
+                      <w:dataBinding w:prefixMappings="&lt;xmlns:ns0='urn:microsoft-dynamics-nav/reports/Standard_Statement/1316/' " w:xpath="/ns0:NavWordReportXmlPart[1]/ns0:Customer[1]/ns0:Integer[1]/ns0:AgingBandVisible[1]/ns0:AgingBandLoop[1]/ns0:AgingDate1[1]" w:storeItemID="{E88124C9-8BD3-486B-8F5D-721907E0A112}"/>
                       <w:text/>
                     </w:sdtPr>
                     <w:sdtContent>
                       <w:p>
                         <w:pPr>
-                          <w:pStyle w:val="Heading2"/>
+                          <w:pStyle w:val="BCLabel"/>
                           <w:cnfStyle w:val="100000000000" w:firstRow="1" w:lastRow="0" w:firstColumn="0" w:lastColumn="0" w:oddVBand="0" w:evenVBand="0" w:oddHBand="0" w:evenHBand="0" w:firstRowFirstColumn="0" w:firstRowLastColumn="0" w:lastRowFirstColumn="0" w:lastRowLastColumn="0"/>
-                          <w:rPr>
-                            <w:rFonts w:ascii="Segoe UI Semibold" w:hAnsi="Segoe UI Semibold" w:eastAsia="Times New Roman" w:cs="Segoe UI Semibold"/>
-                            <w:b w:val="0"/>
-                            <w:bCs w:val="0"/>
-                            <w:sz w:val="22"/>
-                            <w:szCs w:val="22"/>
-                          </w:rPr>
                         </w:pPr>
                         <w:r>
-                          <w:rPr>
-                            <w:rFonts w:ascii="Segoe UI Semibold" w:hAnsi="Segoe UI Semibold" w:eastAsia="Times New Roman" w:cs="Segoe UI Semibold"/>
-                            <w:b w:val="0"/>
-                            <w:bCs w:val="0"/>
-                            <w:sz w:val="22"/>
-                            <w:szCs w:val="22"/>
-                          </w:rPr>
                           <w:t>AgingDate1</w:t>
                         </w:r>
                       </w:p>
@@ -4131,41 +2901,23 @@
                   </w:sdt>
                   <w:sdt>
                     <w:sdtPr>
-                      <w:rPr>
-                        <w:rFonts w:ascii="Segoe UI Semibold" w:hAnsi="Segoe UI Semibold" w:eastAsia="Times New Roman" w:cs="Segoe UI Semibold"/>
-                        <w:sz w:val="22"/>
-                        <w:szCs w:val="22"/>
-                      </w:rPr>
+                      <w:rPr/>
                       <w:alias w:val="#Nav: /Customer/Integer/AgingBandVisible/AgingBandLoop/AgingDate2"/>
                       <w:tag w:val="#Nav: Standard_Statement/1316"/>
                       <w:id w:val="1006324691"/>
                       <w:placeholder>
                         <w:docPart w:val="9519E1AE821C4C0BB201DF51B8E7AE7E"/>
                       </w:placeholder>
-                      <w:dataBinding w:prefixMappings="xmlns:ns0='urn:microsoft-dynamics-nav/reports/Standard_Statement/1316/'" w:xpath="/ns0:NavWordReportXmlPart[1]/ns0:Customer[1]/ns0:Integer[1]/ns0:AgingBandVisible[1]/ns0:AgingBandLoop[1]/ns0:AgingDate2[1]" w:storeItemID="{E88124C9-8BD3-486B-8F5D-721907E0A112}"/>
+                      <w:dataBinding w:prefixMappings="&lt;xmlns:ns0='urn:microsoft-dynamics-nav/reports/Standard_Statement/1316/' " w:xpath="/ns0:NavWordReportXmlPart[1]/ns0:Customer[1]/ns0:Integer[1]/ns0:AgingBandVisible[1]/ns0:AgingBandLoop[1]/ns0:AgingDate2[1]" w:storeItemID="{E88124C9-8BD3-486B-8F5D-721907E0A112}"/>
                       <w:text/>
                     </w:sdtPr>
                     <w:sdtContent>
                       <w:p>
                         <w:pPr>
-                          <w:pStyle w:val="Heading2"/>
+                          <w:pStyle w:val="BCLabel"/>
                           <w:cnfStyle w:val="100000000000" w:firstRow="1" w:lastRow="0" w:firstColumn="0" w:lastColumn="0" w:oddVBand="0" w:evenVBand="0" w:oddHBand="0" w:evenHBand="0" w:firstRowFirstColumn="0" w:firstRowLastColumn="0" w:lastRowFirstColumn="0" w:lastRowLastColumn="0"/>
-                          <w:rPr>
-                            <w:rFonts w:ascii="Segoe UI Semibold" w:hAnsi="Segoe UI Semibold" w:eastAsia="Times New Roman" w:cs="Segoe UI Semibold"/>
-                            <w:b w:val="0"/>
-                            <w:bCs w:val="0"/>
-                            <w:sz w:val="22"/>
-                            <w:szCs w:val="22"/>
-                          </w:rPr>
                         </w:pPr>
                         <w:r>
-                          <w:rPr>
-                            <w:rFonts w:ascii="Segoe UI Semibold" w:hAnsi="Segoe UI Semibold" w:eastAsia="Times New Roman" w:cs="Segoe UI Semibold"/>
-                            <w:b w:val="0"/>
-                            <w:bCs w:val="0"/>
-                            <w:sz w:val="22"/>
-                            <w:szCs w:val="22"/>
-                          </w:rPr>
                           <w:t>AgingDate2</w:t>
                         </w:r>
                       </w:p>
@@ -4174,49 +2926,31 @@
                 </w:tc>
                 <w:sdt>
                   <w:sdtPr>
-                    <w:rPr>
-                      <w:rFonts w:ascii="Segoe UI Semibold" w:hAnsi="Segoe UI Semibold" w:eastAsia="Times New Roman" w:cs="Segoe UI Semibold"/>
-                      <w:sz w:val="22"/>
-                      <w:szCs w:val="22"/>
-                    </w:rPr>
+                    <w:rPr/>
                     <w:alias w:val="#Nav: /Customer/Integer/AgingBandVisible/AgingBandLoop/beforeCaption"/>
                     <w:tag w:val="#Nav: Standard_Statement/1316"/>
                     <w:id w:val="-1913837829"/>
                     <w:placeholder>
                       <w:docPart w:val="DAAC16EB5C764D3CBA44BD73291CCAF7"/>
                     </w:placeholder>
-                    <w:dataBinding w:prefixMappings="xmlns:ns0='urn:microsoft-dynamics-nav/reports/Standard_Statement/1316/'" w:xpath="/ns0:NavWordReportXmlPart[1]/ns0:Customer[1]/ns0:Integer[1]/ns0:AgingBandVisible[1]/ns0:AgingBandLoop[1]/ns0:beforeCaption[1]" w:storeItemID="{E88124C9-8BD3-486B-8F5D-721907E0A112}"/>
+                    <w:dataBinding w:prefixMappings="&lt;xmlns:ns0='urn:microsoft-dynamics-nav/reports/Standard_Statement/1316/' " w:xpath="/ns0:NavWordReportXmlPart[1]/ns0:Customer[1]/ns0:Integer[1]/ns0:AgingBandVisible[1]/ns0:AgingBandLoop[1]/ns0:beforeCaption[1]" w:storeItemID="{E88124C9-8BD3-486B-8F5D-721907E0A112}"/>
                     <w:text/>
                   </w:sdtPr>
                   <w:sdtContent>
                     <w:tc>
                       <w:tcPr>
-                        <w:tcW w:w="1800" w:type="dxa"/>
+                        <w:tcW w:w="910" w:type="pct"/>
                         <w:tcBorders>
-                          <w:bottom w:val="single" w:color="auto" w:sz="4" w:space="0"/>
+                          <w:bottom w:val="single" w:sz="4" w:space="0" w:color="auto"/>
                         </w:tcBorders>
                       </w:tcPr>
                       <w:p>
                         <w:pPr>
-                          <w:pStyle w:val="Heading2"/>
+                          <w:pStyle w:val="BCLabel"/>
                           <w:cnfStyle w:val="100000000000" w:firstRow="1" w:lastRow="0" w:firstColumn="0" w:lastColumn="0" w:oddVBand="0" w:evenVBand="0" w:oddHBand="0" w:evenHBand="0" w:firstRowFirstColumn="0" w:firstRowLastColumn="0" w:lastRowFirstColumn="0" w:lastRowLastColumn="0"/>
-                          <w:rPr>
-                            <w:rFonts w:ascii="Segoe UI Semibold" w:hAnsi="Segoe UI Semibold" w:eastAsia="Times New Roman" w:cs="Segoe UI Semibold"/>
-                            <w:b w:val="0"/>
-                            <w:bCs w:val="0"/>
-                            <w:sz w:val="22"/>
-                            <w:szCs w:val="22"/>
-                          </w:rPr>
                         </w:pPr>
                         <w:proofErr w:type="spellStart"/>
                         <w:r>
-                          <w:rPr>
-                            <w:rFonts w:ascii="Segoe UI Semibold" w:hAnsi="Segoe UI Semibold" w:eastAsia="Times New Roman" w:cs="Segoe UI Semibold"/>
-                            <w:b w:val="0"/>
-                            <w:bCs w:val="0"/>
-                            <w:sz w:val="22"/>
-                            <w:szCs w:val="22"/>
-                          </w:rPr>
                           <w:t>beforeCaption</w:t>
                         </w:r>
                         <w:proofErr w:type="spellEnd"/>
@@ -4232,33 +2966,19 @@
       <w:sdt>
         <w:sdtPr>
           <w:rPr>
-            <w:rFonts w:eastAsia="Times New Roman" w:cs="Segoe UI"/>
-            <w:b w:val="0"/>
-            <w:bCs w:val="0"/>
-            <w:kern w:val="0"/>
-            <w:sz w:val="22"/>
-            <w:szCs w:val="22"/>
             <w:lang w:val="en-US" w:eastAsia="en-US"/>
-            <w14:ligatures w14:val="none"/>
           </w:rPr>
           <w:alias w:val="#Nav: /Customer/Integer/AgingBandVisible/AgingBandLoop"/>
           <w:tag w:val="#Nav: Standard_Statement/1316"/>
           <w:id w:val="1867410406"/>
-          <w15:dataBinding w:prefixMappings="xmlns:ns0='urn:microsoft-dynamics-nav/reports/Standard_Statement/1316/'" w:xpath="/ns0:NavWordReportXmlPart[1]/ns0:Customer[1]/ns0:Integer[1]/ns0:AgingBandVisible[1]/ns0:AgingBandLoop" w:storeItemID="{E88124C9-8BD3-486B-8F5D-721907E0A112}"/>
+          <w15:dataBinding w:prefixMappings="&lt;xmlns:ns0='urn:microsoft-dynamics-nav/reports/Standard_Statement/1316/' " w:xpath="/ns0:NavWordReportXmlPart[1]/ns0:Customer[1]/ns0:Integer[1]/ns0:AgingBandVisible[1]/ns0:AgingBandLoop" w:storeItemID="{E88124C9-8BD3-486B-8F5D-721907E0A112}"/>
           <w15:repeatingSection/>
         </w:sdtPr>
         <w:sdtContent>
           <w:sdt>
             <w:sdtPr>
               <w:rPr>
-                <w:rFonts w:eastAsia="Times New Roman" w:cs="Segoe UI"/>
-                <w:b w:val="0"/>
-                <w:bCs w:val="0"/>
-                <w:kern w:val="0"/>
-                <w:sz w:val="22"/>
-                <w:szCs w:val="22"/>
                 <w:lang w:val="en-US" w:eastAsia="en-US"/>
-                <w14:ligatures w14:val="none"/>
               </w:rPr>
               <w:id w:val="854156780"/>
               <w:placeholder>
@@ -4270,19 +2990,13 @@
               <w:tr>
                 <w:trPr>
                   <w:cnfStyle w:val="000000100000" w:firstRow="0" w:lastRow="0" w:firstColumn="0" w:lastColumn="0" w:oddVBand="0" w:evenVBand="0" w:oddHBand="1" w:evenHBand="0" w:firstRowFirstColumn="0" w:firstRowLastColumn="0" w:lastRowFirstColumn="0" w:lastRowLastColumn="0"/>
+                  <w:cantSplit/>
                   <w:trHeight w:val="480"/>
                 </w:trPr>
                 <w:sdt>
                   <w:sdtPr>
                     <w:rPr>
-                      <w:rFonts w:eastAsia="Times New Roman" w:cs="Segoe UI"/>
-                      <w:b w:val="0"/>
-                      <w:bCs w:val="0"/>
-                      <w:kern w:val="0"/>
-                      <w:sz w:val="22"/>
-                      <w:szCs w:val="22"/>
                       <w:lang w:val="en-US" w:eastAsia="en-US"/>
-                      <w14:ligatures w14:val="none"/>
                     </w:rPr>
                     <w:alias w:val="#Nav: /Customer/Integer/AgingBandVisible/AgingBandLoop/AgingBandCurrencyCode"/>
                     <w:tag w:val="#Nav: Standard_Statement/1316"/>
@@ -4290,50 +3004,31 @@
                     <w:placeholder>
                       <w:docPart w:val="9519E1AE821C4C0BB201DF51B8E7AE7E"/>
                     </w:placeholder>
-                    <w:dataBinding w:prefixMappings="xmlns:ns0='urn:microsoft-dynamics-nav/reports/Standard_Statement/1316/'" w:xpath="/ns0:NavWordReportXmlPart[1]/ns0:Customer[1]/ns0:Integer[1]/ns0:AgingBandVisible[1]/ns0:AgingBandLoop[1]/ns0:AgingBandCurrencyCode[1]" w:storeItemID="{E88124C9-8BD3-486B-8F5D-721907E0A112}"/>
+                    <w:dataBinding w:prefixMappings="&lt;xmlns:ns0='urn:microsoft-dynamics-nav/reports/Standard_Statement/1316/' " w:xpath="/ns0:NavWordReportXmlPart[1]/ns0:Customer[1]/ns0:Integer[1]/ns0:AgingBandVisible[1]/ns0:AgingBandLoop[1]/ns0:AgingBandCurrencyCode[1]" w:storeItemID="{E88124C9-8BD3-486B-8F5D-721907E0A112}"/>
                     <w:text/>
                   </w:sdtPr>
-                  <w:sdtEndPr>
-                    <w:rPr>
-                      <w:b/>
-                      <w:bCs/>
-                    </w:rPr>
-                  </w:sdtEndPr>
                   <w:sdtContent>
                     <w:tc>
                       <w:tcPr>
                         <w:cnfStyle w:val="001000000000" w:firstRow="0" w:lastRow="0" w:firstColumn="1" w:lastColumn="0" w:oddVBand="0" w:evenVBand="0" w:oddHBand="0" w:evenHBand="0" w:firstRowFirstColumn="0" w:firstRowLastColumn="0" w:lastRowFirstColumn="0" w:lastRowLastColumn="0"/>
-                        <w:tcW w:w="1074" w:type="dxa"/>
+                        <w:tcW w:w="542" w:type="pct"/>
                         <w:tcBorders>
-                          <w:top w:val="single" w:color="auto" w:sz="4" w:space="0"/>
-                          <w:bottom w:val="single" w:color="auto" w:sz="4" w:space="0"/>
+                          <w:top w:val="single" w:sz="4" w:space="0" w:color="auto"/>
+                          <w:bottom w:val="single" w:sz="4" w:space="0" w:color="auto"/>
                         </w:tcBorders>
                         <w:hideMark/>
                       </w:tcPr>
                       <w:p>
                         <w:pPr>
+                          <w:pStyle w:val="NoSpacing"/>
                           <w:rPr>
-                            <w:rFonts w:eastAsia="Times New Roman" w:cs="Segoe UI"/>
-                            <w:b w:val="0"/>
-                            <w:bCs w:val="0"/>
-                            <w:kern w:val="0"/>
-                            <w:sz w:val="22"/>
-                            <w:szCs w:val="22"/>
                             <w:lang w:val="en-US" w:eastAsia="en-US"/>
-                            <w14:ligatures w14:val="none"/>
                           </w:rPr>
                         </w:pPr>
                         <w:proofErr w:type="spellStart"/>
                         <w:r>
                           <w:rPr>
-                            <w:rFonts w:eastAsia="Times New Roman" w:cs="Segoe UI"/>
-                            <w:b w:val="0"/>
-                            <w:bCs w:val="0"/>
-                            <w:kern w:val="0"/>
-                            <w:sz w:val="22"/>
-                            <w:szCs w:val="22"/>
                             <w:lang w:val="en-US" w:eastAsia="en-US"/>
-                            <w14:ligatures w14:val="none"/>
                           </w:rPr>
                           <w:t>AgingBandCurrencyCode</w:t>
                         </w:r>
@@ -4345,12 +3040,7 @@
                 <w:sdt>
                   <w:sdtPr>
                     <w:rPr>
-                      <w:rFonts w:eastAsia="Times New Roman" w:cs="Segoe UI"/>
-                      <w:kern w:val="0"/>
-                      <w:sz w:val="22"/>
-                      <w:szCs w:val="22"/>
                       <w:lang w:val="en-US" w:eastAsia="en-US"/>
-                      <w14:ligatures w14:val="none"/>
                     </w:rPr>
                     <w:alias w:val="#Nav: /Customer/Integer/AgingBandVisible/AgingBandLoop/AgingBandBufCol5Amt"/>
                     <w:tag w:val="#Nav: Standard_Statement/1316"/>
@@ -4358,38 +3048,29 @@
                     <w:placeholder>
                       <w:docPart w:val="9519E1AE821C4C0BB201DF51B8E7AE7E"/>
                     </w:placeholder>
-                    <w:dataBinding w:prefixMappings="xmlns:ns0='urn:microsoft-dynamics-nav/reports/Standard_Statement/1316/'" w:xpath="/ns0:NavWordReportXmlPart[1]/ns0:Customer[1]/ns0:Integer[1]/ns0:AgingBandVisible[1]/ns0:AgingBandLoop[1]/ns0:AgingBandBufCol5Amt[1]" w:storeItemID="{E88124C9-8BD3-486B-8F5D-721907E0A112}"/>
+                    <w:dataBinding w:prefixMappings="&lt;xmlns:ns0='urn:microsoft-dynamics-nav/reports/Standard_Statement/1316/' " w:xpath="/ns0:NavWordReportXmlPart[1]/ns0:Customer[1]/ns0:Integer[1]/ns0:AgingBandVisible[1]/ns0:AgingBandLoop[1]/ns0:AgingBandBufCol5Amt[1]" w:storeItemID="{E88124C9-8BD3-486B-8F5D-721907E0A112}"/>
                     <w:text/>
                   </w:sdtPr>
                   <w:sdtContent>
                     <w:tc>
                       <w:tcPr>
-                        <w:tcW w:w="1711" w:type="dxa"/>
+                        <w:tcW w:w="864" w:type="pct"/>
                         <w:tcBorders>
-                          <w:top w:val="single" w:color="auto" w:sz="4" w:space="0"/>
-                          <w:bottom w:val="single" w:color="auto" w:sz="4" w:space="0"/>
+                          <w:top w:val="single" w:sz="4" w:space="0" w:color="auto"/>
+                          <w:bottom w:val="single" w:sz="4" w:space="0" w:color="auto"/>
                         </w:tcBorders>
                       </w:tcPr>
                       <w:p>
                         <w:pPr>
+                          <w:pStyle w:val="NoSpacing"/>
                           <w:cnfStyle w:val="000000100000" w:firstRow="0" w:lastRow="0" w:firstColumn="0" w:lastColumn="0" w:oddVBand="0" w:evenVBand="0" w:oddHBand="1" w:evenHBand="0" w:firstRowFirstColumn="0" w:firstRowLastColumn="0" w:lastRowFirstColumn="0" w:lastRowLastColumn="0"/>
                           <w:rPr>
-                            <w:rFonts w:eastAsia="Times New Roman" w:cs="Segoe UI"/>
-                            <w:kern w:val="0"/>
-                            <w:sz w:val="22"/>
-                            <w:szCs w:val="22"/>
                             <w:lang w:val="en-US" w:eastAsia="en-US"/>
-                            <w14:ligatures w14:val="none"/>
                           </w:rPr>
                         </w:pPr>
                         <w:r>
                           <w:rPr>
-                            <w:rFonts w:eastAsia="Times New Roman" w:cs="Segoe UI"/>
-                            <w:kern w:val="0"/>
-                            <w:sz w:val="22"/>
-                            <w:szCs w:val="22"/>
                             <w:lang w:val="en-US" w:eastAsia="en-US"/>
-                            <w14:ligatures w14:val="none"/>
                           </w:rPr>
                           <w:t>AgingBandBufCol5Amt</w:t>
                         </w:r>
@@ -4400,12 +3081,7 @@
                 <w:sdt>
                   <w:sdtPr>
                     <w:rPr>
-                      <w:rFonts w:eastAsia="Times New Roman" w:cs="Segoe UI"/>
-                      <w:kern w:val="0"/>
-                      <w:sz w:val="22"/>
-                      <w:szCs w:val="22"/>
                       <w:lang w:val="en-US" w:eastAsia="en-US"/>
-                      <w14:ligatures w14:val="none"/>
                     </w:rPr>
                     <w:alias w:val="#Nav: /Customer/Integer/AgingBandVisible/AgingBandLoop/AgingBandBufCol4Amt"/>
                     <w:tag w:val="#Nav: Standard_Statement/1316"/>
@@ -4413,38 +3089,29 @@
                     <w:placeholder>
                       <w:docPart w:val="9519E1AE821C4C0BB201DF51B8E7AE7E"/>
                     </w:placeholder>
-                    <w:dataBinding w:prefixMappings="xmlns:ns0='urn:microsoft-dynamics-nav/reports/Standard_Statement/1316/'" w:xpath="/ns0:NavWordReportXmlPart[1]/ns0:Customer[1]/ns0:Integer[1]/ns0:AgingBandVisible[1]/ns0:AgingBandLoop[1]/ns0:AgingBandBufCol4Amt[1]" w:storeItemID="{E88124C9-8BD3-486B-8F5D-721907E0A112}"/>
+                    <w:dataBinding w:prefixMappings="&lt;xmlns:ns0='urn:microsoft-dynamics-nav/reports/Standard_Statement/1316/' " w:xpath="/ns0:NavWordReportXmlPart[1]/ns0:Customer[1]/ns0:Integer[1]/ns0:AgingBandVisible[1]/ns0:AgingBandLoop[1]/ns0:AgingBandBufCol4Amt[1]" w:storeItemID="{E88124C9-8BD3-486B-8F5D-721907E0A112}"/>
                     <w:text/>
                   </w:sdtPr>
                   <w:sdtContent>
                     <w:tc>
                       <w:tcPr>
-                        <w:tcW w:w="1800" w:type="dxa"/>
+                        <w:tcW w:w="910" w:type="pct"/>
                         <w:tcBorders>
-                          <w:top w:val="single" w:color="auto" w:sz="4" w:space="0"/>
-                          <w:bottom w:val="single" w:color="auto" w:sz="4" w:space="0"/>
+                          <w:top w:val="single" w:sz="4" w:space="0" w:color="auto"/>
+                          <w:bottom w:val="single" w:sz="4" w:space="0" w:color="auto"/>
                         </w:tcBorders>
                       </w:tcPr>
                       <w:p>
                         <w:pPr>
+                          <w:pStyle w:val="NoSpacing"/>
                           <w:cnfStyle w:val="000000100000" w:firstRow="0" w:lastRow="0" w:firstColumn="0" w:lastColumn="0" w:oddVBand="0" w:evenVBand="0" w:oddHBand="1" w:evenHBand="0" w:firstRowFirstColumn="0" w:firstRowLastColumn="0" w:lastRowFirstColumn="0" w:lastRowLastColumn="0"/>
                           <w:rPr>
-                            <w:rFonts w:eastAsia="Times New Roman" w:cs="Segoe UI"/>
-                            <w:kern w:val="0"/>
-                            <w:sz w:val="22"/>
-                            <w:szCs w:val="22"/>
                             <w:lang w:val="en-US" w:eastAsia="en-US"/>
-                            <w14:ligatures w14:val="none"/>
                           </w:rPr>
                         </w:pPr>
                         <w:r>
                           <w:rPr>
-                            <w:rFonts w:eastAsia="Times New Roman" w:cs="Segoe UI"/>
-                            <w:kern w:val="0"/>
-                            <w:sz w:val="22"/>
-                            <w:szCs w:val="22"/>
                             <w:lang w:val="en-US" w:eastAsia="en-US"/>
-                            <w14:ligatures w14:val="none"/>
                           </w:rPr>
                           <w:t>AgingBandBufCol4Amt</w:t>
                         </w:r>
@@ -4455,12 +3122,7 @@
                 <w:sdt>
                   <w:sdtPr>
                     <w:rPr>
-                      <w:rFonts w:eastAsia="Times New Roman" w:cs="Segoe UI"/>
-                      <w:kern w:val="0"/>
-                      <w:sz w:val="22"/>
-                      <w:szCs w:val="22"/>
                       <w:lang w:val="en-US" w:eastAsia="en-US"/>
-                      <w14:ligatures w14:val="none"/>
                     </w:rPr>
                     <w:alias w:val="#Nav: /Customer/Integer/AgingBandVisible/AgingBandLoop/AgingBandBufCol3Amt"/>
                     <w:tag w:val="#Nav: Standard_Statement/1316"/>
@@ -4468,38 +3130,29 @@
                     <w:placeholder>
                       <w:docPart w:val="9519E1AE821C4C0BB201DF51B8E7AE7E"/>
                     </w:placeholder>
-                    <w:dataBinding w:prefixMappings="xmlns:ns0='urn:microsoft-dynamics-nav/reports/Standard_Statement/1316/'" w:xpath="/ns0:NavWordReportXmlPart[1]/ns0:Customer[1]/ns0:Integer[1]/ns0:AgingBandVisible[1]/ns0:AgingBandLoop[1]/ns0:AgingBandBufCol3Amt[1]" w:storeItemID="{E88124C9-8BD3-486B-8F5D-721907E0A112}"/>
+                    <w:dataBinding w:prefixMappings="&lt;xmlns:ns0='urn:microsoft-dynamics-nav/reports/Standard_Statement/1316/' " w:xpath="/ns0:NavWordReportXmlPart[1]/ns0:Customer[1]/ns0:Integer[1]/ns0:AgingBandVisible[1]/ns0:AgingBandLoop[1]/ns0:AgingBandBufCol3Amt[1]" w:storeItemID="{E88124C9-8BD3-486B-8F5D-721907E0A112}"/>
                     <w:text/>
                   </w:sdtPr>
                   <w:sdtContent>
                     <w:tc>
                       <w:tcPr>
-                        <w:tcW w:w="1890" w:type="dxa"/>
+                        <w:tcW w:w="955" w:type="pct"/>
                         <w:tcBorders>
-                          <w:top w:val="single" w:color="auto" w:sz="4" w:space="0"/>
-                          <w:bottom w:val="single" w:color="auto" w:sz="4" w:space="0"/>
+                          <w:top w:val="single" w:sz="4" w:space="0" w:color="auto"/>
+                          <w:bottom w:val="single" w:sz="4" w:space="0" w:color="auto"/>
                         </w:tcBorders>
                       </w:tcPr>
                       <w:p>
                         <w:pPr>
+                          <w:pStyle w:val="NoSpacing"/>
                           <w:cnfStyle w:val="000000100000" w:firstRow="0" w:lastRow="0" w:firstColumn="0" w:lastColumn="0" w:oddVBand="0" w:evenVBand="0" w:oddHBand="1" w:evenHBand="0" w:firstRowFirstColumn="0" w:firstRowLastColumn="0" w:lastRowFirstColumn="0" w:lastRowLastColumn="0"/>
                           <w:rPr>
-                            <w:rFonts w:eastAsia="Times New Roman" w:cs="Segoe UI"/>
-                            <w:kern w:val="0"/>
-                            <w:sz w:val="22"/>
-                            <w:szCs w:val="22"/>
                             <w:lang w:val="en-US" w:eastAsia="en-US"/>
-                            <w14:ligatures w14:val="none"/>
                           </w:rPr>
                         </w:pPr>
                         <w:r>
                           <w:rPr>
-                            <w:rFonts w:eastAsia="Times New Roman" w:cs="Segoe UI"/>
-                            <w:kern w:val="0"/>
-                            <w:sz w:val="22"/>
-                            <w:szCs w:val="22"/>
                             <w:lang w:val="en-US" w:eastAsia="en-US"/>
-                            <w14:ligatures w14:val="none"/>
                           </w:rPr>
                           <w:t>AgingBandBufCol3Amt</w:t>
                         </w:r>
@@ -4510,12 +3163,7 @@
                 <w:sdt>
                   <w:sdtPr>
                     <w:rPr>
-                      <w:rFonts w:eastAsia="Times New Roman" w:cs="Segoe UI"/>
-                      <w:kern w:val="0"/>
-                      <w:sz w:val="22"/>
-                      <w:szCs w:val="22"/>
                       <w:lang w:val="en-US" w:eastAsia="en-US"/>
-                      <w14:ligatures w14:val="none"/>
                     </w:rPr>
                     <w:alias w:val="#Nav: /Customer/Integer/AgingBandVisible/AgingBandLoop/AgingBandBufCol2Amt"/>
                     <w:tag w:val="#Nav: Standard_Statement/1316"/>
@@ -4523,38 +3171,29 @@
                     <w:placeholder>
                       <w:docPart w:val="9519E1AE821C4C0BB201DF51B8E7AE7E"/>
                     </w:placeholder>
-                    <w:dataBinding w:prefixMappings="xmlns:ns0='urn:microsoft-dynamics-nav/reports/Standard_Statement/1316/'" w:xpath="/ns0:NavWordReportXmlPart[1]/ns0:Customer[1]/ns0:Integer[1]/ns0:AgingBandVisible[1]/ns0:AgingBandLoop[1]/ns0:AgingBandBufCol2Amt[1]" w:storeItemID="{E88124C9-8BD3-486B-8F5D-721907E0A112}"/>
+                    <w:dataBinding w:prefixMappings="&lt;xmlns:ns0='urn:microsoft-dynamics-nav/reports/Standard_Statement/1316/' " w:xpath="/ns0:NavWordReportXmlPart[1]/ns0:Customer[1]/ns0:Integer[1]/ns0:AgingBandVisible[1]/ns0:AgingBandLoop[1]/ns0:AgingBandBufCol2Amt[1]" w:storeItemID="{E88124C9-8BD3-486B-8F5D-721907E0A112}"/>
                     <w:text/>
                   </w:sdtPr>
                   <w:sdtContent>
                     <w:tc>
                       <w:tcPr>
-                        <w:tcW w:w="1620" w:type="dxa"/>
+                        <w:tcW w:w="819" w:type="pct"/>
                         <w:tcBorders>
-                          <w:top w:val="single" w:color="auto" w:sz="4" w:space="0"/>
-                          <w:bottom w:val="single" w:color="auto" w:sz="4" w:space="0"/>
+                          <w:top w:val="single" w:sz="4" w:space="0" w:color="auto"/>
+                          <w:bottom w:val="single" w:sz="4" w:space="0" w:color="auto"/>
                         </w:tcBorders>
                       </w:tcPr>
                       <w:p>
                         <w:pPr>
+                          <w:pStyle w:val="NoSpacing"/>
                           <w:cnfStyle w:val="000000100000" w:firstRow="0" w:lastRow="0" w:firstColumn="0" w:lastColumn="0" w:oddVBand="0" w:evenVBand="0" w:oddHBand="1" w:evenHBand="0" w:firstRowFirstColumn="0" w:firstRowLastColumn="0" w:lastRowFirstColumn="0" w:lastRowLastColumn="0"/>
                           <w:rPr>
-                            <w:rFonts w:eastAsia="Times New Roman" w:cs="Segoe UI"/>
-                            <w:kern w:val="0"/>
-                            <w:sz w:val="22"/>
-                            <w:szCs w:val="22"/>
                             <w:lang w:val="en-US" w:eastAsia="en-US"/>
-                            <w14:ligatures w14:val="none"/>
                           </w:rPr>
                         </w:pPr>
                         <w:r>
                           <w:rPr>
-                            <w:rFonts w:eastAsia="Times New Roman" w:cs="Segoe UI"/>
-                            <w:kern w:val="0"/>
-                            <w:sz w:val="22"/>
-                            <w:szCs w:val="22"/>
                             <w:lang w:val="en-US" w:eastAsia="en-US"/>
-                            <w14:ligatures w14:val="none"/>
                           </w:rPr>
                           <w:t>AgingBandBufCol2Amt</w:t>
                         </w:r>
@@ -4565,12 +3204,7 @@
                 <w:sdt>
                   <w:sdtPr>
                     <w:rPr>
-                      <w:rFonts w:eastAsia="Times New Roman" w:cs="Segoe UI"/>
-                      <w:kern w:val="0"/>
-                      <w:sz w:val="22"/>
-                      <w:szCs w:val="22"/>
                       <w:lang w:val="en-US" w:eastAsia="en-US"/>
-                      <w14:ligatures w14:val="none"/>
                     </w:rPr>
                     <w:alias w:val="#Nav: /Customer/Integer/AgingBandVisible/AgingBandLoop/AgingBandBufCol1Amt"/>
                     <w:tag w:val="#Nav: Standard_Statement/1316"/>
@@ -4578,38 +3212,29 @@
                     <w:placeholder>
                       <w:docPart w:val="9519E1AE821C4C0BB201DF51B8E7AE7E"/>
                     </w:placeholder>
-                    <w:dataBinding w:prefixMappings="xmlns:ns0='urn:microsoft-dynamics-nav/reports/Standard_Statement/1316/'" w:xpath="/ns0:NavWordReportXmlPart[1]/ns0:Customer[1]/ns0:Integer[1]/ns0:AgingBandVisible[1]/ns0:AgingBandLoop[1]/ns0:AgingBandBufCol1Amt[1]" w:storeItemID="{E88124C9-8BD3-486B-8F5D-721907E0A112}"/>
+                    <w:dataBinding w:prefixMappings="&lt;xmlns:ns0='urn:microsoft-dynamics-nav/reports/Standard_Statement/1316/' " w:xpath="/ns0:NavWordReportXmlPart[1]/ns0:Customer[1]/ns0:Integer[1]/ns0:AgingBandVisible[1]/ns0:AgingBandLoop[1]/ns0:AgingBandBufCol1Amt[1]" w:storeItemID="{E88124C9-8BD3-486B-8F5D-721907E0A112}"/>
                     <w:text/>
                   </w:sdtPr>
                   <w:sdtContent>
                     <w:tc>
                       <w:tcPr>
-                        <w:tcW w:w="1800" w:type="dxa"/>
+                        <w:tcW w:w="910" w:type="pct"/>
                         <w:tcBorders>
-                          <w:top w:val="single" w:color="auto" w:sz="4" w:space="0"/>
-                          <w:bottom w:val="single" w:color="auto" w:sz="4" w:space="0"/>
+                          <w:top w:val="single" w:sz="4" w:space="0" w:color="auto"/>
+                          <w:bottom w:val="single" w:sz="4" w:space="0" w:color="auto"/>
                         </w:tcBorders>
                       </w:tcPr>
                       <w:p>
                         <w:pPr>
+                          <w:pStyle w:val="NoSpacing"/>
                           <w:cnfStyle w:val="000000100000" w:firstRow="0" w:lastRow="0" w:firstColumn="0" w:lastColumn="0" w:oddVBand="0" w:evenVBand="0" w:oddHBand="1" w:evenHBand="0" w:firstRowFirstColumn="0" w:firstRowLastColumn="0" w:lastRowFirstColumn="0" w:lastRowLastColumn="0"/>
                           <w:rPr>
-                            <w:rFonts w:eastAsia="Times New Roman" w:cs="Segoe UI"/>
-                            <w:kern w:val="0"/>
-                            <w:sz w:val="22"/>
-                            <w:szCs w:val="22"/>
                             <w:lang w:val="en-US" w:eastAsia="en-US"/>
-                            <w14:ligatures w14:val="none"/>
                           </w:rPr>
                         </w:pPr>
                         <w:r>
                           <w:rPr>
-                            <w:rFonts w:eastAsia="Times New Roman" w:cs="Segoe UI"/>
-                            <w:kern w:val="0"/>
-                            <w:sz w:val="22"/>
-                            <w:szCs w:val="22"/>
                             <w:lang w:val="en-US" w:eastAsia="en-US"/>
-                            <w14:ligatures w14:val="none"/>
                           </w:rPr>
                           <w:t>AgingBandBufCol1Amt</w:t>
                         </w:r>
@@ -4624,12 +3249,7 @@
       </w:sdt>
     </w:tbl>
     <w:p>
-      <w:pPr>
-        <w:rPr>
-          <w:sz w:val="22"/>
-          <w:szCs w:val="22"/>
-        </w:rPr>
-      </w:pPr>
+      <w:pPr/>
     </w:p>
     <w:sectPr>
       <w:headerReference w:type="even" r:id="rId8"/>
@@ -4648,7 +3268,7 @@
 </file>
 
 <file path=word/endnotes.xml><?xml version="1.0" encoding="utf-8"?>
-<w:endnotes xmlns:wpc="http://schemas.microsoft.com/office/word/2010/wordprocessingCanvas" xmlns:cx="http://schemas.microsoft.com/office/drawing/2014/chartex" xmlns:cx1="http://schemas.microsoft.com/office/drawing/2015/9/8/chartex" xmlns:cx2="http://schemas.microsoft.com/office/drawing/2015/10/21/chartex" xmlns:cx3="http://schemas.microsoft.com/office/drawing/2016/5/9/chartex" xmlns:cx4="http://schemas.microsoft.com/office/drawing/2016/5/10/chartex" xmlns:cx5="http://schemas.microsoft.com/office/drawing/2016/5/11/chartex" xmlns:cx6="http://schemas.microsoft.com/office/drawing/2016/5/12/chartex" xmlns:cx7="http://schemas.microsoft.com/office/drawing/2016/5/13/chartex" xmlns:cx8="http://schemas.microsoft.com/office/drawing/2016/5/14/chartex" xmlns:mc="http://schemas.openxmlformats.org/markup-compatibility/2006" xmlns:aink="http://schemas.microsoft.com/office/drawing/2016/ink" xmlns:am3d="http://schemas.microsoft.com/office/drawing/2017/model3d" xmlns:o="urn:schemas-microsoft-com:office:office" xmlns:oel="http://schemas.microsoft.com/office/2019/extlst" xmlns:r="http://schemas.openxmlformats.org/officeDocument/2006/relationships" xmlns:m="http://schemas.openxmlformats.org/officeDocument/2006/math" xmlns:v="urn:schemas-microsoft-com:vml" xmlns:wp14="http://schemas.microsoft.com/office/word/2010/wordprocessingDrawing" xmlns:wp="http://schemas.openxmlformats.org/drawingml/2006/wordprocessingDrawing" xmlns:w10="urn:schemas-microsoft-com:office:word" xmlns:w="http://schemas.openxmlformats.org/wordprocessingml/2006/main" xmlns:w14="http://schemas.microsoft.com/office/word/2010/wordml" xmlns:w15="http://schemas.microsoft.com/office/word/2012/wordml" xmlns:w16cex="http://schemas.microsoft.com/office/word/2018/wordml/cex" xmlns:w16cid="http://schemas.microsoft.com/office/word/2016/wordml/cid" xmlns:w16="http://schemas.microsoft.com/office/word/2018/wordml" xmlns:w16du="http://schemas.microsoft.com/office/word/2023/wordml/word16du" xmlns:w16sdtdh="http://schemas.microsoft.com/office/word/2020/wordml/sdtdatahash" xmlns:w16sdtfl="http://schemas.microsoft.com/office/word/2024/wordml/sdtformatlock" xmlns:w16se="http://schemas.microsoft.com/office/word/2015/wordml/symex" xmlns:wpg="http://schemas.microsoft.com/office/word/2010/wordprocessingGroup" xmlns:wpi="http://schemas.microsoft.com/office/word/2010/wordprocessingInk" xmlns:wne="http://schemas.microsoft.com/office/word/2006/wordml" xmlns:wps="http://schemas.microsoft.com/office/word/2010/wordprocessingShape" mc:Ignorable="w14 w15 w16se w16cid w16 w16cex w16sdtdh w16sdtfl w16du wp14">
+<w:endnotes xmlns:wpc="http://schemas.microsoft.com/office/word/2010/wordprocessingCanvas" xmlns:cx="http://schemas.microsoft.com/office/drawing/2014/chartex" xmlns:cx1="http://schemas.microsoft.com/office/drawing/2015/9/8/chartex" xmlns:cx2="http://schemas.microsoft.com/office/drawing/2015/10/21/chartex" xmlns:cx3="http://schemas.microsoft.com/office/drawing/2016/5/9/chartex" xmlns:cx4="http://schemas.microsoft.com/office/drawing/2016/5/10/chartex" xmlns:cx5="http://schemas.microsoft.com/office/drawing/2016/5/11/chartex" xmlns:cx6="http://schemas.microsoft.com/office/drawing/2016/5/12/chartex" xmlns:cx7="http://schemas.microsoft.com/office/drawing/2016/5/13/chartex" xmlns:cx8="http://schemas.microsoft.com/office/drawing/2016/5/14/chartex" xmlns:mc="http://schemas.openxmlformats.org/markup-compatibility/2006" xmlns:aink="http://schemas.microsoft.com/office/drawing/2016/ink" xmlns:am3d="http://schemas.microsoft.com/office/drawing/2017/model3d" xmlns:o="urn:schemas-microsoft-com:office:office" xmlns:oel="http://schemas.microsoft.com/office/2019/extlst" xmlns:r="http://schemas.openxmlformats.org/officeDocument/2006/relationships" xmlns:m="http://schemas.openxmlformats.org/officeDocument/2006/math" xmlns:v="urn:schemas-microsoft-com:vml" xmlns:wp14="http://schemas.microsoft.com/office/word/2010/wordprocessingDrawing" xmlns:wp="http://schemas.openxmlformats.org/drawingml/2006/wordprocessingDrawing" xmlns:w10="urn:schemas-microsoft-com:office:word" xmlns:w="http://schemas.openxmlformats.org/wordprocessingml/2006/main" xmlns:w14="http://schemas.microsoft.com/office/word/2010/wordml" xmlns:w15="http://schemas.microsoft.com/office/word/2012/wordml" xmlns:w16cei="http://schemas.microsoft.com/office/word/2026/wordml/cei" xmlns:w16cex="http://schemas.microsoft.com/office/word/2018/wordml/cex" xmlns:w16cid="http://schemas.microsoft.com/office/word/2016/wordml/cid" xmlns:w16="http://schemas.microsoft.com/office/word/2018/wordml" xmlns:w16du="http://schemas.microsoft.com/office/word/2023/wordml/word16du" xmlns:w16sdtdh="http://schemas.microsoft.com/office/word/2020/wordml/sdtdatahash" xmlns:w16sdtfl="http://schemas.microsoft.com/office/word/2024/wordml/sdtformatlock" xmlns:w16se="http://schemas.microsoft.com/office/word/2015/wordml/symex" xmlns:wpg="http://schemas.microsoft.com/office/word/2010/wordprocessingGroup" xmlns:wpi="http://schemas.microsoft.com/office/word/2010/wordprocessingInk" xmlns:wne="http://schemas.microsoft.com/office/word/2006/wordml" xmlns:wps="http://schemas.microsoft.com/office/word/2010/wordprocessingShape" mc:Ignorable="w14 w15 w16se w16cid w16 w16cex w16sdtdh w16sdtfl w16du wp14">
   <w:endnote w:type="separator" w:id="-1">
     <w:p>
       <w:pPr>
@@ -4673,7 +3293,7 @@
 </file>
 
 <file path=word/footer1.xml><?xml version="1.0" encoding="utf-8"?>
-<w:ftr xmlns:wpc="http://schemas.microsoft.com/office/word/2010/wordprocessingCanvas" xmlns:cx="http://schemas.microsoft.com/office/drawing/2014/chartex" xmlns:cx1="http://schemas.microsoft.com/office/drawing/2015/9/8/chartex" xmlns:cx2="http://schemas.microsoft.com/office/drawing/2015/10/21/chartex" xmlns:cx3="http://schemas.microsoft.com/office/drawing/2016/5/9/chartex" xmlns:cx4="http://schemas.microsoft.com/office/drawing/2016/5/10/chartex" xmlns:cx5="http://schemas.microsoft.com/office/drawing/2016/5/11/chartex" xmlns:cx6="http://schemas.microsoft.com/office/drawing/2016/5/12/chartex" xmlns:cx7="http://schemas.microsoft.com/office/drawing/2016/5/13/chartex" xmlns:cx8="http://schemas.microsoft.com/office/drawing/2016/5/14/chartex" xmlns:mc="http://schemas.openxmlformats.org/markup-compatibility/2006" xmlns:aink="http://schemas.microsoft.com/office/drawing/2016/ink" xmlns:am3d="http://schemas.microsoft.com/office/drawing/2017/model3d" xmlns:o="urn:schemas-microsoft-com:office:office" xmlns:oel="http://schemas.microsoft.com/office/2019/extlst" xmlns:r="http://schemas.openxmlformats.org/officeDocument/2006/relationships" xmlns:m="http://schemas.openxmlformats.org/officeDocument/2006/math" xmlns:v="urn:schemas-microsoft-com:vml" xmlns:wp14="http://schemas.microsoft.com/office/word/2010/wordprocessingDrawing" xmlns:wp="http://schemas.openxmlformats.org/drawingml/2006/wordprocessingDrawing" xmlns:w10="urn:schemas-microsoft-com:office:word" xmlns:w="http://schemas.openxmlformats.org/wordprocessingml/2006/main" xmlns:w14="http://schemas.microsoft.com/office/word/2010/wordml" xmlns:w15="http://schemas.microsoft.com/office/word/2012/wordml" xmlns:w16cex="http://schemas.microsoft.com/office/word/2018/wordml/cex" xmlns:w16cid="http://schemas.microsoft.com/office/word/2016/wordml/cid" xmlns:w16="http://schemas.microsoft.com/office/word/2018/wordml" xmlns:w16du="http://schemas.microsoft.com/office/word/2023/wordml/word16du" xmlns:w16sdtdh="http://schemas.microsoft.com/office/word/2020/wordml/sdtdatahash" xmlns:w16sdtfl="http://schemas.microsoft.com/office/word/2024/wordml/sdtformatlock" xmlns:w16se="http://schemas.microsoft.com/office/word/2015/wordml/symex" xmlns:wpg="http://schemas.microsoft.com/office/word/2010/wordprocessingGroup" xmlns:wpi="http://schemas.microsoft.com/office/word/2010/wordprocessingInk" xmlns:wne="http://schemas.microsoft.com/office/word/2006/wordml" xmlns:wps="http://schemas.microsoft.com/office/word/2010/wordprocessingShape" mc:Ignorable="w14 w15 w16se w16cid w16 w16cex w16sdtdh w16sdtfl w16du wp14">
+<w:ftr xmlns:wpc="http://schemas.microsoft.com/office/word/2010/wordprocessingCanvas" xmlns:cx="http://schemas.microsoft.com/office/drawing/2014/chartex" xmlns:cx1="http://schemas.microsoft.com/office/drawing/2015/9/8/chartex" xmlns:cx2="http://schemas.microsoft.com/office/drawing/2015/10/21/chartex" xmlns:cx3="http://schemas.microsoft.com/office/drawing/2016/5/9/chartex" xmlns:cx4="http://schemas.microsoft.com/office/drawing/2016/5/10/chartex" xmlns:cx5="http://schemas.microsoft.com/office/drawing/2016/5/11/chartex" xmlns:cx6="http://schemas.microsoft.com/office/drawing/2016/5/12/chartex" xmlns:cx7="http://schemas.microsoft.com/office/drawing/2016/5/13/chartex" xmlns:cx8="http://schemas.microsoft.com/office/drawing/2016/5/14/chartex" xmlns:mc="http://schemas.openxmlformats.org/markup-compatibility/2006" xmlns:aink="http://schemas.microsoft.com/office/drawing/2016/ink" xmlns:am3d="http://schemas.microsoft.com/office/drawing/2017/model3d" xmlns:o="urn:schemas-microsoft-com:office:office" xmlns:oel="http://schemas.microsoft.com/office/2019/extlst" xmlns:r="http://schemas.openxmlformats.org/officeDocument/2006/relationships" xmlns:m="http://schemas.openxmlformats.org/officeDocument/2006/math" xmlns:v="urn:schemas-microsoft-com:vml" xmlns:wp14="http://schemas.microsoft.com/office/word/2010/wordprocessingDrawing" xmlns:wp="http://schemas.openxmlformats.org/drawingml/2006/wordprocessingDrawing" xmlns:w10="urn:schemas-microsoft-com:office:word" xmlns:w="http://schemas.openxmlformats.org/wordprocessingml/2006/main" xmlns:w14="http://schemas.microsoft.com/office/word/2010/wordml" xmlns:w15="http://schemas.microsoft.com/office/word/2012/wordml" xmlns:w16cei="http://schemas.microsoft.com/office/word/2026/wordml/cei" xmlns:w16cex="http://schemas.microsoft.com/office/word/2018/wordml/cex" xmlns:w16cid="http://schemas.microsoft.com/office/word/2016/wordml/cid" xmlns:w16="http://schemas.microsoft.com/office/word/2018/wordml" xmlns:w16du="http://schemas.microsoft.com/office/word/2023/wordml/word16du" xmlns:w16sdtdh="http://schemas.microsoft.com/office/word/2020/wordml/sdtdatahash" xmlns:w16sdtfl="http://schemas.microsoft.com/office/word/2024/wordml/sdtformatlock" xmlns:w16se="http://schemas.microsoft.com/office/word/2015/wordml/symex" xmlns:wpg="http://schemas.microsoft.com/office/word/2010/wordprocessingGroup" xmlns:wpi="http://schemas.microsoft.com/office/word/2010/wordprocessingInk" xmlns:wne="http://schemas.microsoft.com/office/word/2006/wordml" xmlns:wps="http://schemas.microsoft.com/office/word/2010/wordprocessingShape" mc:Ignorable="w14 w15 w16se w16cid w16 w16cex w16sdtdh w16sdtfl w16du wp14">
   <w:p>
     <w:pPr>
       <w:pStyle w:val="Footer"/>
@@ -4683,7 +3303,7 @@
 </file>
 
 <file path=word/footer2.xml><?xml version="1.0" encoding="utf-8"?>
-<w:ftr xmlns:wpc="http://schemas.microsoft.com/office/word/2010/wordprocessingCanvas" xmlns:cx="http://schemas.microsoft.com/office/drawing/2014/chartex" xmlns:cx1="http://schemas.microsoft.com/office/drawing/2015/9/8/chartex" xmlns:cx2="http://schemas.microsoft.com/office/drawing/2015/10/21/chartex" xmlns:cx3="http://schemas.microsoft.com/office/drawing/2016/5/9/chartex" xmlns:cx4="http://schemas.microsoft.com/office/drawing/2016/5/10/chartex" xmlns:cx5="http://schemas.microsoft.com/office/drawing/2016/5/11/chartex" xmlns:cx6="http://schemas.microsoft.com/office/drawing/2016/5/12/chartex" xmlns:cx7="http://schemas.microsoft.com/office/drawing/2016/5/13/chartex" xmlns:cx8="http://schemas.microsoft.com/office/drawing/2016/5/14/chartex" xmlns:mc="http://schemas.openxmlformats.org/markup-compatibility/2006" xmlns:aink="http://schemas.microsoft.com/office/drawing/2016/ink" xmlns:am3d="http://schemas.microsoft.com/office/drawing/2017/model3d" xmlns:o="urn:schemas-microsoft-com:office:office" xmlns:oel="http://schemas.microsoft.com/office/2019/extlst" xmlns:r="http://schemas.openxmlformats.org/officeDocument/2006/relationships" xmlns:m="http://schemas.openxmlformats.org/officeDocument/2006/math" xmlns:v="urn:schemas-microsoft-com:vml" xmlns:wp14="http://schemas.microsoft.com/office/word/2010/wordprocessingDrawing" xmlns:wp="http://schemas.openxmlformats.org/drawingml/2006/wordprocessingDrawing" xmlns:w10="urn:schemas-microsoft-com:office:word" xmlns:w="http://schemas.openxmlformats.org/wordprocessingml/2006/main" xmlns:w14="http://schemas.microsoft.com/office/word/2010/wordml" xmlns:w15="http://schemas.microsoft.com/office/word/2012/wordml" xmlns:w16cex="http://schemas.microsoft.com/office/word/2018/wordml/cex" xmlns:w16cid="http://schemas.microsoft.com/office/word/2016/wordml/cid" xmlns:w16="http://schemas.microsoft.com/office/word/2018/wordml" xmlns:w16du="http://schemas.microsoft.com/office/word/2023/wordml/word16du" xmlns:w16sdtdh="http://schemas.microsoft.com/office/word/2020/wordml/sdtdatahash" xmlns:w16sdtfl="http://schemas.microsoft.com/office/word/2024/wordml/sdtformatlock" xmlns:w16se="http://schemas.microsoft.com/office/word/2015/wordml/symex" xmlns:wpg="http://schemas.microsoft.com/office/word/2010/wordprocessingGroup" xmlns:wpi="http://schemas.microsoft.com/office/word/2010/wordprocessingInk" xmlns:wne="http://schemas.microsoft.com/office/word/2006/wordml" xmlns:wps="http://schemas.microsoft.com/office/word/2010/wordprocessingShape" mc:Ignorable="w14 w15 w16se w16cid w16 w16cex w16sdtdh w16sdtfl w16du wp14">
+<w:ftr xmlns:wpc="http://schemas.microsoft.com/office/word/2010/wordprocessingCanvas" xmlns:cx="http://schemas.microsoft.com/office/drawing/2014/chartex" xmlns:cx1="http://schemas.microsoft.com/office/drawing/2015/9/8/chartex" xmlns:cx2="http://schemas.microsoft.com/office/drawing/2015/10/21/chartex" xmlns:cx3="http://schemas.microsoft.com/office/drawing/2016/5/9/chartex" xmlns:cx4="http://schemas.microsoft.com/office/drawing/2016/5/10/chartex" xmlns:cx5="http://schemas.microsoft.com/office/drawing/2016/5/11/chartex" xmlns:cx6="http://schemas.microsoft.com/office/drawing/2016/5/12/chartex" xmlns:cx7="http://schemas.microsoft.com/office/drawing/2016/5/13/chartex" xmlns:cx8="http://schemas.microsoft.com/office/drawing/2016/5/14/chartex" xmlns:mc="http://schemas.openxmlformats.org/markup-compatibility/2006" xmlns:aink="http://schemas.microsoft.com/office/drawing/2016/ink" xmlns:am3d="http://schemas.microsoft.com/office/drawing/2017/model3d" xmlns:o="urn:schemas-microsoft-com:office:office" xmlns:oel="http://schemas.microsoft.com/office/2019/extlst" xmlns:r="http://schemas.openxmlformats.org/officeDocument/2006/relationships" xmlns:m="http://schemas.openxmlformats.org/officeDocument/2006/math" xmlns:v="urn:schemas-microsoft-com:vml" xmlns:wp14="http://schemas.microsoft.com/office/word/2010/wordprocessingDrawing" xmlns:wp="http://schemas.openxmlformats.org/drawingml/2006/wordprocessingDrawing" xmlns:w10="urn:schemas-microsoft-com:office:word" xmlns:w="http://schemas.openxmlformats.org/wordprocessingml/2006/main" xmlns:w14="http://schemas.microsoft.com/office/word/2010/wordml" xmlns:w15="http://schemas.microsoft.com/office/word/2012/wordml" xmlns:w16cei="http://schemas.microsoft.com/office/word/2026/wordml/cei" xmlns:w16cex="http://schemas.microsoft.com/office/word/2018/wordml/cex" xmlns:w16cid="http://schemas.microsoft.com/office/word/2016/wordml/cid" xmlns:w16="http://schemas.microsoft.com/office/word/2018/wordml" xmlns:w16du="http://schemas.microsoft.com/office/word/2023/wordml/word16du" xmlns:w16sdtdh="http://schemas.microsoft.com/office/word/2020/wordml/sdtdatahash" xmlns:w16sdtfl="http://schemas.microsoft.com/office/word/2024/wordml/sdtformatlock" xmlns:w16se="http://schemas.microsoft.com/office/word/2015/wordml/symex" xmlns:wpg="http://schemas.microsoft.com/office/word/2010/wordprocessingGroup" xmlns:wpi="http://schemas.microsoft.com/office/word/2010/wordprocessingInk" xmlns:wne="http://schemas.microsoft.com/office/word/2006/wordml" xmlns:wps="http://schemas.microsoft.com/office/word/2010/wordprocessingShape" mc:Ignorable="w14 w15 w16se w16cid w16 w16cex w16sdtdh w16sdtfl w16du wp14">
   <w:p>
     <w:pPr>
       <w:pStyle w:val="Footer"/>
@@ -4693,7 +3313,7 @@
 </file>
 
 <file path=word/footer3.xml><?xml version="1.0" encoding="utf-8"?>
-<w:ftr xmlns:wpc="http://schemas.microsoft.com/office/word/2010/wordprocessingCanvas" xmlns:cx="http://schemas.microsoft.com/office/drawing/2014/chartex" xmlns:cx1="http://schemas.microsoft.com/office/drawing/2015/9/8/chartex" xmlns:cx2="http://schemas.microsoft.com/office/drawing/2015/10/21/chartex" xmlns:cx3="http://schemas.microsoft.com/office/drawing/2016/5/9/chartex" xmlns:cx4="http://schemas.microsoft.com/office/drawing/2016/5/10/chartex" xmlns:cx5="http://schemas.microsoft.com/office/drawing/2016/5/11/chartex" xmlns:cx6="http://schemas.microsoft.com/office/drawing/2016/5/12/chartex" xmlns:cx7="http://schemas.microsoft.com/office/drawing/2016/5/13/chartex" xmlns:cx8="http://schemas.microsoft.com/office/drawing/2016/5/14/chartex" xmlns:mc="http://schemas.openxmlformats.org/markup-compatibility/2006" xmlns:aink="http://schemas.microsoft.com/office/drawing/2016/ink" xmlns:am3d="http://schemas.microsoft.com/office/drawing/2017/model3d" xmlns:o="urn:schemas-microsoft-com:office:office" xmlns:oel="http://schemas.microsoft.com/office/2019/extlst" xmlns:r="http://schemas.openxmlformats.org/officeDocument/2006/relationships" xmlns:m="http://schemas.openxmlformats.org/officeDocument/2006/math" xmlns:v="urn:schemas-microsoft-com:vml" xmlns:wp14="http://schemas.microsoft.com/office/word/2010/wordprocessingDrawing" xmlns:wp="http://schemas.openxmlformats.org/drawingml/2006/wordprocessingDrawing" xmlns:w10="urn:schemas-microsoft-com:office:word" xmlns:w="http://schemas.openxmlformats.org/wordprocessingml/2006/main" xmlns:w14="http://schemas.microsoft.com/office/word/2010/wordml" xmlns:w15="http://schemas.microsoft.com/office/word/2012/wordml" xmlns:w16cex="http://schemas.microsoft.com/office/word/2018/wordml/cex" xmlns:w16cid="http://schemas.microsoft.com/office/word/2016/wordml/cid" xmlns:w16="http://schemas.microsoft.com/office/word/2018/wordml" xmlns:w16du="http://schemas.microsoft.com/office/word/2023/wordml/word16du" xmlns:w16sdtdh="http://schemas.microsoft.com/office/word/2020/wordml/sdtdatahash" xmlns:w16sdtfl="http://schemas.microsoft.com/office/word/2024/wordml/sdtformatlock" xmlns:w16se="http://schemas.microsoft.com/office/word/2015/wordml/symex" xmlns:wpg="http://schemas.microsoft.com/office/word/2010/wordprocessingGroup" xmlns:wpi="http://schemas.microsoft.com/office/word/2010/wordprocessingInk" xmlns:wne="http://schemas.microsoft.com/office/word/2006/wordml" xmlns:wps="http://schemas.microsoft.com/office/word/2010/wordprocessingShape" mc:Ignorable="w14 w15 w16se w16cid w16 w16cex w16sdtdh w16sdtfl w16du wp14">
+<w:ftr xmlns:wpc="http://schemas.microsoft.com/office/word/2010/wordprocessingCanvas" xmlns:cx="http://schemas.microsoft.com/office/drawing/2014/chartex" xmlns:cx1="http://schemas.microsoft.com/office/drawing/2015/9/8/chartex" xmlns:cx2="http://schemas.microsoft.com/office/drawing/2015/10/21/chartex" xmlns:cx3="http://schemas.microsoft.com/office/drawing/2016/5/9/chartex" xmlns:cx4="http://schemas.microsoft.com/office/drawing/2016/5/10/chartex" xmlns:cx5="http://schemas.microsoft.com/office/drawing/2016/5/11/chartex" xmlns:cx6="http://schemas.microsoft.com/office/drawing/2016/5/12/chartex" xmlns:cx7="http://schemas.microsoft.com/office/drawing/2016/5/13/chartex" xmlns:cx8="http://schemas.microsoft.com/office/drawing/2016/5/14/chartex" xmlns:mc="http://schemas.openxmlformats.org/markup-compatibility/2006" xmlns:aink="http://schemas.microsoft.com/office/drawing/2016/ink" xmlns:am3d="http://schemas.microsoft.com/office/drawing/2017/model3d" xmlns:o="urn:schemas-microsoft-com:office:office" xmlns:oel="http://schemas.microsoft.com/office/2019/extlst" xmlns:r="http://schemas.openxmlformats.org/officeDocument/2006/relationships" xmlns:m="http://schemas.openxmlformats.org/officeDocument/2006/math" xmlns:v="urn:schemas-microsoft-com:vml" xmlns:wp14="http://schemas.microsoft.com/office/word/2010/wordprocessingDrawing" xmlns:wp="http://schemas.openxmlformats.org/drawingml/2006/wordprocessingDrawing" xmlns:w10="urn:schemas-microsoft-com:office:word" xmlns:w="http://schemas.openxmlformats.org/wordprocessingml/2006/main" xmlns:w14="http://schemas.microsoft.com/office/word/2010/wordml" xmlns:w15="http://schemas.microsoft.com/office/word/2012/wordml" xmlns:w16cei="http://schemas.microsoft.com/office/word/2026/wordml/cei" xmlns:w16cex="http://schemas.microsoft.com/office/word/2018/wordml/cex" xmlns:w16cid="http://schemas.microsoft.com/office/word/2016/wordml/cid" xmlns:w16="http://schemas.microsoft.com/office/word/2018/wordml" xmlns:w16du="http://schemas.microsoft.com/office/word/2023/wordml/word16du" xmlns:w16sdtdh="http://schemas.microsoft.com/office/word/2020/wordml/sdtdatahash" xmlns:w16sdtfl="http://schemas.microsoft.com/office/word/2024/wordml/sdtformatlock" xmlns:w16se="http://schemas.microsoft.com/office/word/2015/wordml/symex" xmlns:wpg="http://schemas.microsoft.com/office/word/2010/wordprocessingGroup" xmlns:wpi="http://schemas.microsoft.com/office/word/2010/wordprocessingInk" xmlns:wne="http://schemas.microsoft.com/office/word/2006/wordml" xmlns:wps="http://schemas.microsoft.com/office/word/2010/wordprocessingShape" mc:Ignorable="w14 w15 w16se w16cid w16 w16cex w16sdtdh w16sdtfl w16du wp14">
   <w:p>
     <w:pPr>
       <w:pStyle w:val="Footer"/>
@@ -4703,7 +3323,7 @@
 </file>
 
 <file path=word/footnotes.xml><?xml version="1.0" encoding="utf-8"?>
-<w:footnotes xmlns:wpc="http://schemas.microsoft.com/office/word/2010/wordprocessingCanvas" xmlns:cx="http://schemas.microsoft.com/office/drawing/2014/chartex" xmlns:cx1="http://schemas.microsoft.com/office/drawing/2015/9/8/chartex" xmlns:cx2="http://schemas.microsoft.com/office/drawing/2015/10/21/chartex" xmlns:cx3="http://schemas.microsoft.com/office/drawing/2016/5/9/chartex" xmlns:cx4="http://schemas.microsoft.com/office/drawing/2016/5/10/chartex" xmlns:cx5="http://schemas.microsoft.com/office/drawing/2016/5/11/chartex" xmlns:cx6="http://schemas.microsoft.com/office/drawing/2016/5/12/chartex" xmlns:cx7="http://schemas.microsoft.com/office/drawing/2016/5/13/chartex" xmlns:cx8="http://schemas.microsoft.com/office/drawing/2016/5/14/chartex" xmlns:mc="http://schemas.openxmlformats.org/markup-compatibility/2006" xmlns:aink="http://schemas.microsoft.com/office/drawing/2016/ink" xmlns:am3d="http://schemas.microsoft.com/office/drawing/2017/model3d" xmlns:o="urn:schemas-microsoft-com:office:office" xmlns:oel="http://schemas.microsoft.com/office/2019/extlst" xmlns:r="http://schemas.openxmlformats.org/officeDocument/2006/relationships" xmlns:m="http://schemas.openxmlformats.org/officeDocument/2006/math" xmlns:v="urn:schemas-microsoft-com:vml" xmlns:wp14="http://schemas.microsoft.com/office/word/2010/wordprocessingDrawing" xmlns:wp="http://schemas.openxmlformats.org/drawingml/2006/wordprocessingDrawing" xmlns:w10="urn:schemas-microsoft-com:office:word" xmlns:w="http://schemas.openxmlformats.org/wordprocessingml/2006/main" xmlns:w14="http://schemas.microsoft.com/office/word/2010/wordml" xmlns:w15="http://schemas.microsoft.com/office/word/2012/wordml" xmlns:w16cex="http://schemas.microsoft.com/office/word/2018/wordml/cex" xmlns:w16cid="http://schemas.microsoft.com/office/word/2016/wordml/cid" xmlns:w16="http://schemas.microsoft.com/office/word/2018/wordml" xmlns:w16du="http://schemas.microsoft.com/office/word/2023/wordml/word16du" xmlns:w16sdtdh="http://schemas.microsoft.com/office/word/2020/wordml/sdtdatahash" xmlns:w16sdtfl="http://schemas.microsoft.com/office/word/2024/wordml/sdtformatlock" xmlns:w16se="http://schemas.microsoft.com/office/word/2015/wordml/symex" xmlns:wpg="http://schemas.microsoft.com/office/word/2010/wordprocessingGroup" xmlns:wpi="http://schemas.microsoft.com/office/word/2010/wordprocessingInk" xmlns:wne="http://schemas.microsoft.com/office/word/2006/wordml" xmlns:wps="http://schemas.microsoft.com/office/word/2010/wordprocessingShape" mc:Ignorable="w14 w15 w16se w16cid w16 w16cex w16sdtdh w16sdtfl w16du wp14">
+<w:footnotes xmlns:wpc="http://schemas.microsoft.com/office/word/2010/wordprocessingCanvas" xmlns:cx="http://schemas.microsoft.com/office/drawing/2014/chartex" xmlns:cx1="http://schemas.microsoft.com/office/drawing/2015/9/8/chartex" xmlns:cx2="http://schemas.microsoft.com/office/drawing/2015/10/21/chartex" xmlns:cx3="http://schemas.microsoft.com/office/drawing/2016/5/9/chartex" xmlns:cx4="http://schemas.microsoft.com/office/drawing/2016/5/10/chartex" xmlns:cx5="http://schemas.microsoft.com/office/drawing/2016/5/11/chartex" xmlns:cx6="http://schemas.microsoft.com/office/drawing/2016/5/12/chartex" xmlns:cx7="http://schemas.microsoft.com/office/drawing/2016/5/13/chartex" xmlns:cx8="http://schemas.microsoft.com/office/drawing/2016/5/14/chartex" xmlns:mc="http://schemas.openxmlformats.org/markup-compatibility/2006" xmlns:aink="http://schemas.microsoft.com/office/drawing/2016/ink" xmlns:am3d="http://schemas.microsoft.com/office/drawing/2017/model3d" xmlns:o="urn:schemas-microsoft-com:office:office" xmlns:oel="http://schemas.microsoft.com/office/2019/extlst" xmlns:r="http://schemas.openxmlformats.org/officeDocument/2006/relationships" xmlns:m="http://schemas.openxmlformats.org/officeDocument/2006/math" xmlns:v="urn:schemas-microsoft-com:vml" xmlns:wp14="http://schemas.microsoft.com/office/word/2010/wordprocessingDrawing" xmlns:wp="http://schemas.openxmlformats.org/drawingml/2006/wordprocessingDrawing" xmlns:w10="urn:schemas-microsoft-com:office:word" xmlns:w="http://schemas.openxmlformats.org/wordprocessingml/2006/main" xmlns:w14="http://schemas.microsoft.com/office/word/2010/wordml" xmlns:w15="http://schemas.microsoft.com/office/word/2012/wordml" xmlns:w16cei="http://schemas.microsoft.com/office/word/2026/wordml/cei" xmlns:w16cex="http://schemas.microsoft.com/office/word/2018/wordml/cex" xmlns:w16cid="http://schemas.microsoft.com/office/word/2016/wordml/cid" xmlns:w16="http://schemas.microsoft.com/office/word/2018/wordml" xmlns:w16du="http://schemas.microsoft.com/office/word/2023/wordml/word16du" xmlns:w16sdtdh="http://schemas.microsoft.com/office/word/2020/wordml/sdtdatahash" xmlns:w16sdtfl="http://schemas.microsoft.com/office/word/2024/wordml/sdtformatlock" xmlns:w16se="http://schemas.microsoft.com/office/word/2015/wordml/symex" xmlns:wpg="http://schemas.microsoft.com/office/word/2010/wordprocessingGroup" xmlns:wpi="http://schemas.microsoft.com/office/word/2010/wordprocessingInk" xmlns:wne="http://schemas.microsoft.com/office/word/2006/wordml" xmlns:wps="http://schemas.microsoft.com/office/word/2010/wordprocessingShape" mc:Ignorable="w14 w15 w16se w16cid w16 w16cex w16sdtdh w16sdtfl w16du wp14">
   <w:footnote w:type="separator" w:id="-1">
     <w:p>
       <w:pPr>
@@ -4728,7 +3348,7 @@
 </file>
 
 <file path=word/header1.xml><?xml version="1.0" encoding="utf-8"?>
-<w:hdr xmlns:wpc="http://schemas.microsoft.com/office/word/2010/wordprocessingCanvas" xmlns:cx="http://schemas.microsoft.com/office/drawing/2014/chartex" xmlns:cx1="http://schemas.microsoft.com/office/drawing/2015/9/8/chartex" xmlns:cx2="http://schemas.microsoft.com/office/drawing/2015/10/21/chartex" xmlns:cx3="http://schemas.microsoft.com/office/drawing/2016/5/9/chartex" xmlns:cx4="http://schemas.microsoft.com/office/drawing/2016/5/10/chartex" xmlns:cx5="http://schemas.microsoft.com/office/drawing/2016/5/11/chartex" xmlns:cx6="http://schemas.microsoft.com/office/drawing/2016/5/12/chartex" xmlns:cx7="http://schemas.microsoft.com/office/drawing/2016/5/13/chartex" xmlns:cx8="http://schemas.microsoft.com/office/drawing/2016/5/14/chartex" xmlns:mc="http://schemas.openxmlformats.org/markup-compatibility/2006" xmlns:aink="http://schemas.microsoft.com/office/drawing/2016/ink" xmlns:am3d="http://schemas.microsoft.com/office/drawing/2017/model3d" xmlns:o="urn:schemas-microsoft-com:office:office" xmlns:oel="http://schemas.microsoft.com/office/2019/extlst" xmlns:r="http://schemas.openxmlformats.org/officeDocument/2006/relationships" xmlns:m="http://schemas.openxmlformats.org/officeDocument/2006/math" xmlns:v="urn:schemas-microsoft-com:vml" xmlns:wp14="http://schemas.microsoft.com/office/word/2010/wordprocessingDrawing" xmlns:wp="http://schemas.openxmlformats.org/drawingml/2006/wordprocessingDrawing" xmlns:w10="urn:schemas-microsoft-com:office:word" xmlns:w="http://schemas.openxmlformats.org/wordprocessingml/2006/main" xmlns:w14="http://schemas.microsoft.com/office/word/2010/wordml" xmlns:w15="http://schemas.microsoft.com/office/word/2012/wordml" xmlns:w16cex="http://schemas.microsoft.com/office/word/2018/wordml/cex" xmlns:w16cid="http://schemas.microsoft.com/office/word/2016/wordml/cid" xmlns:w16="http://schemas.microsoft.com/office/word/2018/wordml" xmlns:w16du="http://schemas.microsoft.com/office/word/2023/wordml/word16du" xmlns:w16sdtdh="http://schemas.microsoft.com/office/word/2020/wordml/sdtdatahash" xmlns:w16sdtfl="http://schemas.microsoft.com/office/word/2024/wordml/sdtformatlock" xmlns:w16se="http://schemas.microsoft.com/office/word/2015/wordml/symex" xmlns:wpg="http://schemas.microsoft.com/office/word/2010/wordprocessingGroup" xmlns:wpi="http://schemas.microsoft.com/office/word/2010/wordprocessingInk" xmlns:wne="http://schemas.microsoft.com/office/word/2006/wordml" xmlns:wps="http://schemas.microsoft.com/office/word/2010/wordprocessingShape" mc:Ignorable="w14 w15 w16se w16cid w16 w16cex w16sdtdh w16sdtfl w16du wp14">
+<w:hdr xmlns:wpc="http://schemas.microsoft.com/office/word/2010/wordprocessingCanvas" xmlns:cx="http://schemas.microsoft.com/office/drawing/2014/chartex" xmlns:cx1="http://schemas.microsoft.com/office/drawing/2015/9/8/chartex" xmlns:cx2="http://schemas.microsoft.com/office/drawing/2015/10/21/chartex" xmlns:cx3="http://schemas.microsoft.com/office/drawing/2016/5/9/chartex" xmlns:cx4="http://schemas.microsoft.com/office/drawing/2016/5/10/chartex" xmlns:cx5="http://schemas.microsoft.com/office/drawing/2016/5/11/chartex" xmlns:cx6="http://schemas.microsoft.com/office/drawing/2016/5/12/chartex" xmlns:cx7="http://schemas.microsoft.com/office/drawing/2016/5/13/chartex" xmlns:cx8="http://schemas.microsoft.com/office/drawing/2016/5/14/chartex" xmlns:mc="http://schemas.openxmlformats.org/markup-compatibility/2006" xmlns:aink="http://schemas.microsoft.com/office/drawing/2016/ink" xmlns:am3d="http://schemas.microsoft.com/office/drawing/2017/model3d" xmlns:o="urn:schemas-microsoft-com:office:office" xmlns:oel="http://schemas.microsoft.com/office/2019/extlst" xmlns:r="http://schemas.openxmlformats.org/officeDocument/2006/relationships" xmlns:m="http://schemas.openxmlformats.org/officeDocument/2006/math" xmlns:v="urn:schemas-microsoft-com:vml" xmlns:wp14="http://schemas.microsoft.com/office/word/2010/wordprocessingDrawing" xmlns:wp="http://schemas.openxmlformats.org/drawingml/2006/wordprocessingDrawing" xmlns:w10="urn:schemas-microsoft-com:office:word" xmlns:w="http://schemas.openxmlformats.org/wordprocessingml/2006/main" xmlns:w14="http://schemas.microsoft.com/office/word/2010/wordml" xmlns:w15="http://schemas.microsoft.com/office/word/2012/wordml" xmlns:w16cei="http://schemas.microsoft.com/office/word/2026/wordml/cei" xmlns:w16cex="http://schemas.microsoft.com/office/word/2018/wordml/cex" xmlns:w16cid="http://schemas.microsoft.com/office/word/2016/wordml/cid" xmlns:w16="http://schemas.microsoft.com/office/word/2018/wordml" xmlns:w16du="http://schemas.microsoft.com/office/word/2023/wordml/word16du" xmlns:w16sdtdh="http://schemas.microsoft.com/office/word/2020/wordml/sdtdatahash" xmlns:w16sdtfl="http://schemas.microsoft.com/office/word/2024/wordml/sdtformatlock" xmlns:w16se="http://schemas.microsoft.com/office/word/2015/wordml/symex" xmlns:wpg="http://schemas.microsoft.com/office/word/2010/wordprocessingGroup" xmlns:wpi="http://schemas.microsoft.com/office/word/2010/wordprocessingInk" xmlns:wne="http://schemas.microsoft.com/office/word/2006/wordml" xmlns:wps="http://schemas.microsoft.com/office/word/2010/wordprocessingShape" mc:Ignorable="w14 w15 w16se w16cid w16 w16cex w16sdtdh w16sdtfl w16du wp14">
   <w:p>
     <w:pPr>
       <w:pStyle w:val="Header"/>
@@ -4738,7 +3358,7 @@
 </file>
 
 <file path=word/header2.xml><?xml version="1.0" encoding="utf-8"?>
-<w:hdr xmlns:wpc="http://schemas.microsoft.com/office/word/2010/wordprocessingCanvas" xmlns:cx="http://schemas.microsoft.com/office/drawing/2014/chartex" xmlns:cx1="http://schemas.microsoft.com/office/drawing/2015/9/8/chartex" xmlns:cx2="http://schemas.microsoft.com/office/drawing/2015/10/21/chartex" xmlns:cx3="http://schemas.microsoft.com/office/drawing/2016/5/9/chartex" xmlns:cx4="http://schemas.microsoft.com/office/drawing/2016/5/10/chartex" xmlns:cx5="http://schemas.microsoft.com/office/drawing/2016/5/11/chartex" xmlns:cx6="http://schemas.microsoft.com/office/drawing/2016/5/12/chartex" xmlns:cx7="http://schemas.microsoft.com/office/drawing/2016/5/13/chartex" xmlns:cx8="http://schemas.microsoft.com/office/drawing/2016/5/14/chartex" xmlns:mc="http://schemas.openxmlformats.org/markup-compatibility/2006" xmlns:aink="http://schemas.microsoft.com/office/drawing/2016/ink" xmlns:am3d="http://schemas.microsoft.com/office/drawing/2017/model3d" xmlns:o="urn:schemas-microsoft-com:office:office" xmlns:oel="http://schemas.microsoft.com/office/2019/extlst" xmlns:r="http://schemas.openxmlformats.org/officeDocument/2006/relationships" xmlns:m="http://schemas.openxmlformats.org/officeDocument/2006/math" xmlns:v="urn:schemas-microsoft-com:vml" xmlns:wp14="http://schemas.microsoft.com/office/word/2010/wordprocessingDrawing" xmlns:wp="http://schemas.openxmlformats.org/drawingml/2006/wordprocessingDrawing" xmlns:w10="urn:schemas-microsoft-com:office:word" xmlns:w="http://schemas.openxmlformats.org/wordprocessingml/2006/main" xmlns:w14="http://schemas.microsoft.com/office/word/2010/wordml" xmlns:w15="http://schemas.microsoft.com/office/word/2012/wordml" xmlns:w16cex="http://schemas.microsoft.com/office/word/2018/wordml/cex" xmlns:w16cid="http://schemas.microsoft.com/office/word/2016/wordml/cid" xmlns:w16="http://schemas.microsoft.com/office/word/2018/wordml" xmlns:w16du="http://schemas.microsoft.com/office/word/2023/wordml/word16du" xmlns:w16sdtdh="http://schemas.microsoft.com/office/word/2020/wordml/sdtdatahash" xmlns:w16sdtfl="http://schemas.microsoft.com/office/word/2024/wordml/sdtformatlock" xmlns:w16se="http://schemas.microsoft.com/office/word/2015/wordml/symex" xmlns:wpg="http://schemas.microsoft.com/office/word/2010/wordprocessingGroup" xmlns:wpi="http://schemas.microsoft.com/office/word/2010/wordprocessingInk" xmlns:wne="http://schemas.microsoft.com/office/word/2006/wordml" xmlns:wps="http://schemas.microsoft.com/office/word/2010/wordprocessingShape" mc:Ignorable="w14 w15 w16se w16cid w16 w16cex w16sdtdh w16sdtfl w16du wp14">
+<w:hdr xmlns:wpc="http://schemas.microsoft.com/office/word/2010/wordprocessingCanvas" xmlns:cx="http://schemas.microsoft.com/office/drawing/2014/chartex" xmlns:cx1="http://schemas.microsoft.com/office/drawing/2015/9/8/chartex" xmlns:cx2="http://schemas.microsoft.com/office/drawing/2015/10/21/chartex" xmlns:cx3="http://schemas.microsoft.com/office/drawing/2016/5/9/chartex" xmlns:cx4="http://schemas.microsoft.com/office/drawing/2016/5/10/chartex" xmlns:cx5="http://schemas.microsoft.com/office/drawing/2016/5/11/chartex" xmlns:cx6="http://schemas.microsoft.com/office/drawing/2016/5/12/chartex" xmlns:cx7="http://schemas.microsoft.com/office/drawing/2016/5/13/chartex" xmlns:cx8="http://schemas.microsoft.com/office/drawing/2016/5/14/chartex" xmlns:mc="http://schemas.openxmlformats.org/markup-compatibility/2006" xmlns:aink="http://schemas.microsoft.com/office/drawing/2016/ink" xmlns:am3d="http://schemas.microsoft.com/office/drawing/2017/model3d" xmlns:o="urn:schemas-microsoft-com:office:office" xmlns:oel="http://schemas.microsoft.com/office/2019/extlst" xmlns:r="http://schemas.openxmlformats.org/officeDocument/2006/relationships" xmlns:m="http://schemas.openxmlformats.org/officeDocument/2006/math" xmlns:v="urn:schemas-microsoft-com:vml" xmlns:wp14="http://schemas.microsoft.com/office/word/2010/wordprocessingDrawing" xmlns:wp="http://schemas.openxmlformats.org/drawingml/2006/wordprocessingDrawing" xmlns:w10="urn:schemas-microsoft-com:office:word" xmlns:w="http://schemas.openxmlformats.org/wordprocessingml/2006/main" xmlns:w14="http://schemas.microsoft.com/office/word/2010/wordml" xmlns:w15="http://schemas.microsoft.com/office/word/2012/wordml" xmlns:w16cei="http://schemas.microsoft.com/office/word/2026/wordml/cei" xmlns:w16cex="http://schemas.microsoft.com/office/word/2018/wordml/cex" xmlns:w16cid="http://schemas.microsoft.com/office/word/2016/wordml/cid" xmlns:w16="http://schemas.microsoft.com/office/word/2018/wordml" xmlns:w16du="http://schemas.microsoft.com/office/word/2023/wordml/word16du" xmlns:w16sdtdh="http://schemas.microsoft.com/office/word/2020/wordml/sdtdatahash" xmlns:w16sdtfl="http://schemas.microsoft.com/office/word/2024/wordml/sdtformatlock" xmlns:w16se="http://schemas.microsoft.com/office/word/2015/wordml/symex" xmlns:wpg="http://schemas.microsoft.com/office/word/2010/wordprocessingGroup" xmlns:wpi="http://schemas.microsoft.com/office/word/2010/wordprocessingInk" xmlns:wne="http://schemas.microsoft.com/office/word/2006/wordml" xmlns:wps="http://schemas.microsoft.com/office/word/2010/wordprocessingShape" mc:Ignorable="w14 w15 w16se w16cid w16 w16cex w16sdtdh w16sdtfl w16du wp14">
   <w:p>
     <w:pPr>
       <w:pStyle w:val="Header"/>
@@ -4748,7 +3368,7 @@
 </file>
 
 <file path=word/header3.xml><?xml version="1.0" encoding="utf-8"?>
-<w:hdr xmlns:wpc="http://schemas.microsoft.com/office/word/2010/wordprocessingCanvas" xmlns:cx="http://schemas.microsoft.com/office/drawing/2014/chartex" xmlns:cx1="http://schemas.microsoft.com/office/drawing/2015/9/8/chartex" xmlns:cx2="http://schemas.microsoft.com/office/drawing/2015/10/21/chartex" xmlns:cx3="http://schemas.microsoft.com/office/drawing/2016/5/9/chartex" xmlns:cx4="http://schemas.microsoft.com/office/drawing/2016/5/10/chartex" xmlns:cx5="http://schemas.microsoft.com/office/drawing/2016/5/11/chartex" xmlns:cx6="http://schemas.microsoft.com/office/drawing/2016/5/12/chartex" xmlns:cx7="http://schemas.microsoft.com/office/drawing/2016/5/13/chartex" xmlns:cx8="http://schemas.microsoft.com/office/drawing/2016/5/14/chartex" xmlns:mc="http://schemas.openxmlformats.org/markup-compatibility/2006" xmlns:aink="http://schemas.microsoft.com/office/drawing/2016/ink" xmlns:am3d="http://schemas.microsoft.com/office/drawing/2017/model3d" xmlns:o="urn:schemas-microsoft-com:office:office" xmlns:oel="http://schemas.microsoft.com/office/2019/extlst" xmlns:r="http://schemas.openxmlformats.org/officeDocument/2006/relationships" xmlns:m="http://schemas.openxmlformats.org/officeDocument/2006/math" xmlns:v="urn:schemas-microsoft-com:vml" xmlns:wp14="http://schemas.microsoft.com/office/word/2010/wordprocessingDrawing" xmlns:wp="http://schemas.openxmlformats.org/drawingml/2006/wordprocessingDrawing" xmlns:w10="urn:schemas-microsoft-com:office:word" xmlns:w="http://schemas.openxmlformats.org/wordprocessingml/2006/main" xmlns:w14="http://schemas.microsoft.com/office/word/2010/wordml" xmlns:w15="http://schemas.microsoft.com/office/word/2012/wordml" xmlns:w16cex="http://schemas.microsoft.com/office/word/2018/wordml/cex" xmlns:w16cid="http://schemas.microsoft.com/office/word/2016/wordml/cid" xmlns:w16="http://schemas.microsoft.com/office/word/2018/wordml" xmlns:w16du="http://schemas.microsoft.com/office/word/2023/wordml/word16du" xmlns:w16sdtdh="http://schemas.microsoft.com/office/word/2020/wordml/sdtdatahash" xmlns:w16sdtfl="http://schemas.microsoft.com/office/word/2024/wordml/sdtformatlock" xmlns:w16se="http://schemas.microsoft.com/office/word/2015/wordml/symex" xmlns:wpg="http://schemas.microsoft.com/office/word/2010/wordprocessingGroup" xmlns:wpi="http://schemas.microsoft.com/office/word/2010/wordprocessingInk" xmlns:wne="http://schemas.microsoft.com/office/word/2006/wordml" xmlns:wps="http://schemas.microsoft.com/office/word/2010/wordprocessingShape" mc:Ignorable="w14 w15 w16se w16cid w16 w16cex w16sdtdh w16sdtfl w16du wp14">
+<w:hdr xmlns:wpc="http://schemas.microsoft.com/office/word/2010/wordprocessingCanvas" xmlns:cx="http://schemas.microsoft.com/office/drawing/2014/chartex" xmlns:cx1="http://schemas.microsoft.com/office/drawing/2015/9/8/chartex" xmlns:cx2="http://schemas.microsoft.com/office/drawing/2015/10/21/chartex" xmlns:cx3="http://schemas.microsoft.com/office/drawing/2016/5/9/chartex" xmlns:cx4="http://schemas.microsoft.com/office/drawing/2016/5/10/chartex" xmlns:cx5="http://schemas.microsoft.com/office/drawing/2016/5/11/chartex" xmlns:cx6="http://schemas.microsoft.com/office/drawing/2016/5/12/chartex" xmlns:cx7="http://schemas.microsoft.com/office/drawing/2016/5/13/chartex" xmlns:cx8="http://schemas.microsoft.com/office/drawing/2016/5/14/chartex" xmlns:mc="http://schemas.openxmlformats.org/markup-compatibility/2006" xmlns:aink="http://schemas.microsoft.com/office/drawing/2016/ink" xmlns:am3d="http://schemas.microsoft.com/office/drawing/2017/model3d" xmlns:o="urn:schemas-microsoft-com:office:office" xmlns:oel="http://schemas.microsoft.com/office/2019/extlst" xmlns:r="http://schemas.openxmlformats.org/officeDocument/2006/relationships" xmlns:m="http://schemas.openxmlformats.org/officeDocument/2006/math" xmlns:v="urn:schemas-microsoft-com:vml" xmlns:wp14="http://schemas.microsoft.com/office/word/2010/wordprocessingDrawing" xmlns:wp="http://schemas.openxmlformats.org/drawingml/2006/wordprocessingDrawing" xmlns:w10="urn:schemas-microsoft-com:office:word" xmlns:w="http://schemas.openxmlformats.org/wordprocessingml/2006/main" xmlns:w14="http://schemas.microsoft.com/office/word/2010/wordml" xmlns:w15="http://schemas.microsoft.com/office/word/2012/wordml" xmlns:w16cei="http://schemas.microsoft.com/office/word/2026/wordml/cei" xmlns:w16cex="http://schemas.microsoft.com/office/word/2018/wordml/cex" xmlns:w16cid="http://schemas.microsoft.com/office/word/2016/wordml/cid" xmlns:w16="http://schemas.microsoft.com/office/word/2018/wordml" xmlns:w16du="http://schemas.microsoft.com/office/word/2023/wordml/word16du" xmlns:w16sdtdh="http://schemas.microsoft.com/office/word/2020/wordml/sdtdatahash" xmlns:w16sdtfl="http://schemas.microsoft.com/office/word/2024/wordml/sdtformatlock" xmlns:w16se="http://schemas.microsoft.com/office/word/2015/wordml/symex" xmlns:wpg="http://schemas.microsoft.com/office/word/2010/wordprocessingGroup" xmlns:wpi="http://schemas.microsoft.com/office/word/2010/wordprocessingInk" xmlns:wne="http://schemas.microsoft.com/office/word/2006/wordml" xmlns:wps="http://schemas.microsoft.com/office/word/2010/wordprocessingShape" mc:Ignorable="w14 w15 w16se w16cid w16 w16cex w16sdtdh w16sdtfl w16du wp14">
   <w:p>
     <w:pPr>
       <w:pStyle w:val="Header"/>
@@ -5157,6 +3777,7 @@
   <w:style w:type="paragraph" w:default="1" w:styleId="Normal">
     <w:name w:val="Normal"/>
     <w:qFormat/>
+    <w:rsid w:val="009D2B2A"/>
   </w:style>
   <w:style w:type="paragraph" w:styleId="Heading2">
     <w:name w:val="heading 2"/>
@@ -5680,11 +4301,287 @@
     <w:uiPriority w:val="99"/>
     <w:rsid w:val="009C1604"/>
   </w:style>
+  <w:style w:type="paragraph" w:styleId="NoSpacing">
+    <w:name w:val="No Spacing"/>
+    <w:uiPriority w:val="1"/>
+    <w:qFormat/>
+    <w:rsid w:val="00416FC2"/>
+    <w:pPr>
+      <w:spacing w:after="0" w:line="240" w:lineRule="auto"/>
+    </w:pPr>
+    <w:rPr>
+      <w:rFonts w:asciiTheme="minorHAnsi" w:hAnsiTheme="minorHAnsi" w:eastAsiaTheme="minorHAnsi" w:cstheme="minorBidi"/>
+      <w:color w:val="242424" w:themeColor="text1"/>
+    </w:rPr>
+  </w:style>
+  <w:style w:type="paragraph" w:customStyle="1" w:styleId="BCNumber">
+    <w:name w:val="BC Number"/>
+    <w:basedOn w:val="NoSpacing"/>
+    <w:next w:val="Normal"/>
+    <w:uiPriority w:val="2"/>
+    <w:qFormat/>
+    <w:pPr>
+      <w:spacing w:before="0" w:after="0" w:line="240" w:lineRule="auto"/>
+    </w:pPr>
+    <w:rPr>
+      <w:rFonts w:asciiTheme="minorHAnsi" w:hAnsiTheme="minorHAnsi" w:eastAsiaTheme="minorHAnsi" w:cstheme="minorBidi"/>
+      <w:color w:val="242424" w:themeColor="text1"/>
+      <w14:numForm w14:val="tabular"/>
+      <w14:numSpacing w14:val="tabular"/>
+    </w:rPr>
+  </w:style>
+  <w:style w:type="paragraph" w:customStyle="1" w:styleId="BCLabel">
+    <w:name w:val="BC Label"/>
+    <w:basedOn w:val="NoSpacing"/>
+    <w:next w:val="Normal"/>
+    <w:uiPriority w:val="2"/>
+    <w:qFormat/>
+    <w:pPr>
+      <w:keepNext/>
+      <w:spacing w:before="0" w:after="0" w:line="240" w:lineRule="auto"/>
+    </w:pPr>
+    <w:rPr>
+      <w:rFonts w:asciiTheme="majorHAnsi" w:hAnsiTheme="majorHAnsi" w:eastAsiaTheme="majorEastAsia" w:cstheme="majorBidi"/>
+      <w:color w:val="242424" w:themeColor="text1"/>
+    </w:rPr>
+  </w:style>
+  <w:style w:type="paragraph" w:customStyle="1" w:styleId="BCLabelNumber">
+    <w:name w:val="BC Label Number"/>
+    <w:basedOn w:val="BCLabel"/>
+    <w:next w:val="Normal"/>
+    <w:uiPriority w:val="2"/>
+    <w:qFormat/>
+    <w:pPr>
+      <w:spacing w:before="0" w:after="0" w:line="240" w:lineRule="auto"/>
+    </w:pPr>
+    <w:rPr>
+      <w:rFonts w:asciiTheme="majorHAnsi" w:hAnsiTheme="majorHAnsi" w:eastAsiaTheme="majorEastAsia" w:cstheme="majorBidi"/>
+      <w:color w:val="242424" w:themeColor="text1"/>
+      <w14:numForm w14:val="tabular"/>
+      <w14:numSpacing w14:val="tabular"/>
+    </w:rPr>
+  </w:style>
+  <w:style w:type="paragraph" w:customStyle="1" w:styleId="BCLabel">
+    <w:name w:val="BC Label"/>
+    <w:basedOn w:val="NoSpacing"/>
+    <w:next w:val="Normal"/>
+    <w:uiPriority w:val="2"/>
+    <w:qFormat/>
+    <w:pPr>
+      <w:keepNext/>
+      <w:spacing w:before="0" w:after="0" w:line="240" w:lineRule="auto"/>
+    </w:pPr>
+    <w:rPr>
+      <w:rFonts w:asciiTheme="majorHAnsi" w:hAnsiTheme="majorHAnsi" w:eastAsiaTheme="majorEastAsia" w:cstheme="majorBidi"/>
+      <w:color w:val="242424" w:themeColor="text1"/>
+    </w:rPr>
+  </w:style>
+  <w:style w:type="paragraph" w:customStyle="1" w:styleId="BCLabelNumber">
+    <w:name w:val="BC Label Number"/>
+    <w:basedOn w:val="BCLabel"/>
+    <w:next w:val="Normal"/>
+    <w:uiPriority w:val="2"/>
+    <w:qFormat/>
+    <w:pPr>
+      <w:spacing w:before="0" w:after="0" w:line="240" w:lineRule="auto"/>
+    </w:pPr>
+    <w:rPr>
+      <w:rFonts w:asciiTheme="majorHAnsi" w:hAnsiTheme="majorHAnsi" w:eastAsiaTheme="majorEastAsia" w:cstheme="majorBidi"/>
+      <w:color w:val="242424" w:themeColor="text1"/>
+      <w14:numForm w14:val="tabular"/>
+      <w14:numSpacing w14:val="tabular"/>
+    </w:rPr>
+  </w:style>
+  <w:style w:type="table" w:customStyle="1" w:styleId="BCBlockTable">
+    <w:name w:val="BC Block Table"/>
+    <w:basedOn w:val="TableNormal"/>
+    <w:uiPriority w:val="99"/>
+    <w:qFormat/>
+    <w:pPr>
+      <w:spacing w:before="0" w:after="0" w:line="240" w:lineRule="auto"/>
+    </w:pPr>
+    <w:tblPr>
+      <w:tblStyleRowBandSize w:val="1"/>
+      <w:tblStyleColBandSize w:val="1"/>
+      <w:tblCellMar>
+        <w:top w:w="0" w:type="dxa"/>
+        <w:left w:w="0" w:type="dxa"/>
+        <w:bottom w:w="0" w:type="dxa"/>
+        <w:right w:w="0" w:type="dxa"/>
+      </w:tblCellMar>
+    </w:tblPr>
+    <w:tcPr>
+      <w:vAlign w:val="top"/>
+    </w:tcPr>
+    <w:tblStylePr w:type="firstRow">
+      <w:rPr>
+        <w:rFonts w:asciiTheme="majorHAnsi" w:hAnsiTheme="majorHAnsi" w:cstheme="majorBidi"/>
+      </w:rPr>
+      <w:tcPr>
+        <w:vAlign w:val="top"/>
+      </w:tcPr>
+    </w:tblStylePr>
+  </w:style>
+  <w:style w:type="table" w:customStyle="1" w:styleId="BCDataTable">
+    <w:name w:val="BC Data Table"/>
+    <w:basedOn w:val="TableNormal"/>
+    <w:uiPriority w:val="99"/>
+    <w:qFormat/>
+    <w:pPr>
+      <w:spacing w:before="0" w:after="0" w:line="240" w:lineRule="auto"/>
+    </w:pPr>
+    <w:tblPr>
+      <w:tblStyleRowBandSize w:val="1"/>
+      <w:tblStyleColBandSize w:val="1"/>
+      <w:tblCellMar>
+        <w:top w:w="0" w:type="dxa"/>
+        <w:left w:w="115" w:type="dxa"/>
+        <w:bottom w:w="0" w:type="dxa"/>
+        <w:right w:w="115" w:type="dxa"/>
+      </w:tblCellMar>
+    </w:tblPr>
+    <w:tcPr>
+      <w:vAlign w:val="center"/>
+    </w:tcPr>
+    <w:tblStylePr w:type="firstRow">
+      <w:pPr>
+        <w:spacing w:before="160" w:after="80"/>
+      </w:pPr>
+      <w:rPr>
+        <w:rFonts w:asciiTheme="majorHAnsi" w:hAnsiTheme="majorHAnsi" w:cstheme="majorBidi"/>
+      </w:rPr>
+      <w:tcPr>
+        <w:tcBorders>
+          <w:bottom w:val="single" w:sz="4" w:space="0" w:color="242424" w:themeColor="text1"/>
+        </w:tcBorders>
+        <w:vAlign w:val="top"/>
+      </w:tcPr>
+    </w:tblStylePr>
+    <w:tblStylePr w:type="lastRow">
+      <w:tcPr>
+        <w:tcBorders>
+          <w:bottom w:val="single" w:sz="4" w:space="0" w:color="F5F7F8" w:themeColor="background2"/>
+        </w:tcBorders>
+      </w:tcPr>
+    </w:tblStylePr>
+    <w:tblStylePr w:type="band1Horz">
+      <w:tcPr>
+        <w:shd w:val="clear" w:color="auto" w:fill="auto"/>
+      </w:tcPr>
+    </w:tblStylePr>
+    <w:tblStylePr w:type="band2Horz">
+      <w:tcPr>
+        <w:shd w:val="clear" w:color="auto" w:fill="CCE6E9" w:themeFill="accent2" w:themeFillTint="33"/>
+      </w:tcPr>
+    </w:tblStylePr>
+  </w:style>
+  <w:style w:type="table" w:customStyle="1" w:styleId="BCTotalsTable">
+    <w:name w:val="BC Totals Table"/>
+    <w:basedOn w:val="TableNormal"/>
+    <w:uiPriority w:val="99"/>
+    <w:qFormat/>
+    <w:pPr>
+      <w:spacing w:before="0" w:after="0" w:line="240" w:lineRule="auto"/>
+    </w:pPr>
+    <w:tblPr>
+      <w:tblStyleRowBandSize w:val="1"/>
+      <w:tblStyleColBandSize w:val="1"/>
+      <w:tblCellMar>
+        <w:top w:w="0" w:type="dxa"/>
+        <w:left w:w="115" w:type="dxa"/>
+        <w:bottom w:w="0" w:type="dxa"/>
+        <w:right w:w="115" w:type="dxa"/>
+      </w:tblCellMar>
+    </w:tblPr>
+    <w:tcPr>
+      <w:vAlign w:val="center"/>
+    </w:tcPr>
+    <w:tblStylePr w:type="lastRow">
+      <w:rPr>
+        <w:rFonts w:asciiTheme="majorHAnsi" w:hAnsiTheme="majorHAnsi" w:cstheme="majorBidi"/>
+      </w:rPr>
+      <w:tcPr>
+        <w:tcBorders>
+          <w:top w:val="single" w:sz="4" w:space="0" w:color="242424" w:themeColor="text1"/>
+          <w:bottom w:val="single" w:sz="8" w:space="0" w:color="242424" w:themeColor="text1"/>
+        </w:tcBorders>
+      </w:tcPr>
+    </w:tblStylePr>
+  </w:style>
+  <w:style w:type="table" w:customStyle="1" w:styleId="BCCalculationTable">
+    <w:name w:val="BC Calculation Table"/>
+    <w:basedOn w:val="TableNormal"/>
+    <w:uiPriority w:val="99"/>
+    <w:qFormat/>
+    <w:pPr>
+      <w:spacing w:before="0" w:after="0" w:line="240" w:lineRule="auto"/>
+    </w:pPr>
+    <w:tblPr>
+      <w:tblStyleRowBandSize w:val="1"/>
+      <w:tblStyleColBandSize w:val="1"/>
+      <w:tblCellMar>
+        <w:top w:w="58" w:type="dxa"/>
+        <w:left w:w="0" w:type="dxa"/>
+        <w:bottom w:w="58" w:type="dxa"/>
+        <w:right w:w="0" w:type="dxa"/>
+      </w:tblCellMar>
+    </w:tblPr>
+    <w:tcPr>
+      <w:vAlign w:val="center"/>
+    </w:tcPr>
+    <w:tblStylePr w:type="firstRow">
+      <w:rPr>
+        <w:rFonts w:asciiTheme="majorHAnsi" w:hAnsiTheme="majorHAnsi" w:cstheme="majorBidi"/>
+      </w:rPr>
+      <w:tcPr>
+        <w:vAlign w:val="bottom"/>
+      </w:tcPr>
+    </w:tblStylePr>
+    <w:tblStylePr w:type="lastRow">
+      <w:rPr>
+        <w:rFonts w:asciiTheme="majorHAnsi" w:hAnsiTheme="majorHAnsi" w:cstheme="majorBidi"/>
+      </w:rPr>
+      <w:tcPr>
+        <w:tcBorders>
+          <w:top w:val="single" w:sz="4" w:space="0" w:color="242424" w:themeColor="text1"/>
+        </w:tcBorders>
+      </w:tcPr>
+    </w:tblStylePr>
+  </w:style>
+  <w:style w:type="table" w:customStyle="1" w:styleId="BCSignatureTable">
+    <w:name w:val="BC Signature Table"/>
+    <w:basedOn w:val="TableNormal"/>
+    <w:uiPriority w:val="99"/>
+    <w:qFormat/>
+    <w:pPr>
+      <w:spacing w:before="0" w:after="0" w:line="240" w:lineRule="auto"/>
+    </w:pPr>
+    <w:tblPr>
+      <w:tblStyleRowBandSize w:val="1"/>
+      <w:tblStyleColBandSize w:val="1"/>
+      <w:tblCellMar>
+        <w:top w:w="0" w:type="dxa"/>
+        <w:left w:w="0" w:type="dxa"/>
+        <w:bottom w:w="0" w:type="dxa"/>
+        <w:right w:w="0" w:type="dxa"/>
+      </w:tblCellMar>
+    </w:tblPr>
+    <w:tcPr>
+      <w:vAlign w:val="top"/>
+    </w:tcPr>
+    <w:tblStylePr w:type="lastRow">
+      <w:tcPr>
+        <w:tcBorders>
+          <w:bottom w:val="single" w:sz="4" w:space="0" w:color="242424" w:themeColor="text1"/>
+        </w:tcBorders>
+      </w:tcPr>
+    </w:tblStylePr>
+  </w:style>
 </w:styles>
 </file>
 
 <file path=word/glossary/document.xml><?xml version="1.0" encoding="utf-8"?>
-<w:glossaryDocument xmlns:wpc="http://schemas.microsoft.com/office/word/2010/wordprocessingCanvas" xmlns:cx="http://schemas.microsoft.com/office/drawing/2014/chartex" xmlns:cx1="http://schemas.microsoft.com/office/drawing/2015/9/8/chartex" xmlns:cx2="http://schemas.microsoft.com/office/drawing/2015/10/21/chartex" xmlns:cx3="http://schemas.microsoft.com/office/drawing/2016/5/9/chartex" xmlns:cx4="http://schemas.microsoft.com/office/drawing/2016/5/10/chartex" xmlns:cx5="http://schemas.microsoft.com/office/drawing/2016/5/11/chartex" xmlns:cx6="http://schemas.microsoft.com/office/drawing/2016/5/12/chartex" xmlns:cx7="http://schemas.microsoft.com/office/drawing/2016/5/13/chartex" xmlns:cx8="http://schemas.microsoft.com/office/drawing/2016/5/14/chartex" xmlns:mc="http://schemas.openxmlformats.org/markup-compatibility/2006" xmlns:aink="http://schemas.microsoft.com/office/drawing/2016/ink" xmlns:am3d="http://schemas.microsoft.com/office/drawing/2017/model3d" xmlns:o="urn:schemas-microsoft-com:office:office" xmlns:oel="http://schemas.microsoft.com/office/2019/extlst" xmlns:r="http://schemas.openxmlformats.org/officeDocument/2006/relationships" xmlns:m="http://schemas.openxmlformats.org/officeDocument/2006/math" xmlns:v="urn:schemas-microsoft-com:vml" xmlns:wp14="http://schemas.microsoft.com/office/word/2010/wordprocessingDrawing" xmlns:wp="http://schemas.openxmlformats.org/drawingml/2006/wordprocessingDrawing" xmlns:w10="urn:schemas-microsoft-com:office:word" xmlns:w="http://schemas.openxmlformats.org/wordprocessingml/2006/main" xmlns:w14="http://schemas.microsoft.com/office/word/2010/wordml" xmlns:w15="http://schemas.microsoft.com/office/word/2012/wordml" xmlns:w16cex="http://schemas.microsoft.com/office/word/2018/wordml/cex" xmlns:w16cid="http://schemas.microsoft.com/office/word/2016/wordml/cid" xmlns:w16="http://schemas.microsoft.com/office/word/2018/wordml" xmlns:w16du="http://schemas.microsoft.com/office/word/2023/wordml/word16du" xmlns:w16sdtdh="http://schemas.microsoft.com/office/word/2020/wordml/sdtdatahash" xmlns:w16sdtfl="http://schemas.microsoft.com/office/word/2024/wordml/sdtformatlock" xmlns:w16se="http://schemas.microsoft.com/office/word/2015/wordml/symex" xmlns:wpg="http://schemas.microsoft.com/office/word/2010/wordprocessingGroup" xmlns:wpi="http://schemas.microsoft.com/office/word/2010/wordprocessingInk" xmlns:wne="http://schemas.microsoft.com/office/word/2006/wordml" xmlns:wps="http://schemas.microsoft.com/office/word/2010/wordprocessingShape" mc:Ignorable="w14 w15 w16se w16cid w16 w16cex w16sdtdh w16sdtfl w16du wp14">
+<w:glossaryDocument xmlns:wpc="http://schemas.microsoft.com/office/word/2010/wordprocessingCanvas" xmlns:cx="http://schemas.microsoft.com/office/drawing/2014/chartex" xmlns:cx1="http://schemas.microsoft.com/office/drawing/2015/9/8/chartex" xmlns:cx2="http://schemas.microsoft.com/office/drawing/2015/10/21/chartex" xmlns:cx3="http://schemas.microsoft.com/office/drawing/2016/5/9/chartex" xmlns:cx4="http://schemas.microsoft.com/office/drawing/2016/5/10/chartex" xmlns:cx5="http://schemas.microsoft.com/office/drawing/2016/5/11/chartex" xmlns:cx6="http://schemas.microsoft.com/office/drawing/2016/5/12/chartex" xmlns:cx7="http://schemas.microsoft.com/office/drawing/2016/5/13/chartex" xmlns:cx8="http://schemas.microsoft.com/office/drawing/2016/5/14/chartex" xmlns:mc="http://schemas.openxmlformats.org/markup-compatibility/2006" xmlns:aink="http://schemas.microsoft.com/office/drawing/2016/ink" xmlns:am3d="http://schemas.microsoft.com/office/drawing/2017/model3d" xmlns:o="urn:schemas-microsoft-com:office:office" xmlns:oel="http://schemas.microsoft.com/office/2019/extlst" xmlns:r="http://schemas.openxmlformats.org/officeDocument/2006/relationships" xmlns:m="http://schemas.openxmlformats.org/officeDocument/2006/math" xmlns:v="urn:schemas-microsoft-com:vml" xmlns:wp14="http://schemas.microsoft.com/office/word/2010/wordprocessingDrawing" xmlns:wp="http://schemas.openxmlformats.org/drawingml/2006/wordprocessingDrawing" xmlns:w10="urn:schemas-microsoft-com:office:word" xmlns:w="http://schemas.openxmlformats.org/wordprocessingml/2006/main" xmlns:w14="http://schemas.microsoft.com/office/word/2010/wordml" xmlns:w15="http://schemas.microsoft.com/office/word/2012/wordml" xmlns:w16cei="http://schemas.microsoft.com/office/word/2026/wordml/cei" xmlns:w16cex="http://schemas.microsoft.com/office/word/2018/wordml/cex" xmlns:w16cid="http://schemas.microsoft.com/office/word/2016/wordml/cid" xmlns:w16="http://schemas.microsoft.com/office/word/2018/wordml" xmlns:w16du="http://schemas.microsoft.com/office/word/2023/wordml/word16du" xmlns:w16sdtdh="http://schemas.microsoft.com/office/word/2020/wordml/sdtdatahash" xmlns:w16sdtfl="http://schemas.microsoft.com/office/word/2024/wordml/sdtformatlock" xmlns:w16se="http://schemas.microsoft.com/office/word/2015/wordml/symex" xmlns:wpg="http://schemas.microsoft.com/office/word/2010/wordprocessingGroup" xmlns:wpi="http://schemas.microsoft.com/office/word/2010/wordprocessingInk" xmlns:wne="http://schemas.microsoft.com/office/word/2006/wordml" xmlns:wps="http://schemas.microsoft.com/office/word/2010/wordprocessingShape" mc:Ignorable="w14 w15 w16se w16cid w16 w16cex w16sdtdh w16sdtfl w16du wp14">
   <w:docParts>
     <w:docPart>
       <w:docPartPr>
@@ -6077,7 +4974,10 @@
     <w:rsidRoot w:val="00F83B99"/>
     <w:rsid w:val="000563C6"/>
     <w:rsid w:val="0034286D"/>
+    <w:rsid w:val="00614FB4"/>
+    <w:rsid w:val="006F489C"/>
     <w:rsid w:val="007A75D3"/>
+    <w:rsid w:val="008E7FCD"/>
     <w:rsid w:val="00940B72"/>
     <w:rsid w:val="00AA2B58"/>
     <w:rsid w:val="00D36141"/>
@@ -6538,7 +5438,7 @@
     <w:basedOn w:val="DefaultParagraphFont"/>
     <w:uiPriority w:val="99"/>
     <w:semiHidden/>
-    <w:rsid w:val="00F83B99"/>
+    <w:rsid w:val="006F489C"/>
     <w:rPr>
       <w:color w:val="808080"/>
     </w:rPr>
@@ -6582,6 +5482,13 @@
   <w:style w:type="paragraph" w:customStyle="1" w:styleId="10B18E04C0F9466399E720C67D4F433B">
     <w:name w:val="10B18E04C0F9466399E720C67D4F433B"/>
     <w:rsid w:val="00F83B99"/>
+  </w:style>
+  <w:style w:type="paragraph" w:customStyle="1" w:styleId="99346FA8F71D4F3896F53E1FAFA934D1">
+    <w:name w:val="99346FA8F71D4F3896F53E1FAFA934D1"/>
+    <w:rsid w:val="006F489C"/>
+    <w:rPr>
+      <w:lang w:val="en-DK" w:eastAsia="en-DK"/>
+    </w:rPr>
   </w:style>
 </w:styles>
 </file>
@@ -6960,9 +5867,7 @@
 </we:webextension>
 </file>
 
-<file path=customXml/item1.xml>��< ? x m l   v e r s i o n = " 1 . 0 "   e n c o d i n g = " u t f - 1 6 " ? > - 
- < N a v W o r d R e p o r t X m l P a r t   x m l n s = " u r n : m i c r o s o f t - d y n a m i c s - b u s i n e s s c e n t r a l / i n t e r n a l / e x t e n d e d / r e p o r t s / S t a n d a r d _ S t a t e m e n t / 1 3 1 6 / " > +<file path=customXml/item1.xml>��< ? x m l   v e r s i o n = " 1 . 0 "   e n c o d i n g = " u t f - 1 6 " ? > < N a v W o r d R e p o r t X m l P a r t   x m l n s = " u r n : m i c r o s o f t - d y n a m i c s - n a v / r e p o r t s / S t a n d a r d _ S t a t e m e n t / 1 3 1 6 / " >   
      < B C R e p o r t I n f o r m a t i o n >   
@@ -7026,465 +5931,233 @@
  
          < / R e p o r t R e q u e s t >   
-         < C o m p a n y M e t a d a t a > - 
-             < C o m p a n y N a m e > C o m p a n y   N a m e < / C o m p a n y N a m e > - 
-             < C o m p a n y D i s p l a y N a m e > C o m p a n y   D i s p l a y   N a m e < / C o m p a n y D i s p l a y N a m e > - 
-             < C o m p a n y A d d r e s s L i n e s > - 
-                 < C o m p a n y A d d r e s s L i n e > C o m p a n y   A d d r e s s   L i n e   1 < / C o m p a n y A d d r e s s L i n e > - 
-                 < C o m p a n y A d d r e s s L i n e > C o m p a n y   A d d r e s s   L i n e   2 < / C o m p a n y A d d r e s s L i n e > - 
-                 < C o m p a n y A d d r e s s L i n e > C o m p a n y   A d d r e s s   L i n e   3 < / C o m p a n y A d d r e s s L i n e > - 
-                 < C o m p a n y A d d r e s s L i n e > C o m p a n y   A d d r e s s   L i n e   4 < / C o m p a n y A d d r e s s L i n e > - 
-                 < C o m p a n y A d d r e s s L i n e > C o m p a n y   A d d r e s s   L i n e   5 < / C o m p a n y A d d r e s s L i n e > - 
-                 < C o m p a n y A d d r e s s L i n e > C o m p a n y   A d d r e s s   L i n e   6 < / C o m p a n y A d d r e s s L i n e > - 
-                 < C o m p a n y A d d r e s s L i n e > C o m p a n y   A d d r e s s   L i n e   7 < / C o m p a n y A d d r e s s L i n e > - 
-                 < C o m p a n y A d d r e s s L i n e > C o m p a n y   A d d r e s s   L i n e   8 < / C o m p a n y A d d r e s s L i n e > - 
-             < / C o m p a n y A d d r e s s L i n e s > - 
-             < C o m p a n y P h o n e > C o m p a n y   P h o n e < / C o m p a n y P h o n e > - 
-             < C o m p a n y P h o n e C a p t i o n > C o m p a n y   P h o n e   C a p t i o n < / C o m p a n y P h o n e C a p t i o n > - 
-             < C o m p a n y F a x N o > C o m p a n y   F a x   N o . < / C o m p a n y F a x N o > - 
-             < C o m p a n y F a x N o C a p t i o n > C o m p a n y   F a x   N o .   C a p t i o n < / C o m p a n y F a x N o C a p t i o n > - 
-             < C o m p a n y E m a i l > C o m p a n y   E m a i l < / C o m p a n y E m a i l > - 
-             < C o m p a n y E m a i l C a p t i o n > C o m p a n y   E m a i l   C a p t i o n < / C o m p a n y E m a i l C a p t i o n > - 
-             < C o m p a n y H o m e P a g e > C o m p a n y   H o m e   P a g e < / C o m p a n y H o m e P a g e > - 
-             < C o m p a n y H o m e P a g e C a p t i o n > C o m p a n y   H o m e   P a g e   C a p t i o n < / C o m p a n y H o m e P a g e C a p t i o n > - 
-             < C o m p a n y L o g o > C o m p a n y   L o g o < / C o m p a n y L o g o > - 
-             < C o m p a n y V A T R e g i s t r a t i o n N o > C o m p a n y   V A T   R e g i s t r a t i o n   N o . < / C o m p a n y V A T R e g i s t r a t i o n N o > - 
-             < C o m p a n y V A T R e g i s t r a t i o n N o C a p t i o n > C o m p a n y   V A T   R e g i s t r a t i o n   N o .   C a p t i o n < / C o m p a n y V A T R e g i s t r a t i o n N o C a p t i o n > - 
-             < C o m p a n y R e g i s t r a t i o n N o > C o m p a n y   R e g i s t r a t i o n   N o . < / C o m p a n y R e g i s t r a t i o n N o > - 
-             < C o m p a n y R e g i s t r a t i o n N o C a p t i o n > C o m p a n y   R e g i s t r a t i o n   N o .   C a p t i o n < / C o m p a n y R e g i s t r a t i o n N o C a p t i o n > - 
-             < C o m p a n y B a n k N a m e > C o m p a n y   B a n k   N a m e < / C o m p a n y B a n k N a m e > - 
-             < C o m p a n y B a n k N a m e C a p t i o n > C o m p a n y   B a n k   N a m e   C a p t i o n < / C o m p a n y B a n k N a m e C a p t i o n > - 
-             < C o m p a n y B a n k A c c o u n t N o > C o m p a n y   B a n k   A c c o u n t   N o . < / C o m p a n y B a n k A c c o u n t N o > - 
-             < C o m p a n y B a n k A c c o u n t N o C a p t i o n > C o m p a n y   B a n k   A c c o u n t   N o .   C a p t i o n < / C o m p a n y B a n k A c c o u n t N o C a p t i o n > - 
-             < C o m p a n y B a n k B r a n c h N o > C o m p a n y   B a n k   B r a n c h   N o . < / C o m p a n y B a n k B r a n c h N o > - 
-             < C o m p a n y B a n k B r a n c h N o C a p t i o n > C o m p a n y   B a n k   B r a n c h   N o .   C a p t i o n < / C o m p a n y B a n k B r a n c h N o C a p t i o n > - 
-             < C o m p a n y I B A N > C o m p a n y   I B A N < / C o m p a n y I B A N > - 
-             < C o m p a n y I B A N C a p t i o n > C o m p a n y   I B A N   C a p t i o n < / C o m p a n y I B A N C a p t i o n > - 
-             < C o m p a n y B a n k S W I F T > C o m p a n y   B a n k   S W I F T < / C o m p a n y B a n k S W I F T > - 
-             < C o m p a n y B a n k S W I F T C a p t i o n > C o m p a n y   B a n k   S W I F T   C a p t i o n < / C o m p a n y B a n k S W I F T C a p t i o n > - 
-             < C o m p a n y G i r o N o > C o m p a n y   G i r o   N o . < / C o m p a n y G i r o N o > - 
-             < C o m p a n y G i r o N o C a p t i o n > C o m p a n y   G i r o   N o .   C a p t i o n < / C o m p a n y G i r o N o C a p t i o n > - 
-         < / C o m p a n y M e t a d a t a > - 
      < / B C R e p o r t I n f o r m a t i o n >   
-     < T o o l t i p s > - 
-         < T o o l t i p   c o l u m n = " N o _ C u s t "   E l e m e n t I d = " 6 0 3 9 7 0 8 4 6 " > - 
-             < T o o l t i p T e x t   l a n g = " e n - U S " > S p e c i f i e s   t h e   n u m b e r   o f   t h e   c u s t o m e r .   T h e   f i e l d   i s   e i t h e r   f i l l e d   a u t o m a t i c a l l y   f r o m   a   d e f i n e d   n u m b e r   s e r i e s ,   o r   y o u   e n t e r   t h e   n u m b e r   m a n u a l l y   b e c a u s e   y o u   h a v e   e n a b l e d   m a n u a l   n u m b e r   e n t r y   i n   t h e   n u m b e r - s e r i e s   s e t u p . < / T o o l t i p T e x t > - 
-         < / T o o l t i p > - 
-         < T o o l t i p   c o l u m n = " C o m p a n y P i c t u r e "   E l e m e n t I d = " 1 3 9 7 4 1 1 0 7 4 " > - 
-             < T o o l t i p T e x t   l a n g = " e n - U S " > S p e c i f i e s   t h e   p i c t u r e   t h a t   h a s   b e e n   s e t   u p   f o r   t h e   c o m p a n y ,   s u c h   a s   a   c o m p a n y   l o g o . < / T o o l t i p T e x t > - 
-         < / T o o l t i p > - 
-         < T o o l t i p   c o l u m n = " C o m p a n y I n f o 1 P i c t u r e "   E l e m e n t I d = " 1 0 1 8 2 0 6 5 0 3 " > - 
-             < T o o l t i p T e x t   l a n g = " e n - U S " > S p e c i f i e s   t h e   p i c t u r e   t h a t   h a s   b e e n   s e t   u p   f o r   t h e   c o m p a n y ,   s u c h   a s   a   c o m p a n y   l o g o . < / T o o l t i p T e x t > - 
-         < / T o o l t i p > - 
-         < T o o l t i p   c o l u m n = " C o m p a n y I n f o 2 P i c t u r e "   E l e m e n t I d = " 9 8 9 6 7 0 4 7 4 " > - 
-             < T o o l t i p T e x t   l a n g = " e n - U S " > S p e c i f i e s   t h e   p i c t u r e   t h a t   h a s   b e e n   s e t   u p   f o r   t h e   c o m p a n y ,   s u c h   a s   a   c o m p a n y   l o g o . < / T o o l t i p T e x t > - 
-         < / T o o l t i p > - 
-         < T o o l t i p   c o l u m n = " C o m p a n y I n f o 3 P i c t u r e "   E l e m e n t I d = " 5 7 9 7 0 4 0 5 9 " > - 
-             < T o o l t i p T e x t   l a n g = " e n - U S " > S p e c i f i e s   t h e   p i c t u r e   t h a t   h a s   b e e n   s e t   u p   f o r   t h e   c o m p a n y ,   s u c h   a s   a   c o m p a n y   l o g o . < / T o o l t i p T e x t > - 
-         < / T o o l t i p > - 
-         < T o o l t i p   c o l u m n = " P h o n e N o _ C o m p a n y I n f o "   E l e m e n t I d = " 1 6 0 6 4 2 8 3 9 4 " > - 
-             < T o o l t i p T e x t   l a n g = " e n - U S " > S p e c i f i e s   t h e   c o m p a n y ' s   t e l e p h o n e   n u m b e r . < / T o o l t i p T e x t > - 
-         < / T o o l t i p > - 
-         < T o o l t i p   c o l u m n = " C o m p a n y I n f o E m a i l "   E l e m e n t I d = " 9 1 4 8 1 2 2 4 0 " > - 
-             < T o o l t i p T e x t   l a n g = " e n - U S " > S p e c i f i e s   t h e   c o m p a n y ' s   e m a i l   a d d r e s s . < / T o o l t i p T e x t > - 
-         < / T o o l t i p > - 
-         < T o o l t i p   c o l u m n = " C o m p a n y I n f o H o m e P a g e "   E l e m e n t I d = " 1 5 3 0 3 1 7 4 4 0 " > - 
-             < T o o l t i p T e x t   l a n g = " e n - U S " > S p e c i f i e s   y o u r   c o m p a n y ' s   w e b   s i t e . < / T o o l t i p T e x t > - 
-         < / T o o l t i p > - 
-         < T o o l t i p   c o l u m n = " V A T R e g N o _ C o m p a n y I n f o "   E l e m e n t I d = " 9 4 4 0 2 9 3 7 7 " > - 
-             < T o o l t i p T e x t   l a n g = " e n - U S " > S p e c i f i e s   t h e   c o m p a n y ' s   V A T   r e g i s t r a t i o n   n u m b e r . < / T o o l t i p T e x t > - 
-         < / T o o l t i p > - 
-         < T o o l t i p   c o l u m n = " G i r o N o _ C o m p a n y I n f o "   E l e m e n t I d = " 5 6 5 4 8 5 5 1 9 " > - 
-             < T o o l t i p T e x t   l a n g = " e n - U S " > S p e c i f i e s   t h e   c o m p a n y ' s   g i r o   n u m b e r . < / T o o l t i p T e x t > - 
-         < / T o o l t i p > - 
-         < T o o l t i p   c o l u m n = " B a n k N a m e _ C o m p a n y I n f o "   E l e m e n t I d = " 1 9 1 7 2 0 2 0 4 2 " > - 
-             < T o o l t i p T e x t   l a n g = " e n - U S " > S p e c i f i e s   t h e   n a m e   o f   t h e   b a n k   t h e   c o m p a n y   u s e s . < / T o o l t i p T e x t > - 
-         < / T o o l t i p > - 
-         < T o o l t i p   c o l u m n = " B a n k A c c N o _ C o m p a n y I n f o "   E l e m e n t I d = " 8 6 4 5 4 5 9 0 7 " > - 
-             < T o o l t i p T e x t   l a n g = " e n - U S " > S p e c i f i e s   t h e   c o m p a n y ' s   b a n k   a c c o u n t   n u m b e r . < / T o o l t i p T e x t > - 
-         < / T o o l t i p > - 
-         < T o o l t i p   c o l u m n = " N o 1 _ C u s t "   E l e m e n t I d = " 9 1 2 7 7 0 5 0 9 " > - 
-             < T o o l t i p T e x t   l a n g = " e n - U S " > S p e c i f i e s   t h e   n u m b e r   o f   t h e   c u s t o m e r .   T h e   f i e l d   i s   e i t h e r   f i l l e d   a u t o m a t i c a l l y   f r o m   a   d e f i n e d   n u m b e r   s e r i e s ,   o r   y o u   e n t e r   t h e   n u m b e r   m a n u a l l y   b e c a u s e   y o u   h a v e   e n a b l e d   m a n u a l   n u m b e r   e n t r y   i n   t h e   n u m b e r - s e r i e s   s e t u p . < / T o o l t i p T e x t > - 
-         < / T o o l t i p > - 
-         < T o o l t i p   c o l u m n = " D o c N o _ D t l d C u s t L e d g E n t r i e s "   E l e m e n t I d = " 2 2 4 2 9 8 6 5 4 " > - 
-             < T o o l t i p T e x t   l a n g = " e n - U S " > S p e c i f i e s   t h e   d o c u m e n t   n u m b e r   o f   t h e   t r a n s a c t i o n   t h a t   c r e a t e d   t h e   e n t r y . < / T o o l t i p T e x t > - 
-         < / T o o l t i p > - 
-         < T o o l t i p   c o l u m n = " C u r r C o d e _ D t l d C u s t L e d g E n t r i e s "   E l e m e n t I d = " 3 2 7 0 9 9 9 8 4 " > - 
-             < T o o l t i p T e x t   l a n g = " e n - U S " > S p e c i f i e s   t h e   c o d e   f o r   t h e   c u r r e n c y   i f   t h e   a m o u n t   i s   i n   a   f o r e i g n   c u r r e n c y . < / T o o l t i p T e x t > - 
-         < / T o o l t i p > - 
-         < T o o l t i p   c o l u m n = " A m t _ D t l d C u s t L e d g E n t r i e s "   E l e m e n t I d = " 8 9 7 9 8 5 1 7 9 " > - 
-             < T o o l t i p T e x t   l a n g = " e n - U S " > S p e c i f i e s   t h e   a m o u n t   o f   t h e   d e t a i l e d   c u s t o m e r   l e d g e r   e n t r y . < / T o o l t i p T e x t > - 
-         < / T o o l t i p > - 
-         < T o o l t i p   c o l u m n = " C u r r e n c y 2 C o d e "   E l e m e n t I d = " 4 6 5 9 9 3 8 2 7 " > - 
-             < T o o l t i p T e x t   l a n g = " e n - U S " > S p e c i f i e s   a   c u r r e n c y   c o d e   t h a t   y o u   c a n   s e l e c t .   T h e   c o d e   m u s t   c o m p l y   w i t h   I S O   4 2 1 7 . < / T o o l t i p T e x t > - 
-         < / T o o l t i p > - 
-         < T o o l t i p   c o l u m n = " R e m a i n A m t _ C u s t L e d g E n t r y 2 "   E l e m e n t I d = " 7 5 6 3 4 5 4 1 3 " > - 
-             < T o o l t i p T e x t   l a n g = " e n - U S " > S p e c i f i e s   t h e   a m o u n t   t h a t   r e m a i n s   t o   b e   a p p l i e d   t o   b e f o r e   t h e   e n t r y   h a s   b e e n   c o m p l e t e l y   a p p l i e d . < / T o o l t i p T e x t > - 
-         < / T o o l t i p > - 
-         < T o o l t i p   c o l u m n = " D o c N o _ C u s t L e d g E n t r y 2 "   E l e m e n t I d = " 5 1 0 9 1 4 9 4 " > - 
-             < T o o l t i p T e x t   l a n g = " e n - U S " > S p e c i f i e s   t h e   e n t r y ' s   d o c u m e n t   n u m b e r . < / T o o l t i p T e x t > - 
-         < / T o o l t i p > - 
-         < T o o l t i p   c o l u m n = " D e s c _ C u s t L e d g E n t r y 2 "   E l e m e n t I d = " 4 0 4 4 4 3 7 9 8 " > - 
-             < T o o l t i p T e x t   l a n g = " e n - U S " > S p e c i f i e s   a   d e s c r i p t i o n   o f   t h e   c u s t o m e r   e n t r y . < / T o o l t i p T e x t > - 
-         < / T o o l t i p > - 
-         < T o o l t i p   c o l u m n = " Y o u r R e f e r e n c e _ C u s t L e d g E n t r y 2 "   E l e m e n t I d = " 2 0 5 5 4 0 4 3 9 5 " > - 
-             < T o o l t i p T e x t   l a n g = " e n - U S " > S p e c i f i e s   t h e   c u s t o m e r ' s   r e f e r e n c e . < / T o o l t i p T e x t > - 
-         < / T o o l t i p > - 
-         < T o o l t i p   c o l u m n = " O r i g i n a l A m t _ C u s t L e d g E n t r y 2 "   E l e m e n t I d = " 6 5 4 0 4 5 0 9 8 " > - 
-             < T o o l t i p T e x t   l a n g = " e n - U S " > S p e c i f i e s   t h e   a m o u n t   o f   t h e   o r i g i n a l   e n t r y . < / T o o l t i p T e x t > - 
-         < / T o o l t i p > - 
-         < T o o l t i p   c o l u m n = " C u r r C o d e _ C u s t L e d g E n t r y 2 "   E l e m e n t I d = " 1 5 8 9 5 4 6 2 6 8 " > - 
-             < T o o l t i p T e x t   l a n g = " e n - U S " > S p e c i f i e s   t h e   c u r r e n c y   c o d e   f o r   t h e   a m o u n t   o n   t h e   l i n e . < / T o o l t i p T e x t > - 
-         < / T o o l t i p > - 
-         < T o o l t i p   c o l u m n = " C u r r e n c y 2 C o d e _ C u s t L e d g E n t r y 2 "   E l e m e n t I d = " 1 4 2 6 8 6 9 3 0 3 " > - 
-             < T o o l t i p T e x t   l a n g = " e n - U S " > S p e c i f i e s   a   c u r r e n c y   c o d e   t h a t   y o u   c a n   s e l e c t .   T h e   c o d e   m u s t   c o m p l y   w i t h   I S O   4 2 1 7 . < / T o o l t i p T e x t > - 
-         < / T o o l t i p > - 
-         < T o o l t i p   c o l u m n = " C u s t N o _ C u s t L e d g E n t r y 2 "   E l e m e n t I d = " 1 3 5 3 0 8 9 7 4 5 " > - 
-             < T o o l t i p T e x t   l a n g = " e n - U S " > S p e c i f i e s   t h e   c u s t o m e r   a c c o u n t   n u m b e r   t h a t   t h e   e n t r y   i s   l i n k e d   t o . < / T o o l t i p T e x t > - 
-         < / T o o l t i p > - 
-     < / T o o l t i p s > - 
-     < C u s t o m e r   E l e m e n t T y p e = " D a t a I t e m "   E l e m e n t I d = " 1 5 2 5 1 9 1 9 9 " > - 
-         < N o _ C u s t   E l e m e n t T y p e = " C o l u m n "   E l e m e n t I d = " 6 0 3 9 7 0 8 4 6 "   D a t a T y p e = " C o d e " > N o _ C u s t < / N o _ C u s t > - 
-         < I n t e g e r   E l e m e n t T y p e = " D a t a I t e m "   E l e m e n t I d = " 1 7 3 5 6 9 8 6 1 9 " > - 
-             < B a n k A c c N o _ C o m p a n y I n f o   E l e m e n t T y p e = " C o l u m n "   E l e m e n t I d = " 8 6 4 5 4 5 9 0 7 "   D a t a T y p e = " T e x t " > B a n k A c c N o _ C o m p a n y I n f o < / B a n k A c c N o _ C o m p a n y I n f o > - 
-             < B a n k A c c N o _ C o m p a n y I n f o C a p t i o n   E l e m e n t T y p e = " C o l u m n "   E l e m e n t I d = " 1 9 1 8 8 5 3 8 1 3 "   D a t a T y p e = " L a b e l " > B a n k A c c N o _ C o m p a n y I n f o C a p t i o n < / B a n k A c c N o _ C o m p a n y I n f o C a p t i o n > - 
-             < B a n k N a m e _ C o m p a n y I n f o   E l e m e n t T y p e = " C o l u m n "   E l e m e n t I d = " 1 9 1 7 2 0 2 0 4 2 "   D a t a T y p e = " T e x t " > B a n k N a m e _ C o m p a n y I n f o < / B a n k N a m e _ C o m p a n y I n f o > - 
-             < B a n k N a m e _ C o m p a n y I n f o C a p t i o n   E l e m e n t T y p e = " C o l u m n "   E l e m e n t I d = " 1 6 0 4 3 0 7 5 8 8 "   D a t a T y p e = " L a b e l " > B a n k N a m e _ C o m p a n y I n f o C a p t i o n < / B a n k N a m e _ C o m p a n y I n f o C a p t i o n > - 
-             < C o m p a n y A d d r 1   E l e m e n t T y p e = " C o l u m n "   E l e m e n t I d = " 8 8 5 0 9 6 1 0 4 "   D a t a T y p e = " T e x t " > C o m p a n y A d d r 1 < / C o m p a n y A d d r 1 > - 
-             < C o m p a n y A d d r 2   E l e m e n t T y p e = " C o l u m n "   E l e m e n t I d = " 1 0 2 7 9 9 3 7 4 7 "   D a t a T y p e = " T e x t " > C o m p a n y A d d r 2 < / C o m p a n y A d d r 2 > - 
-             < C o m p a n y A d d r 3   E l e m e n t T y p e = " C o l u m n "   E l e m e n t I d = " 3 9 0 2 9 7 1 3 0 "   D a t a T y p e = " T e x t " > C o m p a n y A d d r 3 < / C o m p a n y A d d r 3 > - 
-             < C o m p a n y A d d r 4   E l e m e n t T y p e = " C o l u m n "   E l e m e n t I d = " 1 9 9 1 5 8 0 3 1 5 "   D a t a T y p e = " T e x t " > C o m p a n y A d d r 4 < / C o m p a n y A d d r 4 > - 
-             < C o m p a n y A d d r 5   E l e m e n t T y p e = " C o l u m n "   E l e m e n t I d = " 1 6 6 5 6 9 0 3 6 4 "   D a t a T y p e = " T e x t " > C o m p a n y A d d r 5 < / C o m p a n y A d d r 5 > - 
-             < C o m p a n y A d d r 6   E l e m e n t T y p e = " C o l u m n "   E l e m e n t I d = " 7 1 6 1 8 7 0 8 1 "   D a t a T y p e = " T e x t " > C o m p a n y A d d r 6 < / C o m p a n y A d d r 6 > - 
-             < C o m p a n y A d d r 7   E l e m e n t T y p e = " C o l u m n "   E l e m e n t I d = " 1 3 5 3 8 8 3 6 9 8 "   D a t a T y p e = " T e x t " > C o m p a n y A d d r 7 < / C o m p a n y A d d r 7 > - 
-             < C o m p a n y A d d r 8   E l e m e n t T y p e = " C o l u m n "   E l e m e n t I d = " 1 0 5 4 0 0 5 1 2 7 "   D a t a T y p e = " T e x t " > C o m p a n y A d d r 8 < / C o m p a n y A d d r 8 > - 
-             < C o m p a n y I n f o 1 P i c t u r e   E l e m e n t T y p e = " C o l u m n "   E l e m e n t I d = " 1 0 1 8 2 0 6 5 0 3 "   D a t a T y p e = " B l o b "   / > - 
-             < C o m p a n y I n f o 2 P i c t u r e   E l e m e n t T y p e = " C o l u m n "   E l e m e n t I d = " 9 8 9 6 7 0 4 7 4 "   D a t a T y p e = " B l o b "   / > - 
-             < C o m p a n y I n f o 3 P i c t u r e   E l e m e n t T y p e = " C o l u m n "   E l e m e n t I d = " 5 7 9 7 0 4 0 5 9 "   D a t a T y p e = " B l o b "   / > - 
-             < C o m p a n y I n f o E m a i l   E l e m e n t T y p e = " C o l u m n "   E l e m e n t I d = " 9 1 4 8 1 2 2 4 0 "   D a t a T y p e = " T e x t " > C o m p a n y I n f o E m a i l < / C o m p a n y I n f o E m a i l > - 
-             < C o m p a n y I n f o E m a i l C a p t i o n   E l e m e n t T y p e = " C o l u m n "   E l e m e n t I d = " 1 5 5 2 1 6 7 2 3 0 "   D a t a T y p e = " L a b e l " > C o m p a n y I n f o E m a i l C a p t i o n < / C o m p a n y I n f o E m a i l C a p t i o n > - 
-             < C o m p a n y I n f o H o m e P a g e   E l e m e n t T y p e = " C o l u m n "   E l e m e n t I d = " 1 5 3 0 3 1 7 4 4 0 "   D a t a T y p e = " T e x t " > C o m p a n y I n f o H o m e P a g e < / C o m p a n y I n f o H o m e P a g e > - 
-             < C o m p a n y I n f o H o m e p a g e C a p t i o n   E l e m e n t T y p e = " C o l u m n "   E l e m e n t I d = " 1 5 2 9 8 2 3 8 6 "   D a t a T y p e = " L a b e l " > C o m p a n y I n f o H o m e p a g e C a p t i o n < / C o m p a n y I n f o H o m e p a g e C a p t i o n > - 
-             < C o m p a n y L e g a l O f f i c e   E l e m e n t T y p e = " C o l u m n "   E l e m e n t I d = " 7 1 4 2 5 8 1 1 1 "   D a t a T y p e = " T e x t " > C o m p a n y L e g a l O f f i c e < / C o m p a n y L e g a l O f f i c e > - 
-             < C o m p a n y L e g a l O f f i c e _ L b l   E l e m e n t T y p e = " C o l u m n "   E l e m e n t I d = " 1 5 3 3 1 7 5 1 0 8 "   D a t a T y p e = " T e x t " > C o m p a n y L e g a l O f f i c e _ L b l < / C o m p a n y L e g a l O f f i c e _ L b l > - 
-             < C o m p a n y P i c t u r e   E l e m e n t T y p e = " C o l u m n "   E l e m e n t I d = " 1 3 9 7 4 1 1 0 7 4 "   D a t a T y p e = " B l o b "   / > - 
-             < C u r r R e p o r t P a g e N o C a p t i o n   E l e m e n t T y p e = " C o l u m n "   E l e m e n t I d = " 2 0 2 2 2 2 5 3 5 1 "   D a t a T y p e = " L a b e l " > C u r r R e p o r t P a g e N o C a p t i o n < / C u r r R e p o r t P a g e N o C a p t i o n > - 
-             < C u s t A d d r 1   E l e m e n t T y p e = " C o l u m n "   E l e m e n t I d = " 1 3 6 8 0 2 7 5 2 2 "   D a t a T y p e = " T e x t " > C u s t A d d r 1 < / C u s t A d d r 1 > - 
-             < C u s t A d d r 2   E l e m e n t T y p e = " C o l u m n "   E l e m e n t I d = " 2 0 0 5 7 2 4 1 3 9 "   D a t a T y p e = " T e x t " > C u s t A d d r 2 < / C u s t A d d r 2 > - 
-             < C u s t A d d r 3   E l e m e n t T y p e = " C o l u m n "   E l e m e n t I d = " 1 6 5 1 5 4 6 5 4 0 "   D a t a T y p e = " T e x t " > C u s t A d d r 3 < / C u s t A d d r 3 > - 
-             < C u s t A d d r 4   E l e m e n t T y p e = " C o l u m n "   E l e m e n t I d = " 1 0 1 3 8 4 9 9 2 3 "   D a t a T y p e = " T e x t " > C u s t A d d r 4 < / C u s t A d d r 4 > - 
-             < C u s t A d d r 5   E l e m e n t T y p e = " C o l u m n "   E l e m e n t I d = " 3 7 6 1 5 3 3 0 6 "   D a t a T y p e = " T e x t " > C u s t A d d r 5 < / C u s t A d d r 5 > - 
-             < C u s t A d d r 6   E l e m e n t T y p e = " C o l u m n "   E l e m e n t I d = " 2 6 1 5 4 3 3 1 1 "   D a t a T y p e = " T e x t " > C u s t A d d r 6 < / C u s t A d d r 6 > - 
-             < C u s t A d d r 7   E l e m e n t T y p e = " C o l u m n "   E l e m e n t I d = " 8 9 9 2 3 9 9 2 8 "   D a t a T y p e = " T e x t " > C u s t A d d r 7 < / C u s t A d d r 7 > - 
-             < C u s t A d d r 8   E l e m e n t T y p e = " C o l u m n "   E l e m e n t I d = " 1 5 3 6 9 3 6 5 4 5 "   D a t a T y p e = " T e x t " > C u s t A d d r 8 < / C u s t A d d r 8 > - 
-             < C u s t B a l a n c e C a p t i o n   E l e m e n t T y p e = " C o l u m n "   E l e m e n t I d = " 6 0 8 6 6 1 8 8 4 "   D a t a T y p e = " L a b e l " > C u s t B a l a n c e C a p t i o n < / C u s t B a l a n c e C a p t i o n > - 
-             < D e s c _ C u s t L e d g E n t r y 2 C a p t i o n   E l e m e n t T y p e = " C o l u m n "   E l e m e n t I d = " 1 8 7 4 4 3 7 6 7 2 "   D a t a T y p e = " S t r i n g " > D e s c _ C u s t L e d g E n t r y 2 C a p t i o n < / D e s c _ C u s t L e d g E n t r y 2 C a p t i o n > - 
-             < D o c D a t e C a p t i o n   E l e m e n t T y p e = " C o l u m n "   E l e m e n t I d = " 1 1 5 7 6 2 1 5 3 7 "   D a t a T y p e = " L a b e l " > D o c D a t e C a p t i o n < / D o c D a t e C a p t i o n > - 
-             < D o c N o _ D t l d C u s t L e d g E n t r i e s C a p t i o n   E l e m e n t T y p e = " C o l u m n "   E l e m e n t I d = " 6 0 1 5 1 5 5 5 6 "   D a t a T y p e = " S t r i n g " > D o c N o _ D t l d C u s t L e d g E n t r i e s C a p t i o n < / D o c N o _ D t l d C u s t L e d g E n t r i e s C a p t i o n > - 
-             < D u e D a t e _ C u s t L e d g E n t r y 2 C a p t i o n   E l e m e n t T y p e = " C o l u m n "   E l e m e n t I d = " 8 1 9 2 8 5 8 5 "   D a t a T y p e = " L a b e l " > D u e D a t e _ C u s t L e d g E n t r y 2 C a p t i o n < / D u e D a t e _ C u s t L e d g E n t r y 2 C a p t i o n > - 
-             < E n d D a t e   E l e m e n t T y p e = " C o l u m n "   E l e m e n t I d = " 1 3 0 2 0 8 2 6 1 0 "   D a t a T y p e = " S t r i n g " > E n d D a t e < / E n d D a t e > - 
-             < E n d D a t e C a p t i o n   E l e m e n t T y p e = " C o l u m n "   E l e m e n t I d = " 1 3 5 3 1 9 2 8 0 "   D a t a T y p e = " L a b e l " > E n d D a t e C a p t i o n < / E n d D a t e C a p t i o n > - 
-             < G i r o N o _ C o m p a n y I n f o   E l e m e n t T y p e = " C o l u m n "   E l e m e n t I d = " 5 6 5 4 8 5 5 1 9 "   D a t a T y p e = " T e x t " > G i r o N o _ C o m p a n y I n f o < / G i r o N o _ C o m p a n y I n f o > - 
-             < G i r o N o _ C o m p a n y I n f o C a p t i o n   E l e m e n t T y p e = " C o l u m n "   E l e m e n t I d = " 1 6 5 8 5 3 3 3 6 9 "   D a t a T y p e = " L a b e l " > G i r o N o _ C o m p a n y I n f o C a p t i o n < / G i r o N o _ C o m p a n y I n f o C a p t i o n > - 
-             < L a s t S t a t m n t N o _ C u s t   E l e m e n t T y p e = " C o l u m n "   E l e m e n t I d = " 1 3 8 8 0 8 0 0 2 9 "   D a t a T y p e = " S t r i n g " > L a s t S t a t m n t N o _ C u s t < / L a s t S t a t m n t N o _ C u s t > - 
-             < L a s t S t a t m n t N o _ C u s t C a p t i o n   E l e m e n t T y p e = " C o l u m n "   E l e m e n t I d = " 8 9 2 5 6 7 8 3 5 "   D a t a T y p e = " L a b e l " > L a s t S t a t m n t N o _ C u s t C a p t i o n < / L a s t S t a t m n t N o _ C u s t C a p t i o n > - 
-             < N o 1 _ C u s t   E l e m e n t T y p e = " C o l u m n "   E l e m e n t I d = " 9 1 2 7 7 0 5 0 9 "   D a t a T y p e = " C o d e " > N o 1 _ C u s t < / N o 1 _ C u s t > - 
-             < N o 1 _ C u s t C a p t i o n   E l e m e n t T y p e = " C o l u m n "   E l e m e n t I d = " 1 6 6 1 8 9 3 3 9 7 "   D a t a T y p e = " L a b e l " > N o 1 _ C u s t C a p t i o n < / N o 1 _ C u s t C a p t i o n > - 
-             < O r i g i n a l A m t _ C u s t L e d g E n t r y 2 C a p t i o n   E l e m e n t T y p e = " C o l u m n "   E l e m e n t I d = " 8 4 8 8 4 4 3 9 2 "   D a t a T y p e = " S t r i n g " > O r i g i n a l A m t _ C u s t L e d g E n t r y 2 C a p t i o n < / O r i g i n a l A m t _ C u s t L e d g E n t r y 2 C a p t i o n > - 
-             < P h o n e N o _ C o m p a n y I n f o   E l e m e n t T y p e = " C o l u m n "   E l e m e n t I d = " 1 6 0 6 4 2 8 3 9 4 "   D a t a T y p e = " T e x t " > P h o n e N o _ C o m p a n y I n f o < / P h o n e N o _ C o m p a n y I n f o > - 
-             < P h o n e N o _ C o m p a n y I n f o C a p t i o n   E l e m e n t T y p e = " C o l u m n "   E l e m e n t I d = " 1 8 7 6 0 4 7 7 0 4 "   D a t a T y p e = " L a b e l " > P h o n e N o _ C o m p a n y I n f o C a p t i o n < / P h o n e N o _ C o m p a n y I n f o C a p t i o n > - 
-             < P o s t D a t e _ D t l d C u s t L e d g E n t r i e s C a p t i o n   E l e m e n t T y p e = " C o l u m n "   E l e m e n t I d = " 1 0 3 3 1 2 5 4 2 5 "   D a t a T y p e = " L a b e l " > P o s t D a t e _ D t l d C u s t L e d g E n t r i e s C a p t i o n < / P o s t D a t e _ D t l d C u s t L e d g E n t r i e s C a p t i o n > - 
-             < R e m a i n A m t C u s t L e d g E n t r y 2 C a p t i o n   E l e m e n t T y p e = " C o l u m n "   E l e m e n t I d = " 1 6 3 2 7 0 6 4 0 6 "   D a t a T y p e = " S t r i n g " > R e m a i n A m t C u s t L e d g E n t r y 2 C a p t i o n < / R e m a i n A m t C u s t L e d g E n t r y 2 C a p t i o n > - 
-             < S t a r t D a t e   E l e m e n t T y p e = " C o l u m n "   E l e m e n t I d = " 1 4 5 7 6 6 9 4 1 7 "   D a t a T y p e = " S t r i n g " > S t a r t D a t e < / S t a r t D a t e > - 
-             < S t a r t D a t e C a p t i o n   E l e m e n t T y p e = " C o l u m n "   E l e m e n t I d = " 1 9 8 0 7 4 5 8 7 1 "   D a t a T y p e = " L a b e l " > S t a r t D a t e C a p t i o n < / S t a r t D a t e C a p t i o n > - 
-             < S t a t e m e n t C a p t i o n   E l e m e n t T y p e = " C o l u m n "   E l e m e n t I d = " 2 3 9 3 8 2 "   D a t a T y p e = " L a b e l " > S t a t e m e n t C a p t i o n < / S t a t e m e n t C a p t i o n > - 
-             < T o d a y F o r m a t t e d   E l e m e n t T y p e = " C o l u m n "   E l e m e n t I d = " 2 7 0 4 5 1 4 0 "   D a t a T y p e = " S t r i n g " > T o d a y F o r m a t t e d < / T o d a y F o r m a t t e d > - 
-             < V A T R e g N o _ C o m p a n y I n f o   E l e m e n t T y p e = " C o l u m n "   E l e m e n t I d = " 9 4 4 0 2 9 3 7 7 "   D a t a T y p e = " T e x t " > V A T R e g N o _ C o m p a n y I n f o < / V A T R e g N o _ C o m p a n y I n f o > - 
-             < V A T R e g N o _ C o m p a n y I n f o C a p t i o n   E l e m e n t T y p e = " C o l u m n "   E l e m e n t I d = " 1 1 9 3 2 7 6 3 7 5 "   D a t a T y p e = " L a b e l " > V A T R e g N o _ C o m p a n y I n f o C a p t i o n < / V A T R e g N o _ C o m p a n y I n f o C a p t i o n > - 
-             < C u r r e n c y L o o p   E l e m e n t T y p e = " D a t a I t e m "   E l e m e n t I d = " 1 3 0 4 5 2 2 1 9 8 " > - 
-                 < T o t a l _ C a p t i o n 2   E l e m e n t T y p e = " C o l u m n "   E l e m e n t I d = " 1 9 9 1 3 0 2 6 0 "   D a t a T y p e = " L a b e l " > T o t a l _ C a p t i o n 2 < / T o t a l _ C a p t i o n 2 > - 
-                 < C u s t L e d g E n t r y H d r   E l e m e n t T y p e = " D a t a I t e m "   E l e m e n t I d = " 9 4 2 7 0 7 9 3 2 " > - 
-                     < C u r r e n c y 2 C o d e _ C u s t L e d g E n t r y H d r   E l e m e n t T y p e = " C o l u m n "   E l e m e n t I d = " 1 3 4 9 2 7 9 6 1 1 "   D a t a T y p e = " S t r i n g " > C u r r e n c y 2 C o d e _ C u s t L e d g E n t r y H d r < / C u r r e n c y 2 C o d e _ C u s t L e d g E n t r y H d r > - 
-                     < C u r r e n c y C o d e 3   E l e m e n t T y p e = " C o l u m n "   E l e m e n t I d = " 6 1 8 1 4 2 9 0 8 "   D a t a T y p e = " C o d e " > C u r r e n c y C o d e 3 < / C u r r e n c y C o d e 3 > - 
-                     < C u s t B a l a n c e _ C u s t L e d g E n t r y H d r   E l e m e n t T y p e = " C o l u m n "   E l e m e n t I d = " 4 9 7 1 9 1 3 5 6 "   D a t a T y p e = " D e c i m a l " > C u s t B a l a n c e _ C u s t L e d g E n t r y H d r < / C u s t B a l a n c e _ C u s t L e d g E n t r y H d r > - 
-                     < D t l d C u s t L e d g E n t r y T y p e   E l e m e n t T y p e = " C o l u m n "   E l e m e n t I d = " 8 9 2 0 6 7 4 8 6 "   D a t a T y p e = " S t r i n g " > D t l d C u s t L e d g E n t r y T y p e < / D t l d C u s t L e d g E n t r y T y p e > - 
-                     < E n t r i e s E x i s t s   E l e m e n t T y p e = " C o l u m n "   E l e m e n t I d = " 1 8 9 9 2 2 0 4 1 "   D a t a T y p e = " B o o l e a n " > E n t r i e s E x i s t s < / E n t r i e s E x i s t s > - 
-                     < I s N e w C u s t C u r r e n c y G r o u p   E l e m e n t T y p e = " C o l u m n "   E l e m e n t I d = " 1 1 6 2 5 3 5 5 3 8 "   D a t a T y p e = " B o o l e a n " > I s N e w C u s t C u r r e n c y G r o u p < / I s N e w C u s t C u r r e n c y G r o u p > - 
-                     < P r i n t L i n e   E l e m e n t T y p e = " C o l u m n "   E l e m e n t I d = " 5 9 8 4 7 9 9 9 0 "   D a t a T y p e = " B o o l e a n " > P r i n t L i n e < / P r i n t L i n e > - 
-                     < S t a r t B a l a n c e   E l e m e n t T y p e = " C o l u m n "   E l e m e n t I d = " 3 2 9 4 8 3 5 7 9 "   D a t a T y p e = " D e c i m a l " > S t a r t B a l a n c e < / S t a r t B a l a n c e > - 
-                     < D t l d C u s t L e d g E n t r i e s   E l e m e n t T y p e = " D a t a I t e m "   E l e m e n t I d = " 1 1 1 1 4 6 3 1 7 2 " > - 
-                         < A m t _ D t l d C u s t L e d g E n t r i e s   E l e m e n t T y p e = " C o l u m n "   E l e m e n t I d = " 8 9 7 9 8 5 1 7 9 "   D a t a T y p e = " D e c i m a l " > A m t _ D t l d C u s t L e d g E n t r i e s < / A m t _ D t l d C u s t L e d g E n t r i e s > - 
-                         < C u r r C o d e _ D t l d C u s t L e d g E n t r i e s   E l e m e n t T y p e = " C o l u m n "   E l e m e n t I d = " 3 2 7 0 9 9 9 8 4 "   D a t a T y p e = " C o d e " > C u r r C o d e _ D t l d C u s t L e d g E n t r i e s < / C u r r C o d e _ D t l d C u s t L e d g E n t r i e s > - 
-                         < C u r r e n c y 2 C o d e   E l e m e n t T y p e = " C o l u m n "   E l e m e n t I d = " 4 6 5 9 9 3 8 2 7 "   D a t a T y p e = " C o d e " > C u r r e n c y 2 C o d e < / C u r r e n c y 2 C o d e > - 
-                         < C u s t B a l a n c e   E l e m e n t T y p e = " C o l u m n "   E l e m e n t I d = " 1 4 1 3 7 0 1 5 0 2 "   D a t a T y p e = " D e c i m a l " > C u s t B a l a n c e < / C u s t B a l a n c e > - 
-                         < D e s c r i p t i o n   E l e m e n t T y p e = " C o l u m n "   E l e m e n t I d = " 1 3 1 4 3 5 1 3 0 7 "   D a t a T y p e = " T e x t " > D e s c r i p t i o n < / D e s c r i p t i o n > - 
-                         < D o c N o _ D t l d C u s t L e d g E n t r i e s   E l e m e n t T y p e = " C o l u m n "   E l e m e n t I d = " 2 2 4 2 9 8 6 5 4 "   D a t a T y p e = " C o d e " > D o c N o _ D t l d C u s t L e d g E n t r i e s < / D o c N o _ D t l d C u s t L e d g E n t r i e s > - 
-                         < D u e D a t e _ D t l d C u s t L e d g E n t r i e s   E l e m e n t T y p e = " C o l u m n "   E l e m e n t I d = " 1 4 1 7 8 6 1 6 0 3 "   D a t a T y p e = " S t r i n g " > D u e D a t e _ D t l d C u s t L e d g E n t r i e s < / D u e D a t e _ D t l d C u s t L e d g E n t r i e s > - 
-                         < P o s t D a t e _ D t l d C u s t L e d g E n t r i e s   E l e m e n t T y p e = " C o l u m n "   E l e m e n t I d = " 1 6 8 8 2 9 9 9 1 3 "   D a t a T y p e = " S t r i n g " > P o s t D a t e _ D t l d C u s t L e d g E n t r i e s < / P o s t D a t e _ D t l d C u s t L e d g E n t r i e s > - 
-                         < R e m a i n A m t _ D t l d C u s t L e d g E n t r i e s   E l e m e n t T y p e = " C o l u m n "   E l e m e n t I d = " 1 4 5 7 2 4 8 8 2 5 "   D a t a T y p e = " D e c i m a l " > R e m a i n A m t _ D t l d C u s t L e d g E n t r i e s < / R e m a i n A m t _ D t l d C u s t L e d g E n t r i e s > - 
-                         < Y o u r R e f e r e n c e _ D t l d C u s t L e d g E n t r i e s   E l e m e n t T y p e = " C o l u m n "   E l e m e n t I d = " 6 7 5 1 3 6 1 6 7 "   D a t a T y p e = " T e x t " > Y o u r R e f e r e n c e _ D t l d C u s t L e d g E n t r i e s < / Y o u r R e f e r e n c e _ D t l d C u s t L e d g E n t r i e s > +     < C u s t o m e r > + 
+         < N o _ C u s t > N o _ C u s t < / N o _ C u s t > + 
+         < I n t e g e r > + 
+             < B a n k A c c N o _ C o m p a n y I n f o > B a n k A c c N o _ C o m p a n y I n f o < / B a n k A c c N o _ C o m p a n y I n f o > + 
+             < B a n k A c c N o _ C o m p a n y I n f o C a p t i o n > B a n k A c c N o _ C o m p a n y I n f o C a p t i o n < / B a n k A c c N o _ C o m p a n y I n f o C a p t i o n > + 
+             < B a n k N a m e _ C o m p a n y I n f o > B a n k N a m e _ C o m p a n y I n f o < / B a n k N a m e _ C o m p a n y I n f o > + 
+             < B a n k N a m e _ C o m p a n y I n f o C a p t i o n > B a n k N a m e _ C o m p a n y I n f o C a p t i o n < / B a n k N a m e _ C o m p a n y I n f o C a p t i o n > + 
+             < C o m p a n y A d d r 1 > C o m p a n y A d d r 1 < / C o m p a n y A d d r 1 > + 
+             < C o m p a n y A d d r 2 > C o m p a n y A d d r 2 < / C o m p a n y A d d r 2 > + 
+             < C o m p a n y A d d r 3 > C o m p a n y A d d r 3 < / C o m p a n y A d d r 3 > + 
+             < C o m p a n y A d d r 4 > C o m p a n y A d d r 4 < / C o m p a n y A d d r 4 > + 
+             < C o m p a n y A d d r 5 > C o m p a n y A d d r 5 < / C o m p a n y A d d r 5 > + 
+             < C o m p a n y A d d r 6 > C o m p a n y A d d r 6 < / C o m p a n y A d d r 6 > + 
+             < C o m p a n y A d d r 7 > C o m p a n y A d d r 7 < / C o m p a n y A d d r 7 > + 
+             < C o m p a n y A d d r 8 > C o m p a n y A d d r 8 < / C o m p a n y A d d r 8 > + 
+             < C o m p a n y I n f o 1 P i c t u r e / > + 
+             < C o m p a n y I n f o 2 P i c t u r e / > + 
+             < C o m p a n y I n f o 3 P i c t u r e / > + 
+             < C o m p a n y I n f o E m a i l > C o m p a n y I n f o E m a i l < / C o m p a n y I n f o E m a i l > + 
+             < C o m p a n y I n f o E m a i l C a p t i o n > C o m p a n y I n f o E m a i l C a p t i o n < / C o m p a n y I n f o E m a i l C a p t i o n > + 
+             < C o m p a n y I n f o H o m e P a g e > C o m p a n y I n f o H o m e P a g e < / C o m p a n y I n f o H o m e P a g e > + 
+             < C o m p a n y I n f o H o m e p a g e C a p t i o n > C o m p a n y I n f o H o m e p a g e C a p t i o n < / C o m p a n y I n f o H o m e p a g e C a p t i o n > + 
+             < C o m p a n y L e g a l O f f i c e > C o m p a n y L e g a l O f f i c e < / C o m p a n y L e g a l O f f i c e > + 
+             < C o m p a n y L e g a l O f f i c e _ L b l > C o m p a n y L e g a l O f f i c e _ L b l < / C o m p a n y L e g a l O f f i c e _ L b l > + 
+             < C o m p a n y P i c t u r e / > + 
+             < C u r r R e p o r t P a g e N o C a p t i o n > C u r r R e p o r t P a g e N o C a p t i o n < / C u r r R e p o r t P a g e N o C a p t i o n > + 
+             < C u s t A d d r 1 > C u s t A d d r 1 < / C u s t A d d r 1 > + 
+             < C u s t A d d r 2 > C u s t A d d r 2 < / C u s t A d d r 2 > + 
+             < C u s t A d d r 3 > C u s t A d d r 3 < / C u s t A d d r 3 > + 
+             < C u s t A d d r 4 > C u s t A d d r 4 < / C u s t A d d r 4 > + 
+             < C u s t A d d r 5 > C u s t A d d r 5 < / C u s t A d d r 5 > + 
+             < C u s t A d d r 6 > C u s t A d d r 6 < / C u s t A d d r 6 > + 
+             < C u s t A d d r 7 > C u s t A d d r 7 < / C u s t A d d r 7 > + 
+             < C u s t A d d r 8 > C u s t A d d r 8 < / C u s t A d d r 8 > + 
+             < C u s t B a l a n c e C a p t i o n > C u s t B a l a n c e C a p t i o n < / C u s t B a l a n c e C a p t i o n > + 
+             < D e s c _ C u s t L e d g E n t r y 2 C a p t i o n > D e s c _ C u s t L e d g E n t r y 2 C a p t i o n < / D e s c _ C u s t L e d g E n t r y 2 C a p t i o n > + 
+             < D o c D a t e C a p t i o n > D o c D a t e C a p t i o n < / D o c D a t e C a p t i o n > + 
+             < D o c N o _ D t l d C u s t L e d g E n t r i e s C a p t i o n > D o c N o _ D t l d C u s t L e d g E n t r i e s C a p t i o n < / D o c N o _ D t l d C u s t L e d g E n t r i e s C a p t i o n > + 
+             < D u e D a t e _ C u s t L e d g E n t r y 2 C a p t i o n > D u e D a t e _ C u s t L e d g E n t r y 2 C a p t i o n < / D u e D a t e _ C u s t L e d g E n t r y 2 C a p t i o n > + 
+             < E n d D a t e > E n d D a t e < / E n d D a t e > + 
+             < E n d D a t e C a p t i o n > E n d D a t e C a p t i o n < / E n d D a t e C a p t i o n > + 
+             < G i r o N o _ C o m p a n y I n f o > G i r o N o _ C o m p a n y I n f o < / G i r o N o _ C o m p a n y I n f o > + 
+             < G i r o N o _ C o m p a n y I n f o C a p t i o n > G i r o N o _ C o m p a n y I n f o C a p t i o n < / G i r o N o _ C o m p a n y I n f o C a p t i o n > + 
+             < L a s t S t a t m n t N o _ C u s t > L a s t S t a t m n t N o _ C u s t < / L a s t S t a t m n t N o _ C u s t > + 
+             < L a s t S t a t m n t N o _ C u s t C a p t i o n > L a s t S t a t m n t N o _ C u s t C a p t i o n < / L a s t S t a t m n t N o _ C u s t C a p t i o n > + 
+             < N o 1 _ C u s t > N o 1 _ C u s t < / N o 1 _ C u s t > + 
+             < N o 1 _ C u s t C a p t i o n > N o 1 _ C u s t C a p t i o n < / N o 1 _ C u s t C a p t i o n > + 
+             < O r i g i n a l A m t _ C u s t L e d g E n t r y 2 C a p t i o n > O r i g i n a l A m t _ C u s t L e d g E n t r y 2 C a p t i o n < / O r i g i n a l A m t _ C u s t L e d g E n t r y 2 C a p t i o n > + 
+             < P h o n e N o _ C o m p a n y I n f o > P h o n e N o _ C o m p a n y I n f o < / P h o n e N o _ C o m p a n y I n f o > + 
+             < P h o n e N o _ C o m p a n y I n f o C a p t i o n > P h o n e N o _ C o m p a n y I n f o C a p t i o n < / P h o n e N o _ C o m p a n y I n f o C a p t i o n > + 
+             < P o s t D a t e _ D t l d C u s t L e d g E n t r i e s C a p t i o n > P o s t D a t e _ D t l d C u s t L e d g E n t r i e s C a p t i o n < / P o s t D a t e _ D t l d C u s t L e d g E n t r i e s C a p t i o n > + 
+             < R e m a i n A m t C u s t L e d g E n t r y 2 C a p t i o n > R e m a i n A m t C u s t L e d g E n t r y 2 C a p t i o n < / R e m a i n A m t C u s t L e d g E n t r y 2 C a p t i o n > + 
+             < S t a r t D a t e > S t a r t D a t e < / S t a r t D a t e > + 
+             < S t a r t D a t e C a p t i o n > S t a r t D a t e C a p t i o n < / S t a r t D a t e C a p t i o n > + 
+             < S t a t e m e n t C a p t i o n > S t a t e m e n t C a p t i o n < / S t a t e m e n t C a p t i o n > + 
+             < T o d a y F o r m a t t e d > T o d a y F o r m a t t e d < / T o d a y F o r m a t t e d > + 
+             < V A T R e g N o _ C o m p a n y I n f o > V A T R e g N o _ C o m p a n y I n f o < / V A T R e g N o _ C o m p a n y I n f o > + 
+             < V A T R e g N o _ C o m p a n y I n f o C a p t i o n > V A T R e g N o _ C o m p a n y I n f o C a p t i o n < / V A T R e g N o _ C o m p a n y I n f o C a p t i o n > + 
+             < C u r r e n c y L o o p > + 
+                 < T o t a l _ C a p t i o n 2 > T o t a l _ C a p t i o n 2 < / T o t a l _ C a p t i o n 2 > + 
+                 < C u s t L e d g E n t r y H d r > + 
+                     < C u r r e n c y 2 C o d e _ C u s t L e d g E n t r y H d r > C u r r e n c y 2 C o d e _ C u s t L e d g E n t r y H d r < / C u r r e n c y 2 C o d e _ C u s t L e d g E n t r y H d r > + 
+                     < C u r r e n c y C o d e 3 > C u r r e n c y C o d e 3 < / C u r r e n c y C o d e 3 > + 
+                     < C u s t B a l a n c e _ C u s t L e d g E n t r y H d r > C u s t B a l a n c e _ C u s t L e d g E n t r y H d r < / C u s t B a l a n c e _ C u s t L e d g E n t r y H d r > + 
+                     < D t l d C u s t L e d g E n t r y T y p e > D t l d C u s t L e d g E n t r y T y p e < / D t l d C u s t L e d g E n t r y T y p e > + 
+                     < E n t r i e s E x i s t s > E n t r i e s E x i s t s < / E n t r i e s E x i s t s > + 
+                     < I s N e w C u s t C u r r e n c y G r o u p > I s N e w C u s t C u r r e n c y G r o u p < / I s N e w C u s t C u r r e n c y G r o u p > + 
+                     < P r i n t L i n e > P r i n t L i n e < / P r i n t L i n e > + 
+                     < S t a r t B a l a n c e > S t a r t B a l a n c e < / S t a r t B a l a n c e > + 
+                     < D t l d C u s t L e d g E n t r i e s > + 
+                         < A m t _ D t l d C u s t L e d g E n t r i e s > A m t _ D t l d C u s t L e d g E n t r i e s < / A m t _ D t l d C u s t L e d g E n t r i e s > + 
+                         < C u r r C o d e _ D t l d C u s t L e d g E n t r i e s > C u r r C o d e _ D t l d C u s t L e d g E n t r i e s < / C u r r C o d e _ D t l d C u s t L e d g E n t r i e s > + 
+                         < C u r r e n c y 2 C o d e > C u r r e n c y 2 C o d e < / C u r r e n c y 2 C o d e > + 
+                         < C u s t B a l a n c e > C u s t B a l a n c e < / C u s t B a l a n c e > + 
+                         < D e s c r i p t i o n > D e s c r i p t i o n < / D e s c r i p t i o n > + 
+                         < D o c N o _ D t l d C u s t L e d g E n t r i e s > D o c N o _ D t l d C u s t L e d g E n t r i e s < / D o c N o _ D t l d C u s t L e d g E n t r i e s > + 
+                         < D u e D a t e _ D t l d C u s t L e d g E n t r i e s > D u e D a t e _ D t l d C u s t L e d g E n t r i e s < / D u e D a t e _ D t l d C u s t L e d g E n t r i e s > + 
+                         < P o s t D a t e _ D t l d C u s t L e d g E n t r i e s > P o s t D a t e _ D t l d C u s t L e d g E n t r i e s < / P o s t D a t e _ D t l d C u s t L e d g E n t r i e s > + 
+                         < R e m a i n A m t _ D t l d C u s t L e d g E n t r i e s > R e m a i n A m t _ D t l d C u s t L e d g E n t r i e s < / R e m a i n A m t _ D t l d C u s t L e d g E n t r i e s > + 
+                         < Y o u r R e f e r e n c e _ D t l d C u s t L e d g E n t r i e s > Y o u r R e f e r e n c e _ D t l d C u s t L e d g E n t r i e s < / Y o u r R e f e r e n c e _ D t l d C u s t L e d g E n t r i e s >   
                      < / D t l d C u s t L e d g E n t r i e s >   
                  < / C u s t L e d g E n t r y H d r >   
-                 < C u s t L e d g E n t r y F o o t e r   E l e m e n t T y p e = " D a t a I t e m "   E l e m e n t I d = " 9 2 5 1 1 8 7 3 5 " > - 
-                     < C u r r e n c y C o d e 3 _ C u s t L e d g E n t r y F o o t e r   E l e m e n t T y p e = " C o l u m n "   E l e m e n t I d = " 1 7 6 5 6 9 2 8 1 "   D a t a T y p e = " C o d e " > C u r r e n c y C o d e 3 _ C u s t L e d g E n t r y F o o t e r < / C u r r e n c y C o d e 3 _ C u s t L e d g E n t r y F o o t e r > - 
-                     < C u s t B a l a n c e _ C u s t L e d g E n t r y H d r F o o t e r   E l e m e n t T y p e = " C o l u m n "   E l e m e n t I d = " 1 3 6 7 2 1 4 5 9 3 "   D a t a T y p e = " D e c i m a l " > C u s t B a l a n c e _ C u s t L e d g E n t r y H d r F o o t e r < / C u s t B a l a n c e _ C u s t L e d g E n t r y H d r F o o t e r > - 
-                     < E n t r i e s E x i s t s l _ C u s t L e d g E n t r y F o o t e r C a p t i o n   E l e m e n t T y p e = " C o l u m n "   E l e m e n t I d = " 1 1 7 7 0 6 9 2 3 2 "   D a t a T y p e = " B o o l e a n " > E n t r i e s E x i s t s l _ C u s t L e d g E n t r y F o o t e r C a p t i o n < / E n t r i e s E x i s t s l _ C u s t L e d g E n t r y F o o t e r C a p t i o n > - 
-                     < T o t a l _ C a p t i o n   E l e m e n t T y p e = " C o l u m n "   E l e m e n t I d = " 6 1 1 5 9 7 6 3 4 "   D a t a T y p e = " L a b e l " > T o t a l _ C a p t i o n < / T o t a l _ C a p t i o n > +                 < C u s t L e d g E n t r y F o o t e r > + 
+                     < C u r r e n c y C o d e 3 _ C u s t L e d g E n t r y F o o t e r > C u r r e n c y C o d e 3 _ C u s t L e d g E n t r y F o o t e r < / C u r r e n c y C o d e 3 _ C u s t L e d g E n t r y F o o t e r > + 
+                     < C u s t B a l a n c e _ C u s t L e d g E n t r y H d r F o o t e r > C u s t B a l a n c e _ C u s t L e d g E n t r y H d r F o o t e r < / C u s t B a l a n c e _ C u s t L e d g E n t r y H d r F o o t e r > + 
+                     < E n t r i e s E x i s t s l _ C u s t L e d g E n t r y F o o t e r C a p t i o n > E n t r i e s E x i s t s l _ C u s t L e d g E n t r y F o o t e r C a p t i o n < / E n t r i e s E x i s t s l _ C u s t L e d g E n t r y F o o t e r C a p t i o n > + 
+                     < T o t a l _ C a p t i o n > T o t a l _ C a p t i o n < / T o t a l _ C a p t i o n >   
                  < / C u s t L e d g E n t r y F o o t e r >   
-                 < O v e r d u e V i s i b l e   E l e m e n t T y p e = " D a t a I t e m "   E l e m e n t I d = " 1 4 2 6 6 4 4 0 8 7 " > - 
-                     < C u r r e n c y C o d e 3 _ C u s t L e d g E n t r y 2   E l e m e n t T y p e = " C o l u m n "   E l e m e n t I d = " 1 4 9 4 2 9 8 6 2 2 "   D a t a T y p e = " C o d e " > C u r r e n c y C o d e 3 _ C u s t L e d g E n t r y 2 < / C u r r e n c y C o d e 3 _ C u s t L e d g E n t r y 2 > - 
-                     < D e s c _ C u s t L e d g E n t r y 2 C a p t i o n 2   E l e m e n t T y p e = " C o l u m n "   E l e m e n t I d = " 1 9 5 4 6 4 5 1 6 2 "   D a t a T y p e = " S t r i n g " > D e s c _ C u s t L e d g E n t r y 2 C a p t i o n 2 < / D e s c _ C u s t L e d g E n t r y 2 C a p t i o n 2 > - 
-                     < D o c N o _ D t l d C u s t L e d g E n t r i e s C a p t i o n 2   E l e m e n t T y p e = " C o l u m n "   E l e m e n t I d = " 1 0 9 6 5 7 7 3 7 8 "   D a t a T y p e = " S t r i n g " > D o c N o _ D t l d C u s t L e d g E n t r i e s C a p t i o n 2 < / D o c N o _ D t l d C u s t L e d g E n t r i e s C a p t i o n 2 > - 
-                     < D u e D a t e _ C u s t L e d g E n t r y 2 C a p t i o n 2   E l e m e n t T y p e = " C o l u m n "   E l e m e n t I d = " 9 0 1 1 8 8 6 8 5 "   D a t a T y p e = " L a b e l " > D u e D a t e _ C u s t L e d g E n t r y 2 C a p t i o n 2 < / D u e D a t e _ C u s t L e d g E n t r y 2 C a p t i o n 2 > - 
-                     < O r i g i n a l A m t _ C u s t L e d g E n t r y 2 C a p t i o n 2   E l e m e n t T y p e = " C o l u m n "   E l e m e n t I d = " 1 6 4 9 8 2 3 4 6 6 "   D a t a T y p e = " S t r i n g " > O r i g i n a l A m t _ C u s t L e d g E n t r y 2 C a p t i o n 2 < / O r i g i n a l A m t _ C u s t L e d g E n t r y 2 C a p t i o n 2 > - 
-                     < O v e r D u e E n t r i e s   E l e m e n t T y p e = " C o l u m n "   E l e m e n t I d = " 2 3 9 2 5 5 2 1 3 "   D a t a T y p e = " S t r i n g " > O v e r D u e E n t r i e s < / O v e r D u e E n t r i e s > - 
-                     < P o s t D a t e _ D t l d C u s t L e d g E n t r i e s C a p t i o n 2   E l e m e n t T y p e = " C o l u m n "   E l e m e n t I d = " 7 1 5 0 7 2 1 9 7 "   D a t a T y p e = " L a b e l " > P o s t D a t e _ D t l d C u s t L e d g E n t r i e s C a p t i o n 2 < / P o s t D a t e _ D t l d C u s t L e d g E n t r i e s C a p t i o n 2 > - 
-                     < R e m a i n A m t C u s t L e d g E n t r y 2 C a p t i o n 2   E l e m e n t T y p e = " C o l u m n "   E l e m e n t I d = " 5 0 5 0 3 3 9 6 0 "   D a t a T y p e = " S t r i n g " > R e m a i n A m t C u s t L e d g E n t r y 2 C a p t i o n 2 < / R e m a i n A m t C u s t L e d g E n t r y 2 C a p t i o n 2 > - 
-                     < T o t a l _ C a p t i o n 3   E l e m e n t T y p e = " C o l u m n "   E l e m e n t I d = " 4 3 8 5 6 6 3 5 7 "   D a t a T y p e = " L a b e l " > T o t a l _ C a p t i o n 3 < / T o t a l _ C a p t i o n 3 > - 
-                     < C u s t L e d g E n t r y 2   E l e m e n t T y p e = " D a t a I t e m "   E l e m e n t I d = " 1 3 7 2 6 3 7 0 0 8 " > - 
-                         < C u r r C o d e _ C u s t L e d g E n t r y 2   E l e m e n t T y p e = " C o l u m n "   E l e m e n t I d = " 1 5 8 9 5 4 6 2 6 8 "   D a t a T y p e = " C o d e " > C u r r C o d e _ C u s t L e d g E n t r y 2 < / C u r r C o d e _ C u s t L e d g E n t r y 2 > - 
-                         < C u r r e n c y 2 C o d e _ C u s t L e d g E n t r y 2   E l e m e n t T y p e = " C o l u m n "   E l e m e n t I d = " 1 4 2 6 8 6 9 3 0 3 "   D a t a T y p e = " C o d e " > C u r r e n c y 2 C o d e _ C u s t L e d g E n t r y 2 < / C u r r e n c y 2 C o d e _ C u s t L e d g E n t r y 2 > - 
-                         < C u s t N o _ C u s t L e d g E n t r y 2   E l e m e n t T y p e = " C o l u m n "   E l e m e n t I d = " 1 3 5 3 0 8 9 7 4 5 "   D a t a T y p e = " C o d e " > C u s t N o _ C u s t L e d g E n t r y 2 < / C u s t N o _ C u s t L e d g E n t r y 2 > - 
-                         < D e s c _ C u s t L e d g E n t r y 2   E l e m e n t T y p e = " C o l u m n "   E l e m e n t I d = " 4 0 4 4 4 3 7 9 8 "   D a t a T y p e = " T e x t " > D e s c _ C u s t L e d g E n t r y 2 < / D e s c _ C u s t L e d g E n t r y 2 > - 
-                         < D o c N o _ C u s t L e d g E n t r y 2   E l e m e n t T y p e = " C o l u m n "   E l e m e n t I d = " 5 1 0 9 1 4 9 4 "   D a t a T y p e = " C o d e " > D o c N o _ C u s t L e d g E n t r y 2 < / D o c N o _ C u s t L e d g E n t r y 2 > - 
-                         < D u e D a t e _ C u s t L e d g E n t r y 2   E l e m e n t T y p e = " C o l u m n "   E l e m e n t I d = " 1 6 3 5 3 6 3 6 4 7 "   D a t a T y p e = " S t r i n g " > D u e D a t e _ C u s t L e d g E n t r y 2 < / D u e D a t e _ C u s t L e d g E n t r y 2 > - 
-                         < O r i g i n a l A m t _ C u s t L e d g E n t r y 2   E l e m e n t T y p e = " C o l u m n "   E l e m e n t I d = " 6 5 4 0 4 5 0 9 8 "   D a t a T y p e = " D e c i m a l " > O r i g i n a l A m t _ C u s t L e d g E n t r y 2 < / O r i g i n a l A m t _ C u s t L e d g E n t r y 2 > - 
-                         < P o s t D a t e _ C u s t L e d g E n t r y 2   E l e m e n t T y p e = " C o l u m n "   E l e m e n t I d = " 1 8 1 7 1 9 2 0 4 3 "   D a t a T y p e = " S t r i n g " > P o s t D a t e _ C u s t L e d g E n t r y 2 < / P o s t D a t e _ C u s t L e d g E n t r y 2 > - 
-                         < P r i n t E n t r i e s D u e   E l e m e n t T y p e = " C o l u m n "   E l e m e n t I d = " 6 9 3 7 0 0 1 2 6 "   D a t a T y p e = " B o o l e a n " > P r i n t E n t r i e s D u e < / P r i n t E n t r i e s D u e > - 
-                         < R e m a i n A m t _ C u s t L e d g E n t r y 2   E l e m e n t T y p e = " C o l u m n "   E l e m e n t I d = " 7 5 6 3 4 5 4 1 3 "   D a t a T y p e = " D e c i m a l " > R e m a i n A m t _ C u s t L e d g E n t r y 2 < / R e m a i n A m t _ C u s t L e d g E n t r y 2 > - 
-                         < Y o u r R e f e r e n c e _ C u s t L e d g E n t r y 2   E l e m e n t T y p e = " C o l u m n "   E l e m e n t I d = " 2 0 5 5 4 0 4 3 9 5 "   D a t a T y p e = " T e x t " > Y o u r R e f e r e n c e _ C u s t L e d g E n t r y 2 < / Y o u r R e f e r e n c e _ C u s t L e d g E n t r y 2 > +                 < O v e r d u e V i s i b l e > + 
+                     < C u r r e n c y C o d e 3 _ C u s t L e d g E n t r y 2 > C u r r e n c y C o d e 3 _ C u s t L e d g E n t r y 2 < / C u r r e n c y C o d e 3 _ C u s t L e d g E n t r y 2 > + 
+                     < D e s c _ C u s t L e d g E n t r y 2 C a p t i o n 2 > D e s c _ C u s t L e d g E n t r y 2 C a p t i o n 2 < / D e s c _ C u s t L e d g E n t r y 2 C a p t i o n 2 > + 
+                     < D o c N o _ D t l d C u s t L e d g E n t r i e s C a p t i o n 2 > D o c N o _ D t l d C u s t L e d g E n t r i e s C a p t i o n 2 < / D o c N o _ D t l d C u s t L e d g E n t r i e s C a p t i o n 2 > + 
+                     < D u e D a t e _ C u s t L e d g E n t r y 2 C a p t i o n 2 > D u e D a t e _ C u s t L e d g E n t r y 2 C a p t i o n 2 < / D u e D a t e _ C u s t L e d g E n t r y 2 C a p t i o n 2 > + 
+                     < O r i g i n a l A m t _ C u s t L e d g E n t r y 2 C a p t i o n 2 > O r i g i n a l A m t _ C u s t L e d g E n t r y 2 C a p t i o n 2 < / O r i g i n a l A m t _ C u s t L e d g E n t r y 2 C a p t i o n 2 > + 
+                     < O v e r D u e E n t r i e s > O v e r D u e E n t r i e s < / O v e r D u e E n t r i e s > + 
+                     < P o s t D a t e _ D t l d C u s t L e d g E n t r i e s C a p t i o n 2 > P o s t D a t e _ D t l d C u s t L e d g E n t r i e s C a p t i o n 2 < / P o s t D a t e _ D t l d C u s t L e d g E n t r i e s C a p t i o n 2 > + 
+                     < R e m a i n A m t C u s t L e d g E n t r y 2 C a p t i o n 2 > R e m a i n A m t C u s t L e d g E n t r y 2 C a p t i o n 2 < / R e m a i n A m t C u s t L e d g E n t r y 2 C a p t i o n 2 > + 
+                     < T o t a l _ C a p t i o n 3 > T o t a l _ C a p t i o n 3 < / T o t a l _ C a p t i o n 3 > + 
+                     < C u s t L e d g E n t r y 2 > + 
+                         < C u r r C o d e _ C u s t L e d g E n t r y 2 > C u r r C o d e _ C u s t L e d g E n t r y 2 < / C u r r C o d e _ C u s t L e d g E n t r y 2 > + 
+                         < C u r r e n c y 2 C o d e _ C u s t L e d g E n t r y 2 > C u r r e n c y 2 C o d e _ C u s t L e d g E n t r y 2 < / C u r r e n c y 2 C o d e _ C u s t L e d g E n t r y 2 > + 
+                         < C u s t N o _ C u s t L e d g E n t r y 2 > C u s t N o _ C u s t L e d g E n t r y 2 < / C u s t N o _ C u s t L e d g E n t r y 2 > + 
+                         < D e s c _ C u s t L e d g E n t r y 2 > D e s c _ C u s t L e d g E n t r y 2 < / D e s c _ C u s t L e d g E n t r y 2 > + 
+                         < D o c N o _ C u s t L e d g E n t r y 2 > D o c N o _ C u s t L e d g E n t r y 2 < / D o c N o _ C u s t L e d g E n t r y 2 > + 
+                         < D u e D a t e _ C u s t L e d g E n t r y 2 > D u e D a t e _ C u s t L e d g E n t r y 2 < / D u e D a t e _ C u s t L e d g E n t r y 2 > + 
+                         < O r i g i n a l A m t _ C u s t L e d g E n t r y 2 > O r i g i n a l A m t _ C u s t L e d g E n t r y 2 < / O r i g i n a l A m t _ C u s t L e d g E n t r y 2 > + 
+                         < P o s t D a t e _ C u s t L e d g E n t r y 2 > P o s t D a t e _ C u s t L e d g E n t r y 2 < / P o s t D a t e _ C u s t L e d g E n t r y 2 > + 
+                         < P r i n t E n t r i e s D u e > P r i n t E n t r i e s D u e < / P r i n t E n t r i e s D u e > + 
+                         < R e m a i n A m t _ C u s t L e d g E n t r y 2 > R e m a i n A m t _ C u s t L e d g E n t r y 2 < / R e m a i n A m t _ C u s t L e d g E n t r y 2 > + 
+                         < Y o u r R e f e r e n c e _ C u s t L e d g E n t r y 2 > Y o u r R e f e r e n c e _ C u s t L e d g E n t r y 2 < / Y o u r R e f e r e n c e _ C u s t L e d g E n t r y 2 >   
                      < / C u s t L e d g E n t r y 2 >   
-                     < O v e r d u e E n t r y F o o d e r   E l e m e n t T y p e = " D a t a I t e m "   E l e m e n t I d = " 1 6 5 9 2 3 5 9 3 4 " > - 
-                         < O v e r d u e B a l a n c e   E l e m e n t T y p e = " C o l u m n "   E l e m e n t I d = " 1 1 8 6 1 4 8 4 3 9 "   D a t a T y p e = " D e c i m a l " > O v e r d u e B a l a n c e < / O v e r d u e B a l a n c e > +                     < O v e r d u e E n t r y F o o d e r > + 
+                         < O v e r d u e B a l a n c e > O v e r d u e B a l a n c e < / O v e r d u e B a l a n c e >   
                      < / O v e r d u e E n t r y F o o d e r >   
@@ -7492,51 +6165,51 @@
  
              < / C u r r e n c y L o o p >   
-             < A g i n g B a n d V i s i b l e   E l e m e n t T y p e = " D a t a I t e m "   E l e m e n t I d = " 1 9 4 1 7 6 5 1 4 0 " > - 
-                 < A g i n g C u s t L e d g E n t r y   E l e m e n t T y p e = " D a t a I t e m "   E l e m e n t I d = " 7 0 4 1 6 5 1 3 2 "   / > - 
-                 < A g i n g B a n d L o o p   E l e m e n t T y p e = " D a t a I t e m "   E l e m e n t I d = " 1 5 2 9 3 9 4 0 2 2 " > - 
-                     < A g i n g B a n d B u f C o l 1 A m t   E l e m e n t T y p e = " C o l u m n "   E l e m e n t I d = " 1 9 4 8 7 4 9 4 5 4 "   D a t a T y p e = " D e c i m a l " > A g i n g B a n d B u f C o l 1 A m t < / A g i n g B a n d B u f C o l 1 A m t > - 
-                     < A g i n g B a n d B u f C o l 2 A m t   E l e m e n t T y p e = " C o l u m n "   E l e m e n t I d = " 1 9 5 6 4 3 5 6 1 5 "   D a t a T y p e = " D e c i m a l " > A g i n g B a n d B u f C o l 2 A m t < / A g i n g B a n d B u f C o l 2 A m t > - 
-                     < A g i n g B a n d B u f C o l 3 A m t   E l e m e n t T y p e = " C o l u m n "   E l e m e n t I d = " 9 7 5 6 7 9 1 5 2 "   D a t a T y p e = " D e c i m a l " > A g i n g B a n d B u f C o l 3 A m t < / A g i n g B a n d B u f C o l 3 A m t > - 
-                     < A g i n g B a n d B u f C o l 4 A m t   E l e m e n t T y p e = " C o l u m n "   E l e m e n t I d = " 1 2 3 5 5 5 5 7 0 5 "   D a t a T y p e = " D e c i m a l " > A g i n g B a n d B u f C o l 4 A m t < / A g i n g B a n d B u f C o l 4 A m t > - 
-                     < A g i n g B a n d B u f C o l 5 A m t   E l e m e n t T y p e = " C o l u m n "   E l e m e n t I d = " 4 2 4 7 8 1 3 0 2 "   D a t a T y p e = " D e c i m a l " > A g i n g B a n d B u f C o l 5 A m t < / A g i n g B a n d B u f C o l 5 A m t > - 
-                     < A g i n g B a n d C u r r e n c y C o d e   E l e m e n t T y p e = " C o l u m n "   E l e m e n t I d = " 1 3 1 1 1 3 8 9 6 8 "   D a t a T y p e = " C o d e " > A g i n g B a n d C u r r e n c y C o d e < / A g i n g B a n d C u r r e n c y C o d e > - 
-                     < A g i n g B a n d E n d i n g D a t e   E l e m e n t T y p e = " C o l u m n "   E l e m e n t I d = " 1 3 9 0 8 7 6 8 7 "   D a t a T y p e = " S t r i n g " > A g i n g B a n d E n d i n g D a t e < / A g i n g B a n d E n d i n g D a t e > - 
-                     < A g i n g D a t e 1   E l e m e n t T y p e = " C o l u m n "   E l e m e n t I d = " 4 7 9 6 0 6 2 6 6 "   D a t a T y p e = " S t r i n g " > A g i n g D a t e 1 < / A g i n g D a t e 1 > - 
-                     < A g i n g D a t e 2   E l e m e n t T y p e = " C o l u m n "   E l e m e n t I d = " 1 1 1 7 3 0 2 8 8 3 "   D a t a T y p e = " S t r i n g " > A g i n g D a t e 2 < / A g i n g D a t e 2 > - 
-                     < A g i n g D a t e 2 1   E l e m e n t T y p e = " C o l u m n "   E l e m e n t I d = " 3 1 3 5 0 1 0 6 8 "   D a t a T y p e = " S t r i n g " > A g i n g D a t e 2 1 < / A g i n g D a t e 2 1 > - 
-                     < A g i n g D a t e 3   E l e m e n t T y p e = " C o l u m n "   E l e m e n t I d = " 1 7 5 4 9 9 9 5 0 0 "   D a t a T y p e = " S t r i n g " > A g i n g D a t e 3 < / A g i n g D a t e 3 > - 
-                     < A g i n g D a t e 3 1   E l e m e n t T y p e = " C o l u m n "   E l e m e n t I d = " 1 9 1 4 0 6 0 5 3 1 "   D a t a T y p e = " S t r i n g " > A g i n g D a t e 3 1 < / A g i n g D a t e 3 1 > - 
-                     < A g i n g D a t e 4   E l e m e n t T y p e = " C o l u m n "   E l e m e n t I d = " 1 9 0 2 2 7 1 1 7 9 "   D a t a T y p e = " S t r i n g " > A g i n g D a t e 4 < / A g i n g D a t e 4 > - 
-                     < A g i n g D a t e 4 1   E l e m e n t T y p e = " C o l u m n "   E l e m e n t I d = " 8 4 9 7 6 9 6 1 0 "   D a t a T y p e = " S t r i n g " > A g i n g D a t e 4 1 < / A g i n g D a t e 4 1 > - 
-                     < A g i n g D a t e 5   E l e m e n t T y p e = " C o l u m n "   E l e m e n t I d = " 1 2 6 4 5 7 4 5 6 2 "   D a t a T y p e = " S t r i n g " > A g i n g D a t e 5 < / A g i n g D a t e 5 > - 
-                     < A g i n g D a t e H e a d e r 1   E l e m e n t T y p e = " C o l u m n "   E l e m e n t I d = " 2 8 6 3 5 0 7 5 9 "   D a t a T y p e = " T e x t " > A g i n g D a t e H e a d e r 1 < / A g i n g D a t e H e a d e r 1 > - 
-                     < A g i n g D a t e H e a d e r 2   E l e m e n t T y p e = " C o l u m n "   E l e m e n t I d = " 3 5 1 3 4 5 8 5 8 "   D a t a T y p e = " T e x t " > A g i n g D a t e H e a d e r 2 < / A g i n g D a t e H e a d e r 2 > - 
-                     < A g i n g D a t e H e a d e r 3   E l e m e n t T y p e = " C o l u m n "   E l e m e n t I d = " 9 8 9 0 4 2 4 7 5 "   D a t a T y p e = " T e x t " > A g i n g D a t e H e a d e r 3 < / A g i n g D a t e H e a d e r 3 > - 
-                     < A g i n g D a t e H e a d e r 4   E l e m e n t T y p e = " C o l u m n "   E l e m e n t I d = " 1 6 2 6 7 3 9 0 9 2 "   D a t a T y p e = " T e x t " > A g i n g D a t e H e a d e r 4 < / A g i n g D a t e H e a d e r 4 > - 
-                     < b e f o r e C a p t i o n   E l e m e n t T y p e = " C o l u m n "   E l e m e n t I d = " 1 0 1 3 0 1 9 7 1 8 "   D a t a T y p e = " L a b e l " > b e f o r e C a p t i o n < / b e f o r e C a p t i o n > +             < A g i n g B a n d V i s i b l e > + 
+                 < A g i n g C u s t L e d g E n t r y / > + 
+                 < A g i n g B a n d L o o p > + 
+                     < A g i n g B a n d B u f C o l 1 A m t > A g i n g B a n d B u f C o l 1 A m t < / A g i n g B a n d B u f C o l 1 A m t > + 
+                     < A g i n g B a n d B u f C o l 2 A m t > A g i n g B a n d B u f C o l 2 A m t < / A g i n g B a n d B u f C o l 2 A m t > + 
+                     < A g i n g B a n d B u f C o l 3 A m t > A g i n g B a n d B u f C o l 3 A m t < / A g i n g B a n d B u f C o l 3 A m t > + 
+                     < A g i n g B a n d B u f C o l 4 A m t > A g i n g B a n d B u f C o l 4 A m t < / A g i n g B a n d B u f C o l 4 A m t > + 
+                     < A g i n g B a n d B u f C o l 5 A m t > A g i n g B a n d B u f C o l 5 A m t < / A g i n g B a n d B u f C o l 5 A m t > + 
+                     < A g i n g B a n d C u r r e n c y C o d e > A g i n g B a n d C u r r e n c y C o d e < / A g i n g B a n d C u r r e n c y C o d e > + 
+                     < A g i n g B a n d E n d i n g D a t e > A g i n g B a n d E n d i n g D a t e < / A g i n g B a n d E n d i n g D a t e > + 
+                     < A g i n g D a t e 1 > A g i n g D a t e 1 < / A g i n g D a t e 1 > + 
+                     < A g i n g D a t e 2 > A g i n g D a t e 2 < / A g i n g D a t e 2 > + 
+                     < A g i n g D a t e 2 1 > A g i n g D a t e 2 1 < / A g i n g D a t e 2 1 > + 
+                     < A g i n g D a t e 3 > A g i n g D a t e 3 < / A g i n g D a t e 3 > + 
+                     < A g i n g D a t e 3 1 > A g i n g D a t e 3 1 < / A g i n g D a t e 3 1 > + 
+                     < A g i n g D a t e 4 > A g i n g D a t e 4 < / A g i n g D a t e 4 > + 
+                     < A g i n g D a t e 4 1 > A g i n g D a t e 4 1 < / A g i n g D a t e 4 1 > + 
+                     < A g i n g D a t e 5 > A g i n g D a t e 5 < / A g i n g D a t e 5 > + 
+                     < A g i n g D a t e H e a d e r 1 > A g i n g D a t e H e a d e r 1 < / A g i n g D a t e H e a d e r 1 > + 
+                     < A g i n g D a t e H e a d e r 2 > A g i n g D a t e H e a d e r 2 < / A g i n g D a t e H e a d e r 2 > + 
+                     < A g i n g D a t e H e a d e r 3 > A g i n g D a t e H e a d e r 3 < / A g i n g D a t e H e a d e r 3 > + 
+                     < A g i n g D a t e H e a d e r 4 > A g i n g D a t e H e a d e r 4 < / A g i n g D a t e H e a d e r 4 > + 
+                     < b e f o r e C a p t i o n > b e f o r e C a p t i o n < / b e f o r e C a p t i o n >   
                  < / A g i n g B a n d L o o p >   
@@ -7544,13 +6217,13 @@
  
          < / I n t e g e r >   
-         < L e t t e r T e x t   E l e m e n t T y p e = " D a t a I t e m "   E l e m e n t I d = " 1 5 1 0 3 5 3 8 3 4 " > - 
-             < B o d y T e x t   E l e m e n t T y p e = " C o l u m n "   E l e m e n t I d = " 1 4 9 7 5 9 8 0 8 "   D a t a T y p e = " L a b e l " > B o d y T e x t < / B o d y T e x t > - 
-             < C l o s i n g T e x t   E l e m e n t T y p e = " C o l u m n "   E l e m e n t I d = " 5 1 2 1 3 5 9 0 9 "   D a t a T y p e = " L a b e l " > C l o s i n g T e x t < / C l o s i n g T e x t > - 
-             < G r e e t i n g T e x t   E l e m e n t T y p e = " C o l u m n "   E l e m e n t I d = " 1 1 7 5 2 7 9 2 8 9 "   D a t a T y p e = " L a b e l " > G r e e t i n g T e x t < / G r e e t i n g T e x t > +         < L e t t e r T e x t > + 
+             < B o d y T e x t > B o d y T e x t < / B o d y T e x t > + 
+             < C l o s i n g T e x t > C l o s i n g T e x t < / C l o s i n g T e x t > + 
+             < G r e e t i n g T e x t > G r e e t i n g T e x t < / G r e e t i n g T e x t >   
          < / L e t t e r T e x t >   
@@ -7559,9 +6232,7 @@
  < / N a v W o r d R e p o r t X m l P a r t > 
 </file>
 
-<file path=customXml/item2.xml>��< ? x m l   v e r s i o n = " 1 . 0 "   e n c o d i n g = " u t f - 1 6 " ? > - 
- < N a v W o r d R e p o r t X m l P a r t   x m l n s = " u r n : m i c r o s o f t - d y n a m i c s - n a v / r e p o r t s / S t a n d a r d _ S t a t e m e n t / 1 3 1 6 / " > +<file path=customXml/item2.xml>��< ? x m l   v e r s i o n = " 1 . 0 "   e n c o d i n g = " u t f - 1 6 " ? > < N a v W o r d R e p o r t X m l P a r t   x m l n s = " u r n : m i c r o s o f t - d y n a m i c s - b u s i n e s s c e n t r a l / i n t e r n a l / e x t e n d e d / r e p o r t s / S t a n d a r d _ S t a t e m e n t / 1 3 1 6 / " >   
      < B C R e p o r t I n f o r m a t i o n >   
@@ -7625,311 +6296,235 @@
  
          < / R e p o r t R e q u e s t >   
-         < C o m p a n y M e t a d a t a > - 
-             < C o m p a n y N a m e > C o m p a n y   N a m e < / C o m p a n y N a m e > - 
-             < C o m p a n y D i s p l a y N a m e > C o m p a n y   D i s p l a y   N a m e < / C o m p a n y D i s p l a y N a m e > - 
-             < C o m p a n y A d d r e s s L i n e s > - 
-                 < C o m p a n y A d d r e s s L i n e > C o m p a n y   A d d r e s s   L i n e   1 < / C o m p a n y A d d r e s s L i n e > - 
-                 < C o m p a n y A d d r e s s L i n e > C o m p a n y   A d d r e s s   L i n e   2 < / C o m p a n y A d d r e s s L i n e > - 
-                 < C o m p a n y A d d r e s s L i n e > C o m p a n y   A d d r e s s   L i n e   3 < / C o m p a n y A d d r e s s L i n e > - 
-                 < C o m p a n y A d d r e s s L i n e > C o m p a n y   A d d r e s s   L i n e   4 < / C o m p a n y A d d r e s s L i n e > - 
-                 < C o m p a n y A d d r e s s L i n e > C o m p a n y   A d d r e s s   L i n e   5 < / C o m p a n y A d d r e s s L i n e > - 
-                 < C o m p a n y A d d r e s s L i n e > C o m p a n y   A d d r e s s   L i n e   6 < / C o m p a n y A d d r e s s L i n e > - 
-                 < C o m p a n y A d d r e s s L i n e > C o m p a n y   A d d r e s s   L i n e   7 < / C o m p a n y A d d r e s s L i n e > - 
-                 < C o m p a n y A d d r e s s L i n e > C o m p a n y   A d d r e s s   L i n e   8 < / C o m p a n y A d d r e s s L i n e > - 
-             < / C o m p a n y A d d r e s s L i n e s > - 
-             < C o m p a n y P h o n e > C o m p a n y   P h o n e < / C o m p a n y P h o n e > - 
-             < C o m p a n y P h o n e C a p t i o n > C o m p a n y   P h o n e   C a p t i o n < / C o m p a n y P h o n e C a p t i o n > - 
-             < C o m p a n y F a x N o > C o m p a n y   F a x   N o . < / C o m p a n y F a x N o > - 
-             < C o m p a n y F a x N o C a p t i o n > C o m p a n y   F a x   N o .   C a p t i o n < / C o m p a n y F a x N o C a p t i o n > - 
-             < C o m p a n y E m a i l > C o m p a n y   E m a i l < / C o m p a n y E m a i l > - 
-             < C o m p a n y E m a i l C a p t i o n > C o m p a n y   E m a i l   C a p t i o n < / C o m p a n y E m a i l C a p t i o n > - 
-             < C o m p a n y H o m e P a g e > C o m p a n y   H o m e   P a g e < / C o m p a n y H o m e P a g e > - 
-             < C o m p a n y H o m e P a g e C a p t i o n > C o m p a n y   H o m e   P a g e   C a p t i o n < / C o m p a n y H o m e P a g e C a p t i o n > - 
-             < C o m p a n y L o g o > C o m p a n y   L o g o < / C o m p a n y L o g o > - 
-             < C o m p a n y V A T R e g i s t r a t i o n N o > C o m p a n y   V A T   R e g i s t r a t i o n   N o . < / C o m p a n y V A T R e g i s t r a t i o n N o > - 
-             < C o m p a n y V A T R e g i s t r a t i o n N o C a p t i o n > C o m p a n y   V A T   R e g i s t r a t i o n   N o .   C a p t i o n < / C o m p a n y V A T R e g i s t r a t i o n N o C a p t i o n > - 
-             < C o m p a n y R e g i s t r a t i o n N o > C o m p a n y   R e g i s t r a t i o n   N o . < / C o m p a n y R e g i s t r a t i o n N o > - 
-             < C o m p a n y R e g i s t r a t i o n N o C a p t i o n > C o m p a n y   R e g i s t r a t i o n   N o .   C a p t i o n < / C o m p a n y R e g i s t r a t i o n N o C a p t i o n > - 
-             < C o m p a n y B a n k N a m e > C o m p a n y   B a n k   N a m e < / C o m p a n y B a n k N a m e > - 
-             < C o m p a n y B a n k N a m e C a p t i o n > C o m p a n y   B a n k   N a m e   C a p t i o n < / C o m p a n y B a n k N a m e C a p t i o n > - 
-             < C o m p a n y B a n k A c c o u n t N o > C o m p a n y   B a n k   A c c o u n t   N o . < / C o m p a n y B a n k A c c o u n t N o > - 
-             < C o m p a n y B a n k A c c o u n t N o C a p t i o n > C o m p a n y   B a n k   A c c o u n t   N o .   C a p t i o n < / C o m p a n y B a n k A c c o u n t N o C a p t i o n > - 
-             < C o m p a n y B a n k B r a n c h N o > C o m p a n y   B a n k   B r a n c h   N o . < / C o m p a n y B a n k B r a n c h N o > - 
-             < C o m p a n y B a n k B r a n c h N o C a p t i o n > C o m p a n y   B a n k   B r a n c h   N o .   C a p t i o n < / C o m p a n y B a n k B r a n c h N o C a p t i o n > - 
-             < C o m p a n y I B A N > C o m p a n y   I B A N < / C o m p a n y I B A N > - 
-             < C o m p a n y I B A N C a p t i o n > C o m p a n y   I B A N   C a p t i o n < / C o m p a n y I B A N C a p t i o n > - 
-             < C o m p a n y B a n k S W I F T > C o m p a n y   B a n k   S W I F T < / C o m p a n y B a n k S W I F T > - 
-             < C o m p a n y B a n k S W I F T C a p t i o n > C o m p a n y   B a n k   S W I F T   C a p t i o n < / C o m p a n y B a n k S W I F T C a p t i o n > - 
-             < C o m p a n y G i r o N o > C o m p a n y   G i r o   N o . < / C o m p a n y G i r o N o > - 
-             < C o m p a n y G i r o N o C a p t i o n > C o m p a n y   G i r o   N o .   C a p t i o n < / C o m p a n y G i r o N o C a p t i o n > - 
-         < / C o m p a n y M e t a d a t a > - 
      < / B C R e p o r t I n f o r m a t i o n >   
-     < C u s t o m e r > - 
-         < N o _ C u s t > N o _ C u s t < / N o _ C u s t > - 
-         < I n t e g e r > - 
-             < B a n k A c c N o _ C o m p a n y I n f o > B a n k A c c N o _ C o m p a n y I n f o < / B a n k A c c N o _ C o m p a n y I n f o > - 
-             < B a n k A c c N o _ C o m p a n y I n f o C a p t i o n > B a n k A c c N o _ C o m p a n y I n f o C a p t i o n < / B a n k A c c N o _ C o m p a n y I n f o C a p t i o n > - 
-             < B a n k N a m e _ C o m p a n y I n f o > B a n k N a m e _ C o m p a n y I n f o < / B a n k N a m e _ C o m p a n y I n f o > - 
-             < B a n k N a m e _ C o m p a n y I n f o C a p t i o n > B a n k N a m e _ C o m p a n y I n f o C a p t i o n < / B a n k N a m e _ C o m p a n y I n f o C a p t i o n > - 
-             < C o m p a n y A d d r 1 > C o m p a n y A d d r 1 < / C o m p a n y A d d r 1 > - 
-             < C o m p a n y A d d r 2 > C o m p a n y A d d r 2 < / C o m p a n y A d d r 2 > - 
-             < C o m p a n y A d d r 3 > C o m p a n y A d d r 3 < / C o m p a n y A d d r 3 > - 
-             < C o m p a n y A d d r 4 > C o m p a n y A d d r 4 < / C o m p a n y A d d r 4 > - 
-             < C o m p a n y A d d r 5 > C o m p a n y A d d r 5 < / C o m p a n y A d d r 5 > - 
-             < C o m p a n y A d d r 6 > C o m p a n y A d d r 6 < / C o m p a n y A d d r 6 > - 
-             < C o m p a n y A d d r 7 > C o m p a n y A d d r 7 < / C o m p a n y A d d r 7 > - 
-             < C o m p a n y A d d r 8 > C o m p a n y A d d r 8 < / C o m p a n y A d d r 8 > - 
-             < C o m p a n y I n f o 1 P i c t u r e   / > - 
-             < C o m p a n y I n f o 2 P i c t u r e   / > - 
-             < C o m p a n y I n f o 3 P i c t u r e   / > - 
-             < C o m p a n y I n f o E m a i l > C o m p a n y I n f o E m a i l < / C o m p a n y I n f o E m a i l > - 
-             < C o m p a n y I n f o E m a i l C a p t i o n > C o m p a n y I n f o E m a i l C a p t i o n < / C o m p a n y I n f o E m a i l C a p t i o n > - 
-             < C o m p a n y I n f o H o m e P a g e > C o m p a n y I n f o H o m e P a g e < / C o m p a n y I n f o H o m e P a g e > - 
-             < C o m p a n y I n f o H o m e p a g e C a p t i o n > C o m p a n y I n f o H o m e p a g e C a p t i o n < / C o m p a n y I n f o H o m e p a g e C a p t i o n > - 
-             < C o m p a n y L e g a l O f f i c e > C o m p a n y L e g a l O f f i c e < / C o m p a n y L e g a l O f f i c e > - 
-             < C o m p a n y L e g a l O f f i c e _ L b l > C o m p a n y L e g a l O f f i c e _ L b l < / C o m p a n y L e g a l O f f i c e _ L b l > - 
-             < C o m p a n y P i c t u r e   / > - 
-             < C u r r R e p o r t P a g e N o C a p t i o n > C u r r R e p o r t P a g e N o C a p t i o n < / C u r r R e p o r t P a g e N o C a p t i o n > - 
-             < C u s t A d d r 1 > C u s t A d d r 1 < / C u s t A d d r 1 > - 
-             < C u s t A d d r 2 > C u s t A d d r 2 < / C u s t A d d r 2 > - 
-             < C u s t A d d r 3 > C u s t A d d r 3 < / C u s t A d d r 3 > - 
-             < C u s t A d d r 4 > C u s t A d d r 4 < / C u s t A d d r 4 > - 
-             < C u s t A d d r 5 > C u s t A d d r 5 < / C u s t A d d r 5 > - 
-             < C u s t A d d r 6 > C u s t A d d r 6 < / C u s t A d d r 6 > - 
-             < C u s t A d d r 7 > C u s t A d d r 7 < / C u s t A d d r 7 > - 
-             < C u s t A d d r 8 > C u s t A d d r 8 < / C u s t A d d r 8 > - 
-             < C u s t B a l a n c e C a p t i o n > C u s t B a l a n c e C a p t i o n < / C u s t B a l a n c e C a p t i o n > - 
-             < D e s c _ C u s t L e d g E n t r y 2 C a p t i o n > D e s c _ C u s t L e d g E n t r y 2 C a p t i o n < / D e s c _ C u s t L e d g E n t r y 2 C a p t i o n > - 
-             < D o c D a t e C a p t i o n > D o c D a t e C a p t i o n < / D o c D a t e C a p t i o n > - 
-             < D o c N o _ D t l d C u s t L e d g E n t r i e s C a p t i o n > D o c N o _ D t l d C u s t L e d g E n t r i e s C a p t i o n < / D o c N o _ D t l d C u s t L e d g E n t r i e s C a p t i o n > - 
-             < D u e D a t e _ C u s t L e d g E n t r y 2 C a p t i o n > D u e D a t e _ C u s t L e d g E n t r y 2 C a p t i o n < / D u e D a t e _ C u s t L e d g E n t r y 2 C a p t i o n > - 
-             < E n d D a t e > E n d D a t e < / E n d D a t e > - 
-             < E n d D a t e C a p t i o n > E n d D a t e C a p t i o n < / E n d D a t e C a p t i o n > - 
-             < G i r o N o _ C o m p a n y I n f o > G i r o N o _ C o m p a n y I n f o < / G i r o N o _ C o m p a n y I n f o > - 
-             < G i r o N o _ C o m p a n y I n f o C a p t i o n > G i r o N o _ C o m p a n y I n f o C a p t i o n < / G i r o N o _ C o m p a n y I n f o C a p t i o n > - 
-             < L a s t S t a t m n t N o _ C u s t > L a s t S t a t m n t N o _ C u s t < / L a s t S t a t m n t N o _ C u s t > - 
-             < L a s t S t a t m n t N o _ C u s t C a p t i o n > L a s t S t a t m n t N o _ C u s t C a p t i o n < / L a s t S t a t m n t N o _ C u s t C a p t i o n > - 
-             < N o 1 _ C u s t > N o 1 _ C u s t < / N o 1 _ C u s t > - 
-             < N o 1 _ C u s t C a p t i o n > N o 1 _ C u s t C a p t i o n < / N o 1 _ C u s t C a p t i o n > - 
-             < O r i g i n a l A m t _ C u s t L e d g E n t r y 2 C a p t i o n > O r i g i n a l A m t _ C u s t L e d g E n t r y 2 C a p t i o n < / O r i g i n a l A m t _ C u s t L e d g E n t r y 2 C a p t i o n > - 
-             < P h o n e N o _ C o m p a n y I n f o > P h o n e N o _ C o m p a n y I n f o < / P h o n e N o _ C o m p a n y I n f o > - 
-             < P h o n e N o _ C o m p a n y I n f o C a p t i o n > P h o n e N o _ C o m p a n y I n f o C a p t i o n < / P h o n e N o _ C o m p a n y I n f o C a p t i o n > - 
-             < P o s t D a t e _ D t l d C u s t L e d g E n t r i e s C a p t i o n > P o s t D a t e _ D t l d C u s t L e d g E n t r i e s C a p t i o n < / P o s t D a t e _ D t l d C u s t L e d g E n t r i e s C a p t i o n > - 
-             < R e m a i n A m t C u s t L e d g E n t r y 2 C a p t i o n > R e m a i n A m t C u s t L e d g E n t r y 2 C a p t i o n < / R e m a i n A m t C u s t L e d g E n t r y 2 C a p t i o n > - 
-             < S t a r t D a t e > S t a r t D a t e < / S t a r t D a t e > - 
-             < S t a r t D a t e C a p t i o n > S t a r t D a t e C a p t i o n < / S t a r t D a t e C a p t i o n > - 
-             < S t a t e m e n t C a p t i o n > S t a t e m e n t C a p t i o n < / S t a t e m e n t C a p t i o n > - 
-             < T o d a y F o r m a t t e d > T o d a y F o r m a t t e d < / T o d a y F o r m a t t e d > - 
-             < V A T R e g N o _ C o m p a n y I n f o > V A T R e g N o _ C o m p a n y I n f o < / V A T R e g N o _ C o m p a n y I n f o > - 
-             < V A T R e g N o _ C o m p a n y I n f o C a p t i o n > V A T R e g N o _ C o m p a n y I n f o C a p t i o n < / V A T R e g N o _ C o m p a n y I n f o C a p t i o n > - 
-             < C u r r e n c y L o o p > - 
-                 < T o t a l _ C a p t i o n 2 > T o t a l _ C a p t i o n 2 < / T o t a l _ C a p t i o n 2 > - 
-                 < C u s t L e d g E n t r y H d r > - 
-                     < C u r r e n c y 2 C o d e _ C u s t L e d g E n t r y H d r > C u r r e n c y 2 C o d e _ C u s t L e d g E n t r y H d r < / C u r r e n c y 2 C o d e _ C u s t L e d g E n t r y H d r > - 
-                     < C u r r e n c y C o d e 3 > C u r r e n c y C o d e 3 < / C u r r e n c y C o d e 3 > - 
-                     < C u s t B a l a n c e _ C u s t L e d g E n t r y H d r > C u s t B a l a n c e _ C u s t L e d g E n t r y H d r < / C u s t B a l a n c e _ C u s t L e d g E n t r y H d r > - 
-                     < D t l d C u s t L e d g E n t r y T y p e > D t l d C u s t L e d g E n t r y T y p e < / D t l d C u s t L e d g E n t r y T y p e > - 
-                     < E n t r i e s E x i s t s > E n t r i e s E x i s t s < / E n t r i e s E x i s t s > - 
-                     < I s N e w C u s t C u r r e n c y G r o u p > I s N e w C u s t C u r r e n c y G r o u p < / I s N e w C u s t C u r r e n c y G r o u p > - 
-                     < P r i n t L i n e > P r i n t L i n e < / P r i n t L i n e > - 
-                     < S t a r t B a l a n c e > S t a r t B a l a n c e < / S t a r t B a l a n c e > - 
-                     < D t l d C u s t L e d g E n t r i e s > - 
-                         < A m t _ D t l d C u s t L e d g E n t r i e s > A m t _ D t l d C u s t L e d g E n t r i e s < / A m t _ D t l d C u s t L e d g E n t r i e s > - 
-                         < C u r r C o d e _ D t l d C u s t L e d g E n t r i e s > C u r r C o d e _ D t l d C u s t L e d g E n t r i e s < / C u r r C o d e _ D t l d C u s t L e d g E n t r i e s > - 
-                         < C u r r e n c y 2 C o d e > C u r r e n c y 2 C o d e < / C u r r e n c y 2 C o d e > - 
-                         < C u s t B a l a n c e > C u s t B a l a n c e < / C u s t B a l a n c e > - 
-                         < D e s c r i p t i o n > D e s c r i p t i o n < / D e s c r i p t i o n > - 
-                         < D o c N o _ D t l d C u s t L e d g E n t r i e s > D o c N o _ D t l d C u s t L e d g E n t r i e s < / D o c N o _ D t l d C u s t L e d g E n t r i e s > - 
-                         < D u e D a t e _ D t l d C u s t L e d g E n t r i e s > D u e D a t e _ D t l d C u s t L e d g E n t r i e s < / D u e D a t e _ D t l d C u s t L e d g E n t r i e s > - 
-                         < P o s t D a t e _ D t l d C u s t L e d g E n t r i e s > P o s t D a t e _ D t l d C u s t L e d g E n t r i e s < / P o s t D a t e _ D t l d C u s t L e d g E n t r i e s > - 
-                         < R e m a i n A m t _ D t l d C u s t L e d g E n t r i e s > R e m a i n A m t _ D t l d C u s t L e d g E n t r i e s < / R e m a i n A m t _ D t l d C u s t L e d g E n t r i e s > - 
-                         < Y o u r R e f e r e n c e _ D t l d C u s t L e d g E n t r i e s > Y o u r R e f e r e n c e _ D t l d C u s t L e d g E n t r i e s < / Y o u r R e f e r e n c e _ D t l d C u s t L e d g E n t r i e s > +     < T o o l t i p s / > + 
+     < C u s t o m e r   E l e m e n t T y p e = " D a t a I t e m "   E l e m e n t I d = " 1 5 2 5 1 9 1 9 9 " > + 
+         < N o _ C u s t   E l e m e n t T y p e = " C o l u m n "   E l e m e n t I d = " 6 0 3 9 7 0 8 4 6 "   D a t a T y p e = " C o d e " > N o _ C u s t < / N o _ C u s t > + 
+         < I n t e g e r   E l e m e n t T y p e = " D a t a I t e m "   E l e m e n t I d = " 1 7 3 5 6 9 8 6 1 9 " > + 
+             < B a n k A c c N o _ C o m p a n y I n f o   E l e m e n t T y p e = " C o l u m n "   E l e m e n t I d = " 8 6 4 5 4 5 9 0 7 "   D a t a T y p e = " T e x t " > B a n k A c c N o _ C o m p a n y I n f o < / B a n k A c c N o _ C o m p a n y I n f o > + 
+             < B a n k A c c N o _ C o m p a n y I n f o C a p t i o n   E l e m e n t T y p e = " C o l u m n "   E l e m e n t I d = " 1 9 1 8 8 5 3 8 1 3 "   D a t a T y p e = " T e x t C o n s t " > B a n k A c c N o _ C o m p a n y I n f o C a p t i o n < / B a n k A c c N o _ C o m p a n y I n f o C a p t i o n > + 
+             < B a n k N a m e _ C o m p a n y I n f o   E l e m e n t T y p e = " C o l u m n "   E l e m e n t I d = " 1 9 1 7 2 0 2 0 4 2 "   D a t a T y p e = " T e x t " > B a n k N a m e _ C o m p a n y I n f o < / B a n k N a m e _ C o m p a n y I n f o > + 
+             < B a n k N a m e _ C o m p a n y I n f o C a p t i o n   E l e m e n t T y p e = " C o l u m n "   E l e m e n t I d = " 1 6 0 4 3 0 7 5 8 8 "   D a t a T y p e = " T e x t C o n s t " > B a n k N a m e _ C o m p a n y I n f o C a p t i o n < / B a n k N a m e _ C o m p a n y I n f o C a p t i o n > + 
+             < C o m p a n y A d d r 1   E l e m e n t T y p e = " C o l u m n "   E l e m e n t I d = " 8 8 5 0 9 6 1 0 4 "   D a t a T y p e = " T e x t " > C o m p a n y A d d r 1 < / C o m p a n y A d d r 1 > + 
+             < C o m p a n y A d d r 2   E l e m e n t T y p e = " C o l u m n "   E l e m e n t I d = " 1 0 2 7 9 9 3 7 4 7 "   D a t a T y p e = " T e x t " > C o m p a n y A d d r 2 < / C o m p a n y A d d r 2 > + 
+             < C o m p a n y A d d r 3   E l e m e n t T y p e = " C o l u m n "   E l e m e n t I d = " 3 9 0 2 9 7 1 3 0 "   D a t a T y p e = " T e x t " > C o m p a n y A d d r 3 < / C o m p a n y A d d r 3 > + 
+             < C o m p a n y A d d r 4   E l e m e n t T y p e = " C o l u m n "   E l e m e n t I d = " 1 9 9 1 5 8 0 3 1 5 "   D a t a T y p e = " T e x t " > C o m p a n y A d d r 4 < / C o m p a n y A d d r 4 > + 
+             < C o m p a n y A d d r 5   E l e m e n t T y p e = " C o l u m n "   E l e m e n t I d = " 1 6 6 5 6 9 0 3 6 4 "   D a t a T y p e = " T e x t " > C o m p a n y A d d r 5 < / C o m p a n y A d d r 5 > + 
+             < C o m p a n y A d d r 6   E l e m e n t T y p e = " C o l u m n "   E l e m e n t I d = " 7 1 6 1 8 7 0 8 1 "   D a t a T y p e = " T e x t " > C o m p a n y A d d r 6 < / C o m p a n y A d d r 6 > + 
+             < C o m p a n y A d d r 7   E l e m e n t T y p e = " C o l u m n "   E l e m e n t I d = " 1 3 5 3 8 8 3 6 9 8 "   D a t a T y p e = " T e x t " > C o m p a n y A d d r 7 < / C o m p a n y A d d r 7 > + 
+             < C o m p a n y A d d r 8   E l e m e n t T y p e = " C o l u m n "   E l e m e n t I d = " 1 0 5 4 0 0 5 1 2 7 "   D a t a T y p e = " T e x t " > C o m p a n y A d d r 8 < / C o m p a n y A d d r 8 > + 
+             < C o m p a n y I n f o 1 P i c t u r e   E l e m e n t T y p e = " C o l u m n "   E l e m e n t I d = " 1 0 1 8 2 0 6 5 0 3 "   D a t a T y p e = " B L O B " / > + 
+             < C o m p a n y I n f o 2 P i c t u r e   E l e m e n t T y p e = " C o l u m n "   E l e m e n t I d = " 9 8 9 6 7 0 4 7 4 "   D a t a T y p e = " B L O B " / > + 
+             < C o m p a n y I n f o 3 P i c t u r e   E l e m e n t T y p e = " C o l u m n "   E l e m e n t I d = " 5 7 9 7 0 4 0 5 9 "   D a t a T y p e = " B L O B " / > + 
+             < C o m p a n y I n f o E m a i l   E l e m e n t T y p e = " C o l u m n "   E l e m e n t I d = " 9 1 4 8 1 2 2 4 0 "   D a t a T y p e = " T e x t " > C o m p a n y I n f o E m a i l < / C o m p a n y I n f o E m a i l > + 
+             < C o m p a n y I n f o E m a i l C a p t i o n   E l e m e n t T y p e = " C o l u m n "   E l e m e n t I d = " 1 5 5 2 1 6 7 2 3 0 "   D a t a T y p e = " T e x t C o n s t " > C o m p a n y I n f o E m a i l C a p t i o n < / C o m p a n y I n f o E m a i l C a p t i o n > + 
+             < C o m p a n y I n f o H o m e P a g e   E l e m e n t T y p e = " C o l u m n "   E l e m e n t I d = " 1 5 3 0 3 1 7 4 4 0 "   D a t a T y p e = " T e x t " > C o m p a n y I n f o H o m e P a g e < / C o m p a n y I n f o H o m e P a g e > + 
+             < C o m p a n y I n f o H o m e p a g e C a p t i o n   E l e m e n t T y p e = " C o l u m n "   E l e m e n t I d = " 1 5 2 9 8 2 3 8 6 "   D a t a T y p e = " T e x t C o n s t " > C o m p a n y I n f o H o m e p a g e C a p t i o n < / C o m p a n y I n f o H o m e p a g e C a p t i o n > + 
+             < C o m p a n y L e g a l O f f i c e   E l e m e n t T y p e = " C o l u m n "   E l e m e n t I d = " 7 1 4 2 5 8 1 1 1 "   D a t a T y p e = " T e x t " > C o m p a n y L e g a l O f f i c e < / C o m p a n y L e g a l O f f i c e > + 
+             < C o m p a n y L e g a l O f f i c e _ L b l   E l e m e n t T y p e = " C o l u m n "   E l e m e n t I d = " 1 5 3 3 1 7 5 1 0 8 "   D a t a T y p e = " T e x t " > C o m p a n y L e g a l O f f i c e _ L b l < / C o m p a n y L e g a l O f f i c e _ L b l > + 
+             < C o m p a n y P i c t u r e   E l e m e n t T y p e = " C o l u m n "   E l e m e n t I d = " 1 3 9 7 4 1 1 0 7 4 "   D a t a T y p e = " B L O B " / > + 
+             < C u r r R e p o r t P a g e N o C a p t i o n   E l e m e n t T y p e = " C o l u m n "   E l e m e n t I d = " 2 0 2 2 2 2 5 3 5 1 "   D a t a T y p e = " T e x t C o n s t " > C u r r R e p o r t P a g e N o C a p t i o n < / C u r r R e p o r t P a g e N o C a p t i o n > + 
+             < C u s t A d d r 1   E l e m e n t T y p e = " C o l u m n "   E l e m e n t I d = " 1 3 6 8 0 2 7 5 2 2 "   D a t a T y p e = " T e x t " > C u s t A d d r 1 < / C u s t A d d r 1 > + 
+             < C u s t A d d r 2   E l e m e n t T y p e = " C o l u m n "   E l e m e n t I d = " 2 0 0 5 7 2 4 1 3 9 "   D a t a T y p e = " T e x t " > C u s t A d d r 2 < / C u s t A d d r 2 > + 
+             < C u s t A d d r 3   E l e m e n t T y p e = " C o l u m n "   E l e m e n t I d = " 1 6 5 1 5 4 6 5 4 0 "   D a t a T y p e = " T e x t " > C u s t A d d r 3 < / C u s t A d d r 3 > + 
+             < C u s t A d d r 4   E l e m e n t T y p e = " C o l u m n "   E l e m e n t I d = " 1 0 1 3 8 4 9 9 2 3 "   D a t a T y p e = " T e x t " > C u s t A d d r 4 < / C u s t A d d r 4 > + 
+             < C u s t A d d r 5   E l e m e n t T y p e = " C o l u m n "   E l e m e n t I d = " 3 7 6 1 5 3 3 0 6 "   D a t a T y p e = " T e x t " > C u s t A d d r 5 < / C u s t A d d r 5 > + 
+             < C u s t A d d r 6   E l e m e n t T y p e = " C o l u m n "   E l e m e n t I d = " 2 6 1 5 4 3 3 1 1 "   D a t a T y p e = " T e x t " > C u s t A d d r 6 < / C u s t A d d r 6 > + 
+             < C u s t A d d r 7   E l e m e n t T y p e = " C o l u m n "   E l e m e n t I d = " 8 9 9 2 3 9 9 2 8 "   D a t a T y p e = " T e x t " > C u s t A d d r 7 < / C u s t A d d r 7 > + 
+             < C u s t A d d r 8   E l e m e n t T y p e = " C o l u m n "   E l e m e n t I d = " 1 5 3 6 9 3 6 5 4 5 "   D a t a T y p e = " T e x t " > C u s t A d d r 8 < / C u s t A d d r 8 > + 
+             < C u s t B a l a n c e C a p t i o n   E l e m e n t T y p e = " C o l u m n "   E l e m e n t I d = " 6 0 8 6 6 1 8 8 4 "   D a t a T y p e = " T e x t C o n s t " > C u s t B a l a n c e C a p t i o n < / C u s t B a l a n c e C a p t i o n > + 
+             < D e s c _ C u s t L e d g E n t r y 2 C a p t i o n   E l e m e n t T y p e = " C o l u m n "   E l e m e n t I d = " 1 8 7 4 4 3 7 6 7 2 "   D a t a T y p e = " S t r i n g " > D e s c _ C u s t L e d g E n t r y 2 C a p t i o n < / D e s c _ C u s t L e d g E n t r y 2 C a p t i o n > + 
+             < D o c D a t e C a p t i o n   E l e m e n t T y p e = " C o l u m n "   E l e m e n t I d = " 1 1 5 7 6 2 1 5 3 7 "   D a t a T y p e = " T e x t C o n s t " > D o c D a t e C a p t i o n < / D o c D a t e C a p t i o n > + 
+             < D o c N o _ D t l d C u s t L e d g E n t r i e s C a p t i o n   E l e m e n t T y p e = " C o l u m n "   E l e m e n t I d = " 6 0 1 5 1 5 5 5 6 "   D a t a T y p e = " S t r i n g " > D o c N o _ D t l d C u s t L e d g E n t r i e s C a p t i o n < / D o c N o _ D t l d C u s t L e d g E n t r i e s C a p t i o n > + 
+             < D u e D a t e _ C u s t L e d g E n t r y 2 C a p t i o n   E l e m e n t T y p e = " C o l u m n "   E l e m e n t I d = " 8 1 9 2 8 5 8 5 "   D a t a T y p e = " T e x t C o n s t " > D u e D a t e _ C u s t L e d g E n t r y 2 C a p t i o n < / D u e D a t e _ C u s t L e d g E n t r y 2 C a p t i o n > + 
+             < E n d D a t e   E l e m e n t T y p e = " C o l u m n "   E l e m e n t I d = " 1 3 0 2 0 8 2 6 1 0 "   D a t a T y p e = " S t r i n g " > E n d D a t e < / E n d D a t e > + 
+             < E n d D a t e C a p t i o n   E l e m e n t T y p e = " C o l u m n "   E l e m e n t I d = " 1 3 5 3 1 9 2 8 0 "   D a t a T y p e = " T e x t C o n s t " > E n d D a t e C a p t i o n < / E n d D a t e C a p t i o n > + 
+             < G i r o N o _ C o m p a n y I n f o   E l e m e n t T y p e = " C o l u m n "   E l e m e n t I d = " 5 6 5 4 8 5 5 1 9 "   D a t a T y p e = " T e x t " > G i r o N o _ C o m p a n y I n f o < / G i r o N o _ C o m p a n y I n f o > + 
+             < G i r o N o _ C o m p a n y I n f o C a p t i o n   E l e m e n t T y p e = " C o l u m n "   E l e m e n t I d = " 1 6 5 8 5 3 3 3 6 9 "   D a t a T y p e = " T e x t C o n s t " > G i r o N o _ C o m p a n y I n f o C a p t i o n < / G i r o N o _ C o m p a n y I n f o C a p t i o n > + 
+             < L a s t S t a t m n t N o _ C u s t   E l e m e n t T y p e = " C o l u m n "   E l e m e n t I d = " 1 3 8 8 0 8 0 0 2 9 "   D a t a T y p e = " S t r i n g " > L a s t S t a t m n t N o _ C u s t < / L a s t S t a t m n t N o _ C u s t > + 
+             < L a s t S t a t m n t N o _ C u s t C a p t i o n   E l e m e n t T y p e = " C o l u m n "   E l e m e n t I d = " 8 9 2 5 6 7 8 3 5 "   D a t a T y p e = " T e x t C o n s t " > L a s t S t a t m n t N o _ C u s t C a p t i o n < / L a s t S t a t m n t N o _ C u s t C a p t i o n > + 
+             < N o 1 _ C u s t   E l e m e n t T y p e = " C o l u m n "   E l e m e n t I d = " 9 1 2 7 7 0 5 0 9 "   D a t a T y p e = " C o d e " > N o 1 _ C u s t < / N o 1 _ C u s t > + 
+             < N o 1 _ C u s t C a p t i o n   E l e m e n t T y p e = " C o l u m n "   E l e m e n t I d = " 1 6 6 1 8 9 3 3 9 7 "   D a t a T y p e = " T e x t C o n s t " > N o 1 _ C u s t C a p t i o n < / N o 1 _ C u s t C a p t i o n > + 
+             < O r i g i n a l A m t _ C u s t L e d g E n t r y 2 C a p t i o n   E l e m e n t T y p e = " C o l u m n "   E l e m e n t I d = " 8 4 8 8 4 4 3 9 2 "   D a t a T y p e = " S t r i n g " > O r i g i n a l A m t _ C u s t L e d g E n t r y 2 C a p t i o n < / O r i g i n a l A m t _ C u s t L e d g E n t r y 2 C a p t i o n > + 
+             < P h o n e N o _ C o m p a n y I n f o   E l e m e n t T y p e = " C o l u m n "   E l e m e n t I d = " 1 6 0 6 4 2 8 3 9 4 "   D a t a T y p e = " T e x t " > P h o n e N o _ C o m p a n y I n f o < / P h o n e N o _ C o m p a n y I n f o > + 
+             < P h o n e N o _ C o m p a n y I n f o C a p t i o n   E l e m e n t T y p e = " C o l u m n "   E l e m e n t I d = " 1 8 7 6 0 4 7 7 0 4 "   D a t a T y p e = " T e x t C o n s t " > P h o n e N o _ C o m p a n y I n f o C a p t i o n < / P h o n e N o _ C o m p a n y I n f o C a p t i o n > + 
+             < P o s t D a t e _ D t l d C u s t L e d g E n t r i e s C a p t i o n   E l e m e n t T y p e = " C o l u m n "   E l e m e n t I d = " 1 0 3 3 1 2 5 4 2 5 "   D a t a T y p e = " T e x t C o n s t " > P o s t D a t e _ D t l d C u s t L e d g E n t r i e s C a p t i o n < / P o s t D a t e _ D t l d C u s t L e d g E n t r i e s C a p t i o n > + 
+             < R e m a i n A m t C u s t L e d g E n t r y 2 C a p t i o n   E l e m e n t T y p e = " C o l u m n "   E l e m e n t I d = " 1 6 3 2 7 0 6 4 0 6 "   D a t a T y p e = " S t r i n g " > R e m a i n A m t C u s t L e d g E n t r y 2 C a p t i o n < / R e m a i n A m t C u s t L e d g E n t r y 2 C a p t i o n > + 
+             < S t a r t D a t e   E l e m e n t T y p e = " C o l u m n "   E l e m e n t I d = " 1 4 5 7 6 6 9 4 1 7 "   D a t a T y p e = " S t r i n g " > S t a r t D a t e < / S t a r t D a t e > + 
+             < S t a r t D a t e C a p t i o n   E l e m e n t T y p e = " C o l u m n "   E l e m e n t I d = " 1 9 8 0 7 4 5 8 7 1 "   D a t a T y p e = " T e x t C o n s t " > S t a r t D a t e C a p t i o n < / S t a r t D a t e C a p t i o n > + 
+             < S t a t e m e n t C a p t i o n   E l e m e n t T y p e = " C o l u m n "   E l e m e n t I d = " 2 3 9 3 8 2 "   D a t a T y p e = " T e x t C o n s t " > S t a t e m e n t C a p t i o n < / S t a t e m e n t C a p t i o n > + 
+             < T o d a y F o r m a t t e d   E l e m e n t T y p e = " C o l u m n "   E l e m e n t I d = " 2 7 0 4 5 1 4 0 "   D a t a T y p e = " S t r i n g " > T o d a y F o r m a t t e d < / T o d a y F o r m a t t e d > + 
+             < V A T R e g N o _ C o m p a n y I n f o   E l e m e n t T y p e = " C o l u m n "   E l e m e n t I d = " 9 4 4 0 2 9 3 7 7 "   D a t a T y p e = " T e x t " > V A T R e g N o _ C o m p a n y I n f o < / V A T R e g N o _ C o m p a n y I n f o > + 
+             < V A T R e g N o _ C o m p a n y I n f o C a p t i o n   E l e m e n t T y p e = " C o l u m n "   E l e m e n t I d = " 1 1 9 3 2 7 6 3 7 5 "   D a t a T y p e = " T e x t C o n s t " > V A T R e g N o _ C o m p a n y I n f o C a p t i o n < / V A T R e g N o _ C o m p a n y I n f o C a p t i o n > + 
+             < C u r r e n c y L o o p   E l e m e n t T y p e = " D a t a I t e m "   E l e m e n t I d = " 1 3 0 4 5 2 2 1 9 8 " > + 
+                 < T o t a l _ C a p t i o n 2   E l e m e n t T y p e = " C o l u m n "   E l e m e n t I d = " 1 9 9 1 3 0 2 6 0 "   D a t a T y p e = " T e x t C o n s t " > T o t a l _ C a p t i o n 2 < / T o t a l _ C a p t i o n 2 > + 
+                 < C u s t L e d g E n t r y H d r   E l e m e n t T y p e = " D a t a I t e m "   E l e m e n t I d = " 9 4 2 7 0 7 9 3 2 " > + 
+                     < C u r r e n c y 2 C o d e _ C u s t L e d g E n t r y H d r   E l e m e n t T y p e = " C o l u m n "   E l e m e n t I d = " 1 3 4 9 2 7 9 6 1 1 "   D a t a T y p e = " S t r i n g " > C u r r e n c y 2 C o d e _ C u s t L e d g E n t r y H d r < / C u r r e n c y 2 C o d e _ C u s t L e d g E n t r y H d r > + 
+                     < C u r r e n c y C o d e 3   E l e m e n t T y p e = " C o l u m n "   E l e m e n t I d = " 6 1 8 1 4 2 9 0 8 "   D a t a T y p e = " C o d e " > C u r r e n c y C o d e 3 < / C u r r e n c y C o d e 3 > + 
+                     < C u s t B a l a n c e _ C u s t L e d g E n t r y H d r   E l e m e n t T y p e = " C o l u m n "   E l e m e n t I d = " 4 9 7 1 9 1 3 5 6 "   D a t a T y p e = " D e c i m a l " > C u s t B a l a n c e _ C u s t L e d g E n t r y H d r < / C u s t B a l a n c e _ C u s t L e d g E n t r y H d r > + 
+                     < D t l d C u s t L e d g E n t r y T y p e   E l e m e n t T y p e = " C o l u m n "   E l e m e n t I d = " 8 9 2 0 6 7 4 8 6 "   D a t a T y p e = " S t r i n g " > D t l d C u s t L e d g E n t r y T y p e < / D t l d C u s t L e d g E n t r y T y p e > + 
+                     < E n t r i e s E x i s t s   E l e m e n t T y p e = " C o l u m n "   E l e m e n t I d = " 1 8 9 9 2 2 0 4 1 "   D a t a T y p e = " B o o l e a n " > E n t r i e s E x i s t s < / E n t r i e s E x i s t s > + 
+                     < I s N e w C u s t C u r r e n c y G r o u p   E l e m e n t T y p e = " C o l u m n "   E l e m e n t I d = " 1 1 6 2 5 3 5 5 3 8 "   D a t a T y p e = " B o o l e a n " > I s N e w C u s t C u r r e n c y G r o u p < / I s N e w C u s t C u r r e n c y G r o u p > + 
+                     < P r i n t L i n e   E l e m e n t T y p e = " C o l u m n "   E l e m e n t I d = " 5 9 8 4 7 9 9 9 0 "   D a t a T y p e = " B o o l e a n " > P r i n t L i n e < / P r i n t L i n e > + 
+                     < S t a r t B a l a n c e   E l e m e n t T y p e = " C o l u m n "   E l e m e n t I d = " 3 2 9 4 8 3 5 7 9 "   D a t a T y p e = " D e c i m a l " > S t a r t B a l a n c e < / S t a r t B a l a n c e > + 
+                     < D t l d C u s t L e d g E n t r i e s   E l e m e n t T y p e = " D a t a I t e m "   E l e m e n t I d = " 1 1 1 1 4 6 3 1 7 2 " > + 
+                         < A m t _ D t l d C u s t L e d g E n t r i e s   E l e m e n t T y p e = " C o l u m n "   E l e m e n t I d = " 8 9 7 9 8 5 1 7 9 "   D a t a T y p e = " D e c i m a l " > A m t _ D t l d C u s t L e d g E n t r i e s < / A m t _ D t l d C u s t L e d g E n t r i e s > + 
+                         < C u r r C o d e _ D t l d C u s t L e d g E n t r i e s   E l e m e n t T y p e = " C o l u m n "   E l e m e n t I d = " 3 2 7 0 9 9 9 8 4 "   D a t a T y p e = " C o d e " > C u r r C o d e _ D t l d C u s t L e d g E n t r i e s < / C u r r C o d e _ D t l d C u s t L e d g E n t r i e s > + 
+                         < C u r r e n c y 2 C o d e   E l e m e n t T y p e = " C o l u m n "   E l e m e n t I d = " 4 6 5 9 9 3 8 2 7 "   D a t a T y p e = " C o d e " > C u r r e n c y 2 C o d e < / C u r r e n c y 2 C o d e > + 
+                         < C u s t B a l a n c e   E l e m e n t T y p e = " C o l u m n "   E l e m e n t I d = " 1 4 1 3 7 0 1 5 0 2 "   D a t a T y p e = " D e c i m a l " > C u s t B a l a n c e < / C u s t B a l a n c e > + 
+                         < D e s c r i p t i o n   E l e m e n t T y p e = " C o l u m n "   E l e m e n t I d = " 1 3 1 4 3 5 1 3 0 7 "   D a t a T y p e = " T e x t " > D e s c r i p t i o n < / D e s c r i p t i o n > + 
+                         < D o c N o _ D t l d C u s t L e d g E n t r i e s   E l e m e n t T y p e = " C o l u m n "   E l e m e n t I d = " 2 2 4 2 9 8 6 5 4 "   D a t a T y p e = " C o d e " > D o c N o _ D t l d C u s t L e d g E n t r i e s < / D o c N o _ D t l d C u s t L e d g E n t r i e s > + 
+                         < D u e D a t e _ D t l d C u s t L e d g E n t r i e s   E l e m e n t T y p e = " C o l u m n "   E l e m e n t I d = " 1 4 1 7 8 6 1 6 0 3 "   D a t a T y p e = " S t r i n g " > D u e D a t e _ D t l d C u s t L e d g E n t r i e s < / D u e D a t e _ D t l d C u s t L e d g E n t r i e s > + 
+                         < P o s t D a t e _ D t l d C u s t L e d g E n t r i e s   E l e m e n t T y p e = " C o l u m n "   E l e m e n t I d = " 1 6 8 8 2 9 9 9 1 3 "   D a t a T y p e = " S t r i n g " > P o s t D a t e _ D t l d C u s t L e d g E n t r i e s < / P o s t D a t e _ D t l d C u s t L e d g E n t r i e s > + 
+                         < R e m a i n A m t _ D t l d C u s t L e d g E n t r i e s   E l e m e n t T y p e = " C o l u m n "   E l e m e n t I d = " 1 4 5 7 2 4 8 8 2 5 "   D a t a T y p e = " D e c i m a l " > R e m a i n A m t _ D t l d C u s t L e d g E n t r i e s < / R e m a i n A m t _ D t l d C u s t L e d g E n t r i e s > + 
+                         < Y o u r R e f e r e n c e _ D t l d C u s t L e d g E n t r i e s   E l e m e n t T y p e = " C o l u m n "   E l e m e n t I d = " 6 7 5 1 3 6 1 6 7 "   D a t a T y p e = " T e x t " > Y o u r R e f e r e n c e _ D t l d C u s t L e d g E n t r i e s < / Y o u r R e f e r e n c e _ D t l d C u s t L e d g E n t r i e s >   
                      < / D t l d C u s t L e d g E n t r i e s >   
                  < / C u s t L e d g E n t r y H d r >   
-                 < C u s t L e d g E n t r y F o o t e r > - 
-                     < C u r r e n c y C o d e 3 _ C u s t L e d g E n t r y F o o t e r > C u r r e n c y C o d e 3 _ C u s t L e d g E n t r y F o o t e r < / C u r r e n c y C o d e 3 _ C u s t L e d g E n t r y F o o t e r > - 
-                     < C u s t B a l a n c e _ C u s t L e d g E n t r y H d r F o o t e r > C u s t B a l a n c e _ C u s t L e d g E n t r y H d r F o o t e r < / C u s t B a l a n c e _ C u s t L e d g E n t r y H d r F o o t e r > - 
-                     < E n t r i e s E x i s t s l _ C u s t L e d g E n t r y F o o t e r C a p t i o n > E n t r i e s E x i s t s l _ C u s t L e d g E n t r y F o o t e r C a p t i o n < / E n t r i e s E x i s t s l _ C u s t L e d g E n t r y F o o t e r C a p t i o n > - 
-                     < T o t a l _ C a p t i o n > T o t a l _ C a p t i o n < / T o t a l _ C a p t i o n > +                 < C u s t L e d g E n t r y F o o t e r   E l e m e n t T y p e = " D a t a I t e m "   E l e m e n t I d = " 9 2 5 1 1 8 7 3 5 " > + 
+                     < C u r r e n c y C o d e 3 _ C u s t L e d g E n t r y F o o t e r   E l e m e n t T y p e = " C o l u m n "   E l e m e n t I d = " 1 7 6 5 6 9 2 8 1 "   D a t a T y p e = " C o d e " > C u r r e n c y C o d e 3 _ C u s t L e d g E n t r y F o o t e r < / C u r r e n c y C o d e 3 _ C u s t L e d g E n t r y F o o t e r > + 
+                     < C u s t B a l a n c e _ C u s t L e d g E n t r y H d r F o o t e r   E l e m e n t T y p e = " C o l u m n "   E l e m e n t I d = " 1 3 6 7 2 1 4 5 9 3 "   D a t a T y p e = " D e c i m a l " > C u s t B a l a n c e _ C u s t L e d g E n t r y H d r F o o t e r < / C u s t B a l a n c e _ C u s t L e d g E n t r y H d r F o o t e r > + 
+                     < E n t r i e s E x i s t s l _ C u s t L e d g E n t r y F o o t e r C a p t i o n   E l e m e n t T y p e = " C o l u m n "   E l e m e n t I d = " 1 1 7 7 0 6 9 2 3 2 "   D a t a T y p e = " B o o l e a n " > E n t r i e s E x i s t s l _ C u s t L e d g E n t r y F o o t e r C a p t i o n < / E n t r i e s E x i s t s l _ C u s t L e d g E n t r y F o o t e r C a p t i o n > + 
+                     < T o t a l _ C a p t i o n   E l e m e n t T y p e = " C o l u m n "   E l e m e n t I d = " 6 1 1 5 9 7 6 3 4 "   D a t a T y p e = " T e x t C o n s t " > T o t a l _ C a p t i o n < / T o t a l _ C a p t i o n >   
                  < / C u s t L e d g E n t r y F o o t e r >   
-                 < O v e r d u e V i s i b l e > - 
-                     < C u r r e n c y C o d e 3 _ C u s t L e d g E n t r y 2 > C u r r e n c y C o d e 3 _ C u s t L e d g E n t r y 2 < / C u r r e n c y C o d e 3 _ C u s t L e d g E n t r y 2 > - 
-                     < D e s c _ C u s t L e d g E n t r y 2 C a p t i o n 2 > D e s c _ C u s t L e d g E n t r y 2 C a p t i o n 2 < / D e s c _ C u s t L e d g E n t r y 2 C a p t i o n 2 > - 
-                     < D o c N o _ D t l d C u s t L e d g E n t r i e s C a p t i o n 2 > D o c N o _ D t l d C u s t L e d g E n t r i e s C a p t i o n 2 < / D o c N o _ D t l d C u s t L e d g E n t r i e s C a p t i o n 2 > - 
-                     < D u e D a t e _ C u s t L e d g E n t r y 2 C a p t i o n 2 > D u e D a t e _ C u s t L e d g E n t r y 2 C a p t i o n 2 < / D u e D a t e _ C u s t L e d g E n t r y 2 C a p t i o n 2 > - 
-                     < O r i g i n a l A m t _ C u s t L e d g E n t r y 2 C a p t i o n 2 > O r i g i n a l A m t _ C u s t L e d g E n t r y 2 C a p t i o n 2 < / O r i g i n a l A m t _ C u s t L e d g E n t r y 2 C a p t i o n 2 > - 
-                     < O v e r D u e E n t r i e s > O v e r D u e E n t r i e s < / O v e r D u e E n t r i e s > - 
-                     < P o s t D a t e _ D t l d C u s t L e d g E n t r i e s C a p t i o n 2 > P o s t D a t e _ D t l d C u s t L e d g E n t r i e s C a p t i o n 2 < / P o s t D a t e _ D t l d C u s t L e d g E n t r i e s C a p t i o n 2 > - 
-                     < R e m a i n A m t C u s t L e d g E n t r y 2 C a p t i o n 2 > R e m a i n A m t C u s t L e d g E n t r y 2 C a p t i o n 2 < / R e m a i n A m t C u s t L e d g E n t r y 2 C a p t i o n 2 > - 
-                     < T o t a l _ C a p t i o n 3 > T o t a l _ C a p t i o n 3 < / T o t a l _ C a p t i o n 3 > - 
-                     < C u s t L e d g E n t r y 2 > - 
-                         < C u r r C o d e _ C u s t L e d g E n t r y 2 > C u r r C o d e _ C u s t L e d g E n t r y 2 < / C u r r C o d e _ C u s t L e d g E n t r y 2 > - 
-                         < C u r r e n c y 2 C o d e _ C u s t L e d g E n t r y 2 > C u r r e n c y 2 C o d e _ C u s t L e d g E n t r y 2 < / C u r r e n c y 2 C o d e _ C u s t L e d g E n t r y 2 > - 
-                         < C u s t N o _ C u s t L e d g E n t r y 2 > C u s t N o _ C u s t L e d g E n t r y 2 < / C u s t N o _ C u s t L e d g E n t r y 2 > - 
-                         < D e s c _ C u s t L e d g E n t r y 2 > D e s c _ C u s t L e d g E n t r y 2 < / D e s c _ C u s t L e d g E n t r y 2 > - 
-                         < D o c N o _ C u s t L e d g E n t r y 2 > D o c N o _ C u s t L e d g E n t r y 2 < / D o c N o _ C u s t L e d g E n t r y 2 > - 
-                         < D u e D a t e _ C u s t L e d g E n t r y 2 > D u e D a t e _ C u s t L e d g E n t r y 2 < / D u e D a t e _ C u s t L e d g E n t r y 2 > - 
-                         < O r i g i n a l A m t _ C u s t L e d g E n t r y 2 > O r i g i n a l A m t _ C u s t L e d g E n t r y 2 < / O r i g i n a l A m t _ C u s t L e d g E n t r y 2 > - 
-                         < P o s t D a t e _ C u s t L e d g E n t r y 2 > P o s t D a t e _ C u s t L e d g E n t r y 2 < / P o s t D a t e _ C u s t L e d g E n t r y 2 > - 
-                         < P r i n t E n t r i e s D u e > P r i n t E n t r i e s D u e < / P r i n t E n t r i e s D u e > - 
-                         < R e m a i n A m t _ C u s t L e d g E n t r y 2 > R e m a i n A m t _ C u s t L e d g E n t r y 2 < / R e m a i n A m t _ C u s t L e d g E n t r y 2 > - 
-                         < Y o u r R e f e r e n c e _ C u s t L e d g E n t r y 2 > Y o u r R e f e r e n c e _ C u s t L e d g E n t r y 2 < / Y o u r R e f e r e n c e _ C u s t L e d g E n t r y 2 > +                 < O v e r d u e V i s i b l e   E l e m e n t T y p e = " D a t a I t e m "   E l e m e n t I d = " 1 4 2 6 6 4 4 0 8 7 " > + 
+                     < C u r r e n c y C o d e 3 _ C u s t L e d g E n t r y 2   E l e m e n t T y p e = " C o l u m n "   E l e m e n t I d = " 1 4 9 4 2 9 8 6 2 2 "   D a t a T y p e = " C o d e " > C u r r e n c y C o d e 3 _ C u s t L e d g E n t r y 2 < / C u r r e n c y C o d e 3 _ C u s t L e d g E n t r y 2 > + 
+                     < D e s c _ C u s t L e d g E n t r y 2 C a p t i o n 2   E l e m e n t T y p e = " C o l u m n "   E l e m e n t I d = " 1 9 5 4 6 4 5 1 6 2 "   D a t a T y p e = " S t r i n g " > D e s c _ C u s t L e d g E n t r y 2 C a p t i o n 2 < / D e s c _ C u s t L e d g E n t r y 2 C a p t i o n 2 > + 
+                     < D o c N o _ D t l d C u s t L e d g E n t r i e s C a p t i o n 2   E l e m e n t T y p e = " C o l u m n "   E l e m e n t I d = " 1 0 9 6 5 7 7 3 7 8 "   D a t a T y p e = " S t r i n g " > D o c N o _ D t l d C u s t L e d g E n t r i e s C a p t i o n 2 < / D o c N o _ D t l d C u s t L e d g E n t r i e s C a p t i o n 2 > + 
+                     < D u e D a t e _ C u s t L e d g E n t r y 2 C a p t i o n 2   E l e m e n t T y p e = " C o l u m n "   E l e m e n t I d = " 9 0 1 1 8 8 6 8 5 "   D a t a T y p e = " T e x t C o n s t " > D u e D a t e _ C u s t L e d g E n t r y 2 C a p t i o n 2 < / D u e D a t e _ C u s t L e d g E n t r y 2 C a p t i o n 2 > + 
+                     < O r i g i n a l A m t _ C u s t L e d g E n t r y 2 C a p t i o n 2   E l e m e n t T y p e = " C o l u m n "   E l e m e n t I d = " 1 6 4 9 8 2 3 4 6 6 "   D a t a T y p e = " S t r i n g " > O r i g i n a l A m t _ C u s t L e d g E n t r y 2 C a p t i o n 2 < / O r i g i n a l A m t _ C u s t L e d g E n t r y 2 C a p t i o n 2 > + 
+                     < O v e r D u e E n t r i e s   E l e m e n t T y p e = " C o l u m n "   E l e m e n t I d = " 2 3 9 2 5 5 2 1 3 "   D a t a T y p e = " S t r i n g " > O v e r D u e E n t r i e s < / O v e r D u e E n t r i e s > + 
+                     < P o s t D a t e _ D t l d C u s t L e d g E n t r i e s C a p t i o n 2   E l e m e n t T y p e = " C o l u m n "   E l e m e n t I d = " 7 1 5 0 7 2 1 9 7 "   D a t a T y p e = " T e x t C o n s t " > P o s t D a t e _ D t l d C u s t L e d g E n t r i e s C a p t i o n 2 < / P o s t D a t e _ D t l d C u s t L e d g E n t r i e s C a p t i o n 2 > + 
+                     < R e m a i n A m t C u s t L e d g E n t r y 2 C a p t i o n 2   E l e m e n t T y p e = " C o l u m n "   E l e m e n t I d = " 5 0 5 0 3 3 9 6 0 "   D a t a T y p e = " S t r i n g " > R e m a i n A m t C u s t L e d g E n t r y 2 C a p t i o n 2 < / R e m a i n A m t C u s t L e d g E n t r y 2 C a p t i o n 2 > + 
+                     < T o t a l _ C a p t i o n 3   E l e m e n t T y p e = " C o l u m n "   E l e m e n t I d = " 4 3 8 5 6 6 3 5 7 "   D a t a T y p e = " T e x t C o n s t " > T o t a l _ C a p t i o n 3 < / T o t a l _ C a p t i o n 3 > + 
+                     < C u s t L e d g E n t r y 2   E l e m e n t T y p e = " D a t a I t e m "   E l e m e n t I d = " 1 3 7 2 6 3 7 0 0 8 " > + 
+                         < C u r r C o d e _ C u s t L e d g E n t r y 2   E l e m e n t T y p e = " C o l u m n "   E l e m e n t I d = " 1 5 8 9 5 4 6 2 6 8 "   D a t a T y p e = " C o d e " > C u r r C o d e _ C u s t L e d g E n t r y 2 < / C u r r C o d e _ C u s t L e d g E n t r y 2 > + 
+                         < C u r r e n c y 2 C o d e _ C u s t L e d g E n t r y 2   E l e m e n t T y p e = " C o l u m n "   E l e m e n t I d = " 1 4 2 6 8 6 9 3 0 3 "   D a t a T y p e = " C o d e " > C u r r e n c y 2 C o d e _ C u s t L e d g E n t r y 2 < / C u r r e n c y 2 C o d e _ C u s t L e d g E n t r y 2 > + 
+                         < C u s t N o _ C u s t L e d g E n t r y 2   E l e m e n t T y p e = " C o l u m n "   E l e m e n t I d = " 1 3 5 3 0 8 9 7 4 5 "   D a t a T y p e = " C o d e " > C u s t N o _ C u s t L e d g E n t r y 2 < / C u s t N o _ C u s t L e d g E n t r y 2 > + 
+                         < D e s c _ C u s t L e d g E n t r y 2   E l e m e n t T y p e = " C o l u m n "   E l e m e n t I d = " 4 0 4 4 4 3 7 9 8 "   D a t a T y p e = " T e x t " > D e s c _ C u s t L e d g E n t r y 2 < / D e s c _ C u s t L e d g E n t r y 2 > + 
+                         < D o c N o _ C u s t L e d g E n t r y 2   E l e m e n t T y p e = " C o l u m n "   E l e m e n t I d = " 5 1 0 9 1 4 9 4 "   D a t a T y p e = " C o d e " > D o c N o _ C u s t L e d g E n t r y 2 < / D o c N o _ C u s t L e d g E n t r y 2 > + 
+                         < D u e D a t e _ C u s t L e d g E n t r y 2   E l e m e n t T y p e = " C o l u m n "   E l e m e n t I d = " 1 6 3 5 3 6 3 6 4 7 "   D a t a T y p e = " S t r i n g " > D u e D a t e _ C u s t L e d g E n t r y 2 < / D u e D a t e _ C u s t L e d g E n t r y 2 > + 
+                         < O r i g i n a l A m t _ C u s t L e d g E n t r y 2   E l e m e n t T y p e = " C o l u m n "   E l e m e n t I d = " 6 5 4 0 4 5 0 9 8 "   D a t a T y p e = " D e c i m a l " > O r i g i n a l A m t _ C u s t L e d g E n t r y 2 < / O r i g i n a l A m t _ C u s t L e d g E n t r y 2 > + 
+                         < P o s t D a t e _ C u s t L e d g E n t r y 2   E l e m e n t T y p e = " C o l u m n "   E l e m e n t I d = " 1 8 1 7 1 9 2 0 4 3 "   D a t a T y p e = " S t r i n g " > P o s t D a t e _ C u s t L e d g E n t r y 2 < / P o s t D a t e _ C u s t L e d g E n t r y 2 > + 
+                         < P r i n t E n t r i e s D u e   E l e m e n t T y p e = " C o l u m n "   E l e m e n t I d = " 6 9 3 7 0 0 1 2 6 "   D a t a T y p e = " B o o l e a n " > P r i n t E n t r i e s D u e < / P r i n t E n t r i e s D u e > + 
+                         < R e m a i n A m t _ C u s t L e d g E n t r y 2   E l e m e n t T y p e = " C o l u m n "   E l e m e n t I d = " 7 5 6 3 4 5 4 1 3 "   D a t a T y p e = " D e c i m a l " > R e m a i n A m t _ C u s t L e d g E n t r y 2 < / R e m a i n A m t _ C u s t L e d g E n t r y 2 > + 
+                         < Y o u r R e f e r e n c e _ C u s t L e d g E n t r y 2   E l e m e n t T y p e = " C o l u m n "   E l e m e n t I d = " 2 0 5 5 4 0 4 3 9 5 "   D a t a T y p e = " T e x t " > Y o u r R e f e r e n c e _ C u s t L e d g E n t r y 2 < / Y o u r R e f e r e n c e _ C u s t L e d g E n t r y 2 >   
                      < / C u s t L e d g E n t r y 2 >   
-                     < O v e r d u e E n t r y F o o d e r > - 
-                         < O v e r d u e B a l a n c e > O v e r d u e B a l a n c e < / O v e r d u e B a l a n c e > +                     < O v e r d u e E n t r y F o o d e r   E l e m e n t T y p e = " D a t a I t e m "   E l e m e n t I d = " 1 6 5 9 2 3 5 9 3 4 " > + 
+                         < O v e r d u e B a l a n c e   E l e m e n t T y p e = " C o l u m n "   E l e m e n t I d = " 1 1 8 6 1 4 8 4 3 9 "   D a t a T y p e = " D e c i m a l " > O v e r d u e B a l a n c e < / O v e r d u e B a l a n c e >   
                      < / O v e r d u e E n t r y F o o d e r >   
@@ -7937,51 +6532,51 @@
  
              < / C u r r e n c y L o o p >   
-             < A g i n g B a n d V i s i b l e > - 
-                 < A g i n g C u s t L e d g E n t r y   / > - 
-                 < A g i n g B a n d L o o p > - 
-                     < A g i n g B a n d B u f C o l 1 A m t > A g i n g B a n d B u f C o l 1 A m t < / A g i n g B a n d B u f C o l 1 A m t > - 
-                     < A g i n g B a n d B u f C o l 2 A m t > A g i n g B a n d B u f C o l 2 A m t < / A g i n g B a n d B u f C o l 2 A m t > - 
-                     < A g i n g B a n d B u f C o l 3 A m t > A g i n g B a n d B u f C o l 3 A m t < / A g i n g B a n d B u f C o l 3 A m t > - 
-                     < A g i n g B a n d B u f C o l 4 A m t > A g i n g B a n d B u f C o l 4 A m t < / A g i n g B a n d B u f C o l 4 A m t > - 
-                     < A g i n g B a n d B u f C o l 5 A m t > A g i n g B a n d B u f C o l 5 A m t < / A g i n g B a n d B u f C o l 5 A m t > - 
-                     < A g i n g B a n d C u r r e n c y C o d e > A g i n g B a n d C u r r e n c y C o d e < / A g i n g B a n d C u r r e n c y C o d e > - 
-                     < A g i n g B a n d E n d i n g D a t e > A g i n g B a n d E n d i n g D a t e < / A g i n g B a n d E n d i n g D a t e > - 
-                     < A g i n g D a t e 1 > A g i n g D a t e 1 < / A g i n g D a t e 1 > - 
-                     < A g i n g D a t e 2 > A g i n g D a t e 2 < / A g i n g D a t e 2 > - 
-                     < A g i n g D a t e 2 1 > A g i n g D a t e 2 1 < / A g i n g D a t e 2 1 > - 
-                     < A g i n g D a t e 3 > A g i n g D a t e 3 < / A g i n g D a t e 3 > - 
-                     < A g i n g D a t e 3 1 > A g i n g D a t e 3 1 < / A g i n g D a t e 3 1 > - 
-                     < A g i n g D a t e 4 > A g i n g D a t e 4 < / A g i n g D a t e 4 > - 
-                     < A g i n g D a t e 4 1 > A g i n g D a t e 4 1 < / A g i n g D a t e 4 1 > - 
-                     < A g i n g D a t e 5 > A g i n g D a t e 5 < / A g i n g D a t e 5 > - 
-                     < A g i n g D a t e H e a d e r 1 > A g i n g D a t e H e a d e r 1 < / A g i n g D a t e H e a d e r 1 > - 
-                     < A g i n g D a t e H e a d e r 2 > A g i n g D a t e H e a d e r 2 < / A g i n g D a t e H e a d e r 2 > - 
-                     < A g i n g D a t e H e a d e r 3 > A g i n g D a t e H e a d e r 3 < / A g i n g D a t e H e a d e r 3 > - 
-                     < A g i n g D a t e H e a d e r 4 > A g i n g D a t e H e a d e r 4 < / A g i n g D a t e H e a d e r 4 > - 
-                     < b e f o r e C a p t i o n > b e f o r e C a p t i o n < / b e f o r e C a p t i o n > +             < A g i n g B a n d V i s i b l e   E l e m e n t T y p e = " D a t a I t e m "   E l e m e n t I d = " 1 9 4 1 7 6 5 1 4 0 " > + 
+                 < A g i n g C u s t L e d g E n t r y   E l e m e n t T y p e = " D a t a I t e m "   E l e m e n t I d = " 7 0 4 1 6 5 1 3 2 " / > + 
+                 < A g i n g B a n d L o o p   E l e m e n t T y p e = " D a t a I t e m "   E l e m e n t I d = " 1 5 2 9 3 9 4 0 2 2 " > + 
+                     < A g i n g B a n d B u f C o l 1 A m t   E l e m e n t T y p e = " C o l u m n "   E l e m e n t I d = " 1 9 4 8 7 4 9 4 5 4 "   D a t a T y p e = " D e c i m a l " > A g i n g B a n d B u f C o l 1 A m t < / A g i n g B a n d B u f C o l 1 A m t > + 
+                     < A g i n g B a n d B u f C o l 2 A m t   E l e m e n t T y p e = " C o l u m n "   E l e m e n t I d = " 1 9 5 6 4 3 5 6 1 5 "   D a t a T y p e = " D e c i m a l " > A g i n g B a n d B u f C o l 2 A m t < / A g i n g B a n d B u f C o l 2 A m t > + 
+                     < A g i n g B a n d B u f C o l 3 A m t   E l e m e n t T y p e = " C o l u m n "   E l e m e n t I d = " 9 7 5 6 7 9 1 5 2 "   D a t a T y p e = " D e c i m a l " > A g i n g B a n d B u f C o l 3 A m t < / A g i n g B a n d B u f C o l 3 A m t > + 
+                     < A g i n g B a n d B u f C o l 4 A m t   E l e m e n t T y p e = " C o l u m n "   E l e m e n t I d = " 1 2 3 5 5 5 5 7 0 5 "   D a t a T y p e = " D e c i m a l " > A g i n g B a n d B u f C o l 4 A m t < / A g i n g B a n d B u f C o l 4 A m t > + 
+                     < A g i n g B a n d B u f C o l 5 A m t   E l e m e n t T y p e = " C o l u m n "   E l e m e n t I d = " 4 2 4 7 8 1 3 0 2 "   D a t a T y p e = " D e c i m a l " > A g i n g B a n d B u f C o l 5 A m t < / A g i n g B a n d B u f C o l 5 A m t > + 
+                     < A g i n g B a n d C u r r e n c y C o d e   E l e m e n t T y p e = " C o l u m n "   E l e m e n t I d = " 1 3 1 1 1 3 8 9 6 8 "   D a t a T y p e = " C o d e " > A g i n g B a n d C u r r e n c y C o d e < / A g i n g B a n d C u r r e n c y C o d e > + 
+                     < A g i n g B a n d E n d i n g D a t e   E l e m e n t T y p e = " C o l u m n "   E l e m e n t I d = " 1 3 9 0 8 7 6 8 7 "   D a t a T y p e = " S t r i n g " > A g i n g B a n d E n d i n g D a t e < / A g i n g B a n d E n d i n g D a t e > + 
+                     < A g i n g D a t e 1   E l e m e n t T y p e = " C o l u m n "   E l e m e n t I d = " 4 7 9 6 0 6 2 6 6 "   D a t a T y p e = " S t r i n g " > A g i n g D a t e 1 < / A g i n g D a t e 1 > + 
+                     < A g i n g D a t e 2   E l e m e n t T y p e = " C o l u m n "   E l e m e n t I d = " 1 1 1 7 3 0 2 8 8 3 "   D a t a T y p e = " S t r i n g " > A g i n g D a t e 2 < / A g i n g D a t e 2 > + 
+                     < A g i n g D a t e 2 1   E l e m e n t T y p e = " C o l u m n "   E l e m e n t I d = " 3 1 3 5 0 1 0 6 8 "   D a t a T y p e = " S t r i n g " > A g i n g D a t e 2 1 < / A g i n g D a t e 2 1 > + 
+                     < A g i n g D a t e 3   E l e m e n t T y p e = " C o l u m n "   E l e m e n t I d = " 1 7 5 4 9 9 9 5 0 0 "   D a t a T y p e = " S t r i n g " > A g i n g D a t e 3 < / A g i n g D a t e 3 > + 
+                     < A g i n g D a t e 3 1   E l e m e n t T y p e = " C o l u m n "   E l e m e n t I d = " 1 9 1 4 0 6 0 5 3 1 "   D a t a T y p e = " S t r i n g " > A g i n g D a t e 3 1 < / A g i n g D a t e 3 1 > + 
+                     < A g i n g D a t e 4   E l e m e n t T y p e = " C o l u m n "   E l e m e n t I d = " 1 9 0 2 2 7 1 1 7 9 "   D a t a T y p e = " S t r i n g " > A g i n g D a t e 4 < / A g i n g D a t e 4 > + 
+                     < A g i n g D a t e 4 1   E l e m e n t T y p e = " C o l u m n "   E l e m e n t I d = " 8 4 9 7 6 9 6 1 0 "   D a t a T y p e = " S t r i n g " > A g i n g D a t e 4 1 < / A g i n g D a t e 4 1 > + 
+                     < A g i n g D a t e 5   E l e m e n t T y p e = " C o l u m n "   E l e m e n t I d = " 1 2 6 4 5 7 4 5 6 2 "   D a t a T y p e = " S t r i n g " > A g i n g D a t e 5 < / A g i n g D a t e 5 > + 
+                     < A g i n g D a t e H e a d e r 1   E l e m e n t T y p e = " C o l u m n "   E l e m e n t I d = " 2 8 6 3 5 0 7 5 9 "   D a t a T y p e = " T e x t " > A g i n g D a t e H e a d e r 1 < / A g i n g D a t e H e a d e r 1 > + 
+                     < A g i n g D a t e H e a d e r 2   E l e m e n t T y p e = " C o l u m n "   E l e m e n t I d = " 3 5 1 3 4 5 8 5 8 "   D a t a T y p e = " T e x t " > A g i n g D a t e H e a d e r 2 < / A g i n g D a t e H e a d e r 2 > + 
+                     < A g i n g D a t e H e a d e r 3   E l e m e n t T y p e = " C o l u m n "   E l e m e n t I d = " 9 8 9 0 4 2 4 7 5 "   D a t a T y p e = " T e x t " > A g i n g D a t e H e a d e r 3 < / A g i n g D a t e H e a d e r 3 > + 
+                     < A g i n g D a t e H e a d e r 4   E l e m e n t T y p e = " C o l u m n "   E l e m e n t I d = " 1 6 2 6 7 3 9 0 9 2 "   D a t a T y p e = " T e x t " > A g i n g D a t e H e a d e r 4 < / A g i n g D a t e H e a d e r 4 > + 
+                     < b e f o r e C a p t i o n   E l e m e n t T y p e = " C o l u m n "   E l e m e n t I d = " 1 0 1 3 0 1 9 7 1 8 "   D a t a T y p e = " T e x t C o n s t " > b e f o r e C a p t i o n < / b e f o r e C a p t i o n >   
                  < / A g i n g B a n d L o o p >   
@@ -7989,13 +6584,13 @@
  
          < / I n t e g e r >   
-         < L e t t e r T e x t > - 
-             < B o d y T e x t > B o d y T e x t < / B o d y T e x t > - 
-             < C l o s i n g T e x t > C l o s i n g T e x t < / C l o s i n g T e x t > - 
-             < G r e e t i n g T e x t > G r e e t i n g T e x t < / G r e e t i n g T e x t > +         < L e t t e r T e x t   E l e m e n t T y p e = " D a t a I t e m "   E l e m e n t I d = " 1 5 1 0 3 5 3 8 3 4 " > + 
+             < B o d y T e x t   E l e m e n t T y p e = " C o l u m n "   E l e m e n t I d = " 1 4 9 7 5 9 8 0 8 "   D a t a T y p e = " T e x t C o n s t " > B o d y T e x t < / B o d y T e x t > + 
+             < C l o s i n g T e x t   E l e m e n t T y p e = " C o l u m n "   E l e m e n t I d = " 5 1 2 1 3 5 9 0 9 "   D a t a T y p e = " T e x t C o n s t " > C l o s i n g T e x t < / C l o s i n g T e x t > + 
+             < G r e e t i n g T e x t   E l e m e n t T y p e = " C o l u m n "   E l e m e n t I d = " 1 1 7 5 2 7 9 2 8 9 "   D a t a T y p e = " T e x t C o n s t " > G r e e t i n g T e x t < / G r e e t i n g T e x t >   
          < / L e t t e r T e x t >   
@@ -8005,17 +6600,17 @@
 </file>
 
 <file path=customXml/itemProps1.xml><?xml version="1.0" encoding="utf-8"?>
+<ds:datastoreItem xmlns:ds="http://schemas.openxmlformats.org/officeDocument/2006/customXml" ds:itemID="{E88124C9-8BD3-486B-8F5D-721907E0A112}">
+  <ds:schemaRefs>
+    <ds:schemaRef ds:uri="urn:microsoft-dynamics-nav/reports/Standard_Statement/1316/"/>
+  </ds:schemaRefs>
+</ds:datastoreItem>
+</file>
+
+<file path=customXml/itemProps2.xml><?xml version="1.0" encoding="utf-8"?>
 <ds:datastoreItem xmlns:ds="http://schemas.openxmlformats.org/officeDocument/2006/customXml" ds:itemID="{149394C4-6957-4218-844A-696FBF020605}">
   <ds:schemaRefs>
     <ds:schemaRef ds:uri="urn:microsoft-dynamics-businesscentral/internal/extended/reports/Standard_Statement/1316/"/>
   </ds:schemaRefs>
 </ds:datastoreItem>
-</file>
-
-<file path=customXml/itemProps2.xml><?xml version="1.0" encoding="utf-8"?>
-<ds:datastoreItem xmlns:ds="http://schemas.openxmlformats.org/officeDocument/2006/customXml" ds:itemID="{E88124C9-8BD3-486B-8F5D-721907E0A112}">
-  <ds:schemaRefs>
-    <ds:schemaRef ds:uri="urn:microsoft-dynamics-nav/reports/Standard_Statement/1316/"/>
-  </ds:schemaRefs>
-</ds:datastoreItem>
 </file>
--- a/src/Layers/W1/BaseApp/Sales/Customer/StandardStatementBody.docx
+++ b/src/Layers/W1/BaseApp/Sales/Customer/StandardStatementBody.docx
@@ -6,26 +6,14 @@
       <w:tblPr>
         <w:tblStyle w:val="BCBlockTable"/>
         <w:tblW w:w="5000" w:type="pct"/>
-        <w:tblBorders>
-          <w:top w:val="none" w:sz="0" w:space="0" w:color="auto"/>
-          <w:left w:val="none" w:sz="0" w:space="0" w:color="auto"/>
-          <w:bottom w:val="none" w:sz="0" w:space="0" w:color="auto"/>
-          <w:right w:val="none" w:sz="0" w:space="0" w:color="auto"/>
-          <w:insideH w:val="none" w:sz="0" w:space="0" w:color="auto"/>
-          <w:insideV w:val="none" w:sz="0" w:space="0" w:color="auto"/>
-        </w:tblBorders>
-        <w:tblCellMar>
-          <w:left w:w="0" w:type="dxa"/>
-          <w:right w:w="0" w:type="dxa"/>
-        </w:tblCellMar>
         <w:tblLook w:val="0620" w:firstRow="1" w:lastRow="0" w:firstColumn="0" w:lastColumn="0" w:noHBand="1" w:noVBand="1"/>
         <w:tblCaption w:val="Address Block"/>
         <w:tblDescription w:val="Layout table. Used for positioning, not for tabular data."/>
       </w:tblPr>
       <w:tblGrid>
-        <w:gridCol w:w="2621"/>
-        <w:gridCol w:w="4584"/>
-        <w:gridCol w:w="3279"/>
+        <w:gridCol w:w="2623"/>
+        <w:gridCol w:w="4588"/>
+        <w:gridCol w:w="3283"/>
       </w:tblGrid>
       <w:tr>
         <w:trPr>
@@ -35,7 +23,6 @@
         </w:trPr>
         <w:sdt>
           <w:sdtPr>
-            <w:rPr/>
             <w:alias w:val="CustAddr1"/>
             <w:tag w:val="#BC:InsertDataItem,DataItems/Customer/Integer/CustAddr1"/>
             <w:id w:val="83577837"/>
@@ -53,8 +40,8 @@
               </w:tcPr>
               <w:p>
                 <w:pPr>
-                  <w:pStyle w:val="BCLabel"/>
-                  <w:spacing w:before="0" w:after="0" w:line="276" w:lineRule="auto"/>
+                  <w:pStyle w:val="BCLabel0"/>
+                  <w:spacing w:line="276" w:lineRule="auto"/>
                 </w:pPr>
                 <w:r>
                   <w:t>CustAddr1</w:t>
@@ -69,8 +56,8 @@
           </w:tcPr>
           <w:p>
             <w:pPr>
-              <w:pStyle w:val="BCLabel"/>
-              <w:spacing w:before="0" w:after="0" w:line="276" w:lineRule="auto"/>
+              <w:pStyle w:val="BCLabel0"/>
+              <w:spacing w:line="276" w:lineRule="auto"/>
             </w:pPr>
           </w:p>
         </w:tc>
@@ -80,8 +67,8 @@
           </w:tcPr>
           <w:p>
             <w:pPr>
-              <w:pStyle w:val="BCLabelNumber"/>
-              <w:spacing w:before="0" w:after="0" w:line="276" w:lineRule="auto"/>
+              <w:pStyle w:val="BCLabelNumber0"/>
+              <w:spacing w:line="276" w:lineRule="auto"/>
               <w:jc w:val="right"/>
             </w:pPr>
             <w:r>
@@ -89,7 +76,6 @@
             </w:r>
             <w:sdt>
               <w:sdtPr>
-                <w:rPr/>
                 <w:alias w:val="CompanyAddr1"/>
                 <w:tag w:val="#BC:InsertDataItem,DataItems/Customer/Integer/CompanyAddr1"/>
                 <w:id w:val="-1845630489"/>
@@ -116,7 +102,6 @@
         </w:trPr>
         <w:sdt>
           <w:sdtPr>
-            <w:rPr/>
             <w:alias w:val="CustAddr2"/>
             <w:tag w:val="#BC:InsertDataItem,DataItems/Customer/Integer/CustAddr2"/>
             <w:id w:val="2081714954"/>
@@ -155,7 +140,6 @@
         </w:tc>
         <w:sdt>
           <w:sdtPr>
-            <w:rPr/>
             <w:alias w:val="CompanyAddr2"/>
             <w:tag w:val="#BC:InsertDataItem,DataItems/Customer/Integer/CompanyAddr2"/>
             <w:id w:val="1033242591"/>
@@ -191,7 +175,6 @@
         </w:trPr>
         <w:sdt>
           <w:sdtPr>
-            <w:rPr/>
             <w:alias w:val="CustAddr3"/>
             <w:tag w:val="#BC:InsertDataItem,DataItems/Customer/Integer/CustAddr3"/>
             <w:id w:val="-1019233878"/>
@@ -230,7 +213,6 @@
         </w:tc>
         <w:sdt>
           <w:sdtPr>
-            <w:rPr/>
             <w:alias w:val="CompanyAddr3"/>
             <w:tag w:val="#BC:InsertDataItem,DataItems/Customer/Integer/CompanyAddr3"/>
             <w:id w:val="-676041863"/>
@@ -266,7 +248,6 @@
         </w:trPr>
         <w:sdt>
           <w:sdtPr>
-            <w:rPr/>
             <w:alias w:val="CustAddr4"/>
             <w:tag w:val="#BC:InsertDataItem,DataItems/Customer/Integer/CustAddr4"/>
             <w:id w:val="930164719"/>
@@ -305,7 +286,6 @@
         </w:tc>
         <w:sdt>
           <w:sdtPr>
-            <w:rPr/>
             <w:alias w:val="CompanyAddr4"/>
             <w:tag w:val="#BC:InsertDataItem,DataItems/Customer/Integer/CompanyAddr4"/>
             <w:id w:val="-1308619520"/>
@@ -341,7 +321,6 @@
         </w:trPr>
         <w:sdt>
           <w:sdtPr>
-            <w:rPr/>
             <w:alias w:val="CustAddr5"/>
             <w:tag w:val="#BC:InsertDataItem,DataItems/Customer/Integer/CustAddr5"/>
             <w:id w:val="-329989747"/>
@@ -380,7 +359,6 @@
         </w:tc>
         <w:sdt>
           <w:sdtPr>
-            <w:rPr/>
             <w:alias w:val="CompanyAddr5"/>
             <w:tag w:val="#BC:InsertDataItem,DataItems/Customer/Integer/CompanyAddr5"/>
             <w:id w:val="-939601292"/>
@@ -410,32 +388,18 @@
         </w:sdt>
       </w:tr>
     </w:tbl>
-    <w:p>
-      <w:pPr/>
-    </w:p>
+    <w:p/>
     <w:tbl>
       <w:tblPr>
         <w:tblStyle w:val="BCBlockTable"/>
         <w:tblW w:w="5000" w:type="pct"/>
-        <w:tblBorders>
-          <w:top w:val="none" w:sz="0" w:space="0" w:color="auto"/>
-          <w:left w:val="none" w:sz="0" w:space="0" w:color="auto"/>
-          <w:bottom w:val="none" w:sz="0" w:space="0" w:color="auto"/>
-          <w:right w:val="none" w:sz="0" w:space="0" w:color="auto"/>
-          <w:insideH w:val="none" w:sz="0" w:space="0" w:color="auto"/>
-          <w:insideV w:val="none" w:sz="0" w:space="0" w:color="auto"/>
-        </w:tblBorders>
-        <w:tblCellMar>
-          <w:left w:w="0" w:type="dxa"/>
-          <w:right w:w="0" w:type="dxa"/>
-        </w:tblCellMar>
         <w:tblLook w:val="0620" w:firstRow="1" w:lastRow="0" w:firstColumn="0" w:lastColumn="0" w:noHBand="1" w:noVBand="1"/>
         <w:tblCaption w:val="Table 2"/>
         <w:tblDescription w:val="Layout table. Used for positioning, not for tabular data."/>
       </w:tblPr>
       <w:tblGrid>
-        <w:gridCol w:w="2624"/>
-        <w:gridCol w:w="2624"/>
+        <w:gridCol w:w="2623"/>
+        <w:gridCol w:w="2623"/>
         <w:gridCol w:w="2624"/>
         <w:gridCol w:w="2624"/>
       </w:tblGrid>
@@ -447,7 +411,6 @@
         </w:trPr>
         <w:sdt>
           <w:sdtPr>
-            <w:rPr/>
             <w:alias w:val="DocDateCaption"/>
             <w:tag w:val="#BC:InsertDataItem,DataItems/Customer/Integer/DocDateCaption"/>
             <w:id w:val="1320771894"/>
@@ -465,8 +428,8 @@
               </w:tcPr>
               <w:p>
                 <w:pPr>
-                  <w:pStyle w:val="BCLabel"/>
-                  <w:spacing w:before="0" w:after="0" w:line="276" w:lineRule="auto"/>
+                  <w:pStyle w:val="BCLabel0"/>
+                  <w:spacing w:line="276" w:lineRule="auto"/>
                 </w:pPr>
                 <w:proofErr w:type="spellStart"/>
                 <w:r>
@@ -479,7 +442,6 @@
         </w:sdt>
         <w:sdt>
           <w:sdtPr>
-            <w:rPr/>
             <w:alias w:val="StatementCaption"/>
             <w:tag w:val="#BC:InsertDataItem,DataItems/Customer/Integer/StatementCaption"/>
             <w:id w:val="-301934491"/>
@@ -497,8 +459,8 @@
               </w:tcPr>
               <w:p>
                 <w:pPr>
-                  <w:pStyle w:val="BCLabel"/>
-                  <w:spacing w:before="0" w:after="0" w:line="276" w:lineRule="auto"/>
+                  <w:pStyle w:val="BCLabel0"/>
+                  <w:spacing w:line="276" w:lineRule="auto"/>
                 </w:pPr>
                 <w:proofErr w:type="spellStart"/>
                 <w:r>
@@ -511,7 +473,6 @@
         </w:sdt>
         <w:sdt>
           <w:sdtPr>
-            <w:rPr/>
             <w:alias w:val="StartDateCaption"/>
             <w:tag w:val="#BC:InsertDataItem,DataItems/Customer/Integer/StartDateCaption"/>
             <w:id w:val="930320317"/>
@@ -529,8 +490,8 @@
               </w:tcPr>
               <w:p>
                 <w:pPr>
-                  <w:pStyle w:val="BCLabel"/>
-                  <w:spacing w:before="0" w:after="0" w:line="276" w:lineRule="auto"/>
+                  <w:pStyle w:val="BCLabel0"/>
+                  <w:spacing w:line="276" w:lineRule="auto"/>
                 </w:pPr>
                 <w:proofErr w:type="spellStart"/>
                 <w:r>
@@ -543,7 +504,6 @@
         </w:sdt>
         <w:sdt>
           <w:sdtPr>
-            <w:rPr/>
             <w:alias w:val="EndDateCaption"/>
             <w:tag w:val="#BC:InsertDataItem,DataItems/Customer/Integer/EndDateCaption"/>
             <w:id w:val="-650991091"/>
@@ -561,8 +521,8 @@
               </w:tcPr>
               <w:p>
                 <w:pPr>
-                  <w:pStyle w:val="BCLabel"/>
-                  <w:spacing w:before="0" w:after="0" w:line="276" w:lineRule="auto"/>
+                  <w:pStyle w:val="BCLabel0"/>
+                  <w:spacing w:line="276" w:lineRule="auto"/>
                 </w:pPr>
                 <w:proofErr w:type="spellStart"/>
                 <w:r>
@@ -581,7 +541,6 @@
         </w:trPr>
         <w:sdt>
           <w:sdtPr>
-            <w:rPr/>
             <w:alias w:val="TodayFormatted"/>
             <w:tag w:val="#BC:InsertDataItem,DataItems/Customer/Integer/TodayFormatted"/>
             <w:id w:val="-1277555790"/>
@@ -612,7 +571,6 @@
         </w:sdt>
         <w:sdt>
           <w:sdtPr>
-            <w:rPr/>
             <w:alias w:val="LastStatmntNo_Cust"/>
             <w:tag w:val="#BC:InsertDataItem,DataItems/Customer/Integer/LastStatmntNo_Cust"/>
             <w:id w:val="-459568493"/>
@@ -643,7 +601,6 @@
         </w:sdt>
         <w:sdt>
           <w:sdtPr>
-            <w:rPr/>
             <w:alias w:val="StartDate"/>
             <w:tag w:val="#BC:InsertDataItem,DataItems/Customer/Integer/StartDate"/>
             <w:id w:val="-291896741"/>
@@ -672,7 +629,6 @@
         </w:sdt>
         <w:sdt>
           <w:sdtPr>
-            <w:rPr/>
             <w:alias w:val="EndDate"/>
             <w:tag w:val="#BC:InsertDataItem,DataItems/Customer/Integer/EndDate"/>
             <w:id w:val="1634132682"/>
@@ -703,9 +659,7 @@
         </w:sdt>
       </w:tr>
     </w:tbl>
-    <w:p>
-      <w:pPr/>
-    </w:p>
+    <w:p/>
     <w:tbl>
       <w:tblPr>
         <w:tblStyle w:val="BCDataTable"/>
@@ -715,14 +669,14 @@
         <w:tblDescription w:val="Document lines. Column headers in the first row."/>
       </w:tblPr>
       <w:tblGrid>
-        <w:gridCol w:w="1428"/>
-        <w:gridCol w:w="1623"/>
-        <w:gridCol w:w="1720"/>
-        <w:gridCol w:w="481"/>
-        <w:gridCol w:w="821"/>
-        <w:gridCol w:w="1608"/>
-        <w:gridCol w:w="1556"/>
-        <w:gridCol w:w="1262"/>
+        <w:gridCol w:w="1583"/>
+        <w:gridCol w:w="1509"/>
+        <w:gridCol w:w="1280"/>
+        <w:gridCol w:w="613"/>
+        <w:gridCol w:w="942"/>
+        <w:gridCol w:w="1511"/>
+        <w:gridCol w:w="1474"/>
+        <w:gridCol w:w="1582"/>
       </w:tblGrid>
       <w:tr>
         <w:trPr>
@@ -733,7 +687,6 @@
         </w:trPr>
         <w:sdt>
           <w:sdtPr>
-            <w:rPr/>
             <w:alias w:val="#Nav: /Customer/Integer/PostDate_DtldCustLedgEntriesCaption"/>
             <w:tag w:val="#Nav: Standard_Statement/1316"/>
             <w:id w:val="-1521241388"/>
@@ -746,7 +699,6 @@
           <w:sdtContent>
             <w:tc>
               <w:tcPr>
-                <w:cnfStyle w:val="001000000000" w:firstRow="0" w:lastRow="0" w:firstColumn="1" w:lastColumn="0" w:oddVBand="0" w:evenVBand="0" w:oddHBand="0" w:evenHBand="0" w:firstRowFirstColumn="0" w:firstRowLastColumn="0" w:lastRowFirstColumn="0" w:lastRowLastColumn="0"/>
                 <w:tcW w:w="680" w:type="pct"/>
                 <w:tcBorders>
                   <w:bottom w:val="single" w:sz="4" w:space="0" w:color="auto"/>
@@ -754,8 +706,8 @@
               </w:tcPr>
               <w:p>
                 <w:pPr>
-                  <w:pStyle w:val="BCLabel"/>
-                  <w:spacing w:before="0" w:after="0" w:line="276" w:lineRule="auto"/>
+                  <w:pStyle w:val="BCLabel0"/>
+                  <w:spacing w:line="276" w:lineRule="auto"/>
                 </w:pPr>
                 <w:proofErr w:type="spellStart"/>
                 <w:r>
@@ -768,7 +720,6 @@
         </w:sdt>
         <w:sdt>
           <w:sdtPr>
-            <w:rPr/>
             <w:alias w:val="#Nav: /Customer/Integer/DocNo_DtldCustLedgEntriesCaption"/>
             <w:tag w:val="#Nav: Standard_Statement/1316"/>
             <w:id w:val="-575826100"/>
@@ -788,9 +739,8 @@
               </w:tcPr>
               <w:p>
                 <w:pPr>
-                  <w:pStyle w:val="BCLabel"/>
-                  <w:spacing w:before="0" w:after="0" w:line="276" w:lineRule="auto"/>
-                  <w:cnfStyle w:val="100000000000" w:firstRow="1" w:lastRow="0" w:firstColumn="0" w:lastColumn="0" w:oddVBand="0" w:evenVBand="0" w:oddHBand="0" w:evenHBand="0" w:firstRowFirstColumn="0" w:firstRowLastColumn="0" w:lastRowFirstColumn="0" w:lastRowLastColumn="0"/>
+                  <w:pStyle w:val="BCLabel0"/>
+                  <w:spacing w:line="276" w:lineRule="auto"/>
                 </w:pPr>
                 <w:proofErr w:type="spellStart"/>
                 <w:r>
@@ -803,7 +753,6 @@
         </w:sdt>
         <w:sdt>
           <w:sdtPr>
-            <w:rPr/>
             <w:alias w:val="#Nav: /Customer/Integer/Desc_CustLedgEntry2Caption"/>
             <w:tag w:val="#Nav: Standard_Statement/1316"/>
             <w:id w:val="-1635870280"/>
@@ -823,9 +772,8 @@
               </w:tcPr>
               <w:p>
                 <w:pPr>
-                  <w:pStyle w:val="BCLabel"/>
-                  <w:spacing w:before="0" w:after="0" w:line="276" w:lineRule="auto"/>
-                  <w:cnfStyle w:val="100000000000" w:firstRow="1" w:lastRow="0" w:firstColumn="0" w:lastColumn="0" w:oddVBand="0" w:evenVBand="0" w:oddHBand="0" w:evenHBand="0" w:firstRowFirstColumn="0" w:firstRowLastColumn="0" w:lastRowFirstColumn="0" w:lastRowLastColumn="0"/>
+                  <w:pStyle w:val="BCLabel0"/>
+                  <w:spacing w:line="276" w:lineRule="auto"/>
                 </w:pPr>
                 <w:r>
                   <w:t>Desc_CustLedgEntry2Caption</w:t>
@@ -836,7 +784,6 @@
         </w:sdt>
         <w:sdt>
           <w:sdtPr>
-            <w:rPr/>
             <w:alias w:val="#Nav: /Customer/Integer/DueDate_CustLedgEntry2Caption"/>
             <w:tag w:val="#Nav: Standard_Statement/1316"/>
             <w:id w:val="2044021084"/>
@@ -857,9 +804,8 @@
               </w:tcPr>
               <w:p>
                 <w:pPr>
-                  <w:pStyle w:val="BCLabel"/>
-                  <w:spacing w:before="0" w:after="0" w:line="276" w:lineRule="auto"/>
-                  <w:cnfStyle w:val="100000000000" w:firstRow="1" w:lastRow="0" w:firstColumn="0" w:lastColumn="0" w:oddVBand="0" w:evenVBand="0" w:oddHBand="0" w:evenHBand="0" w:firstRowFirstColumn="0" w:firstRowLastColumn="0" w:lastRowFirstColumn="0" w:lastRowLastColumn="0"/>
+                  <w:pStyle w:val="BCLabel0"/>
+                  <w:spacing w:line="276" w:lineRule="auto"/>
                 </w:pPr>
                 <w:r>
                   <w:t>DueDate_CustLedgEntry2Caption</w:t>
@@ -870,7 +816,6 @@
         </w:sdt>
         <w:sdt>
           <w:sdtPr>
-            <w:rPr/>
             <w:alias w:val="#Nav: /Customer/Integer/OriginalAmt_CustLedgEntry2Caption"/>
             <w:tag w:val="#Nav: Standard_Statement/1316"/>
             <w:id w:val="-1713727012"/>
@@ -890,10 +835,9 @@
               </w:tcPr>
               <w:p>
                 <w:pPr>
-                  <w:pStyle w:val="BCLabelNumber"/>
-                  <w:spacing w:before="0" w:after="0" w:line="276" w:lineRule="auto"/>
+                  <w:pStyle w:val="BCLabelNumber0"/>
+                  <w:spacing w:line="276" w:lineRule="auto"/>
                   <w:jc w:val="right"/>
-                  <w:cnfStyle w:val="100000000000" w:firstRow="1" w:lastRow="0" w:firstColumn="0" w:lastColumn="0" w:oddVBand="0" w:evenVBand="0" w:oddHBand="0" w:evenHBand="0" w:firstRowFirstColumn="0" w:firstRowLastColumn="0" w:lastRowFirstColumn="0" w:lastRowLastColumn="0"/>
                 </w:pPr>
                 <w:r>
                   <w:t>OriginalAmt_CustLedgEntry2Caption</w:t>
@@ -904,7 +848,6 @@
         </w:sdt>
         <w:sdt>
           <w:sdtPr>
-            <w:rPr/>
             <w:alias w:val="#Nav: /Customer/Integer/RemainAmtCustLedgEntry2Caption"/>
             <w:tag w:val="#Nav: Standard_Statement/1316"/>
             <w:id w:val="-578204483"/>
@@ -924,10 +867,9 @@
               </w:tcPr>
               <w:p>
                 <w:pPr>
-                  <w:pStyle w:val="BCLabelNumber"/>
-                  <w:spacing w:before="0" w:after="0" w:line="276" w:lineRule="auto"/>
+                  <w:pStyle w:val="BCLabelNumber0"/>
+                  <w:spacing w:line="276" w:lineRule="auto"/>
                   <w:jc w:val="right"/>
-                  <w:cnfStyle w:val="100000000000" w:firstRow="1" w:lastRow="0" w:firstColumn="0" w:lastColumn="0" w:oddVBand="0" w:evenVBand="0" w:oddHBand="0" w:evenHBand="0" w:firstRowFirstColumn="0" w:firstRowLastColumn="0" w:lastRowFirstColumn="0" w:lastRowLastColumn="0"/>
                 </w:pPr>
                 <w:r>
                   <w:t>RemainAmtCustLedgEntry2Caption</w:t>
@@ -938,7 +880,6 @@
         </w:sdt>
         <w:sdt>
           <w:sdtPr>
-            <w:rPr/>
             <w:alias w:val="#Nav: /Customer/Integer/CustBalanceCaption"/>
             <w:tag w:val="#Nav: Standard_Statement/1316"/>
             <w:id w:val="1422530791"/>
@@ -958,10 +899,9 @@
               </w:tcPr>
               <w:p>
                 <w:pPr>
-                  <w:pStyle w:val="BCLabelNumber"/>
-                  <w:spacing w:before="0" w:after="0" w:line="276" w:lineRule="auto"/>
+                  <w:pStyle w:val="BCLabelNumber0"/>
+                  <w:spacing w:line="276" w:lineRule="auto"/>
                   <w:jc w:val="right"/>
-                  <w:cnfStyle w:val="100000000000" w:firstRow="1" w:lastRow="0" w:firstColumn="0" w:lastColumn="0" w:oddVBand="0" w:evenVBand="0" w:oddHBand="0" w:evenHBand="0" w:firstRowFirstColumn="0" w:firstRowLastColumn="0" w:lastRowFirstColumn="0" w:lastRowLastColumn="0"/>
                 </w:pPr>
                 <w:proofErr w:type="spellStart"/>
                 <w:r>
@@ -976,7 +916,9 @@
       <w:sdt>
         <w:sdtPr>
           <w:rPr>
+            <w:rFonts w:asciiTheme="majorHAnsi" w:eastAsiaTheme="majorEastAsia" w:hAnsiTheme="majorHAnsi" w:cstheme="majorBidi"/>
             <w:lang w:val="en-US" w:eastAsia="en-US"/>
+            <w14:numSpacing w14:val="tabular"/>
           </w:rPr>
           <w:alias w:val="#Nav: /Customer/Integer/CurrencyLoop"/>
           <w:tag w:val="#Nav: Standard_Statement/1316"/>
@@ -993,7 +935,9 @@
           <w:sdt>
             <w:sdtPr>
               <w:rPr>
+                <w:rFonts w:asciiTheme="majorHAnsi" w:eastAsiaTheme="majorEastAsia" w:hAnsiTheme="majorHAnsi" w:cstheme="majorBidi"/>
                 <w:lang w:val="en-US" w:eastAsia="en-US"/>
+                <w14:numSpacing w14:val="tabular"/>
               </w:rPr>
               <w:id w:val="-350651914"/>
               <w:placeholder>
@@ -1015,13 +959,11 @@
                 </w:trPr>
                 <w:tc>
                   <w:tcPr>
-                    <w:cnfStyle w:val="001000000000" w:firstRow="0" w:lastRow="0" w:firstColumn="1" w:lastColumn="0" w:oddVBand="0" w:evenVBand="0" w:oddHBand="0" w:evenHBand="0" w:firstRowFirstColumn="0" w:firstRowLastColumn="0" w:lastRowFirstColumn="0" w:lastRowLastColumn="0"/>
                     <w:tcW w:w="2501" w:type="pct"/>
                     <w:gridSpan w:val="4"/>
                     <w:tcBorders>
                       <w:top w:val="single" w:sz="4" w:space="0" w:color="auto"/>
                     </w:tcBorders>
-                    <w:vAlign w:val="center"/>
                   </w:tcPr>
                   <w:p>
                     <w:pPr>
@@ -1077,13 +1019,11 @@
                         <w:tcBorders>
                           <w:top w:val="single" w:sz="4" w:space="0" w:color="auto"/>
                         </w:tcBorders>
-                        <w:vAlign w:val="center"/>
                       </w:tcPr>
                       <w:p>
                         <w:pPr>
                           <w:pStyle w:val="BCNumber"/>
                           <w:jc w:val="right"/>
-                          <w:cnfStyle w:val="000000100000" w:firstRow="0" w:lastRow="0" w:firstColumn="0" w:lastColumn="0" w:oddVBand="0" w:evenVBand="0" w:oddHBand="1" w:evenHBand="0" w:firstRowFirstColumn="0" w:firstRowLastColumn="0" w:lastRowFirstColumn="0" w:lastRowLastColumn="0"/>
                           <w:rPr>
                             <w:lang w:val="en-US" w:eastAsia="en-US"/>
                           </w:rPr>
@@ -1124,9 +1064,15 @@
                       </w:placeholder>
                       <w15:repeatingSectionItem/>
                     </w:sdtPr>
+                    <w:sdtEndPr>
+                      <w:rPr>
+                        <w14:numSpacing w14:val="tabular"/>
+                      </w:rPr>
+                    </w:sdtEndPr>
                     <w:sdtContent>
                       <w:tr>
                         <w:trPr>
+                          <w:cnfStyle w:val="000000010000" w:firstRow="0" w:lastRow="0" w:firstColumn="0" w:lastColumn="0" w:oddVBand="0" w:evenVBand="0" w:oddHBand="0" w:evenHBand="1" w:firstRowFirstColumn="0" w:firstRowLastColumn="0" w:lastRowFirstColumn="0" w:lastRowLastColumn="0"/>
                           <w:cantSplit/>
                           <w:trHeight w:val="490"/>
                         </w:trPr>
@@ -1147,9 +1093,7 @@
                           <w:sdtContent>
                             <w:tc>
                               <w:tcPr>
-                                <w:cnfStyle w:val="001000000000" w:firstRow="0" w:lastRow="0" w:firstColumn="1" w:lastColumn="0" w:oddVBand="0" w:evenVBand="0" w:oddHBand="0" w:evenHBand="0" w:firstRowFirstColumn="0" w:firstRowLastColumn="0" w:lastRowFirstColumn="0" w:lastRowLastColumn="0"/>
                                 <w:tcW w:w="680" w:type="pct"/>
-                                <w:vAlign w:val="center"/>
                               </w:tcPr>
                               <w:p>
                                 <w:pPr>
@@ -1188,12 +1132,10 @@
                             <w:tc>
                               <w:tcPr>
                                 <w:tcW w:w="773" w:type="pct"/>
-                                <w:vAlign w:val="center"/>
                               </w:tcPr>
                               <w:p>
                                 <w:pPr>
                                   <w:pStyle w:val="NoSpacing"/>
-                                  <w:cnfStyle w:val="000000000000" w:firstRow="0" w:lastRow="0" w:firstColumn="0" w:lastColumn="0" w:oddVBand="0" w:evenVBand="0" w:oddHBand="0" w:evenHBand="0" w:firstRowFirstColumn="0" w:firstRowLastColumn="0" w:lastRowFirstColumn="0" w:lastRowLastColumn="0"/>
                                   <w:rPr>
                                     <w:lang w:val="en-US" w:eastAsia="en-US"/>
                                   </w:rPr>
@@ -1228,12 +1170,10 @@
                             <w:tc>
                               <w:tcPr>
                                 <w:tcW w:w="819" w:type="pct"/>
-                                <w:vAlign w:val="center"/>
                               </w:tcPr>
                               <w:p>
                                 <w:pPr>
                                   <w:pStyle w:val="NoSpacing"/>
-                                  <w:cnfStyle w:val="000000000000" w:firstRow="0" w:lastRow="0" w:firstColumn="0" w:lastColumn="0" w:oddVBand="0" w:evenVBand="0" w:oddHBand="0" w:evenHBand="0" w:firstRowFirstColumn="0" w:firstRowLastColumn="0" w:lastRowFirstColumn="0" w:lastRowLastColumn="0"/>
                                   <w:rPr>
                                     <w:lang w:val="en-US" w:eastAsia="en-US"/>
                                   </w:rPr>
@@ -1252,12 +1192,10 @@
                           <w:tcPr>
                             <w:tcW w:w="620" w:type="pct"/>
                             <w:gridSpan w:val="2"/>
-                            <w:vAlign w:val="center"/>
                           </w:tcPr>
                           <w:p>
                             <w:pPr>
                               <w:pStyle w:val="NoSpacing"/>
-                              <w:cnfStyle w:val="000000000000" w:firstRow="0" w:lastRow="0" w:firstColumn="0" w:lastColumn="0" w:oddVBand="0" w:evenVBand="0" w:oddHBand="0" w:evenHBand="0" w:firstRowFirstColumn="0" w:firstRowLastColumn="0" w:lastRowFirstColumn="0" w:lastRowLastColumn="0"/>
                               <w:rPr>
                                 <w:lang w:val="en-US" w:eastAsia="en-US"/>
                               </w:rPr>
@@ -1313,13 +1251,11 @@
                             <w:tc>
                               <w:tcPr>
                                 <w:tcW w:w="766" w:type="pct"/>
-                                <w:vAlign w:val="center"/>
                               </w:tcPr>
                               <w:p>
                                 <w:pPr>
                                   <w:pStyle w:val="BCNumber"/>
                                   <w:jc w:val="right"/>
-                                  <w:cnfStyle w:val="000000000000" w:firstRow="0" w:lastRow="0" w:firstColumn="0" w:lastColumn="0" w:oddVBand="0" w:evenVBand="0" w:oddHBand="0" w:evenHBand="0" w:firstRowFirstColumn="0" w:firstRowLastColumn="0" w:lastRowFirstColumn="0" w:lastRowLastColumn="0"/>
                                   <w:rPr>
                                     <w:lang w:val="en-US" w:eastAsia="en-US"/>
                                   </w:rPr>
@@ -1354,13 +1290,11 @@
                             <w:tc>
                               <w:tcPr>
                                 <w:tcW w:w="741" w:type="pct"/>
-                                <w:vAlign w:val="center"/>
                               </w:tcPr>
                               <w:p>
                                 <w:pPr>
                                   <w:pStyle w:val="BCNumber"/>
                                   <w:jc w:val="right"/>
-                                  <w:cnfStyle w:val="000000000000" w:firstRow="0" w:lastRow="0" w:firstColumn="0" w:lastColumn="0" w:oddVBand="0" w:evenVBand="0" w:oddHBand="0" w:evenHBand="0" w:firstRowFirstColumn="0" w:firstRowLastColumn="0" w:lastRowFirstColumn="0" w:lastRowLastColumn="0"/>
                                   <w:rPr>
                                     <w:lang w:val="en-US" w:eastAsia="en-US"/>
                                   </w:rPr>
@@ -1395,13 +1329,11 @@
                             <w:tc>
                               <w:tcPr>
                                 <w:tcW w:w="601" w:type="pct"/>
-                                <w:vAlign w:val="center"/>
                               </w:tcPr>
                               <w:p>
                                 <w:pPr>
                                   <w:pStyle w:val="BCNumber"/>
                                   <w:jc w:val="right"/>
-                                  <w:cnfStyle w:val="000000000000" w:firstRow="0" w:lastRow="0" w:firstColumn="0" w:lastColumn="0" w:oddVBand="0" w:evenVBand="0" w:oddHBand="0" w:evenHBand="0" w:firstRowFirstColumn="0" w:firstRowLastColumn="0" w:lastRowFirstColumn="0" w:lastRowLastColumn="0"/>
                                   <w:rPr>
                                     <w:lang w:val="en-US" w:eastAsia="en-US"/>
                                   </w:rPr>
@@ -1441,7 +1373,6 @@
                         </w:trPr>
                         <w:tc>
                           <w:tcPr>
-                            <w:cnfStyle w:val="001000000000" w:firstRow="0" w:lastRow="0" w:firstColumn="1" w:lastColumn="0" w:oddVBand="0" w:evenVBand="0" w:oddHBand="0" w:evenHBand="0" w:firstRowFirstColumn="0" w:firstRowLastColumn="0" w:lastRowFirstColumn="0" w:lastRowLastColumn="0"/>
                             <w:tcW w:w="680" w:type="pct"/>
                             <w:tcBorders>
                               <w:bottom w:val="single" w:sz="4" w:space="0" w:color="auto"/>
@@ -1466,7 +1397,6 @@
                           <w:p>
                             <w:pPr>
                               <w:pStyle w:val="NoSpacing"/>
-                              <w:cnfStyle w:val="000000100000" w:firstRow="0" w:lastRow="0" w:firstColumn="0" w:lastColumn="0" w:oddVBand="0" w:evenVBand="0" w:oddHBand="1" w:evenHBand="0" w:firstRowFirstColumn="0" w:firstRowLastColumn="0" w:lastRowFirstColumn="0" w:lastRowLastColumn="0"/>
                               <w:rPr>
                                 <w:lang w:val="en-US" w:eastAsia="en-US"/>
                               </w:rPr>
@@ -1483,7 +1413,6 @@
                           <w:p>
                             <w:pPr>
                               <w:pStyle w:val="NoSpacing"/>
-                              <w:cnfStyle w:val="000000100000" w:firstRow="0" w:lastRow="0" w:firstColumn="0" w:lastColumn="0" w:oddVBand="0" w:evenVBand="0" w:oddHBand="1" w:evenHBand="0" w:firstRowFirstColumn="0" w:firstRowLastColumn="0" w:lastRowFirstColumn="0" w:lastRowLastColumn="0"/>
                               <w:rPr>
                                 <w:lang w:val="en-US" w:eastAsia="en-US"/>
                               </w:rPr>
@@ -1501,7 +1430,6 @@
                           <w:p>
                             <w:pPr>
                               <w:pStyle w:val="NoSpacing"/>
-                              <w:cnfStyle w:val="000000100000" w:firstRow="0" w:lastRow="0" w:firstColumn="0" w:lastColumn="0" w:oddVBand="0" w:evenVBand="0" w:oddHBand="1" w:evenHBand="0" w:firstRowFirstColumn="0" w:firstRowLastColumn="0" w:lastRowFirstColumn="0" w:lastRowLastColumn="0"/>
                               <w:rPr>
                                 <w:lang w:val="en-US" w:eastAsia="en-US"/>
                               </w:rPr>
@@ -1518,7 +1446,6 @@
                           <w:p>
                             <w:pPr>
                               <w:pStyle w:val="NoSpacing"/>
-                              <w:cnfStyle w:val="000000100000" w:firstRow="0" w:lastRow="0" w:firstColumn="0" w:lastColumn="0" w:oddVBand="0" w:evenVBand="0" w:oddHBand="1" w:evenHBand="0" w:firstRowFirstColumn="0" w:firstRowLastColumn="0" w:lastRowFirstColumn="0" w:lastRowLastColumn="0"/>
                               <w:rPr>
                                 <w:lang w:val="en-US" w:eastAsia="en-US"/>
                               </w:rPr>
@@ -1535,7 +1462,6 @@
                           <w:p>
                             <w:pPr>
                               <w:pStyle w:val="NoSpacing"/>
-                              <w:cnfStyle w:val="000000100000" w:firstRow="0" w:lastRow="0" w:firstColumn="0" w:lastColumn="0" w:oddVBand="0" w:evenVBand="0" w:oddHBand="1" w:evenHBand="0" w:firstRowFirstColumn="0" w:firstRowLastColumn="0" w:lastRowFirstColumn="0" w:lastRowLastColumn="0"/>
                               <w:rPr>
                                 <w:lang w:val="en-US" w:eastAsia="en-US"/>
                               </w:rPr>
@@ -1552,7 +1478,6 @@
                           <w:p>
                             <w:pPr>
                               <w:pStyle w:val="NoSpacing"/>
-                              <w:cnfStyle w:val="000000100000" w:firstRow="0" w:lastRow="0" w:firstColumn="0" w:lastColumn="0" w:oddVBand="0" w:evenVBand="0" w:oddHBand="1" w:evenHBand="0" w:firstRowFirstColumn="0" w:firstRowLastColumn="0" w:lastRowFirstColumn="0" w:lastRowLastColumn="0"/>
                               <w:rPr>
                                 <w:lang w:val="en-US" w:eastAsia="en-US"/>
                               </w:rPr>
@@ -1566,12 +1491,12 @@
               </w:sdt>
               <w:tr>
                 <w:trPr>
+                  <w:cnfStyle w:val="010000000000" w:firstRow="0" w:lastRow="1" w:firstColumn="0" w:lastColumn="0" w:oddVBand="0" w:evenVBand="0" w:oddHBand="0" w:evenHBand="0" w:firstRowFirstColumn="0" w:firstRowLastColumn="0" w:lastRowFirstColumn="0" w:lastRowLastColumn="0"/>
                   <w:cantSplit/>
                   <w:trHeight w:val="480"/>
                 </w:trPr>
                 <w:tc>
                   <w:tcPr>
-                    <w:cnfStyle w:val="001000000000" w:firstRow="0" w:lastRow="0" w:firstColumn="1" w:lastColumn="0" w:oddVBand="0" w:evenVBand="0" w:oddHBand="0" w:evenHBand="0" w:firstRowFirstColumn="0" w:firstRowLastColumn="0" w:lastRowFirstColumn="0" w:lastRowLastColumn="0"/>
                     <w:tcW w:w="2892" w:type="pct"/>
                     <w:gridSpan w:val="5"/>
                     <w:tcBorders>
@@ -1602,14 +1527,12 @@
                   </w:tcPr>
                   <w:p>
                     <w:pPr>
-                      <w:pStyle w:val="BCLabelNumber"/>
+                      <w:pStyle w:val="BCLabelNumber0"/>
                       <w:spacing w:beforeLines="120" w:before="288" w:afterLines="120" w:after="288"/>
                       <w:jc w:val="right"/>
-                      <w:cnfStyle w:val="000000000000" w:firstRow="0" w:lastRow="0" w:firstColumn="0" w:lastColumn="0" w:oddVBand="0" w:evenVBand="0" w:oddHBand="0" w:evenHBand="0" w:firstRowFirstColumn="0" w:firstRowLastColumn="0" w:lastRowFirstColumn="0" w:lastRowLastColumn="0"/>
                     </w:pPr>
                     <w:sdt>
                       <w:sdtPr>
-                        <w:rPr/>
                         <w:alias w:val="#Nav: /Customer/Integer/CurrencyLoop/Total_Caption2"/>
                         <w:tag w:val="#Nav: Standard_Statement/1316"/>
                         <w:id w:val="-862592733"/>
@@ -1630,7 +1553,6 @@
                     </w:r>
                     <w:sdt>
                       <w:sdtPr>
-                        <w:rPr/>
                         <w:alias w:val="#Nav: /Customer/Integer/CurrencyLoop/CustLedgEntryFooter/CurrencyCode3_CustLedgEntryFooter"/>
                         <w:tag w:val="#Nav: Standard_Statement/1316"/>
                         <w:id w:val="-799453354"/>
@@ -1650,7 +1572,6 @@
                 </w:tc>
                 <w:sdt>
                   <w:sdtPr>
-                    <w:rPr/>
                     <w:alias w:val="#Nav: /Customer/Integer/CurrencyLoop/CustLedgEntryFooter/CustBalance_CustLedgEntryHdrFooter"/>
                     <w:tag w:val="#Nav: Standard_Statement/1316"/>
                     <w:id w:val="-831756158"/>
@@ -1672,10 +1593,9 @@
                       </w:tcPr>
                       <w:p>
                         <w:pPr>
-                          <w:pStyle w:val="BCLabelNumber"/>
+                          <w:pStyle w:val="BCLabelNumber0"/>
                           <w:spacing w:beforeLines="120" w:before="288" w:afterLines="120" w:after="288"/>
                           <w:jc w:val="right"/>
-                          <w:cnfStyle w:val="000000000000" w:firstRow="0" w:lastRow="0" w:firstColumn="0" w:lastColumn="0" w:oddVBand="0" w:evenVBand="0" w:oddHBand="0" w:evenHBand="0" w:firstRowFirstColumn="0" w:firstRowLastColumn="0" w:lastRowFirstColumn="0" w:lastRowLastColumn="0"/>
                         </w:pPr>
                         <w:proofErr w:type="spellStart"/>
                         <w:r>
@@ -1717,17 +1637,19 @@
         <w:tblDescription w:val="Document lines. Column headers in the first row."/>
       </w:tblPr>
       <w:tblGrid>
-        <w:gridCol w:w="1428"/>
-        <w:gridCol w:w="1623"/>
-        <w:gridCol w:w="1720"/>
-        <w:gridCol w:w="1241"/>
-        <w:gridCol w:w="2102"/>
-        <w:gridCol w:w="1146"/>
-        <w:gridCol w:w="1239"/>
+        <w:gridCol w:w="1871"/>
+        <w:gridCol w:w="1784"/>
+        <w:gridCol w:w="1515"/>
+        <w:gridCol w:w="1665"/>
+        <w:gridCol w:w="1787"/>
+        <w:gridCol w:w="905"/>
+        <w:gridCol w:w="967"/>
       </w:tblGrid>
       <w:sdt>
         <w:sdtPr>
-          <w:rPr/>
+          <w:rPr>
+            <w14:numSpacing w14:val="tabular"/>
+          </w:rPr>
           <w:alias w:val="#Nav: /Customer/Integer/CurrencyLoop/OverdueVisible"/>
           <w:tag w:val="#Nav: Standard_Statement/1316"/>
           <w:id w:val="-1945292196"/>
@@ -1737,7 +1659,9 @@
         <w:sdtContent>
           <w:sdt>
             <w:sdtPr>
-              <w:rPr/>
+              <w:rPr>
+                <w14:numSpacing w14:val="tabular"/>
+              </w:rPr>
               <w:id w:val="42419390"/>
               <w:placeholder>
                 <w:docPart w:val="3D6F7F45BD8848ABB194A7DF7B100451"/>
@@ -1754,7 +1678,9 @@
                 </w:trPr>
                 <w:sdt>
                   <w:sdtPr>
-                    <w:rPr/>
+                    <w:rPr>
+                      <w14:numSpacing w14:val="tabular"/>
+                    </w:rPr>
                     <w:alias w:val="#Nav: /Customer/Integer/CurrencyLoop/OverdueVisible/PostDate_DtldCustLedgEntriesCaption2"/>
                     <w:tag w:val="#Nav: Standard_Statement/1316"/>
                     <w:id w:val="-1343390162"/>
@@ -1764,10 +1690,14 @@
                     <w:dataBinding w:prefixMappings="&lt;xmlns:ns0='urn:microsoft-dynamics-nav/reports/Standard_Statement/1316/' " w:xpath="/ns0:NavWordReportXmlPart[1]/ns0:Customer[1]/ns0:Integer[1]/ns0:CurrencyLoop[1]/ns0:OverdueVisible[1]/ns0:PostDate_DtldCustLedgEntriesCaption2[1]" w:storeItemID="{E88124C9-8BD3-486B-8F5D-721907E0A112}"/>
                     <w:text/>
                   </w:sdtPr>
+                  <w:sdtEndPr>
+                    <w:rPr>
+                      <w14:numSpacing w14:val="default"/>
+                    </w:rPr>
+                  </w:sdtEndPr>
                   <w:sdtContent>
                     <w:tc>
                       <w:tcPr>
-                        <w:cnfStyle w:val="001000000000" w:firstRow="0" w:lastRow="0" w:firstColumn="1" w:lastColumn="0" w:oddVBand="0" w:evenVBand="0" w:oddHBand="0" w:evenHBand="0" w:firstRowFirstColumn="0" w:firstRowLastColumn="0" w:lastRowFirstColumn="0" w:lastRowLastColumn="0"/>
                         <w:tcW w:w="680" w:type="pct"/>
                         <w:tcBorders>
                           <w:bottom w:val="single" w:sz="4" w:space="0" w:color="auto"/>
@@ -1775,7 +1705,7 @@
                       </w:tcPr>
                       <w:p>
                         <w:pPr>
-                          <w:pStyle w:val="BCLabel"/>
+                          <w:pStyle w:val="BCLabel0"/>
                         </w:pPr>
                         <w:r>
                           <w:t>PostDate_DtldCustLedgEntriesCaption2</w:t>
@@ -1786,7 +1716,6 @@
                 </w:sdt>
                 <w:sdt>
                   <w:sdtPr>
-                    <w:rPr/>
                     <w:alias w:val="#Nav: /Customer/Integer/CurrencyLoop/OverdueVisible/DocNo_DtldCustLedgEntriesCaption2"/>
                     <w:tag w:val="#Nav: Standard_Statement/1316"/>
                     <w:id w:val="919139622"/>
@@ -1806,8 +1735,7 @@
                       </w:tcPr>
                       <w:p>
                         <w:pPr>
-                          <w:pStyle w:val="BCLabel"/>
-                          <w:cnfStyle w:val="100000000000" w:firstRow="1" w:lastRow="0" w:firstColumn="0" w:lastColumn="0" w:oddVBand="0" w:evenVBand="0" w:oddHBand="0" w:evenHBand="0" w:firstRowFirstColumn="0" w:firstRowLastColumn="0" w:lastRowFirstColumn="0" w:lastRowLastColumn="0"/>
+                          <w:pStyle w:val="BCLabel0"/>
                         </w:pPr>
                         <w:r>
                           <w:t>DocNo_DtldCustLedgEntriesCaption2</w:t>
@@ -1818,7 +1746,6 @@
                 </w:sdt>
                 <w:sdt>
                   <w:sdtPr>
-                    <w:rPr/>
                     <w:alias w:val="#Nav: /Customer/Integer/CurrencyLoop/OverdueVisible/Desc_CustLedgEntry2Caption2"/>
                     <w:tag w:val="#Nav: Standard_Statement/1316"/>
                     <w:id w:val="-1973196731"/>
@@ -1838,8 +1765,7 @@
                       </w:tcPr>
                       <w:p>
                         <w:pPr>
-                          <w:pStyle w:val="BCLabel"/>
-                          <w:cnfStyle w:val="100000000000" w:firstRow="1" w:lastRow="0" w:firstColumn="0" w:lastColumn="0" w:oddVBand="0" w:evenVBand="0" w:oddHBand="0" w:evenHBand="0" w:firstRowFirstColumn="0" w:firstRowLastColumn="0" w:lastRowFirstColumn="0" w:lastRowLastColumn="0"/>
+                          <w:pStyle w:val="BCLabel0"/>
                         </w:pPr>
                         <w:r>
                           <w:t>Desc_CustLedgEntry2Caption2</w:t>
@@ -1850,7 +1776,6 @@
                 </w:sdt>
                 <w:sdt>
                   <w:sdtPr>
-                    <w:rPr/>
                     <w:alias w:val="#Nav: /Customer/Integer/CurrencyLoop/OverdueVisible/DueDate_CustLedgEntry2Caption2"/>
                     <w:tag w:val="#Nav: Standard_Statement/1316"/>
                     <w:id w:val="2068072881"/>
@@ -1870,8 +1795,7 @@
                       </w:tcPr>
                       <w:p>
                         <w:pPr>
-                          <w:pStyle w:val="BCLabel"/>
-                          <w:cnfStyle w:val="100000000000" w:firstRow="1" w:lastRow="0" w:firstColumn="0" w:lastColumn="0" w:oddVBand="0" w:evenVBand="0" w:oddHBand="0" w:evenHBand="0" w:firstRowFirstColumn="0" w:firstRowLastColumn="0" w:lastRowFirstColumn="0" w:lastRowLastColumn="0"/>
+                          <w:pStyle w:val="BCLabel0"/>
                         </w:pPr>
                         <w:r>
                           <w:t>DueDate_CustLedgEntry2Caption2</w:t>
@@ -1882,7 +1806,6 @@
                 </w:sdt>
                 <w:sdt>
                   <w:sdtPr>
-                    <w:rPr/>
                     <w:alias w:val="#Nav: /Customer/Integer/CurrencyLoop/OverdueVisible/OriginalAmt_CustLedgEntry2Caption2"/>
                     <w:tag w:val="#Nav: Standard_Statement/1316"/>
                     <w:id w:val="1032545067"/>
@@ -1902,9 +1825,8 @@
                       </w:tcPr>
                       <w:p>
                         <w:pPr>
-                          <w:pStyle w:val="BCLabelNumber"/>
+                          <w:pStyle w:val="BCLabelNumber0"/>
                           <w:jc w:val="right"/>
-                          <w:cnfStyle w:val="100000000000" w:firstRow="1" w:lastRow="0" w:firstColumn="0" w:lastColumn="0" w:oddVBand="0" w:evenVBand="0" w:oddHBand="0" w:evenHBand="0" w:firstRowFirstColumn="0" w:firstRowLastColumn="0" w:lastRowFirstColumn="0" w:lastRowLastColumn="0"/>
                         </w:pPr>
                         <w:r>
                           <w:t>OriginalAmt_CustLedgEntry2Caption2</w:t>
@@ -1915,7 +1837,6 @@
                 </w:sdt>
                 <w:sdt>
                   <w:sdtPr>
-                    <w:rPr/>
                     <w:alias w:val="#Nav: /Customer/Integer/CurrencyLoop/OverdueVisible/RemainAmtCustLedgEntry2Caption2"/>
                     <w:tag w:val="#Nav: Standard_Statement/1316"/>
                     <w:id w:val="-561246524"/>
@@ -1936,9 +1857,8 @@
                       </w:tcPr>
                       <w:p>
                         <w:pPr>
-                          <w:pStyle w:val="BCLabelNumber"/>
+                          <w:pStyle w:val="BCLabelNumber0"/>
                           <w:jc w:val="right"/>
-                          <w:cnfStyle w:val="100000000000" w:firstRow="1" w:lastRow="0" w:firstColumn="0" w:lastColumn="0" w:oddVBand="0" w:evenVBand="0" w:oddHBand="0" w:evenHBand="0" w:firstRowFirstColumn="0" w:firstRowLastColumn="0" w:lastRowFirstColumn="0" w:lastRowLastColumn="0"/>
                         </w:pPr>
                         <w:r>
                           <w:t>RemainAmtCustLedgEntry2Caption2</w:t>
@@ -1955,7 +1875,9 @@
       <w:sdt>
         <w:sdtPr>
           <w:rPr>
+            <w:rFonts w:asciiTheme="majorHAnsi" w:eastAsiaTheme="majorEastAsia" w:hAnsiTheme="majorHAnsi" w:cstheme="majorBidi"/>
             <w:lang w:val="en-US" w:eastAsia="en-US"/>
+            <w14:numSpacing w14:val="tabular"/>
           </w:rPr>
           <w:alias w:val="#Nav: /Customer/Integer/CurrencyLoop"/>
           <w:tag w:val="#Nav: Standard_Statement/1316"/>
@@ -1972,7 +1894,9 @@
           <w:sdt>
             <w:sdtPr>
               <w:rPr>
+                <w:rFonts w:asciiTheme="majorHAnsi" w:eastAsiaTheme="majorEastAsia" w:hAnsiTheme="majorHAnsi" w:cstheme="majorBidi"/>
                 <w:lang w:val="en-US" w:eastAsia="en-US"/>
+                <w14:numSpacing w14:val="tabular"/>
               </w:rPr>
               <w:id w:val="-981379417"/>
               <w:placeholder>
@@ -1989,7 +1913,9 @@
               <w:sdt>
                 <w:sdtPr>
                   <w:rPr>
+                    <w:rFonts w:asciiTheme="majorHAnsi" w:eastAsiaTheme="majorEastAsia" w:hAnsiTheme="majorHAnsi" w:cstheme="majorBidi"/>
                     <w:lang w:val="en-US" w:eastAsia="en-US"/>
+                    <w14:numSpacing w14:val="tabular"/>
                   </w:rPr>
                   <w:alias w:val="#Nav: /Customer/Integer/CurrencyLoop/OverdueVisible"/>
                   <w:tag w:val="#Nav: Standard_Statement/1316"/>
@@ -2006,7 +1932,9 @@
                   <w:sdt>
                     <w:sdtPr>
                       <w:rPr>
+                        <w:rFonts w:asciiTheme="majorHAnsi" w:eastAsiaTheme="majorEastAsia" w:hAnsiTheme="majorHAnsi" w:cstheme="majorBidi"/>
                         <w:lang w:val="en-US" w:eastAsia="en-US"/>
+                        <w14:numSpacing w14:val="tabular"/>
                       </w:rPr>
                       <w:id w:val="-2052139911"/>
                       <w:placeholder>
@@ -2029,7 +1957,9 @@
                         <w:sdt>
                           <w:sdtPr>
                             <w:rPr>
+                              <w:rFonts w:asciiTheme="majorHAnsi" w:eastAsiaTheme="majorEastAsia" w:hAnsiTheme="majorHAnsi" w:cstheme="majorBidi"/>
                               <w:lang w:val="en-US" w:eastAsia="en-US"/>
+                              <w14:numSpacing w14:val="tabular"/>
                             </w:rPr>
                             <w:alias w:val="#Nav: /Customer/Integer/CurrencyLoop/OverdueVisible/OverDueEntries"/>
                             <w:tag w:val="#Nav: Standard_Statement/1316"/>
@@ -2040,18 +1970,21 @@
                             <w:dataBinding w:prefixMappings="&lt;xmlns:ns0='urn:microsoft-dynamics-nav/reports/Standard_Statement/1316/' " w:xpath="/ns0:NavWordReportXmlPart[1]/ns0:Customer[1]/ns0:Integer[1]/ns0:CurrencyLoop[1]/ns0:OverdueVisible[1]/ns0:OverDueEntries[1]" w:storeItemID="{E88124C9-8BD3-486B-8F5D-721907E0A112}"/>
                             <w:text/>
                           </w:sdtPr>
-                          <w:sdtEndPr/>
+                          <w:sdtEndPr>
+                            <w:rPr>
+                              <w:rFonts w:asciiTheme="minorHAnsi" w:eastAsiaTheme="minorHAnsi" w:hAnsiTheme="minorHAnsi" w:cstheme="minorBidi"/>
+                              <w14:numSpacing w14:val="default"/>
+                            </w:rPr>
+                          </w:sdtEndPr>
                           <w:sdtContent>
                             <w:tc>
                               <w:tcPr>
-                                <w:cnfStyle w:val="001000000000" w:firstRow="0" w:lastRow="0" w:firstColumn="1" w:lastColumn="0" w:oddVBand="0" w:evenVBand="0" w:oddHBand="0" w:evenHBand="0" w:firstRowFirstColumn="0" w:firstRowLastColumn="0" w:lastRowFirstColumn="0" w:lastRowLastColumn="0"/>
                                 <w:tcW w:w="5000" w:type="pct"/>
                                 <w:gridSpan w:val="7"/>
                                 <w:tcBorders>
                                   <w:top w:val="single" w:sz="4" w:space="0" w:color="auto"/>
                                 </w:tcBorders>
                                 <w:shd w:val="clear" w:color="F2F2F2" w:fill="F2F2F2"/>
-                                <w:vAlign w:val="center"/>
                               </w:tcPr>
                               <w:p>
                                 <w:pPr>
@@ -2096,9 +2029,15 @@
                               </w:placeholder>
                               <w15:repeatingSectionItem/>
                             </w:sdtPr>
+                            <w:sdtEndPr>
+                              <w:rPr>
+                                <w14:numSpacing w14:val="tabular"/>
+                              </w:rPr>
+                            </w:sdtEndPr>
                             <w:sdtContent>
                               <w:tr>
                                 <w:trPr>
+                                  <w:cnfStyle w:val="000000010000" w:firstRow="0" w:lastRow="0" w:firstColumn="0" w:lastColumn="0" w:oddVBand="0" w:evenVBand="0" w:oddHBand="0" w:evenHBand="1" w:firstRowFirstColumn="0" w:firstRowLastColumn="0" w:lastRowFirstColumn="0" w:lastRowLastColumn="0"/>
                                   <w:cantSplit/>
                                   <w:trHeight w:val="480"/>
                                 </w:trPr>
@@ -2119,7 +2058,6 @@
                                   <w:sdtContent>
                                     <w:tc>
                                       <w:tcPr>
-                                        <w:cnfStyle w:val="001000000000" w:firstRow="0" w:lastRow="0" w:firstColumn="1" w:lastColumn="0" w:oddVBand="0" w:evenVBand="0" w:oddHBand="0" w:evenHBand="0" w:firstRowFirstColumn="0" w:firstRowLastColumn="0" w:lastRowFirstColumn="0" w:lastRowLastColumn="0"/>
                                         <w:tcW w:w="680" w:type="pct"/>
                                       </w:tcPr>
                                       <w:p>
@@ -2161,7 +2099,6 @@
                                       <w:p>
                                         <w:pPr>
                                           <w:pStyle w:val="NoSpacing"/>
-                                          <w:cnfStyle w:val="000000000000" w:firstRow="0" w:lastRow="0" w:firstColumn="0" w:lastColumn="0" w:oddVBand="0" w:evenVBand="0" w:oddHBand="0" w:evenHBand="0" w:firstRowFirstColumn="0" w:firstRowLastColumn="0" w:lastRowFirstColumn="0" w:lastRowLastColumn="0"/>
                                           <w:rPr>
                                             <w:lang w:val="en-US" w:eastAsia="en-US"/>
                                           </w:rPr>
@@ -2198,7 +2135,6 @@
                                       <w:p>
                                         <w:pPr>
                                           <w:pStyle w:val="NoSpacing"/>
-                                          <w:cnfStyle w:val="000000000000" w:firstRow="0" w:lastRow="0" w:firstColumn="0" w:lastColumn="0" w:oddVBand="0" w:evenVBand="0" w:oddHBand="0" w:evenHBand="0" w:firstRowFirstColumn="0" w:firstRowLastColumn="0" w:lastRowFirstColumn="0" w:lastRowLastColumn="0"/>
                                           <w:rPr>
                                             <w:lang w:val="en-US" w:eastAsia="en-US"/>
                                           </w:rPr>
@@ -2235,7 +2171,6 @@
                                       <w:p>
                                         <w:pPr>
                                           <w:pStyle w:val="NoSpacing"/>
-                                          <w:cnfStyle w:val="000000000000" w:firstRow="0" w:lastRow="0" w:firstColumn="0" w:lastColumn="0" w:oddVBand="0" w:evenVBand="0" w:oddHBand="0" w:evenHBand="0" w:firstRowFirstColumn="0" w:firstRowLastColumn="0" w:lastRowFirstColumn="0" w:lastRowLastColumn="0"/>
                                           <w:rPr>
                                             <w:lang w:val="en-US" w:eastAsia="en-US"/>
                                           </w:rPr>
@@ -2273,7 +2208,6 @@
                                         <w:pPr>
                                           <w:pStyle w:val="BCNumber"/>
                                           <w:jc w:val="right"/>
-                                          <w:cnfStyle w:val="000000000000" w:firstRow="0" w:lastRow="0" w:firstColumn="0" w:lastColumn="0" w:oddVBand="0" w:evenVBand="0" w:oddHBand="0" w:evenHBand="0" w:firstRowFirstColumn="0" w:firstRowLastColumn="0" w:lastRowFirstColumn="0" w:lastRowLastColumn="0"/>
                                           <w:rPr>
                                             <w:lang w:val="en-US" w:eastAsia="en-US"/>
                                           </w:rPr>
@@ -2312,7 +2246,6 @@
                                         <w:pPr>
                                           <w:pStyle w:val="BCNumber"/>
                                           <w:jc w:val="right"/>
-                                          <w:cnfStyle w:val="000000000000" w:firstRow="0" w:lastRow="0" w:firstColumn="0" w:lastColumn="0" w:oddVBand="0" w:evenVBand="0" w:oddHBand="0" w:evenHBand="0" w:firstRowFirstColumn="0" w:firstRowLastColumn="0" w:lastRowFirstColumn="0" w:lastRowLastColumn="0"/>
                                           <w:rPr>
                                             <w:lang w:val="en-US" w:eastAsia="en-US"/>
                                           </w:rPr>
@@ -2350,7 +2283,6 @@
                                 </w:trPr>
                                 <w:tc>
                                   <w:tcPr>
-                                    <w:cnfStyle w:val="001000000000" w:firstRow="0" w:lastRow="0" w:firstColumn="1" w:lastColumn="0" w:oddVBand="0" w:evenVBand="0" w:oddHBand="0" w:evenHBand="0" w:firstRowFirstColumn="0" w:firstRowLastColumn="0" w:lastRowFirstColumn="0" w:lastRowLastColumn="0"/>
                                     <w:tcW w:w="680" w:type="pct"/>
                                     <w:tcBorders>
                                       <w:bottom w:val="single" w:sz="4" w:space="0" w:color="auto"/>
@@ -2377,7 +2309,6 @@
                                   <w:p>
                                     <w:pPr>
                                       <w:pStyle w:val="NoSpacing"/>
-                                      <w:cnfStyle w:val="000000100000" w:firstRow="0" w:lastRow="0" w:firstColumn="0" w:lastColumn="0" w:oddVBand="0" w:evenVBand="0" w:oddHBand="1" w:evenHBand="0" w:firstRowFirstColumn="0" w:firstRowLastColumn="0" w:lastRowFirstColumn="0" w:lastRowLastColumn="0"/>
                                       <w:rPr>
                                         <w:lang w:val="en-US" w:eastAsia="en-US"/>
                                       </w:rPr>
@@ -2395,7 +2326,6 @@
                                   <w:p>
                                     <w:pPr>
                                       <w:pStyle w:val="NoSpacing"/>
-                                      <w:cnfStyle w:val="000000100000" w:firstRow="0" w:lastRow="0" w:firstColumn="0" w:lastColumn="0" w:oddVBand="0" w:evenVBand="0" w:oddHBand="1" w:evenHBand="0" w:firstRowFirstColumn="0" w:firstRowLastColumn="0" w:lastRowFirstColumn="0" w:lastRowLastColumn="0"/>
                                       <w:rPr>
                                         <w:lang w:val="en-US" w:eastAsia="en-US"/>
                                       </w:rPr>
@@ -2413,7 +2343,6 @@
                                   <w:p>
                                     <w:pPr>
                                       <w:pStyle w:val="NoSpacing"/>
-                                      <w:cnfStyle w:val="000000100000" w:firstRow="0" w:lastRow="0" w:firstColumn="0" w:lastColumn="0" w:oddVBand="0" w:evenVBand="0" w:oddHBand="1" w:evenHBand="0" w:firstRowFirstColumn="0" w:firstRowLastColumn="0" w:lastRowFirstColumn="0" w:lastRowLastColumn="0"/>
                                       <w:rPr>
                                         <w:lang w:val="en-US" w:eastAsia="en-US"/>
                                       </w:rPr>
@@ -2431,7 +2360,6 @@
                                   <w:p>
                                     <w:pPr>
                                       <w:pStyle w:val="NoSpacing"/>
-                                      <w:cnfStyle w:val="000000100000" w:firstRow="0" w:lastRow="0" w:firstColumn="0" w:lastColumn="0" w:oddVBand="0" w:evenVBand="0" w:oddHBand="1" w:evenHBand="0" w:firstRowFirstColumn="0" w:firstRowLastColumn="0" w:lastRowFirstColumn="0" w:lastRowLastColumn="0"/>
                                       <w:rPr>
                                         <w:lang w:val="en-US" w:eastAsia="en-US"/>
                                       </w:rPr>
@@ -2450,7 +2378,6 @@
                                   <w:p>
                                     <w:pPr>
                                       <w:pStyle w:val="NoSpacing"/>
-                                      <w:cnfStyle w:val="000000100000" w:firstRow="0" w:lastRow="0" w:firstColumn="0" w:lastColumn="0" w:oddVBand="0" w:evenVBand="0" w:oddHBand="1" w:evenHBand="0" w:firstRowFirstColumn="0" w:firstRowLastColumn="0" w:lastRowFirstColumn="0" w:lastRowLastColumn="0"/>
                                       <w:rPr>
                                         <w:lang w:val="en-US" w:eastAsia="en-US"/>
                                       </w:rPr>
@@ -2464,12 +2391,12 @@
                       </w:sdt>
                       <w:tr>
                         <w:trPr>
+                          <w:cnfStyle w:val="010000000000" w:firstRow="0" w:lastRow="1" w:firstColumn="0" w:lastColumn="0" w:oddVBand="0" w:evenVBand="0" w:oddHBand="0" w:evenHBand="0" w:firstRowFirstColumn="0" w:firstRowLastColumn="0" w:lastRowFirstColumn="0" w:lastRowLastColumn="0"/>
                           <w:cantSplit/>
                           <w:trHeight w:val="480"/>
                         </w:trPr>
                         <w:tc>
                           <w:tcPr>
-                            <w:cnfStyle w:val="001000000000" w:firstRow="0" w:lastRow="0" w:firstColumn="1" w:lastColumn="0" w:oddVBand="0" w:evenVBand="0" w:oddHBand="0" w:evenHBand="0" w:firstRowFirstColumn="0" w:firstRowLastColumn="0" w:lastRowFirstColumn="0" w:lastRowLastColumn="0"/>
                             <w:tcW w:w="1453" w:type="pct"/>
                             <w:gridSpan w:val="2"/>
                             <w:tcBorders>
@@ -2480,8 +2407,8 @@
                           </w:tcPr>
                           <w:p>
                             <w:pPr>
-                              <w:pStyle w:val="BCLabel"/>
-                              <w:spacing w:before="288" w:after="0"/>
+                              <w:pStyle w:val="BCLabel0"/>
+                              <w:spacing w:before="288"/>
                             </w:pPr>
                           </w:p>
                         </w:tc>
@@ -2497,17 +2424,15 @@
                           </w:tcPr>
                           <w:p>
                             <w:pPr>
-                              <w:pStyle w:val="BCLabelNumber"/>
-                              <w:spacing w:before="288" w:after="0"/>
+                              <w:pStyle w:val="BCLabelNumber0"/>
+                              <w:spacing w:before="288"/>
                               <w:jc w:val="right"/>
-                              <w:cnfStyle w:val="000000000000" w:firstRow="0" w:lastRow="0" w:firstColumn="0" w:lastColumn="0" w:oddVBand="0" w:evenVBand="0" w:oddHBand="0" w:evenHBand="0" w:firstRowFirstColumn="0" w:firstRowLastColumn="0" w:lastRowFirstColumn="0" w:lastRowLastColumn="0"/>
                             </w:pPr>
                             <w:r>
                               <w:t xml:space="preserve"> </w:t>
                             </w:r>
                             <w:sdt>
                               <w:sdtPr>
-                                <w:rPr/>
                                 <w:alias w:val="#Nav: /Customer/Integer/CurrencyLoop/OverdueVisible/Total_Caption3"/>
                                 <w:tag w:val="#Nav: Standard_Statement/1316"/>
                                 <w:id w:val="301891210"/>
@@ -2528,7 +2453,6 @@
                             </w:r>
                             <w:sdt>
                               <w:sdtPr>
-                                <w:rPr/>
                                 <w:alias w:val="#Nav: /Customer/Integer/CurrencyLoop/OverdueVisible/CurrencyCode3_CustLedgEntry2"/>
                                 <w:tag w:val="#Nav: Standard_Statement/1316"/>
                                 <w:id w:val="-1505823757"/>
@@ -2548,7 +2472,6 @@
                         </w:tc>
                         <w:sdt>
                           <w:sdtPr>
-                            <w:rPr/>
                             <w:alias w:val="#Nav: /Customer/Integer/CurrencyLoop/OverdueVisible/OverdueEntryFooder/OverdueBalance"/>
                             <w:tag w:val="#Nav: Standard_Statement/1316"/>
                             <w:id w:val="-1330047758"/>
@@ -2570,10 +2493,9 @@
                               </w:tcPr>
                               <w:p>
                                 <w:pPr>
-                                  <w:pStyle w:val="BCLabelNumber"/>
-                                  <w:spacing w:before="288" w:after="0"/>
+                                  <w:pStyle w:val="BCLabelNumber0"/>
+                                  <w:spacing w:before="288"/>
                                   <w:jc w:val="right"/>
-                                  <w:cnfStyle w:val="000000000000" w:firstRow="0" w:lastRow="0" w:firstColumn="0" w:lastColumn="0" w:oddVBand="0" w:evenVBand="0" w:oddHBand="0" w:evenHBand="0" w:firstRowFirstColumn="0" w:firstRowLastColumn="0" w:lastRowFirstColumn="0" w:lastRowLastColumn="0"/>
                                 </w:pPr>
                                 <w:proofErr w:type="spellStart"/>
                                 <w:r>
@@ -2596,7 +2518,6 @@
     </w:tbl>
     <w:sdt>
       <w:sdtPr>
-        <w:rPr/>
         <w:alias w:val="#Nav: /Customer/Integer/AgingBandVisible"/>
         <w:tag w:val="#Nav: Standard_Statement/1316"/>
         <w:id w:val="1363945228"/>
@@ -2606,7 +2527,6 @@
       <w:sdtContent>
         <w:sdt>
           <w:sdtPr>
-            <w:rPr/>
             <w:id w:val="-810322144"/>
             <w:placeholder>
               <w:docPart w:val="3D6F7F45BD8848ABB194A7DF7B100451"/>
@@ -2616,7 +2536,6 @@
           <w:sdtContent>
             <w:sdt>
               <w:sdtPr>
-                <w:rPr/>
                 <w:alias w:val="#Nav: /Customer/Integer/AgingBandVisible/AgingBandLoop/AgingBandEndingDate"/>
                 <w:tag w:val="#Nav: Standard_Statement/1316"/>
                 <w:id w:val="-1456399055"/>
@@ -2652,16 +2571,15 @@
         <w:tblDescription w:val="Document lines. Column headers in the first row."/>
       </w:tblPr>
       <w:tblGrid>
-        <w:gridCol w:w="1138"/>
-        <w:gridCol w:w="1814"/>
-        <w:gridCol w:w="1911"/>
-        <w:gridCol w:w="2005"/>
-        <w:gridCol w:w="1720"/>
-        <w:gridCol w:w="1911"/>
+        <w:gridCol w:w="1878"/>
+        <w:gridCol w:w="1724"/>
+        <w:gridCol w:w="1723"/>
+        <w:gridCol w:w="1723"/>
+        <w:gridCol w:w="1723"/>
+        <w:gridCol w:w="1723"/>
       </w:tblGrid>
       <w:sdt>
         <w:sdtPr>
-          <w:rPr/>
           <w:alias w:val="#Nav: /Customer/Integer/AgingBandVisible"/>
           <w:tag w:val="#Nav: Standard_Statement/1316"/>
           <w:id w:val="-38051641"/>
@@ -2671,7 +2589,6 @@
         <w:sdtContent>
           <w:sdt>
             <w:sdtPr>
-              <w:rPr/>
               <w:id w:val="1376348379"/>
               <w:placeholder>
                 <w:docPart w:val="3D6F7F45BD8848ABB194A7DF7B100451"/>
@@ -2688,7 +2605,6 @@
                 </w:trPr>
                 <w:tc>
                   <w:tcPr>
-                    <w:cnfStyle w:val="001000000000" w:firstRow="0" w:lastRow="0" w:firstColumn="1" w:lastColumn="0" w:oddVBand="0" w:evenVBand="0" w:oddHBand="0" w:evenHBand="0" w:firstRowFirstColumn="0" w:firstRowLastColumn="0" w:lastRowFirstColumn="0" w:lastRowLastColumn="0"/>
                     <w:tcW w:w="542" w:type="pct"/>
                     <w:tcBorders>
                       <w:bottom w:val="single" w:sz="4" w:space="0" w:color="auto"/>
@@ -2696,7 +2612,7 @@
                   </w:tcPr>
                   <w:p>
                     <w:pPr>
-                      <w:pStyle w:val="BCLabel"/>
+                      <w:pStyle w:val="BCLabel0"/>
                     </w:pPr>
                   </w:p>
                 </w:tc>
@@ -2709,7 +2625,6 @@
                   </w:tcPr>
                   <w:sdt>
                     <w:sdtPr>
-                      <w:rPr/>
                       <w:alias w:val="#Nav: /Customer/Integer/AgingBandVisible/AgingBandLoop/AgingDate41"/>
                       <w:tag w:val="#Nav: Standard_Statement/1316"/>
                       <w:id w:val="-1406606911"/>
@@ -2722,8 +2637,7 @@
                     <w:sdtContent>
                       <w:p>
                         <w:pPr>
-                          <w:pStyle w:val="BCLabel"/>
-                          <w:cnfStyle w:val="100000000000" w:firstRow="1" w:lastRow="0" w:firstColumn="0" w:lastColumn="0" w:oddVBand="0" w:evenVBand="0" w:oddHBand="0" w:evenHBand="0" w:firstRowFirstColumn="0" w:firstRowLastColumn="0" w:lastRowFirstColumn="0" w:lastRowLastColumn="0"/>
+                          <w:pStyle w:val="BCLabel0"/>
                         </w:pPr>
                         <w:r>
                           <w:t>AgingDate41</w:t>
@@ -2733,7 +2647,6 @@
                   </w:sdt>
                   <w:sdt>
                     <w:sdtPr>
-                      <w:rPr/>
                       <w:alias w:val="#Nav: /Customer/Integer/AgingBandVisible/AgingBandLoop/AgingDate5"/>
                       <w:tag w:val="#Nav: Standard_Statement/1316"/>
                       <w:id w:val="-653370629"/>
@@ -2746,8 +2659,7 @@
                     <w:sdtContent>
                       <w:p>
                         <w:pPr>
-                          <w:pStyle w:val="BCLabel"/>
-                          <w:cnfStyle w:val="100000000000" w:firstRow="1" w:lastRow="0" w:firstColumn="0" w:lastColumn="0" w:oddVBand="0" w:evenVBand="0" w:oddHBand="0" w:evenHBand="0" w:firstRowFirstColumn="0" w:firstRowLastColumn="0" w:lastRowFirstColumn="0" w:lastRowLastColumn="0"/>
+                          <w:pStyle w:val="BCLabel0"/>
                         </w:pPr>
                         <w:r>
                           <w:t>AgingDate5</w:t>
@@ -2765,7 +2677,6 @@
                   </w:tcPr>
                   <w:sdt>
                     <w:sdtPr>
-                      <w:rPr/>
                       <w:alias w:val="#Nav: /Customer/Integer/AgingBandVisible/AgingBandLoop/AgingDate31"/>
                       <w:tag w:val="#Nav: Standard_Statement/1316"/>
                       <w:id w:val="1515878199"/>
@@ -2778,8 +2689,7 @@
                     <w:sdtContent>
                       <w:p>
                         <w:pPr>
-                          <w:pStyle w:val="BCLabel"/>
-                          <w:cnfStyle w:val="100000000000" w:firstRow="1" w:lastRow="0" w:firstColumn="0" w:lastColumn="0" w:oddVBand="0" w:evenVBand="0" w:oddHBand="0" w:evenHBand="0" w:firstRowFirstColumn="0" w:firstRowLastColumn="0" w:lastRowFirstColumn="0" w:lastRowLastColumn="0"/>
+                          <w:pStyle w:val="BCLabel0"/>
                         </w:pPr>
                         <w:r>
                           <w:t>AgingDate31</w:t>
@@ -2789,7 +2699,6 @@
                   </w:sdt>
                   <w:sdt>
                     <w:sdtPr>
-                      <w:rPr/>
                       <w:alias w:val="#Nav: /Customer/Integer/AgingBandVisible/AgingBandLoop/AgingDate4"/>
                       <w:tag w:val="#Nav: Standard_Statement/1316"/>
                       <w:id w:val="503014985"/>
@@ -2802,8 +2711,7 @@
                     <w:sdtContent>
                       <w:p>
                         <w:pPr>
-                          <w:pStyle w:val="BCLabel"/>
-                          <w:cnfStyle w:val="100000000000" w:firstRow="1" w:lastRow="0" w:firstColumn="0" w:lastColumn="0" w:oddVBand="0" w:evenVBand="0" w:oddHBand="0" w:evenHBand="0" w:firstRowFirstColumn="0" w:firstRowLastColumn="0" w:lastRowFirstColumn="0" w:lastRowLastColumn="0"/>
+                          <w:pStyle w:val="BCLabel0"/>
                         </w:pPr>
                         <w:r>
                           <w:t>AgingDate4</w:t>
@@ -2821,7 +2729,6 @@
                   </w:tcPr>
                   <w:sdt>
                     <w:sdtPr>
-                      <w:rPr/>
                       <w:alias w:val="#Nav: /Customer/Integer/AgingBandVisible/AgingBandLoop/AgingDate21"/>
                       <w:tag w:val="#Nav: Standard_Statement/1316"/>
                       <w:id w:val="2000923207"/>
@@ -2834,8 +2741,7 @@
                     <w:sdtContent>
                       <w:p>
                         <w:pPr>
-                          <w:pStyle w:val="BCLabel"/>
-                          <w:cnfStyle w:val="100000000000" w:firstRow="1" w:lastRow="0" w:firstColumn="0" w:lastColumn="0" w:oddVBand="0" w:evenVBand="0" w:oddHBand="0" w:evenHBand="0" w:firstRowFirstColumn="0" w:firstRowLastColumn="0" w:lastRowFirstColumn="0" w:lastRowLastColumn="0"/>
+                          <w:pStyle w:val="BCLabel0"/>
                         </w:pPr>
                         <w:r>
                           <w:t>AgingDate21</w:t>
@@ -2845,7 +2751,6 @@
                   </w:sdt>
                   <w:sdt>
                     <w:sdtPr>
-                      <w:rPr/>
                       <w:alias w:val="#Nav: /Customer/Integer/AgingBandVisible/AgingBandLoop/AgingDate3"/>
                       <w:tag w:val="#Nav: Standard_Statement/1316"/>
                       <w:id w:val="-869538741"/>
@@ -2858,8 +2763,7 @@
                     <w:sdtContent>
                       <w:p>
                         <w:pPr>
-                          <w:pStyle w:val="BCLabel"/>
-                          <w:cnfStyle w:val="100000000000" w:firstRow="1" w:lastRow="0" w:firstColumn="0" w:lastColumn="0" w:oddVBand="0" w:evenVBand="0" w:oddHBand="0" w:evenHBand="0" w:firstRowFirstColumn="0" w:firstRowLastColumn="0" w:lastRowFirstColumn="0" w:lastRowLastColumn="0"/>
+                          <w:pStyle w:val="BCLabel0"/>
                         </w:pPr>
                         <w:r>
                           <w:t>AgingDate3</w:t>
@@ -2877,7 +2781,6 @@
                   </w:tcPr>
                   <w:sdt>
                     <w:sdtPr>
-                      <w:rPr/>
                       <w:alias w:val="#Nav: /Customer/Integer/AgingBandVisible/AgingBandLoop/AgingDate1"/>
                       <w:tag w:val="#Nav: Standard_Statement/1316"/>
                       <w:id w:val="1015430542"/>
@@ -2890,8 +2793,7 @@
                     <w:sdtContent>
                       <w:p>
                         <w:pPr>
-                          <w:pStyle w:val="BCLabel"/>
-                          <w:cnfStyle w:val="100000000000" w:firstRow="1" w:lastRow="0" w:firstColumn="0" w:lastColumn="0" w:oddVBand="0" w:evenVBand="0" w:oddHBand="0" w:evenHBand="0" w:firstRowFirstColumn="0" w:firstRowLastColumn="0" w:lastRowFirstColumn="0" w:lastRowLastColumn="0"/>
+                          <w:pStyle w:val="BCLabel0"/>
                         </w:pPr>
                         <w:r>
                           <w:t>AgingDate1</w:t>
@@ -2901,7 +2803,6 @@
                   </w:sdt>
                   <w:sdt>
                     <w:sdtPr>
-                      <w:rPr/>
                       <w:alias w:val="#Nav: /Customer/Integer/AgingBandVisible/AgingBandLoop/AgingDate2"/>
                       <w:tag w:val="#Nav: Standard_Statement/1316"/>
                       <w:id w:val="1006324691"/>
@@ -2914,8 +2815,7 @@
                     <w:sdtContent>
                       <w:p>
                         <w:pPr>
-                          <w:pStyle w:val="BCLabel"/>
-                          <w:cnfStyle w:val="100000000000" w:firstRow="1" w:lastRow="0" w:firstColumn="0" w:lastColumn="0" w:oddVBand="0" w:evenVBand="0" w:oddHBand="0" w:evenHBand="0" w:firstRowFirstColumn="0" w:firstRowLastColumn="0" w:lastRowFirstColumn="0" w:lastRowLastColumn="0"/>
+                          <w:pStyle w:val="BCLabel0"/>
                         </w:pPr>
                         <w:r>
                           <w:t>AgingDate2</w:t>
@@ -2926,7 +2826,6 @@
                 </w:tc>
                 <w:sdt>
                   <w:sdtPr>
-                    <w:rPr/>
                     <w:alias w:val="#Nav: /Customer/Integer/AgingBandVisible/AgingBandLoop/beforeCaption"/>
                     <w:tag w:val="#Nav: Standard_Statement/1316"/>
                     <w:id w:val="-1913837829"/>
@@ -2946,8 +2845,7 @@
                       </w:tcPr>
                       <w:p>
                         <w:pPr>
-                          <w:pStyle w:val="BCLabel"/>
-                          <w:cnfStyle w:val="100000000000" w:firstRow="1" w:lastRow="0" w:firstColumn="0" w:lastColumn="0" w:oddVBand="0" w:evenVBand="0" w:oddHBand="0" w:evenHBand="0" w:firstRowFirstColumn="0" w:firstRowLastColumn="0" w:lastRowFirstColumn="0" w:lastRowLastColumn="0"/>
+                          <w:pStyle w:val="BCLabel0"/>
                         </w:pPr>
                         <w:proofErr w:type="spellStart"/>
                         <w:r>
@@ -2989,7 +2887,7 @@
             <w:sdtContent>
               <w:tr>
                 <w:trPr>
-                  <w:cnfStyle w:val="000000100000" w:firstRow="0" w:lastRow="0" w:firstColumn="0" w:lastColumn="0" w:oddVBand="0" w:evenVBand="0" w:oddHBand="1" w:evenHBand="0" w:firstRowFirstColumn="0" w:firstRowLastColumn="0" w:lastRowFirstColumn="0" w:lastRowLastColumn="0"/>
+                  <w:cnfStyle w:val="010000000000" w:firstRow="0" w:lastRow="1" w:firstColumn="0" w:lastColumn="0" w:oddVBand="0" w:evenVBand="0" w:oddHBand="0" w:evenHBand="0" w:firstRowFirstColumn="0" w:firstRowLastColumn="0" w:lastRowFirstColumn="0" w:lastRowLastColumn="0"/>
                   <w:cantSplit/>
                   <w:trHeight w:val="480"/>
                 </w:trPr>
@@ -3010,7 +2908,6 @@
                   <w:sdtContent>
                     <w:tc>
                       <w:tcPr>
-                        <w:cnfStyle w:val="001000000000" w:firstRow="0" w:lastRow="0" w:firstColumn="1" w:lastColumn="0" w:oddVBand="0" w:evenVBand="0" w:oddHBand="0" w:evenHBand="0" w:firstRowFirstColumn="0" w:firstRowLastColumn="0" w:lastRowFirstColumn="0" w:lastRowLastColumn="0"/>
                         <w:tcW w:w="542" w:type="pct"/>
                         <w:tcBorders>
                           <w:top w:val="single" w:sz="4" w:space="0" w:color="auto"/>
@@ -3063,7 +2960,6 @@
                       <w:p>
                         <w:pPr>
                           <w:pStyle w:val="NoSpacing"/>
-                          <w:cnfStyle w:val="000000100000" w:firstRow="0" w:lastRow="0" w:firstColumn="0" w:lastColumn="0" w:oddVBand="0" w:evenVBand="0" w:oddHBand="1" w:evenHBand="0" w:firstRowFirstColumn="0" w:firstRowLastColumn="0" w:lastRowFirstColumn="0" w:lastRowLastColumn="0"/>
                           <w:rPr>
                             <w:lang w:val="en-US" w:eastAsia="en-US"/>
                           </w:rPr>
@@ -3104,7 +3000,6 @@
                       <w:p>
                         <w:pPr>
                           <w:pStyle w:val="NoSpacing"/>
-                          <w:cnfStyle w:val="000000100000" w:firstRow="0" w:lastRow="0" w:firstColumn="0" w:lastColumn="0" w:oddVBand="0" w:evenVBand="0" w:oddHBand="1" w:evenHBand="0" w:firstRowFirstColumn="0" w:firstRowLastColumn="0" w:lastRowFirstColumn="0" w:lastRowLastColumn="0"/>
                           <w:rPr>
                             <w:lang w:val="en-US" w:eastAsia="en-US"/>
                           </w:rPr>
@@ -3145,7 +3040,6 @@
                       <w:p>
                         <w:pPr>
                           <w:pStyle w:val="NoSpacing"/>
-                          <w:cnfStyle w:val="000000100000" w:firstRow="0" w:lastRow="0" w:firstColumn="0" w:lastColumn="0" w:oddVBand="0" w:evenVBand="0" w:oddHBand="1" w:evenHBand="0" w:firstRowFirstColumn="0" w:firstRowLastColumn="0" w:lastRowFirstColumn="0" w:lastRowLastColumn="0"/>
                           <w:rPr>
                             <w:lang w:val="en-US" w:eastAsia="en-US"/>
                           </w:rPr>
@@ -3186,7 +3080,6 @@
                       <w:p>
                         <w:pPr>
                           <w:pStyle w:val="NoSpacing"/>
-                          <w:cnfStyle w:val="000000100000" w:firstRow="0" w:lastRow="0" w:firstColumn="0" w:lastColumn="0" w:oddVBand="0" w:evenVBand="0" w:oddHBand="1" w:evenHBand="0" w:firstRowFirstColumn="0" w:firstRowLastColumn="0" w:lastRowFirstColumn="0" w:lastRowLastColumn="0"/>
                           <w:rPr>
                             <w:lang w:val="en-US" w:eastAsia="en-US"/>
                           </w:rPr>
@@ -3227,7 +3120,6 @@
                       <w:p>
                         <w:pPr>
                           <w:pStyle w:val="NoSpacing"/>
-                          <w:cnfStyle w:val="000000100000" w:firstRow="0" w:lastRow="0" w:firstColumn="0" w:lastColumn="0" w:oddVBand="0" w:evenVBand="0" w:oddHBand="1" w:evenHBand="0" w:firstRowFirstColumn="0" w:firstRowLastColumn="0" w:lastRowFirstColumn="0" w:lastRowLastColumn="0"/>
                           <w:rPr>
                             <w:lang w:val="en-US" w:eastAsia="en-US"/>
                           </w:rPr>
@@ -3248,9 +3140,7 @@
         </w:sdtContent>
       </w:sdt>
     </w:tbl>
-    <w:p>
-      <w:pPr/>
-    </w:p>
+    <w:p/>
     <w:sectPr>
       <w:headerReference w:type="even" r:id="rId8"/>
       <w:headerReference w:type="default" r:id="rId9"/>
@@ -4310,8 +4200,8 @@
       <w:spacing w:after="0" w:line="240" w:lineRule="auto"/>
     </w:pPr>
     <w:rPr>
-      <w:rFonts w:asciiTheme="minorHAnsi" w:hAnsiTheme="minorHAnsi" w:eastAsiaTheme="minorHAnsi" w:cstheme="minorBidi"/>
-      <w:color w:val="242424" w:themeColor="text1"/>
+      <w:rFonts w:eastAsiaTheme="minorHAnsi"/>
+      <w:color w:val="000000" w:themeColor="text1"/>
     </w:rPr>
   </w:style>
   <w:style w:type="paragraph" w:customStyle="1" w:styleId="BCNumber">
@@ -4320,13 +4210,7 @@
     <w:next w:val="Normal"/>
     <w:uiPriority w:val="2"/>
     <w:qFormat/>
-    <w:pPr>
-      <w:spacing w:before="0" w:after="0" w:line="240" w:lineRule="auto"/>
-    </w:pPr>
     <w:rPr>
-      <w:rFonts w:asciiTheme="minorHAnsi" w:hAnsiTheme="minorHAnsi" w:eastAsiaTheme="minorHAnsi" w:cstheme="minorBidi"/>
-      <w:color w:val="242424" w:themeColor="text1"/>
-      <w14:numForm w14:val="tabular"/>
       <w14:numSpacing w14:val="tabular"/>
     </w:rPr>
   </w:style>
@@ -4338,11 +4222,9 @@
     <w:qFormat/>
     <w:pPr>
       <w:keepNext/>
-      <w:spacing w:before="0" w:after="0" w:line="240" w:lineRule="auto"/>
     </w:pPr>
     <w:rPr>
-      <w:rFonts w:asciiTheme="majorHAnsi" w:hAnsiTheme="majorHAnsi" w:eastAsiaTheme="majorEastAsia" w:cstheme="majorBidi"/>
-      <w:color w:val="242424" w:themeColor="text1"/>
+      <w:rFonts w:asciiTheme="majorHAnsi" w:eastAsiaTheme="majorEastAsia" w:hAnsiTheme="majorHAnsi" w:cstheme="majorBidi"/>
     </w:rPr>
   </w:style>
   <w:style w:type="paragraph" w:customStyle="1" w:styleId="BCLabelNumber">
@@ -4351,17 +4233,11 @@
     <w:next w:val="Normal"/>
     <w:uiPriority w:val="2"/>
     <w:qFormat/>
-    <w:pPr>
-      <w:spacing w:before="0" w:after="0" w:line="240" w:lineRule="auto"/>
-    </w:pPr>
     <w:rPr>
-      <w:rFonts w:asciiTheme="majorHAnsi" w:hAnsiTheme="majorHAnsi" w:eastAsiaTheme="majorEastAsia" w:cstheme="majorBidi"/>
-      <w:color w:val="242424" w:themeColor="text1"/>
-      <w14:numForm w14:val="tabular"/>
       <w14:numSpacing w14:val="tabular"/>
     </w:rPr>
   </w:style>
-  <w:style w:type="paragraph" w:customStyle="1" w:styleId="BCLabel">
+  <w:style w:type="paragraph" w:customStyle="1" w:styleId="BCLabel0">
     <w:name w:val="BC Label"/>
     <w:basedOn w:val="NoSpacing"/>
     <w:next w:val="Normal"/>
@@ -4369,26 +4245,18 @@
     <w:qFormat/>
     <w:pPr>
       <w:keepNext/>
-      <w:spacing w:before="0" w:after="0" w:line="240" w:lineRule="auto"/>
     </w:pPr>
     <w:rPr>
-      <w:rFonts w:asciiTheme="majorHAnsi" w:hAnsiTheme="majorHAnsi" w:eastAsiaTheme="majorEastAsia" w:cstheme="majorBidi"/>
-      <w:color w:val="242424" w:themeColor="text1"/>
+      <w:rFonts w:asciiTheme="majorHAnsi" w:eastAsiaTheme="majorEastAsia" w:hAnsiTheme="majorHAnsi" w:cstheme="majorBidi"/>
     </w:rPr>
   </w:style>
-  <w:style w:type="paragraph" w:customStyle="1" w:styleId="BCLabelNumber">
+  <w:style w:type="paragraph" w:customStyle="1" w:styleId="BCLabelNumber0">
     <w:name w:val="BC Label Number"/>
-    <w:basedOn w:val="BCLabel"/>
+    <w:basedOn w:val="BCLabel0"/>
     <w:next w:val="Normal"/>
     <w:uiPriority w:val="2"/>
     <w:qFormat/>
-    <w:pPr>
-      <w:spacing w:before="0" w:after="0" w:line="240" w:lineRule="auto"/>
-    </w:pPr>
     <w:rPr>
-      <w:rFonts w:asciiTheme="majorHAnsi" w:hAnsiTheme="majorHAnsi" w:eastAsiaTheme="majorEastAsia" w:cstheme="majorBidi"/>
-      <w:color w:val="242424" w:themeColor="text1"/>
-      <w14:numForm w14:val="tabular"/>
       <w14:numSpacing w14:val="tabular"/>
     </w:rPr>
   </w:style>
@@ -4398,25 +4266,21 @@
     <w:uiPriority w:val="99"/>
     <w:qFormat/>
     <w:pPr>
-      <w:spacing w:before="0" w:after="0" w:line="240" w:lineRule="auto"/>
+      <w:spacing w:after="0" w:line="240" w:lineRule="auto"/>
     </w:pPr>
     <w:tblPr>
       <w:tblStyleRowBandSize w:val="1"/>
       <w:tblStyleColBandSize w:val="1"/>
       <w:tblCellMar>
-        <w:top w:w="0" w:type="dxa"/>
         <w:left w:w="0" w:type="dxa"/>
-        <w:bottom w:w="0" w:type="dxa"/>
         <w:right w:w="0" w:type="dxa"/>
       </w:tblCellMar>
     </w:tblPr>
-    <w:tcPr>
-      <w:vAlign w:val="top"/>
-    </w:tcPr>
     <w:tblStylePr w:type="firstRow">
       <w:rPr>
         <w:rFonts w:asciiTheme="majorHAnsi" w:hAnsiTheme="majorHAnsi" w:cstheme="majorBidi"/>
       </w:rPr>
+      <w:tblPr/>
       <w:tcPr>
         <w:vAlign w:val="top"/>
       </w:tcPr>
@@ -4428,15 +4292,13 @@
     <w:uiPriority w:val="99"/>
     <w:qFormat/>
     <w:pPr>
-      <w:spacing w:before="0" w:after="0" w:line="240" w:lineRule="auto"/>
+      <w:spacing w:after="0" w:line="240" w:lineRule="auto"/>
     </w:pPr>
     <w:tblPr>
       <w:tblStyleRowBandSize w:val="1"/>
       <w:tblStyleColBandSize w:val="1"/>
       <w:tblCellMar>
-        <w:top w:w="0" w:type="dxa"/>
         <w:left w:w="115" w:type="dxa"/>
-        <w:bottom w:w="0" w:type="dxa"/>
         <w:right w:w="115" w:type="dxa"/>
       </w:tblCellMar>
     </w:tblPr>
@@ -4450,28 +4312,32 @@
       <w:rPr>
         <w:rFonts w:asciiTheme="majorHAnsi" w:hAnsiTheme="majorHAnsi" w:cstheme="majorBidi"/>
       </w:rPr>
+      <w:tblPr/>
       <w:tcPr>
         <w:tcBorders>
-          <w:bottom w:val="single" w:sz="4" w:space="0" w:color="242424" w:themeColor="text1"/>
+          <w:bottom w:val="single" w:sz="4" w:space="0" w:color="000000" w:themeColor="text1"/>
         </w:tcBorders>
         <w:vAlign w:val="top"/>
       </w:tcPr>
     </w:tblStylePr>
     <w:tblStylePr w:type="lastRow">
+      <w:tblPr/>
       <w:tcPr>
         <w:tcBorders>
-          <w:bottom w:val="single" w:sz="4" w:space="0" w:color="F5F7F8" w:themeColor="background2"/>
+          <w:bottom w:val="single" w:sz="4" w:space="0" w:color="E8E8E8" w:themeColor="background2"/>
         </w:tcBorders>
       </w:tcPr>
     </w:tblStylePr>
     <w:tblStylePr w:type="band1Horz">
+      <w:tblPr/>
       <w:tcPr>
         <w:shd w:val="clear" w:color="auto" w:fill="auto"/>
       </w:tcPr>
     </w:tblStylePr>
     <w:tblStylePr w:type="band2Horz">
+      <w:tblPr/>
       <w:tcPr>
-        <w:shd w:val="clear" w:color="auto" w:fill="CCE6E9" w:themeFill="accent2" w:themeFillTint="33"/>
+        <w:shd w:val="clear" w:color="auto" w:fill="FAE2D5" w:themeFill="accent2" w:themeFillTint="33"/>
       </w:tcPr>
     </w:tblStylePr>
   </w:style>
@@ -4481,15 +4347,13 @@
     <w:uiPriority w:val="99"/>
     <w:qFormat/>
     <w:pPr>
-      <w:spacing w:before="0" w:after="0" w:line="240" w:lineRule="auto"/>
+      <w:spacing w:after="0" w:line="240" w:lineRule="auto"/>
     </w:pPr>
     <w:tblPr>
       <w:tblStyleRowBandSize w:val="1"/>
       <w:tblStyleColBandSize w:val="1"/>
       <w:tblCellMar>
-        <w:top w:w="0" w:type="dxa"/>
         <w:left w:w="115" w:type="dxa"/>
-        <w:bottom w:w="0" w:type="dxa"/>
         <w:right w:w="115" w:type="dxa"/>
       </w:tblCellMar>
     </w:tblPr>
@@ -4500,10 +4364,11 @@
       <w:rPr>
         <w:rFonts w:asciiTheme="majorHAnsi" w:hAnsiTheme="majorHAnsi" w:cstheme="majorBidi"/>
       </w:rPr>
+      <w:tblPr/>
       <w:tcPr>
         <w:tcBorders>
-          <w:top w:val="single" w:sz="4" w:space="0" w:color="242424" w:themeColor="text1"/>
-          <w:bottom w:val="single" w:sz="8" w:space="0" w:color="242424" w:themeColor="text1"/>
+          <w:top w:val="single" w:sz="4" w:space="0" w:color="000000" w:themeColor="text1"/>
+          <w:bottom w:val="single" w:sz="8" w:space="0" w:color="000000" w:themeColor="text1"/>
         </w:tcBorders>
       </w:tcPr>
     </w:tblStylePr>
@@ -4514,7 +4379,7 @@
     <w:uiPriority w:val="99"/>
     <w:qFormat/>
     <w:pPr>
-      <w:spacing w:before="0" w:after="0" w:line="240" w:lineRule="auto"/>
+      <w:spacing w:after="0" w:line="240" w:lineRule="auto"/>
     </w:pPr>
     <w:tblPr>
       <w:tblStyleRowBandSize w:val="1"/>
@@ -4533,6 +4398,7 @@
       <w:rPr>
         <w:rFonts w:asciiTheme="majorHAnsi" w:hAnsiTheme="majorHAnsi" w:cstheme="majorBidi"/>
       </w:rPr>
+      <w:tblPr/>
       <w:tcPr>
         <w:vAlign w:val="bottom"/>
       </w:tcPr>
@@ -4541,9 +4407,10 @@
       <w:rPr>
         <w:rFonts w:asciiTheme="majorHAnsi" w:hAnsiTheme="majorHAnsi" w:cstheme="majorBidi"/>
       </w:rPr>
+      <w:tblPr/>
       <w:tcPr>
         <w:tcBorders>
-          <w:top w:val="single" w:sz="4" w:space="0" w:color="242424" w:themeColor="text1"/>
+          <w:top w:val="single" w:sz="4" w:space="0" w:color="000000" w:themeColor="text1"/>
         </w:tcBorders>
       </w:tcPr>
     </w:tblStylePr>
@@ -4554,25 +4421,21 @@
     <w:uiPriority w:val="99"/>
     <w:qFormat/>
     <w:pPr>
-      <w:spacing w:before="0" w:after="0" w:line="240" w:lineRule="auto"/>
+      <w:spacing w:after="0" w:line="240" w:lineRule="auto"/>
     </w:pPr>
     <w:tblPr>
       <w:tblStyleRowBandSize w:val="1"/>
       <w:tblStyleColBandSize w:val="1"/>
       <w:tblCellMar>
-        <w:top w:w="0" w:type="dxa"/>
         <w:left w:w="0" w:type="dxa"/>
-        <w:bottom w:w="0" w:type="dxa"/>
         <w:right w:w="0" w:type="dxa"/>
       </w:tblCellMar>
     </w:tblPr>
-    <w:tcPr>
-      <w:vAlign w:val="top"/>
-    </w:tcPr>
     <w:tblStylePr w:type="lastRow">
+      <w:tblPr/>
       <w:tcPr>
         <w:tcBorders>
-          <w:bottom w:val="single" w:sz="4" w:space="0" w:color="242424" w:themeColor="text1"/>
+          <w:bottom w:val="single" w:sz="4" w:space="0" w:color="000000" w:themeColor="text1"/>
         </w:tcBorders>
       </w:tcPr>
     </w:tblStylePr>
@@ -4938,20 +4801,6 @@
     <w:pitch w:val="variable"/>
     <w:sig w:usb0="00000287" w:usb1="00000000" w:usb2="00000000" w:usb3="00000000" w:csb0="0000009F" w:csb1="00000000"/>
   </w:font>
-  <w:font w:name="Segoe UI Semibold">
-    <w:panose1 w:val="020B0702040204020203"/>
-    <w:charset w:val="00"/>
-    <w:family w:val="swiss"/>
-    <w:pitch w:val="variable"/>
-    <w:sig w:usb0="E4002EFF" w:usb1="C000E47F" w:usb2="00000009" w:usb3="00000000" w:csb0="000001FF" w:csb1="00000000"/>
-  </w:font>
-  <w:font w:name="Arial">
-    <w:panose1 w:val="020B0604020202020204"/>
-    <w:charset w:val="00"/>
-    <w:family w:val="swiss"/>
-    <w:pitch w:val="variable"/>
-    <w:sig w:usb0="E0002EFF" w:usb1="C000785B" w:usb2="00000009" w:usb3="00000000" w:csb0="000001FF" w:csb1="00000000"/>
-  </w:font>
 </w:fonts>
 </file>
 
@@ -4973,10 +4822,13 @@
   <w:rsids>
     <w:rsidRoot w:val="00F83B99"/>
     <w:rsid w:val="000563C6"/>
+    <w:rsid w:val="00150D8C"/>
     <w:rsid w:val="0034286D"/>
     <w:rsid w:val="00614FB4"/>
+    <w:rsid w:val="006A3A81"/>
     <w:rsid w:val="006F489C"/>
     <w:rsid w:val="007A75D3"/>
+    <w:rsid w:val="008858E8"/>
     <w:rsid w:val="008E7FCD"/>
     <w:rsid w:val="00940B72"/>
     <w:rsid w:val="00AA2B58"/>
@@ -5438,7 +5290,7 @@
     <w:basedOn w:val="DefaultParagraphFont"/>
     <w:uiPriority w:val="99"/>
     <w:semiHidden/>
-    <w:rsid w:val="006F489C"/>
+    <w:rsid w:val="006A3A81"/>
     <w:rPr>
       <w:color w:val="808080"/>
     </w:rPr>
@@ -5483,11 +5335,32 @@
     <w:name w:val="10B18E04C0F9466399E720C67D4F433B"/>
     <w:rsid w:val="00F83B99"/>
   </w:style>
-  <w:style w:type="paragraph" w:customStyle="1" w:styleId="99346FA8F71D4F3896F53E1FAFA934D1">
-    <w:name w:val="99346FA8F71D4F3896F53E1FAFA934D1"/>
-    <w:rsid w:val="006F489C"/>
+  <w:style w:type="paragraph" w:customStyle="1" w:styleId="29A486006FEF469E92A51EEAD3423B6A">
+    <w:name w:val="29A486006FEF469E92A51EEAD3423B6A"/>
+    <w:rsid w:val="006A3A81"/>
     <w:rPr>
-      <w:lang w:val="en-DK" w:eastAsia="en-DK"/>
+      <w:lang w:val="da-DK" w:eastAsia="da-DK"/>
+    </w:rPr>
+  </w:style>
+  <w:style w:type="paragraph" w:customStyle="1" w:styleId="A0841B692A554CE98B0915A1432F83A7">
+    <w:name w:val="A0841B692A554CE98B0915A1432F83A7"/>
+    <w:rsid w:val="006A3A81"/>
+    <w:rPr>
+      <w:lang w:val="da-DK" w:eastAsia="da-DK"/>
+    </w:rPr>
+  </w:style>
+  <w:style w:type="paragraph" w:customStyle="1" w:styleId="95D0D8DBCC2B40DF968A270AFA471CA7">
+    <w:name w:val="95D0D8DBCC2B40DF968A270AFA471CA7"/>
+    <w:rsid w:val="006A3A81"/>
+    <w:rPr>
+      <w:lang w:val="da-DK" w:eastAsia="da-DK"/>
+    </w:rPr>
+  </w:style>
+  <w:style w:type="paragraph" w:customStyle="1" w:styleId="93A8195E43CB48B39818509CEA889B96">
+    <w:name w:val="93A8195E43CB48B39818509CEA889B96"/>
+    <w:rsid w:val="006A3A81"/>
+    <w:rPr>
+      <w:lang w:val="da-DK" w:eastAsia="da-DK"/>
     </w:rPr>
   </w:style>
 </w:styles>
@@ -5867,7 +5740,7 @@
 </we:webextension>
 </file>
 
-<file path=customXml/item1.xml>��< ? x m l   v e r s i o n = " 1 . 0 "   e n c o d i n g = " u t f - 1 6 " ? > < N a v W o r d R e p o r t X m l P a r t   x m l n s = " u r n : m i c r o s o f t - d y n a m i c s - n a v / r e p o r t s / S t a n d a r d _ S t a t e m e n t / 1 3 1 6 / " > +<file path=customXml/item1.xml>��< ? x m l   v e r s i o n = " 1 . 0 "   e n c o d i n g = " u t f - 1 6 " ? > < N a v W o r d R e p o r t X m l P a r t   x m l n s = " u r n : m i c r o s o f t - d y n a m i c s - b u s i n e s s c e n t r a l / i n t e r n a l / e x t e n d e d / r e p o r t s / S t a n d a r d _ S t a t e m e n t / 1 3 1 6 / " >   
      < B C R e p o r t I n f o r m a t i o n >   
@@ -5933,231 +5806,233 @@
  
      < / B C R e p o r t I n f o r m a t i o n >   
-     < C u s t o m e r > - 
-         < N o _ C u s t > N o _ C u s t < / N o _ C u s t > - 
-         < I n t e g e r > - 
-             < B a n k A c c N o _ C o m p a n y I n f o > B a n k A c c N o _ C o m p a n y I n f o < / B a n k A c c N o _ C o m p a n y I n f o > - 
-             < B a n k A c c N o _ C o m p a n y I n f o C a p t i o n > B a n k A c c N o _ C o m p a n y I n f o C a p t i o n < / B a n k A c c N o _ C o m p a n y I n f o C a p t i o n > - 
-             < B a n k N a m e _ C o m p a n y I n f o > B a n k N a m e _ C o m p a n y I n f o < / B a n k N a m e _ C o m p a n y I n f o > - 
-             < B a n k N a m e _ C o m p a n y I n f o C a p t i o n > B a n k N a m e _ C o m p a n y I n f o C a p t i o n < / B a n k N a m e _ C o m p a n y I n f o C a p t i o n > - 
-             < C o m p a n y A d d r 1 > C o m p a n y A d d r 1 < / C o m p a n y A d d r 1 > - 
-             < C o m p a n y A d d r 2 > C o m p a n y A d d r 2 < / C o m p a n y A d d r 2 > - 
-             < C o m p a n y A d d r 3 > C o m p a n y A d d r 3 < / C o m p a n y A d d r 3 > - 
-             < C o m p a n y A d d r 4 > C o m p a n y A d d r 4 < / C o m p a n y A d d r 4 > - 
-             < C o m p a n y A d d r 5 > C o m p a n y A d d r 5 < / C o m p a n y A d d r 5 > - 
-             < C o m p a n y A d d r 6 > C o m p a n y A d d r 6 < / C o m p a n y A d d r 6 > - 
-             < C o m p a n y A d d r 7 > C o m p a n y A d d r 7 < / C o m p a n y A d d r 7 > - 
-             < C o m p a n y A d d r 8 > C o m p a n y A d d r 8 < / C o m p a n y A d d r 8 > - 
-             < C o m p a n y I n f o 1 P i c t u r e / > - 
-             < C o m p a n y I n f o 2 P i c t u r e / > - 
-             < C o m p a n y I n f o 3 P i c t u r e / > - 
-             < C o m p a n y I n f o E m a i l > C o m p a n y I n f o E m a i l < / C o m p a n y I n f o E m a i l > - 
-             < C o m p a n y I n f o E m a i l C a p t i o n > C o m p a n y I n f o E m a i l C a p t i o n < / C o m p a n y I n f o E m a i l C a p t i o n > - 
-             < C o m p a n y I n f o H o m e P a g e > C o m p a n y I n f o H o m e P a g e < / C o m p a n y I n f o H o m e P a g e > - 
-             < C o m p a n y I n f o H o m e p a g e C a p t i o n > C o m p a n y I n f o H o m e p a g e C a p t i o n < / C o m p a n y I n f o H o m e p a g e C a p t i o n > - 
-             < C o m p a n y L e g a l O f f i c e > C o m p a n y L e g a l O f f i c e < / C o m p a n y L e g a l O f f i c e > - 
-             < C o m p a n y L e g a l O f f i c e _ L b l > C o m p a n y L e g a l O f f i c e _ L b l < / C o m p a n y L e g a l O f f i c e _ L b l > - 
-             < C o m p a n y P i c t u r e / > - 
-             < C u r r R e p o r t P a g e N o C a p t i o n > C u r r R e p o r t P a g e N o C a p t i o n < / C u r r R e p o r t P a g e N o C a p t i o n > - 
-             < C u s t A d d r 1 > C u s t A d d r 1 < / C u s t A d d r 1 > - 
-             < C u s t A d d r 2 > C u s t A d d r 2 < / C u s t A d d r 2 > - 
-             < C u s t A d d r 3 > C u s t A d d r 3 < / C u s t A d d r 3 > - 
-             < C u s t A d d r 4 > C u s t A d d r 4 < / C u s t A d d r 4 > - 
-             < C u s t A d d r 5 > C u s t A d d r 5 < / C u s t A d d r 5 > - 
-             < C u s t A d d r 6 > C u s t A d d r 6 < / C u s t A d d r 6 > - 
-             < C u s t A d d r 7 > C u s t A d d r 7 < / C u s t A d d r 7 > - 
-             < C u s t A d d r 8 > C u s t A d d r 8 < / C u s t A d d r 8 > - 
-             < C u s t B a l a n c e C a p t i o n > C u s t B a l a n c e C a p t i o n < / C u s t B a l a n c e C a p t i o n > - 
-             < D e s c _ C u s t L e d g E n t r y 2 C a p t i o n > D e s c _ C u s t L e d g E n t r y 2 C a p t i o n < / D e s c _ C u s t L e d g E n t r y 2 C a p t i o n > - 
-             < D o c D a t e C a p t i o n > D o c D a t e C a p t i o n < / D o c D a t e C a p t i o n > - 
-             < D o c N o _ D t l d C u s t L e d g E n t r i e s C a p t i o n > D o c N o _ D t l d C u s t L e d g E n t r i e s C a p t i o n < / D o c N o _ D t l d C u s t L e d g E n t r i e s C a p t i o n > - 
-             < D u e D a t e _ C u s t L e d g E n t r y 2 C a p t i o n > D u e D a t e _ C u s t L e d g E n t r y 2 C a p t i o n < / D u e D a t e _ C u s t L e d g E n t r y 2 C a p t i o n > - 
-             < E n d D a t e > E n d D a t e < / E n d D a t e > - 
-             < E n d D a t e C a p t i o n > E n d D a t e C a p t i o n < / E n d D a t e C a p t i o n > - 
-             < G i r o N o _ C o m p a n y I n f o > G i r o N o _ C o m p a n y I n f o < / G i r o N o _ C o m p a n y I n f o > - 
-             < G i r o N o _ C o m p a n y I n f o C a p t i o n > G i r o N o _ C o m p a n y I n f o C a p t i o n < / G i r o N o _ C o m p a n y I n f o C a p t i o n > - 
-             < L a s t S t a t m n t N o _ C u s t > L a s t S t a t m n t N o _ C u s t < / L a s t S t a t m n t N o _ C u s t > - 
-             < L a s t S t a t m n t N o _ C u s t C a p t i o n > L a s t S t a t m n t N o _ C u s t C a p t i o n < / L a s t S t a t m n t N o _ C u s t C a p t i o n > - 
-             < N o 1 _ C u s t > N o 1 _ C u s t < / N o 1 _ C u s t > - 
-             < N o 1 _ C u s t C a p t i o n > N o 1 _ C u s t C a p t i o n < / N o 1 _ C u s t C a p t i o n > - 
-             < O r i g i n a l A m t _ C u s t L e d g E n t r y 2 C a p t i o n > O r i g i n a l A m t _ C u s t L e d g E n t r y 2 C a p t i o n < / O r i g i n a l A m t _ C u s t L e d g E n t r y 2 C a p t i o n > - 
-             < P h o n e N o _ C o m p a n y I n f o > P h o n e N o _ C o m p a n y I n f o < / P h o n e N o _ C o m p a n y I n f o > - 
-             < P h o n e N o _ C o m p a n y I n f o C a p t i o n > P h o n e N o _ C o m p a n y I n f o C a p t i o n < / P h o n e N o _ C o m p a n y I n f o C a p t i o n > - 
-             < P o s t D a t e _ D t l d C u s t L e d g E n t r i e s C a p t i o n > P o s t D a t e _ D t l d C u s t L e d g E n t r i e s C a p t i o n < / P o s t D a t e _ D t l d C u s t L e d g E n t r i e s C a p t i o n > - 
-             < R e m a i n A m t C u s t L e d g E n t r y 2 C a p t i o n > R e m a i n A m t C u s t L e d g E n t r y 2 C a p t i o n < / R e m a i n A m t C u s t L e d g E n t r y 2 C a p t i o n > - 
-             < S t a r t D a t e > S t a r t D a t e < / S t a r t D a t e > - 
-             < S t a r t D a t e C a p t i o n > S t a r t D a t e C a p t i o n < / S t a r t D a t e C a p t i o n > - 
-             < S t a t e m e n t C a p t i o n > S t a t e m e n t C a p t i o n < / S t a t e m e n t C a p t i o n > - 
-             < T o d a y F o r m a t t e d > T o d a y F o r m a t t e d < / T o d a y F o r m a t t e d > - 
-             < V A T R e g N o _ C o m p a n y I n f o > V A T R e g N o _ C o m p a n y I n f o < / V A T R e g N o _ C o m p a n y I n f o > - 
-             < V A T R e g N o _ C o m p a n y I n f o C a p t i o n > V A T R e g N o _ C o m p a n y I n f o C a p t i o n < / V A T R e g N o _ C o m p a n y I n f o C a p t i o n > - 
-             < C u r r e n c y L o o p > - 
-                 < T o t a l _ C a p t i o n 2 > T o t a l _ C a p t i o n 2 < / T o t a l _ C a p t i o n 2 > - 
-                 < C u s t L e d g E n t r y H d r > - 
-                     < C u r r e n c y 2 C o d e _ C u s t L e d g E n t r y H d r > C u r r e n c y 2 C o d e _ C u s t L e d g E n t r y H d r < / C u r r e n c y 2 C o d e _ C u s t L e d g E n t r y H d r > - 
-                     < C u r r e n c y C o d e 3 > C u r r e n c y C o d e 3 < / C u r r e n c y C o d e 3 > - 
-                     < C u s t B a l a n c e _ C u s t L e d g E n t r y H d r > C u s t B a l a n c e _ C u s t L e d g E n t r y H d r < / C u s t B a l a n c e _ C u s t L e d g E n t r y H d r > - 
-                     < D t l d C u s t L e d g E n t r y T y p e > D t l d C u s t L e d g E n t r y T y p e < / D t l d C u s t L e d g E n t r y T y p e > - 
-                     < E n t r i e s E x i s t s > E n t r i e s E x i s t s < / E n t r i e s E x i s t s > - 
-                     < I s N e w C u s t C u r r e n c y G r o u p > I s N e w C u s t C u r r e n c y G r o u p < / I s N e w C u s t C u r r e n c y G r o u p > - 
-                     < P r i n t L i n e > P r i n t L i n e < / P r i n t L i n e > - 
-                     < S t a r t B a l a n c e > S t a r t B a l a n c e < / S t a r t B a l a n c e > - 
-                     < D t l d C u s t L e d g E n t r i e s > - 
-                         < A m t _ D t l d C u s t L e d g E n t r i e s > A m t _ D t l d C u s t L e d g E n t r i e s < / A m t _ D t l d C u s t L e d g E n t r i e s > - 
-                         < C u r r C o d e _ D t l d C u s t L e d g E n t r i e s > C u r r C o d e _ D t l d C u s t L e d g E n t r i e s < / C u r r C o d e _ D t l d C u s t L e d g E n t r i e s > - 
-                         < C u r r e n c y 2 C o d e > C u r r e n c y 2 C o d e < / C u r r e n c y 2 C o d e > - 
-                         < C u s t B a l a n c e > C u s t B a l a n c e < / C u s t B a l a n c e > - 
-                         < D e s c r i p t i o n > D e s c r i p t i o n < / D e s c r i p t i o n > - 
-                         < D o c N o _ D t l d C u s t L e d g E n t r i e s > D o c N o _ D t l d C u s t L e d g E n t r i e s < / D o c N o _ D t l d C u s t L e d g E n t r i e s > - 
-                         < D u e D a t e _ D t l d C u s t L e d g E n t r i e s > D u e D a t e _ D t l d C u s t L e d g E n t r i e s < / D u e D a t e _ D t l d C u s t L e d g E n t r i e s > - 
-                         < P o s t D a t e _ D t l d C u s t L e d g E n t r i e s > P o s t D a t e _ D t l d C u s t L e d g E n t r i e s < / P o s t D a t e _ D t l d C u s t L e d g E n t r i e s > - 
-                         < R e m a i n A m t _ D t l d C u s t L e d g E n t r i e s > R e m a i n A m t _ D t l d C u s t L e d g E n t r i e s < / R e m a i n A m t _ D t l d C u s t L e d g E n t r i e s > - 
-                         < Y o u r R e f e r e n c e _ D t l d C u s t L e d g E n t r i e s > Y o u r R e f e r e n c e _ D t l d C u s t L e d g E n t r i e s < / Y o u r R e f e r e n c e _ D t l d C u s t L e d g E n t r i e s > +     < T o o l t i p s / > + 
+     < C u s t o m e r   E l e m e n t T y p e = " D a t a I t e m "   E l e m e n t I d = " 1 5 2 5 1 9 1 9 9 " > + 
+         < N o _ C u s t   E l e m e n t T y p e = " C o l u m n "   E l e m e n t I d = " 6 0 3 9 7 0 8 4 6 "   D a t a T y p e = " C o d e " > N o _ C u s t < / N o _ C u s t > + 
+         < I n t e g e r   E l e m e n t T y p e = " D a t a I t e m "   E l e m e n t I d = " 1 7 3 5 6 9 8 6 1 9 " > + 
+             < B a n k A c c N o _ C o m p a n y I n f o   E l e m e n t T y p e = " C o l u m n "   E l e m e n t I d = " 8 6 4 5 4 5 9 0 7 "   D a t a T y p e = " T e x t " > B a n k A c c N o _ C o m p a n y I n f o < / B a n k A c c N o _ C o m p a n y I n f o > + 
+             < B a n k A c c N o _ C o m p a n y I n f o C a p t i o n   E l e m e n t T y p e = " C o l u m n "   E l e m e n t I d = " 1 9 1 8 8 5 3 8 1 3 "   D a t a T y p e = " T e x t C o n s t " > B a n k A c c N o _ C o m p a n y I n f o C a p t i o n < / B a n k A c c N o _ C o m p a n y I n f o C a p t i o n > + 
+             < B a n k N a m e _ C o m p a n y I n f o   E l e m e n t T y p e = " C o l u m n "   E l e m e n t I d = " 1 9 1 7 2 0 2 0 4 2 "   D a t a T y p e = " T e x t " > B a n k N a m e _ C o m p a n y I n f o < / B a n k N a m e _ C o m p a n y I n f o > + 
+             < B a n k N a m e _ C o m p a n y I n f o C a p t i o n   E l e m e n t T y p e = " C o l u m n "   E l e m e n t I d = " 1 6 0 4 3 0 7 5 8 8 "   D a t a T y p e = " T e x t C o n s t " > B a n k N a m e _ C o m p a n y I n f o C a p t i o n < / B a n k N a m e _ C o m p a n y I n f o C a p t i o n > + 
+             < C o m p a n y A d d r 1   E l e m e n t T y p e = " C o l u m n "   E l e m e n t I d = " 8 8 5 0 9 6 1 0 4 "   D a t a T y p e = " T e x t " > C o m p a n y A d d r 1 < / C o m p a n y A d d r 1 > + 
+             < C o m p a n y A d d r 2   E l e m e n t T y p e = " C o l u m n "   E l e m e n t I d = " 1 0 2 7 9 9 3 7 4 7 "   D a t a T y p e = " T e x t " > C o m p a n y A d d r 2 < / C o m p a n y A d d r 2 > + 
+             < C o m p a n y A d d r 3   E l e m e n t T y p e = " C o l u m n "   E l e m e n t I d = " 3 9 0 2 9 7 1 3 0 "   D a t a T y p e = " T e x t " > C o m p a n y A d d r 3 < / C o m p a n y A d d r 3 > + 
+             < C o m p a n y A d d r 4   E l e m e n t T y p e = " C o l u m n "   E l e m e n t I d = " 1 9 9 1 5 8 0 3 1 5 "   D a t a T y p e = " T e x t " > C o m p a n y A d d r 4 < / C o m p a n y A d d r 4 > + 
+             < C o m p a n y A d d r 5   E l e m e n t T y p e = " C o l u m n "   E l e m e n t I d = " 1 6 6 5 6 9 0 3 6 4 "   D a t a T y p e = " T e x t " > C o m p a n y A d d r 5 < / C o m p a n y A d d r 5 > + 
+             < C o m p a n y A d d r 6   E l e m e n t T y p e = " C o l u m n "   E l e m e n t I d = " 7 1 6 1 8 7 0 8 1 "   D a t a T y p e = " T e x t " > C o m p a n y A d d r 6 < / C o m p a n y A d d r 6 > + 
+             < C o m p a n y A d d r 7   E l e m e n t T y p e = " C o l u m n "   E l e m e n t I d = " 1 3 5 3 8 8 3 6 9 8 "   D a t a T y p e = " T e x t " > C o m p a n y A d d r 7 < / C o m p a n y A d d r 7 > + 
+             < C o m p a n y A d d r 8   E l e m e n t T y p e = " C o l u m n "   E l e m e n t I d = " 1 0 5 4 0 0 5 1 2 7 "   D a t a T y p e = " T e x t " > C o m p a n y A d d r 8 < / C o m p a n y A d d r 8 > + 
+             < C o m p a n y I n f o 1 P i c t u r e   E l e m e n t T y p e = " C o l u m n "   E l e m e n t I d = " 1 0 1 8 2 0 6 5 0 3 "   D a t a T y p e = " B L O B " / > + 
+             < C o m p a n y I n f o 2 P i c t u r e   E l e m e n t T y p e = " C o l u m n "   E l e m e n t I d = " 9 8 9 6 7 0 4 7 4 "   D a t a T y p e = " B L O B " / > + 
+             < C o m p a n y I n f o 3 P i c t u r e   E l e m e n t T y p e = " C o l u m n "   E l e m e n t I d = " 5 7 9 7 0 4 0 5 9 "   D a t a T y p e = " B L O B " / > + 
+             < C o m p a n y I n f o E m a i l   E l e m e n t T y p e = " C o l u m n "   E l e m e n t I d = " 9 1 4 8 1 2 2 4 0 "   D a t a T y p e = " T e x t " > C o m p a n y I n f o E m a i l < / C o m p a n y I n f o E m a i l > + 
+             < C o m p a n y I n f o E m a i l C a p t i o n   E l e m e n t T y p e = " C o l u m n "   E l e m e n t I d = " 1 5 5 2 1 6 7 2 3 0 "   D a t a T y p e = " T e x t C o n s t " > C o m p a n y I n f o E m a i l C a p t i o n < / C o m p a n y I n f o E m a i l C a p t i o n > + 
+             < C o m p a n y I n f o H o m e P a g e   E l e m e n t T y p e = " C o l u m n "   E l e m e n t I d = " 1 5 3 0 3 1 7 4 4 0 "   D a t a T y p e = " T e x t " > C o m p a n y I n f o H o m e P a g e < / C o m p a n y I n f o H o m e P a g e > + 
+             < C o m p a n y I n f o H o m e p a g e C a p t i o n   E l e m e n t T y p e = " C o l u m n "   E l e m e n t I d = " 1 5 2 9 8 2 3 8 6 "   D a t a T y p e = " T e x t C o n s t " > C o m p a n y I n f o H o m e p a g e C a p t i o n < / C o m p a n y I n f o H o m e p a g e C a p t i o n > + 
+             < C o m p a n y L e g a l O f f i c e   E l e m e n t T y p e = " C o l u m n "   E l e m e n t I d = " 7 1 4 2 5 8 1 1 1 "   D a t a T y p e = " T e x t " > C o m p a n y L e g a l O f f i c e < / C o m p a n y L e g a l O f f i c e > + 
+             < C o m p a n y L e g a l O f f i c e _ L b l   E l e m e n t T y p e = " C o l u m n "   E l e m e n t I d = " 1 5 3 3 1 7 5 1 0 8 "   D a t a T y p e = " T e x t " > C o m p a n y L e g a l O f f i c e _ L b l < / C o m p a n y L e g a l O f f i c e _ L b l > + 
+             < C o m p a n y P i c t u r e   E l e m e n t T y p e = " C o l u m n "   E l e m e n t I d = " 1 3 9 7 4 1 1 0 7 4 "   D a t a T y p e = " B L O B " / > + 
+             < C u r r R e p o r t P a g e N o C a p t i o n   E l e m e n t T y p e = " C o l u m n "   E l e m e n t I d = " 2 0 2 2 2 2 5 3 5 1 "   D a t a T y p e = " T e x t C o n s t " > C u r r R e p o r t P a g e N o C a p t i o n < / C u r r R e p o r t P a g e N o C a p t i o n > + 
+             < C u s t A d d r 1   E l e m e n t T y p e = " C o l u m n "   E l e m e n t I d = " 1 3 6 8 0 2 7 5 2 2 "   D a t a T y p e = " T e x t " > C u s t A d d r 1 < / C u s t A d d r 1 > + 
+             < C u s t A d d r 2   E l e m e n t T y p e = " C o l u m n "   E l e m e n t I d = " 2 0 0 5 7 2 4 1 3 9 "   D a t a T y p e = " T e x t " > C u s t A d d r 2 < / C u s t A d d r 2 > + 
+             < C u s t A d d r 3   E l e m e n t T y p e = " C o l u m n "   E l e m e n t I d = " 1 6 5 1 5 4 6 5 4 0 "   D a t a T y p e = " T e x t " > C u s t A d d r 3 < / C u s t A d d r 3 > + 
+             < C u s t A d d r 4   E l e m e n t T y p e = " C o l u m n "   E l e m e n t I d = " 1 0 1 3 8 4 9 9 2 3 "   D a t a T y p e = " T e x t " > C u s t A d d r 4 < / C u s t A d d r 4 > + 
+             < C u s t A d d r 5   E l e m e n t T y p e = " C o l u m n "   E l e m e n t I d = " 3 7 6 1 5 3 3 0 6 "   D a t a T y p e = " T e x t " > C u s t A d d r 5 < / C u s t A d d r 5 > + 
+             < C u s t A d d r 6   E l e m e n t T y p e = " C o l u m n "   E l e m e n t I d = " 2 6 1 5 4 3 3 1 1 "   D a t a T y p e = " T e x t " > C u s t A d d r 6 < / C u s t A d d r 6 > + 
+             < C u s t A d d r 7   E l e m e n t T y p e = " C o l u m n "   E l e m e n t I d = " 8 9 9 2 3 9 9 2 8 "   D a t a T y p e = " T e x t " > C u s t A d d r 7 < / C u s t A d d r 7 > + 
+             < C u s t A d d r 8   E l e m e n t T y p e = " C o l u m n "   E l e m e n t I d = " 1 5 3 6 9 3 6 5 4 5 "   D a t a T y p e = " T e x t " > C u s t A d d r 8 < / C u s t A d d r 8 > + 
+             < C u s t B a l a n c e C a p t i o n   E l e m e n t T y p e = " C o l u m n "   E l e m e n t I d = " 6 0 8 6 6 1 8 8 4 "   D a t a T y p e = " T e x t C o n s t " > C u s t B a l a n c e C a p t i o n < / C u s t B a l a n c e C a p t i o n > + 
+             < D e s c _ C u s t L e d g E n t r y 2 C a p t i o n   E l e m e n t T y p e = " C o l u m n "   E l e m e n t I d = " 1 8 7 4 4 3 7 6 7 2 "   D a t a T y p e = " S t r i n g " > D e s c _ C u s t L e d g E n t r y 2 C a p t i o n < / D e s c _ C u s t L e d g E n t r y 2 C a p t i o n > + 
+             < D o c D a t e C a p t i o n   E l e m e n t T y p e = " C o l u m n "   E l e m e n t I d = " 1 1 5 7 6 2 1 5 3 7 "   D a t a T y p e = " T e x t C o n s t " > D o c D a t e C a p t i o n < / D o c D a t e C a p t i o n > + 
+             < D o c N o _ D t l d C u s t L e d g E n t r i e s C a p t i o n   E l e m e n t T y p e = " C o l u m n "   E l e m e n t I d = " 6 0 1 5 1 5 5 5 6 "   D a t a T y p e = " S t r i n g " > D o c N o _ D t l d C u s t L e d g E n t r i e s C a p t i o n < / D o c N o _ D t l d C u s t L e d g E n t r i e s C a p t i o n > + 
+             < D u e D a t e _ C u s t L e d g E n t r y 2 C a p t i o n   E l e m e n t T y p e = " C o l u m n "   E l e m e n t I d = " 8 1 9 2 8 5 8 5 "   D a t a T y p e = " T e x t C o n s t " > D u e D a t e _ C u s t L e d g E n t r y 2 C a p t i o n < / D u e D a t e _ C u s t L e d g E n t r y 2 C a p t i o n > + 
+             < E n d D a t e   E l e m e n t T y p e = " C o l u m n "   E l e m e n t I d = " 1 3 0 2 0 8 2 6 1 0 "   D a t a T y p e = " S t r i n g " > E n d D a t e < / E n d D a t e > + 
+             < E n d D a t e C a p t i o n   E l e m e n t T y p e = " C o l u m n "   E l e m e n t I d = " 1 3 5 3 1 9 2 8 0 "   D a t a T y p e = " T e x t C o n s t " > E n d D a t e C a p t i o n < / E n d D a t e C a p t i o n > + 
+             < G i r o N o _ C o m p a n y I n f o   E l e m e n t T y p e = " C o l u m n "   E l e m e n t I d = " 5 6 5 4 8 5 5 1 9 "   D a t a T y p e = " T e x t " > G i r o N o _ C o m p a n y I n f o < / G i r o N o _ C o m p a n y I n f o > + 
+             < G i r o N o _ C o m p a n y I n f o C a p t i o n   E l e m e n t T y p e = " C o l u m n "   E l e m e n t I d = " 1 6 5 8 5 3 3 3 6 9 "   D a t a T y p e = " T e x t C o n s t " > G i r o N o _ C o m p a n y I n f o C a p t i o n < / G i r o N o _ C o m p a n y I n f o C a p t i o n > + 
+             < L a s t S t a t m n t N o _ C u s t   E l e m e n t T y p e = " C o l u m n "   E l e m e n t I d = " 1 3 8 8 0 8 0 0 2 9 "   D a t a T y p e = " S t r i n g " > L a s t S t a t m n t N o _ C u s t < / L a s t S t a t m n t N o _ C u s t > + 
+             < L a s t S t a t m n t N o _ C u s t C a p t i o n   E l e m e n t T y p e = " C o l u m n "   E l e m e n t I d = " 8 9 2 5 6 7 8 3 5 "   D a t a T y p e = " T e x t C o n s t " > L a s t S t a t m n t N o _ C u s t C a p t i o n < / L a s t S t a t m n t N o _ C u s t C a p t i o n > + 
+             < N o 1 _ C u s t   E l e m e n t T y p e = " C o l u m n "   E l e m e n t I d = " 9 1 2 7 7 0 5 0 9 "   D a t a T y p e = " C o d e " > N o 1 _ C u s t < / N o 1 _ C u s t > + 
+             < N o 1 _ C u s t C a p t i o n   E l e m e n t T y p e = " C o l u m n "   E l e m e n t I d = " 1 6 6 1 8 9 3 3 9 7 "   D a t a T y p e = " T e x t C o n s t " > N o 1 _ C u s t C a p t i o n < / N o 1 _ C u s t C a p t i o n > + 
+             < O r i g i n a l A m t _ C u s t L e d g E n t r y 2 C a p t i o n   E l e m e n t T y p e = " C o l u m n "   E l e m e n t I d = " 8 4 8 8 4 4 3 9 2 "   D a t a T y p e = " S t r i n g " > O r i g i n a l A m t _ C u s t L e d g E n t r y 2 C a p t i o n < / O r i g i n a l A m t _ C u s t L e d g E n t r y 2 C a p t i o n > + 
+             < P h o n e N o _ C o m p a n y I n f o   E l e m e n t T y p e = " C o l u m n "   E l e m e n t I d = " 1 6 0 6 4 2 8 3 9 4 "   D a t a T y p e = " T e x t " > P h o n e N o _ C o m p a n y I n f o < / P h o n e N o _ C o m p a n y I n f o > + 
+             < P h o n e N o _ C o m p a n y I n f o C a p t i o n   E l e m e n t T y p e = " C o l u m n "   E l e m e n t I d = " 1 8 7 6 0 4 7 7 0 4 "   D a t a T y p e = " T e x t C o n s t " > P h o n e N o _ C o m p a n y I n f o C a p t i o n < / P h o n e N o _ C o m p a n y I n f o C a p t i o n > + 
+             < P o s t D a t e _ D t l d C u s t L e d g E n t r i e s C a p t i o n   E l e m e n t T y p e = " C o l u m n "   E l e m e n t I d = " 1 0 3 3 1 2 5 4 2 5 "   D a t a T y p e = " T e x t C o n s t " > P o s t D a t e _ D t l d C u s t L e d g E n t r i e s C a p t i o n < / P o s t D a t e _ D t l d C u s t L e d g E n t r i e s C a p t i o n > + 
+             < R e m a i n A m t C u s t L e d g E n t r y 2 C a p t i o n   E l e m e n t T y p e = " C o l u m n "   E l e m e n t I d = " 1 6 3 2 7 0 6 4 0 6 "   D a t a T y p e = " S t r i n g " > R e m a i n A m t C u s t L e d g E n t r y 2 C a p t i o n < / R e m a i n A m t C u s t L e d g E n t r y 2 C a p t i o n > + 
+             < S t a r t D a t e   E l e m e n t T y p e = " C o l u m n "   E l e m e n t I d = " 1 4 5 7 6 6 9 4 1 7 "   D a t a T y p e = " S t r i n g " > S t a r t D a t e < / S t a r t D a t e > + 
+             < S t a r t D a t e C a p t i o n   E l e m e n t T y p e = " C o l u m n "   E l e m e n t I d = " 1 9 8 0 7 4 5 8 7 1 "   D a t a T y p e = " T e x t C o n s t " > S t a r t D a t e C a p t i o n < / S t a r t D a t e C a p t i o n > + 
+             < S t a t e m e n t C a p t i o n   E l e m e n t T y p e = " C o l u m n "   E l e m e n t I d = " 2 3 9 3 8 2 "   D a t a T y p e = " T e x t C o n s t " > S t a t e m e n t C a p t i o n < / S t a t e m e n t C a p t i o n > + 
+             < T o d a y F o r m a t t e d   E l e m e n t T y p e = " C o l u m n "   E l e m e n t I d = " 2 7 0 4 5 1 4 0 "   D a t a T y p e = " S t r i n g " > T o d a y F o r m a t t e d < / T o d a y F o r m a t t e d > + 
+             < V A T R e g N o _ C o m p a n y I n f o   E l e m e n t T y p e = " C o l u m n "   E l e m e n t I d = " 9 4 4 0 2 9 3 7 7 "   D a t a T y p e = " T e x t " > V A T R e g N o _ C o m p a n y I n f o < / V A T R e g N o _ C o m p a n y I n f o > + 
+             < V A T R e g N o _ C o m p a n y I n f o C a p t i o n   E l e m e n t T y p e = " C o l u m n "   E l e m e n t I d = " 1 1 9 3 2 7 6 3 7 5 "   D a t a T y p e = " T e x t C o n s t " > V A T R e g N o _ C o m p a n y I n f o C a p t i o n < / V A T R e g N o _ C o m p a n y I n f o C a p t i o n > + 
+             < C u r r e n c y L o o p   E l e m e n t T y p e = " D a t a I t e m "   E l e m e n t I d = " 1 3 0 4 5 2 2 1 9 8 " > + 
+                 < T o t a l _ C a p t i o n 2   E l e m e n t T y p e = " C o l u m n "   E l e m e n t I d = " 1 9 9 1 3 0 2 6 0 "   D a t a T y p e = " T e x t C o n s t " > T o t a l _ C a p t i o n 2 < / T o t a l _ C a p t i o n 2 > + 
+                 < C u s t L e d g E n t r y H d r   E l e m e n t T y p e = " D a t a I t e m "   E l e m e n t I d = " 9 4 2 7 0 7 9 3 2 " > + 
+                     < C u r r e n c y 2 C o d e _ C u s t L e d g E n t r y H d r   E l e m e n t T y p e = " C o l u m n "   E l e m e n t I d = " 1 3 4 9 2 7 9 6 1 1 "   D a t a T y p e = " S t r i n g " > C u r r e n c y 2 C o d e _ C u s t L e d g E n t r y H d r < / C u r r e n c y 2 C o d e _ C u s t L e d g E n t r y H d r > + 
+                     < C u r r e n c y C o d e 3   E l e m e n t T y p e = " C o l u m n "   E l e m e n t I d = " 6 1 8 1 4 2 9 0 8 "   D a t a T y p e = " C o d e " > C u r r e n c y C o d e 3 < / C u r r e n c y C o d e 3 > + 
+                     < C u s t B a l a n c e _ C u s t L e d g E n t r y H d r   E l e m e n t T y p e = " C o l u m n "   E l e m e n t I d = " 4 9 7 1 9 1 3 5 6 "   D a t a T y p e = " D e c i m a l " > C u s t B a l a n c e _ C u s t L e d g E n t r y H d r < / C u s t B a l a n c e _ C u s t L e d g E n t r y H d r > + 
+                     < D t l d C u s t L e d g E n t r y T y p e   E l e m e n t T y p e = " C o l u m n "   E l e m e n t I d = " 8 9 2 0 6 7 4 8 6 "   D a t a T y p e = " S t r i n g " > D t l d C u s t L e d g E n t r y T y p e < / D t l d C u s t L e d g E n t r y T y p e > + 
+                     < E n t r i e s E x i s t s   E l e m e n t T y p e = " C o l u m n "   E l e m e n t I d = " 1 8 9 9 2 2 0 4 1 "   D a t a T y p e = " B o o l e a n " > E n t r i e s E x i s t s < / E n t r i e s E x i s t s > + 
+                     < I s N e w C u s t C u r r e n c y G r o u p   E l e m e n t T y p e = " C o l u m n "   E l e m e n t I d = " 1 1 6 2 5 3 5 5 3 8 "   D a t a T y p e = " B o o l e a n " > I s N e w C u s t C u r r e n c y G r o u p < / I s N e w C u s t C u r r e n c y G r o u p > + 
+                     < P r i n t L i n e   E l e m e n t T y p e = " C o l u m n "   E l e m e n t I d = " 5 9 8 4 7 9 9 9 0 "   D a t a T y p e = " B o o l e a n " > P r i n t L i n e < / P r i n t L i n e > + 
+                     < S t a r t B a l a n c e   E l e m e n t T y p e = " C o l u m n "   E l e m e n t I d = " 3 2 9 4 8 3 5 7 9 "   D a t a T y p e = " D e c i m a l " > S t a r t B a l a n c e < / S t a r t B a l a n c e > + 
+                     < D t l d C u s t L e d g E n t r i e s   E l e m e n t T y p e = " D a t a I t e m "   E l e m e n t I d = " 1 1 1 1 4 6 3 1 7 2 " > + 
+                         < A m t _ D t l d C u s t L e d g E n t r i e s   E l e m e n t T y p e = " C o l u m n "   E l e m e n t I d = " 8 9 7 9 8 5 1 7 9 "   D a t a T y p e = " D e c i m a l " > A m t _ D t l d C u s t L e d g E n t r i e s < / A m t _ D t l d C u s t L e d g E n t r i e s > + 
+                         < C u r r C o d e _ D t l d C u s t L e d g E n t r i e s   E l e m e n t T y p e = " C o l u m n "   E l e m e n t I d = " 3 2 7 0 9 9 9 8 4 "   D a t a T y p e = " C o d e " > C u r r C o d e _ D t l d C u s t L e d g E n t r i e s < / C u r r C o d e _ D t l d C u s t L e d g E n t r i e s > + 
+                         < C u r r e n c y 2 C o d e   E l e m e n t T y p e = " C o l u m n "   E l e m e n t I d = " 4 6 5 9 9 3 8 2 7 "   D a t a T y p e = " C o d e " > C u r r e n c y 2 C o d e < / C u r r e n c y 2 C o d e > + 
+                         < C u s t B a l a n c e   E l e m e n t T y p e = " C o l u m n "   E l e m e n t I d = " 1 4 1 3 7 0 1 5 0 2 "   D a t a T y p e = " D e c i m a l " > C u s t B a l a n c e < / C u s t B a l a n c e > + 
+                         < D e s c r i p t i o n   E l e m e n t T y p e = " C o l u m n "   E l e m e n t I d = " 1 3 1 4 3 5 1 3 0 7 "   D a t a T y p e = " T e x t " > D e s c r i p t i o n < / D e s c r i p t i o n > + 
+                         < D o c N o _ D t l d C u s t L e d g E n t r i e s   E l e m e n t T y p e = " C o l u m n "   E l e m e n t I d = " 2 2 4 2 9 8 6 5 4 "   D a t a T y p e = " C o d e " > D o c N o _ D t l d C u s t L e d g E n t r i e s < / D o c N o _ D t l d C u s t L e d g E n t r i e s > + 
+                         < D u e D a t e _ D t l d C u s t L e d g E n t r i e s   E l e m e n t T y p e = " C o l u m n "   E l e m e n t I d = " 1 4 1 7 8 6 1 6 0 3 "   D a t a T y p e = " S t r i n g " > D u e D a t e _ D t l d C u s t L e d g E n t r i e s < / D u e D a t e _ D t l d C u s t L e d g E n t r i e s > + 
+                         < P o s t D a t e _ D t l d C u s t L e d g E n t r i e s   E l e m e n t T y p e = " C o l u m n "   E l e m e n t I d = " 1 6 8 8 2 9 9 9 1 3 "   D a t a T y p e = " S t r i n g " > P o s t D a t e _ D t l d C u s t L e d g E n t r i e s < / P o s t D a t e _ D t l d C u s t L e d g E n t r i e s > + 
+                         < R e m a i n A m t _ D t l d C u s t L e d g E n t r i e s   E l e m e n t T y p e = " C o l u m n "   E l e m e n t I d = " 1 4 5 7 2 4 8 8 2 5 "   D a t a T y p e = " D e c i m a l " > R e m a i n A m t _ D t l d C u s t L e d g E n t r i e s < / R e m a i n A m t _ D t l d C u s t L e d g E n t r i e s > + 
+                         < Y o u r R e f e r e n c e _ D t l d C u s t L e d g E n t r i e s   E l e m e n t T y p e = " C o l u m n "   E l e m e n t I d = " 6 7 5 1 3 6 1 6 7 "   D a t a T y p e = " T e x t " > Y o u r R e f e r e n c e _ D t l d C u s t L e d g E n t r i e s < / Y o u r R e f e r e n c e _ D t l d C u s t L e d g E n t r i e s >   
                      < / D t l d C u s t L e d g E n t r i e s >   
                  < / C u s t L e d g E n t r y H d r >   
-                 < C u s t L e d g E n t r y F o o t e r > - 
-                     < C u r r e n c y C o d e 3 _ C u s t L e d g E n t r y F o o t e r > C u r r e n c y C o d e 3 _ C u s t L e d g E n t r y F o o t e r < / C u r r e n c y C o d e 3 _ C u s t L e d g E n t r y F o o t e r > - 
-                     < C u s t B a l a n c e _ C u s t L e d g E n t r y H d r F o o t e r > C u s t B a l a n c e _ C u s t L e d g E n t r y H d r F o o t e r < / C u s t B a l a n c e _ C u s t L e d g E n t r y H d r F o o t e r > - 
-                     < E n t r i e s E x i s t s l _ C u s t L e d g E n t r y F o o t e r C a p t i o n > E n t r i e s E x i s t s l _ C u s t L e d g E n t r y F o o t e r C a p t i o n < / E n t r i e s E x i s t s l _ C u s t L e d g E n t r y F o o t e r C a p t i o n > - 
-                     < T o t a l _ C a p t i o n > T o t a l _ C a p t i o n < / T o t a l _ C a p t i o n > +                 < C u s t L e d g E n t r y F o o t e r   E l e m e n t T y p e = " D a t a I t e m "   E l e m e n t I d = " 9 2 5 1 1 8 7 3 5 " > + 
+                     < C u r r e n c y C o d e 3 _ C u s t L e d g E n t r y F o o t e r   E l e m e n t T y p e = " C o l u m n "   E l e m e n t I d = " 1 7 6 5 6 9 2 8 1 "   D a t a T y p e = " C o d e " > C u r r e n c y C o d e 3 _ C u s t L e d g E n t r y F o o t e r < / C u r r e n c y C o d e 3 _ C u s t L e d g E n t r y F o o t e r > + 
+                     < C u s t B a l a n c e _ C u s t L e d g E n t r y H d r F o o t e r   E l e m e n t T y p e = " C o l u m n "   E l e m e n t I d = " 1 3 6 7 2 1 4 5 9 3 "   D a t a T y p e = " D e c i m a l " > C u s t B a l a n c e _ C u s t L e d g E n t r y H d r F o o t e r < / C u s t B a l a n c e _ C u s t L e d g E n t r y H d r F o o t e r > + 
+                     < E n t r i e s E x i s t s l _ C u s t L e d g E n t r y F o o t e r C a p t i o n   E l e m e n t T y p e = " C o l u m n "   E l e m e n t I d = " 1 1 7 7 0 6 9 2 3 2 "   D a t a T y p e = " B o o l e a n " > E n t r i e s E x i s t s l _ C u s t L e d g E n t r y F o o t e r C a p t i o n < / E n t r i e s E x i s t s l _ C u s t L e d g E n t r y F o o t e r C a p t i o n > + 
+                     < T o t a l _ C a p t i o n   E l e m e n t T y p e = " C o l u m n "   E l e m e n t I d = " 6 1 1 5 9 7 6 3 4 "   D a t a T y p e = " T e x t C o n s t " > T o t a l _ C a p t i o n < / T o t a l _ C a p t i o n >   
                  < / C u s t L e d g E n t r y F o o t e r >   
-                 < O v e r d u e V i s i b l e > - 
-                     < C u r r e n c y C o d e 3 _ C u s t L e d g E n t r y 2 > C u r r e n c y C o d e 3 _ C u s t L e d g E n t r y 2 < / C u r r e n c y C o d e 3 _ C u s t L e d g E n t r y 2 > - 
-                     < D e s c _ C u s t L e d g E n t r y 2 C a p t i o n 2 > D e s c _ C u s t L e d g E n t r y 2 C a p t i o n 2 < / D e s c _ C u s t L e d g E n t r y 2 C a p t i o n 2 > - 
-                     < D o c N o _ D t l d C u s t L e d g E n t r i e s C a p t i o n 2 > D o c N o _ D t l d C u s t L e d g E n t r i e s C a p t i o n 2 < / D o c N o _ D t l d C u s t L e d g E n t r i e s C a p t i o n 2 > - 
-                     < D u e D a t e _ C u s t L e d g E n t r y 2 C a p t i o n 2 > D u e D a t e _ C u s t L e d g E n t r y 2 C a p t i o n 2 < / D u e D a t e _ C u s t L e d g E n t r y 2 C a p t i o n 2 > - 
-                     < O r i g i n a l A m t _ C u s t L e d g E n t r y 2 C a p t i o n 2 > O r i g i n a l A m t _ C u s t L e d g E n t r y 2 C a p t i o n 2 < / O r i g i n a l A m t _ C u s t L e d g E n t r y 2 C a p t i o n 2 > - 
-                     < O v e r D u e E n t r i e s > O v e r D u e E n t r i e s < / O v e r D u e E n t r i e s > - 
-                     < P o s t D a t e _ D t l d C u s t L e d g E n t r i e s C a p t i o n 2 > P o s t D a t e _ D t l d C u s t L e d g E n t r i e s C a p t i o n 2 < / P o s t D a t e _ D t l d C u s t L e d g E n t r i e s C a p t i o n 2 > - 
-                     < R e m a i n A m t C u s t L e d g E n t r y 2 C a p t i o n 2 > R e m a i n A m t C u s t L e d g E n t r y 2 C a p t i o n 2 < / R e m a i n A m t C u s t L e d g E n t r y 2 C a p t i o n 2 > - 
-                     < T o t a l _ C a p t i o n 3 > T o t a l _ C a p t i o n 3 < / T o t a l _ C a p t i o n 3 > - 
-                     < C u s t L e d g E n t r y 2 > - 
-                         < C u r r C o d e _ C u s t L e d g E n t r y 2 > C u r r C o d e _ C u s t L e d g E n t r y 2 < / C u r r C o d e _ C u s t L e d g E n t r y 2 > - 
-                         < C u r r e n c y 2 C o d e _ C u s t L e d g E n t r y 2 > C u r r e n c y 2 C o d e _ C u s t L e d g E n t r y 2 < / C u r r e n c y 2 C o d e _ C u s t L e d g E n t r y 2 > - 
-                         < C u s t N o _ C u s t L e d g E n t r y 2 > C u s t N o _ C u s t L e d g E n t r y 2 < / C u s t N o _ C u s t L e d g E n t r y 2 > - 
-                         < D e s c _ C u s t L e d g E n t r y 2 > D e s c _ C u s t L e d g E n t r y 2 < / D e s c _ C u s t L e d g E n t r y 2 > - 
-                         < D o c N o _ C u s t L e d g E n t r y 2 > D o c N o _ C u s t L e d g E n t r y 2 < / D o c N o _ C u s t L e d g E n t r y 2 > - 
-                         < D u e D a t e _ C u s t L e d g E n t r y 2 > D u e D a t e _ C u s t L e d g E n t r y 2 < / D u e D a t e _ C u s t L e d g E n t r y 2 > - 
-                         < O r i g i n a l A m t _ C u s t L e d g E n t r y 2 > O r i g i n a l A m t _ C u s t L e d g E n t r y 2 < / O r i g i n a l A m t _ C u s t L e d g E n t r y 2 > - 
-                         < P o s t D a t e _ C u s t L e d g E n t r y 2 > P o s t D a t e _ C u s t L e d g E n t r y 2 < / P o s t D a t e _ C u s t L e d g E n t r y 2 > - 
-                         < P r i n t E n t r i e s D u e > P r i n t E n t r i e s D u e < / P r i n t E n t r i e s D u e > - 
-                         < R e m a i n A m t _ C u s t L e d g E n t r y 2 > R e m a i n A m t _ C u s t L e d g E n t r y 2 < / R e m a i n A m t _ C u s t L e d g E n t r y 2 > - 
-                         < Y o u r R e f e r e n c e _ C u s t L e d g E n t r y 2 > Y o u r R e f e r e n c e _ C u s t L e d g E n t r y 2 < / Y o u r R e f e r e n c e _ C u s t L e d g E n t r y 2 > +                 < O v e r d u e V i s i b l e   E l e m e n t T y p e = " D a t a I t e m "   E l e m e n t I d = " 1 4 2 6 6 4 4 0 8 7 " > + 
+                     < C u r r e n c y C o d e 3 _ C u s t L e d g E n t r y 2   E l e m e n t T y p e = " C o l u m n "   E l e m e n t I d = " 1 4 9 4 2 9 8 6 2 2 "   D a t a T y p e = " C o d e " > C u r r e n c y C o d e 3 _ C u s t L e d g E n t r y 2 < / C u r r e n c y C o d e 3 _ C u s t L e d g E n t r y 2 > + 
+                     < D e s c _ C u s t L e d g E n t r y 2 C a p t i o n 2   E l e m e n t T y p e = " C o l u m n "   E l e m e n t I d = " 1 9 5 4 6 4 5 1 6 2 "   D a t a T y p e = " S t r i n g " > D e s c _ C u s t L e d g E n t r y 2 C a p t i o n 2 < / D e s c _ C u s t L e d g E n t r y 2 C a p t i o n 2 > + 
+                     < D o c N o _ D t l d C u s t L e d g E n t r i e s C a p t i o n 2   E l e m e n t T y p e = " C o l u m n "   E l e m e n t I d = " 1 0 9 6 5 7 7 3 7 8 "   D a t a T y p e = " S t r i n g " > D o c N o _ D t l d C u s t L e d g E n t r i e s C a p t i o n 2 < / D o c N o _ D t l d C u s t L e d g E n t r i e s C a p t i o n 2 > + 
+                     < D u e D a t e _ C u s t L e d g E n t r y 2 C a p t i o n 2   E l e m e n t T y p e = " C o l u m n "   E l e m e n t I d = " 9 0 1 1 8 8 6 8 5 "   D a t a T y p e = " T e x t C o n s t " > D u e D a t e _ C u s t L e d g E n t r y 2 C a p t i o n 2 < / D u e D a t e _ C u s t L e d g E n t r y 2 C a p t i o n 2 > + 
+                     < O r i g i n a l A m t _ C u s t L e d g E n t r y 2 C a p t i o n 2   E l e m e n t T y p e = " C o l u m n "   E l e m e n t I d = " 1 6 4 9 8 2 3 4 6 6 "   D a t a T y p e = " S t r i n g " > O r i g i n a l A m t _ C u s t L e d g E n t r y 2 C a p t i o n 2 < / O r i g i n a l A m t _ C u s t L e d g E n t r y 2 C a p t i o n 2 > + 
+                     < O v e r D u e E n t r i e s   E l e m e n t T y p e = " C o l u m n "   E l e m e n t I d = " 2 3 9 2 5 5 2 1 3 "   D a t a T y p e = " S t r i n g " > O v e r D u e E n t r i e s < / O v e r D u e E n t r i e s > + 
+                     < P o s t D a t e _ D t l d C u s t L e d g E n t r i e s C a p t i o n 2   E l e m e n t T y p e = " C o l u m n "   E l e m e n t I d = " 7 1 5 0 7 2 1 9 7 "   D a t a T y p e = " T e x t C o n s t " > P o s t D a t e _ D t l d C u s t L e d g E n t r i e s C a p t i o n 2 < / P o s t D a t e _ D t l d C u s t L e d g E n t r i e s C a p t i o n 2 > + 
+                     < R e m a i n A m t C u s t L e d g E n t r y 2 C a p t i o n 2   E l e m e n t T y p e = " C o l u m n "   E l e m e n t I d = " 5 0 5 0 3 3 9 6 0 "   D a t a T y p e = " S t r i n g " > R e m a i n A m t C u s t L e d g E n t r y 2 C a p t i o n 2 < / R e m a i n A m t C u s t L e d g E n t r y 2 C a p t i o n 2 > + 
+                     < T o t a l _ C a p t i o n 3   E l e m e n t T y p e = " C o l u m n "   E l e m e n t I d = " 4 3 8 5 6 6 3 5 7 "   D a t a T y p e = " T e x t C o n s t " > T o t a l _ C a p t i o n 3 < / T o t a l _ C a p t i o n 3 > + 
+                     < C u s t L e d g E n t r y 2   E l e m e n t T y p e = " D a t a I t e m "   E l e m e n t I d = " 1 3 7 2 6 3 7 0 0 8 " > + 
+                         < C u r r C o d e _ C u s t L e d g E n t r y 2   E l e m e n t T y p e = " C o l u m n "   E l e m e n t I d = " 1 5 8 9 5 4 6 2 6 8 "   D a t a T y p e = " C o d e " > C u r r C o d e _ C u s t L e d g E n t r y 2 < / C u r r C o d e _ C u s t L e d g E n t r y 2 > + 
+                         < C u r r e n c y 2 C o d e _ C u s t L e d g E n t r y 2   E l e m e n t T y p e = " C o l u m n "   E l e m e n t I d = " 1 4 2 6 8 6 9 3 0 3 "   D a t a T y p e = " C o d e " > C u r r e n c y 2 C o d e _ C u s t L e d g E n t r y 2 < / C u r r e n c y 2 C o d e _ C u s t L e d g E n t r y 2 > + 
+                         < C u s t N o _ C u s t L e d g E n t r y 2   E l e m e n t T y p e = " C o l u m n "   E l e m e n t I d = " 1 3 5 3 0 8 9 7 4 5 "   D a t a T y p e = " C o d e " > C u s t N o _ C u s t L e d g E n t r y 2 < / C u s t N o _ C u s t L e d g E n t r y 2 > + 
+                         < D e s c _ C u s t L e d g E n t r y 2   E l e m e n t T y p e = " C o l u m n "   E l e m e n t I d = " 4 0 4 4 4 3 7 9 8 "   D a t a T y p e = " T e x t " > D e s c _ C u s t L e d g E n t r y 2 < / D e s c _ C u s t L e d g E n t r y 2 > + 
+                         < D o c N o _ C u s t L e d g E n t r y 2   E l e m e n t T y p e = " C o l u m n "   E l e m e n t I d = " 5 1 0 9 1 4 9 4 "   D a t a T y p e = " C o d e " > D o c N o _ C u s t L e d g E n t r y 2 < / D o c N o _ C u s t L e d g E n t r y 2 > + 
+                         < D u e D a t e _ C u s t L e d g E n t r y 2   E l e m e n t T y p e = " C o l u m n "   E l e m e n t I d = " 1 6 3 5 3 6 3 6 4 7 "   D a t a T y p e = " S t r i n g " > D u e D a t e _ C u s t L e d g E n t r y 2 < / D u e D a t e _ C u s t L e d g E n t r y 2 > + 
+                         < O r i g i n a l A m t _ C u s t L e d g E n t r y 2   E l e m e n t T y p e = " C o l u m n "   E l e m e n t I d = " 6 5 4 0 4 5 0 9 8 "   D a t a T y p e = " D e c i m a l " > O r i g i n a l A m t _ C u s t L e d g E n t r y 2 < / O r i g i n a l A m t _ C u s t L e d g E n t r y 2 > + 
+                         < P o s t D a t e _ C u s t L e d g E n t r y 2   E l e m e n t T y p e = " C o l u m n "   E l e m e n t I d = " 1 8 1 7 1 9 2 0 4 3 "   D a t a T y p e = " S t r i n g " > P o s t D a t e _ C u s t L e d g E n t r y 2 < / P o s t D a t e _ C u s t L e d g E n t r y 2 > + 
+                         < P r i n t E n t r i e s D u e   E l e m e n t T y p e = " C o l u m n "   E l e m e n t I d = " 6 9 3 7 0 0 1 2 6 "   D a t a T y p e = " B o o l e a n " > P r i n t E n t r i e s D u e < / P r i n t E n t r i e s D u e > + 
+                         < R e m a i n A m t _ C u s t L e d g E n t r y 2   E l e m e n t T y p e = " C o l u m n "   E l e m e n t I d = " 7 5 6 3 4 5 4 1 3 "   D a t a T y p e = " D e c i m a l " > R e m a i n A m t _ C u s t L e d g E n t r y 2 < / R e m a i n A m t _ C u s t L e d g E n t r y 2 > + 
+                         < Y o u r R e f e r e n c e _ C u s t L e d g E n t r y 2   E l e m e n t T y p e = " C o l u m n "   E l e m e n t I d = " 2 0 5 5 4 0 4 3 9 5 "   D a t a T y p e = " T e x t " > Y o u r R e f e r e n c e _ C u s t L e d g E n t r y 2 < / Y o u r R e f e r e n c e _ C u s t L e d g E n t r y 2 >   
                      < / C u s t L e d g E n t r y 2 >   
-                     < O v e r d u e E n t r y F o o d e r > - 
-                         < O v e r d u e B a l a n c e > O v e r d u e B a l a n c e < / O v e r d u e B a l a n c e > +                     < O v e r d u e E n t r y F o o d e r   E l e m e n t T y p e = " D a t a I t e m "   E l e m e n t I d = " 1 6 5 9 2 3 5 9 3 4 " > + 
+                         < O v e r d u e B a l a n c e   E l e m e n t T y p e = " C o l u m n "   E l e m e n t I d = " 1 1 8 6 1 4 8 4 3 9 "   D a t a T y p e = " D e c i m a l " > O v e r d u e B a l a n c e < / O v e r d u e B a l a n c e >   
                      < / O v e r d u e E n t r y F o o d e r >   
@@ -6165,51 +6040,51 @@
  
              < / C u r r e n c y L o o p >   
-             < A g i n g B a n d V i s i b l e > - 
-                 < A g i n g C u s t L e d g E n t r y / > - 
-                 < A g i n g B a n d L o o p > - 
-                     < A g i n g B a n d B u f C o l 1 A m t > A g i n g B a n d B u f C o l 1 A m t < / A g i n g B a n d B u f C o l 1 A m t > - 
-                     < A g i n g B a n d B u f C o l 2 A m t > A g i n g B a n d B u f C o l 2 A m t < / A g i n g B a n d B u f C o l 2 A m t > - 
-                     < A g i n g B a n d B u f C o l 3 A m t > A g i n g B a n d B u f C o l 3 A m t < / A g i n g B a n d B u f C o l 3 A m t > - 
-                     < A g i n g B a n d B u f C o l 4 A m t > A g i n g B a n d B u f C o l 4 A m t < / A g i n g B a n d B u f C o l 4 A m t > - 
-                     < A g i n g B a n d B u f C o l 5 A m t > A g i n g B a n d B u f C o l 5 A m t < / A g i n g B a n d B u f C o l 5 A m t > - 
-                     < A g i n g B a n d C u r r e n c y C o d e > A g i n g B a n d C u r r e n c y C o d e < / A g i n g B a n d C u r r e n c y C o d e > - 
-                     < A g i n g B a n d E n d i n g D a t e > A g i n g B a n d E n d i n g D a t e < / A g i n g B a n d E n d i n g D a t e > - 
-                     < A g i n g D a t e 1 > A g i n g D a t e 1 < / A g i n g D a t e 1 > - 
-                     < A g i n g D a t e 2 > A g i n g D a t e 2 < / A g i n g D a t e 2 > - 
-                     < A g i n g D a t e 2 1 > A g i n g D a t e 2 1 < / A g i n g D a t e 2 1 > - 
-                     < A g i n g D a t e 3 > A g i n g D a t e 3 < / A g i n g D a t e 3 > - 
-                     < A g i n g D a t e 3 1 > A g i n g D a t e 3 1 < / A g i n g D a t e 3 1 > - 
-                     < A g i n g D a t e 4 > A g i n g D a t e 4 < / A g i n g D a t e 4 > - 
-                     < A g i n g D a t e 4 1 > A g i n g D a t e 4 1 < / A g i n g D a t e 4 1 > - 
-                     < A g i n g D a t e 5 > A g i n g D a t e 5 < / A g i n g D a t e 5 > - 
-                     < A g i n g D a t e H e a d e r 1 > A g i n g D a t e H e a d e r 1 < / A g i n g D a t e H e a d e r 1 > - 
-                     < A g i n g D a t e H e a d e r 2 > A g i n g D a t e H e a d e r 2 < / A g i n g D a t e H e a d e r 2 > - 
-                     < A g i n g D a t e H e a d e r 3 > A g i n g D a t e H e a d e r 3 < / A g i n g D a t e H e a d e r 3 > - 
-                     < A g i n g D a t e H e a d e r 4 > A g i n g D a t e H e a d e r 4 < / A g i n g D a t e H e a d e r 4 > - 
-                     < b e f o r e C a p t i o n > b e f o r e C a p t i o n < / b e f o r e C a p t i o n > +             < A g i n g B a n d V i s i b l e   E l e m e n t T y p e = " D a t a I t e m "   E l e m e n t I d = " 1 9 4 1 7 6 5 1 4 0 " > + 
+                 < A g i n g C u s t L e d g E n t r y   E l e m e n t T y p e = " D a t a I t e m "   E l e m e n t I d = " 7 0 4 1 6 5 1 3 2 " / > + 
+                 < A g i n g B a n d L o o p   E l e m e n t T y p e = " D a t a I t e m "   E l e m e n t I d = " 1 5 2 9 3 9 4 0 2 2 " > + 
+                     < A g i n g B a n d B u f C o l 1 A m t   E l e m e n t T y p e = " C o l u m n "   E l e m e n t I d = " 1 9 4 8 7 4 9 4 5 4 "   D a t a T y p e = " D e c i m a l " > A g i n g B a n d B u f C o l 1 A m t < / A g i n g B a n d B u f C o l 1 A m t > + 
+                     < A g i n g B a n d B u f C o l 2 A m t   E l e m e n t T y p e = " C o l u m n "   E l e m e n t I d = " 1 9 5 6 4 3 5 6 1 5 "   D a t a T y p e = " D e c i m a l " > A g i n g B a n d B u f C o l 2 A m t < / A g i n g B a n d B u f C o l 2 A m t > + 
+                     < A g i n g B a n d B u f C o l 3 A m t   E l e m e n t T y p e = " C o l u m n "   E l e m e n t I d = " 9 7 5 6 7 9 1 5 2 "   D a t a T y p e = " D e c i m a l " > A g i n g B a n d B u f C o l 3 A m t < / A g i n g B a n d B u f C o l 3 A m t > + 
+                     < A g i n g B a n d B u f C o l 4 A m t   E l e m e n t T y p e = " C o l u m n "   E l e m e n t I d = " 1 2 3 5 5 5 5 7 0 5 "   D a t a T y p e = " D e c i m a l " > A g i n g B a n d B u f C o l 4 A m t < / A g i n g B a n d B u f C o l 4 A m t > + 
+                     < A g i n g B a n d B u f C o l 5 A m t   E l e m e n t T y p e = " C o l u m n "   E l e m e n t I d = " 4 2 4 7 8 1 3 0 2 "   D a t a T y p e = " D e c i m a l " > A g i n g B a n d B u f C o l 5 A m t < / A g i n g B a n d B u f C o l 5 A m t > + 
+                     < A g i n g B a n d C u r r e n c y C o d e   E l e m e n t T y p e = " C o l u m n "   E l e m e n t I d = " 1 3 1 1 1 3 8 9 6 8 "   D a t a T y p e = " C o d e " > A g i n g B a n d C u r r e n c y C o d e < / A g i n g B a n d C u r r e n c y C o d e > + 
+                     < A g i n g B a n d E n d i n g D a t e   E l e m e n t T y p e = " C o l u m n "   E l e m e n t I d = " 1 3 9 0 8 7 6 8 7 "   D a t a T y p e = " S t r i n g " > A g i n g B a n d E n d i n g D a t e < / A g i n g B a n d E n d i n g D a t e > + 
+                     < A g i n g D a t e 1   E l e m e n t T y p e = " C o l u m n "   E l e m e n t I d = " 4 7 9 6 0 6 2 6 6 "   D a t a T y p e = " S t r i n g " > A g i n g D a t e 1 < / A g i n g D a t e 1 > + 
+                     < A g i n g D a t e 2   E l e m e n t T y p e = " C o l u m n "   E l e m e n t I d = " 1 1 1 7 3 0 2 8 8 3 "   D a t a T y p e = " S t r i n g " > A g i n g D a t e 2 < / A g i n g D a t e 2 > + 
+                     < A g i n g D a t e 2 1   E l e m e n t T y p e = " C o l u m n "   E l e m e n t I d = " 3 1 3 5 0 1 0 6 8 "   D a t a T y p e = " S t r i n g " > A g i n g D a t e 2 1 < / A g i n g D a t e 2 1 > + 
+                     < A g i n g D a t e 3   E l e m e n t T y p e = " C o l u m n "   E l e m e n t I d = " 1 7 5 4 9 9 9 5 0 0 "   D a t a T y p e = " S t r i n g " > A g i n g D a t e 3 < / A g i n g D a t e 3 > + 
+                     < A g i n g D a t e 3 1   E l e m e n t T y p e = " C o l u m n "   E l e m e n t I d = " 1 9 1 4 0 6 0 5 3 1 "   D a t a T y p e = " S t r i n g " > A g i n g D a t e 3 1 < / A g i n g D a t e 3 1 > + 
+                     < A g i n g D a t e 4   E l e m e n t T y p e = " C o l u m n "   E l e m e n t I d = " 1 9 0 2 2 7 1 1 7 9 "   D a t a T y p e = " S t r i n g " > A g i n g D a t e 4 < / A g i n g D a t e 4 > + 
+                     < A g i n g D a t e 4 1   E l e m e n t T y p e = " C o l u m n "   E l e m e n t I d = " 8 4 9 7 6 9 6 1 0 "   D a t a T y p e = " S t r i n g " > A g i n g D a t e 4 1 < / A g i n g D a t e 4 1 > + 
+                     < A g i n g D a t e 5   E l e m e n t T y p e = " C o l u m n "   E l e m e n t I d = " 1 2 6 4 5 7 4 5 6 2 "   D a t a T y p e = " S t r i n g " > A g i n g D a t e 5 < / A g i n g D a t e 5 > + 
+                     < A g i n g D a t e H e a d e r 1   E l e m e n t T y p e = " C o l u m n "   E l e m e n t I d = " 2 8 6 3 5 0 7 5 9 "   D a t a T y p e = " T e x t " > A g i n g D a t e H e a d e r 1 < / A g i n g D a t e H e a d e r 1 > + 
+                     < A g i n g D a t e H e a d e r 2   E l e m e n t T y p e = " C o l u m n "   E l e m e n t I d = " 3 5 1 3 4 5 8 5 8 "   D a t a T y p e = " T e x t " > A g i n g D a t e H e a d e r 2 < / A g i n g D a t e H e a d e r 2 > + 
+                     < A g i n g D a t e H e a d e r 3   E l e m e n t T y p e = " C o l u m n "   E l e m e n t I d = " 9 8 9 0 4 2 4 7 5 "   D a t a T y p e = " T e x t " > A g i n g D a t e H e a d e r 3 < / A g i n g D a t e H e a d e r 3 > + 
+                     < A g i n g D a t e H e a d e r 4   E l e m e n t T y p e = " C o l u m n "   E l e m e n t I d = " 1 6 2 6 7 3 9 0 9 2 "   D a t a T y p e = " T e x t " > A g i n g D a t e H e a d e r 4 < / A g i n g D a t e H e a d e r 4 > + 
+                     < b e f o r e C a p t i o n   E l e m e n t T y p e = " C o l u m n "   E l e m e n t I d = " 1 0 1 3 0 1 9 7 1 8 "   D a t a T y p e = " T e x t C o n s t " > b e f o r e C a p t i o n < / b e f o r e C a p t i o n >   
                  < / A g i n g B a n d L o o p >   
@@ -6217,13 +6092,13 @@
  
          < / I n t e g e r >   
-         < L e t t e r T e x t > - 
-             < B o d y T e x t > B o d y T e x t < / B o d y T e x t > - 
-             < C l o s i n g T e x t > C l o s i n g T e x t < / C l o s i n g T e x t > - 
-             < G r e e t i n g T e x t > G r e e t i n g T e x t < / G r e e t i n g T e x t > +         < L e t t e r T e x t   E l e m e n t T y p e = " D a t a I t e m "   E l e m e n t I d = " 1 5 1 0 3 5 3 8 3 4 " > + 
+             < B o d y T e x t   E l e m e n t T y p e = " C o l u m n "   E l e m e n t I d = " 1 4 9 7 5 9 8 0 8 "   D a t a T y p e = " T e x t C o n s t " > B o d y T e x t < / B o d y T e x t > + 
+             < C l o s i n g T e x t   E l e m e n t T y p e = " C o l u m n "   E l e m e n t I d = " 5 1 2 1 3 5 9 0 9 "   D a t a T y p e = " T e x t C o n s t " > C l o s i n g T e x t < / C l o s i n g T e x t > + 
+             < G r e e t i n g T e x t   E l e m e n t T y p e = " C o l u m n "   E l e m e n t I d = " 1 1 7 5 2 7 9 2 8 9 "   D a t a T y p e = " T e x t C o n s t " > G r e e t i n g T e x t < / G r e e t i n g T e x t >   
          < / L e t t e r T e x t >   
@@ -6232,7 +6107,7 @@
  < / N a v W o r d R e p o r t X m l P a r t > 
 </file>
 
-<file path=customXml/item2.xml>��< ? x m l   v e r s i o n = " 1 . 0 "   e n c o d i n g = " u t f - 1 6 " ? > < N a v W o r d R e p o r t X m l P a r t   x m l n s = " u r n : m i c r o s o f t - d y n a m i c s - b u s i n e s s c e n t r a l / i n t e r n a l / e x t e n d e d / r e p o r t s / S t a n d a r d _ S t a t e m e n t / 1 3 1 6 / " > +<file path=customXml/item2.xml>��< ? x m l   v e r s i o n = " 1 . 0 "   e n c o d i n g = " u t f - 1 6 " ? > < N a v W o r d R e p o r t X m l P a r t   x m l n s = " u r n : m i c r o s o f t - d y n a m i c s - n a v / r e p o r t s / S t a n d a r d _ S t a t e m e n t / 1 3 1 6 / " >   
      < B C R e p o r t I n f o r m a t i o n >   
@@ -6298,233 +6173,231 @@
  
      < / B C R e p o r t I n f o r m a t i o n >   
-     < T o o l t i p s / > - 
-     < C u s t o m e r   E l e m e n t T y p e = " D a t a I t e m "   E l e m e n t I d = " 1 5 2 5 1 9 1 9 9 " > - 
-         < N o _ C u s t   E l e m e n t T y p e = " C o l u m n "   E l e m e n t I d = " 6 0 3 9 7 0 8 4 6 "   D a t a T y p e = " C o d e " > N o _ C u s t < / N o _ C u s t > - 
-         < I n t e g e r   E l e m e n t T y p e = " D a t a I t e m "   E l e m e n t I d = " 1 7 3 5 6 9 8 6 1 9 " > - 
-             < B a n k A c c N o _ C o m p a n y I n f o   E l e m e n t T y p e = " C o l u m n "   E l e m e n t I d = " 8 6 4 5 4 5 9 0 7 "   D a t a T y p e = " T e x t " > B a n k A c c N o _ C o m p a n y I n f o < / B a n k A c c N o _ C o m p a n y I n f o > - 
-             < B a n k A c c N o _ C o m p a n y I n f o C a p t i o n   E l e m e n t T y p e = " C o l u m n "   E l e m e n t I d = " 1 9 1 8 8 5 3 8 1 3 "   D a t a T y p e = " T e x t C o n s t " > B a n k A c c N o _ C o m p a n y I n f o C a p t i o n < / B a n k A c c N o _ C o m p a n y I n f o C a p t i o n > - 
-             < B a n k N a m e _ C o m p a n y I n f o   E l e m e n t T y p e = " C o l u m n "   E l e m e n t I d = " 1 9 1 7 2 0 2 0 4 2 "   D a t a T y p e = " T e x t " > B a n k N a m e _ C o m p a n y I n f o < / B a n k N a m e _ C o m p a n y I n f o > - 
-             < B a n k N a m e _ C o m p a n y I n f o C a p t i o n   E l e m e n t T y p e = " C o l u m n "   E l e m e n t I d = " 1 6 0 4 3 0 7 5 8 8 "   D a t a T y p e = " T e x t C o n s t " > B a n k N a m e _ C o m p a n y I n f o C a p t i o n < / B a n k N a m e _ C o m p a n y I n f o C a p t i o n > - 
-             < C o m p a n y A d d r 1   E l e m e n t T y p e = " C o l u m n "   E l e m e n t I d = " 8 8 5 0 9 6 1 0 4 "   D a t a T y p e = " T e x t " > C o m p a n y A d d r 1 < / C o m p a n y A d d r 1 > - 
-             < C o m p a n y A d d r 2   E l e m e n t T y p e = " C o l u m n "   E l e m e n t I d = " 1 0 2 7 9 9 3 7 4 7 "   D a t a T y p e = " T e x t " > C o m p a n y A d d r 2 < / C o m p a n y A d d r 2 > - 
-             < C o m p a n y A d d r 3   E l e m e n t T y p e = " C o l u m n "   E l e m e n t I d = " 3 9 0 2 9 7 1 3 0 "   D a t a T y p e = " T e x t " > C o m p a n y A d d r 3 < / C o m p a n y A d d r 3 > - 
-             < C o m p a n y A d d r 4   E l e m e n t T y p e = " C o l u m n "   E l e m e n t I d = " 1 9 9 1 5 8 0 3 1 5 "   D a t a T y p e = " T e x t " > C o m p a n y A d d r 4 < / C o m p a n y A d d r 4 > - 
-             < C o m p a n y A d d r 5   E l e m e n t T y p e = " C o l u m n "   E l e m e n t I d = " 1 6 6 5 6 9 0 3 6 4 "   D a t a T y p e = " T e x t " > C o m p a n y A d d r 5 < / C o m p a n y A d d r 5 > - 
-             < C o m p a n y A d d r 6   E l e m e n t T y p e = " C o l u m n "   E l e m e n t I d = " 7 1 6 1 8 7 0 8 1 "   D a t a T y p e = " T e x t " > C o m p a n y A d d r 6 < / C o m p a n y A d d r 6 > - 
-             < C o m p a n y A d d r 7   E l e m e n t T y p e = " C o l u m n "   E l e m e n t I d = " 1 3 5 3 8 8 3 6 9 8 "   D a t a T y p e = " T e x t " > C o m p a n y A d d r 7 < / C o m p a n y A d d r 7 > - 
-             < C o m p a n y A d d r 8   E l e m e n t T y p e = " C o l u m n "   E l e m e n t I d = " 1 0 5 4 0 0 5 1 2 7 "   D a t a T y p e = " T e x t " > C o m p a n y A d d r 8 < / C o m p a n y A d d r 8 > - 
-             < C o m p a n y I n f o 1 P i c t u r e   E l e m e n t T y p e = " C o l u m n "   E l e m e n t I d = " 1 0 1 8 2 0 6 5 0 3 "   D a t a T y p e = " B L O B " / > - 
-             < C o m p a n y I n f o 2 P i c t u r e   E l e m e n t T y p e = " C o l u m n "   E l e m e n t I d = " 9 8 9 6 7 0 4 7 4 "   D a t a T y p e = " B L O B " / > - 
-             < C o m p a n y I n f o 3 P i c t u r e   E l e m e n t T y p e = " C o l u m n "   E l e m e n t I d = " 5 7 9 7 0 4 0 5 9 "   D a t a T y p e = " B L O B " / > - 
-             < C o m p a n y I n f o E m a i l   E l e m e n t T y p e = " C o l u m n "   E l e m e n t I d = " 9 1 4 8 1 2 2 4 0 "   D a t a T y p e = " T e x t " > C o m p a n y I n f o E m a i l < / C o m p a n y I n f o E m a i l > - 
-             < C o m p a n y I n f o E m a i l C a p t i o n   E l e m e n t T y p e = " C o l u m n "   E l e m e n t I d = " 1 5 5 2 1 6 7 2 3 0 "   D a t a T y p e = " T e x t C o n s t " > C o m p a n y I n f o E m a i l C a p t i o n < / C o m p a n y I n f o E m a i l C a p t i o n > - 
-             < C o m p a n y I n f o H o m e P a g e   E l e m e n t T y p e = " C o l u m n "   E l e m e n t I d = " 1 5 3 0 3 1 7 4 4 0 "   D a t a T y p e = " T e x t " > C o m p a n y I n f o H o m e P a g e < / C o m p a n y I n f o H o m e P a g e > - 
-             < C o m p a n y I n f o H o m e p a g e C a p t i o n   E l e m e n t T y p e = " C o l u m n "   E l e m e n t I d = " 1 5 2 9 8 2 3 8 6 "   D a t a T y p e = " T e x t C o n s t " > C o m p a n y I n f o H o m e p a g e C a p t i o n < / C o m p a n y I n f o H o m e p a g e C a p t i o n > - 
-             < C o m p a n y L e g a l O f f i c e   E l e m e n t T y p e = " C o l u m n "   E l e m e n t I d = " 7 1 4 2 5 8 1 1 1 "   D a t a T y p e = " T e x t " > C o m p a n y L e g a l O f f i c e < / C o m p a n y L e g a l O f f i c e > - 
-             < C o m p a n y L e g a l O f f i c e _ L b l   E l e m e n t T y p e = " C o l u m n "   E l e m e n t I d = " 1 5 3 3 1 7 5 1 0 8 "   D a t a T y p e = " T e x t " > C o m p a n y L e g a l O f f i c e _ L b l < / C o m p a n y L e g a l O f f i c e _ L b l > - 
-             < C o m p a n y P i c t u r e   E l e m e n t T y p e = " C o l u m n "   E l e m e n t I d = " 1 3 9 7 4 1 1 0 7 4 "   D a t a T y p e = " B L O B " / > - 
-             < C u r r R e p o r t P a g e N o C a p t i o n   E l e m e n t T y p e = " C o l u m n "   E l e m e n t I d = " 2 0 2 2 2 2 5 3 5 1 "   D a t a T y p e = " T e x t C o n s t " > C u r r R e p o r t P a g e N o C a p t i o n < / C u r r R e p o r t P a g e N o C a p t i o n > - 
-             < C u s t A d d r 1   E l e m e n t T y p e = " C o l u m n "   E l e m e n t I d = " 1 3 6 8 0 2 7 5 2 2 "   D a t a T y p e = " T e x t " > C u s t A d d r 1 < / C u s t A d d r 1 > - 
-             < C u s t A d d r 2   E l e m e n t T y p e = " C o l u m n "   E l e m e n t I d = " 2 0 0 5 7 2 4 1 3 9 "   D a t a T y p e = " T e x t " > C u s t A d d r 2 < / C u s t A d d r 2 > - 
-             < C u s t A d d r 3   E l e m e n t T y p e = " C o l u m n "   E l e m e n t I d = " 1 6 5 1 5 4 6 5 4 0 "   D a t a T y p e = " T e x t " > C u s t A d d r 3 < / C u s t A d d r 3 > - 
-             < C u s t A d d r 4   E l e m e n t T y p e = " C o l u m n "   E l e m e n t I d = " 1 0 1 3 8 4 9 9 2 3 "   D a t a T y p e = " T e x t " > C u s t A d d r 4 < / C u s t A d d r 4 > - 
-             < C u s t A d d r 5   E l e m e n t T y p e = " C o l u m n "   E l e m e n t I d = " 3 7 6 1 5 3 3 0 6 "   D a t a T y p e = " T e x t " > C u s t A d d r 5 < / C u s t A d d r 5 > - 
-             < C u s t A d d r 6   E l e m e n t T y p e = " C o l u m n "   E l e m e n t I d = " 2 6 1 5 4 3 3 1 1 "   D a t a T y p e = " T e x t " > C u s t A d d r 6 < / C u s t A d d r 6 > - 
-             < C u s t A d d r 7   E l e m e n t T y p e = " C o l u m n "   E l e m e n t I d = " 8 9 9 2 3 9 9 2 8 "   D a t a T y p e = " T e x t " > C u s t A d d r 7 < / C u s t A d d r 7 > - 
-             < C u s t A d d r 8   E l e m e n t T y p e = " C o l u m n "   E l e m e n t I d = " 1 5 3 6 9 3 6 5 4 5 "   D a t a T y p e = " T e x t " > C u s t A d d r 8 < / C u s t A d d r 8 > - 
-             < C u s t B a l a n c e C a p t i o n   E l e m e n t T y p e = " C o l u m n "   E l e m e n t I d = " 6 0 8 6 6 1 8 8 4 "   D a t a T y p e = " T e x t C o n s t " > C u s t B a l a n c e C a p t i o n < / C u s t B a l a n c e C a p t i o n > - 
-             < D e s c _ C u s t L e d g E n t r y 2 C a p t i o n   E l e m e n t T y p e = " C o l u m n "   E l e m e n t I d = " 1 8 7 4 4 3 7 6 7 2 "   D a t a T y p e = " S t r i n g " > D e s c _ C u s t L e d g E n t r y 2 C a p t i o n < / D e s c _ C u s t L e d g E n t r y 2 C a p t i o n > - 
-             < D o c D a t e C a p t i o n   E l e m e n t T y p e = " C o l u m n "   E l e m e n t I d = " 1 1 5 7 6 2 1 5 3 7 "   D a t a T y p e = " T e x t C o n s t " > D o c D a t e C a p t i o n < / D o c D a t e C a p t i o n > - 
-             < D o c N o _ D t l d C u s t L e d g E n t r i e s C a p t i o n   E l e m e n t T y p e = " C o l u m n "   E l e m e n t I d = " 6 0 1 5 1 5 5 5 6 "   D a t a T y p e = " S t r i n g " > D o c N o _ D t l d C u s t L e d g E n t r i e s C a p t i o n < / D o c N o _ D t l d C u s t L e d g E n t r i e s C a p t i o n > - 
-             < D u e D a t e _ C u s t L e d g E n t r y 2 C a p t i o n   E l e m e n t T y p e = " C o l u m n "   E l e m e n t I d = " 8 1 9 2 8 5 8 5 "   D a t a T y p e = " T e x t C o n s t " > D u e D a t e _ C u s t L e d g E n t r y 2 C a p t i o n < / D u e D a t e _ C u s t L e d g E n t r y 2 C a p t i o n > - 
-             < E n d D a t e   E l e m e n t T y p e = " C o l u m n "   E l e m e n t I d = " 1 3 0 2 0 8 2 6 1 0 "   D a t a T y p e = " S t r i n g " > E n d D a t e < / E n d D a t e > - 
-             < E n d D a t e C a p t i o n   E l e m e n t T y p e = " C o l u m n "   E l e m e n t I d = " 1 3 5 3 1 9 2 8 0 "   D a t a T y p e = " T e x t C o n s t " > E n d D a t e C a p t i o n < / E n d D a t e C a p t i o n > - 
-             < G i r o N o _ C o m p a n y I n f o   E l e m e n t T y p e = " C o l u m n "   E l e m e n t I d = " 5 6 5 4 8 5 5 1 9 "   D a t a T y p e = " T e x t " > G i r o N o _ C o m p a n y I n f o < / G i r o N o _ C o m p a n y I n f o > - 
-             < G i r o N o _ C o m p a n y I n f o C a p t i o n   E l e m e n t T y p e = " C o l u m n "   E l e m e n t I d = " 1 6 5 8 5 3 3 3 6 9 "   D a t a T y p e = " T e x t C o n s t " > G i r o N o _ C o m p a n y I n f o C a p t i o n < / G i r o N o _ C o m p a n y I n f o C a p t i o n > - 
-             < L a s t S t a t m n t N o _ C u s t   E l e m e n t T y p e = " C o l u m n "   E l e m e n t I d = " 1 3 8 8 0 8 0 0 2 9 "   D a t a T y p e = " S t r i n g " > L a s t S t a t m n t N o _ C u s t < / L a s t S t a t m n t N o _ C u s t > - 
-             < L a s t S t a t m n t N o _ C u s t C a p t i o n   E l e m e n t T y p e = " C o l u m n "   E l e m e n t I d = " 8 9 2 5 6 7 8 3 5 "   D a t a T y p e = " T e x t C o n s t " > L a s t S t a t m n t N o _ C u s t C a p t i o n < / L a s t S t a t m n t N o _ C u s t C a p t i o n > - 
-             < N o 1 _ C u s t   E l e m e n t T y p e = " C o l u m n "   E l e m e n t I d = " 9 1 2 7 7 0 5 0 9 "   D a t a T y p e = " C o d e " > N o 1 _ C u s t < / N o 1 _ C u s t > - 
-             < N o 1 _ C u s t C a p t i o n   E l e m e n t T y p e = " C o l u m n "   E l e m e n t I d = " 1 6 6 1 8 9 3 3 9 7 "   D a t a T y p e = " T e x t C o n s t " > N o 1 _ C u s t C a p t i o n < / N o 1 _ C u s t C a p t i o n > - 
-             < O r i g i n a l A m t _ C u s t L e d g E n t r y 2 C a p t i o n   E l e m e n t T y p e = " C o l u m n "   E l e m e n t I d = " 8 4 8 8 4 4 3 9 2 "   D a t a T y p e = " S t r i n g " > O r i g i n a l A m t _ C u s t L e d g E n t r y 2 C a p t i o n < / O r i g i n a l A m t _ C u s t L e d g E n t r y 2 C a p t i o n > - 
-             < P h o n e N o _ C o m p a n y I n f o   E l e m e n t T y p e = " C o l u m n "   E l e m e n t I d = " 1 6 0 6 4 2 8 3 9 4 "   D a t a T y p e = " T e x t " > P h o n e N o _ C o m p a n y I n f o < / P h o n e N o _ C o m p a n y I n f o > - 
-             < P h o n e N o _ C o m p a n y I n f o C a p t i o n   E l e m e n t T y p e = " C o l u m n "   E l e m e n t I d = " 1 8 7 6 0 4 7 7 0 4 "   D a t a T y p e = " T e x t C o n s t " > P h o n e N o _ C o m p a n y I n f o C a p t i o n < / P h o n e N o _ C o m p a n y I n f o C a p t i o n > - 
-             < P o s t D a t e _ D t l d C u s t L e d g E n t r i e s C a p t i o n   E l e m e n t T y p e = " C o l u m n "   E l e m e n t I d = " 1 0 3 3 1 2 5 4 2 5 "   D a t a T y p e = " T e x t C o n s t " > P o s t D a t e _ D t l d C u s t L e d g E n t r i e s C a p t i o n < / P o s t D a t e _ D t l d C u s t L e d g E n t r i e s C a p t i o n > - 
-             < R e m a i n A m t C u s t L e d g E n t r y 2 C a p t i o n   E l e m e n t T y p e = " C o l u m n "   E l e m e n t I d = " 1 6 3 2 7 0 6 4 0 6 "   D a t a T y p e = " S t r i n g " > R e m a i n A m t C u s t L e d g E n t r y 2 C a p t i o n < / R e m a i n A m t C u s t L e d g E n t r y 2 C a p t i o n > - 
-             < S t a r t D a t e   E l e m e n t T y p e = " C o l u m n "   E l e m e n t I d = " 1 4 5 7 6 6 9 4 1 7 "   D a t a T y p e = " S t r i n g " > S t a r t D a t e < / S t a r t D a t e > - 
-             < S t a r t D a t e C a p t i o n   E l e m e n t T y p e = " C o l u m n "   E l e m e n t I d = " 1 9 8 0 7 4 5 8 7 1 "   D a t a T y p e = " T e x t C o n s t " > S t a r t D a t e C a p t i o n < / S t a r t D a t e C a p t i o n > - 
-             < S t a t e m e n t C a p t i o n   E l e m e n t T y p e = " C o l u m n "   E l e m e n t I d = " 2 3 9 3 8 2 "   D a t a T y p e = " T e x t C o n s t " > S t a t e m e n t C a p t i o n < / S t a t e m e n t C a p t i o n > - 
-             < T o d a y F o r m a t t e d   E l e m e n t T y p e = " C o l u m n "   E l e m e n t I d = " 2 7 0 4 5 1 4 0 "   D a t a T y p e = " S t r i n g " > T o d a y F o r m a t t e d < / T o d a y F o r m a t t e d > - 
-             < V A T R e g N o _ C o m p a n y I n f o   E l e m e n t T y p e = " C o l u m n "   E l e m e n t I d = " 9 4 4 0 2 9 3 7 7 "   D a t a T y p e = " T e x t " > V A T R e g N o _ C o m p a n y I n f o < / V A T R e g N o _ C o m p a n y I n f o > - 
-             < V A T R e g N o _ C o m p a n y I n f o C a p t i o n   E l e m e n t T y p e = " C o l u m n "   E l e m e n t I d = " 1 1 9 3 2 7 6 3 7 5 "   D a t a T y p e = " T e x t C o n s t " > V A T R e g N o _ C o m p a n y I n f o C a p t i o n < / V A T R e g N o _ C o m p a n y I n f o C a p t i o n > - 
-             < C u r r e n c y L o o p   E l e m e n t T y p e = " D a t a I t e m "   E l e m e n t I d = " 1 3 0 4 5 2 2 1 9 8 " > - 
-                 < T o t a l _ C a p t i o n 2   E l e m e n t T y p e = " C o l u m n "   E l e m e n t I d = " 1 9 9 1 3 0 2 6 0 "   D a t a T y p e = " T e x t C o n s t " > T o t a l _ C a p t i o n 2 < / T o t a l _ C a p t i o n 2 > - 
-                 < C u s t L e d g E n t r y H d r   E l e m e n t T y p e = " D a t a I t e m "   E l e m e n t I d = " 9 4 2 7 0 7 9 3 2 " > - 
-                     < C u r r e n c y 2 C o d e _ C u s t L e d g E n t r y H d r   E l e m e n t T y p e = " C o l u m n "   E l e m e n t I d = " 1 3 4 9 2 7 9 6 1 1 "   D a t a T y p e = " S t r i n g " > C u r r e n c y 2 C o d e _ C u s t L e d g E n t r y H d r < / C u r r e n c y 2 C o d e _ C u s t L e d g E n t r y H d r > - 
-                     < C u r r e n c y C o d e 3   E l e m e n t T y p e = " C o l u m n "   E l e m e n t I d = " 6 1 8 1 4 2 9 0 8 "   D a t a T y p e = " C o d e " > C u r r e n c y C o d e 3 < / C u r r e n c y C o d e 3 > - 
-                     < C u s t B a l a n c e _ C u s t L e d g E n t r y H d r   E l e m e n t T y p e = " C o l u m n "   E l e m e n t I d = " 4 9 7 1 9 1 3 5 6 "   D a t a T y p e = " D e c i m a l " > C u s t B a l a n c e _ C u s t L e d g E n t r y H d r < / C u s t B a l a n c e _ C u s t L e d g E n t r y H d r > - 
-                     < D t l d C u s t L e d g E n t r y T y p e   E l e m e n t T y p e = " C o l u m n "   E l e m e n t I d = " 8 9 2 0 6 7 4 8 6 "   D a t a T y p e = " S t r i n g " > D t l d C u s t L e d g E n t r y T y p e < / D t l d C u s t L e d g E n t r y T y p e > - 
-                     < E n t r i e s E x i s t s   E l e m e n t T y p e = " C o l u m n "   E l e m e n t I d = " 1 8 9 9 2 2 0 4 1 "   D a t a T y p e = " B o o l e a n " > E n t r i e s E x i s t s < / E n t r i e s E x i s t s > - 
-                     < I s N e w C u s t C u r r e n c y G r o u p   E l e m e n t T y p e = " C o l u m n "   E l e m e n t I d = " 1 1 6 2 5 3 5 5 3 8 "   D a t a T y p e = " B o o l e a n " > I s N e w C u s t C u r r e n c y G r o u p < / I s N e w C u s t C u r r e n c y G r o u p > - 
-                     < P r i n t L i n e   E l e m e n t T y p e = " C o l u m n "   E l e m e n t I d = " 5 9 8 4 7 9 9 9 0 "   D a t a T y p e = " B o o l e a n " > P r i n t L i n e < / P r i n t L i n e > - 
-                     < S t a r t B a l a n c e   E l e m e n t T y p e = " C o l u m n "   E l e m e n t I d = " 3 2 9 4 8 3 5 7 9 "   D a t a T y p e = " D e c i m a l " > S t a r t B a l a n c e < / S t a r t B a l a n c e > - 
-                     < D t l d C u s t L e d g E n t r i e s   E l e m e n t T y p e = " D a t a I t e m "   E l e m e n t I d = " 1 1 1 1 4 6 3 1 7 2 " > - 
-                         < A m t _ D t l d C u s t L e d g E n t r i e s   E l e m e n t T y p e = " C o l u m n "   E l e m e n t I d = " 8 9 7 9 8 5 1 7 9 "   D a t a T y p e = " D e c i m a l " > A m t _ D t l d C u s t L e d g E n t r i e s < / A m t _ D t l d C u s t L e d g E n t r i e s > - 
-                         < C u r r C o d e _ D t l d C u s t L e d g E n t r i e s   E l e m e n t T y p e = " C o l u m n "   E l e m e n t I d = " 3 2 7 0 9 9 9 8 4 "   D a t a T y p e = " C o d e " > C u r r C o d e _ D t l d C u s t L e d g E n t r i e s < / C u r r C o d e _ D t l d C u s t L e d g E n t r i e s > - 
-                         < C u r r e n c y 2 C o d e   E l e m e n t T y p e = " C o l u m n "   E l e m e n t I d = " 4 6 5 9 9 3 8 2 7 "   D a t a T y p e = " C o d e " > C u r r e n c y 2 C o d e < / C u r r e n c y 2 C o d e > - 
-                         < C u s t B a l a n c e   E l e m e n t T y p e = " C o l u m n "   E l e m e n t I d = " 1 4 1 3 7 0 1 5 0 2 "   D a t a T y p e = " D e c i m a l " > C u s t B a l a n c e < / C u s t B a l a n c e > - 
-                         < D e s c r i p t i o n   E l e m e n t T y p e = " C o l u m n "   E l e m e n t I d = " 1 3 1 4 3 5 1 3 0 7 "   D a t a T y p e = " T e x t " > D e s c r i p t i o n < / D e s c r i p t i o n > - 
-                         < D o c N o _ D t l d C u s t L e d g E n t r i e s   E l e m e n t T y p e = " C o l u m n "   E l e m e n t I d = " 2 2 4 2 9 8 6 5 4 "   D a t a T y p e = " C o d e " > D o c N o _ D t l d C u s t L e d g E n t r i e s < / D o c N o _ D t l d C u s t L e d g E n t r i e s > - 
-                         < D u e D a t e _ D t l d C u s t L e d g E n t r i e s   E l e m e n t T y p e = " C o l u m n "   E l e m e n t I d = " 1 4 1 7 8 6 1 6 0 3 "   D a t a T y p e = " S t r i n g " > D u e D a t e _ D t l d C u s t L e d g E n t r i e s < / D u e D a t e _ D t l d C u s t L e d g E n t r i e s > - 
-                         < P o s t D a t e _ D t l d C u s t L e d g E n t r i e s   E l e m e n t T y p e = " C o l u m n "   E l e m e n t I d = " 1 6 8 8 2 9 9 9 1 3 "   D a t a T y p e = " S t r i n g " > P o s t D a t e _ D t l d C u s t L e d g E n t r i e s < / P o s t D a t e _ D t l d C u s t L e d g E n t r i e s > - 
-                         < R e m a i n A m t _ D t l d C u s t L e d g E n t r i e s   E l e m e n t T y p e = " C o l u m n "   E l e m e n t I d = " 1 4 5 7 2 4 8 8 2 5 "   D a t a T y p e = " D e c i m a l " > R e m a i n A m t _ D t l d C u s t L e d g E n t r i e s < / R e m a i n A m t _ D t l d C u s t L e d g E n t r i e s > - 
-                         < Y o u r R e f e r e n c e _ D t l d C u s t L e d g E n t r i e s   E l e m e n t T y p e = " C o l u m n "   E l e m e n t I d = " 6 7 5 1 3 6 1 6 7 "   D a t a T y p e = " T e x t " > Y o u r R e f e r e n c e _ D t l d C u s t L e d g E n t r i e s < / Y o u r R e f e r e n c e _ D t l d C u s t L e d g E n t r i e s > +     < C u s t o m e r > + 
+         < N o _ C u s t > N o _ C u s t < / N o _ C u s t > + 
+         < I n t e g e r > + 
+             < B a n k A c c N o _ C o m p a n y I n f o > B a n k A c c N o _ C o m p a n y I n f o < / B a n k A c c N o _ C o m p a n y I n f o > + 
+             < B a n k A c c N o _ C o m p a n y I n f o C a p t i o n > B a n k A c c N o _ C o m p a n y I n f o C a p t i o n < / B a n k A c c N o _ C o m p a n y I n f o C a p t i o n > + 
+             < B a n k N a m e _ C o m p a n y I n f o > B a n k N a m e _ C o m p a n y I n f o < / B a n k N a m e _ C o m p a n y I n f o > + 
+             < B a n k N a m e _ C o m p a n y I n f o C a p t i o n > B a n k N a m e _ C o m p a n y I n f o C a p t i o n < / B a n k N a m e _ C o m p a n y I n f o C a p t i o n > + 
+             < C o m p a n y A d d r 1 > C o m p a n y A d d r 1 < / C o m p a n y A d d r 1 > + 
+             < C o m p a n y A d d r 2 > C o m p a n y A d d r 2 < / C o m p a n y A d d r 2 > + 
+             < C o m p a n y A d d r 3 > C o m p a n y A d d r 3 < / C o m p a n y A d d r 3 > + 
+             < C o m p a n y A d d r 4 > C o m p a n y A d d r 4 < / C o m p a n y A d d r 4 > + 
+             < C o m p a n y A d d r 5 > C o m p a n y A d d r 5 < / C o m p a n y A d d r 5 > + 
+             < C o m p a n y A d d r 6 > C o m p a n y A d d r 6 < / C o m p a n y A d d r 6 > + 
+             < C o m p a n y A d d r 7 > C o m p a n y A d d r 7 < / C o m p a n y A d d r 7 > + 
+             < C o m p a n y A d d r 8 > C o m p a n y A d d r 8 < / C o m p a n y A d d r 8 > + 
+             < C o m p a n y I n f o 1 P i c t u r e / > + 
+             < C o m p a n y I n f o 2 P i c t u r e / > + 
+             < C o m p a n y I n f o 3 P i c t u r e / > + 
+             < C o m p a n y I n f o E m a i l > C o m p a n y I n f o E m a i l < / C o m p a n y I n f o E m a i l > + 
+             < C o m p a n y I n f o E m a i l C a p t i o n > C o m p a n y I n f o E m a i l C a p t i o n < / C o m p a n y I n f o E m a i l C a p t i o n > + 
+             < C o m p a n y I n f o H o m e P a g e > C o m p a n y I n f o H o m e P a g e < / C o m p a n y I n f o H o m e P a g e > + 
+             < C o m p a n y I n f o H o m e p a g e C a p t i o n > C o m p a n y I n f o H o m e p a g e C a p t i o n < / C o m p a n y I n f o H o m e p a g e C a p t i o n > + 
+             < C o m p a n y L e g a l O f f i c e > C o m p a n y L e g a l O f f i c e < / C o m p a n y L e g a l O f f i c e > + 
+             < C o m p a n y L e g a l O f f i c e _ L b l > C o m p a n y L e g a l O f f i c e _ L b l < / C o m p a n y L e g a l O f f i c e _ L b l > + 
+             < C o m p a n y P i c t u r e / > + 
+             < C u r r R e p o r t P a g e N o C a p t i o n > C u r r R e p o r t P a g e N o C a p t i o n < / C u r r R e p o r t P a g e N o C a p t i o n > + 
+             < C u s t A d d r 1 > C u s t A d d r 1 < / C u s t A d d r 1 > + 
+             < C u s t A d d r 2 > C u s t A d d r 2 < / C u s t A d d r 2 > + 
+             < C u s t A d d r 3 > C u s t A d d r 3 < / C u s t A d d r 3 > + 
+             < C u s t A d d r 4 > C u s t A d d r 4 < / C u s t A d d r 4 > + 
+             < C u s t A d d r 5 > C u s t A d d r 5 < / C u s t A d d r 5 > + 
+             < C u s t A d d r 6 > C u s t A d d r 6 < / C u s t A d d r 6 > + 
+             < C u s t A d d r 7 > C u s t A d d r 7 < / C u s t A d d r 7 > + 
+             < C u s t A d d r 8 > C u s t A d d r 8 < / C u s t A d d r 8 > + 
+             < C u s t B a l a n c e C a p t i o n > C u s t B a l a n c e C a p t i o n < / C u s t B a l a n c e C a p t i o n > + 
+             < D e s c _ C u s t L e d g E n t r y 2 C a p t i o n > D e s c _ C u s t L e d g E n t r y 2 C a p t i o n < / D e s c _ C u s t L e d g E n t r y 2 C a p t i o n > + 
+             < D o c D a t e C a p t i o n > D o c D a t e C a p t i o n < / D o c D a t e C a p t i o n > + 
+             < D o c N o _ D t l d C u s t L e d g E n t r i e s C a p t i o n > D o c N o _ D t l d C u s t L e d g E n t r i e s C a p t i o n < / D o c N o _ D t l d C u s t L e d g E n t r i e s C a p t i o n > + 
+             < D u e D a t e _ C u s t L e d g E n t r y 2 C a p t i o n > D u e D a t e _ C u s t L e d g E n t r y 2 C a p t i o n < / D u e D a t e _ C u s t L e d g E n t r y 2 C a p t i o n > + 
+             < E n d D a t e > E n d D a t e < / E n d D a t e > + 
+             < E n d D a t e C a p t i o n > E n d D a t e C a p t i o n < / E n d D a t e C a p t i o n > + 
+             < G i r o N o _ C o m p a n y I n f o > G i r o N o _ C o m p a n y I n f o < / G i r o N o _ C o m p a n y I n f o > + 
+             < G i r o N o _ C o m p a n y I n f o C a p t i o n > G i r o N o _ C o m p a n y I n f o C a p t i o n < / G i r o N o _ C o m p a n y I n f o C a p t i o n > + 
+             < L a s t S t a t m n t N o _ C u s t > L a s t S t a t m n t N o _ C u s t < / L a s t S t a t m n t N o _ C u s t > + 
+             < L a s t S t a t m n t N o _ C u s t C a p t i o n > L a s t S t a t m n t N o _ C u s t C a p t i o n < / L a s t S t a t m n t N o _ C u s t C a p t i o n > + 
+             < N o 1 _ C u s t > N o 1 _ C u s t < / N o 1 _ C u s t > + 
+             < N o 1 _ C u s t C a p t i o n > N o 1 _ C u s t C a p t i o n < / N o 1 _ C u s t C a p t i o n > + 
+             < O r i g i n a l A m t _ C u s t L e d g E n t r y 2 C a p t i o n > O r i g i n a l A m t _ C u s t L e d g E n t r y 2 C a p t i o n < / O r i g i n a l A m t _ C u s t L e d g E n t r y 2 C a p t i o n > + 
+             < P h o n e N o _ C o m p a n y I n f o > P h o n e N o _ C o m p a n y I n f o < / P h o n e N o _ C o m p a n y I n f o > + 
+             < P h o n e N o _ C o m p a n y I n f o C a p t i o n > P h o n e N o _ C o m p a n y I n f o C a p t i o n < / P h o n e N o _ C o m p a n y I n f o C a p t i o n > + 
+             < P o s t D a t e _ D t l d C u s t L e d g E n t r i e s C a p t i o n > P o s t D a t e _ D t l d C u s t L e d g E n t r i e s C a p t i o n < / P o s t D a t e _ D t l d C u s t L e d g E n t r i e s C a p t i o n > + 
+             < R e m a i n A m t C u s t L e d g E n t r y 2 C a p t i o n > R e m a i n A m t C u s t L e d g E n t r y 2 C a p t i o n < / R e m a i n A m t C u s t L e d g E n t r y 2 C a p t i o n > + 
+             < S t a r t D a t e > S t a r t D a t e < / S t a r t D a t e > + 
+             < S t a r t D a t e C a p t i o n > S t a r t D a t e C a p t i o n < / S t a r t D a t e C a p t i o n > + 
+             < S t a t e m e n t C a p t i o n > S t a t e m e n t C a p t i o n < / S t a t e m e n t C a p t i o n > + 
+             < T o d a y F o r m a t t e d > T o d a y F o r m a t t e d < / T o d a y F o r m a t t e d > + 
+             < V A T R e g N o _ C o m p a n y I n f o > V A T R e g N o _ C o m p a n y I n f o < / V A T R e g N o _ C o m p a n y I n f o > + 
+             < V A T R e g N o _ C o m p a n y I n f o C a p t i o n > V A T R e g N o _ C o m p a n y I n f o C a p t i o n < / V A T R e g N o _ C o m p a n y I n f o C a p t i o n > + 
+             < C u r r e n c y L o o p > + 
+                 < T o t a l _ C a p t i o n 2 > T o t a l _ C a p t i o n 2 < / T o t a l _ C a p t i o n 2 > + 
+                 < C u s t L e d g E n t r y H d r > + 
+                     < C u r r e n c y 2 C o d e _ C u s t L e d g E n t r y H d r > C u r r e n c y 2 C o d e _ C u s t L e d g E n t r y H d r < / C u r r e n c y 2 C o d e _ C u s t L e d g E n t r y H d r > + 
+                     < C u r r e n c y C o d e 3 > C u r r e n c y C o d e 3 < / C u r r e n c y C o d e 3 > + 
+                     < C u s t B a l a n c e _ C u s t L e d g E n t r y H d r > C u s t B a l a n c e _ C u s t L e d g E n t r y H d r < / C u s t B a l a n c e _ C u s t L e d g E n t r y H d r > + 
+                     < D t l d C u s t L e d g E n t r y T y p e > D t l d C u s t L e d g E n t r y T y p e < / D t l d C u s t L e d g E n t r y T y p e > + 
+                     < E n t r i e s E x i s t s > E n t r i e s E x i s t s < / E n t r i e s E x i s t s > + 
+                     < I s N e w C u s t C u r r e n c y G r o u p > I s N e w C u s t C u r r e n c y G r o u p < / I s N e w C u s t C u r r e n c y G r o u p > + 
+                     < P r i n t L i n e > P r i n t L i n e < / P r i n t L i n e > + 
+                     < S t a r t B a l a n c e > S t a r t B a l a n c e < / S t a r t B a l a n c e > + 
+                     < D t l d C u s t L e d g E n t r i e s > + 
+                         < A m t _ D t l d C u s t L e d g E n t r i e s > A m t _ D t l d C u s t L e d g E n t r i e s < / A m t _ D t l d C u s t L e d g E n t r i e s > + 
+                         < C u r r C o d e _ D t l d C u s t L e d g E n t r i e s > C u r r C o d e _ D t l d C u s t L e d g E n t r i e s < / C u r r C o d e _ D t l d C u s t L e d g E n t r i e s > + 
+                         < C u r r e n c y 2 C o d e > C u r r e n c y 2 C o d e < / C u r r e n c y 2 C o d e > + 
+                         < C u s t B a l a n c e > C u s t B a l a n c e < / C u s t B a l a n c e > + 
+                         < D e s c r i p t i o n > D e s c r i p t i o n < / D e s c r i p t i o n > + 
+                         < D o c N o _ D t l d C u s t L e d g E n t r i e s > D o c N o _ D t l d C u s t L e d g E n t r i e s < / D o c N o _ D t l d C u s t L e d g E n t r i e s > + 
+                         < D u e D a t e _ D t l d C u s t L e d g E n t r i e s > D u e D a t e _ D t l d C u s t L e d g E n t r i e s < / D u e D a t e _ D t l d C u s t L e d g E n t r i e s > + 
+                         < P o s t D a t e _ D t l d C u s t L e d g E n t r i e s > P o s t D a t e _ D t l d C u s t L e d g E n t r i e s < / P o s t D a t e _ D t l d C u s t L e d g E n t r i e s > + 
+                         < R e m a i n A m t _ D t l d C u s t L e d g E n t r i e s > R e m a i n A m t _ D t l d C u s t L e d g E n t r i e s < / R e m a i n A m t _ D t l d C u s t L e d g E n t r i e s > + 
+                         < Y o u r R e f e r e n c e _ D t l d C u s t L e d g E n t r i e s > Y o u r R e f e r e n c e _ D t l d C u s t L e d g E n t r i e s < / Y o u r R e f e r e n c e _ D t l d C u s t L e d g E n t r i e s >   
                      < / D t l d C u s t L e d g E n t r i e s >   
                  < / C u s t L e d g E n t r y H d r >   
-                 < C u s t L e d g E n t r y F o o t e r   E l e m e n t T y p e = " D a t a I t e m "   E l e m e n t I d = " 9 2 5 1 1 8 7 3 5 " > - 
-                     < C u r r e n c y C o d e 3 _ C u s t L e d g E n t r y F o o t e r   E l e m e n t T y p e = " C o l u m n "   E l e m e n t I d = " 1 7 6 5 6 9 2 8 1 "   D a t a T y p e = " C o d e " > C u r r e n c y C o d e 3 _ C u s t L e d g E n t r y F o o t e r < / C u r r e n c y C o d e 3 _ C u s t L e d g E n t r y F o o t e r > - 
-                     < C u s t B a l a n c e _ C u s t L e d g E n t r y H d r F o o t e r   E l e m e n t T y p e = " C o l u m n "   E l e m e n t I d = " 1 3 6 7 2 1 4 5 9 3 "   D a t a T y p e = " D e c i m a l " > C u s t B a l a n c e _ C u s t L e d g E n t r y H d r F o o t e r < / C u s t B a l a n c e _ C u s t L e d g E n t r y H d r F o o t e r > - 
-                     < E n t r i e s E x i s t s l _ C u s t L e d g E n t r y F o o t e r C a p t i o n   E l e m e n t T y p e = " C o l u m n "   E l e m e n t I d = " 1 1 7 7 0 6 9 2 3 2 "   D a t a T y p e = " B o o l e a n " > E n t r i e s E x i s t s l _ C u s t L e d g E n t r y F o o t e r C a p t i o n < / E n t r i e s E x i s t s l _ C u s t L e d g E n t r y F o o t e r C a p t i o n > - 
-                     < T o t a l _ C a p t i o n   E l e m e n t T y p e = " C o l u m n "   E l e m e n t I d = " 6 1 1 5 9 7 6 3 4 "   D a t a T y p e = " T e x t C o n s t " > T o t a l _ C a p t i o n < / T o t a l _ C a p t i o n > +                 < C u s t L e d g E n t r y F o o t e r > + 
+                     < C u r r e n c y C o d e 3 _ C u s t L e d g E n t r y F o o t e r > C u r r e n c y C o d e 3 _ C u s t L e d g E n t r y F o o t e r < / C u r r e n c y C o d e 3 _ C u s t L e d g E n t r y F o o t e r > + 
+                     < C u s t B a l a n c e _ C u s t L e d g E n t r y H d r F o o t e r > C u s t B a l a n c e _ C u s t L e d g E n t r y H d r F o o t e r < / C u s t B a l a n c e _ C u s t L e d g E n t r y H d r F o o t e r > + 
+                     < E n t r i e s E x i s t s l _ C u s t L e d g E n t r y F o o t e r C a p t i o n > E n t r i e s E x i s t s l _ C u s t L e d g E n t r y F o o t e r C a p t i o n < / E n t r i e s E x i s t s l _ C u s t L e d g E n t r y F o o t e r C a p t i o n > + 
+                     < T o t a l _ C a p t i o n > T o t a l _ C a p t i o n < / T o t a l _ C a p t i o n >   
                  < / C u s t L e d g E n t r y F o o t e r >   
-                 < O v e r d u e V i s i b l e   E l e m e n t T y p e = " D a t a I t e m "   E l e m e n t I d = " 1 4 2 6 6 4 4 0 8 7 " > - 
-                     < C u r r e n c y C o d e 3 _ C u s t L e d g E n t r y 2   E l e m e n t T y p e = " C o l u m n "   E l e m e n t I d = " 1 4 9 4 2 9 8 6 2 2 "   D a t a T y p e = " C o d e " > C u r r e n c y C o d e 3 _ C u s t L e d g E n t r y 2 < / C u r r e n c y C o d e 3 _ C u s t L e d g E n t r y 2 > - 
-                     < D e s c _ C u s t L e d g E n t r y 2 C a p t i o n 2   E l e m e n t T y p e = " C o l u m n "   E l e m e n t I d = " 1 9 5 4 6 4 5 1 6 2 "   D a t a T y p e = " S t r i n g " > D e s c _ C u s t L e d g E n t r y 2 C a p t i o n 2 < / D e s c _ C u s t L e d g E n t r y 2 C a p t i o n 2 > - 
-                     < D o c N o _ D t l d C u s t L e d g E n t r i e s C a p t i o n 2   E l e m e n t T y p e = " C o l u m n "   E l e m e n t I d = " 1 0 9 6 5 7 7 3 7 8 "   D a t a T y p e = " S t r i n g " > D o c N o _ D t l d C u s t L e d g E n t r i e s C a p t i o n 2 < / D o c N o _ D t l d C u s t L e d g E n t r i e s C a p t i o n 2 > - 
-                     < D u e D a t e _ C u s t L e d g E n t r y 2 C a p t i o n 2   E l e m e n t T y p e = " C o l u m n "   E l e m e n t I d = " 9 0 1 1 8 8 6 8 5 "   D a t a T y p e = " T e x t C o n s t " > D u e D a t e _ C u s t L e d g E n t r y 2 C a p t i o n 2 < / D u e D a t e _ C u s t L e d g E n t r y 2 C a p t i o n 2 > - 
-                     < O r i g i n a l A m t _ C u s t L e d g E n t r y 2 C a p t i o n 2   E l e m e n t T y p e = " C o l u m n "   E l e m e n t I d = " 1 6 4 9 8 2 3 4 6 6 "   D a t a T y p e = " S t r i n g " > O r i g i n a l A m t _ C u s t L e d g E n t r y 2 C a p t i o n 2 < / O r i g i n a l A m t _ C u s t L e d g E n t r y 2 C a p t i o n 2 > - 
-                     < O v e r D u e E n t r i e s   E l e m e n t T y p e = " C o l u m n "   E l e m e n t I d = " 2 3 9 2 5 5 2 1 3 "   D a t a T y p e = " S t r i n g " > O v e r D u e E n t r i e s < / O v e r D u e E n t r i e s > - 
-                     < P o s t D a t e _ D t l d C u s t L e d g E n t r i e s C a p t i o n 2   E l e m e n t T y p e = " C o l u m n "   E l e m e n t I d = " 7 1 5 0 7 2 1 9 7 "   D a t a T y p e = " T e x t C o n s t " > P o s t D a t e _ D t l d C u s t L e d g E n t r i e s C a p t i o n 2 < / P o s t D a t e _ D t l d C u s t L e d g E n t r i e s C a p t i o n 2 > - 
-                     < R e m a i n A m t C u s t L e d g E n t r y 2 C a p t i o n 2   E l e m e n t T y p e = " C o l u m n "   E l e m e n t I d = " 5 0 5 0 3 3 9 6 0 "   D a t a T y p e = " S t r i n g " > R e m a i n A m t C u s t L e d g E n t r y 2 C a p t i o n 2 < / R e m a i n A m t C u s t L e d g E n t r y 2 C a p t i o n 2 > - 
-                     < T o t a l _ C a p t i o n 3   E l e m e n t T y p e = " C o l u m n "   E l e m e n t I d = " 4 3 8 5 6 6 3 5 7 "   D a t a T y p e = " T e x t C o n s t " > T o t a l _ C a p t i o n 3 < / T o t a l _ C a p t i o n 3 > - 
-                     < C u s t L e d g E n t r y 2   E l e m e n t T y p e = " D a t a I t e m "   E l e m e n t I d = " 1 3 7 2 6 3 7 0 0 8 " > - 
-                         < C u r r C o d e _ C u s t L e d g E n t r y 2   E l e m e n t T y p e = " C o l u m n "   E l e m e n t I d = " 1 5 8 9 5 4 6 2 6 8 "   D a t a T y p e = " C o d e " > C u r r C o d e _ C u s t L e d g E n t r y 2 < / C u r r C o d e _ C u s t L e d g E n t r y 2 > - 
-                         < C u r r e n c y 2 C o d e _ C u s t L e d g E n t r y 2   E l e m e n t T y p e = " C o l u m n "   E l e m e n t I d = " 1 4 2 6 8 6 9 3 0 3 "   D a t a T y p e = " C o d e " > C u r r e n c y 2 C o d e _ C u s t L e d g E n t r y 2 < / C u r r e n c y 2 C o d e _ C u s t L e d g E n t r y 2 > - 
-                         < C u s t N o _ C u s t L e d g E n t r y 2   E l e m e n t T y p e = " C o l u m n "   E l e m e n t I d = " 1 3 5 3 0 8 9 7 4 5 "   D a t a T y p e = " C o d e " > C u s t N o _ C u s t L e d g E n t r y 2 < / C u s t N o _ C u s t L e d g E n t r y 2 > - 
-                         < D e s c _ C u s t L e d g E n t r y 2   E l e m e n t T y p e = " C o l u m n "   E l e m e n t I d = " 4 0 4 4 4 3 7 9 8 "   D a t a T y p e = " T e x t " > D e s c _ C u s t L e d g E n t r y 2 < / D e s c _ C u s t L e d g E n t r y 2 > - 
-                         < D o c N o _ C u s t L e d g E n t r y 2   E l e m e n t T y p e = " C o l u m n "   E l e m e n t I d = " 5 1 0 9 1 4 9 4 "   D a t a T y p e = " C o d e " > D o c N o _ C u s t L e d g E n t r y 2 < / D o c N o _ C u s t L e d g E n t r y 2 > - 
-                         < D u e D a t e _ C u s t L e d g E n t r y 2   E l e m e n t T y p e = " C o l u m n "   E l e m e n t I d = " 1 6 3 5 3 6 3 6 4 7 "   D a t a T y p e = " S t r i n g " > D u e D a t e _ C u s t L e d g E n t r y 2 < / D u e D a t e _ C u s t L e d g E n t r y 2 > - 
-                         < O r i g i n a l A m t _ C u s t L e d g E n t r y 2   E l e m e n t T y p e = " C o l u m n "   E l e m e n t I d = " 6 5 4 0 4 5 0 9 8 "   D a t a T y p e = " D e c i m a l " > O r i g i n a l A m t _ C u s t L e d g E n t r y 2 < / O r i g i n a l A m t _ C u s t L e d g E n t r y 2 > - 
-                         < P o s t D a t e _ C u s t L e d g E n t r y 2   E l e m e n t T y p e = " C o l u m n "   E l e m e n t I d = " 1 8 1 7 1 9 2 0 4 3 "   D a t a T y p e = " S t r i n g " > P o s t D a t e _ C u s t L e d g E n t r y 2 < / P o s t D a t e _ C u s t L e d g E n t r y 2 > - 
-                         < P r i n t E n t r i e s D u e   E l e m e n t T y p e = " C o l u m n "   E l e m e n t I d = " 6 9 3 7 0 0 1 2 6 "   D a t a T y p e = " B o o l e a n " > P r i n t E n t r i e s D u e < / P r i n t E n t r i e s D u e > - 
-                         < R e m a i n A m t _ C u s t L e d g E n t r y 2   E l e m e n t T y p e = " C o l u m n "   E l e m e n t I d = " 7 5 6 3 4 5 4 1 3 "   D a t a T y p e = " D e c i m a l " > R e m a i n A m t _ C u s t L e d g E n t r y 2 < / R e m a i n A m t _ C u s t L e d g E n t r y 2 > - 
-                         < Y o u r R e f e r e n c e _ C u s t L e d g E n t r y 2   E l e m e n t T y p e = " C o l u m n "   E l e m e n t I d = " 2 0 5 5 4 0 4 3 9 5 "   D a t a T y p e = " T e x t " > Y o u r R e f e r e n c e _ C u s t L e d g E n t r y 2 < / Y o u r R e f e r e n c e _ C u s t L e d g E n t r y 2 > +                 < O v e r d u e V i s i b l e > + 
+                     < C u r r e n c y C o d e 3 _ C u s t L e d g E n t r y 2 > C u r r e n c y C o d e 3 _ C u s t L e d g E n t r y 2 < / C u r r e n c y C o d e 3 _ C u s t L e d g E n t r y 2 > + 
+                     < D e s c _ C u s t L e d g E n t r y 2 C a p t i o n 2 > D e s c _ C u s t L e d g E n t r y 2 C a p t i o n 2 < / D e s c _ C u s t L e d g E n t r y 2 C a p t i o n 2 > + 
+                     < D o c N o _ D t l d C u s t L e d g E n t r i e s C a p t i o n 2 > D o c N o _ D t l d C u s t L e d g E n t r i e s C a p t i o n 2 < / D o c N o _ D t l d C u s t L e d g E n t r i e s C a p t i o n 2 > + 
+                     < D u e D a t e _ C u s t L e d g E n t r y 2 C a p t i o n 2 > D u e D a t e _ C u s t L e d g E n t r y 2 C a p t i o n 2 < / D u e D a t e _ C u s t L e d g E n t r y 2 C a p t i o n 2 > + 
+                     < O r i g i n a l A m t _ C u s t L e d g E n t r y 2 C a p t i o n 2 > O r i g i n a l A m t _ C u s t L e d g E n t r y 2 C a p t i o n 2 < / O r i g i n a l A m t _ C u s t L e d g E n t r y 2 C a p t i o n 2 > + 
+                     < O v e r D u e E n t r i e s > O v e r D u e E n t r i e s < / O v e r D u e E n t r i e s > + 
+                     < P o s t D a t e _ D t l d C u s t L e d g E n t r i e s C a p t i o n 2 > P o s t D a t e _ D t l d C u s t L e d g E n t r i e s C a p t i o n 2 < / P o s t D a t e _ D t l d C u s t L e d g E n t r i e s C a p t i o n 2 > + 
+                     < R e m a i n A m t C u s t L e d g E n t r y 2 C a p t i o n 2 > R e m a i n A m t C u s t L e d g E n t r y 2 C a p t i o n 2 < / R e m a i n A m t C u s t L e d g E n t r y 2 C a p t i o n 2 > + 
+                     < T o t a l _ C a p t i o n 3 > T o t a l _ C a p t i o n 3 < / T o t a l _ C a p t i o n 3 > + 
+                     < C u s t L e d g E n t r y 2 > + 
+                         < C u r r C o d e _ C u s t L e d g E n t r y 2 > C u r r C o d e _ C u s t L e d g E n t r y 2 < / C u r r C o d e _ C u s t L e d g E n t r y 2 > + 
+                         < C u r r e n c y 2 C o d e _ C u s t L e d g E n t r y 2 > C u r r e n c y 2 C o d e _ C u s t L e d g E n t r y 2 < / C u r r e n c y 2 C o d e _ C u s t L e d g E n t r y 2 > + 
+                         < C u s t N o _ C u s t L e d g E n t r y 2 > C u s t N o _ C u s t L e d g E n t r y 2 < / C u s t N o _ C u s t L e d g E n t r y 2 > + 
+                         < D e s c _ C u s t L e d g E n t r y 2 > D e s c _ C u s t L e d g E n t r y 2 < / D e s c _ C u s t L e d g E n t r y 2 > + 
+                         < D o c N o _ C u s t L e d g E n t r y 2 > D o c N o _ C u s t L e d g E n t r y 2 < / D o c N o _ C u s t L e d g E n t r y 2 > + 
+                         < D u e D a t e _ C u s t L e d g E n t r y 2 > D u e D a t e _ C u s t L e d g E n t r y 2 < / D u e D a t e _ C u s t L e d g E n t r y 2 > + 
+                         < O r i g i n a l A m t _ C u s t L e d g E n t r y 2 > O r i g i n a l A m t _ C u s t L e d g E n t r y 2 < / O r i g i n a l A m t _ C u s t L e d g E n t r y 2 > + 
+                         < P o s t D a t e _ C u s t L e d g E n t r y 2 > P o s t D a t e _ C u s t L e d g E n t r y 2 < / P o s t D a t e _ C u s t L e d g E n t r y 2 > + 
+                         < P r i n t E n t r i e s D u e > P r i n t E n t r i e s D u e < / P r i n t E n t r i e s D u e > + 
+                         < R e m a i n A m t _ C u s t L e d g E n t r y 2 > R e m a i n A m t _ C u s t L e d g E n t r y 2 < / R e m a i n A m t _ C u s t L e d g E n t r y 2 > + 
+                         < Y o u r R e f e r e n c e _ C u s t L e d g E n t r y 2 > Y o u r R e f e r e n c e _ C u s t L e d g E n t r y 2 < / Y o u r R e f e r e n c e _ C u s t L e d g E n t r y 2 >   
                      < / C u s t L e d g E n t r y 2 >   
-                     < O v e r d u e E n t r y F o o d e r   E l e m e n t T y p e = " D a t a I t e m "   E l e m e n t I d = " 1 6 5 9 2 3 5 9 3 4 " > - 
-                         < O v e r d u e B a l a n c e   E l e m e n t T y p e = " C o l u m n "   E l e m e n t I d = " 1 1 8 6 1 4 8 4 3 9 "   D a t a T y p e = " D e c i m a l " > O v e r d u e B a l a n c e < / O v e r d u e B a l a n c e > +                     < O v e r d u e E n t r y F o o d e r > + 
+                         < O v e r d u e B a l a n c e > O v e r d u e B a l a n c e < / O v e r d u e B a l a n c e >   
                      < / O v e r d u e E n t r y F o o d e r >   
@@ -6532,51 +6405,51 @@
  
              < / C u r r e n c y L o o p >   
-             < A g i n g B a n d V i s i b l e   E l e m e n t T y p e = " D a t a I t e m "   E l e m e n t I d = " 1 9 4 1 7 6 5 1 4 0 " > - 
-                 < A g i n g C u s t L e d g E n t r y   E l e m e n t T y p e = " D a t a I t e m "   E l e m e n t I d = " 7 0 4 1 6 5 1 3 2 " / > - 
-                 < A g i n g B a n d L o o p   E l e m e n t T y p e = " D a t a I t e m "   E l e m e n t I d = " 1 5 2 9 3 9 4 0 2 2 " > - 
-                     < A g i n g B a n d B u f C o l 1 A m t   E l e m e n t T y p e = " C o l u m n "   E l e m e n t I d = " 1 9 4 8 7 4 9 4 5 4 "   D a t a T y p e = " D e c i m a l " > A g i n g B a n d B u f C o l 1 A m t < / A g i n g B a n d B u f C o l 1 A m t > - 
-                     < A g i n g B a n d B u f C o l 2 A m t   E l e m e n t T y p e = " C o l u m n "   E l e m e n t I d = " 1 9 5 6 4 3 5 6 1 5 "   D a t a T y p e = " D e c i m a l " > A g i n g B a n d B u f C o l 2 A m t < / A g i n g B a n d B u f C o l 2 A m t > - 
-                     < A g i n g B a n d B u f C o l 3 A m t   E l e m e n t T y p e = " C o l u m n "   E l e m e n t I d = " 9 7 5 6 7 9 1 5 2 "   D a t a T y p e = " D e c i m a l " > A g i n g B a n d B u f C o l 3 A m t < / A g i n g B a n d B u f C o l 3 A m t > - 
-                     < A g i n g B a n d B u f C o l 4 A m t   E l e m e n t T y p e = " C o l u m n "   E l e m e n t I d = " 1 2 3 5 5 5 5 7 0 5 "   D a t a T y p e = " D e c i m a l " > A g i n g B a n d B u f C o l 4 A m t < / A g i n g B a n d B u f C o l 4 A m t > - 
-                     < A g i n g B a n d B u f C o l 5 A m t   E l e m e n t T y p e = " C o l u m n "   E l e m e n t I d = " 4 2 4 7 8 1 3 0 2 "   D a t a T y p e = " D e c i m a l " > A g i n g B a n d B u f C o l 5 A m t < / A g i n g B a n d B u f C o l 5 A m t > - 
-                     < A g i n g B a n d C u r r e n c y C o d e   E l e m e n t T y p e = " C o l u m n "   E l e m e n t I d = " 1 3 1 1 1 3 8 9 6 8 "   D a t a T y p e = " C o d e " > A g i n g B a n d C u r r e n c y C o d e < / A g i n g B a n d C u r r e n c y C o d e > - 
-                     < A g i n g B a n d E n d i n g D a t e   E l e m e n t T y p e = " C o l u m n "   E l e m e n t I d = " 1 3 9 0 8 7 6 8 7 "   D a t a T y p e = " S t r i n g " > A g i n g B a n d E n d i n g D a t e < / A g i n g B a n d E n d i n g D a t e > - 
-                     < A g i n g D a t e 1   E l e m e n t T y p e = " C o l u m n "   E l e m e n t I d = " 4 7 9 6 0 6 2 6 6 "   D a t a T y p e = " S t r i n g " > A g i n g D a t e 1 < / A g i n g D a t e 1 > - 
-                     < A g i n g D a t e 2   E l e m e n t T y p e = " C o l u m n "   E l e m e n t I d = " 1 1 1 7 3 0 2 8 8 3 "   D a t a T y p e = " S t r i n g " > A g i n g D a t e 2 < / A g i n g D a t e 2 > - 
-                     < A g i n g D a t e 2 1   E l e m e n t T y p e = " C o l u m n "   E l e m e n t I d = " 3 1 3 5 0 1 0 6 8 "   D a t a T y p e = " S t r i n g " > A g i n g D a t e 2 1 < / A g i n g D a t e 2 1 > - 
-                     < A g i n g D a t e 3   E l e m e n t T y p e = " C o l u m n "   E l e m e n t I d = " 1 7 5 4 9 9 9 5 0 0 "   D a t a T y p e = " S t r i n g " > A g i n g D a t e 3 < / A g i n g D a t e 3 > - 
-                     < A g i n g D a t e 3 1   E l e m e n t T y p e = " C o l u m n "   E l e m e n t I d = " 1 9 1 4 0 6 0 5 3 1 "   D a t a T y p e = " S t r i n g " > A g i n g D a t e 3 1 < / A g i n g D a t e 3 1 > - 
-                     < A g i n g D a t e 4   E l e m e n t T y p e = " C o l u m n "   E l e m e n t I d = " 1 9 0 2 2 7 1 1 7 9 "   D a t a T y p e = " S t r i n g " > A g i n g D a t e 4 < / A g i n g D a t e 4 > - 
-                     < A g i n g D a t e 4 1   E l e m e n t T y p e = " C o l u m n "   E l e m e n t I d = " 8 4 9 7 6 9 6 1 0 "   D a t a T y p e = " S t r i n g " > A g i n g D a t e 4 1 < / A g i n g D a t e 4 1 > - 
-                     < A g i n g D a t e 5   E l e m e n t T y p e = " C o l u m n "   E l e m e n t I d = " 1 2 6 4 5 7 4 5 6 2 "   D a t a T y p e = " S t r i n g " > A g i n g D a t e 5 < / A g i n g D a t e 5 > - 
-                     < A g i n g D a t e H e a d e r 1   E l e m e n t T y p e = " C o l u m n "   E l e m e n t I d = " 2 8 6 3 5 0 7 5 9 "   D a t a T y p e = " T e x t " > A g i n g D a t e H e a d e r 1 < / A g i n g D a t e H e a d e r 1 > - 
-                     < A g i n g D a t e H e a d e r 2   E l e m e n t T y p e = " C o l u m n "   E l e m e n t I d = " 3 5 1 3 4 5 8 5 8 "   D a t a T y p e = " T e x t " > A g i n g D a t e H e a d e r 2 < / A g i n g D a t e H e a d e r 2 > - 
-                     < A g i n g D a t e H e a d e r 3   E l e m e n t T y p e = " C o l u m n "   E l e m e n t I d = " 9 8 9 0 4 2 4 7 5 "   D a t a T y p e = " T e x t " > A g i n g D a t e H e a d e r 3 < / A g i n g D a t e H e a d e r 3 > - 
-                     < A g i n g D a t e H e a d e r 4   E l e m e n t T y p e = " C o l u m n "   E l e m e n t I d = " 1 6 2 6 7 3 9 0 9 2 "   D a t a T y p e = " T e x t " > A g i n g D a t e H e a d e r 4 < / A g i n g D a t e H e a d e r 4 > - 
-                     < b e f o r e C a p t i o n   E l e m e n t T y p e = " C o l u m n "   E l e m e n t I d = " 1 0 1 3 0 1 9 7 1 8 "   D a t a T y p e = " T e x t C o n s t " > b e f o r e C a p t i o n < / b e f o r e C a p t i o n > +             < A g i n g B a n d V i s i b l e > + 
+                 < A g i n g C u s t L e d g E n t r y / > + 
+                 < A g i n g B a n d L o o p > + 
+                     < A g i n g B a n d B u f C o l 1 A m t > A g i n g B a n d B u f C o l 1 A m t < / A g i n g B a n d B u f C o l 1 A m t > + 
+                     < A g i n g B a n d B u f C o l 2 A m t > A g i n g B a n d B u f C o l 2 A m t < / A g i n g B a n d B u f C o l 2 A m t > + 
+                     < A g i n g B a n d B u f C o l 3 A m t > A g i n g B a n d B u f C o l 3 A m t < / A g i n g B a n d B u f C o l 3 A m t > + 
+                     < A g i n g B a n d B u f C o l 4 A m t > A g i n g B a n d B u f C o l 4 A m t < / A g i n g B a n d B u f C o l 4 A m t > + 
+                     < A g i n g B a n d B u f C o l 5 A m t > A g i n g B a n d B u f C o l 5 A m t < / A g i n g B a n d B u f C o l 5 A m t > + 
+                     < A g i n g B a n d C u r r e n c y C o d e > A g i n g B a n d C u r r e n c y C o d e < / A g i n g B a n d C u r r e n c y C o d e > + 
+                     < A g i n g B a n d E n d i n g D a t e > A g i n g B a n d E n d i n g D a t e < / A g i n g B a n d E n d i n g D a t e > + 
+                     < A g i n g D a t e 1 > A g i n g D a t e 1 < / A g i n g D a t e 1 > + 
+                     < A g i n g D a t e 2 > A g i n g D a t e 2 < / A g i n g D a t e 2 > + 
+                     < A g i n g D a t e 2 1 > A g i n g D a t e 2 1 < / A g i n g D a t e 2 1 > + 
+                     < A g i n g D a t e 3 > A g i n g D a t e 3 < / A g i n g D a t e 3 > + 
+                     < A g i n g D a t e 3 1 > A g i n g D a t e 3 1 < / A g i n g D a t e 3 1 > + 
+                     < A g i n g D a t e 4 > A g i n g D a t e 4 < / A g i n g D a t e 4 > + 
+                     < A g i n g D a t e 4 1 > A g i n g D a t e 4 1 < / A g i n g D a t e 4 1 > + 
+                     < A g i n g D a t e 5 > A g i n g D a t e 5 < / A g i n g D a t e 5 > + 
+                     < A g i n g D a t e H e a d e r 1 > A g i n g D a t e H e a d e r 1 < / A g i n g D a t e H e a d e r 1 > + 
+                     < A g i n g D a t e H e a d e r 2 > A g i n g D a t e H e a d e r 2 < / A g i n g D a t e H e a d e r 2 > + 
+                     < A g i n g D a t e H e a d e r 3 > A g i n g D a t e H e a d e r 3 < / A g i n g D a t e H e a d e r 3 > + 
+                     < A g i n g D a t e H e a d e r 4 > A g i n g D a t e H e a d e r 4 < / A g i n g D a t e H e a d e r 4 > + 
+                     < b e f o r e C a p t i o n > b e f o r e C a p t i o n < / b e f o r e C a p t i o n >   
                  < / A g i n g B a n d L o o p >   
@@ -6584,13 +6457,13 @@
  
          < / I n t e g e r >   
-         < L e t t e r T e x t   E l e m e n t T y p e = " D a t a I t e m "   E l e m e n t I d = " 1 5 1 0 3 5 3 8 3 4 " > - 
-             < B o d y T e x t   E l e m e n t T y p e = " C o l u m n "   E l e m e n t I d = " 1 4 9 7 5 9 8 0 8 "   D a t a T y p e = " T e x t C o n s t " > B o d y T e x t < / B o d y T e x t > - 
-             < C l o s i n g T e x t   E l e m e n t T y p e = " C o l u m n "   E l e m e n t I d = " 5 1 2 1 3 5 9 0 9 "   D a t a T y p e = " T e x t C o n s t " > C l o s i n g T e x t < / C l o s i n g T e x t > - 
-             < G r e e t i n g T e x t   E l e m e n t T y p e = " C o l u m n "   E l e m e n t I d = " 1 1 7 5 2 7 9 2 8 9 "   D a t a T y p e = " T e x t C o n s t " > G r e e t i n g T e x t < / G r e e t i n g T e x t > +         < L e t t e r T e x t > + 
+             < B o d y T e x t > B o d y T e x t < / B o d y T e x t > + 
+             < C l o s i n g T e x t > C l o s i n g T e x t < / C l o s i n g T e x t > + 
+             < G r e e t i n g T e x t > G r e e t i n g T e x t < / G r e e t i n g T e x t >   
          < / L e t t e r T e x t >   
@@ -6600,17 +6473,17 @@
 </file>
 
 <file path=customXml/itemProps1.xml><?xml version="1.0" encoding="utf-8"?>
+<ds:datastoreItem xmlns:ds="http://schemas.openxmlformats.org/officeDocument/2006/customXml" ds:itemID="{149394C4-6957-4218-844A-696FBF020605}">
+  <ds:schemaRefs>
+    <ds:schemaRef ds:uri="urn:microsoft-dynamics-businesscentral/internal/extended/reports/Standard_Statement/1316/"/>
+  </ds:schemaRefs>
+</ds:datastoreItem>
+</file>
+
+<file path=customXml/itemProps2.xml><?xml version="1.0" encoding="utf-8"?>
 <ds:datastoreItem xmlns:ds="http://schemas.openxmlformats.org/officeDocument/2006/customXml" ds:itemID="{E88124C9-8BD3-486B-8F5D-721907E0A112}">
   <ds:schemaRefs>
     <ds:schemaRef ds:uri="urn:microsoft-dynamics-nav/reports/Standard_Statement/1316/"/>
   </ds:schemaRefs>
 </ds:datastoreItem>
-</file>
-
-<file path=customXml/itemProps2.xml><?xml version="1.0" encoding="utf-8"?>
-<ds:datastoreItem xmlns:ds="http://schemas.openxmlformats.org/officeDocument/2006/customXml" ds:itemID="{149394C4-6957-4218-844A-696FBF020605}">
-  <ds:schemaRefs>
-    <ds:schemaRef ds:uri="urn:microsoft-dynamics-businesscentral/internal/extended/reports/Standard_Statement/1316/"/>
-  </ds:schemaRefs>
-</ds:datastoreItem>
 </file>
--- a/src/Layers/W1/BaseApp/Sales/Customer/StandardStatementBody.docx
+++ b/src/Layers/W1/BaseApp/Sales/Customer/StandardStatementBody.docx
@@ -29,7 +29,7 @@
             <w:placeholder>
               <w:docPart w:val="DefaultPlaceholder_-1854013440"/>
             </w:placeholder>
-            <w:dataBinding w:prefixMappings="&lt;xmlns:ns0='urn:microsoft-dynamics-nav/reports/Standard_Statement/1316/' " w:xpath="/ns0:NavWordReportXmlPart[1]/ns0:Customer[1]/ns0:Integer[1]/ns0:CustAddr1[1]" w:storeItemID="{00000000-0000-0000-0000-000000000000}"/>
+            <w:dataBinding w:prefixMappings="xmlns:ns0='urn:microsoft-dynamics-nav/reports/Standard_Statement/1316/'" w:xpath="/ns0:NavWordReportXmlPart[1]/ns0:Customer[1]/ns0:Integer[1]/ns0:CustAddr1[1]" w:storeItemID="{00000000-0000-0000-0000-000000000000}"/>
             <w15:color w:val="808080"/>
             <w:text/>
           </w:sdtPr>
@@ -82,7 +82,7 @@
                 <w:placeholder>
                   <w:docPart w:val="DefaultPlaceholder_-1854013440"/>
                 </w:placeholder>
-                <w:dataBinding w:prefixMappings="&lt;xmlns:ns0='urn:microsoft-dynamics-nav/reports/Standard_Statement/1316/' " w:xpath="/ns0:NavWordReportXmlPart[1]/ns0:Customer[1]/ns0:Integer[1]/ns0:CompanyAddr1[1]" w:storeItemID="{00000000-0000-0000-0000-000000000000}"/>
+                <w:dataBinding w:prefixMappings="xmlns:ns0='urn:microsoft-dynamics-nav/reports/Standard_Statement/1316/'" w:xpath="/ns0:NavWordReportXmlPart[1]/ns0:Customer[1]/ns0:Integer[1]/ns0:CompanyAddr1[1]" w:storeItemID="{00000000-0000-0000-0000-000000000000}"/>
                 <w15:color w:val="808080"/>
                 <w:text/>
               </w:sdtPr>
@@ -108,7 +108,7 @@
             <w:placeholder>
               <w:docPart w:val="DefaultPlaceholder_-1854013440"/>
             </w:placeholder>
-            <w:dataBinding w:prefixMappings="&lt;xmlns:ns0='urn:microsoft-dynamics-nav/reports/Standard_Statement/1316/' " w:xpath="/ns0:NavWordReportXmlPart[1]/ns0:Customer[1]/ns0:Integer[1]/ns0:CustAddr2[1]" w:storeItemID="{00000000-0000-0000-0000-000000000000}"/>
+            <w:dataBinding w:prefixMappings="xmlns:ns0='urn:microsoft-dynamics-nav/reports/Standard_Statement/1316/'" w:xpath="/ns0:NavWordReportXmlPart[1]/ns0:Customer[1]/ns0:Integer[1]/ns0:CustAddr2[1]" w:storeItemID="{00000000-0000-0000-0000-000000000000}"/>
             <w15:color w:val="808080"/>
             <w:text/>
           </w:sdtPr>
@@ -146,7 +146,7 @@
             <w:placeholder>
               <w:docPart w:val="DefaultPlaceholder_-1854013440"/>
             </w:placeholder>
-            <w:dataBinding w:prefixMappings="&lt;xmlns:ns0='urn:microsoft-dynamics-nav/reports/Standard_Statement/1316/' " w:xpath="/ns0:NavWordReportXmlPart[1]/ns0:Customer[1]/ns0:Integer[1]/ns0:CompanyAddr2[1]" w:storeItemID="{00000000-0000-0000-0000-000000000000}"/>
+            <w:dataBinding w:prefixMappings="xmlns:ns0='urn:microsoft-dynamics-nav/reports/Standard_Statement/1316/'" w:xpath="/ns0:NavWordReportXmlPart[1]/ns0:Customer[1]/ns0:Integer[1]/ns0:CompanyAddr2[1]" w:storeItemID="{00000000-0000-0000-0000-000000000000}"/>
             <w15:color w:val="808080"/>
             <w:text/>
           </w:sdtPr>
@@ -181,7 +181,7 @@
             <w:placeholder>
               <w:docPart w:val="DefaultPlaceholder_-1854013440"/>
             </w:placeholder>
-            <w:dataBinding w:prefixMappings="&lt;xmlns:ns0='urn:microsoft-dynamics-nav/reports/Standard_Statement/1316/' " w:xpath="/ns0:NavWordReportXmlPart[1]/ns0:Customer[1]/ns0:Integer[1]/ns0:CustAddr3[1]" w:storeItemID="{00000000-0000-0000-0000-000000000000}"/>
+            <w:dataBinding w:prefixMappings="xmlns:ns0='urn:microsoft-dynamics-nav/reports/Standard_Statement/1316/'" w:xpath="/ns0:NavWordReportXmlPart[1]/ns0:Customer[1]/ns0:Integer[1]/ns0:CustAddr3[1]" w:storeItemID="{00000000-0000-0000-0000-000000000000}"/>
             <w15:color w:val="808080"/>
             <w:text/>
           </w:sdtPr>
@@ -219,7 +219,7 @@
             <w:placeholder>
               <w:docPart w:val="DefaultPlaceholder_-1854013440"/>
             </w:placeholder>
-            <w:dataBinding w:prefixMappings="&lt;xmlns:ns0='urn:microsoft-dynamics-nav/reports/Standard_Statement/1316/' " w:xpath="/ns0:NavWordReportXmlPart[1]/ns0:Customer[1]/ns0:Integer[1]/ns0:CompanyAddr3[1]" w:storeItemID="{00000000-0000-0000-0000-000000000000}"/>
+            <w:dataBinding w:prefixMappings="xmlns:ns0='urn:microsoft-dynamics-nav/reports/Standard_Statement/1316/'" w:xpath="/ns0:NavWordReportXmlPart[1]/ns0:Customer[1]/ns0:Integer[1]/ns0:CompanyAddr3[1]" w:storeItemID="{00000000-0000-0000-0000-000000000000}"/>
             <w15:color w:val="808080"/>
             <w:text/>
           </w:sdtPr>
@@ -254,7 +254,7 @@
             <w:placeholder>
               <w:docPart w:val="DefaultPlaceholder_-1854013440"/>
             </w:placeholder>
-            <w:dataBinding w:prefixMappings="&lt;xmlns:ns0='urn:microsoft-dynamics-nav/reports/Standard_Statement/1316/' " w:xpath="/ns0:NavWordReportXmlPart[1]/ns0:Customer[1]/ns0:Integer[1]/ns0:CustAddr4[1]" w:storeItemID="{00000000-0000-0000-0000-000000000000}"/>
+            <w:dataBinding w:prefixMappings="xmlns:ns0='urn:microsoft-dynamics-nav/reports/Standard_Statement/1316/'" w:xpath="/ns0:NavWordReportXmlPart[1]/ns0:Customer[1]/ns0:Integer[1]/ns0:CustAddr4[1]" w:storeItemID="{00000000-0000-0000-0000-000000000000}"/>
             <w15:color w:val="808080"/>
             <w:text/>
           </w:sdtPr>
@@ -292,7 +292,7 @@
             <w:placeholder>
               <w:docPart w:val="DefaultPlaceholder_-1854013440"/>
             </w:placeholder>
-            <w:dataBinding w:prefixMappings="&lt;xmlns:ns0='urn:microsoft-dynamics-nav/reports/Standard_Statement/1316/' " w:xpath="/ns0:NavWordReportXmlPart[1]/ns0:Customer[1]/ns0:Integer[1]/ns0:CompanyAddr4[1]" w:storeItemID="{00000000-0000-0000-0000-000000000000}"/>
+            <w:dataBinding w:prefixMappings="xmlns:ns0='urn:microsoft-dynamics-nav/reports/Standard_Statement/1316/'" w:xpath="/ns0:NavWordReportXmlPart[1]/ns0:Customer[1]/ns0:Integer[1]/ns0:CompanyAddr4[1]" w:storeItemID="{00000000-0000-0000-0000-000000000000}"/>
             <w15:color w:val="808080"/>
             <w:text/>
           </w:sdtPr>
@@ -327,7 +327,7 @@
             <w:placeholder>
               <w:docPart w:val="DefaultPlaceholder_-1854013440"/>
             </w:placeholder>
-            <w:dataBinding w:prefixMappings="&lt;xmlns:ns0='urn:microsoft-dynamics-nav/reports/Standard_Statement/1316/' " w:xpath="/ns0:NavWordReportXmlPart[1]/ns0:Customer[1]/ns0:Integer[1]/ns0:CustAddr5[1]" w:storeItemID="{00000000-0000-0000-0000-000000000000}"/>
+            <w:dataBinding w:prefixMappings="xmlns:ns0='urn:microsoft-dynamics-nav/reports/Standard_Statement/1316/'" w:xpath="/ns0:NavWordReportXmlPart[1]/ns0:Customer[1]/ns0:Integer[1]/ns0:CustAddr5[1]" w:storeItemID="{00000000-0000-0000-0000-000000000000}"/>
             <w15:color w:val="808080"/>
             <w:text/>
           </w:sdtPr>
@@ -365,7 +365,7 @@
             <w:placeholder>
               <w:docPart w:val="DefaultPlaceholder_-1854013440"/>
             </w:placeholder>
-            <w:dataBinding w:prefixMappings="&lt;xmlns:ns0='urn:microsoft-dynamics-nav/reports/Standard_Statement/1316/' " w:xpath="/ns0:NavWordReportXmlPart[1]/ns0:Customer[1]/ns0:Integer[1]/ns0:CompanyAddr5[1]" w:storeItemID="{00000000-0000-0000-0000-000000000000}"/>
+            <w:dataBinding w:prefixMappings="xmlns:ns0='urn:microsoft-dynamics-nav/reports/Standard_Statement/1316/'" w:xpath="/ns0:NavWordReportXmlPart[1]/ns0:Customer[1]/ns0:Integer[1]/ns0:CompanyAddr5[1]" w:storeItemID="{00000000-0000-0000-0000-000000000000}"/>
             <w15:color w:val="808080"/>
             <w:text/>
           </w:sdtPr>
@@ -417,7 +417,7 @@
             <w:placeholder>
               <w:docPart w:val="DefaultPlaceholder_-1854013440"/>
             </w:placeholder>
-            <w:dataBinding w:prefixMappings="&lt;xmlns:ns0='urn:microsoft-dynamics-nav/reports/Standard_Statement/1316/' " w:xpath="/ns0:NavWordReportXmlPart[1]/ns0:Customer[1]/ns0:Integer[1]/ns0:DocDateCaption[1]" w:storeItemID="{00000000-0000-0000-0000-000000000000}"/>
+            <w:dataBinding w:prefixMappings="xmlns:ns0='urn:microsoft-dynamics-nav/reports/Standard_Statement/1316/'" w:xpath="/ns0:NavWordReportXmlPart[1]/ns0:Customer[1]/ns0:Integer[1]/ns0:DocDateCaption[1]" w:storeItemID="{00000000-0000-0000-0000-000000000000}"/>
             <w15:color w:val="808080"/>
             <w:text/>
           </w:sdtPr>
@@ -448,7 +448,7 @@
             <w:placeholder>
               <w:docPart w:val="DefaultPlaceholder_-1854013440"/>
             </w:placeholder>
-            <w:dataBinding w:prefixMappings="&lt;xmlns:ns0='urn:microsoft-dynamics-nav/reports/Standard_Statement/1316/' " w:xpath="/ns0:NavWordReportXmlPart[1]/ns0:Customer[1]/ns0:Integer[1]/ns0:StatementCaption[1]" w:storeItemID="{00000000-0000-0000-0000-000000000000}"/>
+            <w:dataBinding w:prefixMappings="xmlns:ns0='urn:microsoft-dynamics-nav/reports/Standard_Statement/1316/'" w:xpath="/ns0:NavWordReportXmlPart[1]/ns0:Customer[1]/ns0:Integer[1]/ns0:StatementCaption[1]" w:storeItemID="{00000000-0000-0000-0000-000000000000}"/>
             <w15:color w:val="808080"/>
             <w:text/>
           </w:sdtPr>
@@ -479,7 +479,7 @@
             <w:placeholder>
               <w:docPart w:val="DefaultPlaceholder_-1854013440"/>
             </w:placeholder>
-            <w:dataBinding w:prefixMappings="&lt;xmlns:ns0='urn:microsoft-dynamics-nav/reports/Standard_Statement/1316/' " w:xpath="/ns0:NavWordReportXmlPart[1]/ns0:Customer[1]/ns0:Integer[1]/ns0:StartDateCaption[1]" w:storeItemID="{00000000-0000-0000-0000-000000000000}"/>
+            <w:dataBinding w:prefixMappings="xmlns:ns0='urn:microsoft-dynamics-nav/reports/Standard_Statement/1316/'" w:xpath="/ns0:NavWordReportXmlPart[1]/ns0:Customer[1]/ns0:Integer[1]/ns0:StartDateCaption[1]" w:storeItemID="{00000000-0000-0000-0000-000000000000}"/>
             <w15:color w:val="808080"/>
             <w:text/>
           </w:sdtPr>
@@ -510,7 +510,7 @@
             <w:placeholder>
               <w:docPart w:val="DefaultPlaceholder_-1854013440"/>
             </w:placeholder>
-            <w:dataBinding w:prefixMappings="&lt;xmlns:ns0='urn:microsoft-dynamics-nav/reports/Standard_Statement/1316/' " w:xpath="/ns0:NavWordReportXmlPart[1]/ns0:Customer[1]/ns0:Integer[1]/ns0:EndDateCaption[1]" w:storeItemID="{00000000-0000-0000-0000-000000000000}"/>
+            <w:dataBinding w:prefixMappings="xmlns:ns0='urn:microsoft-dynamics-nav/reports/Standard_Statement/1316/'" w:xpath="/ns0:NavWordReportXmlPart[1]/ns0:Customer[1]/ns0:Integer[1]/ns0:EndDateCaption[1]" w:storeItemID="{00000000-0000-0000-0000-000000000000}"/>
             <w15:color w:val="808080"/>
             <w:text/>
           </w:sdtPr>
@@ -547,7 +547,7 @@
             <w:placeholder>
               <w:docPart w:val="DefaultPlaceholder_-1854013440"/>
             </w:placeholder>
-            <w:dataBinding w:prefixMappings="&lt;xmlns:ns0='urn:microsoft-dynamics-nav/reports/Standard_Statement/1316/' " w:xpath="/ns0:NavWordReportXmlPart[1]/ns0:Customer[1]/ns0:Integer[1]/ns0:TodayFormatted[1]" w:storeItemID="{00000000-0000-0000-0000-000000000000}"/>
+            <w:dataBinding w:prefixMappings="xmlns:ns0='urn:microsoft-dynamics-nav/reports/Standard_Statement/1316/'" w:xpath="/ns0:NavWordReportXmlPart[1]/ns0:Customer[1]/ns0:Integer[1]/ns0:TodayFormatted[1]" w:storeItemID="{00000000-0000-0000-0000-000000000000}"/>
             <w15:color w:val="808080"/>
             <w:text/>
           </w:sdtPr>
@@ -577,7 +577,7 @@
             <w:placeholder>
               <w:docPart w:val="DefaultPlaceholder_-1854013440"/>
             </w:placeholder>
-            <w:dataBinding w:prefixMappings="&lt;xmlns:ns0='urn:microsoft-dynamics-nav/reports/Standard_Statement/1316/' " w:xpath="/ns0:NavWordReportXmlPart[1]/ns0:Customer[1]/ns0:Integer[1]/ns0:LastStatmntNo_Cust[1]" w:storeItemID="{00000000-0000-0000-0000-000000000000}"/>
+            <w:dataBinding w:prefixMappings="xmlns:ns0='urn:microsoft-dynamics-nav/reports/Standard_Statement/1316/'" w:xpath="/ns0:NavWordReportXmlPart[1]/ns0:Customer[1]/ns0:Integer[1]/ns0:LastStatmntNo_Cust[1]" w:storeItemID="{00000000-0000-0000-0000-000000000000}"/>
             <w15:color w:val="808080"/>
             <w:text/>
           </w:sdtPr>
@@ -607,7 +607,7 @@
             <w:placeholder>
               <w:docPart w:val="DefaultPlaceholder_-1854013440"/>
             </w:placeholder>
-            <w:dataBinding w:prefixMappings="&lt;xmlns:ns0='urn:microsoft-dynamics-nav/reports/Standard_Statement/1316/' " w:xpath="/ns0:NavWordReportXmlPart[1]/ns0:Customer[1]/ns0:Integer[1]/ns0:StartDate[1]" w:storeItemID="{00000000-0000-0000-0000-000000000000}"/>
+            <w:dataBinding w:prefixMappings="xmlns:ns0='urn:microsoft-dynamics-nav/reports/Standard_Statement/1316/'" w:xpath="/ns0:NavWordReportXmlPart[1]/ns0:Customer[1]/ns0:Integer[1]/ns0:StartDate[1]" w:storeItemID="{00000000-0000-0000-0000-000000000000}"/>
             <w15:color w:val="808080"/>
             <w:text/>
           </w:sdtPr>
@@ -635,7 +635,7 @@
             <w:placeholder>
               <w:docPart w:val="DefaultPlaceholder_-1854013440"/>
             </w:placeholder>
-            <w:dataBinding w:prefixMappings="&lt;xmlns:ns0='urn:microsoft-dynamics-nav/reports/Standard_Statement/1316/' " w:xpath="/ns0:NavWordReportXmlPart[1]/ns0:Customer[1]/ns0:Integer[1]/ns0:EndDate[1]" w:storeItemID="{00000000-0000-0000-0000-000000000000}"/>
+            <w:dataBinding w:prefixMappings="xmlns:ns0='urn:microsoft-dynamics-nav/reports/Standard_Statement/1316/'" w:xpath="/ns0:NavWordReportXmlPart[1]/ns0:Customer[1]/ns0:Integer[1]/ns0:EndDate[1]" w:storeItemID="{00000000-0000-0000-0000-000000000000}"/>
             <w15:color w:val="808080"/>
             <w:text/>
           </w:sdtPr>
@@ -693,7 +693,7 @@
             <w:placeholder>
               <w:docPart w:val="84AD6FFC37814341BA32EE98935F22F2"/>
             </w:placeholder>
-            <w:dataBinding w:prefixMappings="&lt;xmlns:ns0='urn:microsoft-dynamics-nav/reports/Standard_Statement/1316/' " w:xpath="/ns0:NavWordReportXmlPart[1]/ns0:Customer[1]/ns0:Integer[1]/ns0:PostDate_DtldCustLedgEntriesCaption[1]" w:storeItemID="{E88124C9-8BD3-486B-8F5D-721907E0A112}"/>
+            <w:dataBinding w:prefixMappings="xmlns:ns0='urn:microsoft-dynamics-nav/reports/Standard_Statement/1316/'" w:xpath="/ns0:NavWordReportXmlPart[1]/ns0:Customer[1]/ns0:Integer[1]/ns0:PostDate_DtldCustLedgEntriesCaption[1]" w:storeItemID="{E88124C9-8BD3-486B-8F5D-721907E0A112}"/>
             <w:text/>
           </w:sdtPr>
           <w:sdtContent>
@@ -701,7 +701,7 @@
               <w:tcPr>
                 <w:tcW w:w="680" w:type="pct"/>
                 <w:tcBorders>
-                  <w:bottom w:val="single" w:sz="4" w:space="0" w:color="auto"/>
+                  <w:bottom w:val="single" w:color="auto" w:sz="4" w:space="0"/>
                 </w:tcBorders>
               </w:tcPr>
               <w:p>
@@ -726,7 +726,7 @@
             <w:placeholder>
               <w:docPart w:val="84AD6FFC37814341BA32EE98935F22F2"/>
             </w:placeholder>
-            <w:dataBinding w:prefixMappings="&lt;xmlns:ns0='urn:microsoft-dynamics-nav/reports/Standard_Statement/1316/' " w:xpath="/ns0:NavWordReportXmlPart[1]/ns0:Customer[1]/ns0:Integer[1]/ns0:DocNo_DtldCustLedgEntriesCaption[1]" w:storeItemID="{E88124C9-8BD3-486B-8F5D-721907E0A112}"/>
+            <w:dataBinding w:prefixMappings="xmlns:ns0='urn:microsoft-dynamics-nav/reports/Standard_Statement/1316/'" w:xpath="/ns0:NavWordReportXmlPart[1]/ns0:Customer[1]/ns0:Integer[1]/ns0:DocNo_DtldCustLedgEntriesCaption[1]" w:storeItemID="{E88124C9-8BD3-486B-8F5D-721907E0A112}"/>
             <w:text/>
           </w:sdtPr>
           <w:sdtContent>
@@ -734,7 +734,7 @@
               <w:tcPr>
                 <w:tcW w:w="773" w:type="pct"/>
                 <w:tcBorders>
-                  <w:bottom w:val="single" w:sz="4" w:space="0" w:color="auto"/>
+                  <w:bottom w:val="single" w:color="auto" w:sz="4" w:space="0"/>
                 </w:tcBorders>
               </w:tcPr>
               <w:p>
@@ -759,7 +759,7 @@
             <w:placeholder>
               <w:docPart w:val="84AD6FFC37814341BA32EE98935F22F2"/>
             </w:placeholder>
-            <w:dataBinding w:prefixMappings="&lt;xmlns:ns0='urn:microsoft-dynamics-nav/reports/Standard_Statement/1316/' " w:xpath="/ns0:NavWordReportXmlPart[1]/ns0:Customer[1]/ns0:Integer[1]/ns0:Desc_CustLedgEntry2Caption[1]" w:storeItemID="{E88124C9-8BD3-486B-8F5D-721907E0A112}"/>
+            <w:dataBinding w:prefixMappings="xmlns:ns0='urn:microsoft-dynamics-nav/reports/Standard_Statement/1316/'" w:xpath="/ns0:NavWordReportXmlPart[1]/ns0:Customer[1]/ns0:Integer[1]/ns0:Desc_CustLedgEntry2Caption[1]" w:storeItemID="{E88124C9-8BD3-486B-8F5D-721907E0A112}"/>
             <w:text/>
           </w:sdtPr>
           <w:sdtContent>
@@ -767,7 +767,7 @@
               <w:tcPr>
                 <w:tcW w:w="819" w:type="pct"/>
                 <w:tcBorders>
-                  <w:bottom w:val="single" w:sz="4" w:space="0" w:color="auto"/>
+                  <w:bottom w:val="single" w:color="auto" w:sz="4" w:space="0"/>
                 </w:tcBorders>
               </w:tcPr>
               <w:p>
@@ -790,7 +790,7 @@
             <w:placeholder>
               <w:docPart w:val="84AD6FFC37814341BA32EE98935F22F2"/>
             </w:placeholder>
-            <w:dataBinding w:prefixMappings="&lt;xmlns:ns0='urn:microsoft-dynamics-nav/reports/Standard_Statement/1316/' " w:xpath="/ns0:NavWordReportXmlPart[1]/ns0:Customer[1]/ns0:Integer[1]/ns0:DueDate_CustLedgEntry2Caption[1]" w:storeItemID="{E88124C9-8BD3-486B-8F5D-721907E0A112}"/>
+            <w:dataBinding w:prefixMappings="xmlns:ns0='urn:microsoft-dynamics-nav/reports/Standard_Statement/1316/'" w:xpath="/ns0:NavWordReportXmlPart[1]/ns0:Customer[1]/ns0:Integer[1]/ns0:DueDate_CustLedgEntry2Caption[1]" w:storeItemID="{E88124C9-8BD3-486B-8F5D-721907E0A112}"/>
             <w:text/>
           </w:sdtPr>
           <w:sdtContent>
@@ -799,7 +799,7 @@
                 <w:tcW w:w="620" w:type="pct"/>
                 <w:gridSpan w:val="2"/>
                 <w:tcBorders>
-                  <w:bottom w:val="single" w:sz="4" w:space="0" w:color="auto"/>
+                  <w:bottom w:val="single" w:color="auto" w:sz="4" w:space="0"/>
                 </w:tcBorders>
               </w:tcPr>
               <w:p>
@@ -822,7 +822,7 @@
             <w:placeholder>
               <w:docPart w:val="84AD6FFC37814341BA32EE98935F22F2"/>
             </w:placeholder>
-            <w:dataBinding w:prefixMappings="&lt;xmlns:ns0='urn:microsoft-dynamics-nav/reports/Standard_Statement/1316/' " w:xpath="/ns0:NavWordReportXmlPart[1]/ns0:Customer[1]/ns0:Integer[1]/ns0:OriginalAmt_CustLedgEntry2Caption[1]" w:storeItemID="{E88124C9-8BD3-486B-8F5D-721907E0A112}"/>
+            <w:dataBinding w:prefixMappings="xmlns:ns0='urn:microsoft-dynamics-nav/reports/Standard_Statement/1316/'" w:xpath="/ns0:NavWordReportXmlPart[1]/ns0:Customer[1]/ns0:Integer[1]/ns0:OriginalAmt_CustLedgEntry2Caption[1]" w:storeItemID="{E88124C9-8BD3-486B-8F5D-721907E0A112}"/>
             <w:text/>
           </w:sdtPr>
           <w:sdtContent>
@@ -830,7 +830,7 @@
               <w:tcPr>
                 <w:tcW w:w="766" w:type="pct"/>
                 <w:tcBorders>
-                  <w:bottom w:val="single" w:sz="4" w:space="0" w:color="auto"/>
+                  <w:bottom w:val="single" w:color="auto" w:sz="4" w:space="0"/>
                 </w:tcBorders>
               </w:tcPr>
               <w:p>
@@ -854,7 +854,7 @@
             <w:placeholder>
               <w:docPart w:val="84AD6FFC37814341BA32EE98935F22F2"/>
             </w:placeholder>
-            <w:dataBinding w:prefixMappings="&lt;xmlns:ns0='urn:microsoft-dynamics-nav/reports/Standard_Statement/1316/' " w:xpath="/ns0:NavWordReportXmlPart[1]/ns0:Customer[1]/ns0:Integer[1]/ns0:RemainAmtCustLedgEntry2Caption[1]" w:storeItemID="{E88124C9-8BD3-486B-8F5D-721907E0A112}"/>
+            <w:dataBinding w:prefixMappings="xmlns:ns0='urn:microsoft-dynamics-nav/reports/Standard_Statement/1316/'" w:xpath="/ns0:NavWordReportXmlPart[1]/ns0:Customer[1]/ns0:Integer[1]/ns0:RemainAmtCustLedgEntry2Caption[1]" w:storeItemID="{E88124C9-8BD3-486B-8F5D-721907E0A112}"/>
             <w:text/>
           </w:sdtPr>
           <w:sdtContent>
@@ -862,7 +862,7 @@
               <w:tcPr>
                 <w:tcW w:w="741" w:type="pct"/>
                 <w:tcBorders>
-                  <w:bottom w:val="single" w:sz="4" w:space="0" w:color="auto"/>
+                  <w:bottom w:val="single" w:color="auto" w:sz="4" w:space="0"/>
                 </w:tcBorders>
               </w:tcPr>
               <w:p>
@@ -886,7 +886,7 @@
             <w:placeholder>
               <w:docPart w:val="84AD6FFC37814341BA32EE98935F22F2"/>
             </w:placeholder>
-            <w:dataBinding w:prefixMappings="&lt;xmlns:ns0='urn:microsoft-dynamics-nav/reports/Standard_Statement/1316/' " w:xpath="/ns0:NavWordReportXmlPart[1]/ns0:Customer[1]/ns0:Integer[1]/ns0:CustBalanceCaption[1]" w:storeItemID="{E88124C9-8BD3-486B-8F5D-721907E0A112}"/>
+            <w:dataBinding w:prefixMappings="xmlns:ns0='urn:microsoft-dynamics-nav/reports/Standard_Statement/1316/'" w:xpath="/ns0:NavWordReportXmlPart[1]/ns0:Customer[1]/ns0:Integer[1]/ns0:CustBalanceCaption[1]" w:storeItemID="{E88124C9-8BD3-486B-8F5D-721907E0A112}"/>
             <w:text/>
           </w:sdtPr>
           <w:sdtContent>
@@ -894,7 +894,7 @@
               <w:tcPr>
                 <w:tcW w:w="601" w:type="pct"/>
                 <w:tcBorders>
-                  <w:bottom w:val="single" w:sz="4" w:space="0" w:color="auto"/>
+                  <w:bottom w:val="single" w:color="auto" w:sz="4" w:space="0"/>
                 </w:tcBorders>
               </w:tcPr>
               <w:p>
@@ -916,14 +916,14 @@
       <w:sdt>
         <w:sdtPr>
           <w:rPr>
-            <w:rFonts w:asciiTheme="majorHAnsi" w:eastAsiaTheme="majorEastAsia" w:hAnsiTheme="majorHAnsi" w:cstheme="majorBidi"/>
+            <w:rFonts w:asciiTheme="majorHAnsi" w:hAnsiTheme="majorHAnsi" w:eastAsiaTheme="majorEastAsia" w:cstheme="majorBidi"/>
             <w:lang w:val="en-US" w:eastAsia="en-US"/>
             <w14:numSpacing w14:val="tabular"/>
           </w:rPr>
           <w:alias w:val="#Nav: /Customer/Integer/CurrencyLoop"/>
           <w:tag w:val="#Nav: Standard_Statement/1316"/>
           <w:id w:val="1014504409"/>
-          <w15:dataBinding w:prefixMappings="&lt;xmlns:ns0='urn:microsoft-dynamics-nav/reports/Standard_Statement/1316/' " w:xpath="/ns0:NavWordReportXmlPart[1]/ns0:Customer[1]/ns0:Integer[1]/ns0:CurrencyLoop" w:storeItemID="{E88124C9-8BD3-486B-8F5D-721907E0A112}"/>
+          <w15:dataBinding w:prefixMappings="xmlns:ns0='urn:microsoft-dynamics-nav/reports/Standard_Statement/1316/'" w:xpath="/ns0:NavWordReportXmlPart[1]/ns0:Customer[1]/ns0:Integer[1]/ns0:CurrencyLoop" w:storeItemID="{E88124C9-8BD3-486B-8F5D-721907E0A112}"/>
           <w15:repeatingSection/>
         </w:sdtPr>
         <w:sdtEndPr>
@@ -935,7 +935,7 @@
           <w:sdt>
             <w:sdtPr>
               <w:rPr>
-                <w:rFonts w:asciiTheme="majorHAnsi" w:eastAsiaTheme="majorEastAsia" w:hAnsiTheme="majorHAnsi" w:cstheme="majorBidi"/>
+                <w:rFonts w:asciiTheme="majorHAnsi" w:hAnsiTheme="majorHAnsi" w:eastAsiaTheme="majorEastAsia" w:cstheme="majorBidi"/>
                 <w:lang w:val="en-US" w:eastAsia="en-US"/>
                 <w14:numSpacing w14:val="tabular"/>
               </w:rPr>
@@ -962,7 +962,7 @@
                     <w:tcW w:w="2501" w:type="pct"/>
                     <w:gridSpan w:val="4"/>
                     <w:tcBorders>
-                      <w:top w:val="single" w:sz="4" w:space="0" w:color="auto"/>
+                      <w:top w:val="single" w:color="auto" w:sz="4" w:space="0"/>
                     </w:tcBorders>
                   </w:tcPr>
                   <w:p>
@@ -983,7 +983,7 @@
                         <w:placeholder>
                           <w:docPart w:val="C975CCE6ED3B406DBFB350118C77D777"/>
                         </w:placeholder>
-                        <w:dataBinding w:prefixMappings="&lt;xmlns:ns0='urn:microsoft-dynamics-nav/reports/Standard_Statement/1316/' " w:xpath="/ns0:NavWordReportXmlPart[1]/ns0:Customer[1]/ns0:Integer[1]/ns0:CurrencyLoop[1]/ns0:CustLedgEntryHdr[1]/ns0:Currency2Code_CustLedgEntryHdr[1]" w:storeItemID="{E88124C9-8BD3-486B-8F5D-721907E0A112}"/>
+                        <w:dataBinding w:prefixMappings="xmlns:ns0='urn:microsoft-dynamics-nav/reports/Standard_Statement/1316/'" w:xpath="/ns0:NavWordReportXmlPart[1]/ns0:Customer[1]/ns0:Integer[1]/ns0:CurrencyLoop[1]/ns0:CustLedgEntryHdr[1]/ns0:Currency2Code_CustLedgEntryHdr[1]" w:storeItemID="{E88124C9-8BD3-486B-8F5D-721907E0A112}"/>
                         <w:text/>
                       </w:sdtPr>
                       <w:sdtContent>
@@ -1008,7 +1008,7 @@
                     <w:placeholder>
                       <w:docPart w:val="B5FE8A5B18884D838A561AFD71D945C8"/>
                     </w:placeholder>
-                    <w:dataBinding w:prefixMappings="&lt;xmlns:ns0='urn:microsoft-dynamics-nav/reports/Standard_Statement/1316/' " w:xpath="/ns0:NavWordReportXmlPart[1]/ns0:Customer[1]/ns0:Integer[1]/ns0:CurrencyLoop[1]/ns0:CustLedgEntryHdr[1]/ns0:StartBalance[1]" w:storeItemID="{E88124C9-8BD3-486B-8F5D-721907E0A112}"/>
+                    <w:dataBinding w:prefixMappings="xmlns:ns0='urn:microsoft-dynamics-nav/reports/Standard_Statement/1316/'" w:xpath="/ns0:NavWordReportXmlPart[1]/ns0:Customer[1]/ns0:Integer[1]/ns0:CurrencyLoop[1]/ns0:CustLedgEntryHdr[1]/ns0:StartBalance[1]" w:storeItemID="{E88124C9-8BD3-486B-8F5D-721907E0A112}"/>
                     <w:text/>
                   </w:sdtPr>
                   <w:sdtContent>
@@ -1017,7 +1017,7 @@
                         <w:tcW w:w="2499" w:type="pct"/>
                         <w:gridSpan w:val="4"/>
                         <w:tcBorders>
-                          <w:top w:val="single" w:sz="4" w:space="0" w:color="auto"/>
+                          <w:top w:val="single" w:color="auto" w:sz="4" w:space="0"/>
                         </w:tcBorders>
                       </w:tcPr>
                       <w:p>
@@ -1049,7 +1049,7 @@
                   <w:alias w:val="#Nav: /Customer/Integer/CurrencyLoop/CustLedgEntryHdr/DtldCustLedgEntries"/>
                   <w:tag w:val="#Nav: Standard_Statement/1316"/>
                   <w:id w:val="-772240811"/>
-                  <w15:dataBinding w:prefixMappings="&lt;xmlns:ns0='urn:microsoft-dynamics-nav/reports/Standard_Statement/1316/' " w:xpath="/ns0:NavWordReportXmlPart[1]/ns0:Customer[1]/ns0:Integer[1]/ns0:CurrencyLoop[1]/ns0:CustLedgEntryHdr[1]/ns0:DtldCustLedgEntries" w:storeItemID="{E88124C9-8BD3-486B-8F5D-721907E0A112}"/>
+                  <w15:dataBinding w:prefixMappings="xmlns:ns0='urn:microsoft-dynamics-nav/reports/Standard_Statement/1316/'" w:xpath="/ns0:NavWordReportXmlPart[1]/ns0:Customer[1]/ns0:Integer[1]/ns0:CurrencyLoop[1]/ns0:CustLedgEntryHdr[1]/ns0:DtldCustLedgEntries" w:storeItemID="{E88124C9-8BD3-486B-8F5D-721907E0A112}"/>
                   <w15:repeatingSection/>
                 </w:sdtPr>
                 <w:sdtContent>
@@ -1087,7 +1087,7 @@
                             <w:placeholder>
                               <w:docPart w:val="84AD6FFC37814341BA32EE98935F22F2"/>
                             </w:placeholder>
-                            <w:dataBinding w:prefixMappings="&lt;xmlns:ns0='urn:microsoft-dynamics-nav/reports/Standard_Statement/1316/' " w:xpath="/ns0:NavWordReportXmlPart[1]/ns0:Customer[1]/ns0:Integer[1]/ns0:CurrencyLoop[1]/ns0:CustLedgEntryHdr[1]/ns0:DtldCustLedgEntries[1]/ns0:PostDate_DtldCustLedgEntries[1]" w:storeItemID="{E88124C9-8BD3-486B-8F5D-721907E0A112}"/>
+                            <w:dataBinding w:prefixMappings="xmlns:ns0='urn:microsoft-dynamics-nav/reports/Standard_Statement/1316/'" w:xpath="/ns0:NavWordReportXmlPart[1]/ns0:Customer[1]/ns0:Integer[1]/ns0:CurrencyLoop[1]/ns0:CustLedgEntryHdr[1]/ns0:DtldCustLedgEntries[1]/ns0:PostDate_DtldCustLedgEntries[1]" w:storeItemID="{E88124C9-8BD3-486B-8F5D-721907E0A112}"/>
                             <w:text/>
                           </w:sdtPr>
                           <w:sdtContent>
@@ -1125,7 +1125,7 @@
                             <w:placeholder>
                               <w:docPart w:val="84AD6FFC37814341BA32EE98935F22F2"/>
                             </w:placeholder>
-                            <w:dataBinding w:prefixMappings="&lt;xmlns:ns0='urn:microsoft-dynamics-nav/reports/Standard_Statement/1316/' " w:xpath="/ns0:NavWordReportXmlPart[1]/ns0:Customer[1]/ns0:Integer[1]/ns0:CurrencyLoop[1]/ns0:CustLedgEntryHdr[1]/ns0:DtldCustLedgEntries[1]/ns0:DocNo_DtldCustLedgEntries[1]" w:storeItemID="{E88124C9-8BD3-486B-8F5D-721907E0A112}"/>
+                            <w:dataBinding w:prefixMappings="xmlns:ns0='urn:microsoft-dynamics-nav/reports/Standard_Statement/1316/'" w:xpath="/ns0:NavWordReportXmlPart[1]/ns0:Customer[1]/ns0:Integer[1]/ns0:CurrencyLoop[1]/ns0:CustLedgEntryHdr[1]/ns0:DtldCustLedgEntries[1]/ns0:DocNo_DtldCustLedgEntries[1]" w:storeItemID="{E88124C9-8BD3-486B-8F5D-721907E0A112}"/>
                             <w:text/>
                           </w:sdtPr>
                           <w:sdtContent>
@@ -1163,7 +1163,7 @@
                             <w:placeholder>
                               <w:docPart w:val="84AD6FFC37814341BA32EE98935F22F2"/>
                             </w:placeholder>
-                            <w:dataBinding w:prefixMappings="&lt;xmlns:ns0='urn:microsoft-dynamics-nav/reports/Standard_Statement/1316/' " w:xpath="/ns0:NavWordReportXmlPart[1]/ns0:Customer[1]/ns0:Integer[1]/ns0:CurrencyLoop[1]/ns0:CustLedgEntryHdr[1]/ns0:DtldCustLedgEntries[1]/ns0:Description[1]" w:storeItemID="{E88124C9-8BD3-486B-8F5D-721907E0A112}"/>
+                            <w:dataBinding w:prefixMappings="xmlns:ns0='urn:microsoft-dynamics-nav/reports/Standard_Statement/1316/'" w:xpath="/ns0:NavWordReportXmlPart[1]/ns0:Customer[1]/ns0:Integer[1]/ns0:CurrencyLoop[1]/ns0:CustLedgEntryHdr[1]/ns0:DtldCustLedgEntries[1]/ns0:Description[1]" w:storeItemID="{E88124C9-8BD3-486B-8F5D-721907E0A112}"/>
                             <w:text/>
                           </w:sdtPr>
                           <w:sdtContent>
@@ -1217,7 +1217,7 @@
                                 <w:placeholder>
                                   <w:docPart w:val="84AD6FFC37814341BA32EE98935F22F2"/>
                                 </w:placeholder>
-                                <w:dataBinding w:prefixMappings="&lt;xmlns:ns0='urn:microsoft-dynamics-nav/reports/Standard_Statement/1316/' " w:xpath="/ns0:NavWordReportXmlPart[1]/ns0:Customer[1]/ns0:Integer[1]/ns0:CurrencyLoop[1]/ns0:CustLedgEntryHdr[1]/ns0:DtldCustLedgEntries[1]/ns0:DueDate_DtldCustLedgEntries[1]" w:storeItemID="{E88124C9-8BD3-486B-8F5D-721907E0A112}"/>
+                                <w:dataBinding w:prefixMappings="xmlns:ns0='urn:microsoft-dynamics-nav/reports/Standard_Statement/1316/'" w:xpath="/ns0:NavWordReportXmlPart[1]/ns0:Customer[1]/ns0:Integer[1]/ns0:CurrencyLoop[1]/ns0:CustLedgEntryHdr[1]/ns0:DtldCustLedgEntries[1]/ns0:DueDate_DtldCustLedgEntries[1]" w:storeItemID="{E88124C9-8BD3-486B-8F5D-721907E0A112}"/>
                                 <w:text/>
                               </w:sdtPr>
                               <w:sdtContent>
@@ -1244,7 +1244,7 @@
                             <w:placeholder>
                               <w:docPart w:val="84AD6FFC37814341BA32EE98935F22F2"/>
                             </w:placeholder>
-                            <w:dataBinding w:prefixMappings="&lt;xmlns:ns0='urn:microsoft-dynamics-nav/reports/Standard_Statement/1316/' " w:xpath="/ns0:NavWordReportXmlPart[1]/ns0:Customer[1]/ns0:Integer[1]/ns0:CurrencyLoop[1]/ns0:CustLedgEntryHdr[1]/ns0:DtldCustLedgEntries[1]/ns0:Amt_DtldCustLedgEntries[1]" w:storeItemID="{E88124C9-8BD3-486B-8F5D-721907E0A112}"/>
+                            <w:dataBinding w:prefixMappings="xmlns:ns0='urn:microsoft-dynamics-nav/reports/Standard_Statement/1316/'" w:xpath="/ns0:NavWordReportXmlPart[1]/ns0:Customer[1]/ns0:Integer[1]/ns0:CurrencyLoop[1]/ns0:CustLedgEntryHdr[1]/ns0:DtldCustLedgEntries[1]/ns0:Amt_DtldCustLedgEntries[1]" w:storeItemID="{E88124C9-8BD3-486B-8F5D-721907E0A112}"/>
                             <w:text/>
                           </w:sdtPr>
                           <w:sdtContent>
@@ -1283,7 +1283,7 @@
                             <w:placeholder>
                               <w:docPart w:val="84AD6FFC37814341BA32EE98935F22F2"/>
                             </w:placeholder>
-                            <w:dataBinding w:prefixMappings="&lt;xmlns:ns0='urn:microsoft-dynamics-nav/reports/Standard_Statement/1316/' " w:xpath="/ns0:NavWordReportXmlPart[1]/ns0:Customer[1]/ns0:Integer[1]/ns0:CurrencyLoop[1]/ns0:CustLedgEntryHdr[1]/ns0:DtldCustLedgEntries[1]/ns0:RemainAmt_DtldCustLedgEntries[1]" w:storeItemID="{E88124C9-8BD3-486B-8F5D-721907E0A112}"/>
+                            <w:dataBinding w:prefixMappings="xmlns:ns0='urn:microsoft-dynamics-nav/reports/Standard_Statement/1316/'" w:xpath="/ns0:NavWordReportXmlPart[1]/ns0:Customer[1]/ns0:Integer[1]/ns0:CurrencyLoop[1]/ns0:CustLedgEntryHdr[1]/ns0:DtldCustLedgEntries[1]/ns0:RemainAmt_DtldCustLedgEntries[1]" w:storeItemID="{E88124C9-8BD3-486B-8F5D-721907E0A112}"/>
                             <w:text/>
                           </w:sdtPr>
                           <w:sdtContent>
@@ -1322,7 +1322,7 @@
                             <w:placeholder>
                               <w:docPart w:val="84AD6FFC37814341BA32EE98935F22F2"/>
                             </w:placeholder>
-                            <w:dataBinding w:prefixMappings="&lt;xmlns:ns0='urn:microsoft-dynamics-nav/reports/Standard_Statement/1316/' " w:xpath="/ns0:NavWordReportXmlPart[1]/ns0:Customer[1]/ns0:Integer[1]/ns0:CurrencyLoop[1]/ns0:CustLedgEntryHdr[1]/ns0:DtldCustLedgEntries[1]/ns0:CustBalance[1]" w:storeItemID="{E88124C9-8BD3-486B-8F5D-721907E0A112}"/>
+                            <w:dataBinding w:prefixMappings="xmlns:ns0='urn:microsoft-dynamics-nav/reports/Standard_Statement/1316/'" w:xpath="/ns0:NavWordReportXmlPart[1]/ns0:Customer[1]/ns0:Integer[1]/ns0:CurrencyLoop[1]/ns0:CustLedgEntryHdr[1]/ns0:DtldCustLedgEntries[1]/ns0:CustBalance[1]" w:storeItemID="{E88124C9-8BD3-486B-8F5D-721907E0A112}"/>
                             <w:text/>
                           </w:sdtPr>
                           <w:sdtContent>
@@ -1375,7 +1375,7 @@
                           <w:tcPr>
                             <w:tcW w:w="680" w:type="pct"/>
                             <w:tcBorders>
-                              <w:bottom w:val="single" w:sz="4" w:space="0" w:color="auto"/>
+                              <w:bottom w:val="single" w:color="auto" w:sz="4" w:space="0"/>
                             </w:tcBorders>
                           </w:tcPr>
                           <w:p>
@@ -1391,7 +1391,7 @@
                           <w:tcPr>
                             <w:tcW w:w="773" w:type="pct"/>
                             <w:tcBorders>
-                              <w:bottom w:val="single" w:sz="4" w:space="0" w:color="auto"/>
+                              <w:bottom w:val="single" w:color="auto" w:sz="4" w:space="0"/>
                             </w:tcBorders>
                           </w:tcPr>
                           <w:p>
@@ -1407,7 +1407,7 @@
                           <w:tcPr>
                             <w:tcW w:w="819" w:type="pct"/>
                             <w:tcBorders>
-                              <w:bottom w:val="single" w:sz="4" w:space="0" w:color="auto"/>
+                              <w:bottom w:val="single" w:color="auto" w:sz="4" w:space="0"/>
                             </w:tcBorders>
                           </w:tcPr>
                           <w:p>
@@ -1424,7 +1424,7 @@
                             <w:tcW w:w="620" w:type="pct"/>
                             <w:gridSpan w:val="2"/>
                             <w:tcBorders>
-                              <w:bottom w:val="single" w:sz="4" w:space="0" w:color="auto"/>
+                              <w:bottom w:val="single" w:color="auto" w:sz="4" w:space="0"/>
                             </w:tcBorders>
                           </w:tcPr>
                           <w:p>
@@ -1440,7 +1440,7 @@
                           <w:tcPr>
                             <w:tcW w:w="766" w:type="pct"/>
                             <w:tcBorders>
-                              <w:bottom w:val="single" w:sz="4" w:space="0" w:color="auto"/>
+                              <w:bottom w:val="single" w:color="auto" w:sz="4" w:space="0"/>
                             </w:tcBorders>
                           </w:tcPr>
                           <w:p>
@@ -1456,7 +1456,7 @@
                           <w:tcPr>
                             <w:tcW w:w="741" w:type="pct"/>
                             <w:tcBorders>
-                              <w:bottom w:val="single" w:sz="4" w:space="0" w:color="auto"/>
+                              <w:bottom w:val="single" w:color="auto" w:sz="4" w:space="0"/>
                             </w:tcBorders>
                           </w:tcPr>
                           <w:p>
@@ -1472,7 +1472,7 @@
                           <w:tcPr>
                             <w:tcW w:w="601" w:type="pct"/>
                             <w:tcBorders>
-                              <w:bottom w:val="single" w:sz="4" w:space="0" w:color="auto"/>
+                              <w:bottom w:val="single" w:color="auto" w:sz="4" w:space="0"/>
                             </w:tcBorders>
                           </w:tcPr>
                           <w:p>
@@ -1500,15 +1500,15 @@
                     <w:tcW w:w="2892" w:type="pct"/>
                     <w:gridSpan w:val="5"/>
                     <w:tcBorders>
-                      <w:top w:val="single" w:sz="4" w:space="0" w:color="auto"/>
-                      <w:bottom w:val="single" w:sz="4" w:space="0" w:color="auto"/>
+                      <w:top w:val="single" w:color="auto" w:sz="4" w:space="0"/>
+                      <w:bottom w:val="single" w:color="auto" w:sz="4" w:space="0"/>
                     </w:tcBorders>
                     <w:shd w:val="clear" w:color="FFFFFF" w:fill="FFFFFF"/>
                   </w:tcPr>
                   <w:p>
                     <w:pPr>
                       <w:pStyle w:val="NoSpacing"/>
-                      <w:spacing w:beforeLines="120" w:before="288" w:afterLines="120" w:after="288"/>
+                      <w:spacing w:before="288" w:beforeLines="120" w:after="288" w:afterLines="120"/>
                       <w:rPr>
                         <w:lang w:val="en-US" w:eastAsia="en-US"/>
                       </w:rPr>
@@ -1520,15 +1520,15 @@
                     <w:tcW w:w="1507" w:type="pct"/>
                     <w:gridSpan w:val="2"/>
                     <w:tcBorders>
-                      <w:top w:val="single" w:sz="4" w:space="0" w:color="auto"/>
-                      <w:bottom w:val="single" w:sz="4" w:space="0" w:color="auto"/>
+                      <w:top w:val="single" w:color="auto" w:sz="4" w:space="0"/>
+                      <w:bottom w:val="single" w:color="auto" w:sz="4" w:space="0"/>
                     </w:tcBorders>
                     <w:shd w:val="clear" w:color="FFFFFF" w:fill="FFFFFF"/>
                   </w:tcPr>
                   <w:p>
                     <w:pPr>
                       <w:pStyle w:val="BCLabelNumber0"/>
-                      <w:spacing w:beforeLines="120" w:before="288" w:afterLines="120" w:after="288"/>
+                      <w:spacing w:before="288" w:beforeLines="120" w:after="288" w:afterLines="120"/>
                       <w:jc w:val="right"/>
                     </w:pPr>
                     <w:sdt>
@@ -1539,7 +1539,7 @@
                         <w:placeholder>
                           <w:docPart w:val="B5FE8A5B18884D838A561AFD71D945C8"/>
                         </w:placeholder>
-                        <w:dataBinding w:prefixMappings="&lt;xmlns:ns0='urn:microsoft-dynamics-nav/reports/Standard_Statement/1316/' " w:xpath="/ns0:NavWordReportXmlPart[1]/ns0:Customer[1]/ns0:Integer[1]/ns0:CurrencyLoop[1]/ns0:Total_Caption2[1]" w:storeItemID="{E88124C9-8BD3-486B-8F5D-721907E0A112}"/>
+                        <w:dataBinding w:prefixMappings="xmlns:ns0='urn:microsoft-dynamics-nav/reports/Standard_Statement/1316/'" w:xpath="/ns0:NavWordReportXmlPart[1]/ns0:Customer[1]/ns0:Integer[1]/ns0:CurrencyLoop[1]/ns0:Total_Caption2[1]" w:storeItemID="{E88124C9-8BD3-486B-8F5D-721907E0A112}"/>
                         <w:text/>
                       </w:sdtPr>
                       <w:sdtContent>
@@ -1559,7 +1559,7 @@
                         <w:placeholder>
                           <w:docPart w:val="CABB2D0B818B459AB96EDC2AB4D9F0F7"/>
                         </w:placeholder>
-                        <w:dataBinding w:prefixMappings="&lt;xmlns:ns0='urn:microsoft-dynamics-nav/reports/Standard_Statement/1316/' " w:xpath="/ns0:NavWordReportXmlPart[1]/ns0:Customer[1]/ns0:Integer[1]/ns0:CurrencyLoop[1]/ns0:CustLedgEntryFooter[1]/ns0:CurrencyCode3_CustLedgEntryFooter[1]" w:storeItemID="{E88124C9-8BD3-486B-8F5D-721907E0A112}"/>
+                        <w:dataBinding w:prefixMappings="xmlns:ns0='urn:microsoft-dynamics-nav/reports/Standard_Statement/1316/'" w:xpath="/ns0:NavWordReportXmlPart[1]/ns0:Customer[1]/ns0:Integer[1]/ns0:CurrencyLoop[1]/ns0:CustLedgEntryFooter[1]/ns0:CurrencyCode3_CustLedgEntryFooter[1]" w:storeItemID="{E88124C9-8BD3-486B-8F5D-721907E0A112}"/>
                         <w:text/>
                       </w:sdtPr>
                       <w:sdtContent>
@@ -1578,7 +1578,7 @@
                     <w:placeholder>
                       <w:docPart w:val="B5FE8A5B18884D838A561AFD71D945C8"/>
                     </w:placeholder>
-                    <w:dataBinding w:prefixMappings="&lt;xmlns:ns0='urn:microsoft-dynamics-nav/reports/Standard_Statement/1316/' " w:xpath="/ns0:NavWordReportXmlPart[1]/ns0:Customer[1]/ns0:Integer[1]/ns0:CurrencyLoop[1]/ns0:CustLedgEntryFooter[1]/ns0:CustBalance_CustLedgEntryHdrFooter[1]" w:storeItemID="{E88124C9-8BD3-486B-8F5D-721907E0A112}"/>
+                    <w:dataBinding w:prefixMappings="xmlns:ns0='urn:microsoft-dynamics-nav/reports/Standard_Statement/1316/'" w:xpath="/ns0:NavWordReportXmlPart[1]/ns0:Customer[1]/ns0:Integer[1]/ns0:CurrencyLoop[1]/ns0:CustLedgEntryFooter[1]/ns0:CustBalance_CustLedgEntryHdrFooter[1]" w:storeItemID="{E88124C9-8BD3-486B-8F5D-721907E0A112}"/>
                     <w:text/>
                   </w:sdtPr>
                   <w:sdtContent>
@@ -1586,15 +1586,15 @@
                       <w:tcPr>
                         <w:tcW w:w="601" w:type="pct"/>
                         <w:tcBorders>
-                          <w:top w:val="single" w:sz="4" w:space="0" w:color="auto"/>
-                          <w:bottom w:val="single" w:sz="4" w:space="0" w:color="auto"/>
+                          <w:top w:val="single" w:color="auto" w:sz="4" w:space="0"/>
+                          <w:bottom w:val="single" w:color="auto" w:sz="4" w:space="0"/>
                         </w:tcBorders>
                         <w:shd w:val="clear" w:color="FFFFFF" w:fill="FFFFFF"/>
                       </w:tcPr>
                       <w:p>
                         <w:pPr>
                           <w:pStyle w:val="BCLabelNumber0"/>
-                          <w:spacing w:beforeLines="120" w:before="288" w:afterLines="120" w:after="288"/>
+                          <w:spacing w:before="288" w:beforeLines="120" w:after="288" w:afterLines="120"/>
                           <w:jc w:val="right"/>
                         </w:pPr>
                         <w:proofErr w:type="spellStart"/>
@@ -1653,7 +1653,7 @@
           <w:alias w:val="#Nav: /Customer/Integer/CurrencyLoop/OverdueVisible"/>
           <w:tag w:val="#Nav: Standard_Statement/1316"/>
           <w:id w:val="-1945292196"/>
-          <w15:dataBinding w:prefixMappings="&lt;xmlns:ns0='urn:microsoft-dynamics-nav/reports/Standard_Statement/1316/' " w:xpath="/ns0:NavWordReportXmlPart[1]/ns0:Customer[1]/ns0:Integer[1]/ns0:CurrencyLoop[1]/ns0:OverdueVisible" w:storeItemID="{E88124C9-8BD3-486B-8F5D-721907E0A112}"/>
+          <w15:dataBinding w:prefixMappings="xmlns:ns0='urn:microsoft-dynamics-nav/reports/Standard_Statement/1316/'" w:xpath="/ns0:NavWordReportXmlPart[1]/ns0:Customer[1]/ns0:Integer[1]/ns0:CurrencyLoop[1]/ns0:OverdueVisible" w:storeItemID="{E88124C9-8BD3-486B-8F5D-721907E0A112}"/>
           <w15:repeatingSection/>
         </w:sdtPr>
         <w:sdtContent>
@@ -1687,7 +1687,7 @@
                     <w:placeholder>
                       <w:docPart w:val="B5FE8A5B18884D838A561AFD71D945C8"/>
                     </w:placeholder>
-                    <w:dataBinding w:prefixMappings="&lt;xmlns:ns0='urn:microsoft-dynamics-nav/reports/Standard_Statement/1316/' " w:xpath="/ns0:NavWordReportXmlPart[1]/ns0:Customer[1]/ns0:Integer[1]/ns0:CurrencyLoop[1]/ns0:OverdueVisible[1]/ns0:PostDate_DtldCustLedgEntriesCaption2[1]" w:storeItemID="{E88124C9-8BD3-486B-8F5D-721907E0A112}"/>
+                    <w:dataBinding w:prefixMappings="xmlns:ns0='urn:microsoft-dynamics-nav/reports/Standard_Statement/1316/'" w:xpath="/ns0:NavWordReportXmlPart[1]/ns0:Customer[1]/ns0:Integer[1]/ns0:CurrencyLoop[1]/ns0:OverdueVisible[1]/ns0:PostDate_DtldCustLedgEntriesCaption2[1]" w:storeItemID="{E88124C9-8BD3-486B-8F5D-721907E0A112}"/>
                     <w:text/>
                   </w:sdtPr>
                   <w:sdtEndPr>
@@ -1700,7 +1700,7 @@
                       <w:tcPr>
                         <w:tcW w:w="680" w:type="pct"/>
                         <w:tcBorders>
-                          <w:bottom w:val="single" w:sz="4" w:space="0" w:color="auto"/>
+                          <w:bottom w:val="single" w:color="auto" w:sz="4" w:space="0"/>
                         </w:tcBorders>
                       </w:tcPr>
                       <w:p>
@@ -1722,7 +1722,7 @@
                     <w:placeholder>
                       <w:docPart w:val="B5FE8A5B18884D838A561AFD71D945C8"/>
                     </w:placeholder>
-                    <w:dataBinding w:prefixMappings="&lt;xmlns:ns0='urn:microsoft-dynamics-nav/reports/Standard_Statement/1316/' " w:xpath="/ns0:NavWordReportXmlPart[1]/ns0:Customer[1]/ns0:Integer[1]/ns0:CurrencyLoop[1]/ns0:OverdueVisible[1]/ns0:DocNo_DtldCustLedgEntriesCaption2[1]" w:storeItemID="{E88124C9-8BD3-486B-8F5D-721907E0A112}"/>
+                    <w:dataBinding w:prefixMappings="xmlns:ns0='urn:microsoft-dynamics-nav/reports/Standard_Statement/1316/'" w:xpath="/ns0:NavWordReportXmlPart[1]/ns0:Customer[1]/ns0:Integer[1]/ns0:CurrencyLoop[1]/ns0:OverdueVisible[1]/ns0:DocNo_DtldCustLedgEntriesCaption2[1]" w:storeItemID="{E88124C9-8BD3-486B-8F5D-721907E0A112}"/>
                     <w:text/>
                   </w:sdtPr>
                   <w:sdtContent>
@@ -1730,7 +1730,7 @@
                       <w:tcPr>
                         <w:tcW w:w="773" w:type="pct"/>
                         <w:tcBorders>
-                          <w:bottom w:val="single" w:sz="4" w:space="0" w:color="auto"/>
+                          <w:bottom w:val="single" w:color="auto" w:sz="4" w:space="0"/>
                         </w:tcBorders>
                       </w:tcPr>
                       <w:p>
@@ -1752,7 +1752,7 @@
                     <w:placeholder>
                       <w:docPart w:val="B5FE8A5B18884D838A561AFD71D945C8"/>
                     </w:placeholder>
-                    <w:dataBinding w:prefixMappings="&lt;xmlns:ns0='urn:microsoft-dynamics-nav/reports/Standard_Statement/1316/' " w:xpath="/ns0:NavWordReportXmlPart[1]/ns0:Customer[1]/ns0:Integer[1]/ns0:CurrencyLoop[1]/ns0:OverdueVisible[1]/ns0:Desc_CustLedgEntry2Caption2[1]" w:storeItemID="{E88124C9-8BD3-486B-8F5D-721907E0A112}"/>
+                    <w:dataBinding w:prefixMappings="xmlns:ns0='urn:microsoft-dynamics-nav/reports/Standard_Statement/1316/'" w:xpath="/ns0:NavWordReportXmlPart[1]/ns0:Customer[1]/ns0:Integer[1]/ns0:CurrencyLoop[1]/ns0:OverdueVisible[1]/ns0:Desc_CustLedgEntry2Caption2[1]" w:storeItemID="{E88124C9-8BD3-486B-8F5D-721907E0A112}"/>
                     <w:text/>
                   </w:sdtPr>
                   <w:sdtContent>
@@ -1760,7 +1760,7 @@
                       <w:tcPr>
                         <w:tcW w:w="819" w:type="pct"/>
                         <w:tcBorders>
-                          <w:bottom w:val="single" w:sz="4" w:space="0" w:color="auto"/>
+                          <w:bottom w:val="single" w:color="auto" w:sz="4" w:space="0"/>
                         </w:tcBorders>
                       </w:tcPr>
                       <w:p>
@@ -1782,7 +1782,7 @@
                     <w:placeholder>
                       <w:docPart w:val="B5FE8A5B18884D838A561AFD71D945C8"/>
                     </w:placeholder>
-                    <w:dataBinding w:prefixMappings="&lt;xmlns:ns0='urn:microsoft-dynamics-nav/reports/Standard_Statement/1316/' " w:xpath="/ns0:NavWordReportXmlPart[1]/ns0:Customer[1]/ns0:Integer[1]/ns0:CurrencyLoop[1]/ns0:OverdueVisible[1]/ns0:DueDate_CustLedgEntry2Caption2[1]" w:storeItemID="{E88124C9-8BD3-486B-8F5D-721907E0A112}"/>
+                    <w:dataBinding w:prefixMappings="xmlns:ns0='urn:microsoft-dynamics-nav/reports/Standard_Statement/1316/'" w:xpath="/ns0:NavWordReportXmlPart[1]/ns0:Customer[1]/ns0:Integer[1]/ns0:CurrencyLoop[1]/ns0:OverdueVisible[1]/ns0:DueDate_CustLedgEntry2Caption2[1]" w:storeItemID="{E88124C9-8BD3-486B-8F5D-721907E0A112}"/>
                     <w:text/>
                   </w:sdtPr>
                   <w:sdtContent>
@@ -1790,7 +1790,7 @@
                       <w:tcPr>
                         <w:tcW w:w="591" w:type="pct"/>
                         <w:tcBorders>
-                          <w:bottom w:val="single" w:sz="4" w:space="0" w:color="auto"/>
+                          <w:bottom w:val="single" w:color="auto" w:sz="4" w:space="0"/>
                         </w:tcBorders>
                       </w:tcPr>
                       <w:p>
@@ -1812,7 +1812,7 @@
                     <w:placeholder>
                       <w:docPart w:val="B5FE8A5B18884D838A561AFD71D945C8"/>
                     </w:placeholder>
-                    <w:dataBinding w:prefixMappings="&lt;xmlns:ns0='urn:microsoft-dynamics-nav/reports/Standard_Statement/1316/' " w:xpath="/ns0:NavWordReportXmlPart[1]/ns0:Customer[1]/ns0:Integer[1]/ns0:CurrencyLoop[1]/ns0:OverdueVisible[1]/ns0:OriginalAmt_CustLedgEntry2Caption2[1]" w:storeItemID="{E88124C9-8BD3-486B-8F5D-721907E0A112}"/>
+                    <w:dataBinding w:prefixMappings="xmlns:ns0='urn:microsoft-dynamics-nav/reports/Standard_Statement/1316/'" w:xpath="/ns0:NavWordReportXmlPart[1]/ns0:Customer[1]/ns0:Integer[1]/ns0:CurrencyLoop[1]/ns0:OverdueVisible[1]/ns0:OriginalAmt_CustLedgEntry2Caption2[1]" w:storeItemID="{E88124C9-8BD3-486B-8F5D-721907E0A112}"/>
                     <w:text/>
                   </w:sdtPr>
                   <w:sdtContent>
@@ -1820,7 +1820,7 @@
                       <w:tcPr>
                         <w:tcW w:w="1001" w:type="pct"/>
                         <w:tcBorders>
-                          <w:bottom w:val="single" w:sz="4" w:space="0" w:color="auto"/>
+                          <w:bottom w:val="single" w:color="auto" w:sz="4" w:space="0"/>
                         </w:tcBorders>
                       </w:tcPr>
                       <w:p>
@@ -1843,7 +1843,7 @@
                     <w:placeholder>
                       <w:docPart w:val="B5FE8A5B18884D838A561AFD71D945C8"/>
                     </w:placeholder>
-                    <w:dataBinding w:prefixMappings="&lt;xmlns:ns0='urn:microsoft-dynamics-nav/reports/Standard_Statement/1316/' " w:xpath="/ns0:NavWordReportXmlPart[1]/ns0:Customer[1]/ns0:Integer[1]/ns0:CurrencyLoop[1]/ns0:OverdueVisible[1]/ns0:RemainAmtCustLedgEntry2Caption2[1]" w:storeItemID="{E88124C9-8BD3-486B-8F5D-721907E0A112}"/>
+                    <w:dataBinding w:prefixMappings="xmlns:ns0='urn:microsoft-dynamics-nav/reports/Standard_Statement/1316/'" w:xpath="/ns0:NavWordReportXmlPart[1]/ns0:Customer[1]/ns0:Integer[1]/ns0:CurrencyLoop[1]/ns0:OverdueVisible[1]/ns0:RemainAmtCustLedgEntry2Caption2[1]" w:storeItemID="{E88124C9-8BD3-486B-8F5D-721907E0A112}"/>
                     <w:text/>
                   </w:sdtPr>
                   <w:sdtContent>
@@ -1852,7 +1852,7 @@
                         <w:tcW w:w="1136" w:type="pct"/>
                         <w:gridSpan w:val="2"/>
                         <w:tcBorders>
-                          <w:bottom w:val="single" w:sz="4" w:space="0" w:color="auto"/>
+                          <w:bottom w:val="single" w:color="auto" w:sz="4" w:space="0"/>
                         </w:tcBorders>
                       </w:tcPr>
                       <w:p>
@@ -1875,14 +1875,14 @@
       <w:sdt>
         <w:sdtPr>
           <w:rPr>
-            <w:rFonts w:asciiTheme="majorHAnsi" w:eastAsiaTheme="majorEastAsia" w:hAnsiTheme="majorHAnsi" w:cstheme="majorBidi"/>
+            <w:rFonts w:asciiTheme="majorHAnsi" w:hAnsiTheme="majorHAnsi" w:eastAsiaTheme="majorEastAsia" w:cstheme="majorBidi"/>
             <w:lang w:val="en-US" w:eastAsia="en-US"/>
             <w14:numSpacing w14:val="tabular"/>
           </w:rPr>
           <w:alias w:val="#Nav: /Customer/Integer/CurrencyLoop"/>
           <w:tag w:val="#Nav: Standard_Statement/1316"/>
           <w:id w:val="-1488938559"/>
-          <w15:dataBinding w:prefixMappings="&lt;xmlns:ns0='urn:microsoft-dynamics-nav/reports/Standard_Statement/1316/' " w:xpath="/ns0:NavWordReportXmlPart[1]/ns0:Customer[1]/ns0:Integer[1]/ns0:CurrencyLoop" w:storeItemID="{E88124C9-8BD3-486B-8F5D-721907E0A112}"/>
+          <w15:dataBinding w:prefixMappings="xmlns:ns0='urn:microsoft-dynamics-nav/reports/Standard_Statement/1316/'" w:xpath="/ns0:NavWordReportXmlPart[1]/ns0:Customer[1]/ns0:Integer[1]/ns0:CurrencyLoop" w:storeItemID="{E88124C9-8BD3-486B-8F5D-721907E0A112}"/>
           <w15:repeatingSection/>
         </w:sdtPr>
         <w:sdtEndPr>
@@ -1894,7 +1894,7 @@
           <w:sdt>
             <w:sdtPr>
               <w:rPr>
-                <w:rFonts w:asciiTheme="majorHAnsi" w:eastAsiaTheme="majorEastAsia" w:hAnsiTheme="majorHAnsi" w:cstheme="majorBidi"/>
+                <w:rFonts w:asciiTheme="majorHAnsi" w:hAnsiTheme="majorHAnsi" w:eastAsiaTheme="majorEastAsia" w:cstheme="majorBidi"/>
                 <w:lang w:val="en-US" w:eastAsia="en-US"/>
                 <w14:numSpacing w14:val="tabular"/>
               </w:rPr>
@@ -1913,14 +1913,14 @@
               <w:sdt>
                 <w:sdtPr>
                   <w:rPr>
-                    <w:rFonts w:asciiTheme="majorHAnsi" w:eastAsiaTheme="majorEastAsia" w:hAnsiTheme="majorHAnsi" w:cstheme="majorBidi"/>
+                    <w:rFonts w:asciiTheme="majorHAnsi" w:hAnsiTheme="majorHAnsi" w:eastAsiaTheme="majorEastAsia" w:cstheme="majorBidi"/>
                     <w:lang w:val="en-US" w:eastAsia="en-US"/>
                     <w14:numSpacing w14:val="tabular"/>
                   </w:rPr>
                   <w:alias w:val="#Nav: /Customer/Integer/CurrencyLoop/OverdueVisible"/>
                   <w:tag w:val="#Nav: Standard_Statement/1316"/>
                   <w:id w:val="-1783570720"/>
-                  <w15:dataBinding w:prefixMappings="&lt;xmlns:ns0='urn:microsoft-dynamics-nav/reports/Standard_Statement/1316/' " w:xpath="/ns0:NavWordReportXmlPart[1]/ns0:Customer[1]/ns0:Integer[1]/ns0:CurrencyLoop[1]/ns0:OverdueVisible" w:storeItemID="{E88124C9-8BD3-486B-8F5D-721907E0A112}"/>
+                  <w15:dataBinding w:prefixMappings="xmlns:ns0='urn:microsoft-dynamics-nav/reports/Standard_Statement/1316/'" w:xpath="/ns0:NavWordReportXmlPart[1]/ns0:Customer[1]/ns0:Integer[1]/ns0:CurrencyLoop[1]/ns0:OverdueVisible" w:storeItemID="{E88124C9-8BD3-486B-8F5D-721907E0A112}"/>
                   <w15:repeatingSection/>
                 </w:sdtPr>
                 <w:sdtEndPr>
@@ -1932,7 +1932,7 @@
                   <w:sdt>
                     <w:sdtPr>
                       <w:rPr>
-                        <w:rFonts w:asciiTheme="majorHAnsi" w:eastAsiaTheme="majorEastAsia" w:hAnsiTheme="majorHAnsi" w:cstheme="majorBidi"/>
+                        <w:rFonts w:asciiTheme="majorHAnsi" w:hAnsiTheme="majorHAnsi" w:eastAsiaTheme="majorEastAsia" w:cstheme="majorBidi"/>
                         <w:lang w:val="en-US" w:eastAsia="en-US"/>
                         <w14:numSpacing w14:val="tabular"/>
                       </w:rPr>
@@ -1957,7 +1957,7 @@
                         <w:sdt>
                           <w:sdtPr>
                             <w:rPr>
-                              <w:rFonts w:asciiTheme="majorHAnsi" w:eastAsiaTheme="majorEastAsia" w:hAnsiTheme="majorHAnsi" w:cstheme="majorBidi"/>
+                              <w:rFonts w:asciiTheme="majorHAnsi" w:hAnsiTheme="majorHAnsi" w:eastAsiaTheme="majorEastAsia" w:cstheme="majorBidi"/>
                               <w:lang w:val="en-US" w:eastAsia="en-US"/>
                               <w14:numSpacing w14:val="tabular"/>
                             </w:rPr>
@@ -1967,12 +1967,12 @@
                             <w:placeholder>
                               <w:docPart w:val="B5FE8A5B18884D838A561AFD71D945C8"/>
                             </w:placeholder>
-                            <w:dataBinding w:prefixMappings="&lt;xmlns:ns0='urn:microsoft-dynamics-nav/reports/Standard_Statement/1316/' " w:xpath="/ns0:NavWordReportXmlPart[1]/ns0:Customer[1]/ns0:Integer[1]/ns0:CurrencyLoop[1]/ns0:OverdueVisible[1]/ns0:OverDueEntries[1]" w:storeItemID="{E88124C9-8BD3-486B-8F5D-721907E0A112}"/>
+                            <w:dataBinding w:prefixMappings="xmlns:ns0='urn:microsoft-dynamics-nav/reports/Standard_Statement/1316/'" w:xpath="/ns0:NavWordReportXmlPart[1]/ns0:Customer[1]/ns0:Integer[1]/ns0:CurrencyLoop[1]/ns0:OverdueVisible[1]/ns0:OverDueEntries[1]" w:storeItemID="{E88124C9-8BD3-486B-8F5D-721907E0A112}"/>
                             <w:text/>
                           </w:sdtPr>
                           <w:sdtEndPr>
                             <w:rPr>
-                              <w:rFonts w:asciiTheme="minorHAnsi" w:eastAsiaTheme="minorHAnsi" w:hAnsiTheme="minorHAnsi" w:cstheme="minorBidi"/>
+                              <w:rFonts w:asciiTheme="minorHAnsi" w:hAnsiTheme="minorHAnsi" w:eastAsiaTheme="minorHAnsi" w:cstheme="minorBidi"/>
                               <w14:numSpacing w14:val="default"/>
                             </w:rPr>
                           </w:sdtEndPr>
@@ -1982,7 +1982,7 @@
                                 <w:tcW w:w="5000" w:type="pct"/>
                                 <w:gridSpan w:val="7"/>
                                 <w:tcBorders>
-                                  <w:top w:val="single" w:sz="4" w:space="0" w:color="auto"/>
+                                  <w:top w:val="single" w:color="auto" w:sz="4" w:space="0"/>
                                 </w:tcBorders>
                                 <w:shd w:val="clear" w:color="F2F2F2" w:fill="F2F2F2"/>
                               </w:tcPr>
@@ -2014,7 +2014,7 @@
                           <w:alias w:val="#Nav: /Customer/Integer/CurrencyLoop/OverdueVisible/CustLedgEntry2"/>
                           <w:tag w:val="#Nav: Standard_Statement/1316"/>
                           <w:id w:val="2012786416"/>
-                          <w15:dataBinding w:prefixMappings="&lt;xmlns:ns0='urn:microsoft-dynamics-nav/reports/Standard_Statement/1316/' " w:xpath="/ns0:NavWordReportXmlPart[1]/ns0:Customer[1]/ns0:Integer[1]/ns0:CurrencyLoop[1]/ns0:OverdueVisible[1]/ns0:CustLedgEntry2" w:storeItemID="{E88124C9-8BD3-486B-8F5D-721907E0A112}"/>
+                          <w15:dataBinding w:prefixMappings="xmlns:ns0='urn:microsoft-dynamics-nav/reports/Standard_Statement/1316/'" w:xpath="/ns0:NavWordReportXmlPart[1]/ns0:Customer[1]/ns0:Integer[1]/ns0:CurrencyLoop[1]/ns0:OverdueVisible[1]/ns0:CustLedgEntry2" w:storeItemID="{E88124C9-8BD3-486B-8F5D-721907E0A112}"/>
                           <w15:repeatingSection/>
                         </w:sdtPr>
                         <w:sdtContent>
@@ -2052,7 +2052,7 @@
                                     <w:placeholder>
                                       <w:docPart w:val="B5FE8A5B18884D838A561AFD71D945C8"/>
                                     </w:placeholder>
-                                    <w:dataBinding w:prefixMappings="&lt;xmlns:ns0='urn:microsoft-dynamics-nav/reports/Standard_Statement/1316/' " w:xpath="/ns0:NavWordReportXmlPart[1]/ns0:Customer[1]/ns0:Integer[1]/ns0:CurrencyLoop[1]/ns0:OverdueVisible[1]/ns0:CustLedgEntry2[1]/ns0:PostDate_CustLedgEntry2[1]" w:storeItemID="{E88124C9-8BD3-486B-8F5D-721907E0A112}"/>
+                                    <w:dataBinding w:prefixMappings="xmlns:ns0='urn:microsoft-dynamics-nav/reports/Standard_Statement/1316/'" w:xpath="/ns0:NavWordReportXmlPart[1]/ns0:Customer[1]/ns0:Integer[1]/ns0:CurrencyLoop[1]/ns0:OverdueVisible[1]/ns0:CustLedgEntry2[1]/ns0:PostDate_CustLedgEntry2[1]" w:storeItemID="{E88124C9-8BD3-486B-8F5D-721907E0A112}"/>
                                     <w:text/>
                                   </w:sdtPr>
                                   <w:sdtContent>
@@ -2088,7 +2088,7 @@
                                     <w:placeholder>
                                       <w:docPart w:val="B5FE8A5B18884D838A561AFD71D945C8"/>
                                     </w:placeholder>
-                                    <w:dataBinding w:prefixMappings="&lt;xmlns:ns0='urn:microsoft-dynamics-nav/reports/Standard_Statement/1316/' " w:xpath="/ns0:NavWordReportXmlPart[1]/ns0:Customer[1]/ns0:Integer[1]/ns0:CurrencyLoop[1]/ns0:OverdueVisible[1]/ns0:CustLedgEntry2[1]/ns0:DocNo_CustLedgEntry2[1]" w:storeItemID="{E88124C9-8BD3-486B-8F5D-721907E0A112}"/>
+                                    <w:dataBinding w:prefixMappings="xmlns:ns0='urn:microsoft-dynamics-nav/reports/Standard_Statement/1316/'" w:xpath="/ns0:NavWordReportXmlPart[1]/ns0:Customer[1]/ns0:Integer[1]/ns0:CurrencyLoop[1]/ns0:OverdueVisible[1]/ns0:CustLedgEntry2[1]/ns0:DocNo_CustLedgEntry2[1]" w:storeItemID="{E88124C9-8BD3-486B-8F5D-721907E0A112}"/>
                                     <w:text/>
                                   </w:sdtPr>
                                   <w:sdtContent>
@@ -2124,7 +2124,7 @@
                                     <w:placeholder>
                                       <w:docPart w:val="B5FE8A5B18884D838A561AFD71D945C8"/>
                                     </w:placeholder>
-                                    <w:dataBinding w:prefixMappings="&lt;xmlns:ns0='urn:microsoft-dynamics-nav/reports/Standard_Statement/1316/' " w:xpath="/ns0:NavWordReportXmlPart[1]/ns0:Customer[1]/ns0:Integer[1]/ns0:CurrencyLoop[1]/ns0:OverdueVisible[1]/ns0:CustLedgEntry2[1]/ns0:Desc_CustLedgEntry2[1]" w:storeItemID="{E88124C9-8BD3-486B-8F5D-721907E0A112}"/>
+                                    <w:dataBinding w:prefixMappings="xmlns:ns0='urn:microsoft-dynamics-nav/reports/Standard_Statement/1316/'" w:xpath="/ns0:NavWordReportXmlPart[1]/ns0:Customer[1]/ns0:Integer[1]/ns0:CurrencyLoop[1]/ns0:OverdueVisible[1]/ns0:CustLedgEntry2[1]/ns0:Desc_CustLedgEntry2[1]" w:storeItemID="{E88124C9-8BD3-486B-8F5D-721907E0A112}"/>
                                     <w:text/>
                                   </w:sdtPr>
                                   <w:sdtContent>
@@ -2160,7 +2160,7 @@
                                     <w:placeholder>
                                       <w:docPart w:val="B5FE8A5B18884D838A561AFD71D945C8"/>
                                     </w:placeholder>
-                                    <w:dataBinding w:prefixMappings="&lt;xmlns:ns0='urn:microsoft-dynamics-nav/reports/Standard_Statement/1316/' " w:xpath="/ns0:NavWordReportXmlPart[1]/ns0:Customer[1]/ns0:Integer[1]/ns0:CurrencyLoop[1]/ns0:OverdueVisible[1]/ns0:CustLedgEntry2[1]/ns0:DueDate_CustLedgEntry2[1]" w:storeItemID="{E88124C9-8BD3-486B-8F5D-721907E0A112}"/>
+                                    <w:dataBinding w:prefixMappings="xmlns:ns0='urn:microsoft-dynamics-nav/reports/Standard_Statement/1316/'" w:xpath="/ns0:NavWordReportXmlPart[1]/ns0:Customer[1]/ns0:Integer[1]/ns0:CurrencyLoop[1]/ns0:OverdueVisible[1]/ns0:CustLedgEntry2[1]/ns0:DueDate_CustLedgEntry2[1]" w:storeItemID="{E88124C9-8BD3-486B-8F5D-721907E0A112}"/>
                                     <w:text/>
                                   </w:sdtPr>
                                   <w:sdtContent>
@@ -2196,7 +2196,7 @@
                                     <w:placeholder>
                                       <w:docPart w:val="B5FE8A5B18884D838A561AFD71D945C8"/>
                                     </w:placeholder>
-                                    <w:dataBinding w:prefixMappings="&lt;xmlns:ns0='urn:microsoft-dynamics-nav/reports/Standard_Statement/1316/' " w:xpath="/ns0:NavWordReportXmlPart[1]/ns0:Customer[1]/ns0:Integer[1]/ns0:CurrencyLoop[1]/ns0:OverdueVisible[1]/ns0:CustLedgEntry2[1]/ns0:OriginalAmt_CustLedgEntry2[1]" w:storeItemID="{E88124C9-8BD3-486B-8F5D-721907E0A112}"/>
+                                    <w:dataBinding w:prefixMappings="xmlns:ns0='urn:microsoft-dynamics-nav/reports/Standard_Statement/1316/'" w:xpath="/ns0:NavWordReportXmlPart[1]/ns0:Customer[1]/ns0:Integer[1]/ns0:CurrencyLoop[1]/ns0:OverdueVisible[1]/ns0:CustLedgEntry2[1]/ns0:OriginalAmt_CustLedgEntry2[1]" w:storeItemID="{E88124C9-8BD3-486B-8F5D-721907E0A112}"/>
                                     <w:text/>
                                   </w:sdtPr>
                                   <w:sdtContent>
@@ -2233,7 +2233,7 @@
                                     <w:placeholder>
                                       <w:docPart w:val="B5FE8A5B18884D838A561AFD71D945C8"/>
                                     </w:placeholder>
-                                    <w:dataBinding w:prefixMappings="&lt;xmlns:ns0='urn:microsoft-dynamics-nav/reports/Standard_Statement/1316/' " w:xpath="/ns0:NavWordReportXmlPart[1]/ns0:Customer[1]/ns0:Integer[1]/ns0:CurrencyLoop[1]/ns0:OverdueVisible[1]/ns0:CustLedgEntry2[1]/ns0:RemainAmt_CustLedgEntry2[1]" w:storeItemID="{E88124C9-8BD3-486B-8F5D-721907E0A112}"/>
+                                    <w:dataBinding w:prefixMappings="xmlns:ns0='urn:microsoft-dynamics-nav/reports/Standard_Statement/1316/'" w:xpath="/ns0:NavWordReportXmlPart[1]/ns0:Customer[1]/ns0:Integer[1]/ns0:CurrencyLoop[1]/ns0:OverdueVisible[1]/ns0:CustLedgEntry2[1]/ns0:RemainAmt_CustLedgEntry2[1]" w:storeItemID="{E88124C9-8BD3-486B-8F5D-721907E0A112}"/>
                                     <w:text/>
                                   </w:sdtPr>
                                   <w:sdtContent>
@@ -2285,7 +2285,7 @@
                                   <w:tcPr>
                                     <w:tcW w:w="680" w:type="pct"/>
                                     <w:tcBorders>
-                                      <w:bottom w:val="single" w:sz="4" w:space="0" w:color="auto"/>
+                                      <w:bottom w:val="single" w:color="auto" w:sz="4" w:space="0"/>
                                     </w:tcBorders>
                                     <w:shd w:val="clear" w:color="F2F2F2" w:fill="F2F2F2"/>
                                   </w:tcPr>
@@ -2302,7 +2302,7 @@
                                   <w:tcPr>
                                     <w:tcW w:w="773" w:type="pct"/>
                                     <w:tcBorders>
-                                      <w:bottom w:val="single" w:sz="4" w:space="0" w:color="auto"/>
+                                      <w:bottom w:val="single" w:color="auto" w:sz="4" w:space="0"/>
                                     </w:tcBorders>
                                     <w:shd w:val="clear" w:color="F2F2F2" w:fill="F2F2F2"/>
                                   </w:tcPr>
@@ -2319,7 +2319,7 @@
                                   <w:tcPr>
                                     <w:tcW w:w="819" w:type="pct"/>
                                     <w:tcBorders>
-                                      <w:bottom w:val="single" w:sz="4" w:space="0" w:color="auto"/>
+                                      <w:bottom w:val="single" w:color="auto" w:sz="4" w:space="0"/>
                                     </w:tcBorders>
                                     <w:shd w:val="clear" w:color="F2F2F2" w:fill="F2F2F2"/>
                                   </w:tcPr>
@@ -2336,7 +2336,7 @@
                                   <w:tcPr>
                                     <w:tcW w:w="591" w:type="pct"/>
                                     <w:tcBorders>
-                                      <w:bottom w:val="single" w:sz="4" w:space="0" w:color="auto"/>
+                                      <w:bottom w:val="single" w:color="auto" w:sz="4" w:space="0"/>
                                     </w:tcBorders>
                                     <w:shd w:val="clear" w:color="F2F2F2" w:fill="F2F2F2"/>
                                   </w:tcPr>
@@ -2353,7 +2353,7 @@
                                   <w:tcPr>
                                     <w:tcW w:w="1001" w:type="pct"/>
                                     <w:tcBorders>
-                                      <w:bottom w:val="single" w:sz="4" w:space="0" w:color="auto"/>
+                                      <w:bottom w:val="single" w:color="auto" w:sz="4" w:space="0"/>
                                     </w:tcBorders>
                                     <w:shd w:val="clear" w:color="F2F2F2" w:fill="F2F2F2"/>
                                   </w:tcPr>
@@ -2371,7 +2371,7 @@
                                     <w:tcW w:w="1136" w:type="pct"/>
                                     <w:gridSpan w:val="2"/>
                                     <w:tcBorders>
-                                      <w:bottom w:val="single" w:sz="4" w:space="0" w:color="auto"/>
+                                      <w:bottom w:val="single" w:color="auto" w:sz="4" w:space="0"/>
                                     </w:tcBorders>
                                     <w:shd w:val="clear" w:color="F2F2F2" w:fill="F2F2F2"/>
                                   </w:tcPr>
@@ -2400,8 +2400,8 @@
                             <w:tcW w:w="1453" w:type="pct"/>
                             <w:gridSpan w:val="2"/>
                             <w:tcBorders>
-                              <w:top w:val="single" w:sz="4" w:space="0" w:color="auto"/>
-                              <w:bottom w:val="single" w:sz="4" w:space="0" w:color="auto"/>
+                              <w:top w:val="single" w:color="auto" w:sz="4" w:space="0"/>
+                              <w:bottom w:val="single" w:color="auto" w:sz="4" w:space="0"/>
                             </w:tcBorders>
                             <w:shd w:val="clear" w:color="FFFFFF" w:fill="FFFFFF"/>
                           </w:tcPr>
@@ -2417,8 +2417,8 @@
                             <w:tcW w:w="2957" w:type="pct"/>
                             <w:gridSpan w:val="4"/>
                             <w:tcBorders>
-                              <w:top w:val="single" w:sz="4" w:space="0" w:color="auto"/>
-                              <w:bottom w:val="single" w:sz="4" w:space="0" w:color="auto"/>
+                              <w:top w:val="single" w:color="auto" w:sz="4" w:space="0"/>
+                              <w:bottom w:val="single" w:color="auto" w:sz="4" w:space="0"/>
                             </w:tcBorders>
                             <w:shd w:val="clear" w:color="FFFFFF" w:fill="FFFFFF"/>
                           </w:tcPr>
@@ -2439,7 +2439,7 @@
                                 <w:placeholder>
                                   <w:docPart w:val="B5FE8A5B18884D838A561AFD71D945C8"/>
                                 </w:placeholder>
-                                <w:dataBinding w:prefixMappings="&lt;xmlns:ns0='urn:microsoft-dynamics-nav/reports/Standard_Statement/1316/' " w:xpath="/ns0:NavWordReportXmlPart[1]/ns0:Customer[1]/ns0:Integer[1]/ns0:CurrencyLoop[1]/ns0:OverdueVisible[1]/ns0:Total_Caption3[1]" w:storeItemID="{E88124C9-8BD3-486B-8F5D-721907E0A112}"/>
+                                <w:dataBinding w:prefixMappings="xmlns:ns0='urn:microsoft-dynamics-nav/reports/Standard_Statement/1316/'" w:xpath="/ns0:NavWordReportXmlPart[1]/ns0:Customer[1]/ns0:Integer[1]/ns0:CurrencyLoop[1]/ns0:OverdueVisible[1]/ns0:Total_Caption3[1]" w:storeItemID="{E88124C9-8BD3-486B-8F5D-721907E0A112}"/>
                                 <w:text/>
                               </w:sdtPr>
                               <w:sdtContent>
@@ -2459,7 +2459,7 @@
                                 <w:placeholder>
                                   <w:docPart w:val="B5FE8A5B18884D838A561AFD71D945C8"/>
                                 </w:placeholder>
-                                <w:dataBinding w:prefixMappings="&lt;xmlns:ns0='urn:microsoft-dynamics-nav/reports/Standard_Statement/1316/' " w:xpath="/ns0:NavWordReportXmlPart[1]/ns0:Customer[1]/ns0:Integer[1]/ns0:CurrencyLoop[1]/ns0:OverdueVisible[1]/ns0:CurrencyCode3_CustLedgEntry2[1]" w:storeItemID="{E88124C9-8BD3-486B-8F5D-721907E0A112}"/>
+                                <w:dataBinding w:prefixMappings="xmlns:ns0='urn:microsoft-dynamics-nav/reports/Standard_Statement/1316/'" w:xpath="/ns0:NavWordReportXmlPart[1]/ns0:Customer[1]/ns0:Integer[1]/ns0:CurrencyLoop[1]/ns0:OverdueVisible[1]/ns0:CurrencyCode3_CustLedgEntry2[1]" w:storeItemID="{E88124C9-8BD3-486B-8F5D-721907E0A112}"/>
                                 <w:text/>
                               </w:sdtPr>
                               <w:sdtContent>
@@ -2478,7 +2478,7 @@
                             <w:placeholder>
                               <w:docPart w:val="B5FE8A5B18884D838A561AFD71D945C8"/>
                             </w:placeholder>
-                            <w:dataBinding w:prefixMappings="&lt;xmlns:ns0='urn:microsoft-dynamics-nav/reports/Standard_Statement/1316/' " w:xpath="/ns0:NavWordReportXmlPart[1]/ns0:Customer[1]/ns0:Integer[1]/ns0:CurrencyLoop[1]/ns0:OverdueVisible[1]/ns0:OverdueEntryFooder[1]/ns0:OverdueBalance[1]" w:storeItemID="{E88124C9-8BD3-486B-8F5D-721907E0A112}"/>
+                            <w:dataBinding w:prefixMappings="xmlns:ns0='urn:microsoft-dynamics-nav/reports/Standard_Statement/1316/'" w:xpath="/ns0:NavWordReportXmlPart[1]/ns0:Customer[1]/ns0:Integer[1]/ns0:CurrencyLoop[1]/ns0:OverdueVisible[1]/ns0:OverdueEntryFooder[1]/ns0:OverdueBalance[1]" w:storeItemID="{E88124C9-8BD3-486B-8F5D-721907E0A112}"/>
                             <w:text/>
                           </w:sdtPr>
                           <w:sdtContent>
@@ -2486,8 +2486,8 @@
                               <w:tcPr>
                                 <w:tcW w:w="590" w:type="pct"/>
                                 <w:tcBorders>
-                                  <w:top w:val="single" w:sz="4" w:space="0" w:color="auto"/>
-                                  <w:bottom w:val="single" w:sz="4" w:space="0" w:color="auto"/>
+                                  <w:top w:val="single" w:color="auto" w:sz="4" w:space="0"/>
+                                  <w:bottom w:val="single" w:color="auto" w:sz="4" w:space="0"/>
                                 </w:tcBorders>
                                 <w:shd w:val="clear" w:color="FFFFFF" w:fill="FFFFFF"/>
                               </w:tcPr>
@@ -2521,7 +2521,7 @@
         <w:alias w:val="#Nav: /Customer/Integer/AgingBandVisible"/>
         <w:tag w:val="#Nav: Standard_Statement/1316"/>
         <w:id w:val="1363945228"/>
-        <w15:dataBinding w:prefixMappings="&lt;xmlns:ns0='urn:microsoft-dynamics-nav/reports/Standard_Statement/1316/' " w:xpath="/ns0:NavWordReportXmlPart[1]/ns0:Customer[1]/ns0:Integer[1]/ns0:AgingBandVisible" w:storeItemID="{E88124C9-8BD3-486B-8F5D-721907E0A112}"/>
+        <w15:dataBinding w:prefixMappings="xmlns:ns0='urn:microsoft-dynamics-nav/reports/Standard_Statement/1316/'" w:xpath="/ns0:NavWordReportXmlPart[1]/ns0:Customer[1]/ns0:Integer[1]/ns0:AgingBandVisible" w:storeItemID="{E88124C9-8BD3-486B-8F5D-721907E0A112}"/>
         <w15:repeatingSection/>
       </w:sdtPr>
       <w:sdtContent>
@@ -2542,7 +2542,7 @@
                 <w:placeholder>
                   <w:docPart w:val="B5FE8A5B18884D838A561AFD71D945C8"/>
                 </w:placeholder>
-                <w:dataBinding w:prefixMappings="&lt;xmlns:ns0='urn:microsoft-dynamics-nav/reports/Standard_Statement/1316/' " w:xpath="/ns0:NavWordReportXmlPart[1]/ns0:Customer[1]/ns0:Integer[1]/ns0:AgingBandVisible[1]/ns0:AgingBandLoop[1]/ns0:AgingBandEndingDate[1]" w:storeItemID="{E88124C9-8BD3-486B-8F5D-721907E0A112}"/>
+                <w:dataBinding w:prefixMappings="xmlns:ns0='urn:microsoft-dynamics-nav/reports/Standard_Statement/1316/'" w:xpath="/ns0:NavWordReportXmlPart[1]/ns0:Customer[1]/ns0:Integer[1]/ns0:AgingBandVisible[1]/ns0:AgingBandLoop[1]/ns0:AgingBandEndingDate[1]" w:storeItemID="{E88124C9-8BD3-486B-8F5D-721907E0A112}"/>
                 <w:text/>
               </w:sdtPr>
               <w:sdtContent>
@@ -2583,7 +2583,7 @@
           <w:alias w:val="#Nav: /Customer/Integer/AgingBandVisible"/>
           <w:tag w:val="#Nav: Standard_Statement/1316"/>
           <w:id w:val="-38051641"/>
-          <w15:dataBinding w:prefixMappings="&lt;xmlns:ns0='urn:microsoft-dynamics-nav/reports/Standard_Statement/1316/' " w:xpath="/ns0:NavWordReportXmlPart[1]/ns0:Customer[1]/ns0:Integer[1]/ns0:AgingBandVisible" w:storeItemID="{E88124C9-8BD3-486B-8F5D-721907E0A112}"/>
+          <w15:dataBinding w:prefixMappings="xmlns:ns0='urn:microsoft-dynamics-nav/reports/Standard_Statement/1316/'" w:xpath="/ns0:NavWordReportXmlPart[1]/ns0:Customer[1]/ns0:Integer[1]/ns0:AgingBandVisible" w:storeItemID="{E88124C9-8BD3-486B-8F5D-721907E0A112}"/>
           <w15:repeatingSection/>
         </w:sdtPr>
         <w:sdtContent>
@@ -2607,7 +2607,7 @@
                   <w:tcPr>
                     <w:tcW w:w="542" w:type="pct"/>
                     <w:tcBorders>
-                      <w:bottom w:val="single" w:sz="4" w:space="0" w:color="auto"/>
+                      <w:bottom w:val="single" w:color="auto" w:sz="4" w:space="0"/>
                     </w:tcBorders>
                   </w:tcPr>
                   <w:p>
@@ -2620,7 +2620,7 @@
                   <w:tcPr>
                     <w:tcW w:w="864" w:type="pct"/>
                     <w:tcBorders>
-                      <w:bottom w:val="single" w:sz="4" w:space="0" w:color="auto"/>
+                      <w:bottom w:val="single" w:color="auto" w:sz="4" w:space="0"/>
                     </w:tcBorders>
                   </w:tcPr>
                   <w:sdt>
@@ -2631,7 +2631,7 @@
                       <w:placeholder>
                         <w:docPart w:val="C6EEB5C3515C41C0931F8FC228B8B01D"/>
                       </w:placeholder>
-                      <w:dataBinding w:prefixMappings="&lt;xmlns:ns0='urn:microsoft-dynamics-nav/reports/Standard_Statement/1316/' " w:xpath="/ns0:NavWordReportXmlPart[1]/ns0:Customer[1]/ns0:Integer[1]/ns0:AgingBandVisible[1]/ns0:AgingBandLoop[1]/ns0:AgingDate41[1]" w:storeItemID="{E88124C9-8BD3-486B-8F5D-721907E0A112}"/>
+                      <w:dataBinding w:prefixMappings="xmlns:ns0='urn:microsoft-dynamics-nav/reports/Standard_Statement/1316/'" w:xpath="/ns0:NavWordReportXmlPart[1]/ns0:Customer[1]/ns0:Integer[1]/ns0:AgingBandVisible[1]/ns0:AgingBandLoop[1]/ns0:AgingDate41[1]" w:storeItemID="{E88124C9-8BD3-486B-8F5D-721907E0A112}"/>
                       <w:text/>
                     </w:sdtPr>
                     <w:sdtContent>
@@ -2653,7 +2653,7 @@
                       <w:placeholder>
                         <w:docPart w:val="C6EEB5C3515C41C0931F8FC228B8B01D"/>
                       </w:placeholder>
-                      <w:dataBinding w:prefixMappings="&lt;xmlns:ns0='urn:microsoft-dynamics-nav/reports/Standard_Statement/1316/' " w:xpath="/ns0:NavWordReportXmlPart[1]/ns0:Customer[1]/ns0:Integer[1]/ns0:AgingBandVisible[1]/ns0:AgingBandLoop[1]/ns0:AgingDate5[1]" w:storeItemID="{E88124C9-8BD3-486B-8F5D-721907E0A112}"/>
+                      <w:dataBinding w:prefixMappings="xmlns:ns0='urn:microsoft-dynamics-nav/reports/Standard_Statement/1316/'" w:xpath="/ns0:NavWordReportXmlPart[1]/ns0:Customer[1]/ns0:Integer[1]/ns0:AgingBandVisible[1]/ns0:AgingBandLoop[1]/ns0:AgingDate5[1]" w:storeItemID="{E88124C9-8BD3-486B-8F5D-721907E0A112}"/>
                       <w:text/>
                     </w:sdtPr>
                     <w:sdtContent>
@@ -2672,7 +2672,7 @@
                   <w:tcPr>
                     <w:tcW w:w="910" w:type="pct"/>
                     <w:tcBorders>
-                      <w:bottom w:val="single" w:sz="4" w:space="0" w:color="auto"/>
+                      <w:bottom w:val="single" w:color="auto" w:sz="4" w:space="0"/>
                     </w:tcBorders>
                   </w:tcPr>
                   <w:sdt>
@@ -2683,7 +2683,7 @@
                       <w:placeholder>
                         <w:docPart w:val="C6EEB5C3515C41C0931F8FC228B8B01D"/>
                       </w:placeholder>
-                      <w:dataBinding w:prefixMappings="&lt;xmlns:ns0='urn:microsoft-dynamics-nav/reports/Standard_Statement/1316/' " w:xpath="/ns0:NavWordReportXmlPart[1]/ns0:Customer[1]/ns0:Integer[1]/ns0:AgingBandVisible[1]/ns0:AgingBandLoop[1]/ns0:AgingDate31[1]" w:storeItemID="{E88124C9-8BD3-486B-8F5D-721907E0A112}"/>
+                      <w:dataBinding w:prefixMappings="xmlns:ns0='urn:microsoft-dynamics-nav/reports/Standard_Statement/1316/'" w:xpath="/ns0:NavWordReportXmlPart[1]/ns0:Customer[1]/ns0:Integer[1]/ns0:AgingBandVisible[1]/ns0:AgingBandLoop[1]/ns0:AgingDate31[1]" w:storeItemID="{E88124C9-8BD3-486B-8F5D-721907E0A112}"/>
                       <w:text/>
                     </w:sdtPr>
                     <w:sdtContent>
@@ -2705,7 +2705,7 @@
                       <w:placeholder>
                         <w:docPart w:val="C6EEB5C3515C41C0931F8FC228B8B01D"/>
                       </w:placeholder>
-                      <w:dataBinding w:prefixMappings="&lt;xmlns:ns0='urn:microsoft-dynamics-nav/reports/Standard_Statement/1316/' " w:xpath="/ns0:NavWordReportXmlPart[1]/ns0:Customer[1]/ns0:Integer[1]/ns0:AgingBandVisible[1]/ns0:AgingBandLoop[1]/ns0:AgingDate4[1]" w:storeItemID="{E88124C9-8BD3-486B-8F5D-721907E0A112}"/>
+                      <w:dataBinding w:prefixMappings="xmlns:ns0='urn:microsoft-dynamics-nav/reports/Standard_Statement/1316/'" w:xpath="/ns0:NavWordReportXmlPart[1]/ns0:Customer[1]/ns0:Integer[1]/ns0:AgingBandVisible[1]/ns0:AgingBandLoop[1]/ns0:AgingDate4[1]" w:storeItemID="{E88124C9-8BD3-486B-8F5D-721907E0A112}"/>
                       <w:text/>
                     </w:sdtPr>
                     <w:sdtContent>
@@ -2724,7 +2724,7 @@
                   <w:tcPr>
                     <w:tcW w:w="955" w:type="pct"/>
                     <w:tcBorders>
-                      <w:bottom w:val="single" w:sz="4" w:space="0" w:color="auto"/>
+                      <w:bottom w:val="single" w:color="auto" w:sz="4" w:space="0"/>
                     </w:tcBorders>
                   </w:tcPr>
                   <w:sdt>
@@ -2735,7 +2735,7 @@
                       <w:placeholder>
                         <w:docPart w:val="C6EEB5C3515C41C0931F8FC228B8B01D"/>
                       </w:placeholder>
-                      <w:dataBinding w:prefixMappings="&lt;xmlns:ns0='urn:microsoft-dynamics-nav/reports/Standard_Statement/1316/' " w:xpath="/ns0:NavWordReportXmlPart[1]/ns0:Customer[1]/ns0:Integer[1]/ns0:AgingBandVisible[1]/ns0:AgingBandLoop[1]/ns0:AgingDate21[1]" w:storeItemID="{E88124C9-8BD3-486B-8F5D-721907E0A112}"/>
+                      <w:dataBinding w:prefixMappings="xmlns:ns0='urn:microsoft-dynamics-nav/reports/Standard_Statement/1316/'" w:xpath="/ns0:NavWordReportXmlPart[1]/ns0:Customer[1]/ns0:Integer[1]/ns0:AgingBandVisible[1]/ns0:AgingBandLoop[1]/ns0:AgingDate21[1]" w:storeItemID="{E88124C9-8BD3-486B-8F5D-721907E0A112}"/>
                       <w:text/>
                     </w:sdtPr>
                     <w:sdtContent>
@@ -2757,7 +2757,7 @@
                       <w:placeholder>
                         <w:docPart w:val="C6EEB5C3515C41C0931F8FC228B8B01D"/>
                       </w:placeholder>
-                      <w:dataBinding w:prefixMappings="&lt;xmlns:ns0='urn:microsoft-dynamics-nav/reports/Standard_Statement/1316/' " w:xpath="/ns0:NavWordReportXmlPart[1]/ns0:Customer[1]/ns0:Integer[1]/ns0:AgingBandVisible[1]/ns0:AgingBandLoop[1]/ns0:AgingDate3[1]" w:storeItemID="{E88124C9-8BD3-486B-8F5D-721907E0A112}"/>
+                      <w:dataBinding w:prefixMappings="xmlns:ns0='urn:microsoft-dynamics-nav/reports/Standard_Statement/1316/'" w:xpath="/ns0:NavWordReportXmlPart[1]/ns0:Customer[1]/ns0:Integer[1]/ns0:AgingBandVisible[1]/ns0:AgingBandLoop[1]/ns0:AgingDate3[1]" w:storeItemID="{E88124C9-8BD3-486B-8F5D-721907E0A112}"/>
                       <w:text/>
                     </w:sdtPr>
                     <w:sdtContent>
@@ -2776,7 +2776,7 @@
                   <w:tcPr>
                     <w:tcW w:w="819" w:type="pct"/>
                     <w:tcBorders>
-                      <w:bottom w:val="single" w:sz="4" w:space="0" w:color="auto"/>
+                      <w:bottom w:val="single" w:color="auto" w:sz="4" w:space="0"/>
                     </w:tcBorders>
                   </w:tcPr>
                   <w:sdt>
@@ -2787,7 +2787,7 @@
                       <w:placeholder>
                         <w:docPart w:val="9519E1AE821C4C0BB201DF51B8E7AE7E"/>
                       </w:placeholder>
-                      <w:dataBinding w:prefixMappings="&lt;xmlns:ns0='urn:microsoft-dynamics-nav/reports/Standard_Statement/1316/' " w:xpath="/ns0:NavWordReportXmlPart[1]/ns0:Customer[1]/ns0:Integer[1]/ns0:AgingBandVisible[1]/ns0:AgingBandLoop[1]/ns0:AgingDate1[1]" w:storeItemID="{E88124C9-8BD3-486B-8F5D-721907E0A112}"/>
+                      <w:dataBinding w:prefixMappings="xmlns:ns0='urn:microsoft-dynamics-nav/reports/Standard_Statement/1316/'" w:xpath="/ns0:NavWordReportXmlPart[1]/ns0:Customer[1]/ns0:Integer[1]/ns0:AgingBandVisible[1]/ns0:AgingBandLoop[1]/ns0:AgingDate1[1]" w:storeItemID="{E88124C9-8BD3-486B-8F5D-721907E0A112}"/>
                       <w:text/>
                     </w:sdtPr>
                     <w:sdtContent>
@@ -2809,7 +2809,7 @@
                       <w:placeholder>
                         <w:docPart w:val="9519E1AE821C4C0BB201DF51B8E7AE7E"/>
                       </w:placeholder>
-                      <w:dataBinding w:prefixMappings="&lt;xmlns:ns0='urn:microsoft-dynamics-nav/reports/Standard_Statement/1316/' " w:xpath="/ns0:NavWordReportXmlPart[1]/ns0:Customer[1]/ns0:Integer[1]/ns0:AgingBandVisible[1]/ns0:AgingBandLoop[1]/ns0:AgingDate2[1]" w:storeItemID="{E88124C9-8BD3-486B-8F5D-721907E0A112}"/>
+                      <w:dataBinding w:prefixMappings="xmlns:ns0='urn:microsoft-dynamics-nav/reports/Standard_Statement/1316/'" w:xpath="/ns0:NavWordReportXmlPart[1]/ns0:Customer[1]/ns0:Integer[1]/ns0:AgingBandVisible[1]/ns0:AgingBandLoop[1]/ns0:AgingDate2[1]" w:storeItemID="{E88124C9-8BD3-486B-8F5D-721907E0A112}"/>
                       <w:text/>
                     </w:sdtPr>
                     <w:sdtContent>
@@ -2832,7 +2832,7 @@
                     <w:placeholder>
                       <w:docPart w:val="DAAC16EB5C764D3CBA44BD73291CCAF7"/>
                     </w:placeholder>
-                    <w:dataBinding w:prefixMappings="&lt;xmlns:ns0='urn:microsoft-dynamics-nav/reports/Standard_Statement/1316/' " w:xpath="/ns0:NavWordReportXmlPart[1]/ns0:Customer[1]/ns0:Integer[1]/ns0:AgingBandVisible[1]/ns0:AgingBandLoop[1]/ns0:beforeCaption[1]" w:storeItemID="{E88124C9-8BD3-486B-8F5D-721907E0A112}"/>
+                    <w:dataBinding w:prefixMappings="xmlns:ns0='urn:microsoft-dynamics-nav/reports/Standard_Statement/1316/'" w:xpath="/ns0:NavWordReportXmlPart[1]/ns0:Customer[1]/ns0:Integer[1]/ns0:AgingBandVisible[1]/ns0:AgingBandLoop[1]/ns0:beforeCaption[1]" w:storeItemID="{E88124C9-8BD3-486B-8F5D-721907E0A112}"/>
                     <w:text/>
                   </w:sdtPr>
                   <w:sdtContent>
@@ -2840,7 +2840,7 @@
                       <w:tcPr>
                         <w:tcW w:w="910" w:type="pct"/>
                         <w:tcBorders>
-                          <w:bottom w:val="single" w:sz="4" w:space="0" w:color="auto"/>
+                          <w:bottom w:val="single" w:color="auto" w:sz="4" w:space="0"/>
                         </w:tcBorders>
                       </w:tcPr>
                       <w:p>
@@ -2869,7 +2869,7 @@
           <w:alias w:val="#Nav: /Customer/Integer/AgingBandVisible/AgingBandLoop"/>
           <w:tag w:val="#Nav: Standard_Statement/1316"/>
           <w:id w:val="1867410406"/>
-          <w15:dataBinding w:prefixMappings="&lt;xmlns:ns0='urn:microsoft-dynamics-nav/reports/Standard_Statement/1316/' " w:xpath="/ns0:NavWordReportXmlPart[1]/ns0:Customer[1]/ns0:Integer[1]/ns0:AgingBandVisible[1]/ns0:AgingBandLoop" w:storeItemID="{E88124C9-8BD3-486B-8F5D-721907E0A112}"/>
+          <w15:dataBinding w:prefixMappings="xmlns:ns0='urn:microsoft-dynamics-nav/reports/Standard_Statement/1316/'" w:xpath="/ns0:NavWordReportXmlPart[1]/ns0:Customer[1]/ns0:Integer[1]/ns0:AgingBandVisible[1]/ns0:AgingBandLoop" w:storeItemID="{E88124C9-8BD3-486B-8F5D-721907E0A112}"/>
           <w15:repeatingSection/>
         </w:sdtPr>
         <w:sdtContent>
@@ -2902,7 +2902,7 @@
                     <w:placeholder>
                       <w:docPart w:val="9519E1AE821C4C0BB201DF51B8E7AE7E"/>
                     </w:placeholder>
-                    <w:dataBinding w:prefixMappings="&lt;xmlns:ns0='urn:microsoft-dynamics-nav/reports/Standard_Statement/1316/' " w:xpath="/ns0:NavWordReportXmlPart[1]/ns0:Customer[1]/ns0:Integer[1]/ns0:AgingBandVisible[1]/ns0:AgingBandLoop[1]/ns0:AgingBandCurrencyCode[1]" w:storeItemID="{E88124C9-8BD3-486B-8F5D-721907E0A112}"/>
+                    <w:dataBinding w:prefixMappings="xmlns:ns0='urn:microsoft-dynamics-nav/reports/Standard_Statement/1316/'" w:xpath="/ns0:NavWordReportXmlPart[1]/ns0:Customer[1]/ns0:Integer[1]/ns0:AgingBandVisible[1]/ns0:AgingBandLoop[1]/ns0:AgingBandCurrencyCode[1]" w:storeItemID="{E88124C9-8BD3-486B-8F5D-721907E0A112}"/>
                     <w:text/>
                   </w:sdtPr>
                   <w:sdtContent>
@@ -2910,8 +2910,8 @@
                       <w:tcPr>
                         <w:tcW w:w="542" w:type="pct"/>
                         <w:tcBorders>
-                          <w:top w:val="single" w:sz="4" w:space="0" w:color="auto"/>
-                          <w:bottom w:val="single" w:sz="4" w:space="0" w:color="auto"/>
+                          <w:top w:val="single" w:color="auto" w:sz="4" w:space="0"/>
+                          <w:bottom w:val="single" w:color="auto" w:sz="4" w:space="0"/>
                         </w:tcBorders>
                         <w:hideMark/>
                       </w:tcPr>
@@ -2945,7 +2945,7 @@
                     <w:placeholder>
                       <w:docPart w:val="9519E1AE821C4C0BB201DF51B8E7AE7E"/>
                     </w:placeholder>
-                    <w:dataBinding w:prefixMappings="&lt;xmlns:ns0='urn:microsoft-dynamics-nav/reports/Standard_Statement/1316/' " w:xpath="/ns0:NavWordReportXmlPart[1]/ns0:Customer[1]/ns0:Integer[1]/ns0:AgingBandVisible[1]/ns0:AgingBandLoop[1]/ns0:AgingBandBufCol5Amt[1]" w:storeItemID="{E88124C9-8BD3-486B-8F5D-721907E0A112}"/>
+                    <w:dataBinding w:prefixMappings="xmlns:ns0='urn:microsoft-dynamics-nav/reports/Standard_Statement/1316/'" w:xpath="/ns0:NavWordReportXmlPart[1]/ns0:Customer[1]/ns0:Integer[1]/ns0:AgingBandVisible[1]/ns0:AgingBandLoop[1]/ns0:AgingBandBufCol5Amt[1]" w:storeItemID="{E88124C9-8BD3-486B-8F5D-721907E0A112}"/>
                     <w:text/>
                   </w:sdtPr>
                   <w:sdtContent>
@@ -2953,8 +2953,8 @@
                       <w:tcPr>
                         <w:tcW w:w="864" w:type="pct"/>
                         <w:tcBorders>
-                          <w:top w:val="single" w:sz="4" w:space="0" w:color="auto"/>
-                          <w:bottom w:val="single" w:sz="4" w:space="0" w:color="auto"/>
+                          <w:top w:val="single" w:color="auto" w:sz="4" w:space="0"/>
+                          <w:bottom w:val="single" w:color="auto" w:sz="4" w:space="0"/>
                         </w:tcBorders>
                       </w:tcPr>
                       <w:p>
@@ -2985,7 +2985,7 @@
                     <w:placeholder>
                       <w:docPart w:val="9519E1AE821C4C0BB201DF51B8E7AE7E"/>
                     </w:placeholder>
-                    <w:dataBinding w:prefixMappings="&lt;xmlns:ns0='urn:microsoft-dynamics-nav/reports/Standard_Statement/1316/' " w:xpath="/ns0:NavWordReportXmlPart[1]/ns0:Customer[1]/ns0:Integer[1]/ns0:AgingBandVisible[1]/ns0:AgingBandLoop[1]/ns0:AgingBandBufCol4Amt[1]" w:storeItemID="{E88124C9-8BD3-486B-8F5D-721907E0A112}"/>
+                    <w:dataBinding w:prefixMappings="xmlns:ns0='urn:microsoft-dynamics-nav/reports/Standard_Statement/1316/'" w:xpath="/ns0:NavWordReportXmlPart[1]/ns0:Customer[1]/ns0:Integer[1]/ns0:AgingBandVisible[1]/ns0:AgingBandLoop[1]/ns0:AgingBandBufCol4Amt[1]" w:storeItemID="{E88124C9-8BD3-486B-8F5D-721907E0A112}"/>
                     <w:text/>
                   </w:sdtPr>
                   <w:sdtContent>
@@ -2993,8 +2993,8 @@
                       <w:tcPr>
                         <w:tcW w:w="910" w:type="pct"/>
                         <w:tcBorders>
-                          <w:top w:val="single" w:sz="4" w:space="0" w:color="auto"/>
-                          <w:bottom w:val="single" w:sz="4" w:space="0" w:color="auto"/>
+                          <w:top w:val="single" w:color="auto" w:sz="4" w:space="0"/>
+                          <w:bottom w:val="single" w:color="auto" w:sz="4" w:space="0"/>
                         </w:tcBorders>
                       </w:tcPr>
                       <w:p>
@@ -3025,7 +3025,7 @@
                     <w:placeholder>
                       <w:docPart w:val="9519E1AE821C4C0BB201DF51B8E7AE7E"/>
                     </w:placeholder>
-                    <w:dataBinding w:prefixMappings="&lt;xmlns:ns0='urn:microsoft-dynamics-nav/reports/Standard_Statement/1316/' " w:xpath="/ns0:NavWordReportXmlPart[1]/ns0:Customer[1]/ns0:Integer[1]/ns0:AgingBandVisible[1]/ns0:AgingBandLoop[1]/ns0:AgingBandBufCol3Amt[1]" w:storeItemID="{E88124C9-8BD3-486B-8F5D-721907E0A112}"/>
+                    <w:dataBinding w:prefixMappings="xmlns:ns0='urn:microsoft-dynamics-nav/reports/Standard_Statement/1316/'" w:xpath="/ns0:NavWordReportXmlPart[1]/ns0:Customer[1]/ns0:Integer[1]/ns0:AgingBandVisible[1]/ns0:AgingBandLoop[1]/ns0:AgingBandBufCol3Amt[1]" w:storeItemID="{E88124C9-8BD3-486B-8F5D-721907E0A112}"/>
                     <w:text/>
                   </w:sdtPr>
                   <w:sdtContent>
@@ -3033,8 +3033,8 @@
                       <w:tcPr>
                         <w:tcW w:w="955" w:type="pct"/>
                         <w:tcBorders>
-                          <w:top w:val="single" w:sz="4" w:space="0" w:color="auto"/>
-                          <w:bottom w:val="single" w:sz="4" w:space="0" w:color="auto"/>
+                          <w:top w:val="single" w:color="auto" w:sz="4" w:space="0"/>
+                          <w:bottom w:val="single" w:color="auto" w:sz="4" w:space="0"/>
                         </w:tcBorders>
                       </w:tcPr>
                       <w:p>
@@ -3065,7 +3065,7 @@
                     <w:placeholder>
                       <w:docPart w:val="9519E1AE821C4C0BB201DF51B8E7AE7E"/>
                     </w:placeholder>
-                    <w:dataBinding w:prefixMappings="&lt;xmlns:ns0='urn:microsoft-dynamics-nav/reports/Standard_Statement/1316/' " w:xpath="/ns0:NavWordReportXmlPart[1]/ns0:Customer[1]/ns0:Integer[1]/ns0:AgingBandVisible[1]/ns0:AgingBandLoop[1]/ns0:AgingBandBufCol2Amt[1]" w:storeItemID="{E88124C9-8BD3-486B-8F5D-721907E0A112}"/>
+                    <w:dataBinding w:prefixMappings="xmlns:ns0='urn:microsoft-dynamics-nav/reports/Standard_Statement/1316/'" w:xpath="/ns0:NavWordReportXmlPart[1]/ns0:Customer[1]/ns0:Integer[1]/ns0:AgingBandVisible[1]/ns0:AgingBandLoop[1]/ns0:AgingBandBufCol2Amt[1]" w:storeItemID="{E88124C9-8BD3-486B-8F5D-721907E0A112}"/>
                     <w:text/>
                   </w:sdtPr>
                   <w:sdtContent>
@@ -3073,8 +3073,8 @@
                       <w:tcPr>
                         <w:tcW w:w="819" w:type="pct"/>
                         <w:tcBorders>
-                          <w:top w:val="single" w:sz="4" w:space="0" w:color="auto"/>
-                          <w:bottom w:val="single" w:sz="4" w:space="0" w:color="auto"/>
+                          <w:top w:val="single" w:color="auto" w:sz="4" w:space="0"/>
+                          <w:bottom w:val="single" w:color="auto" w:sz="4" w:space="0"/>
                         </w:tcBorders>
                       </w:tcPr>
                       <w:p>
@@ -3105,7 +3105,7 @@
                     <w:placeholder>
                       <w:docPart w:val="9519E1AE821C4C0BB201DF51B8E7AE7E"/>
                     </w:placeholder>
-                    <w:dataBinding w:prefixMappings="&lt;xmlns:ns0='urn:microsoft-dynamics-nav/reports/Standard_Statement/1316/' " w:xpath="/ns0:NavWordReportXmlPart[1]/ns0:Customer[1]/ns0:Integer[1]/ns0:AgingBandVisible[1]/ns0:AgingBandLoop[1]/ns0:AgingBandBufCol1Amt[1]" w:storeItemID="{E88124C9-8BD3-486B-8F5D-721907E0A112}"/>
+                    <w:dataBinding w:prefixMappings="xmlns:ns0='urn:microsoft-dynamics-nav/reports/Standard_Statement/1316/'" w:xpath="/ns0:NavWordReportXmlPart[1]/ns0:Customer[1]/ns0:Integer[1]/ns0:AgingBandVisible[1]/ns0:AgingBandLoop[1]/ns0:AgingBandBufCol1Amt[1]" w:storeItemID="{E88124C9-8BD3-486B-8F5D-721907E0A112}"/>
                     <w:text/>
                   </w:sdtPr>
                   <w:sdtContent>
@@ -3113,8 +3113,8 @@
                       <w:tcPr>
                         <w:tcW w:w="910" w:type="pct"/>
                         <w:tcBorders>
-                          <w:top w:val="single" w:sz="4" w:space="0" w:color="auto"/>
-                          <w:bottom w:val="single" w:sz="4" w:space="0" w:color="auto"/>
+                          <w:top w:val="single" w:color="auto" w:sz="4" w:space="0"/>
+                          <w:bottom w:val="single" w:color="auto" w:sz="4" w:space="0"/>
                         </w:tcBorders>
                       </w:tcPr>
                       <w:p>
@@ -5740,7 +5740,9 @@
 </we:webextension>
 </file>
 
-<file path=customXml/item1.xml>��< ? x m l   v e r s i o n = " 1 . 0 "   e n c o d i n g = " u t f - 1 6 " ? > < N a v W o r d R e p o r t X m l P a r t   x m l n s = " u r n : m i c r o s o f t - d y n a m i c s - b u s i n e s s c e n t r a l / i n t e r n a l / e x t e n d e d / r e p o r t s / S t a n d a r d _ S t a t e m e n t / 1 3 1 6 / " > +<file path=customXml/item1.xml>��< ? x m l   v e r s i o n = " 1 . 0 "   e n c o d i n g = " u t f - 1 6 " ? > + 
+ < N a v W o r d R e p o r t X m l P a r t   x m l n s = " u r n : m i c r o s o f t - d y n a m i c s - b u s i n e s s c e n t r a l / i n t e r n a l / e x t e n d e d / r e p o r t s / S t a n d a r d _ S t a t e m e n t / 1 3 1 6 / " >   
      < B C R e p o r t I n f o r m a t i o n >   
@@ -5804,9 +5806,239 @@
  
          < / R e p o r t R e q u e s t >   
+         < C o m p a n y M e t a d a t a > + 
+             < C o m p a n y N a m e > C o m p a n y   N a m e < / C o m p a n y N a m e > + 
+             < C o m p a n y D i s p l a y N a m e > C o m p a n y   D i s p l a y   N a m e < / C o m p a n y D i s p l a y N a m e > + 
+             < C o m p a n y A d d r e s s L i n e s > + 
+                 < C o m p a n y A d d r e s s L i n e > C o m p a n y   A d d r e s s   L i n e   1 < / C o m p a n y A d d r e s s L i n e > + 
+                 < C o m p a n y A d d r e s s L i n e > C o m p a n y   A d d r e s s   L i n e   2 < / C o m p a n y A d d r e s s L i n e > + 
+                 < C o m p a n y A d d r e s s L i n e > C o m p a n y   A d d r e s s   L i n e   3 < / C o m p a n y A d d r e s s L i n e > + 
+                 < C o m p a n y A d d r e s s L i n e > C o m p a n y   A d d r e s s   L i n e   4 < / C o m p a n y A d d r e s s L i n e > + 
+                 < C o m p a n y A d d r e s s L i n e > C o m p a n y   A d d r e s s   L i n e   5 < / C o m p a n y A d d r e s s L i n e > + 
+                 < C o m p a n y A d d r e s s L i n e > C o m p a n y   A d d r e s s   L i n e   6 < / C o m p a n y A d d r e s s L i n e > + 
+                 < C o m p a n y A d d r e s s L i n e > C o m p a n y   A d d r e s s   L i n e   7 < / C o m p a n y A d d r e s s L i n e > + 
+                 < C o m p a n y A d d r e s s L i n e > C o m p a n y   A d d r e s s   L i n e   8 < / C o m p a n y A d d r e s s L i n e > + 
+             < / C o m p a n y A d d r e s s L i n e s > + 
+             < C o m p a n y P h o n e > C o m p a n y   P h o n e < / C o m p a n y P h o n e > + 
+             < C o m p a n y P h o n e C a p t i o n > C o m p a n y   P h o n e   C a p t i o n < / C o m p a n y P h o n e C a p t i o n > + 
+             < C o m p a n y F a x N o > C o m p a n y   F a x   N o . < / C o m p a n y F a x N o > + 
+             < C o m p a n y F a x N o C a p t i o n > C o m p a n y   F a x   N o .   C a p t i o n < / C o m p a n y F a x N o C a p t i o n > + 
+             < C o m p a n y E m a i l > C o m p a n y   E m a i l < / C o m p a n y E m a i l > + 
+             < C o m p a n y E m a i l C a p t i o n > C o m p a n y   E m a i l   C a p t i o n < / C o m p a n y E m a i l C a p t i o n > + 
+             < C o m p a n y H o m e P a g e > C o m p a n y   H o m e   P a g e < / C o m p a n y H o m e P a g e > + 
+             < C o m p a n y H o m e P a g e C a p t i o n > C o m p a n y   H o m e   P a g e   C a p t i o n < / C o m p a n y H o m e P a g e C a p t i o n > + 
+             < C o m p a n y L o g o > C o m p a n y   L o g o < / C o m p a n y L o g o > + 
+             < C o m p a n y V A T R e g i s t r a t i o n N o > C o m p a n y   V A T   R e g i s t r a t i o n   N o . < / C o m p a n y V A T R e g i s t r a t i o n N o > + 
+             < C o m p a n y V A T R e g i s t r a t i o n N o C a p t i o n > C o m p a n y   V A T   R e g i s t r a t i o n   N o .   C a p t i o n < / C o m p a n y V A T R e g i s t r a t i o n N o C a p t i o n > + 
+             < C o m p a n y R e g i s t r a t i o n N o > C o m p a n y   R e g i s t r a t i o n   N o . < / C o m p a n y R e g i s t r a t i o n N o > + 
+             < C o m p a n y R e g i s t r a t i o n N o C a p t i o n > C o m p a n y   R e g i s t r a t i o n   N o .   C a p t i o n < / C o m p a n y R e g i s t r a t i o n N o C a p t i o n > + 
+             < C o m p a n y B a n k N a m e > C o m p a n y   B a n k   N a m e < / C o m p a n y B a n k N a m e > + 
+             < C o m p a n y B a n k N a m e C a p t i o n > C o m p a n y   B a n k   N a m e   C a p t i o n < / C o m p a n y B a n k N a m e C a p t i o n > + 
+             < C o m p a n y B a n k A c c o u n t N o > C o m p a n y   B a n k   A c c o u n t   N o . < / C o m p a n y B a n k A c c o u n t N o > + 
+             < C o m p a n y B a n k A c c o u n t N o C a p t i o n > C o m p a n y   B a n k   A c c o u n t   N o .   C a p t i o n < / C o m p a n y B a n k A c c o u n t N o C a p t i o n > + 
+             < C o m p a n y B a n k B r a n c h N o > C o m p a n y   B a n k   B r a n c h   N o . < / C o m p a n y B a n k B r a n c h N o > + 
+             < C o m p a n y B a n k B r a n c h N o C a p t i o n > C o m p a n y   B a n k   B r a n c h   N o .   C a p t i o n < / C o m p a n y B a n k B r a n c h N o C a p t i o n > + 
+             < C o m p a n y I B A N > C o m p a n y   I B A N < / C o m p a n y I B A N > + 
+             < C o m p a n y I B A N C a p t i o n > C o m p a n y   I B A N   C a p t i o n < / C o m p a n y I B A N C a p t i o n > + 
+             < C o m p a n y B a n k S W I F T > C o m p a n y   B a n k   S W I F T < / C o m p a n y B a n k S W I F T > + 
+             < C o m p a n y B a n k S W I F T C a p t i o n > C o m p a n y   B a n k   S W I F T   C a p t i o n < / C o m p a n y B a n k S W I F T C a p t i o n > + 
+             < C o m p a n y G i r o N o > C o m p a n y   G i r o   N o . < / C o m p a n y G i r o N o > + 
+             < C o m p a n y G i r o N o C a p t i o n > C o m p a n y   G i r o   N o .   C a p t i o n < / C o m p a n y G i r o N o C a p t i o n > + 
+         < / C o m p a n y M e t a d a t a > + 
      < / B C R e p o r t I n f o r m a t i o n >   
-     < T o o l t i p s / > +     < T o o l t i p s > + 
+         < T o o l t i p   c o l u m n = " N o _ C u s t "   E l e m e n t I d = " 6 0 3 9 7 0 8 4 6 " > + 
+             < T o o l t i p T e x t   l a n g = " e n - U S " > S p e c i f i e s   t h e   n u m b e r   o f   t h e   c u s t o m e r .   T h e   f i e l d   i s   e i t h e r   f i l l e d   a u t o m a t i c a l l y   f r o m   a   d e f i n e d   n u m b e r   s e r i e s ,   o r   y o u   e n t e r   t h e   n u m b e r   m a n u a l l y   b e c a u s e   y o u   h a v e   e n a b l e d   m a n u a l   n u m b e r   e n t r y   i n   t h e   n u m b e r - s e r i e s   s e t u p . < / T o o l t i p T e x t > + 
+         < / T o o l t i p > + 
+         < T o o l t i p   c o l u m n = " C o m p a n y P i c t u r e "   E l e m e n t I d = " 1 3 9 7 4 1 1 0 7 4 " > + 
+             < T o o l t i p T e x t   l a n g = " e n - U S " > S p e c i f i e s   t h e   p i c t u r e   t h a t   h a s   b e e n   s e t   u p   f o r   t h e   c o m p a n y ,   s u c h   a s   a   c o m p a n y   l o g o . < / T o o l t i p T e x t > + 
+         < / T o o l t i p > + 
+         < T o o l t i p   c o l u m n = " C o m p a n y I n f o 1 P i c t u r e "   E l e m e n t I d = " 1 0 1 8 2 0 6 5 0 3 " > + 
+             < T o o l t i p T e x t   l a n g = " e n - U S " > S p e c i f i e s   t h e   p i c t u r e   t h a t   h a s   b e e n   s e t   u p   f o r   t h e   c o m p a n y ,   s u c h   a s   a   c o m p a n y   l o g o . < / T o o l t i p T e x t > + 
+         < / T o o l t i p > + 
+         < T o o l t i p   c o l u m n = " C o m p a n y I n f o 2 P i c t u r e "   E l e m e n t I d = " 9 8 9 6 7 0 4 7 4 " > + 
+             < T o o l t i p T e x t   l a n g = " e n - U S " > S p e c i f i e s   t h e   p i c t u r e   t h a t   h a s   b e e n   s e t   u p   f o r   t h e   c o m p a n y ,   s u c h   a s   a   c o m p a n y   l o g o . < / T o o l t i p T e x t > + 
+         < / T o o l t i p > + 
+         < T o o l t i p   c o l u m n = " C o m p a n y I n f o 3 P i c t u r e "   E l e m e n t I d = " 5 7 9 7 0 4 0 5 9 " > + 
+             < T o o l t i p T e x t   l a n g = " e n - U S " > S p e c i f i e s   t h e   p i c t u r e   t h a t   h a s   b e e n   s e t   u p   f o r   t h e   c o m p a n y ,   s u c h   a s   a   c o m p a n y   l o g o . < / T o o l t i p T e x t > + 
+         < / T o o l t i p > + 
+         < T o o l t i p   c o l u m n = " P h o n e N o _ C o m p a n y I n f o "   E l e m e n t I d = " 1 6 0 6 4 2 8 3 9 4 " > + 
+             < T o o l t i p T e x t   l a n g = " e n - U S " > S p e c i f i e s   t h e   c o m p a n y ' s   t e l e p h o n e   n u m b e r . < / T o o l t i p T e x t > + 
+         < / T o o l t i p > + 
+         < T o o l t i p   c o l u m n = " C o m p a n y I n f o E m a i l "   E l e m e n t I d = " 9 1 4 8 1 2 2 4 0 " > + 
+             < T o o l t i p T e x t   l a n g = " e n - U S " > S p e c i f i e s   t h e   c o m p a n y ' s   e m a i l   a d d r e s s . < / T o o l t i p T e x t > + 
+         < / T o o l t i p > + 
+         < T o o l t i p   c o l u m n = " C o m p a n y I n f o H o m e P a g e "   E l e m e n t I d = " 1 5 3 0 3 1 7 4 4 0 " > + 
+             < T o o l t i p T e x t   l a n g = " e n - U S " > S p e c i f i e s   y o u r   c o m p a n y ' s   w e b   s i t e . < / T o o l t i p T e x t > + 
+         < / T o o l t i p > + 
+         < T o o l t i p   c o l u m n = " V A T R e g N o _ C o m p a n y I n f o "   E l e m e n t I d = " 9 4 4 0 2 9 3 7 7 " > + 
+             < T o o l t i p T e x t   l a n g = " e n - U S " > S p e c i f i e s   t h e   c o m p a n y ' s   V A T   r e g i s t r a t i o n   n u m b e r . < / T o o l t i p T e x t > + 
+         < / T o o l t i p > + 
+         < T o o l t i p   c o l u m n = " G i r o N o _ C o m p a n y I n f o "   E l e m e n t I d = " 5 6 5 4 8 5 5 1 9 " > + 
+             < T o o l t i p T e x t   l a n g = " e n - U S " > S p e c i f i e s   t h e   c o m p a n y ' s   g i r o   n u m b e r . < / T o o l t i p T e x t > + 
+         < / T o o l t i p > + 
+         < T o o l t i p   c o l u m n = " B a n k N a m e _ C o m p a n y I n f o "   E l e m e n t I d = " 1 9 1 7 2 0 2 0 4 2 " > + 
+             < T o o l t i p T e x t   l a n g = " e n - U S " > S p e c i f i e s   t h e   n a m e   o f   t h e   b a n k   t h e   c o m p a n y   u s e s . < / T o o l t i p T e x t > + 
+         < / T o o l t i p > + 
+         < T o o l t i p   c o l u m n = " B a n k A c c N o _ C o m p a n y I n f o "   E l e m e n t I d = " 8 6 4 5 4 5 9 0 7 " > + 
+             < T o o l t i p T e x t   l a n g = " e n - U S " > S p e c i f i e s   t h e   c o m p a n y ' s   b a n k   a c c o u n t   n u m b e r . < / T o o l t i p T e x t > + 
+         < / T o o l t i p > + 
+         < T o o l t i p   c o l u m n = " N o 1 _ C u s t "   E l e m e n t I d = " 9 1 2 7 7 0 5 0 9 " > + 
+             < T o o l t i p T e x t   l a n g = " e n - U S " > S p e c i f i e s   t h e   n u m b e r   o f   t h e   c u s t o m e r .   T h e   f i e l d   i s   e i t h e r   f i l l e d   a u t o m a t i c a l l y   f r o m   a   d e f i n e d   n u m b e r   s e r i e s ,   o r   y o u   e n t e r   t h e   n u m b e r   m a n u a l l y   b e c a u s e   y o u   h a v e   e n a b l e d   m a n u a l   n u m b e r   e n t r y   i n   t h e   n u m b e r - s e r i e s   s e t u p . < / T o o l t i p T e x t > + 
+         < / T o o l t i p > + 
+         < T o o l t i p   c o l u m n = " D o c N o _ D t l d C u s t L e d g E n t r i e s "   E l e m e n t I d = " 2 2 4 2 9 8 6 5 4 " > + 
+             < T o o l t i p T e x t   l a n g = " e n - U S " > S p e c i f i e s   t h e   d o c u m e n t   n u m b e r   o f   t h e   t r a n s a c t i o n   t h a t   c r e a t e d   t h e   e n t r y . < / T o o l t i p T e x t > + 
+         < / T o o l t i p > + 
+         < T o o l t i p   c o l u m n = " C u r r C o d e _ D t l d C u s t L e d g E n t r i e s "   E l e m e n t I d = " 3 2 7 0 9 9 9 8 4 " > + 
+             < T o o l t i p T e x t   l a n g = " e n - U S " > S p e c i f i e s   t h e   c o d e   f o r   t h e   c u r r e n c y   i f   t h e   a m o u n t   i s   i n   a   f o r e i g n   c u r r e n c y . < / T o o l t i p T e x t > + 
+         < / T o o l t i p > + 
+         < T o o l t i p   c o l u m n = " A m t _ D t l d C u s t L e d g E n t r i e s "   E l e m e n t I d = " 8 9 7 9 8 5 1 7 9 " > + 
+             < T o o l t i p T e x t   l a n g = " e n - U S " > S p e c i f i e s   t h e   a m o u n t   o f   t h e   d e t a i l e d   c u s t o m e r   l e d g e r   e n t r y . < / T o o l t i p T e x t > + 
+         < / T o o l t i p > + 
+         < T o o l t i p   c o l u m n = " C u r r e n c y 2 C o d e "   E l e m e n t I d = " 4 6 5 9 9 3 8 2 7 " > + 
+             < T o o l t i p T e x t   l a n g = " e n - U S " > S p e c i f i e s   a   c u r r e n c y   c o d e   t h a t   y o u   c a n   s e l e c t .   T h e   c o d e   m u s t   c o m p l y   w i t h   I S O   4 2 1 7 . < / T o o l t i p T e x t > + 
+         < / T o o l t i p > + 
+         < T o o l t i p   c o l u m n = " R e m a i n A m t _ C u s t L e d g E n t r y 2 "   E l e m e n t I d = " 7 5 6 3 4 5 4 1 3 " > + 
+             < T o o l t i p T e x t   l a n g = " e n - U S " > S p e c i f i e s   t h e   a m o u n t   t h a t   r e m a i n s   t o   b e   a p p l i e d   t o   b e f o r e   t h e   e n t r y   h a s   b e e n   c o m p l e t e l y   a p p l i e d . < / T o o l t i p T e x t > + 
+         < / T o o l t i p > + 
+         < T o o l t i p   c o l u m n = " D o c N o _ C u s t L e d g E n t r y 2 "   E l e m e n t I d = " 5 1 0 9 1 4 9 4 " > + 
+             < T o o l t i p T e x t   l a n g = " e n - U S " > S p e c i f i e s   t h e   e n t r y ' s   d o c u m e n t   n u m b e r . < / T o o l t i p T e x t > + 
+         < / T o o l t i p > + 
+         < T o o l t i p   c o l u m n = " D e s c _ C u s t L e d g E n t r y 2 "   E l e m e n t I d = " 4 0 4 4 4 3 7 9 8 " > + 
+             < T o o l t i p T e x t   l a n g = " e n - U S " > S p e c i f i e s   a   d e s c r i p t i o n   o f   t h e   c u s t o m e r   e n t r y . < / T o o l t i p T e x t > + 
+         < / T o o l t i p > + 
+         < T o o l t i p   c o l u m n = " Y o u r R e f e r e n c e _ C u s t L e d g E n t r y 2 "   E l e m e n t I d = " 2 0 5 5 4 0 4 3 9 5 " > + 
+             < T o o l t i p T e x t   l a n g = " e n - U S " > S p e c i f i e s   t h e   c u s t o m e r ' s   r e f e r e n c e . < / T o o l t i p T e x t > + 
+         < / T o o l t i p > + 
+         < T o o l t i p   c o l u m n = " O r i g i n a l A m t _ C u s t L e d g E n t r y 2 "   E l e m e n t I d = " 6 5 4 0 4 5 0 9 8 " > + 
+             < T o o l t i p T e x t   l a n g = " e n - U S " > S p e c i f i e s   t h e   a m o u n t   o f   t h e   o r i g i n a l   e n t r y . < / T o o l t i p T e x t > + 
+         < / T o o l t i p > + 
+         < T o o l t i p   c o l u m n = " C u r r C o d e _ C u s t L e d g E n t r y 2 "   E l e m e n t I d = " 1 5 8 9 5 4 6 2 6 8 " > + 
+             < T o o l t i p T e x t   l a n g = " e n - U S " > S p e c i f i e s   t h e   c u r r e n c y   c o d e   f o r   t h e   a m o u n t   o n   t h e   l i n e . < / T o o l t i p T e x t > + 
+         < / T o o l t i p > + 
+         < T o o l t i p   c o l u m n = " C u r r e n c y 2 C o d e _ C u s t L e d g E n t r y 2 "   E l e m e n t I d = " 1 4 2 6 8 6 9 3 0 3 " > + 
+             < T o o l t i p T e x t   l a n g = " e n - U S " > S p e c i f i e s   a   c u r r e n c y   c o d e   t h a t   y o u   c a n   s e l e c t .   T h e   c o d e   m u s t   c o m p l y   w i t h   I S O   4 2 1 7 . < / T o o l t i p T e x t > + 
+         < / T o o l t i p > + 
+         < T o o l t i p   c o l u m n = " C u s t N o _ C u s t L e d g E n t r y 2 "   E l e m e n t I d = " 1 3 5 3 0 8 9 7 4 5 " > + 
+             < T o o l t i p T e x t   l a n g = " e n - U S " > S p e c i f i e s   t h e   c u s t o m e r   a c c o u n t   n u m b e r   t h a t   t h e   e n t r y   i s   l i n k e d   t o . < / T o o l t i p T e x t > + 
+         < / T o o l t i p > + 
+     < / T o o l t i p s >   
      < C u s t o m e r   E l e m e n t T y p e = " D a t a I t e m "   E l e m e n t I d = " 1 5 2 5 1 9 1 9 9 " >   
@@ -5816,11 +6048,11 @@
  
              < B a n k A c c N o _ C o m p a n y I n f o   E l e m e n t T y p e = " C o l u m n "   E l e m e n t I d = " 8 6 4 5 4 5 9 0 7 "   D a t a T y p e = " T e x t " > B a n k A c c N o _ C o m p a n y I n f o < / B a n k A c c N o _ C o m p a n y I n f o >   
-             < B a n k A c c N o _ C o m p a n y I n f o C a p t i o n   E l e m e n t T y p e = " C o l u m n "   E l e m e n t I d = " 1 9 1 8 8 5 3 8 1 3 "   D a t a T y p e = " T e x t C o n s t " > B a n k A c c N o _ C o m p a n y I n f o C a p t i o n < / B a n k A c c N o _ C o m p a n y I n f o C a p t i o n > +             < B a n k A c c N o _ C o m p a n y I n f o C a p t i o n   E l e m e n t T y p e = " C o l u m n "   E l e m e n t I d = " 1 9 1 8 8 5 3 8 1 3 "   D a t a T y p e = " L a b e l " > B a n k A c c N o _ C o m p a n y I n f o C a p t i o n < / B a n k A c c N o _ C o m p a n y I n f o C a p t i o n >   
              < B a n k N a m e _ C o m p a n y I n f o   E l e m e n t T y p e = " C o l u m n "   E l e m e n t I d = " 1 9 1 7 2 0 2 0 4 2 "   D a t a T y p e = " T e x t " > B a n k N a m e _ C o m p a n y I n f o < / B a n k N a m e _ C o m p a n y I n f o >   
-             < B a n k N a m e _ C o m p a n y I n f o C a p t i o n   E l e m e n t T y p e = " C o l u m n "   E l e m e n t I d = " 1 6 0 4 3 0 7 5 8 8 "   D a t a T y p e = " T e x t C o n s t " > B a n k N a m e _ C o m p a n y I n f o C a p t i o n < / B a n k N a m e _ C o m p a n y I n f o C a p t i o n > +             < B a n k N a m e _ C o m p a n y I n f o C a p t i o n   E l e m e n t T y p e = " C o l u m n "   E l e m e n t I d = " 1 6 0 4 3 0 7 5 8 8 "   D a t a T y p e = " L a b e l " > B a n k N a m e _ C o m p a n y I n f o C a p t i o n < / B a n k N a m e _ C o m p a n y I n f o C a p t i o n >   
              < C o m p a n y A d d r 1   E l e m e n t T y p e = " C o l u m n "   E l e m e n t I d = " 8 8 5 0 9 6 1 0 4 "   D a t a T y p e = " T e x t " > C o m p a n y A d d r 1 < / C o m p a n y A d d r 1 >   
@@ -5838,27 +6070,27 @@
  
              < C o m p a n y A d d r 8   E l e m e n t T y p e = " C o l u m n "   E l e m e n t I d = " 1 0 5 4 0 0 5 1 2 7 "   D a t a T y p e = " T e x t " > C o m p a n y A d d r 8 < / C o m p a n y A d d r 8 >   
-             < C o m p a n y I n f o 1 P i c t u r e   E l e m e n t T y p e = " C o l u m n "   E l e m e n t I d = " 1 0 1 8 2 0 6 5 0 3 "   D a t a T y p e = " B L O B " / > - 
-             < C o m p a n y I n f o 2 P i c t u r e   E l e m e n t T y p e = " C o l u m n "   E l e m e n t I d = " 9 8 9 6 7 0 4 7 4 "   D a t a T y p e = " B L O B " / > - 
-             < C o m p a n y I n f o 3 P i c t u r e   E l e m e n t T y p e = " C o l u m n "   E l e m e n t I d = " 5 7 9 7 0 4 0 5 9 "   D a t a T y p e = " B L O B " / > +             < C o m p a n y I n f o 1 P i c t u r e   E l e m e n t T y p e = " C o l u m n "   E l e m e n t I d = " 1 0 1 8 2 0 6 5 0 3 "   D a t a T y p e = " B l o b "   / > + 
+             < C o m p a n y I n f o 2 P i c t u r e   E l e m e n t T y p e = " C o l u m n "   E l e m e n t I d = " 9 8 9 6 7 0 4 7 4 "   D a t a T y p e = " B l o b "   / > + 
+             < C o m p a n y I n f o 3 P i c t u r e   E l e m e n t T y p e = " C o l u m n "   E l e m e n t I d = " 5 7 9 7 0 4 0 5 9 "   D a t a T y p e = " B l o b "   / >   
              < C o m p a n y I n f o E m a i l   E l e m e n t T y p e = " C o l u m n "   E l e m e n t I d = " 9 1 4 8 1 2 2 4 0 "   D a t a T y p e = " T e x t " > C o m p a n y I n f o E m a i l < / C o m p a n y I n f o E m a i l >   
-             < C o m p a n y I n f o E m a i l C a p t i o n   E l e m e n t T y p e = " C o l u m n "   E l e m e n t I d = " 1 5 5 2 1 6 7 2 3 0 "   D a t a T y p e = " T e x t C o n s t " > C o m p a n y I n f o E m a i l C a p t i o n < / C o m p a n y I n f o E m a i l C a p t i o n > +             < C o m p a n y I n f o E m a i l C a p t i o n   E l e m e n t T y p e = " C o l u m n "   E l e m e n t I d = " 1 5 5 2 1 6 7 2 3 0 "   D a t a T y p e = " L a b e l " > C o m p a n y I n f o E m a i l C a p t i o n < / C o m p a n y I n f o E m a i l C a p t i o n >   
              < C o m p a n y I n f o H o m e P a g e   E l e m e n t T y p e = " C o l u m n "   E l e m e n t I d = " 1 5 3 0 3 1 7 4 4 0 "   D a t a T y p e = " T e x t " > C o m p a n y I n f o H o m e P a g e < / C o m p a n y I n f o H o m e P a g e >   
-             < C o m p a n y I n f o H o m e p a g e C a p t i o n   E l e m e n t T y p e = " C o l u m n "   E l e m e n t I d = " 1 5 2 9 8 2 3 8 6 "   D a t a T y p e = " T e x t C o n s t " > C o m p a n y I n f o H o m e p a g e C a p t i o n < / C o m p a n y I n f o H o m e p a g e C a p t i o n > +             < C o m p a n y I n f o H o m e p a g e C a p t i o n   E l e m e n t T y p e = " C o l u m n "   E l e m e n t I d = " 1 5 2 9 8 2 3 8 6 "   D a t a T y p e = " L a b e l " > C o m p a n y I n f o H o m e p a g e C a p t i o n < / C o m p a n y I n f o H o m e p a g e C a p t i o n >   
              < C o m p a n y L e g a l O f f i c e   E l e m e n t T y p e = " C o l u m n "   E l e m e n t I d = " 7 1 4 2 5 8 1 1 1 "   D a t a T y p e = " T e x t " > C o m p a n y L e g a l O f f i c e < / C o m p a n y L e g a l O f f i c e >   
              < C o m p a n y L e g a l O f f i c e _ L b l   E l e m e n t T y p e = " C o l u m n "   E l e m e n t I d = " 1 5 3 3 1 7 5 1 0 8 "   D a t a T y p e = " T e x t " > C o m p a n y L e g a l O f f i c e _ L b l < / C o m p a n y L e g a l O f f i c e _ L b l >   
-             < C o m p a n y P i c t u r e   E l e m e n t T y p e = " C o l u m n "   E l e m e n t I d = " 1 3 9 7 4 1 1 0 7 4 "   D a t a T y p e = " B L O B " / > - 
-             < C u r r R e p o r t P a g e N o C a p t i o n   E l e m e n t T y p e = " C o l u m n "   E l e m e n t I d = " 2 0 2 2 2 2 5 3 5 1 "   D a t a T y p e = " T e x t C o n s t " > C u r r R e p o r t P a g e N o C a p t i o n < / C u r r R e p o r t P a g e N o C a p t i o n > +             < C o m p a n y P i c t u r e   E l e m e n t T y p e = " C o l u m n "   E l e m e n t I d = " 1 3 9 7 4 1 1 0 7 4 "   D a t a T y p e = " B l o b "   / > + 
+             < C u r r R e p o r t P a g e N o C a p t i o n   E l e m e n t T y p e = " C o l u m n "   E l e m e n t I d = " 2 0 2 2 2 2 5 3 5 1 "   D a t a T y p e = " L a b e l " > C u r r R e p o r t P a g e N o C a p t i o n < / C u r r R e p o r t P a g e N o C a p t i o n >   
              < C u s t A d d r 1   E l e m e n t T y p e = " C o l u m n "   E l e m e n t I d = " 1 3 6 8 0 2 7 5 2 2 "   D a t a T y p e = " T e x t " > C u s t A d d r 1 < / C u s t A d d r 1 >   
@@ -5876,57 +6108,57 @@
  
              < C u s t A d d r 8   E l e m e n t T y p e = " C o l u m n "   E l e m e n t I d = " 1 5 3 6 9 3 6 5 4 5 "   D a t a T y p e = " T e x t " > C u s t A d d r 8 < / C u s t A d d r 8 >   
-             < C u s t B a l a n c e C a p t i o n   E l e m e n t T y p e = " C o l u m n "   E l e m e n t I d = " 6 0 8 6 6 1 8 8 4 "   D a t a T y p e = " T e x t C o n s t " > C u s t B a l a n c e C a p t i o n < / C u s t B a l a n c e C a p t i o n > +             < C u s t B a l a n c e C a p t i o n   E l e m e n t T y p e = " C o l u m n "   E l e m e n t I d = " 6 0 8 6 6 1 8 8 4 "   D a t a T y p e = " L a b e l " > C u s t B a l a n c e C a p t i o n < / C u s t B a l a n c e C a p t i o n >   
              < D e s c _ C u s t L e d g E n t r y 2 C a p t i o n   E l e m e n t T y p e = " C o l u m n "   E l e m e n t I d = " 1 8 7 4 4 3 7 6 7 2 "   D a t a T y p e = " S t r i n g " > D e s c _ C u s t L e d g E n t r y 2 C a p t i o n < / D e s c _ C u s t L e d g E n t r y 2 C a p t i o n >   
-             < D o c D a t e C a p t i o n   E l e m e n t T y p e = " C o l u m n "   E l e m e n t I d = " 1 1 5 7 6 2 1 5 3 7 "   D a t a T y p e = " T e x t C o n s t " > D o c D a t e C a p t i o n < / D o c D a t e C a p t i o n > +             < D o c D a t e C a p t i o n   E l e m e n t T y p e = " C o l u m n "   E l e m e n t I d = " 1 1 5 7 6 2 1 5 3 7 "   D a t a T y p e = " L a b e l " > D o c D a t e C a p t i o n < / D o c D a t e C a p t i o n >   
              < D o c N o _ D t l d C u s t L e d g E n t r i e s C a p t i o n   E l e m e n t T y p e = " C o l u m n "   E l e m e n t I d = " 6 0 1 5 1 5 5 5 6 "   D a t a T y p e = " S t r i n g " > D o c N o _ D t l d C u s t L e d g E n t r i e s C a p t i o n < / D o c N o _ D t l d C u s t L e d g E n t r i e s C a p t i o n >   
-             < D u e D a t e _ C u s t L e d g E n t r y 2 C a p t i o n   E l e m e n t T y p e = " C o l u m n "   E l e m e n t I d = " 8 1 9 2 8 5 8 5 "   D a t a T y p e = " T e x t C o n s t " > D u e D a t e _ C u s t L e d g E n t r y 2 C a p t i o n < / D u e D a t e _ C u s t L e d g E n t r y 2 C a p t i o n > +             < D u e D a t e _ C u s t L e d g E n t r y 2 C a p t i o n   E l e m e n t T y p e = " C o l u m n "   E l e m e n t I d = " 8 1 9 2 8 5 8 5 "   D a t a T y p e = " L a b e l " > D u e D a t e _ C u s t L e d g E n t r y 2 C a p t i o n < / D u e D a t e _ C u s t L e d g E n t r y 2 C a p t i o n >   
              < E n d D a t e   E l e m e n t T y p e = " C o l u m n "   E l e m e n t I d = " 1 3 0 2 0 8 2 6 1 0 "   D a t a T y p e = " S t r i n g " > E n d D a t e < / E n d D a t e >   
-             < E n d D a t e C a p t i o n   E l e m e n t T y p e = " C o l u m n "   E l e m e n t I d = " 1 3 5 3 1 9 2 8 0 "   D a t a T y p e = " T e x t C o n s t " > E n d D a t e C a p t i o n < / E n d D a t e C a p t i o n > +             < E n d D a t e C a p t i o n   E l e m e n t T y p e = " C o l u m n "   E l e m e n t I d = " 1 3 5 3 1 9 2 8 0 "   D a t a T y p e = " L a b e l " > E n d D a t e C a p t i o n < / E n d D a t e C a p t i o n >   
              < G i r o N o _ C o m p a n y I n f o   E l e m e n t T y p e = " C o l u m n "   E l e m e n t I d = " 5 6 5 4 8 5 5 1 9 "   D a t a T y p e = " T e x t " > G i r o N o _ C o m p a n y I n f o < / G i r o N o _ C o m p a n y I n f o >   
-             < G i r o N o _ C o m p a n y I n f o C a p t i o n   E l e m e n t T y p e = " C o l u m n "   E l e m e n t I d = " 1 6 5 8 5 3 3 3 6 9 "   D a t a T y p e = " T e x t C o n s t " > G i r o N o _ C o m p a n y I n f o C a p t i o n < / G i r o N o _ C o m p a n y I n f o C a p t i o n > +             < G i r o N o _ C o m p a n y I n f o C a p t i o n   E l e m e n t T y p e = " C o l u m n "   E l e m e n t I d = " 1 6 5 8 5 3 3 3 6 9 "   D a t a T y p e = " L a b e l " > G i r o N o _ C o m p a n y I n f o C a p t i o n < / G i r o N o _ C o m p a n y I n f o C a p t i o n >   
              < L a s t S t a t m n t N o _ C u s t   E l e m e n t T y p e = " C o l u m n "   E l e m e n t I d = " 1 3 8 8 0 8 0 0 2 9 "   D a t a T y p e = " S t r i n g " > L a s t S t a t m n t N o _ C u s t < / L a s t S t a t m n t N o _ C u s t >   
-             < L a s t S t a t m n t N o _ C u s t C a p t i o n   E l e m e n t T y p e = " C o l u m n "   E l e m e n t I d = " 8 9 2 5 6 7 8 3 5 "   D a t a T y p e = " T e x t C o n s t " > L a s t S t a t m n t N o _ C u s t C a p t i o n < / L a s t S t a t m n t N o _ C u s t C a p t i o n > +             < L a s t S t a t m n t N o _ C u s t C a p t i o n   E l e m e n t T y p e = " C o l u m n "   E l e m e n t I d = " 8 9 2 5 6 7 8 3 5 "   D a t a T y p e = " L a b e l " > L a s t S t a t m n t N o _ C u s t C a p t i o n < / L a s t S t a t m n t N o _ C u s t C a p t i o n >   
              < N o 1 _ C u s t   E l e m e n t T y p e = " C o l u m n "   E l e m e n t I d = " 9 1 2 7 7 0 5 0 9 "   D a t a T y p e = " C o d e " > N o 1 _ C u s t < / N o 1 _ C u s t >   
-             < N o 1 _ C u s t C a p t i o n   E l e m e n t T y p e = " C o l u m n "   E l e m e n t I d = " 1 6 6 1 8 9 3 3 9 7 "   D a t a T y p e = " T e x t C o n s t " > N o 1 _ C u s t C a p t i o n < / N o 1 _ C u s t C a p t i o n > +             < N o 1 _ C u s t C a p t i o n   E l e m e n t T y p e = " C o l u m n "   E l e m e n t I d = " 1 6 6 1 8 9 3 3 9 7 "   D a t a T y p e = " L a b e l " > N o 1 _ C u s t C a p t i o n < / N o 1 _ C u s t C a p t i o n >   
              < O r i g i n a l A m t _ C u s t L e d g E n t r y 2 C a p t i o n   E l e m e n t T y p e = " C o l u m n "   E l e m e n t I d = " 8 4 8 8 4 4 3 9 2 "   D a t a T y p e = " S t r i n g " > O r i g i n a l A m t _ C u s t L e d g E n t r y 2 C a p t i o n < / O r i g i n a l A m t _ C u s t L e d g E n t r y 2 C a p t i o n >   
              < P h o n e N o _ C o m p a n y I n f o   E l e m e n t T y p e = " C o l u m n "   E l e m e n t I d = " 1 6 0 6 4 2 8 3 9 4 "   D a t a T y p e = " T e x t " > P h o n e N o _ C o m p a n y I n f o < / P h o n e N o _ C o m p a n y I n f o >   
-             < P h o n e N o _ C o m p a n y I n f o C a p t i o n   E l e m e n t T y p e = " C o l u m n "   E l e m e n t I d = " 1 8 7 6 0 4 7 7 0 4 "   D a t a T y p e = " T e x t C o n s t " > P h o n e N o _ C o m p a n y I n f o C a p t i o n < / P h o n e N o _ C o m p a n y I n f o C a p t i o n > - 
-             < P o s t D a t e _ D t l d C u s t L e d g E n t r i e s C a p t i o n   E l e m e n t T y p e = " C o l u m n "   E l e m e n t I d = " 1 0 3 3 1 2 5 4 2 5 "   D a t a T y p e = " T e x t C o n s t " > P o s t D a t e _ D t l d C u s t L e d g E n t r i e s C a p t i o n < / P o s t D a t e _ D t l d C u s t L e d g E n t r i e s C a p t i o n > +             < P h o n e N o _ C o m p a n y I n f o C a p t i o n   E l e m e n t T y p e = " C o l u m n "   E l e m e n t I d = " 1 8 7 6 0 4 7 7 0 4 "   D a t a T y p e = " L a b e l " > P h o n e N o _ C o m p a n y I n f o C a p t i o n < / P h o n e N o _ C o m p a n y I n f o C a p t i o n > + 
+             < P o s t D a t e _ D t l d C u s t L e d g E n t r i e s C a p t i o n   E l e m e n t T y p e = " C o l u m n "   E l e m e n t I d = " 1 0 3 3 1 2 5 4 2 5 "   D a t a T y p e = " L a b e l " > P o s t D a t e _ D t l d C u s t L e d g E n t r i e s C a p t i o n < / P o s t D a t e _ D t l d C u s t L e d g E n t r i e s C a p t i o n >   
              < R e m a i n A m t C u s t L e d g E n t r y 2 C a p t i o n   E l e m e n t T y p e = " C o l u m n "   E l e m e n t I d = " 1 6 3 2 7 0 6 4 0 6 "   D a t a T y p e = " S t r i n g " > R e m a i n A m t C u s t L e d g E n t r y 2 C a p t i o n < / R e m a i n A m t C u s t L e d g E n t r y 2 C a p t i o n >   
              < S t a r t D a t e   E l e m e n t T y p e = " C o l u m n "   E l e m e n t I d = " 1 4 5 7 6 6 9 4 1 7 "   D a t a T y p e = " S t r i n g " > S t a r t D a t e < / S t a r t D a t e >   
-             < S t a r t D a t e C a p t i o n   E l e m e n t T y p e = " C o l u m n "   E l e m e n t I d = " 1 9 8 0 7 4 5 8 7 1 "   D a t a T y p e = " T e x t C o n s t " > S t a r t D a t e C a p t i o n < / S t a r t D a t e C a p t i o n > - 
-             < S t a t e m e n t C a p t i o n   E l e m e n t T y p e = " C o l u m n "   E l e m e n t I d = " 2 3 9 3 8 2 "   D a t a T y p e = " T e x t C o n s t " > S t a t e m e n t C a p t i o n < / S t a t e m e n t C a p t i o n > +             < S t a r t D a t e C a p t i o n   E l e m e n t T y p e = " C o l u m n "   E l e m e n t I d = " 1 9 8 0 7 4 5 8 7 1 "   D a t a T y p e = " L a b e l " > S t a r t D a t e C a p t i o n < / S t a r t D a t e C a p t i o n > + 
+             < S t a t e m e n t C a p t i o n   E l e m e n t T y p e = " C o l u m n "   E l e m e n t I d = " 2 3 9 3 8 2 "   D a t a T y p e = " L a b e l " > S t a t e m e n t C a p t i o n < / S t a t e m e n t C a p t i o n >   
              < T o d a y F o r m a t t e d   E l e m e n t T y p e = " C o l u m n "   E l e m e n t I d = " 2 7 0 4 5 1 4 0 "   D a t a T y p e = " S t r i n g " > T o d a y F o r m a t t e d < / T o d a y F o r m a t t e d >   
              < V A T R e g N o _ C o m p a n y I n f o   E l e m e n t T y p e = " C o l u m n "   E l e m e n t I d = " 9 4 4 0 2 9 3 7 7 "   D a t a T y p e = " T e x t " > V A T R e g N o _ C o m p a n y I n f o < / V A T R e g N o _ C o m p a n y I n f o >   
-             < V A T R e g N o _ C o m p a n y I n f o C a p t i o n   E l e m e n t T y p e = " C o l u m n "   E l e m e n t I d = " 1 1 9 3 2 7 6 3 7 5 "   D a t a T y p e = " T e x t C o n s t " > V A T R e g N o _ C o m p a n y I n f o C a p t i o n < / V A T R e g N o _ C o m p a n y I n f o C a p t i o n > +             < V A T R e g N o _ C o m p a n y I n f o C a p t i o n   E l e m e n t T y p e = " C o l u m n "   E l e m e n t I d = " 1 1 9 3 2 7 6 3 7 5 "   D a t a T y p e = " L a b e l " > V A T R e g N o _ C o m p a n y I n f o C a p t i o n < / V A T R e g N o _ C o m p a n y I n f o C a p t i o n >   
              < C u r r e n c y L o o p   E l e m e n t T y p e = " D a t a I t e m "   E l e m e n t I d = " 1 3 0 4 5 2 2 1 9 8 " >   
-                 < T o t a l _ C a p t i o n 2   E l e m e n t T y p e = " C o l u m n "   E l e m e n t I d = " 1 9 9 1 3 0 2 6 0 "   D a t a T y p e = " T e x t C o n s t " > T o t a l _ C a p t i o n 2 < / T o t a l _ C a p t i o n 2 > +                 < T o t a l _ C a p t i o n 2   E l e m e n t T y p e = " C o l u m n "   E l e m e n t I d = " 1 9 9 1 3 0 2 6 0 "   D a t a T y p e = " L a b e l " > T o t a l _ C a p t i o n 2 < / T o t a l _ C a p t i o n 2 >   
                  < C u s t L e d g E n t r y H d r   E l e m e n t T y p e = " D a t a I t e m "   E l e m e n t I d = " 9 4 2 7 0 7 9 3 2 " >   
@@ -5980,7 +6212,7 @@
  
                      < E n t r i e s E x i s t s l _ C u s t L e d g E n t r y F o o t e r C a p t i o n   E l e m e n t T y p e = " C o l u m n "   E l e m e n t I d = " 1 1 7 7 0 6 9 2 3 2 "   D a t a T y p e = " B o o l e a n " > E n t r i e s E x i s t s l _ C u s t L e d g E n t r y F o o t e r C a p t i o n < / E n t r i e s E x i s t s l _ C u s t L e d g E n t r y F o o t e r C a p t i o n >   
-                     < T o t a l _ C a p t i o n   E l e m e n t T y p e = " C o l u m n "   E l e m e n t I d = " 6 1 1 5 9 7 6 3 4 "   D a t a T y p e = " T e x t C o n s t " > T o t a l _ C a p t i o n < / T o t a l _ C a p t i o n > +                     < T o t a l _ C a p t i o n   E l e m e n t T y p e = " C o l u m n "   E l e m e n t I d = " 6 1 1 5 9 7 6 3 4 "   D a t a T y p e = " L a b e l " > T o t a l _ C a p t i o n < / T o t a l _ C a p t i o n >   
                  < / C u s t L e d g E n t r y F o o t e r >   
@@ -5992,17 +6224,17 @@
  
                      < D o c N o _ D t l d C u s t L e d g E n t r i e s C a p t i o n 2   E l e m e n t T y p e = " C o l u m n "   E l e m e n t I d = " 1 0 9 6 5 7 7 3 7 8 "   D a t a T y p e = " S t r i n g " > D o c N o _ D t l d C u s t L e d g E n t r i e s C a p t i o n 2 < / D o c N o _ D t l d C u s t L e d g E n t r i e s C a p t i o n 2 >   
-                     < D u e D a t e _ C u s t L e d g E n t r y 2 C a p t i o n 2   E l e m e n t T y p e = " C o l u m n "   E l e m e n t I d = " 9 0 1 1 8 8 6 8 5 "   D a t a T y p e = " T e x t C o n s t " > D u e D a t e _ C u s t L e d g E n t r y 2 C a p t i o n 2 < / D u e D a t e _ C u s t L e d g E n t r y 2 C a p t i o n 2 > +                     < D u e D a t e _ C u s t L e d g E n t r y 2 C a p t i o n 2   E l e m e n t T y p e = " C o l u m n "   E l e m e n t I d = " 9 0 1 1 8 8 6 8 5 "   D a t a T y p e = " L a b e l " > D u e D a t e _ C u s t L e d g E n t r y 2 C a p t i o n 2 < / D u e D a t e _ C u s t L e d g E n t r y 2 C a p t i o n 2 >   
                      < O r i g i n a l A m t _ C u s t L e d g E n t r y 2 C a p t i o n 2   E l e m e n t T y p e = " C o l u m n "   E l e m e n t I d = " 1 6 4 9 8 2 3 4 6 6 "   D a t a T y p e = " S t r i n g " > O r i g i n a l A m t _ C u s t L e d g E n t r y 2 C a p t i o n 2 < / O r i g i n a l A m t _ C u s t L e d g E n t r y 2 C a p t i o n 2 >   
                      < O v e r D u e E n t r i e s   E l e m e n t T y p e = " C o l u m n "   E l e m e n t I d = " 2 3 9 2 5 5 2 1 3 "   D a t a T y p e = " S t r i n g " > O v e r D u e E n t r i e s < / O v e r D u e E n t r i e s >   
-                     < P o s t D a t e _ D t l d C u s t L e d g E n t r i e s C a p t i o n 2   E l e m e n t T y p e = " C o l u m n "   E l e m e n t I d = " 7 1 5 0 7 2 1 9 7 "   D a t a T y p e = " T e x t C o n s t " > P o s t D a t e _ D t l d C u s t L e d g E n t r i e s C a p t i o n 2 < / P o s t D a t e _ D t l d C u s t L e d g E n t r i e s C a p t i o n 2 > +                     < P o s t D a t e _ D t l d C u s t L e d g E n t r i e s C a p t i o n 2   E l e m e n t T y p e = " C o l u m n "   E l e m e n t I d = " 7 1 5 0 7 2 1 9 7 "   D a t a T y p e = " L a b e l " > P o s t D a t e _ D t l d C u s t L e d g E n t r i e s C a p t i o n 2 < / P o s t D a t e _ D t l d C u s t L e d g E n t r i e s C a p t i o n 2 >   
                      < R e m a i n A m t C u s t L e d g E n t r y 2 C a p t i o n 2   E l e m e n t T y p e = " C o l u m n "   E l e m e n t I d = " 5 0 5 0 3 3 9 6 0 "   D a t a T y p e = " S t r i n g " > R e m a i n A m t C u s t L e d g E n t r y 2 C a p t i o n 2 < / R e m a i n A m t C u s t L e d g E n t r y 2 C a p t i o n 2 >   
-                     < T o t a l _ C a p t i o n 3   E l e m e n t T y p e = " C o l u m n "   E l e m e n t I d = " 4 3 8 5 6 6 3 5 7 "   D a t a T y p e = " T e x t C o n s t " > T o t a l _ C a p t i o n 3 < / T o t a l _ C a p t i o n 3 > +                     < T o t a l _ C a p t i o n 3   E l e m e n t T y p e = " C o l u m n "   E l e m e n t I d = " 4 3 8 5 6 6 3 5 7 "   D a t a T y p e = " L a b e l " > T o t a l _ C a p t i o n 3 < / T o t a l _ C a p t i o n 3 >   
                      < C u s t L e d g E n t r y 2   E l e m e n t T y p e = " D a t a I t e m "   E l e m e n t I d = " 1 3 7 2 6 3 7 0 0 8 " >   
@@ -6042,7 +6274,7 @@
  
              < A g i n g B a n d V i s i b l e   E l e m e n t T y p e = " D a t a I t e m "   E l e m e n t I d = " 1 9 4 1 7 6 5 1 4 0 " >   
-                 < A g i n g C u s t L e d g E n t r y   E l e m e n t T y p e = " D a t a I t e m "   E l e m e n t I d = " 7 0 4 1 6 5 1 3 2 " / > +                 < A g i n g C u s t L e d g E n t r y   E l e m e n t T y p e = " D a t a I t e m "   E l e m e n t I d = " 7 0 4 1 6 5 1 3 2 "   / >   
                  < A g i n g B a n d L o o p   E l e m e n t T y p e = " D a t a I t e m "   E l e m e n t I d = " 1 5 2 9 3 9 4 0 2 2 " >   
@@ -6084,7 +6316,7 @@
  
                      < A g i n g D a t e H e a d e r 4   E l e m e n t T y p e = " C o l u m n "   E l e m e n t I d = " 1 6 2 6 7 3 9 0 9 2 "   D a t a T y p e = " T e x t " > A g i n g D a t e H e a d e r 4 < / A g i n g D a t e H e a d e r 4 >   
-                     < b e f o r e C a p t i o n   E l e m e n t T y p e = " C o l u m n "   E l e m e n t I d = " 1 0 1 3 0 1 9 7 1 8 "   D a t a T y p e = " T e x t C o n s t " > b e f o r e C a p t i o n < / b e f o r e C a p t i o n > +                     < b e f o r e C a p t i o n   E l e m e n t T y p e = " C o l u m n "   E l e m e n t I d = " 1 0 1 3 0 1 9 7 1 8 "   D a t a T y p e = " L a b e l " > b e f o r e C a p t i o n < / b e f o r e C a p t i o n >   
                  < / A g i n g B a n d L o o p >   
@@ -6094,11 +6326,11 @@
  
          < L e t t e r T e x t   E l e m e n t T y p e = " D a t a I t e m "   E l e m e n t I d = " 1 5 1 0 3 5 3 8 3 4 " >   
-             < B o d y T e x t   E l e m e n t T y p e = " C o l u m n "   E l e m e n t I d = " 1 4 9 7 5 9 8 0 8 "   D a t a T y p e = " T e x t C o n s t " > B o d y T e x t < / B o d y T e x t > - 
-             < C l o s i n g T e x t   E l e m e n t T y p e = " C o l u m n "   E l e m e n t I d = " 5 1 2 1 3 5 9 0 9 "   D a t a T y p e = " T e x t C o n s t " > C l o s i n g T e x t < / C l o s i n g T e x t > - 
-             < G r e e t i n g T e x t   E l e m e n t T y p e = " C o l u m n "   E l e m e n t I d = " 1 1 7 5 2 7 9 2 8 9 "   D a t a T y p e = " T e x t C o n s t " > G r e e t i n g T e x t < / G r e e t i n g T e x t > +             < B o d y T e x t   E l e m e n t T y p e = " C o l u m n "   E l e m e n t I d = " 1 4 9 7 5 9 8 0 8 "   D a t a T y p e = " L a b e l " > B o d y T e x t < / B o d y T e x t > + 
+             < C l o s i n g T e x t   E l e m e n t T y p e = " C o l u m n "   E l e m e n t I d = " 5 1 2 1 3 5 9 0 9 "   D a t a T y p e = " L a b e l " > C l o s i n g T e x t < / C l o s i n g T e x t > + 
+             < G r e e t i n g T e x t   E l e m e n t T y p e = " C o l u m n "   E l e m e n t I d = " 1 1 7 5 2 7 9 2 8 9 "   D a t a T y p e = " L a b e l " > G r e e t i n g T e x t < / G r e e t i n g T e x t >   
          < / L e t t e r T e x t >   
@@ -6107,7 +6339,9 @@
  < / N a v W o r d R e p o r t X m l P a r t > 
 </file>
 
-<file path=customXml/item2.xml>��< ? x m l   v e r s i o n = " 1 . 0 "   e n c o d i n g = " u t f - 1 6 " ? > < N a v W o r d R e p o r t X m l P a r t   x m l n s = " u r n : m i c r o s o f t - d y n a m i c s - n a v / r e p o r t s / S t a n d a r d _ S t a t e m e n t / 1 3 1 6 / " > +<file path=customXml/item2.xml>��< ? x m l   v e r s i o n = " 1 . 0 "   e n c o d i n g = " u t f - 1 6 " ? > + 
+ < N a v W o r d R e p o r t X m l P a r t   x m l n s = " u r n : m i c r o s o f t - d y n a m i c s - n a v / r e p o r t s / S t a n d a r d _ S t a t e m e n t / 1 3 1 6 / " >   
      < B C R e p o r t I n f o r m a t i o n >   
@@ -6171,6 +6405,84 @@
  
          < / R e p o r t R e q u e s t >   
+         < C o m p a n y M e t a d a t a > + 
+             < C o m p a n y N a m e > C o m p a n y   N a m e < / C o m p a n y N a m e > + 
+             < C o m p a n y D i s p l a y N a m e > C o m p a n y   D i s p l a y   N a m e < / C o m p a n y D i s p l a y N a m e > + 
+             < C o m p a n y A d d r e s s L i n e s > + 
+                 < C o m p a n y A d d r e s s L i n e > C o m p a n y   A d d r e s s   L i n e   1 < / C o m p a n y A d d r e s s L i n e > + 
+                 < C o m p a n y A d d r e s s L i n e > C o m p a n y   A d d r e s s   L i n e   2 < / C o m p a n y A d d r e s s L i n e > + 
+                 < C o m p a n y A d d r e s s L i n e > C o m p a n y   A d d r e s s   L i n e   3 < / C o m p a n y A d d r e s s L i n e > + 
+                 < C o m p a n y A d d r e s s L i n e > C o m p a n y   A d d r e s s   L i n e   4 < / C o m p a n y A d d r e s s L i n e > + 
+                 < C o m p a n y A d d r e s s L i n e > C o m p a n y   A d d r e s s   L i n e   5 < / C o m p a n y A d d r e s s L i n e > + 
+                 < C o m p a n y A d d r e s s L i n e > C o m p a n y   A d d r e s s   L i n e   6 < / C o m p a n y A d d r e s s L i n e > + 
+                 < C o m p a n y A d d r e s s L i n e > C o m p a n y   A d d r e s s   L i n e   7 < / C o m p a n y A d d r e s s L i n e > + 
+                 < C o m p a n y A d d r e s s L i n e > C o m p a n y   A d d r e s s   L i n e   8 < / C o m p a n y A d d r e s s L i n e > + 
+             < / C o m p a n y A d d r e s s L i n e s > + 
+             < C o m p a n y P h o n e > C o m p a n y   P h o n e < / C o m p a n y P h o n e > + 
+             < C o m p a n y P h o n e C a p t i o n > C o m p a n y   P h o n e   C a p t i o n < / C o m p a n y P h o n e C a p t i o n > + 
+             < C o m p a n y F a x N o > C o m p a n y   F a x   N o . < / C o m p a n y F a x N o > + 
+             < C o m p a n y F a x N o C a p t i o n > C o m p a n y   F a x   N o .   C a p t i o n < / C o m p a n y F a x N o C a p t i o n > + 
+             < C o m p a n y E m a i l > C o m p a n y   E m a i l < / C o m p a n y E m a i l > + 
+             < C o m p a n y E m a i l C a p t i o n > C o m p a n y   E m a i l   C a p t i o n < / C o m p a n y E m a i l C a p t i o n > + 
+             < C o m p a n y H o m e P a g e > C o m p a n y   H o m e   P a g e < / C o m p a n y H o m e P a g e > + 
+             < C o m p a n y H o m e P a g e C a p t i o n > C o m p a n y   H o m e   P a g e   C a p t i o n < / C o m p a n y H o m e P a g e C a p t i o n > + 
+             < C o m p a n y L o g o > C o m p a n y   L o g o < / C o m p a n y L o g o > + 
+             < C o m p a n y V A T R e g i s t r a t i o n N o > C o m p a n y   V A T   R e g i s t r a t i o n   N o . < / C o m p a n y V A T R e g i s t r a t i o n N o > + 
+             < C o m p a n y V A T R e g i s t r a t i o n N o C a p t i o n > C o m p a n y   V A T   R e g i s t r a t i o n   N o .   C a p t i o n < / C o m p a n y V A T R e g i s t r a t i o n N o C a p t i o n > + 
+             < C o m p a n y R e g i s t r a t i o n N o > C o m p a n y   R e g i s t r a t i o n   N o . < / C o m p a n y R e g i s t r a t i o n N o > + 
+             < C o m p a n y R e g i s t r a t i o n N o C a p t i o n > C o m p a n y   R e g i s t r a t i o n   N o .   C a p t i o n < / C o m p a n y R e g i s t r a t i o n N o C a p t i o n > + 
+             < C o m p a n y B a n k N a m e > C o m p a n y   B a n k   N a m e < / C o m p a n y B a n k N a m e > + 
+             < C o m p a n y B a n k N a m e C a p t i o n > C o m p a n y   B a n k   N a m e   C a p t i o n < / C o m p a n y B a n k N a m e C a p t i o n > + 
+             < C o m p a n y B a n k A c c o u n t N o > C o m p a n y   B a n k   A c c o u n t   N o . < / C o m p a n y B a n k A c c o u n t N o > + 
+             < C o m p a n y B a n k A c c o u n t N o C a p t i o n > C o m p a n y   B a n k   A c c o u n t   N o .   C a p t i o n < / C o m p a n y B a n k A c c o u n t N o C a p t i o n > + 
+             < C o m p a n y B a n k B r a n c h N o > C o m p a n y   B a n k   B r a n c h   N o . < / C o m p a n y B a n k B r a n c h N o > + 
+             < C o m p a n y B a n k B r a n c h N o C a p t i o n > C o m p a n y   B a n k   B r a n c h   N o .   C a p t i o n < / C o m p a n y B a n k B r a n c h N o C a p t i o n > + 
+             < C o m p a n y I B A N > C o m p a n y   I B A N < / C o m p a n y I B A N > + 
+             < C o m p a n y I B A N C a p t i o n > C o m p a n y   I B A N   C a p t i o n < / C o m p a n y I B A N C a p t i o n > + 
+             < C o m p a n y B a n k S W I F T > C o m p a n y   B a n k   S W I F T < / C o m p a n y B a n k S W I F T > + 
+             < C o m p a n y B a n k S W I F T C a p t i o n > C o m p a n y   B a n k   S W I F T   C a p t i o n < / C o m p a n y B a n k S W I F T C a p t i o n > + 
+             < C o m p a n y G i r o N o > C o m p a n y   G i r o   N o . < / C o m p a n y G i r o N o > + 
+             < C o m p a n y G i r o N o C a p t i o n > C o m p a n y   G i r o   N o .   C a p t i o n < / C o m p a n y G i r o N o C a p t i o n > + 
+         < / C o m p a n y M e t a d a t a > + 
      < / B C R e p o r t I n f o r m a t i o n >   
      < C u s t o m e r > @@ -6203,11 +6515,11 @@
  
              < C o m p a n y A d d r 8 > C o m p a n y A d d r 8 < / C o m p a n y A d d r 8 >   
-             < C o m p a n y I n f o 1 P i c t u r e / > - 
-             < C o m p a n y I n f o 2 P i c t u r e / > - 
-             < C o m p a n y I n f o 3 P i c t u r e / > +             < C o m p a n y I n f o 1 P i c t u r e   / > + 
+             < C o m p a n y I n f o 2 P i c t u r e   / > + 
+             < C o m p a n y I n f o 3 P i c t u r e   / >   
              < C o m p a n y I n f o E m a i l > C o m p a n y I n f o E m a i l < / C o m p a n y I n f o E m a i l >   
@@ -6221,7 +6533,7 @@
  
              < C o m p a n y L e g a l O f f i c e _ L b l > C o m p a n y L e g a l O f f i c e _ L b l < / C o m p a n y L e g a l O f f i c e _ L b l >   
-             < C o m p a n y P i c t u r e / > +             < C o m p a n y P i c t u r e   / >   
              < C u r r R e p o r t P a g e N o C a p t i o n > C u r r R e p o r t P a g e N o C a p t i o n < / C u r r R e p o r t P a g e N o C a p t i o n >   
@@ -6407,7 +6719,7 @@
  
              < A g i n g B a n d V i s i b l e >   
-                 < A g i n g C u s t L e d g E n t r y / > +                 < A g i n g C u s t L e d g E n t r y   / >   
                  < A g i n g B a n d L o o p >   

--- a/src/Layers/W1/BaseApp/Sales/Customer/StandardStatementBody.docx
+++ b/src/Layers/W1/BaseApp/Sales/Customer/StandardStatementBody.docx
@@ -5760,6 +5760,8 @@
  
              < R e p o r t N a m e > R e p o r t   N a m e < / R e p o r t N a m e >   
+             < R e p o r t C a p t i o n > R e p o r t   C a p t i o n < / R e p o r t C a p t i o n > + 
              < A b o u t T h i s R e p o r t T i t l e > A b o u t   T h i s   R e p o r t   T i t l e < / A b o u t T h i s R e p o r t T i t l e >   
              < A b o u t T h i s R e p o r t T e x t > A b o u t   T h i s   R e p o r t   T e x t < / A b o u t T h i s R e p o r t T e x t > @@ -5814,21 +5816,21 @@
  
              < C o m p a n y A d d r e s s L i n e s >   
-                 < C o m p a n y A d d r e s s L i n e > C o m p a n y   A d d r e s s   L i n e   1 < / C o m p a n y A d d r e s s L i n e > - 
-                 < C o m p a n y A d d r e s s L i n e > C o m p a n y   A d d r e s s   L i n e   2 < / C o m p a n y A d d r e s s L i n e > - 
-                 < C o m p a n y A d d r e s s L i n e > C o m p a n y   A d d r e s s   L i n e   3 < / C o m p a n y A d d r e s s L i n e > - 
-                 < C o m p a n y A d d r e s s L i n e > C o m p a n y   A d d r e s s   L i n e   4 < / C o m p a n y A d d r e s s L i n e > - 
-                 < C o m p a n y A d d r e s s L i n e > C o m p a n y   A d d r e s s   L i n e   5 < / C o m p a n y A d d r e s s L i n e > - 
-                 < C o m p a n y A d d r e s s L i n e > C o m p a n y   A d d r e s s   L i n e   6 < / C o m p a n y A d d r e s s L i n e > - 
-                 < C o m p a n y A d d r e s s L i n e > C o m p a n y   A d d r e s s   L i n e   7 < / C o m p a n y A d d r e s s L i n e > - 
-                 < C o m p a n y A d d r e s s L i n e > C o m p a n y   A d d r e s s   L i n e   8 < / C o m p a n y A d d r e s s L i n e > +                 < C o m p a n y A d d r e s s L i n e 1 > C o m p a n y   A d d r e s s   L i n e   1 < / C o m p a n y A d d r e s s L i n e 1 > + 
+                 < C o m p a n y A d d r e s s L i n e 2 > C o m p a n y   A d d r e s s   L i n e   2 < / C o m p a n y A d d r e s s L i n e 2 > + 
+                 < C o m p a n y A d d r e s s L i n e 3 > C o m p a n y   A d d r e s s   L i n e   3 < / C o m p a n y A d d r e s s L i n e 3 > + 
+                 < C o m p a n y A d d r e s s L i n e 4 > C o m p a n y   A d d r e s s   L i n e   4 < / C o m p a n y A d d r e s s L i n e 4 > + 
+                 < C o m p a n y A d d r e s s L i n e 5 > C o m p a n y   A d d r e s s   L i n e   5 < / C o m p a n y A d d r e s s L i n e 5 > + 
+                 < C o m p a n y A d d r e s s L i n e 6 > C o m p a n y   A d d r e s s   L i n e   6 < / C o m p a n y A d d r e s s L i n e 6 > + 
+                 < C o m p a n y A d d r e s s L i n e 7 > C o m p a n y   A d d r e s s   L i n e   7 < / C o m p a n y A d d r e s s L i n e 7 > + 
+                 < C o m p a n y A d d r e s s L i n e 8 > C o m p a n y   A d d r e s s   L i n e   8 < / C o m p a n y A d d r e s s L i n e 8 >   
              < / C o m p a n y A d d r e s s L i n e s >   
@@ -6359,6 +6361,8 @@
  
              < R e p o r t N a m e > R e p o r t   N a m e < / R e p o r t N a m e >   
+             < R e p o r t C a p t i o n > R e p o r t   C a p t i o n < / R e p o r t C a p t i o n > + 
              < A b o u t T h i s R e p o r t T i t l e > A b o u t   T h i s   R e p o r t   T i t l e < / A b o u t T h i s R e p o r t T i t l e >   
              < A b o u t T h i s R e p o r t T e x t > A b o u t   T h i s   R e p o r t   T e x t < / A b o u t T h i s R e p o r t T e x t > @@ -6413,21 +6417,21 @@
  
              < C o m p a n y A d d r e s s L i n e s >   
-                 < C o m p a n y A d d r e s s L i n e > C o m p a n y   A d d r e s s   L i n e   1 < / C o m p a n y A d d r e s s L i n e > - 
-                 < C o m p a n y A d d r e s s L i n e > C o m p a n y   A d d r e s s   L i n e   2 < / C o m p a n y A d d r e s s L i n e > - 
-                 < C o m p a n y A d d r e s s L i n e > C o m p a n y   A d d r e s s   L i n e   3 < / C o m p a n y A d d r e s s L i n e > - 
-                 < C o m p a n y A d d r e s s L i n e > C o m p a n y   A d d r e s s   L i n e   4 < / C o m p a n y A d d r e s s L i n e > - 
-                 < C o m p a n y A d d r e s s L i n e > C o m p a n y   A d d r e s s   L i n e   5 < / C o m p a n y A d d r e s s L i n e > - 
-                 < C o m p a n y A d d r e s s L i n e > C o m p a n y   A d d r e s s   L i n e   6 < / C o m p a n y A d d r e s s L i n e > - 
-                 < C o m p a n y A d d r e s s L i n e > C o m p a n y   A d d r e s s   L i n e   7 < / C o m p a n y A d d r e s s L i n e > - 
-                 < C o m p a n y A d d r e s s L i n e > C o m p a n y   A d d r e s s   L i n e   8 < / C o m p a n y A d d r e s s L i n e > +                 < C o m p a n y A d d r e s s L i n e 1 > C o m p a n y   A d d r e s s   L i n e   1 < / C o m p a n y A d d r e s s L i n e 1 > + 
+                 < C o m p a n y A d d r e s s L i n e 2 > C o m p a n y   A d d r e s s   L i n e   2 < / C o m p a n y A d d r e s s L i n e 2 > + 
+                 < C o m p a n y A d d r e s s L i n e 3 > C o m p a n y   A d d r e s s   L i n e   3 < / C o m p a n y A d d r e s s L i n e 3 > + 
+                 < C o m p a n y A d d r e s s L i n e 4 > C o m p a n y   A d d r e s s   L i n e   4 < / C o m p a n y A d d r e s s L i n e 4 > + 
+                 < C o m p a n y A d d r e s s L i n e 5 > C o m p a n y   A d d r e s s   L i n e   5 < / C o m p a n y A d d r e s s L i n e 5 > + 
+                 < C o m p a n y A d d r e s s L i n e 6 > C o m p a n y   A d d r e s s   L i n e   6 < / C o m p a n y A d d r e s s L i n e 6 > + 
+                 < C o m p a n y A d d r e s s L i n e 7 > C o m p a n y   A d d r e s s   L i n e   7 < / C o m p a n y A d d r e s s L i n e 7 > + 
+                 < C o m p a n y A d d r e s s L i n e 8 > C o m p a n y   A d d r e s s   L i n e   8 < / C o m p a n y A d d r e s s L i n e 8 >   
              < / C o m p a n y A d d r e s s L i n e s >   
